--- a/data/outputs/v2/Physics/SS2.1_Properties_of_Waves/Physics_Properties_of_Waves_CBE_LessonSequence.docx
+++ b/data/outputs/v2/Physics/SS2.1_Properties_of_Waves/Physics_Properties_of_Waves_CBE_LessonSequence.docx
@@ -3832,32 +3832,32 @@
         <w:tc>
           <w:tcPr>
             <w:tcW w:type="dxa" w:w="1520"/>
-            <w:shd w:fill="F2F2F2" w:color="auto" w:val="clear"/>
-            <w:tcMar>
-              <w:top w:type="dxa" w:w="60"/>
-              <w:left w:type="dxa" w:w="120"/>
-              <w:bottom w:type="dxa" w:w="60"/>
-              <w:right w:type="dxa" w:w="120"/>
-            </w:tcMar>
-            <w:vAlign w:val="top"/>
-          </w:tcPr>
-          <w:p>
-            <w:pPr>
-              <w:spacing w:after="40" w:before="0"/>
-              <w:jc w:val="left"/>
-            </w:pPr>
-            <w:r>
-              <w:rPr>
-                <w:rFonts w:ascii="Arial" w:cs="Arial" w:eastAsia="Arial" w:hAnsi="Arial"/>
-                <w:b/>
-                <w:bCs/>
-                <w:i w:val="false"/>
-                <w:iCs w:val="false"/>
-                <w:color w:val="000000"/>
-                <w:sz w:val="18"/>
-                <w:szCs w:val="18"/>
-              </w:rPr>
-              <w:t xml:space="preserve">Phase 1 — Predict: Encounter the Phenomenon</w:t>
+            <w:shd w:fill="EAD1F5" w:color="auto" w:val="clear"/>
+            <w:tcMar>
+              <w:top w:type="dxa" w:w="60"/>
+              <w:left w:type="dxa" w:w="120"/>
+              <w:bottom w:type="dxa" w:w="60"/>
+              <w:right w:type="dxa" w:w="120"/>
+            </w:tcMar>
+            <w:vAlign w:val="top"/>
+          </w:tcPr>
+          <w:p>
+            <w:pPr>
+              <w:spacing w:after="40" w:before="0"/>
+              <w:jc w:val="left"/>
+            </w:pPr>
+            <w:r>
+              <w:rPr>
+                <w:rFonts w:ascii="Arial" w:cs="Arial" w:eastAsia="Arial" w:hAnsi="Arial"/>
+                <w:b/>
+                <w:bCs/>
+                <w:i w:val="false"/>
+                <w:iCs w:val="false"/>
+                <w:color w:val="000000"/>
+                <w:sz w:val="18"/>
+                <w:szCs w:val="18"/>
+              </w:rPr>
+              <w:t xml:space="preserve">Predict Phase</w:t>
             </w:r>
           </w:p>
           <w:p>
@@ -3880,7 +3880,7 @@
             <w:pPr>
               <w:spacing w:after="20" w:before="0"/>
             </w:pPr>
-            <w:hyperlink w:history="1" r:id="rId6-odkntmd-qg_sf0cgx1g">
+            <w:hyperlink w:history="1" r:id="rId-nmxlfogs-v3dp7xvkncp">
               <w:r>
                 <w:rPr>
                   <w:rFonts w:ascii="Arial" w:cs="Arial" w:eastAsia="Arial" w:hAnsi="Arial"/>
@@ -3913,7 +3913,7 @@
               <w:spacing w:after="10" w:before="0"/>
               <w:ind w:left="120"/>
             </w:pPr>
-            <w:hyperlink w:history="1" r:id="rId1cygycmatbxl6bgeskbfw">
+            <w:hyperlink w:history="1" r:id="rIdhmuizcrgpzjz2hvpq-dzm">
               <w:r>
                 <w:rPr>
                   <w:rFonts w:ascii="Arial" w:cs="Arial" w:eastAsia="Arial" w:hAnsi="Arial"/>
@@ -3958,7 +3958,7 @@
             <w:pPr>
               <w:spacing w:after="20" w:before="0"/>
             </w:pPr>
-            <w:hyperlink w:history="1" r:id="rIdig2s1r-jtpc2jav9hxpna">
+            <w:hyperlink w:history="1" r:id="rIdvh3m7ghpr68emnc093iff">
               <w:r>
                 <w:rPr>
                   <w:rFonts w:ascii="Arial" w:cs="Arial" w:eastAsia="Arial" w:hAnsi="Arial"/>
@@ -3991,7 +3991,7 @@
               <w:spacing w:after="10" w:before="0"/>
               <w:ind w:left="120"/>
             </w:pPr>
-            <w:hyperlink w:history="1" r:id="rIdsvowwcgtdbvwmgmfyyust">
+            <w:hyperlink w:history="1" r:id="rIdi7i9p3aykclrounqnhcnk">
               <w:r>
                 <w:rPr>
                   <w:rFonts w:ascii="Arial" w:cs="Arial" w:eastAsia="Arial" w:hAnsi="Arial"/>
@@ -4290,32 +4290,32 @@
         <w:tc>
           <w:tcPr>
             <w:tcW w:type="dxa" w:w="1520"/>
-            <w:shd w:fill="F2F2F2" w:color="auto" w:val="clear"/>
-            <w:tcMar>
-              <w:top w:type="dxa" w:w="60"/>
-              <w:left w:type="dxa" w:w="120"/>
-              <w:bottom w:type="dxa" w:w="60"/>
-              <w:right w:type="dxa" w:w="120"/>
-            </w:tcMar>
-            <w:vAlign w:val="top"/>
-          </w:tcPr>
-          <w:p>
-            <w:pPr>
-              <w:spacing w:after="40" w:before="0"/>
-              <w:jc w:val="left"/>
-            </w:pPr>
-            <w:r>
-              <w:rPr>
-                <w:rFonts w:ascii="Arial" w:cs="Arial" w:eastAsia="Arial" w:hAnsi="Arial"/>
-                <w:b/>
-                <w:bCs/>
-                <w:i w:val="false"/>
-                <w:iCs w:val="false"/>
-                <w:color w:val="000000"/>
-                <w:sz w:val="18"/>
-                <w:szCs w:val="18"/>
-              </w:rPr>
-              <w:t xml:space="preserve">Phase 2 — Observe: Stimulus Evidence Gathering</w:t>
+            <w:shd w:fill="D9EEF1" w:color="auto" w:val="clear"/>
+            <w:tcMar>
+              <w:top w:type="dxa" w:w="60"/>
+              <w:left w:type="dxa" w:w="120"/>
+              <w:bottom w:type="dxa" w:w="60"/>
+              <w:right w:type="dxa" w:w="120"/>
+            </w:tcMar>
+            <w:vAlign w:val="top"/>
+          </w:tcPr>
+          <w:p>
+            <w:pPr>
+              <w:spacing w:after="40" w:before="0"/>
+              <w:jc w:val="left"/>
+            </w:pPr>
+            <w:r>
+              <w:rPr>
+                <w:rFonts w:ascii="Arial" w:cs="Arial" w:eastAsia="Arial" w:hAnsi="Arial"/>
+                <w:b/>
+                <w:bCs/>
+                <w:i w:val="false"/>
+                <w:iCs w:val="false"/>
+                <w:color w:val="000000"/>
+                <w:sz w:val="18"/>
+                <w:szCs w:val="18"/>
+              </w:rPr>
+              <w:t xml:space="preserve">Observe Phase</w:t>
             </w:r>
           </w:p>
           <w:p>
@@ -4338,7 +4338,7 @@
             <w:pPr>
               <w:spacing w:after="20" w:before="0"/>
             </w:pPr>
-            <w:hyperlink w:history="1" r:id="rIdbzicsd6-9ctxepljz6w0i">
+            <w:hyperlink w:history="1" r:id="rId7taobmq7g7uqwvn6aval_">
               <w:r>
                 <w:rPr>
                   <w:rFonts w:ascii="Arial" w:cs="Arial" w:eastAsia="Arial" w:hAnsi="Arial"/>
@@ -4371,7 +4371,7 @@
               <w:spacing w:after="10" w:before="0"/>
               <w:ind w:left="120"/>
             </w:pPr>
-            <w:hyperlink w:history="1" r:id="rIdangqigqjzrs8ifoldlwr9">
+            <w:hyperlink w:history="1" r:id="rIddupa7lctwoifk7uxljdzt">
               <w:r>
                 <w:rPr>
                   <w:rFonts w:ascii="Arial" w:cs="Arial" w:eastAsia="Arial" w:hAnsi="Arial"/>
@@ -4416,7 +4416,7 @@
             <w:pPr>
               <w:spacing w:after="20" w:before="0"/>
             </w:pPr>
-            <w:hyperlink w:history="1" r:id="rIdif3xdj2-a1nfj8s2kukmx">
+            <w:hyperlink w:history="1" r:id="rIdgyme9rfvn9iu3pr9avbri">
               <w:r>
                 <w:rPr>
                   <w:rFonts w:ascii="Arial" w:cs="Arial" w:eastAsia="Arial" w:hAnsi="Arial"/>
@@ -4449,7 +4449,7 @@
               <w:spacing w:after="10" w:before="0"/>
               <w:ind w:left="120"/>
             </w:pPr>
-            <w:hyperlink w:history="1" r:id="rId22dkjrxtinyn49-apgcr8">
+            <w:hyperlink w:history="1" r:id="rIdsevjcmvidfazwd9tlrjxw">
               <w:r>
                 <w:rPr>
                   <w:rFonts w:ascii="Arial" w:cs="Arial" w:eastAsia="Arial" w:hAnsi="Arial"/>
@@ -4748,32 +4748,32 @@
         <w:tc>
           <w:tcPr>
             <w:tcW w:type="dxa" w:w="1520"/>
-            <w:shd w:fill="F2F2F2" w:color="auto" w:val="clear"/>
-            <w:tcMar>
-              <w:top w:type="dxa" w:w="60"/>
-              <w:left w:type="dxa" w:w="120"/>
-              <w:bottom w:type="dxa" w:w="60"/>
-              <w:right w:type="dxa" w:w="120"/>
-            </w:tcMar>
-            <w:vAlign w:val="top"/>
-          </w:tcPr>
-          <w:p>
-            <w:pPr>
-              <w:spacing w:after="40" w:before="0"/>
-              <w:jc w:val="left"/>
-            </w:pPr>
-            <w:r>
-              <w:rPr>
-                <w:rFonts w:ascii="Arial" w:cs="Arial" w:eastAsia="Arial" w:hAnsi="Arial"/>
-                <w:b/>
-                <w:bCs/>
-                <w:i w:val="false"/>
-                <w:iCs w:val="false"/>
-                <w:color w:val="000000"/>
-                <w:sz w:val="18"/>
-                <w:szCs w:val="18"/>
-              </w:rPr>
-              <w:t xml:space="preserve">Phase 3 — Explain: Initial Sensemaking Discussion</w:t>
+            <w:shd w:fill="E2EFDA" w:color="auto" w:val="clear"/>
+            <w:tcMar>
+              <w:top w:type="dxa" w:w="60"/>
+              <w:left w:type="dxa" w:w="120"/>
+              <w:bottom w:type="dxa" w:w="60"/>
+              <w:right w:type="dxa" w:w="120"/>
+            </w:tcMar>
+            <w:vAlign w:val="top"/>
+          </w:tcPr>
+          <w:p>
+            <w:pPr>
+              <w:spacing w:after="40" w:before="0"/>
+              <w:jc w:val="left"/>
+            </w:pPr>
+            <w:r>
+              <w:rPr>
+                <w:rFonts w:ascii="Arial" w:cs="Arial" w:eastAsia="Arial" w:hAnsi="Arial"/>
+                <w:b/>
+                <w:bCs/>
+                <w:i w:val="false"/>
+                <w:iCs w:val="false"/>
+                <w:color w:val="000000"/>
+                <w:sz w:val="18"/>
+                <w:szCs w:val="18"/>
+              </w:rPr>
+              <w:t xml:space="preserve">Explain Phase</w:t>
             </w:r>
           </w:p>
           <w:p>
@@ -4796,7 +4796,7 @@
             <w:pPr>
               <w:spacing w:after="20" w:before="0"/>
             </w:pPr>
-            <w:hyperlink w:history="1" r:id="rIdyufh9un3x3vsbllid2uhm">
+            <w:hyperlink w:history="1" r:id="rIdgntcydesywibt-5t0rvtf">
               <w:r>
                 <w:rPr>
                   <w:rFonts w:ascii="Arial" w:cs="Arial" w:eastAsia="Arial" w:hAnsi="Arial"/>
@@ -4829,7 +4829,7 @@
               <w:spacing w:after="10" w:before="0"/>
               <w:ind w:left="120"/>
             </w:pPr>
-            <w:hyperlink w:history="1" r:id="rIdtwuhorndxfhiedbspnbaq">
+            <w:hyperlink w:history="1" r:id="rId4yjti4idxxrxe3xkqjitk">
               <w:r>
                 <w:rPr>
                   <w:rFonts w:ascii="Arial" w:cs="Arial" w:eastAsia="Arial" w:hAnsi="Arial"/>
@@ -4874,7 +4874,7 @@
             <w:pPr>
               <w:spacing w:after="20" w:before="0"/>
             </w:pPr>
-            <w:hyperlink w:history="1" r:id="rIdd57dhcnc0wqvpe_y7i0hq">
+            <w:hyperlink w:history="1" r:id="rIdhjh_68l4wtttuiasjyig1">
               <w:r>
                 <w:rPr>
                   <w:rFonts w:ascii="Arial" w:cs="Arial" w:eastAsia="Arial" w:hAnsi="Arial"/>
@@ -4907,7 +4907,7 @@
               <w:spacing w:after="10" w:before="0"/>
               <w:ind w:left="120"/>
             </w:pPr>
-            <w:hyperlink w:history="1" r:id="rIdsfojtwe9y4slrnkra8mma">
+            <w:hyperlink w:history="1" r:id="rIdfxq1cuka5wa2ilvkgzidh">
               <w:r>
                 <w:rPr>
                   <w:rFonts w:ascii="Arial" w:cs="Arial" w:eastAsia="Arial" w:hAnsi="Arial"/>
@@ -5206,32 +5206,32 @@
         <w:tc>
           <w:tcPr>
             <w:tcW w:type="dxa" w:w="1520"/>
-            <w:shd w:fill="F2F2F2" w:color="auto" w:val="clear"/>
-            <w:tcMar>
-              <w:top w:type="dxa" w:w="60"/>
-              <w:left w:type="dxa" w:w="120"/>
-              <w:bottom w:type="dxa" w:w="60"/>
-              <w:right w:type="dxa" w:w="120"/>
-            </w:tcMar>
-            <w:vAlign w:val="top"/>
-          </w:tcPr>
-          <w:p>
-            <w:pPr>
-              <w:spacing w:after="40" w:before="0"/>
-              <w:jc w:val="left"/>
-            </w:pPr>
-            <w:r>
-              <w:rPr>
-                <w:rFonts w:ascii="Arial" w:cs="Arial" w:eastAsia="Arial" w:hAnsi="Arial"/>
-                <w:b/>
-                <w:bCs/>
-                <w:i w:val="false"/>
-                <w:iCs w:val="false"/>
-                <w:color w:val="000000"/>
-                <w:sz w:val="18"/>
-                <w:szCs w:val="18"/>
-              </w:rPr>
-              <w:t xml:space="preserve">Phase 4 — Driving Question Board (DQB) Creation</w:t>
+            <w:shd w:fill="FCE4D6" w:color="auto" w:val="clear"/>
+            <w:tcMar>
+              <w:top w:type="dxa" w:w="60"/>
+              <w:left w:type="dxa" w:w="120"/>
+              <w:bottom w:type="dxa" w:w="60"/>
+              <w:right w:type="dxa" w:w="120"/>
+            </w:tcMar>
+            <w:vAlign w:val="top"/>
+          </w:tcPr>
+          <w:p>
+            <w:pPr>
+              <w:spacing w:after="40" w:before="0"/>
+              <w:jc w:val="left"/>
+            </w:pPr>
+            <w:r>
+              <w:rPr>
+                <w:rFonts w:ascii="Arial" w:cs="Arial" w:eastAsia="Arial" w:hAnsi="Arial"/>
+                <w:b/>
+                <w:bCs/>
+                <w:i w:val="false"/>
+                <w:iCs w:val="false"/>
+                <w:color w:val="000000"/>
+                <w:sz w:val="18"/>
+                <w:szCs w:val="18"/>
+              </w:rPr>
+              <w:t xml:space="preserve">Driving Question Board (DQB) Creation</w:t>
             </w:r>
           </w:p>
           <w:p>
@@ -5254,7 +5254,7 @@
             <w:pPr>
               <w:spacing w:after="20" w:before="0"/>
             </w:pPr>
-            <w:hyperlink w:history="1" r:id="rIdyf2rmp_lxbkd9s96we1ct">
+            <w:hyperlink w:history="1" r:id="rId6pd_erwimumo6ja7xhj1y">
               <w:r>
                 <w:rPr>
                   <w:rFonts w:ascii="Arial" w:cs="Arial" w:eastAsia="Arial" w:hAnsi="Arial"/>
@@ -5287,7 +5287,7 @@
               <w:spacing w:after="10" w:before="0"/>
               <w:ind w:left="120"/>
             </w:pPr>
-            <w:hyperlink w:history="1" r:id="rIdvtdk3v8hza2zttweqjrb_">
+            <w:hyperlink w:history="1" r:id="rIdlnayj_jqk3bkiwaa32uef">
               <w:r>
                 <w:rPr>
                   <w:rFonts w:ascii="Arial" w:cs="Arial" w:eastAsia="Arial" w:hAnsi="Arial"/>
@@ -5332,7 +5332,7 @@
             <w:pPr>
               <w:spacing w:after="20" w:before="0"/>
             </w:pPr>
-            <w:hyperlink w:history="1" r:id="rIdj3qzywz2ak0xnweciun3u">
+            <w:hyperlink w:history="1" r:id="rIdwidts3pqtrnwfb1csag7k">
               <w:r>
                 <w:rPr>
                   <w:rFonts w:ascii="Arial" w:cs="Arial" w:eastAsia="Arial" w:hAnsi="Arial"/>
@@ -5365,7 +5365,7 @@
               <w:spacing w:after="10" w:before="0"/>
               <w:ind w:left="120"/>
             </w:pPr>
-            <w:hyperlink w:history="1" r:id="rIdhttowdgfwsmpe4t7hdmfl">
+            <w:hyperlink w:history="1" r:id="rIdn7us4ywv1rlpp1e8qe0ny">
               <w:r>
                 <w:rPr>
                   <w:rFonts w:ascii="Arial" w:cs="Arial" w:eastAsia="Arial" w:hAnsi="Arial"/>
@@ -5702,32 +5702,32 @@
         <w:tc>
           <w:tcPr>
             <w:tcW w:type="dxa" w:w="1520"/>
-            <w:shd w:fill="F2F2F2" w:color="auto" w:val="clear"/>
-            <w:tcMar>
-              <w:top w:type="dxa" w:w="60"/>
-              <w:left w:type="dxa" w:w="120"/>
-              <w:bottom w:type="dxa" w:w="60"/>
-              <w:right w:type="dxa" w:w="120"/>
-            </w:tcMar>
-            <w:vAlign w:val="top"/>
-          </w:tcPr>
-          <w:p>
-            <w:pPr>
-              <w:spacing w:after="40" w:before="0"/>
-              <w:jc w:val="left"/>
-            </w:pPr>
-            <w:r>
-              <w:rPr>
-                <w:rFonts w:ascii="Arial" w:cs="Arial" w:eastAsia="Arial" w:hAnsi="Arial"/>
-                <w:b/>
-                <w:bCs/>
-                <w:i w:val="false"/>
-                <w:iCs w:val="false"/>
-                <w:color w:val="000000"/>
-                <w:sz w:val="18"/>
-                <w:szCs w:val="18"/>
-              </w:rPr>
-              <w:t xml:space="preserve">Phase 5 — Model Building: Initial Personal Wave Model</w:t>
+            <w:shd w:fill="D5E8F0" w:color="auto" w:val="clear"/>
+            <w:tcMar>
+              <w:top w:type="dxa" w:w="60"/>
+              <w:left w:type="dxa" w:w="120"/>
+              <w:bottom w:type="dxa" w:w="60"/>
+              <w:right w:type="dxa" w:w="120"/>
+            </w:tcMar>
+            <w:vAlign w:val="top"/>
+          </w:tcPr>
+          <w:p>
+            <w:pPr>
+              <w:spacing w:after="40" w:before="0"/>
+              <w:jc w:val="left"/>
+            </w:pPr>
+            <w:r>
+              <w:rPr>
+                <w:rFonts w:ascii="Arial" w:cs="Arial" w:eastAsia="Arial" w:hAnsi="Arial"/>
+                <w:b/>
+                <w:bCs/>
+                <w:i w:val="false"/>
+                <w:iCs w:val="false"/>
+                <w:color w:val="000000"/>
+                <w:sz w:val="18"/>
+                <w:szCs w:val="18"/>
+              </w:rPr>
+              <w:t xml:space="preserve">Model Building Phase</w:t>
             </w:r>
           </w:p>
           <w:p>
@@ -5750,7 +5750,7 @@
             <w:pPr>
               <w:spacing w:after="20" w:before="0"/>
             </w:pPr>
-            <w:hyperlink w:history="1" r:id="rIdn_r4idvlqzo4hnlrlw7zs">
+            <w:hyperlink w:history="1" r:id="rIdrwbhqbnthilbdzagiuzhs">
               <w:r>
                 <w:rPr>
                   <w:rFonts w:ascii="Arial" w:cs="Arial" w:eastAsia="Arial" w:hAnsi="Arial"/>
@@ -5783,7 +5783,7 @@
               <w:spacing w:after="10" w:before="0"/>
               <w:ind w:left="120"/>
             </w:pPr>
-            <w:hyperlink w:history="1" r:id="rIdut-ibdygxt7eikifxrb3g">
+            <w:hyperlink w:history="1" r:id="rId0ccqekxzjmbivn_y2ivf8">
               <w:r>
                 <w:rPr>
                   <w:rFonts w:ascii="Arial" w:cs="Arial" w:eastAsia="Arial" w:hAnsi="Arial"/>
@@ -5828,7 +5828,7 @@
             <w:pPr>
               <w:spacing w:after="20" w:before="0"/>
             </w:pPr>
-            <w:hyperlink w:history="1" r:id="rIdrjr3i86ej3ynphber4mfe">
+            <w:hyperlink w:history="1" r:id="rId7leuyxgfgpvnbjh6usxcx">
               <w:r>
                 <w:rPr>
                   <w:rFonts w:ascii="Arial" w:cs="Arial" w:eastAsia="Arial" w:hAnsi="Arial"/>
@@ -5861,7 +5861,7 @@
               <w:spacing w:after="10" w:before="0"/>
               <w:ind w:left="120"/>
             </w:pPr>
-            <w:hyperlink w:history="1" r:id="rIdunj1ayaezoyfy6bdquftv">
+            <w:hyperlink w:history="1" r:id="rIdbqpka1l9eji5qwoosuykb">
               <w:r>
                 <w:rPr>
                   <w:rFonts w:ascii="Arial" w:cs="Arial" w:eastAsia="Arial" w:hAnsi="Arial"/>
@@ -7414,32 +7414,32 @@
         <w:tc>
           <w:tcPr>
             <w:tcW w:type="dxa" w:w="1520"/>
-            <w:shd w:fill="F2F2F2" w:color="auto" w:val="clear"/>
-            <w:tcMar>
-              <w:top w:type="dxa" w:w="60"/>
-              <w:left w:type="dxa" w:w="120"/>
-              <w:bottom w:type="dxa" w:w="60"/>
-              <w:right w:type="dxa" w:w="120"/>
-            </w:tcMar>
-            <w:vAlign w:val="top"/>
-          </w:tcPr>
-          <w:p>
-            <w:pPr>
-              <w:spacing w:after="40" w:before="0"/>
-              <w:jc w:val="left"/>
-            </w:pPr>
-            <w:r>
-              <w:rPr>
-                <w:rFonts w:ascii="Arial" w:cs="Arial" w:eastAsia="Arial" w:hAnsi="Arial"/>
-                <w:b/>
-                <w:bCs/>
-                <w:i w:val="false"/>
-                <w:iCs w:val="false"/>
-                <w:color w:val="000000"/>
-                <w:sz w:val="18"/>
-                <w:szCs w:val="18"/>
-              </w:rPr>
-              <w:t xml:space="preserve">Phase 1 — Predict</w:t>
+            <w:shd w:fill="EAD1F5" w:color="auto" w:val="clear"/>
+            <w:tcMar>
+              <w:top w:type="dxa" w:w="60"/>
+              <w:left w:type="dxa" w:w="120"/>
+              <w:bottom w:type="dxa" w:w="60"/>
+              <w:right w:type="dxa" w:w="120"/>
+            </w:tcMar>
+            <w:vAlign w:val="top"/>
+          </w:tcPr>
+          <w:p>
+            <w:pPr>
+              <w:spacing w:after="40" w:before="0"/>
+              <w:jc w:val="left"/>
+            </w:pPr>
+            <w:r>
+              <w:rPr>
+                <w:rFonts w:ascii="Arial" w:cs="Arial" w:eastAsia="Arial" w:hAnsi="Arial"/>
+                <w:b/>
+                <w:bCs/>
+                <w:i w:val="false"/>
+                <w:iCs w:val="false"/>
+                <w:color w:val="000000"/>
+                <w:sz w:val="18"/>
+                <w:szCs w:val="18"/>
+              </w:rPr>
+              <w:t xml:space="preserve">Predict Phase</w:t>
             </w:r>
           </w:p>
           <w:p>
@@ -7462,7 +7462,7 @@
             <w:pPr>
               <w:spacing w:after="20" w:before="0"/>
             </w:pPr>
-            <w:hyperlink w:history="1" r:id="rIdkcbccchzczfs3rpajznk-">
+            <w:hyperlink w:history="1" r:id="rIdrwzake4ozzcct5-guuxqf">
               <w:r>
                 <w:rPr>
                   <w:rFonts w:ascii="Arial" w:cs="Arial" w:eastAsia="Arial" w:hAnsi="Arial"/>
@@ -7495,7 +7495,7 @@
               <w:spacing w:after="10" w:before="0"/>
               <w:ind w:left="120"/>
             </w:pPr>
-            <w:hyperlink w:history="1" r:id="rId-fvo8xb9c95ebp435mynf">
+            <w:hyperlink w:history="1" r:id="rId7f7vptobj1tnpchl7emnm">
               <w:r>
                 <w:rPr>
                   <w:rFonts w:ascii="Arial" w:cs="Arial" w:eastAsia="Arial" w:hAnsi="Arial"/>
@@ -7540,7 +7540,7 @@
             <w:pPr>
               <w:spacing w:after="20" w:before="0"/>
             </w:pPr>
-            <w:hyperlink w:history="1" r:id="rIdkxtdmpanhcu78ozsilnup">
+            <w:hyperlink w:history="1" r:id="rIdajlxm6qzoroykofcru5-e">
               <w:r>
                 <w:rPr>
                   <w:rFonts w:ascii="Arial" w:cs="Arial" w:eastAsia="Arial" w:hAnsi="Arial"/>
@@ -7573,7 +7573,7 @@
               <w:spacing w:after="10" w:before="0"/>
               <w:ind w:left="120"/>
             </w:pPr>
-            <w:hyperlink w:history="1" r:id="rIdmorkhjcrjbyanuj29rzr5">
+            <w:hyperlink w:history="1" r:id="rId-2qdkoyb5engwgulj46kp">
               <w:r>
                 <w:rPr>
                   <w:rFonts w:ascii="Arial" w:cs="Arial" w:eastAsia="Arial" w:hAnsi="Arial"/>
@@ -7720,32 +7720,32 @@
         <w:tc>
           <w:tcPr>
             <w:tcW w:type="dxa" w:w="1520"/>
-            <w:shd w:fill="F2F2F2" w:color="auto" w:val="clear"/>
-            <w:tcMar>
-              <w:top w:type="dxa" w:w="60"/>
-              <w:left w:type="dxa" w:w="120"/>
-              <w:bottom w:type="dxa" w:w="60"/>
-              <w:right w:type="dxa" w:w="120"/>
-            </w:tcMar>
-            <w:vAlign w:val="top"/>
-          </w:tcPr>
-          <w:p>
-            <w:pPr>
-              <w:spacing w:after="40" w:before="0"/>
-              <w:jc w:val="left"/>
-            </w:pPr>
-            <w:r>
-              <w:rPr>
-                <w:rFonts w:ascii="Arial" w:cs="Arial" w:eastAsia="Arial" w:hAnsi="Arial"/>
-                <w:b/>
-                <w:bCs/>
-                <w:i w:val="false"/>
-                <w:iCs w:val="false"/>
-                <w:color w:val="000000"/>
-                <w:sz w:val="18"/>
-                <w:szCs w:val="18"/>
-              </w:rPr>
-              <w:t xml:space="preserve">Phase 2 — Observe</w:t>
+            <w:shd w:fill="D9EEF1" w:color="auto" w:val="clear"/>
+            <w:tcMar>
+              <w:top w:type="dxa" w:w="60"/>
+              <w:left w:type="dxa" w:w="120"/>
+              <w:bottom w:type="dxa" w:w="60"/>
+              <w:right w:type="dxa" w:w="120"/>
+            </w:tcMar>
+            <w:vAlign w:val="top"/>
+          </w:tcPr>
+          <w:p>
+            <w:pPr>
+              <w:spacing w:after="40" w:before="0"/>
+              <w:jc w:val="left"/>
+            </w:pPr>
+            <w:r>
+              <w:rPr>
+                <w:rFonts w:ascii="Arial" w:cs="Arial" w:eastAsia="Arial" w:hAnsi="Arial"/>
+                <w:b/>
+                <w:bCs/>
+                <w:i w:val="false"/>
+                <w:iCs w:val="false"/>
+                <w:color w:val="000000"/>
+                <w:sz w:val="18"/>
+                <w:szCs w:val="18"/>
+              </w:rPr>
+              <w:t xml:space="preserve">Observe Phase</w:t>
             </w:r>
           </w:p>
           <w:p>
@@ -7768,7 +7768,7 @@
             <w:pPr>
               <w:spacing w:after="20" w:before="0"/>
             </w:pPr>
-            <w:hyperlink w:history="1" r:id="rIdkbz2m6zp4fzhj3puxca5z">
+            <w:hyperlink w:history="1" r:id="rIdsiksn5khk908zkgfd20u1">
               <w:r>
                 <w:rPr>
                   <w:rFonts w:ascii="Arial" w:cs="Arial" w:eastAsia="Arial" w:hAnsi="Arial"/>
@@ -7801,7 +7801,7 @@
               <w:spacing w:after="10" w:before="0"/>
               <w:ind w:left="120"/>
             </w:pPr>
-            <w:hyperlink w:history="1" r:id="rIdouvkd2pt-9mu-vnakbr4c">
+            <w:hyperlink w:history="1" r:id="rIdxu-kg44gw0unqmkpk2twr">
               <w:r>
                 <w:rPr>
                   <w:rFonts w:ascii="Arial" w:cs="Arial" w:eastAsia="Arial" w:hAnsi="Arial"/>
@@ -7846,7 +7846,7 @@
             <w:pPr>
               <w:spacing w:after="20" w:before="0"/>
             </w:pPr>
-            <w:hyperlink w:history="1" r:id="rIdmbyqqhplvhxt-6r14dwbj">
+            <w:hyperlink w:history="1" r:id="rIdapa3n_gvmydiwcudpe87w">
               <w:r>
                 <w:rPr>
                   <w:rFonts w:ascii="Arial" w:cs="Arial" w:eastAsia="Arial" w:hAnsi="Arial"/>
@@ -7879,7 +7879,7 @@
               <w:spacing w:after="10" w:before="0"/>
               <w:ind w:left="120"/>
             </w:pPr>
-            <w:hyperlink w:history="1" r:id="rIdmwrggmyqkeavxn8ohdthu">
+            <w:hyperlink w:history="1" r:id="rIdgoboyranoellwy_l--lbg">
               <w:r>
                 <w:rPr>
                   <w:rFonts w:ascii="Arial" w:cs="Arial" w:eastAsia="Arial" w:hAnsi="Arial"/>
@@ -8026,32 +8026,32 @@
         <w:tc>
           <w:tcPr>
             <w:tcW w:type="dxa" w:w="1520"/>
-            <w:shd w:fill="F2F2F2" w:color="auto" w:val="clear"/>
-            <w:tcMar>
-              <w:top w:type="dxa" w:w="60"/>
-              <w:left w:type="dxa" w:w="120"/>
-              <w:bottom w:type="dxa" w:w="60"/>
-              <w:right w:type="dxa" w:w="120"/>
-            </w:tcMar>
-            <w:vAlign w:val="top"/>
-          </w:tcPr>
-          <w:p>
-            <w:pPr>
-              <w:spacing w:after="40" w:before="0"/>
-              <w:jc w:val="left"/>
-            </w:pPr>
-            <w:r>
-              <w:rPr>
-                <w:rFonts w:ascii="Arial" w:cs="Arial" w:eastAsia="Arial" w:hAnsi="Arial"/>
-                <w:b/>
-                <w:bCs/>
-                <w:i w:val="false"/>
-                <w:iCs w:val="false"/>
-                <w:color w:val="000000"/>
-                <w:sz w:val="18"/>
-                <w:szCs w:val="18"/>
-              </w:rPr>
-              <w:t xml:space="preserve">Phase 3 — Explain</w:t>
+            <w:shd w:fill="E2EFDA" w:color="auto" w:val="clear"/>
+            <w:tcMar>
+              <w:top w:type="dxa" w:w="60"/>
+              <w:left w:type="dxa" w:w="120"/>
+              <w:bottom w:type="dxa" w:w="60"/>
+              <w:right w:type="dxa" w:w="120"/>
+            </w:tcMar>
+            <w:vAlign w:val="top"/>
+          </w:tcPr>
+          <w:p>
+            <w:pPr>
+              <w:spacing w:after="40" w:before="0"/>
+              <w:jc w:val="left"/>
+            </w:pPr>
+            <w:r>
+              <w:rPr>
+                <w:rFonts w:ascii="Arial" w:cs="Arial" w:eastAsia="Arial" w:hAnsi="Arial"/>
+                <w:b/>
+                <w:bCs/>
+                <w:i w:val="false"/>
+                <w:iCs w:val="false"/>
+                <w:color w:val="000000"/>
+                <w:sz w:val="18"/>
+                <w:szCs w:val="18"/>
+              </w:rPr>
+              <w:t xml:space="preserve">Explain Phase</w:t>
             </w:r>
           </w:p>
           <w:p>
@@ -8074,7 +8074,7 @@
             <w:pPr>
               <w:spacing w:after="20" w:before="0"/>
             </w:pPr>
-            <w:hyperlink w:history="1" r:id="rIdpc9eroo_fo55hpffjjjmg">
+            <w:hyperlink w:history="1" r:id="rIdyvepqq8tgvbzwat2fde7j">
               <w:r>
                 <w:rPr>
                   <w:rFonts w:ascii="Arial" w:cs="Arial" w:eastAsia="Arial" w:hAnsi="Arial"/>
@@ -8107,7 +8107,7 @@
               <w:spacing w:after="10" w:before="0"/>
               <w:ind w:left="120"/>
             </w:pPr>
-            <w:hyperlink w:history="1" r:id="rIdzin9krl5plrnakqgfsn04">
+            <w:hyperlink w:history="1" r:id="rId7jgxrvevi3prboekoy4sv">
               <w:r>
                 <w:rPr>
                   <w:rFonts w:ascii="Arial" w:cs="Arial" w:eastAsia="Arial" w:hAnsi="Arial"/>
@@ -8152,7 +8152,7 @@
             <w:pPr>
               <w:spacing w:after="20" w:before="0"/>
             </w:pPr>
-            <w:hyperlink w:history="1" r:id="rIdtyo8j_ylzeyega8zd1zkp">
+            <w:hyperlink w:history="1" r:id="rIdxmabgkcbukmozrprseyvd">
               <w:r>
                 <w:rPr>
                   <w:rFonts w:ascii="Arial" w:cs="Arial" w:eastAsia="Arial" w:hAnsi="Arial"/>
@@ -8185,7 +8185,7 @@
               <w:spacing w:after="10" w:before="0"/>
               <w:ind w:left="120"/>
             </w:pPr>
-            <w:hyperlink w:history="1" r:id="rIdk4kt538pyy3xcknwpp0gf">
+            <w:hyperlink w:history="1" r:id="rIdcmgeqcipolby-bje8_5l3">
               <w:r>
                 <w:rPr>
                   <w:rFonts w:ascii="Arial" w:cs="Arial" w:eastAsia="Arial" w:hAnsi="Arial"/>
@@ -8332,32 +8332,32 @@
         <w:tc>
           <w:tcPr>
             <w:tcW w:type="dxa" w:w="1520"/>
-            <w:shd w:fill="F2F2F2" w:color="auto" w:val="clear"/>
-            <w:tcMar>
-              <w:top w:type="dxa" w:w="60"/>
-              <w:left w:type="dxa" w:w="120"/>
-              <w:bottom w:type="dxa" w:w="60"/>
-              <w:right w:type="dxa" w:w="120"/>
-            </w:tcMar>
-            <w:vAlign w:val="top"/>
-          </w:tcPr>
-          <w:p>
-            <w:pPr>
-              <w:spacing w:after="40" w:before="0"/>
-              <w:jc w:val="left"/>
-            </w:pPr>
-            <w:r>
-              <w:rPr>
-                <w:rFonts w:ascii="Arial" w:cs="Arial" w:eastAsia="Arial" w:hAnsi="Arial"/>
-                <w:b/>
-                <w:bCs/>
-                <w:i w:val="false"/>
-                <w:iCs w:val="false"/>
-                <w:color w:val="000000"/>
-                <w:sz w:val="18"/>
-                <w:szCs w:val="18"/>
-              </w:rPr>
-              <w:t xml:space="preserve">Phase 4 — Driving Question Board (DQB) Creation</w:t>
+            <w:shd w:fill="FCE4D6" w:color="auto" w:val="clear"/>
+            <w:tcMar>
+              <w:top w:type="dxa" w:w="60"/>
+              <w:left w:type="dxa" w:w="120"/>
+              <w:bottom w:type="dxa" w:w="60"/>
+              <w:right w:type="dxa" w:w="120"/>
+            </w:tcMar>
+            <w:vAlign w:val="top"/>
+          </w:tcPr>
+          <w:p>
+            <w:pPr>
+              <w:spacing w:after="40" w:before="0"/>
+              <w:jc w:val="left"/>
+            </w:pPr>
+            <w:r>
+              <w:rPr>
+                <w:rFonts w:ascii="Arial" w:cs="Arial" w:eastAsia="Arial" w:hAnsi="Arial"/>
+                <w:b/>
+                <w:bCs/>
+                <w:i w:val="false"/>
+                <w:iCs w:val="false"/>
+                <w:color w:val="000000"/>
+                <w:sz w:val="18"/>
+                <w:szCs w:val="18"/>
+              </w:rPr>
+              <w:t xml:space="preserve">Driving Question Board (DQB) Creation</w:t>
             </w:r>
           </w:p>
           <w:p>
@@ -8380,7 +8380,7 @@
             <w:pPr>
               <w:spacing w:after="20" w:before="0"/>
             </w:pPr>
-            <w:hyperlink w:history="1" r:id="rIdwfufh5zabsmsjvyahjguh">
+            <w:hyperlink w:history="1" r:id="rId9zrhiwmxbgqcc9z1goswt">
               <w:r>
                 <w:rPr>
                   <w:rFonts w:ascii="Arial" w:cs="Arial" w:eastAsia="Arial" w:hAnsi="Arial"/>
@@ -8413,7 +8413,7 @@
               <w:spacing w:after="10" w:before="0"/>
               <w:ind w:left="120"/>
             </w:pPr>
-            <w:hyperlink w:history="1" r:id="rIdo__cliyqiwcy1_xfuw6mc">
+            <w:hyperlink w:history="1" r:id="rIdm0oz5sfbn2jgfmtmzgxzb">
               <w:r>
                 <w:rPr>
                   <w:rFonts w:ascii="Arial" w:cs="Arial" w:eastAsia="Arial" w:hAnsi="Arial"/>
@@ -8458,7 +8458,7 @@
             <w:pPr>
               <w:spacing w:after="20" w:before="0"/>
             </w:pPr>
-            <w:hyperlink w:history="1" r:id="rIdrl-el_-iqoaha2fuaisr0">
+            <w:hyperlink w:history="1" r:id="rIdl7vrvjwsbdo1huqikhzwz">
               <w:r>
                 <w:rPr>
                   <w:rFonts w:ascii="Arial" w:cs="Arial" w:eastAsia="Arial" w:hAnsi="Arial"/>
@@ -8491,7 +8491,7 @@
               <w:spacing w:after="10" w:before="0"/>
               <w:ind w:left="120"/>
             </w:pPr>
-            <w:hyperlink w:history="1" r:id="rIdbnngjq-sl0dwgwjiwmhgv">
+            <w:hyperlink w:history="1" r:id="rIdezkodrvz_ivn8zkini2kv">
               <w:r>
                 <w:rPr>
                   <w:rFonts w:ascii="Arial" w:cs="Arial" w:eastAsia="Arial" w:hAnsi="Arial"/>
@@ -8638,32 +8638,32 @@
         <w:tc>
           <w:tcPr>
             <w:tcW w:type="dxa" w:w="1520"/>
-            <w:shd w:fill="F2F2F2" w:color="auto" w:val="clear"/>
-            <w:tcMar>
-              <w:top w:type="dxa" w:w="60"/>
-              <w:left w:type="dxa" w:w="120"/>
-              <w:bottom w:type="dxa" w:w="60"/>
-              <w:right w:type="dxa" w:w="120"/>
-            </w:tcMar>
-            <w:vAlign w:val="top"/>
-          </w:tcPr>
-          <w:p>
-            <w:pPr>
-              <w:spacing w:after="40" w:before="0"/>
-              <w:jc w:val="left"/>
-            </w:pPr>
-            <w:r>
-              <w:rPr>
-                <w:rFonts w:ascii="Arial" w:cs="Arial" w:eastAsia="Arial" w:hAnsi="Arial"/>
-                <w:b/>
-                <w:bCs/>
-                <w:i w:val="false"/>
-                <w:iCs w:val="false"/>
-                <w:color w:val="000000"/>
-                <w:sz w:val="18"/>
-                <w:szCs w:val="18"/>
-              </w:rPr>
-              <w:t xml:space="preserve">Phase 5 — Model Building</w:t>
+            <w:shd w:fill="D5E8F0" w:color="auto" w:val="clear"/>
+            <w:tcMar>
+              <w:top w:type="dxa" w:w="60"/>
+              <w:left w:type="dxa" w:w="120"/>
+              <w:bottom w:type="dxa" w:w="60"/>
+              <w:right w:type="dxa" w:w="120"/>
+            </w:tcMar>
+            <w:vAlign w:val="top"/>
+          </w:tcPr>
+          <w:p>
+            <w:pPr>
+              <w:spacing w:after="40" w:before="0"/>
+              <w:jc w:val="left"/>
+            </w:pPr>
+            <w:r>
+              <w:rPr>
+                <w:rFonts w:ascii="Arial" w:cs="Arial" w:eastAsia="Arial" w:hAnsi="Arial"/>
+                <w:b/>
+                <w:bCs/>
+                <w:i w:val="false"/>
+                <w:iCs w:val="false"/>
+                <w:color w:val="000000"/>
+                <w:sz w:val="18"/>
+                <w:szCs w:val="18"/>
+              </w:rPr>
+              <w:t xml:space="preserve">Model Building Phase</w:t>
             </w:r>
           </w:p>
           <w:p>
@@ -8686,7 +8686,7 @@
             <w:pPr>
               <w:spacing w:after="20" w:before="0"/>
             </w:pPr>
-            <w:hyperlink w:history="1" r:id="rIduegrhi_m969cxhvbsebdf">
+            <w:hyperlink w:history="1" r:id="rIdwk3pg36y9vg6byf8z03vj">
               <w:r>
                 <w:rPr>
                   <w:rFonts w:ascii="Arial" w:cs="Arial" w:eastAsia="Arial" w:hAnsi="Arial"/>
@@ -8719,7 +8719,7 @@
               <w:spacing w:after="10" w:before="0"/>
               <w:ind w:left="120"/>
             </w:pPr>
-            <w:hyperlink w:history="1" r:id="rIdhd4yq2grdfdea5zbgmtdz">
+            <w:hyperlink w:history="1" r:id="rIdalurwegupviwfdgmgzvu4">
               <w:r>
                 <w:rPr>
                   <w:rFonts w:ascii="Arial" w:cs="Arial" w:eastAsia="Arial" w:hAnsi="Arial"/>
@@ -8764,7 +8764,7 @@
             <w:pPr>
               <w:spacing w:after="20" w:before="0"/>
             </w:pPr>
-            <w:hyperlink w:history="1" r:id="rIdfabbnigdnxmibts3f9hkv">
+            <w:hyperlink w:history="1" r:id="rIdfltiocetlwxkl2qysybps">
               <w:r>
                 <w:rPr>
                   <w:rFonts w:ascii="Arial" w:cs="Arial" w:eastAsia="Arial" w:hAnsi="Arial"/>
@@ -8797,7 +8797,7 @@
               <w:spacing w:after="10" w:before="0"/>
               <w:ind w:left="120"/>
             </w:pPr>
-            <w:hyperlink w:history="1" r:id="rIdpazb9zz4n7ccyxnd5trzh">
+            <w:hyperlink w:history="1" r:id="rIdr-5lh1etiu-02nujo4u4h">
               <w:r>
                 <w:rPr>
                   <w:rFonts w:ascii="Arial" w:cs="Arial" w:eastAsia="Arial" w:hAnsi="Arial"/>
@@ -9987,7 +9987,25 @@
             </w:tcMar>
             <w:vAlign w:val="top"/>
           </w:tcPr>
-          <w:p/>
+          <w:p>
+            <w:pPr>
+              <w:spacing w:after="40" w:before="0"/>
+              <w:jc w:val="left"/>
+            </w:pPr>
+            <w:r>
+              <w:rPr>
+                <w:rFonts w:ascii="Arial" w:cs="Arial" w:eastAsia="Arial" w:hAnsi="Arial"/>
+                <w:b w:val="false"/>
+                <w:bCs w:val="false"/>
+                <w:i w:val="false"/>
+                <w:iCs w:val="false"/>
+                <w:color w:val="000000"/>
+                <w:sz w:val="18"/>
+                <w:szCs w:val="18"/>
+              </w:rPr>
+              <w:t xml:space="preserve">No physical hazards. Ensure screen brightness is comfortable for all students. Students with visual impairments should be seated nearest the projected simulation. All PhET work is browser-based; no downloads required on school devices.</w:t>
+            </w:r>
+          </w:p>
         </w:tc>
       </w:tr>
     </w:tbl>
@@ -10361,7 +10379,7 @@
             <w:pPr>
               <w:spacing w:after="20" w:before="0"/>
             </w:pPr>
-            <w:hyperlink w:history="1" r:id="rIdq8071lwjtnq7lana05tuj">
+            <w:hyperlink w:history="1" r:id="rIdhzv0iq-n1smkcdzafytft">
               <w:r>
                 <w:rPr>
                   <w:rFonts w:ascii="Arial" w:cs="Arial" w:eastAsia="Arial" w:hAnsi="Arial"/>
@@ -10394,7 +10412,7 @@
               <w:spacing w:after="10" w:before="0"/>
               <w:ind w:left="120"/>
             </w:pPr>
-            <w:hyperlink w:history="1" r:id="rIdpvxbr-ca_n3qd-ngdwdfc">
+            <w:hyperlink w:history="1" r:id="rIdgbmk4ucvjlxlzpzpldl88">
               <w:r>
                 <w:rPr>
                   <w:rFonts w:ascii="Arial" w:cs="Arial" w:eastAsia="Arial" w:hAnsi="Arial"/>
@@ -10439,7 +10457,7 @@
             <w:pPr>
               <w:spacing w:after="20" w:before="0"/>
             </w:pPr>
-            <w:hyperlink w:history="1" r:id="rId0f3rnmpr3cuognnvbvj7a">
+            <w:hyperlink w:history="1" r:id="rId926boakofjaubefqc1md_">
               <w:r>
                 <w:rPr>
                   <w:rFonts w:ascii="Arial" w:cs="Arial" w:eastAsia="Arial" w:hAnsi="Arial"/>
@@ -10472,7 +10490,7 @@
               <w:spacing w:after="10" w:before="0"/>
               <w:ind w:left="120"/>
             </w:pPr>
-            <w:hyperlink w:history="1" r:id="rIdyyrquijbm4zwdch929g6b">
+            <w:hyperlink w:history="1" r:id="rIdxvwjfhoqvsfbbz_bbhiwt">
               <w:r>
                 <w:rPr>
                   <w:rFonts w:ascii="Arial" w:cs="Arial" w:eastAsia="Arial" w:hAnsi="Arial"/>
@@ -10667,7 +10685,7 @@
             <w:pPr>
               <w:spacing w:after="20" w:before="0"/>
             </w:pPr>
-            <w:hyperlink w:history="1" r:id="rIdmjdvzjo_rt_owy0ww-cyq">
+            <w:hyperlink w:history="1" r:id="rIdnsjyd2n-whji1lkoslrmp">
               <w:r>
                 <w:rPr>
                   <w:rFonts w:ascii="Arial" w:cs="Arial" w:eastAsia="Arial" w:hAnsi="Arial"/>
@@ -10700,7 +10718,7 @@
               <w:spacing w:after="10" w:before="0"/>
               <w:ind w:left="120"/>
             </w:pPr>
-            <w:hyperlink w:history="1" r:id="rIdvctz8r3uissedepjf1mbu">
+            <w:hyperlink w:history="1" r:id="rIdedwdxzn7jt98vyh1g5t7x">
               <w:r>
                 <w:rPr>
                   <w:rFonts w:ascii="Arial" w:cs="Arial" w:eastAsia="Arial" w:hAnsi="Arial"/>
@@ -10745,7 +10763,7 @@
             <w:pPr>
               <w:spacing w:after="20" w:before="0"/>
             </w:pPr>
-            <w:hyperlink w:history="1" r:id="rIdxemmww-l15q-8tbiac4oa">
+            <w:hyperlink w:history="1" r:id="rIds5mabw58ytngpxbklhqla">
               <w:r>
                 <w:rPr>
                   <w:rFonts w:ascii="Arial" w:cs="Arial" w:eastAsia="Arial" w:hAnsi="Arial"/>
@@ -10778,7 +10796,7 @@
               <w:spacing w:after="10" w:before="0"/>
               <w:ind w:left="120"/>
             </w:pPr>
-            <w:hyperlink w:history="1" r:id="rIdvyiichheerr3xqw6n7zhm">
+            <w:hyperlink w:history="1" r:id="rIdls-jvx2lwweh1ob_nqqhm">
               <w:r>
                 <w:rPr>
                   <w:rFonts w:ascii="Arial" w:cs="Arial" w:eastAsia="Arial" w:hAnsi="Arial"/>
@@ -10973,7 +10991,7 @@
             <w:pPr>
               <w:spacing w:after="20" w:before="0"/>
             </w:pPr>
-            <w:hyperlink w:history="1" r:id="rIdwhw_5cpjzm67hewq7blz_">
+            <w:hyperlink w:history="1" r:id="rIdcqajmvllqxy_m6oafexh_">
               <w:r>
                 <w:rPr>
                   <w:rFonts w:ascii="Arial" w:cs="Arial" w:eastAsia="Arial" w:hAnsi="Arial"/>
@@ -11006,7 +11024,7 @@
               <w:spacing w:after="10" w:before="0"/>
               <w:ind w:left="120"/>
             </w:pPr>
-            <w:hyperlink w:history="1" r:id="rId-iw58uwlq67m3i384ebi7">
+            <w:hyperlink w:history="1" r:id="rIdj6jharjrvhe65yq5rr7ic">
               <w:r>
                 <w:rPr>
                   <w:rFonts w:ascii="Arial" w:cs="Arial" w:eastAsia="Arial" w:hAnsi="Arial"/>
@@ -11051,7 +11069,7 @@
             <w:pPr>
               <w:spacing w:after="20" w:before="0"/>
             </w:pPr>
-            <w:hyperlink w:history="1" r:id="rIdauqkeytimbkq8htlyexgo">
+            <w:hyperlink w:history="1" r:id="rIddjdoxohnqbkf-9ymbikph">
               <w:r>
                 <w:rPr>
                   <w:rFonts w:ascii="Arial" w:cs="Arial" w:eastAsia="Arial" w:hAnsi="Arial"/>
@@ -11084,7 +11102,7 @@
               <w:spacing w:after="10" w:before="0"/>
               <w:ind w:left="120"/>
             </w:pPr>
-            <w:hyperlink w:history="1" r:id="rIdo9dfu-v-zisaforyio2ze">
+            <w:hyperlink w:history="1" r:id="rIdvghivvj8_znr4h3zamrhe">
               <w:r>
                 <w:rPr>
                   <w:rFonts w:ascii="Arial" w:cs="Arial" w:eastAsia="Arial" w:hAnsi="Arial"/>
@@ -11279,7 +11297,7 @@
             <w:pPr>
               <w:spacing w:after="20" w:before="0"/>
             </w:pPr>
-            <w:hyperlink w:history="1" r:id="rIdioardwcpru5il1clmwxjk">
+            <w:hyperlink w:history="1" r:id="rIdyur-zu65xs3vg7fbkakgk">
               <w:r>
                 <w:rPr>
                   <w:rFonts w:ascii="Arial" w:cs="Arial" w:eastAsia="Arial" w:hAnsi="Arial"/>
@@ -11312,7 +11330,7 @@
               <w:spacing w:after="10" w:before="0"/>
               <w:ind w:left="120"/>
             </w:pPr>
-            <w:hyperlink w:history="1" r:id="rIdk2rhlt51fwb8i5dxvmv5a">
+            <w:hyperlink w:history="1" r:id="rIdk7_uwsutxep0ieiht4-1a">
               <w:r>
                 <w:rPr>
                   <w:rFonts w:ascii="Arial" w:cs="Arial" w:eastAsia="Arial" w:hAnsi="Arial"/>
@@ -11357,7 +11375,7 @@
             <w:pPr>
               <w:spacing w:after="20" w:before="0"/>
             </w:pPr>
-            <w:hyperlink w:history="1" r:id="rIdfxszdtlmffqk5yj6um3zz">
+            <w:hyperlink w:history="1" r:id="rIdjhov8z3edjpyzf5kchwip">
               <w:r>
                 <w:rPr>
                   <w:rFonts w:ascii="Arial" w:cs="Arial" w:eastAsia="Arial" w:hAnsi="Arial"/>
@@ -11390,7 +11408,7 @@
               <w:spacing w:after="10" w:before="0"/>
               <w:ind w:left="120"/>
             </w:pPr>
-            <w:hyperlink w:history="1" r:id="rIdecom1cs6uhz3xf_gx6zz_">
+            <w:hyperlink w:history="1" r:id="rIddty7ft4aaqmbuh_1pwzf_">
               <w:r>
                 <w:rPr>
                   <w:rFonts w:ascii="Arial" w:cs="Arial" w:eastAsia="Arial" w:hAnsi="Arial"/>
@@ -11585,7 +11603,7 @@
             <w:pPr>
               <w:spacing w:after="20" w:before="0"/>
             </w:pPr>
-            <w:hyperlink w:history="1" r:id="rIdapebskkrhitqprceg9tpb">
+            <w:hyperlink w:history="1" r:id="rIdqetm6hp0ujk6w-bbhth4k">
               <w:r>
                 <w:rPr>
                   <w:rFonts w:ascii="Arial" w:cs="Arial" w:eastAsia="Arial" w:hAnsi="Arial"/>
@@ -11618,7 +11636,7 @@
               <w:spacing w:after="10" w:before="0"/>
               <w:ind w:left="120"/>
             </w:pPr>
-            <w:hyperlink w:history="1" r:id="rIdwbwhp6-bi-gi6oa5gfv3q">
+            <w:hyperlink w:history="1" r:id="rId2asisiva62jhxkwknq8d0">
               <w:r>
                 <w:rPr>
                   <w:rFonts w:ascii="Arial" w:cs="Arial" w:eastAsia="Arial" w:hAnsi="Arial"/>
@@ -11663,7 +11681,7 @@
             <w:pPr>
               <w:spacing w:after="20" w:before="0"/>
             </w:pPr>
-            <w:hyperlink w:history="1" r:id="rId3mvurh9a7ru1k5wxilhte">
+            <w:hyperlink w:history="1" r:id="rIdjmgcmjpv1gqkntyewvyxn">
               <w:r>
                 <w:rPr>
                   <w:rFonts w:ascii="Arial" w:cs="Arial" w:eastAsia="Arial" w:hAnsi="Arial"/>
@@ -11696,7 +11714,7 @@
               <w:spacing w:after="10" w:before="0"/>
               <w:ind w:left="120"/>
             </w:pPr>
-            <w:hyperlink w:history="1" r:id="rIdvdvrmr4yv34fq-1pqnrx2">
+            <w:hyperlink w:history="1" r:id="rIdkxl2v5pmb2eul3c24im_l">
               <w:r>
                 <w:rPr>
                   <w:rFonts w:ascii="Arial" w:cs="Arial" w:eastAsia="Arial" w:hAnsi="Arial"/>
@@ -13135,32 +13153,32 @@
         <w:tc>
           <w:tcPr>
             <w:tcW w:type="dxa" w:w="1520"/>
-            <w:shd w:fill="F2F2F2" w:color="auto" w:val="clear"/>
-            <w:tcMar>
-              <w:top w:type="dxa" w:w="60"/>
-              <w:left w:type="dxa" w:w="120"/>
-              <w:bottom w:type="dxa" w:w="60"/>
-              <w:right w:type="dxa" w:w="120"/>
-            </w:tcMar>
-            <w:vAlign w:val="top"/>
-          </w:tcPr>
-          <w:p>
-            <w:pPr>
-              <w:spacing w:after="40" w:before="0"/>
-              <w:jc w:val="left"/>
-            </w:pPr>
-            <w:r>
-              <w:rPr>
-                <w:rFonts w:ascii="Arial" w:cs="Arial" w:eastAsia="Arial" w:hAnsi="Arial"/>
-                <w:b/>
-                <w:bCs/>
-                <w:i w:val="false"/>
-                <w:iCs w:val="false"/>
-                <w:color w:val="000000"/>
-                <w:sz w:val="18"/>
-                <w:szCs w:val="18"/>
-              </w:rPr>
-              <w:t xml:space="preserve">Phase 1 — Predict</w:t>
+            <w:shd w:fill="EAD1F5" w:color="auto" w:val="clear"/>
+            <w:tcMar>
+              <w:top w:type="dxa" w:w="60"/>
+              <w:left w:type="dxa" w:w="120"/>
+              <w:bottom w:type="dxa" w:w="60"/>
+              <w:right w:type="dxa" w:w="120"/>
+            </w:tcMar>
+            <w:vAlign w:val="top"/>
+          </w:tcPr>
+          <w:p>
+            <w:pPr>
+              <w:spacing w:after="40" w:before="0"/>
+              <w:jc w:val="left"/>
+            </w:pPr>
+            <w:r>
+              <w:rPr>
+                <w:rFonts w:ascii="Arial" w:cs="Arial" w:eastAsia="Arial" w:hAnsi="Arial"/>
+                <w:b/>
+                <w:bCs/>
+                <w:i w:val="false"/>
+                <w:iCs w:val="false"/>
+                <w:color w:val="000000"/>
+                <w:sz w:val="18"/>
+                <w:szCs w:val="18"/>
+              </w:rPr>
+              <w:t xml:space="preserve">Predict Phase</w:t>
             </w:r>
           </w:p>
           <w:p>
@@ -13183,7 +13201,7 @@
             <w:pPr>
               <w:spacing w:after="20" w:before="0"/>
             </w:pPr>
-            <w:hyperlink w:history="1" r:id="rIdq-thuvsw1oje1lf0unsow">
+            <w:hyperlink w:history="1" r:id="rId6dqphqg00juqyq2jpv7c9">
               <w:r>
                 <w:rPr>
                   <w:rFonts w:ascii="Arial" w:cs="Arial" w:eastAsia="Arial" w:hAnsi="Arial"/>
@@ -13216,7 +13234,7 @@
               <w:spacing w:after="10" w:before="0"/>
               <w:ind w:left="120"/>
             </w:pPr>
-            <w:hyperlink w:history="1" r:id="rId7-g09zkglsfmekw5sedxw">
+            <w:hyperlink w:history="1" r:id="rIdjksgxkl0jh-gyf8tiw_wq">
               <w:r>
                 <w:rPr>
                   <w:rFonts w:ascii="Arial" w:cs="Arial" w:eastAsia="Arial" w:hAnsi="Arial"/>
@@ -13261,7 +13279,7 @@
             <w:pPr>
               <w:spacing w:after="20" w:before="0"/>
             </w:pPr>
-            <w:hyperlink w:history="1" r:id="rIdfktm3uglc6uok8ueglwxm">
+            <w:hyperlink w:history="1" r:id="rIdyboh6ptmpxehpru9z-ihn">
               <w:r>
                 <w:rPr>
                   <w:rFonts w:ascii="Arial" w:cs="Arial" w:eastAsia="Arial" w:hAnsi="Arial"/>
@@ -13294,7 +13312,7 @@
               <w:spacing w:after="10" w:before="0"/>
               <w:ind w:left="120"/>
             </w:pPr>
-            <w:hyperlink w:history="1" r:id="rIdmn2dgj_pltq-jhadq8ums">
+            <w:hyperlink w:history="1" r:id="rIdj2g8qh4vn41-pzv13vc4j">
               <w:r>
                 <w:rPr>
                   <w:rFonts w:ascii="Arial" w:cs="Arial" w:eastAsia="Arial" w:hAnsi="Arial"/>
@@ -13441,32 +13459,32 @@
         <w:tc>
           <w:tcPr>
             <w:tcW w:type="dxa" w:w="1520"/>
-            <w:shd w:fill="F2F2F2" w:color="auto" w:val="clear"/>
-            <w:tcMar>
-              <w:top w:type="dxa" w:w="60"/>
-              <w:left w:type="dxa" w:w="120"/>
-              <w:bottom w:type="dxa" w:w="60"/>
-              <w:right w:type="dxa" w:w="120"/>
-            </w:tcMar>
-            <w:vAlign w:val="top"/>
-          </w:tcPr>
-          <w:p>
-            <w:pPr>
-              <w:spacing w:after="40" w:before="0"/>
-              <w:jc w:val="left"/>
-            </w:pPr>
-            <w:r>
-              <w:rPr>
-                <w:rFonts w:ascii="Arial" w:cs="Arial" w:eastAsia="Arial" w:hAnsi="Arial"/>
-                <w:b/>
-                <w:bCs/>
-                <w:i w:val="false"/>
-                <w:iCs w:val="false"/>
-                <w:color w:val="000000"/>
-                <w:sz w:val="18"/>
-                <w:szCs w:val="18"/>
-              </w:rPr>
-              <w:t xml:space="preserve">Phase 2 — Observe</w:t>
+            <w:shd w:fill="D9EEF1" w:color="auto" w:val="clear"/>
+            <w:tcMar>
+              <w:top w:type="dxa" w:w="60"/>
+              <w:left w:type="dxa" w:w="120"/>
+              <w:bottom w:type="dxa" w:w="60"/>
+              <w:right w:type="dxa" w:w="120"/>
+            </w:tcMar>
+            <w:vAlign w:val="top"/>
+          </w:tcPr>
+          <w:p>
+            <w:pPr>
+              <w:spacing w:after="40" w:before="0"/>
+              <w:jc w:val="left"/>
+            </w:pPr>
+            <w:r>
+              <w:rPr>
+                <w:rFonts w:ascii="Arial" w:cs="Arial" w:eastAsia="Arial" w:hAnsi="Arial"/>
+                <w:b/>
+                <w:bCs/>
+                <w:i w:val="false"/>
+                <w:iCs w:val="false"/>
+                <w:color w:val="000000"/>
+                <w:sz w:val="18"/>
+                <w:szCs w:val="18"/>
+              </w:rPr>
+              <w:t xml:space="preserve">Observe Phase</w:t>
             </w:r>
           </w:p>
           <w:p>
@@ -13489,7 +13507,7 @@
             <w:pPr>
               <w:spacing w:after="20" w:before="0"/>
             </w:pPr>
-            <w:hyperlink w:history="1" r:id="rId0irfpta-vpne3i3glclpa">
+            <w:hyperlink w:history="1" r:id="rId1vv1jhsdiqpbmdvsotr1j">
               <w:r>
                 <w:rPr>
                   <w:rFonts w:ascii="Arial" w:cs="Arial" w:eastAsia="Arial" w:hAnsi="Arial"/>
@@ -13522,7 +13540,7 @@
               <w:spacing w:after="10" w:before="0"/>
               <w:ind w:left="120"/>
             </w:pPr>
-            <w:hyperlink w:history="1" r:id="rId8d_n0w2uqlcqi4g2trh6k">
+            <w:hyperlink w:history="1" r:id="rIdvahvvx5s0bbssgrljmthc">
               <w:r>
                 <w:rPr>
                   <w:rFonts w:ascii="Arial" w:cs="Arial" w:eastAsia="Arial" w:hAnsi="Arial"/>
@@ -13567,7 +13585,7 @@
             <w:pPr>
               <w:spacing w:after="20" w:before="0"/>
             </w:pPr>
-            <w:hyperlink w:history="1" r:id="rIdepynj6vmwdkyj75yfpusz">
+            <w:hyperlink w:history="1" r:id="rIddmbnqg_t803jc-aztuuni">
               <w:r>
                 <w:rPr>
                   <w:rFonts w:ascii="Arial" w:cs="Arial" w:eastAsia="Arial" w:hAnsi="Arial"/>
@@ -13600,7 +13618,7 @@
               <w:spacing w:after="10" w:before="0"/>
               <w:ind w:left="120"/>
             </w:pPr>
-            <w:hyperlink w:history="1" r:id="rIdtsch-ohmkzs5zeedlcr28">
+            <w:hyperlink w:history="1" r:id="rIdl-wobbrprflndo-u7icrj">
               <w:r>
                 <w:rPr>
                   <w:rFonts w:ascii="Arial" w:cs="Arial" w:eastAsia="Arial" w:hAnsi="Arial"/>
@@ -13747,32 +13765,32 @@
         <w:tc>
           <w:tcPr>
             <w:tcW w:type="dxa" w:w="1520"/>
-            <w:shd w:fill="F2F2F2" w:color="auto" w:val="clear"/>
-            <w:tcMar>
-              <w:top w:type="dxa" w:w="60"/>
-              <w:left w:type="dxa" w:w="120"/>
-              <w:bottom w:type="dxa" w:w="60"/>
-              <w:right w:type="dxa" w:w="120"/>
-            </w:tcMar>
-            <w:vAlign w:val="top"/>
-          </w:tcPr>
-          <w:p>
-            <w:pPr>
-              <w:spacing w:after="40" w:before="0"/>
-              <w:jc w:val="left"/>
-            </w:pPr>
-            <w:r>
-              <w:rPr>
-                <w:rFonts w:ascii="Arial" w:cs="Arial" w:eastAsia="Arial" w:hAnsi="Arial"/>
-                <w:b/>
-                <w:bCs/>
-                <w:i w:val="false"/>
-                <w:iCs w:val="false"/>
-                <w:color w:val="000000"/>
-                <w:sz w:val="18"/>
-                <w:szCs w:val="18"/>
-              </w:rPr>
-              <w:t xml:space="preserve">Phase 3 — Explain</w:t>
+            <w:shd w:fill="E2EFDA" w:color="auto" w:val="clear"/>
+            <w:tcMar>
+              <w:top w:type="dxa" w:w="60"/>
+              <w:left w:type="dxa" w:w="120"/>
+              <w:bottom w:type="dxa" w:w="60"/>
+              <w:right w:type="dxa" w:w="120"/>
+            </w:tcMar>
+            <w:vAlign w:val="top"/>
+          </w:tcPr>
+          <w:p>
+            <w:pPr>
+              <w:spacing w:after="40" w:before="0"/>
+              <w:jc w:val="left"/>
+            </w:pPr>
+            <w:r>
+              <w:rPr>
+                <w:rFonts w:ascii="Arial" w:cs="Arial" w:eastAsia="Arial" w:hAnsi="Arial"/>
+                <w:b/>
+                <w:bCs/>
+                <w:i w:val="false"/>
+                <w:iCs w:val="false"/>
+                <w:color w:val="000000"/>
+                <w:sz w:val="18"/>
+                <w:szCs w:val="18"/>
+              </w:rPr>
+              <w:t xml:space="preserve">Explain Phase</w:t>
             </w:r>
           </w:p>
           <w:p>
@@ -13795,7 +13813,7 @@
             <w:pPr>
               <w:spacing w:after="20" w:before="0"/>
             </w:pPr>
-            <w:hyperlink w:history="1" r:id="rId6d8c83dbhorssn4cmp4qw">
+            <w:hyperlink w:history="1" r:id="rIdrdkhuqchfbiwmzijsmrkl">
               <w:r>
                 <w:rPr>
                   <w:rFonts w:ascii="Arial" w:cs="Arial" w:eastAsia="Arial" w:hAnsi="Arial"/>
@@ -13828,7 +13846,7 @@
               <w:spacing w:after="10" w:before="0"/>
               <w:ind w:left="120"/>
             </w:pPr>
-            <w:hyperlink w:history="1" r:id="rId98wfvwzdqbsxihwep4s6_">
+            <w:hyperlink w:history="1" r:id="rIdj_pwmc_u0ethe0anhjoqh">
               <w:r>
                 <w:rPr>
                   <w:rFonts w:ascii="Arial" w:cs="Arial" w:eastAsia="Arial" w:hAnsi="Arial"/>
@@ -13873,7 +13891,7 @@
             <w:pPr>
               <w:spacing w:after="20" w:before="0"/>
             </w:pPr>
-            <w:hyperlink w:history="1" r:id="rIdhkvrm7dwu11od_iujgphy">
+            <w:hyperlink w:history="1" r:id="rIdoeo4j5dt9x2iq64t7nofi">
               <w:r>
                 <w:rPr>
                   <w:rFonts w:ascii="Arial" w:cs="Arial" w:eastAsia="Arial" w:hAnsi="Arial"/>
@@ -13906,7 +13924,7 @@
               <w:spacing w:after="10" w:before="0"/>
               <w:ind w:left="120"/>
             </w:pPr>
-            <w:hyperlink w:history="1" r:id="rIdhua8pi1w_xliavlk_wqh2">
+            <w:hyperlink w:history="1" r:id="rIdewdduzmqqv77vsq1bff8o">
               <w:r>
                 <w:rPr>
                   <w:rFonts w:ascii="Arial" w:cs="Arial" w:eastAsia="Arial" w:hAnsi="Arial"/>
@@ -14053,32 +14071,32 @@
         <w:tc>
           <w:tcPr>
             <w:tcW w:type="dxa" w:w="1520"/>
-            <w:shd w:fill="F2F2F2" w:color="auto" w:val="clear"/>
-            <w:tcMar>
-              <w:top w:type="dxa" w:w="60"/>
-              <w:left w:type="dxa" w:w="120"/>
-              <w:bottom w:type="dxa" w:w="60"/>
-              <w:right w:type="dxa" w:w="120"/>
-            </w:tcMar>
-            <w:vAlign w:val="top"/>
-          </w:tcPr>
-          <w:p>
-            <w:pPr>
-              <w:spacing w:after="40" w:before="0"/>
-              <w:jc w:val="left"/>
-            </w:pPr>
-            <w:r>
-              <w:rPr>
-                <w:rFonts w:ascii="Arial" w:cs="Arial" w:eastAsia="Arial" w:hAnsi="Arial"/>
-                <w:b/>
-                <w:bCs/>
-                <w:i w:val="false"/>
-                <w:iCs w:val="false"/>
-                <w:color w:val="000000"/>
-                <w:sz w:val="18"/>
-                <w:szCs w:val="18"/>
-              </w:rPr>
-              <w:t xml:space="preserve">Phase 4 — Driving Question Board (DQB) Creation</w:t>
+            <w:shd w:fill="FCE4D6" w:color="auto" w:val="clear"/>
+            <w:tcMar>
+              <w:top w:type="dxa" w:w="60"/>
+              <w:left w:type="dxa" w:w="120"/>
+              <w:bottom w:type="dxa" w:w="60"/>
+              <w:right w:type="dxa" w:w="120"/>
+            </w:tcMar>
+            <w:vAlign w:val="top"/>
+          </w:tcPr>
+          <w:p>
+            <w:pPr>
+              <w:spacing w:after="40" w:before="0"/>
+              <w:jc w:val="left"/>
+            </w:pPr>
+            <w:r>
+              <w:rPr>
+                <w:rFonts w:ascii="Arial" w:cs="Arial" w:eastAsia="Arial" w:hAnsi="Arial"/>
+                <w:b/>
+                <w:bCs/>
+                <w:i w:val="false"/>
+                <w:iCs w:val="false"/>
+                <w:color w:val="000000"/>
+                <w:sz w:val="18"/>
+                <w:szCs w:val="18"/>
+              </w:rPr>
+              <w:t xml:space="preserve">Driving Question Board (DQB) Creation</w:t>
             </w:r>
           </w:p>
           <w:p>
@@ -14101,7 +14119,7 @@
             <w:pPr>
               <w:spacing w:after="20" w:before="0"/>
             </w:pPr>
-            <w:hyperlink w:history="1" r:id="rIdfoyz_ythb62l4juynvhlx">
+            <w:hyperlink w:history="1" r:id="rIdeyikwnolokdvengv656p-">
               <w:r>
                 <w:rPr>
                   <w:rFonts w:ascii="Arial" w:cs="Arial" w:eastAsia="Arial" w:hAnsi="Arial"/>
@@ -14134,7 +14152,7 @@
               <w:spacing w:after="10" w:before="0"/>
               <w:ind w:left="120"/>
             </w:pPr>
-            <w:hyperlink w:history="1" r:id="rIdv3crf0ujwevlzpgc6xhev">
+            <w:hyperlink w:history="1" r:id="rIdnfqdvt4ky0j_3nn_e2od_">
               <w:r>
                 <w:rPr>
                   <w:rFonts w:ascii="Arial" w:cs="Arial" w:eastAsia="Arial" w:hAnsi="Arial"/>
@@ -14179,7 +14197,7 @@
             <w:pPr>
               <w:spacing w:after="20" w:before="0"/>
             </w:pPr>
-            <w:hyperlink w:history="1" r:id="rIdrzvpp7ckidb1p3z6abjl-">
+            <w:hyperlink w:history="1" r:id="rIdekqa-aj1xapl0bz-uw3qr">
               <w:r>
                 <w:rPr>
                   <w:rFonts w:ascii="Arial" w:cs="Arial" w:eastAsia="Arial" w:hAnsi="Arial"/>
@@ -14212,7 +14230,7 @@
               <w:spacing w:after="10" w:before="0"/>
               <w:ind w:left="120"/>
             </w:pPr>
-            <w:hyperlink w:history="1" r:id="rIdi4nm7bb1iofky8ifyqqsu">
+            <w:hyperlink w:history="1" r:id="rIdrfcn7jhuqg6yilwzypdzg">
               <w:r>
                 <w:rPr>
                   <w:rFonts w:ascii="Arial" w:cs="Arial" w:eastAsia="Arial" w:hAnsi="Arial"/>
@@ -14359,32 +14377,32 @@
         <w:tc>
           <w:tcPr>
             <w:tcW w:type="dxa" w:w="1520"/>
-            <w:shd w:fill="F2F2F2" w:color="auto" w:val="clear"/>
-            <w:tcMar>
-              <w:top w:type="dxa" w:w="60"/>
-              <w:left w:type="dxa" w:w="120"/>
-              <w:bottom w:type="dxa" w:w="60"/>
-              <w:right w:type="dxa" w:w="120"/>
-            </w:tcMar>
-            <w:vAlign w:val="top"/>
-          </w:tcPr>
-          <w:p>
-            <w:pPr>
-              <w:spacing w:after="40" w:before="0"/>
-              <w:jc w:val="left"/>
-            </w:pPr>
-            <w:r>
-              <w:rPr>
-                <w:rFonts w:ascii="Arial" w:cs="Arial" w:eastAsia="Arial" w:hAnsi="Arial"/>
-                <w:b/>
-                <w:bCs/>
-                <w:i w:val="false"/>
-                <w:iCs w:val="false"/>
-                <w:color w:val="000000"/>
-                <w:sz w:val="18"/>
-                <w:szCs w:val="18"/>
-              </w:rPr>
-              <w:t xml:space="preserve">Phase 5 — Model Building</w:t>
+            <w:shd w:fill="D5E8F0" w:color="auto" w:val="clear"/>
+            <w:tcMar>
+              <w:top w:type="dxa" w:w="60"/>
+              <w:left w:type="dxa" w:w="120"/>
+              <w:bottom w:type="dxa" w:w="60"/>
+              <w:right w:type="dxa" w:w="120"/>
+            </w:tcMar>
+            <w:vAlign w:val="top"/>
+          </w:tcPr>
+          <w:p>
+            <w:pPr>
+              <w:spacing w:after="40" w:before="0"/>
+              <w:jc w:val="left"/>
+            </w:pPr>
+            <w:r>
+              <w:rPr>
+                <w:rFonts w:ascii="Arial" w:cs="Arial" w:eastAsia="Arial" w:hAnsi="Arial"/>
+                <w:b/>
+                <w:bCs/>
+                <w:i w:val="false"/>
+                <w:iCs w:val="false"/>
+                <w:color w:val="000000"/>
+                <w:sz w:val="18"/>
+                <w:szCs w:val="18"/>
+              </w:rPr>
+              <w:t xml:space="preserve">Model Building Phase</w:t>
             </w:r>
           </w:p>
           <w:p>
@@ -14407,7 +14425,7 @@
             <w:pPr>
               <w:spacing w:after="20" w:before="0"/>
             </w:pPr>
-            <w:hyperlink w:history="1" r:id="rIdqayigcoimltsy1jj2daqd">
+            <w:hyperlink w:history="1" r:id="rIdizfsmu0fvf708wxxvbtgl">
               <w:r>
                 <w:rPr>
                   <w:rFonts w:ascii="Arial" w:cs="Arial" w:eastAsia="Arial" w:hAnsi="Arial"/>
@@ -14440,7 +14458,7 @@
               <w:spacing w:after="10" w:before="0"/>
               <w:ind w:left="120"/>
             </w:pPr>
-            <w:hyperlink w:history="1" r:id="rIdd4lglqas8waezt4dd5cil">
+            <w:hyperlink w:history="1" r:id="rIdaxdc5ojutwfeqzmhjtdze">
               <w:r>
                 <w:rPr>
                   <w:rFonts w:ascii="Arial" w:cs="Arial" w:eastAsia="Arial" w:hAnsi="Arial"/>
@@ -14485,7 +14503,7 @@
             <w:pPr>
               <w:spacing w:after="20" w:before="0"/>
             </w:pPr>
-            <w:hyperlink w:history="1" r:id="rIdgqbwa0ks0liodcqwuadev">
+            <w:hyperlink w:history="1" r:id="rIdwkou1lbzgmdmri5ru_w8u">
               <w:r>
                 <w:rPr>
                   <w:rFonts w:ascii="Arial" w:cs="Arial" w:eastAsia="Arial" w:hAnsi="Arial"/>
@@ -14518,7 +14536,7 @@
               <w:spacing w:after="10" w:before="0"/>
               <w:ind w:left="120"/>
             </w:pPr>
-            <w:hyperlink w:history="1" r:id="rIdw_w0ppsyowhozewkyd1hb">
+            <w:hyperlink w:history="1" r:id="rIdbuytfrcnoxvvju7g2--y5">
               <w:r>
                 <w:rPr>
                   <w:rFonts w:ascii="Arial" w:cs="Arial" w:eastAsia="Arial" w:hAnsi="Arial"/>
@@ -15957,32 +15975,32 @@
         <w:tc>
           <w:tcPr>
             <w:tcW w:type="dxa" w:w="1520"/>
-            <w:shd w:fill="F2F2F2" w:color="auto" w:val="clear"/>
-            <w:tcMar>
-              <w:top w:type="dxa" w:w="60"/>
-              <w:left w:type="dxa" w:w="120"/>
-              <w:bottom w:type="dxa" w:w="60"/>
-              <w:right w:type="dxa" w:w="120"/>
-            </w:tcMar>
-            <w:vAlign w:val="top"/>
-          </w:tcPr>
-          <w:p>
-            <w:pPr>
-              <w:spacing w:after="40" w:before="0"/>
-              <w:jc w:val="left"/>
-            </w:pPr>
-            <w:r>
-              <w:rPr>
-                <w:rFonts w:ascii="Arial" w:cs="Arial" w:eastAsia="Arial" w:hAnsi="Arial"/>
-                <w:b/>
-                <w:bCs/>
-                <w:i w:val="false"/>
-                <w:iCs w:val="false"/>
-                <w:color w:val="000000"/>
-                <w:sz w:val="18"/>
-                <w:szCs w:val="18"/>
-              </w:rPr>
-              <w:t xml:space="preserve">Phase 1 — PREDICT (15 minutes)</w:t>
+            <w:shd w:fill="EAD1F5" w:color="auto" w:val="clear"/>
+            <w:tcMar>
+              <w:top w:type="dxa" w:w="60"/>
+              <w:left w:type="dxa" w:w="120"/>
+              <w:bottom w:type="dxa" w:w="60"/>
+              <w:right w:type="dxa" w:w="120"/>
+            </w:tcMar>
+            <w:vAlign w:val="top"/>
+          </w:tcPr>
+          <w:p>
+            <w:pPr>
+              <w:spacing w:after="40" w:before="0"/>
+              <w:jc w:val="left"/>
+            </w:pPr>
+            <w:r>
+              <w:rPr>
+                <w:rFonts w:ascii="Arial" w:cs="Arial" w:eastAsia="Arial" w:hAnsi="Arial"/>
+                <w:b/>
+                <w:bCs/>
+                <w:i w:val="false"/>
+                <w:iCs w:val="false"/>
+                <w:color w:val="000000"/>
+                <w:sz w:val="18"/>
+                <w:szCs w:val="18"/>
+              </w:rPr>
+              <w:t xml:space="preserve">Predict Phase</w:t>
             </w:r>
           </w:p>
           <w:p>
@@ -16005,7 +16023,7 @@
             <w:pPr>
               <w:spacing w:after="20" w:before="0"/>
             </w:pPr>
-            <w:hyperlink w:history="1" r:id="rIdk3vc83bo-rojm-g45wxn6">
+            <w:hyperlink w:history="1" r:id="rIdptpyp7eqzif4mwuvdqlej">
               <w:r>
                 <w:rPr>
                   <w:rFonts w:ascii="Arial" w:cs="Arial" w:eastAsia="Arial" w:hAnsi="Arial"/>
@@ -16038,7 +16056,7 @@
               <w:spacing w:after="10" w:before="0"/>
               <w:ind w:left="120"/>
             </w:pPr>
-            <w:hyperlink w:history="1" r:id="rId6pajutocgixmiicvasglc">
+            <w:hyperlink w:history="1" r:id="rId-lxcrw70v6tvlj2hioybu">
               <w:r>
                 <w:rPr>
                   <w:rFonts w:ascii="Arial" w:cs="Arial" w:eastAsia="Arial" w:hAnsi="Arial"/>
@@ -16083,7 +16101,7 @@
             <w:pPr>
               <w:spacing w:after="20" w:before="0"/>
             </w:pPr>
-            <w:hyperlink w:history="1" r:id="rIds692asxcx0ol_tmbojbey">
+            <w:hyperlink w:history="1" r:id="rIdakvoylgpulzzakadbedkh">
               <w:r>
                 <w:rPr>
                   <w:rFonts w:ascii="Arial" w:cs="Arial" w:eastAsia="Arial" w:hAnsi="Arial"/>
@@ -16116,7 +16134,7 @@
               <w:spacing w:after="10" w:before="0"/>
               <w:ind w:left="120"/>
             </w:pPr>
-            <w:hyperlink w:history="1" r:id="rIdfi6vt3p9it6ewwo3lyml_">
+            <w:hyperlink w:history="1" r:id="rId38edokdsujmned8m3df5x">
               <w:r>
                 <w:rPr>
                   <w:rFonts w:ascii="Arial" w:cs="Arial" w:eastAsia="Arial" w:hAnsi="Arial"/>
@@ -16263,32 +16281,32 @@
         <w:tc>
           <w:tcPr>
             <w:tcW w:type="dxa" w:w="1520"/>
-            <w:shd w:fill="F2F2F2" w:color="auto" w:val="clear"/>
-            <w:tcMar>
-              <w:top w:type="dxa" w:w="60"/>
-              <w:left w:type="dxa" w:w="120"/>
-              <w:bottom w:type="dxa" w:w="60"/>
-              <w:right w:type="dxa" w:w="120"/>
-            </w:tcMar>
-            <w:vAlign w:val="top"/>
-          </w:tcPr>
-          <w:p>
-            <w:pPr>
-              <w:spacing w:after="40" w:before="0"/>
-              <w:jc w:val="left"/>
-            </w:pPr>
-            <w:r>
-              <w:rPr>
-                <w:rFonts w:ascii="Arial" w:cs="Arial" w:eastAsia="Arial" w:hAnsi="Arial"/>
-                <w:b/>
-                <w:bCs/>
-                <w:i w:val="false"/>
-                <w:iCs w:val="false"/>
-                <w:color w:val="000000"/>
-                <w:sz w:val="18"/>
-                <w:szCs w:val="18"/>
-              </w:rPr>
-              <w:t xml:space="preserve">Phase 2 — OBSERVE (25 minutes)</w:t>
+            <w:shd w:fill="D9EEF1" w:color="auto" w:val="clear"/>
+            <w:tcMar>
+              <w:top w:type="dxa" w:w="60"/>
+              <w:left w:type="dxa" w:w="120"/>
+              <w:bottom w:type="dxa" w:w="60"/>
+              <w:right w:type="dxa" w:w="120"/>
+            </w:tcMar>
+            <w:vAlign w:val="top"/>
+          </w:tcPr>
+          <w:p>
+            <w:pPr>
+              <w:spacing w:after="40" w:before="0"/>
+              <w:jc w:val="left"/>
+            </w:pPr>
+            <w:r>
+              <w:rPr>
+                <w:rFonts w:ascii="Arial" w:cs="Arial" w:eastAsia="Arial" w:hAnsi="Arial"/>
+                <w:b/>
+                <w:bCs/>
+                <w:i w:val="false"/>
+                <w:iCs w:val="false"/>
+                <w:color w:val="000000"/>
+                <w:sz w:val="18"/>
+                <w:szCs w:val="18"/>
+              </w:rPr>
+              <w:t xml:space="preserve">Observe Phase</w:t>
             </w:r>
           </w:p>
           <w:p>
@@ -16311,7 +16329,7 @@
             <w:pPr>
               <w:spacing w:after="20" w:before="0"/>
             </w:pPr>
-            <w:hyperlink w:history="1" r:id="rIdfu3xvfhkmoycclssckkrq">
+            <w:hyperlink w:history="1" r:id="rIdu4km7iltjr8expmubrrnf">
               <w:r>
                 <w:rPr>
                   <w:rFonts w:ascii="Arial" w:cs="Arial" w:eastAsia="Arial" w:hAnsi="Arial"/>
@@ -16344,7 +16362,7 @@
               <w:spacing w:after="10" w:before="0"/>
               <w:ind w:left="120"/>
             </w:pPr>
-            <w:hyperlink w:history="1" r:id="rIdspdq__ya_xzsc0ohrkkmi">
+            <w:hyperlink w:history="1" r:id="rIda9u10rkxvamalevsedrdj">
               <w:r>
                 <w:rPr>
                   <w:rFonts w:ascii="Arial" w:cs="Arial" w:eastAsia="Arial" w:hAnsi="Arial"/>
@@ -16389,7 +16407,7 @@
             <w:pPr>
               <w:spacing w:after="20" w:before="0"/>
             </w:pPr>
-            <w:hyperlink w:history="1" r:id="rIdnhq1fw97dwru0iiu3j_dc">
+            <w:hyperlink w:history="1" r:id="rIdfyerrjspn_csplo-gn03z">
               <w:r>
                 <w:rPr>
                   <w:rFonts w:ascii="Arial" w:cs="Arial" w:eastAsia="Arial" w:hAnsi="Arial"/>
@@ -16422,7 +16440,7 @@
               <w:spacing w:after="10" w:before="0"/>
               <w:ind w:left="120"/>
             </w:pPr>
-            <w:hyperlink w:history="1" r:id="rIdmmreosgbu8qbvmxtlfbgt">
+            <w:hyperlink w:history="1" r:id="rIdbhcaoad8jfcmpt5nfw3j9">
               <w:r>
                 <w:rPr>
                   <w:rFonts w:ascii="Arial" w:cs="Arial" w:eastAsia="Arial" w:hAnsi="Arial"/>
@@ -16569,32 +16587,32 @@
         <w:tc>
           <w:tcPr>
             <w:tcW w:type="dxa" w:w="1520"/>
-            <w:shd w:fill="F2F2F2" w:color="auto" w:val="clear"/>
-            <w:tcMar>
-              <w:top w:type="dxa" w:w="60"/>
-              <w:left w:type="dxa" w:w="120"/>
-              <w:bottom w:type="dxa" w:w="60"/>
-              <w:right w:type="dxa" w:w="120"/>
-            </w:tcMar>
-            <w:vAlign w:val="top"/>
-          </w:tcPr>
-          <w:p>
-            <w:pPr>
-              <w:spacing w:after="40" w:before="0"/>
-              <w:jc w:val="left"/>
-            </w:pPr>
-            <w:r>
-              <w:rPr>
-                <w:rFonts w:ascii="Arial" w:cs="Arial" w:eastAsia="Arial" w:hAnsi="Arial"/>
-                <w:b/>
-                <w:bCs/>
-                <w:i w:val="false"/>
-                <w:iCs w:val="false"/>
-                <w:color w:val="000000"/>
-                <w:sz w:val="18"/>
-                <w:szCs w:val="18"/>
-              </w:rPr>
-              <w:t xml:space="preserve">Phase 3 — EXPLAIN (20 minutes)</w:t>
+            <w:shd w:fill="E2EFDA" w:color="auto" w:val="clear"/>
+            <w:tcMar>
+              <w:top w:type="dxa" w:w="60"/>
+              <w:left w:type="dxa" w:w="120"/>
+              <w:bottom w:type="dxa" w:w="60"/>
+              <w:right w:type="dxa" w:w="120"/>
+            </w:tcMar>
+            <w:vAlign w:val="top"/>
+          </w:tcPr>
+          <w:p>
+            <w:pPr>
+              <w:spacing w:after="40" w:before="0"/>
+              <w:jc w:val="left"/>
+            </w:pPr>
+            <w:r>
+              <w:rPr>
+                <w:rFonts w:ascii="Arial" w:cs="Arial" w:eastAsia="Arial" w:hAnsi="Arial"/>
+                <w:b/>
+                <w:bCs/>
+                <w:i w:val="false"/>
+                <w:iCs w:val="false"/>
+                <w:color w:val="000000"/>
+                <w:sz w:val="18"/>
+                <w:szCs w:val="18"/>
+              </w:rPr>
+              <w:t xml:space="preserve">Explain Phase</w:t>
             </w:r>
           </w:p>
           <w:p>
@@ -16617,7 +16635,7 @@
             <w:pPr>
               <w:spacing w:after="20" w:before="0"/>
             </w:pPr>
-            <w:hyperlink w:history="1" r:id="rIda-v51jduln66dvy-chqmw">
+            <w:hyperlink w:history="1" r:id="rIdwqlgw1foetytojzznsqoc">
               <w:r>
                 <w:rPr>
                   <w:rFonts w:ascii="Arial" w:cs="Arial" w:eastAsia="Arial" w:hAnsi="Arial"/>
@@ -16650,7 +16668,7 @@
               <w:spacing w:after="10" w:before="0"/>
               <w:ind w:left="120"/>
             </w:pPr>
-            <w:hyperlink w:history="1" r:id="rIdsfudc1fqlx5ycxhqy1cse">
+            <w:hyperlink w:history="1" r:id="rIdkbsxdjmeef18aiq9uijp_">
               <w:r>
                 <w:rPr>
                   <w:rFonts w:ascii="Arial" w:cs="Arial" w:eastAsia="Arial" w:hAnsi="Arial"/>
@@ -16695,7 +16713,7 @@
             <w:pPr>
               <w:spacing w:after="20" w:before="0"/>
             </w:pPr>
-            <w:hyperlink w:history="1" r:id="rId9yv00v-k9aske0chvkjpm">
+            <w:hyperlink w:history="1" r:id="rId6hw-mdgkb0eau93qcsjri">
               <w:r>
                 <w:rPr>
                   <w:rFonts w:ascii="Arial" w:cs="Arial" w:eastAsia="Arial" w:hAnsi="Arial"/>
@@ -16728,7 +16746,7 @@
               <w:spacing w:after="10" w:before="0"/>
               <w:ind w:left="120"/>
             </w:pPr>
-            <w:hyperlink w:history="1" r:id="rId26sz6ghnip0k4mifv3dde">
+            <w:hyperlink w:history="1" r:id="rIde5crsjqjz9wi1r4-hntib">
               <w:r>
                 <w:rPr>
                   <w:rFonts w:ascii="Arial" w:cs="Arial" w:eastAsia="Arial" w:hAnsi="Arial"/>
@@ -16875,32 +16893,32 @@
         <w:tc>
           <w:tcPr>
             <w:tcW w:type="dxa" w:w="1520"/>
-            <w:shd w:fill="F2F2F2" w:color="auto" w:val="clear"/>
-            <w:tcMar>
-              <w:top w:type="dxa" w:w="60"/>
-              <w:left w:type="dxa" w:w="120"/>
-              <w:bottom w:type="dxa" w:w="60"/>
-              <w:right w:type="dxa" w:w="120"/>
-            </w:tcMar>
-            <w:vAlign w:val="top"/>
-          </w:tcPr>
-          <w:p>
-            <w:pPr>
-              <w:spacing w:after="40" w:before="0"/>
-              <w:jc w:val="left"/>
-            </w:pPr>
-            <w:r>
-              <w:rPr>
-                <w:rFonts w:ascii="Arial" w:cs="Arial" w:eastAsia="Arial" w:hAnsi="Arial"/>
-                <w:b/>
-                <w:bCs/>
-                <w:i w:val="false"/>
-                <w:iCs w:val="false"/>
-                <w:color w:val="000000"/>
-                <w:sz w:val="18"/>
-                <w:szCs w:val="18"/>
-              </w:rPr>
-              <w:t xml:space="preserve">Phase 4 — DRIVING QUESTION BOARD UPDATE (10 minutes)</w:t>
+            <w:shd w:fill="FCE4D6" w:color="auto" w:val="clear"/>
+            <w:tcMar>
+              <w:top w:type="dxa" w:w="60"/>
+              <w:left w:type="dxa" w:w="120"/>
+              <w:bottom w:type="dxa" w:w="60"/>
+              <w:right w:type="dxa" w:w="120"/>
+            </w:tcMar>
+            <w:vAlign w:val="top"/>
+          </w:tcPr>
+          <w:p>
+            <w:pPr>
+              <w:spacing w:after="40" w:before="0"/>
+              <w:jc w:val="left"/>
+            </w:pPr>
+            <w:r>
+              <w:rPr>
+                <w:rFonts w:ascii="Arial" w:cs="Arial" w:eastAsia="Arial" w:hAnsi="Arial"/>
+                <w:b/>
+                <w:bCs/>
+                <w:i w:val="false"/>
+                <w:iCs w:val="false"/>
+                <w:color w:val="000000"/>
+                <w:sz w:val="18"/>
+                <w:szCs w:val="18"/>
+              </w:rPr>
+              <w:t xml:space="preserve">Driving Question Board (DQB) Creation</w:t>
             </w:r>
           </w:p>
           <w:p>
@@ -16923,7 +16941,7 @@
             <w:pPr>
               <w:spacing w:after="20" w:before="0"/>
             </w:pPr>
-            <w:hyperlink w:history="1" r:id="rIdy1jcvzpkocsh26qnly3m6">
+            <w:hyperlink w:history="1" r:id="rId5vidnhpzu-z9twn6e4udt">
               <w:r>
                 <w:rPr>
                   <w:rFonts w:ascii="Arial" w:cs="Arial" w:eastAsia="Arial" w:hAnsi="Arial"/>
@@ -16956,7 +16974,7 @@
               <w:spacing w:after="10" w:before="0"/>
               <w:ind w:left="120"/>
             </w:pPr>
-            <w:hyperlink w:history="1" r:id="rId47duzrlpdvedq0xxdd1wy">
+            <w:hyperlink w:history="1" r:id="rIdmjtl2n9y4vth9fwztltg4">
               <w:r>
                 <w:rPr>
                   <w:rFonts w:ascii="Arial" w:cs="Arial" w:eastAsia="Arial" w:hAnsi="Arial"/>
@@ -17001,7 +17019,7 @@
             <w:pPr>
               <w:spacing w:after="20" w:before="0"/>
             </w:pPr>
-            <w:hyperlink w:history="1" r:id="rIdnua9qhtwegy78hzf8avhw">
+            <w:hyperlink w:history="1" r:id="rIdeqmdz6dsjcp9x1jao8koa">
               <w:r>
                 <w:rPr>
                   <w:rFonts w:ascii="Arial" w:cs="Arial" w:eastAsia="Arial" w:hAnsi="Arial"/>
@@ -17034,7 +17052,7 @@
               <w:spacing w:after="10" w:before="0"/>
               <w:ind w:left="120"/>
             </w:pPr>
-            <w:hyperlink w:history="1" r:id="rId6-afnvxiwpmiytu52e50d">
+            <w:hyperlink w:history="1" r:id="rIdd1sttvlvwxefkca3b7oba">
               <w:r>
                 <w:rPr>
                   <w:rFonts w:ascii="Arial" w:cs="Arial" w:eastAsia="Arial" w:hAnsi="Arial"/>
@@ -17181,32 +17199,32 @@
         <w:tc>
           <w:tcPr>
             <w:tcW w:type="dxa" w:w="1520"/>
-            <w:shd w:fill="F2F2F2" w:color="auto" w:val="clear"/>
-            <w:tcMar>
-              <w:top w:type="dxa" w:w="60"/>
-              <w:left w:type="dxa" w:w="120"/>
-              <w:bottom w:type="dxa" w:w="60"/>
-              <w:right w:type="dxa" w:w="120"/>
-            </w:tcMar>
-            <w:vAlign w:val="top"/>
-          </w:tcPr>
-          <w:p>
-            <w:pPr>
-              <w:spacing w:after="40" w:before="0"/>
-              <w:jc w:val="left"/>
-            </w:pPr>
-            <w:r>
-              <w:rPr>
-                <w:rFonts w:ascii="Arial" w:cs="Arial" w:eastAsia="Arial" w:hAnsi="Arial"/>
-                <w:b/>
-                <w:bCs/>
-                <w:i w:val="false"/>
-                <w:iCs w:val="false"/>
-                <w:color w:val="000000"/>
-                <w:sz w:val="18"/>
-                <w:szCs w:val="18"/>
-              </w:rPr>
-              <w:t xml:space="preserve">Phase 5 — MODEL BUILDING (10 minutes)</w:t>
+            <w:shd w:fill="D5E8F0" w:color="auto" w:val="clear"/>
+            <w:tcMar>
+              <w:top w:type="dxa" w:w="60"/>
+              <w:left w:type="dxa" w:w="120"/>
+              <w:bottom w:type="dxa" w:w="60"/>
+              <w:right w:type="dxa" w:w="120"/>
+            </w:tcMar>
+            <w:vAlign w:val="top"/>
+          </w:tcPr>
+          <w:p>
+            <w:pPr>
+              <w:spacing w:after="40" w:before="0"/>
+              <w:jc w:val="left"/>
+            </w:pPr>
+            <w:r>
+              <w:rPr>
+                <w:rFonts w:ascii="Arial" w:cs="Arial" w:eastAsia="Arial" w:hAnsi="Arial"/>
+                <w:b/>
+                <w:bCs/>
+                <w:i w:val="false"/>
+                <w:iCs w:val="false"/>
+                <w:color w:val="000000"/>
+                <w:sz w:val="18"/>
+                <w:szCs w:val="18"/>
+              </w:rPr>
+              <w:t xml:space="preserve">Model Building Phase</w:t>
             </w:r>
           </w:p>
           <w:p>
@@ -17229,7 +17247,7 @@
             <w:pPr>
               <w:spacing w:after="20" w:before="0"/>
             </w:pPr>
-            <w:hyperlink w:history="1" r:id="rId2qaddqelgshkb-apegnrc">
+            <w:hyperlink w:history="1" r:id="rIdf4_c6v7mq9hsuhudqr1is">
               <w:r>
                 <w:rPr>
                   <w:rFonts w:ascii="Arial" w:cs="Arial" w:eastAsia="Arial" w:hAnsi="Arial"/>
@@ -17262,7 +17280,7 @@
               <w:spacing w:after="10" w:before="0"/>
               <w:ind w:left="120"/>
             </w:pPr>
-            <w:hyperlink w:history="1" r:id="rIdvhzgo1ccho582zmejwqrg">
+            <w:hyperlink w:history="1" r:id="rIdiexi2kd_sibltinvkgbnq">
               <w:r>
                 <w:rPr>
                   <w:rFonts w:ascii="Arial" w:cs="Arial" w:eastAsia="Arial" w:hAnsi="Arial"/>
@@ -17307,7 +17325,7 @@
             <w:pPr>
               <w:spacing w:after="20" w:before="0"/>
             </w:pPr>
-            <w:hyperlink w:history="1" r:id="rIdwbjmvqsh2zetcf2i1enaa">
+            <w:hyperlink w:history="1" r:id="rId0myln-o6bsvatbnapx0ta">
               <w:r>
                 <w:rPr>
                   <w:rFonts w:ascii="Arial" w:cs="Arial" w:eastAsia="Arial" w:hAnsi="Arial"/>
@@ -17340,7 +17358,7 @@
               <w:spacing w:after="10" w:before="0"/>
               <w:ind w:left="120"/>
             </w:pPr>
-            <w:hyperlink w:history="1" r:id="rIdncojl9ju7nh5pwqjwvjcf">
+            <w:hyperlink w:history="1" r:id="rIdjk3jytkyf-1ritx1p4nbg">
               <w:r>
                 <w:rPr>
                   <w:rFonts w:ascii="Arial" w:cs="Arial" w:eastAsia="Arial" w:hAnsi="Arial"/>
@@ -18435,7 +18453,25 @@
             </w:tcMar>
             <w:vAlign w:val="top"/>
           </w:tcPr>
-          <w:p/>
+          <w:p>
+            <w:pPr>
+              <w:spacing w:after="40" w:before="0"/>
+              <w:jc w:val="left"/>
+            </w:pPr>
+            <w:r>
+              <w:rPr>
+                <w:rFonts w:ascii="Arial" w:cs="Arial" w:eastAsia="Arial" w:hAnsi="Arial"/>
+                <w:b w:val="false"/>
+                <w:bCs w:val="false"/>
+                <w:i w:val="false"/>
+                <w:iCs w:val="false"/>
+                <w:color w:val="000000"/>
+                <w:sz w:val="18"/>
+                <w:szCs w:val="18"/>
+              </w:rPr>
+              <w:t xml:space="preserve">No physical hazards. Learners using school computers or tablets should be reminded not to download or install any software. If using a shared computer lab, ensure screens are visible to the teacher during the simulation. Learners with photosensitive epilepsy should be seated away from rapidly flickering simulation displays.</w:t>
+            </w:r>
+          </w:p>
         </w:tc>
       </w:tr>
     </w:tbl>
@@ -18809,7 +18845,7 @@
             <w:pPr>
               <w:spacing w:after="20" w:before="0"/>
             </w:pPr>
-            <w:hyperlink w:history="1" r:id="rIdfl8owhwwfmcnshgabyza2">
+            <w:hyperlink w:history="1" r:id="rIdjwc4c-qrlviy3xxl5siae">
               <w:r>
                 <w:rPr>
                   <w:rFonts w:ascii="Arial" w:cs="Arial" w:eastAsia="Arial" w:hAnsi="Arial"/>
@@ -18842,7 +18878,7 @@
               <w:spacing w:after="10" w:before="0"/>
               <w:ind w:left="120"/>
             </w:pPr>
-            <w:hyperlink w:history="1" r:id="rId2nrqgb1zh0qdxyws56a86">
+            <w:hyperlink w:history="1" r:id="rId1h50xxtqwwljguwdsxaqm">
               <w:r>
                 <w:rPr>
                   <w:rFonts w:ascii="Arial" w:cs="Arial" w:eastAsia="Arial" w:hAnsi="Arial"/>
@@ -18887,7 +18923,7 @@
             <w:pPr>
               <w:spacing w:after="20" w:before="0"/>
             </w:pPr>
-            <w:hyperlink w:history="1" r:id="rId2hyeaofe6uypsoze5zqp1">
+            <w:hyperlink w:history="1" r:id="rIdjo4zn_zo_kyko9ciadmha">
               <w:r>
                 <w:rPr>
                   <w:rFonts w:ascii="Arial" w:cs="Arial" w:eastAsia="Arial" w:hAnsi="Arial"/>
@@ -18920,7 +18956,7 @@
               <w:spacing w:after="10" w:before="0"/>
               <w:ind w:left="120"/>
             </w:pPr>
-            <w:hyperlink w:history="1" r:id="rId22p9xx5ibagfsghu7crcn">
+            <w:hyperlink w:history="1" r:id="rIdmoqvmesj46fv6s1txsjhi">
               <w:r>
                 <w:rPr>
                   <w:rFonts w:ascii="Arial" w:cs="Arial" w:eastAsia="Arial" w:hAnsi="Arial"/>
@@ -19115,7 +19151,7 @@
             <w:pPr>
               <w:spacing w:after="20" w:before="0"/>
             </w:pPr>
-            <w:hyperlink w:history="1" r:id="rIdxdkdugz6kkcb-lqeihrlm">
+            <w:hyperlink w:history="1" r:id="rIdmfoozbjqnpm2qhg5ya2t7">
               <w:r>
                 <w:rPr>
                   <w:rFonts w:ascii="Arial" w:cs="Arial" w:eastAsia="Arial" w:hAnsi="Arial"/>
@@ -19148,7 +19184,7 @@
               <w:spacing w:after="10" w:before="0"/>
               <w:ind w:left="120"/>
             </w:pPr>
-            <w:hyperlink w:history="1" r:id="rIdjtlmntwzj69mlia0supvu">
+            <w:hyperlink w:history="1" r:id="rIdx9lqah_9mlty7vh8zx6iy">
               <w:r>
                 <w:rPr>
                   <w:rFonts w:ascii="Arial" w:cs="Arial" w:eastAsia="Arial" w:hAnsi="Arial"/>
@@ -19193,7 +19229,7 @@
             <w:pPr>
               <w:spacing w:after="20" w:before="0"/>
             </w:pPr>
-            <w:hyperlink w:history="1" r:id="rIddrtt-ygjvepotno83vqq5">
+            <w:hyperlink w:history="1" r:id="rIdbdy_rx0vtki5g5e66vu9-">
               <w:r>
                 <w:rPr>
                   <w:rFonts w:ascii="Arial" w:cs="Arial" w:eastAsia="Arial" w:hAnsi="Arial"/>
@@ -19226,7 +19262,7 @@
               <w:spacing w:after="10" w:before="0"/>
               <w:ind w:left="120"/>
             </w:pPr>
-            <w:hyperlink w:history="1" r:id="rId1nq3wimnlx3hzrfqhuohx">
+            <w:hyperlink w:history="1" r:id="rIdi7mathwbmog5zx2ftkpq5">
               <w:r>
                 <w:rPr>
                   <w:rFonts w:ascii="Arial" w:cs="Arial" w:eastAsia="Arial" w:hAnsi="Arial"/>
@@ -19421,7 +19457,7 @@
             <w:pPr>
               <w:spacing w:after="20" w:before="0"/>
             </w:pPr>
-            <w:hyperlink w:history="1" r:id="rIddt0ovgh8avyve9dcwa7v3">
+            <w:hyperlink w:history="1" r:id="rIdc-5wf1trnwjuxknecsikx">
               <w:r>
                 <w:rPr>
                   <w:rFonts w:ascii="Arial" w:cs="Arial" w:eastAsia="Arial" w:hAnsi="Arial"/>
@@ -19454,7 +19490,7 @@
               <w:spacing w:after="10" w:before="0"/>
               <w:ind w:left="120"/>
             </w:pPr>
-            <w:hyperlink w:history="1" r:id="rIdvbtrn1bbkoztso7fx_c9y">
+            <w:hyperlink w:history="1" r:id="rIddp6s-zgeyqezjyibmzelw">
               <w:r>
                 <w:rPr>
                   <w:rFonts w:ascii="Arial" w:cs="Arial" w:eastAsia="Arial" w:hAnsi="Arial"/>
@@ -19499,7 +19535,7 @@
             <w:pPr>
               <w:spacing w:after="20" w:before="0"/>
             </w:pPr>
-            <w:hyperlink w:history="1" r:id="rId3ucjnk9hqt242l_x4cgde">
+            <w:hyperlink w:history="1" r:id="rIdgqlv-hlpd0cj36ssz0dbl">
               <w:r>
                 <w:rPr>
                   <w:rFonts w:ascii="Arial" w:cs="Arial" w:eastAsia="Arial" w:hAnsi="Arial"/>
@@ -19532,7 +19568,7 @@
               <w:spacing w:after="10" w:before="0"/>
               <w:ind w:left="120"/>
             </w:pPr>
-            <w:hyperlink w:history="1" r:id="rIdeohl9qv9otsdgrybk4buw">
+            <w:hyperlink w:history="1" r:id="rIdg3pmjzejls35vg96lccu4">
               <w:r>
                 <w:rPr>
                   <w:rFonts w:ascii="Arial" w:cs="Arial" w:eastAsia="Arial" w:hAnsi="Arial"/>
@@ -19727,7 +19763,7 @@
             <w:pPr>
               <w:spacing w:after="20" w:before="0"/>
             </w:pPr>
-            <w:hyperlink w:history="1" r:id="rIdnhtaprdmldalydmcrpkiv">
+            <w:hyperlink w:history="1" r:id="rIdq-xvacmupag5lvjbh32mz">
               <w:r>
                 <w:rPr>
                   <w:rFonts w:ascii="Arial" w:cs="Arial" w:eastAsia="Arial" w:hAnsi="Arial"/>
@@ -19760,7 +19796,7 @@
               <w:spacing w:after="10" w:before="0"/>
               <w:ind w:left="120"/>
             </w:pPr>
-            <w:hyperlink w:history="1" r:id="rIdfcvhkrjk8e8om0cj3li8q">
+            <w:hyperlink w:history="1" r:id="rIdzx9tvo65t02uoxj0hpv1o">
               <w:r>
                 <w:rPr>
                   <w:rFonts w:ascii="Arial" w:cs="Arial" w:eastAsia="Arial" w:hAnsi="Arial"/>
@@ -19805,7 +19841,7 @@
             <w:pPr>
               <w:spacing w:after="20" w:before="0"/>
             </w:pPr>
-            <w:hyperlink w:history="1" r:id="rIdclkcezkhxzho3md7ajb3y">
+            <w:hyperlink w:history="1" r:id="rIdixynltjzxszjatwglbps4">
               <w:r>
                 <w:rPr>
                   <w:rFonts w:ascii="Arial" w:cs="Arial" w:eastAsia="Arial" w:hAnsi="Arial"/>
@@ -19838,7 +19874,7 @@
               <w:spacing w:after="10" w:before="0"/>
               <w:ind w:left="120"/>
             </w:pPr>
-            <w:hyperlink w:history="1" r:id="rIdbltrp2cvudisw3kjatr5y">
+            <w:hyperlink w:history="1" r:id="rIdaq9i3_-ycvb5kswp0g7gi">
               <w:r>
                 <w:rPr>
                   <w:rFonts w:ascii="Arial" w:cs="Arial" w:eastAsia="Arial" w:hAnsi="Arial"/>
@@ -20033,7 +20069,7 @@
             <w:pPr>
               <w:spacing w:after="20" w:before="0"/>
             </w:pPr>
-            <w:hyperlink w:history="1" r:id="rIdf5bizbqrzb5sie7lq-gz4">
+            <w:hyperlink w:history="1" r:id="rId95gemwhwaipjr4z5sk4qx">
               <w:r>
                 <w:rPr>
                   <w:rFonts w:ascii="Arial" w:cs="Arial" w:eastAsia="Arial" w:hAnsi="Arial"/>
@@ -20066,7 +20102,7 @@
               <w:spacing w:after="10" w:before="0"/>
               <w:ind w:left="120"/>
             </w:pPr>
-            <w:hyperlink w:history="1" r:id="rIdpuhd4vnlhcqv_kehp8vod">
+            <w:hyperlink w:history="1" r:id="rId6jpuiz8zkx21a9wspkmy6">
               <w:r>
                 <w:rPr>
                   <w:rFonts w:ascii="Arial" w:cs="Arial" w:eastAsia="Arial" w:hAnsi="Arial"/>
@@ -20111,7 +20147,7 @@
             <w:pPr>
               <w:spacing w:after="20" w:before="0"/>
             </w:pPr>
-            <w:hyperlink w:history="1" r:id="rId8uvllafgkng92qgpbchoz">
+            <w:hyperlink w:history="1" r:id="rIdkozedxusc8p98qv9gfqfe">
               <w:r>
                 <w:rPr>
                   <w:rFonts w:ascii="Arial" w:cs="Arial" w:eastAsia="Arial" w:hAnsi="Arial"/>
@@ -20144,7 +20180,7 @@
               <w:spacing w:after="10" w:before="0"/>
               <w:ind w:left="120"/>
             </w:pPr>
-            <w:hyperlink w:history="1" r:id="rIdik8jv0km5_ccyxvcvl78b">
+            <w:hyperlink w:history="1" r:id="rIdsudoerw_vl5wn1fukoozb">
               <w:r>
                 <w:rPr>
                   <w:rFonts w:ascii="Arial" w:cs="Arial" w:eastAsia="Arial" w:hAnsi="Arial"/>
@@ -21239,7 +21275,25 @@
             </w:tcMar>
             <w:vAlign w:val="top"/>
           </w:tcPr>
-          <w:p/>
+          <w:p>
+            <w:pPr>
+              <w:spacing w:after="40" w:before="0"/>
+              <w:jc w:val="left"/>
+            </w:pPr>
+            <w:r>
+              <w:rPr>
+                <w:rFonts w:ascii="Arial" w:cs="Arial" w:eastAsia="Arial" w:hAnsi="Arial"/>
+                <w:b w:val="false"/>
+                <w:bCs w:val="false"/>
+                <w:i w:val="false"/>
+                <w:iCs w:val="false"/>
+                <w:color w:val="000000"/>
+                <w:sz w:val="18"/>
+                <w:szCs w:val="18"/>
+              </w:rPr>
+              <w:t xml:space="preserve">Lesson is simulation-based. Ensure screen brightness is comfortable to avoid eye strain during the 15-minute PhET observation block. If any student has photosensitive epilepsy, set the PhET animation speed to Slow before the session begins and alert the student in advance.</w:t>
+            </w:r>
+          </w:p>
         </w:tc>
       </w:tr>
     </w:tbl>
@@ -21613,7 +21667,7 @@
             <w:pPr>
               <w:spacing w:after="20" w:before="0"/>
             </w:pPr>
-            <w:hyperlink w:history="1" r:id="rIdgnvptcwlmf6hhjy8qz7ef">
+            <w:hyperlink w:history="1" r:id="rIdwj7skrhq4vbffryxe8tyy">
               <w:r>
                 <w:rPr>
                   <w:rFonts w:ascii="Arial" w:cs="Arial" w:eastAsia="Arial" w:hAnsi="Arial"/>
@@ -21646,7 +21700,7 @@
               <w:spacing w:after="10" w:before="0"/>
               <w:ind w:left="120"/>
             </w:pPr>
-            <w:hyperlink w:history="1" r:id="rIdkr6t7s20a9vywdismidb1">
+            <w:hyperlink w:history="1" r:id="rIdhvlnlugzfk5hq31qlboup">
               <w:r>
                 <w:rPr>
                   <w:rFonts w:ascii="Arial" w:cs="Arial" w:eastAsia="Arial" w:hAnsi="Arial"/>
@@ -21691,7 +21745,7 @@
             <w:pPr>
               <w:spacing w:after="20" w:before="0"/>
             </w:pPr>
-            <w:hyperlink w:history="1" r:id="rIdgvoei-smbdb9ztwon2g_c">
+            <w:hyperlink w:history="1" r:id="rIdajjy658ofihreof4zni7q">
               <w:r>
                 <w:rPr>
                   <w:rFonts w:ascii="Arial" w:cs="Arial" w:eastAsia="Arial" w:hAnsi="Arial"/>
@@ -21724,7 +21778,7 @@
               <w:spacing w:after="10" w:before="0"/>
               <w:ind w:left="120"/>
             </w:pPr>
-            <w:hyperlink w:history="1" r:id="rIdediwpzwhxmla7244ywtyt">
+            <w:hyperlink w:history="1" r:id="rIdrnjv9pvveghtf9uoofphr">
               <w:r>
                 <w:rPr>
                   <w:rFonts w:ascii="Arial" w:cs="Arial" w:eastAsia="Arial" w:hAnsi="Arial"/>
@@ -21919,7 +21973,7 @@
             <w:pPr>
               <w:spacing w:after="20" w:before="0"/>
             </w:pPr>
-            <w:hyperlink w:history="1" r:id="rId7ne-fkd6ahcwtoenspswb">
+            <w:hyperlink w:history="1" r:id="rIdf5x6xejlrwbgcw6kojqed">
               <w:r>
                 <w:rPr>
                   <w:rFonts w:ascii="Arial" w:cs="Arial" w:eastAsia="Arial" w:hAnsi="Arial"/>
@@ -21952,7 +22006,7 @@
               <w:spacing w:after="10" w:before="0"/>
               <w:ind w:left="120"/>
             </w:pPr>
-            <w:hyperlink w:history="1" r:id="rIdbrfmdyqquqczt2tgcbwbx">
+            <w:hyperlink w:history="1" r:id="rId9y08iiyaptuqubu-xre1q">
               <w:r>
                 <w:rPr>
                   <w:rFonts w:ascii="Arial" w:cs="Arial" w:eastAsia="Arial" w:hAnsi="Arial"/>
@@ -21997,7 +22051,7 @@
             <w:pPr>
               <w:spacing w:after="20" w:before="0"/>
             </w:pPr>
-            <w:hyperlink w:history="1" r:id="rIdi1us3yjxitqy-o4gqo7rm">
+            <w:hyperlink w:history="1" r:id="rIdxu7klrimjqxbwuoxrn-04">
               <w:r>
                 <w:rPr>
                   <w:rFonts w:ascii="Arial" w:cs="Arial" w:eastAsia="Arial" w:hAnsi="Arial"/>
@@ -22030,7 +22084,7 @@
               <w:spacing w:after="10" w:before="0"/>
               <w:ind w:left="120"/>
             </w:pPr>
-            <w:hyperlink w:history="1" r:id="rId6srsugfksrk7s1wtddag9">
+            <w:hyperlink w:history="1" r:id="rIdk5gt0r9wciexvhgkkgld0">
               <w:r>
                 <w:rPr>
                   <w:rFonts w:ascii="Arial" w:cs="Arial" w:eastAsia="Arial" w:hAnsi="Arial"/>
@@ -22225,7 +22279,7 @@
             <w:pPr>
               <w:spacing w:after="20" w:before="0"/>
             </w:pPr>
-            <w:hyperlink w:history="1" r:id="rIdrcacdl7ytbnb24exxq9hw">
+            <w:hyperlink w:history="1" r:id="rIdhzof5xc5hlk4ob-uli9ak">
               <w:r>
                 <w:rPr>
                   <w:rFonts w:ascii="Arial" w:cs="Arial" w:eastAsia="Arial" w:hAnsi="Arial"/>
@@ -22258,7 +22312,7 @@
               <w:spacing w:after="10" w:before="0"/>
               <w:ind w:left="120"/>
             </w:pPr>
-            <w:hyperlink w:history="1" r:id="rIdoiqm_dkftb0pucfqihzvx">
+            <w:hyperlink w:history="1" r:id="rId-mpknxln7grzndeohltzs">
               <w:r>
                 <w:rPr>
                   <w:rFonts w:ascii="Arial" w:cs="Arial" w:eastAsia="Arial" w:hAnsi="Arial"/>
@@ -22303,7 +22357,7 @@
             <w:pPr>
               <w:spacing w:after="20" w:before="0"/>
             </w:pPr>
-            <w:hyperlink w:history="1" r:id="rIds1b97dgcdxnolww4z9kbn">
+            <w:hyperlink w:history="1" r:id="rIduwsavt4brtsaznwph_q95">
               <w:r>
                 <w:rPr>
                   <w:rFonts w:ascii="Arial" w:cs="Arial" w:eastAsia="Arial" w:hAnsi="Arial"/>
@@ -22336,7 +22390,7 @@
               <w:spacing w:after="10" w:before="0"/>
               <w:ind w:left="120"/>
             </w:pPr>
-            <w:hyperlink w:history="1" r:id="rIdhcgqyyqnu9x3uypunpbt2">
+            <w:hyperlink w:history="1" r:id="rId_zebl5mrd9py16jdsxbcu">
               <w:r>
                 <w:rPr>
                   <w:rFonts w:ascii="Arial" w:cs="Arial" w:eastAsia="Arial" w:hAnsi="Arial"/>
@@ -22531,7 +22585,7 @@
             <w:pPr>
               <w:spacing w:after="20" w:before="0"/>
             </w:pPr>
-            <w:hyperlink w:history="1" r:id="rIdjlst0yana-tma4tegjanh">
+            <w:hyperlink w:history="1" r:id="rIdnu5zy9-8p5annsmqnfzvl">
               <w:r>
                 <w:rPr>
                   <w:rFonts w:ascii="Arial" w:cs="Arial" w:eastAsia="Arial" w:hAnsi="Arial"/>
@@ -22564,7 +22618,7 @@
               <w:spacing w:after="10" w:before="0"/>
               <w:ind w:left="120"/>
             </w:pPr>
-            <w:hyperlink w:history="1" r:id="rIdevwe8uajx98fvmopzvgfh">
+            <w:hyperlink w:history="1" r:id="rIdlpzjjodl1nzn_gbrkdkb0">
               <w:r>
                 <w:rPr>
                   <w:rFonts w:ascii="Arial" w:cs="Arial" w:eastAsia="Arial" w:hAnsi="Arial"/>
@@ -22609,7 +22663,7 @@
             <w:pPr>
               <w:spacing w:after="20" w:before="0"/>
             </w:pPr>
-            <w:hyperlink w:history="1" r:id="rIddzb2odffe_ua7goentn0s">
+            <w:hyperlink w:history="1" r:id="rIdqusbdy7hqopgpmneweivc">
               <w:r>
                 <w:rPr>
                   <w:rFonts w:ascii="Arial" w:cs="Arial" w:eastAsia="Arial" w:hAnsi="Arial"/>
@@ -22642,7 +22696,7 @@
               <w:spacing w:after="10" w:before="0"/>
               <w:ind w:left="120"/>
             </w:pPr>
-            <w:hyperlink w:history="1" r:id="rIdiv4z6kk2wdzek2gofyjua">
+            <w:hyperlink w:history="1" r:id="rIdxbax1xpfpec6e-vwreaj9">
               <w:r>
                 <w:rPr>
                   <w:rFonts w:ascii="Arial" w:cs="Arial" w:eastAsia="Arial" w:hAnsi="Arial"/>
@@ -22837,7 +22891,7 @@
             <w:pPr>
               <w:spacing w:after="20" w:before="0"/>
             </w:pPr>
-            <w:hyperlink w:history="1" r:id="rIdlypa9t-gjnce5twqena9e">
+            <w:hyperlink w:history="1" r:id="rIdwubddl2kbcay8r28b3bkr">
               <w:r>
                 <w:rPr>
                   <w:rFonts w:ascii="Arial" w:cs="Arial" w:eastAsia="Arial" w:hAnsi="Arial"/>
@@ -22870,7 +22924,7 @@
               <w:spacing w:after="10" w:before="0"/>
               <w:ind w:left="120"/>
             </w:pPr>
-            <w:hyperlink w:history="1" r:id="rId-u3pxu2lcas84wuh-zdjp">
+            <w:hyperlink w:history="1" r:id="rIdw0ab6upfaafktedxndxet">
               <w:r>
                 <w:rPr>
                   <w:rFonts w:ascii="Arial" w:cs="Arial" w:eastAsia="Arial" w:hAnsi="Arial"/>
@@ -22915,7 +22969,7 @@
             <w:pPr>
               <w:spacing w:after="20" w:before="0"/>
             </w:pPr>
-            <w:hyperlink w:history="1" r:id="rIdfnhztmnvkafkd8rvxrhuw">
+            <w:hyperlink w:history="1" r:id="rIdpj45k54birn7vts9zwyyx">
               <w:r>
                 <w:rPr>
                   <w:rFonts w:ascii="Arial" w:cs="Arial" w:eastAsia="Arial" w:hAnsi="Arial"/>
@@ -22948,7 +23002,7 @@
               <w:spacing w:after="10" w:before="0"/>
               <w:ind w:left="120"/>
             </w:pPr>
-            <w:hyperlink w:history="1" r:id="rIdmsr6935pwdvdj8i4xd0a7">
+            <w:hyperlink w:history="1" r:id="rId1gpt5kfb0zthzk1wrczwb">
               <w:r>
                 <w:rPr>
                   <w:rFonts w:ascii="Arial" w:cs="Arial" w:eastAsia="Arial" w:hAnsi="Arial"/>
@@ -24043,7 +24097,25 @@
             </w:tcMar>
             <w:vAlign w:val="top"/>
           </w:tcPr>
-          <w:p/>
+          <w:p>
+            <w:pPr>
+              <w:spacing w:after="40" w:before="0"/>
+              <w:jc w:val="left"/>
+            </w:pPr>
+            <w:r>
+              <w:rPr>
+                <w:rFonts w:ascii="Arial" w:cs="Arial" w:eastAsia="Arial" w:hAnsi="Arial"/>
+                <w:b w:val="false"/>
+                <w:bCs w:val="false"/>
+                <w:i w:val="false"/>
+                <w:iCs w:val="false"/>
+                <w:color w:val="000000"/>
+                <w:sz w:val="18"/>
+                <w:szCs w:val="18"/>
+              </w:rPr>
+              <w:t xml:space="preserve">No significant physical hazards. Ensure screen brightness is set comfortably to protect eyesight during extended simulation use. If a physical string-and-vibrator demonstration is available as an extension, ensure the vibrator is clamped securely to the bench and students do not touch the string while it is vibrating.</w:t>
+            </w:r>
+          </w:p>
         </w:tc>
       </w:tr>
     </w:tbl>
@@ -24417,7 +24489,7 @@
             <w:pPr>
               <w:spacing w:after="20" w:before="0"/>
             </w:pPr>
-            <w:hyperlink w:history="1" r:id="rIdcgqivoqary-iybbo2mohs">
+            <w:hyperlink w:history="1" r:id="rIdyfxhijsi2obz7v9eerw_v">
               <w:r>
                 <w:rPr>
                   <w:rFonts w:ascii="Arial" w:cs="Arial" w:eastAsia="Arial" w:hAnsi="Arial"/>
@@ -24450,7 +24522,7 @@
               <w:spacing w:after="10" w:before="0"/>
               <w:ind w:left="120"/>
             </w:pPr>
-            <w:hyperlink w:history="1" r:id="rId3lotk5f8knx4zgz5s0ufj">
+            <w:hyperlink w:history="1" r:id="rId3yn49sgadyng0qh9q4llz">
               <w:r>
                 <w:rPr>
                   <w:rFonts w:ascii="Arial" w:cs="Arial" w:eastAsia="Arial" w:hAnsi="Arial"/>
@@ -24495,7 +24567,7 @@
             <w:pPr>
               <w:spacing w:after="20" w:before="0"/>
             </w:pPr>
-            <w:hyperlink w:history="1" r:id="rIdscxc_bacqz8olqniznm3t">
+            <w:hyperlink w:history="1" r:id="rIdszizgyv54cdabhmis9vmw">
               <w:r>
                 <w:rPr>
                   <w:rFonts w:ascii="Arial" w:cs="Arial" w:eastAsia="Arial" w:hAnsi="Arial"/>
@@ -24528,7 +24600,7 @@
               <w:spacing w:after="10" w:before="0"/>
               <w:ind w:left="120"/>
             </w:pPr>
-            <w:hyperlink w:history="1" r:id="rIdea_leleh9e6kb8ula1zfn">
+            <w:hyperlink w:history="1" r:id="rIdelnzdseycku_adbomj9_4">
               <w:r>
                 <w:rPr>
                   <w:rFonts w:ascii="Arial" w:cs="Arial" w:eastAsia="Arial" w:hAnsi="Arial"/>
@@ -24723,7 +24795,7 @@
             <w:pPr>
               <w:spacing w:after="20" w:before="0"/>
             </w:pPr>
-            <w:hyperlink w:history="1" r:id="rIda_fx4fnt51xnvobi43jiy">
+            <w:hyperlink w:history="1" r:id="rIdt_oamnm_zspwyt8or5scb">
               <w:r>
                 <w:rPr>
                   <w:rFonts w:ascii="Arial" w:cs="Arial" w:eastAsia="Arial" w:hAnsi="Arial"/>
@@ -24756,7 +24828,7 @@
               <w:spacing w:after="10" w:before="0"/>
               <w:ind w:left="120"/>
             </w:pPr>
-            <w:hyperlink w:history="1" r:id="rId5iwlorlyjdcofcbe7dfao">
+            <w:hyperlink w:history="1" r:id="rIdndoyybywpwmdnhck7z8tn">
               <w:r>
                 <w:rPr>
                   <w:rFonts w:ascii="Arial" w:cs="Arial" w:eastAsia="Arial" w:hAnsi="Arial"/>
@@ -24801,7 +24873,7 @@
             <w:pPr>
               <w:spacing w:after="20" w:before="0"/>
             </w:pPr>
-            <w:hyperlink w:history="1" r:id="rIdoolqgqzueympxczp0blj4">
+            <w:hyperlink w:history="1" r:id="rId0zeiebr9wycrmrqgtbe22">
               <w:r>
                 <w:rPr>
                   <w:rFonts w:ascii="Arial" w:cs="Arial" w:eastAsia="Arial" w:hAnsi="Arial"/>
@@ -24834,7 +24906,7 @@
               <w:spacing w:after="10" w:before="0"/>
               <w:ind w:left="120"/>
             </w:pPr>
-            <w:hyperlink w:history="1" r:id="rId2kaoitxejhxnvapoetb-i">
+            <w:hyperlink w:history="1" r:id="rId9vf4tys6efbx-ufcjigl-">
               <w:r>
                 <w:rPr>
                   <w:rFonts w:ascii="Arial" w:cs="Arial" w:eastAsia="Arial" w:hAnsi="Arial"/>
@@ -25029,7 +25101,7 @@
             <w:pPr>
               <w:spacing w:after="20" w:before="0"/>
             </w:pPr>
-            <w:hyperlink w:history="1" r:id="rId19q8aefsp9pygprpjucx9">
+            <w:hyperlink w:history="1" r:id="rIdy8d_aebsz4qfdkftfg8aq">
               <w:r>
                 <w:rPr>
                   <w:rFonts w:ascii="Arial" w:cs="Arial" w:eastAsia="Arial" w:hAnsi="Arial"/>
@@ -25062,7 +25134,7 @@
               <w:spacing w:after="10" w:before="0"/>
               <w:ind w:left="120"/>
             </w:pPr>
-            <w:hyperlink w:history="1" r:id="rIdqer8nbsgbvkgen57_mtm9">
+            <w:hyperlink w:history="1" r:id="rIdii79imsds3cinuvdjemdx">
               <w:r>
                 <w:rPr>
                   <w:rFonts w:ascii="Arial" w:cs="Arial" w:eastAsia="Arial" w:hAnsi="Arial"/>
@@ -25107,7 +25179,7 @@
             <w:pPr>
               <w:spacing w:after="20" w:before="0"/>
             </w:pPr>
-            <w:hyperlink w:history="1" r:id="rIdqaagg-vjrqi4ork-6rnml">
+            <w:hyperlink w:history="1" r:id="rIdmntxeavrana60i6ourzph">
               <w:r>
                 <w:rPr>
                   <w:rFonts w:ascii="Arial" w:cs="Arial" w:eastAsia="Arial" w:hAnsi="Arial"/>
@@ -25140,7 +25212,7 @@
               <w:spacing w:after="10" w:before="0"/>
               <w:ind w:left="120"/>
             </w:pPr>
-            <w:hyperlink w:history="1" r:id="rId0rmr8spu2tlm-4izjn7bo">
+            <w:hyperlink w:history="1" r:id="rIdbt6ubextkyxyxkjwrrqbz">
               <w:r>
                 <w:rPr>
                   <w:rFonts w:ascii="Arial" w:cs="Arial" w:eastAsia="Arial" w:hAnsi="Arial"/>
@@ -25335,7 +25407,7 @@
             <w:pPr>
               <w:spacing w:after="20" w:before="0"/>
             </w:pPr>
-            <w:hyperlink w:history="1" r:id="rIdhlyuuiqslv32gms5bbng0">
+            <w:hyperlink w:history="1" r:id="rIdg7z0yszfmu4r4kojzat0f">
               <w:r>
                 <w:rPr>
                   <w:rFonts w:ascii="Arial" w:cs="Arial" w:eastAsia="Arial" w:hAnsi="Arial"/>
@@ -25368,7 +25440,7 @@
               <w:spacing w:after="10" w:before="0"/>
               <w:ind w:left="120"/>
             </w:pPr>
-            <w:hyperlink w:history="1" r:id="rIduo-e98u9di6vxmmdvp5xq">
+            <w:hyperlink w:history="1" r:id="rIdmuzpfyygmmw84wrkxfrjd">
               <w:r>
                 <w:rPr>
                   <w:rFonts w:ascii="Arial" w:cs="Arial" w:eastAsia="Arial" w:hAnsi="Arial"/>
@@ -25413,7 +25485,7 @@
             <w:pPr>
               <w:spacing w:after="20" w:before="0"/>
             </w:pPr>
-            <w:hyperlink w:history="1" r:id="rIdkzanpp9k3j8dmifhbm65b">
+            <w:hyperlink w:history="1" r:id="rIdy3q8b0mikefr4l9jxfygz">
               <w:r>
                 <w:rPr>
                   <w:rFonts w:ascii="Arial" w:cs="Arial" w:eastAsia="Arial" w:hAnsi="Arial"/>
@@ -25446,7 +25518,7 @@
               <w:spacing w:after="10" w:before="0"/>
               <w:ind w:left="120"/>
             </w:pPr>
-            <w:hyperlink w:history="1" r:id="rIdfjojesjqxaeamrjr3gs7x">
+            <w:hyperlink w:history="1" r:id="rIdqv6dlsvyrzk4rqmafco36">
               <w:r>
                 <w:rPr>
                   <w:rFonts w:ascii="Arial" w:cs="Arial" w:eastAsia="Arial" w:hAnsi="Arial"/>
@@ -25641,7 +25713,7 @@
             <w:pPr>
               <w:spacing w:after="20" w:before="0"/>
             </w:pPr>
-            <w:hyperlink w:history="1" r:id="rIdxnjw7rd7fvriwlq8jhcas">
+            <w:hyperlink w:history="1" r:id="rIdl11acl0g7lwbkxqyj6-pe">
               <w:r>
                 <w:rPr>
                   <w:rFonts w:ascii="Arial" w:cs="Arial" w:eastAsia="Arial" w:hAnsi="Arial"/>
@@ -25674,7 +25746,7 @@
               <w:spacing w:after="10" w:before="0"/>
               <w:ind w:left="120"/>
             </w:pPr>
-            <w:hyperlink w:history="1" r:id="rIdimeavuloeiqzhzmqavwy5">
+            <w:hyperlink w:history="1" r:id="rIdiedqad8ixky6ipow94azx">
               <w:r>
                 <w:rPr>
                   <w:rFonts w:ascii="Arial" w:cs="Arial" w:eastAsia="Arial" w:hAnsi="Arial"/>
@@ -25719,7 +25791,7 @@
             <w:pPr>
               <w:spacing w:after="20" w:before="0"/>
             </w:pPr>
-            <w:hyperlink w:history="1" r:id="rIde4sm1yu14jjbkvqbxvubq">
+            <w:hyperlink w:history="1" r:id="rIdtmcatq_almuqpz-hl1hsf">
               <w:r>
                 <w:rPr>
                   <w:rFonts w:ascii="Arial" w:cs="Arial" w:eastAsia="Arial" w:hAnsi="Arial"/>
@@ -25752,7 +25824,7 @@
               <w:spacing w:after="10" w:before="0"/>
               <w:ind w:left="120"/>
             </w:pPr>
-            <w:hyperlink w:history="1" r:id="rIdviatgjrxplpgguxclup95">
+            <w:hyperlink w:history="1" r:id="rId0uqhnlbkbuhhmj1vnekxm">
               <w:r>
                 <w:rPr>
                   <w:rFonts w:ascii="Arial" w:cs="Arial" w:eastAsia="Arial" w:hAnsi="Arial"/>
@@ -27191,32 +27263,32 @@
         <w:tc>
           <w:tcPr>
             <w:tcW w:type="dxa" w:w="1520"/>
-            <w:shd w:fill="F2F2F2" w:color="auto" w:val="clear"/>
-            <w:tcMar>
-              <w:top w:type="dxa" w:w="60"/>
-              <w:left w:type="dxa" w:w="120"/>
-              <w:bottom w:type="dxa" w:w="60"/>
-              <w:right w:type="dxa" w:w="120"/>
-            </w:tcMar>
-            <w:vAlign w:val="top"/>
-          </w:tcPr>
-          <w:p>
-            <w:pPr>
-              <w:spacing w:after="40" w:before="0"/>
-              <w:jc w:val="left"/>
-            </w:pPr>
-            <w:r>
-              <w:rPr>
-                <w:rFonts w:ascii="Arial" w:cs="Arial" w:eastAsia="Arial" w:hAnsi="Arial"/>
-                <w:b/>
-                <w:bCs/>
-                <w:i w:val="false"/>
-                <w:iCs w:val="false"/>
-                <w:color w:val="000000"/>
-                <w:sz w:val="18"/>
-                <w:szCs w:val="18"/>
-              </w:rPr>
-              <w:t xml:space="preserve">Phase 1 — PREDICT (15 minutes)</w:t>
+            <w:shd w:fill="EAD1F5" w:color="auto" w:val="clear"/>
+            <w:tcMar>
+              <w:top w:type="dxa" w:w="60"/>
+              <w:left w:type="dxa" w:w="120"/>
+              <w:bottom w:type="dxa" w:w="60"/>
+              <w:right w:type="dxa" w:w="120"/>
+            </w:tcMar>
+            <w:vAlign w:val="top"/>
+          </w:tcPr>
+          <w:p>
+            <w:pPr>
+              <w:spacing w:after="40" w:before="0"/>
+              <w:jc w:val="left"/>
+            </w:pPr>
+            <w:r>
+              <w:rPr>
+                <w:rFonts w:ascii="Arial" w:cs="Arial" w:eastAsia="Arial" w:hAnsi="Arial"/>
+                <w:b/>
+                <w:bCs/>
+                <w:i w:val="false"/>
+                <w:iCs w:val="false"/>
+                <w:color w:val="000000"/>
+                <w:sz w:val="18"/>
+                <w:szCs w:val="18"/>
+              </w:rPr>
+              <w:t xml:space="preserve">Predict Phase</w:t>
             </w:r>
           </w:p>
           <w:p>
@@ -27239,7 +27311,7 @@
             <w:pPr>
               <w:spacing w:after="20" w:before="0"/>
             </w:pPr>
-            <w:hyperlink w:history="1" r:id="rId62tgnln27da3cbb00j8pq">
+            <w:hyperlink w:history="1" r:id="rIdho7mglhjkskouyna5ihfm">
               <w:r>
                 <w:rPr>
                   <w:rFonts w:ascii="Arial" w:cs="Arial" w:eastAsia="Arial" w:hAnsi="Arial"/>
@@ -27272,7 +27344,7 @@
               <w:spacing w:after="10" w:before="0"/>
               <w:ind w:left="120"/>
             </w:pPr>
-            <w:hyperlink w:history="1" r:id="rId7rcg3fir7ujnuh67ofg9j">
+            <w:hyperlink w:history="1" r:id="rIdr7ftjbcotcxehu_y1-chb">
               <w:r>
                 <w:rPr>
                   <w:rFonts w:ascii="Arial" w:cs="Arial" w:eastAsia="Arial" w:hAnsi="Arial"/>
@@ -27317,7 +27389,7 @@
             <w:pPr>
               <w:spacing w:after="20" w:before="0"/>
             </w:pPr>
-            <w:hyperlink w:history="1" r:id="rIdhbndnownorefype1hmmm0">
+            <w:hyperlink w:history="1" r:id="rIdvcjq6nlcgi18lkp6hrhtg">
               <w:r>
                 <w:rPr>
                   <w:rFonts w:ascii="Arial" w:cs="Arial" w:eastAsia="Arial" w:hAnsi="Arial"/>
@@ -27350,7 +27422,7 @@
               <w:spacing w:after="10" w:before="0"/>
               <w:ind w:left="120"/>
             </w:pPr>
-            <w:hyperlink w:history="1" r:id="rIdlynccmsv3sdpzlaowpvov">
+            <w:hyperlink w:history="1" r:id="rIdvuie3zb28wwfrewys_1wh">
               <w:r>
                 <w:rPr>
                   <w:rFonts w:ascii="Arial" w:cs="Arial" w:eastAsia="Arial" w:hAnsi="Arial"/>
@@ -27497,32 +27569,32 @@
         <w:tc>
           <w:tcPr>
             <w:tcW w:type="dxa" w:w="1520"/>
-            <w:shd w:fill="F2F2F2" w:color="auto" w:val="clear"/>
-            <w:tcMar>
-              <w:top w:type="dxa" w:w="60"/>
-              <w:left w:type="dxa" w:w="120"/>
-              <w:bottom w:type="dxa" w:w="60"/>
-              <w:right w:type="dxa" w:w="120"/>
-            </w:tcMar>
-            <w:vAlign w:val="top"/>
-          </w:tcPr>
-          <w:p>
-            <w:pPr>
-              <w:spacing w:after="40" w:before="0"/>
-              <w:jc w:val="left"/>
-            </w:pPr>
-            <w:r>
-              <w:rPr>
-                <w:rFonts w:ascii="Arial" w:cs="Arial" w:eastAsia="Arial" w:hAnsi="Arial"/>
-                <w:b/>
-                <w:bCs/>
-                <w:i w:val="false"/>
-                <w:iCs w:val="false"/>
-                <w:color w:val="000000"/>
-                <w:sz w:val="18"/>
-                <w:szCs w:val="18"/>
-              </w:rPr>
-              <w:t xml:space="preserve">Phase 2 — OBSERVE (25 minutes)</w:t>
+            <w:shd w:fill="D9EEF1" w:color="auto" w:val="clear"/>
+            <w:tcMar>
+              <w:top w:type="dxa" w:w="60"/>
+              <w:left w:type="dxa" w:w="120"/>
+              <w:bottom w:type="dxa" w:w="60"/>
+              <w:right w:type="dxa" w:w="120"/>
+            </w:tcMar>
+            <w:vAlign w:val="top"/>
+          </w:tcPr>
+          <w:p>
+            <w:pPr>
+              <w:spacing w:after="40" w:before="0"/>
+              <w:jc w:val="left"/>
+            </w:pPr>
+            <w:r>
+              <w:rPr>
+                <w:rFonts w:ascii="Arial" w:cs="Arial" w:eastAsia="Arial" w:hAnsi="Arial"/>
+                <w:b/>
+                <w:bCs/>
+                <w:i w:val="false"/>
+                <w:iCs w:val="false"/>
+                <w:color w:val="000000"/>
+                <w:sz w:val="18"/>
+                <w:szCs w:val="18"/>
+              </w:rPr>
+              <w:t xml:space="preserve">Observe Phase</w:t>
             </w:r>
           </w:p>
           <w:p>
@@ -27545,7 +27617,7 @@
             <w:pPr>
               <w:spacing w:after="20" w:before="0"/>
             </w:pPr>
-            <w:hyperlink w:history="1" r:id="rIdgcaak79bcjz11u7i7sb8s">
+            <w:hyperlink w:history="1" r:id="rId-izf_lgc6l51issh4vh3-">
               <w:r>
                 <w:rPr>
                   <w:rFonts w:ascii="Arial" w:cs="Arial" w:eastAsia="Arial" w:hAnsi="Arial"/>
@@ -27578,7 +27650,7 @@
               <w:spacing w:after="10" w:before="0"/>
               <w:ind w:left="120"/>
             </w:pPr>
-            <w:hyperlink w:history="1" r:id="rIdpkt75tcl6lfd_-fxhjb80">
+            <w:hyperlink w:history="1" r:id="rIdowqgajhk5f_pmj7h9equv">
               <w:r>
                 <w:rPr>
                   <w:rFonts w:ascii="Arial" w:cs="Arial" w:eastAsia="Arial" w:hAnsi="Arial"/>
@@ -27623,7 +27695,7 @@
             <w:pPr>
               <w:spacing w:after="20" w:before="0"/>
             </w:pPr>
-            <w:hyperlink w:history="1" r:id="rIdjrqbytn7_phuw5etzbwpk">
+            <w:hyperlink w:history="1" r:id="rIdkdqqbreps_aj0fqwtws-v">
               <w:r>
                 <w:rPr>
                   <w:rFonts w:ascii="Arial" w:cs="Arial" w:eastAsia="Arial" w:hAnsi="Arial"/>
@@ -27656,7 +27728,7 @@
               <w:spacing w:after="10" w:before="0"/>
               <w:ind w:left="120"/>
             </w:pPr>
-            <w:hyperlink w:history="1" r:id="rIdz3wb7pz-zfdxqs4lf8m_i">
+            <w:hyperlink w:history="1" r:id="rIdzhlyqh9eonnhxlgczrukr">
               <w:r>
                 <w:rPr>
                   <w:rFonts w:ascii="Arial" w:cs="Arial" w:eastAsia="Arial" w:hAnsi="Arial"/>
@@ -27803,32 +27875,32 @@
         <w:tc>
           <w:tcPr>
             <w:tcW w:type="dxa" w:w="1520"/>
-            <w:shd w:fill="F2F2F2" w:color="auto" w:val="clear"/>
-            <w:tcMar>
-              <w:top w:type="dxa" w:w="60"/>
-              <w:left w:type="dxa" w:w="120"/>
-              <w:bottom w:type="dxa" w:w="60"/>
-              <w:right w:type="dxa" w:w="120"/>
-            </w:tcMar>
-            <w:vAlign w:val="top"/>
-          </w:tcPr>
-          <w:p>
-            <w:pPr>
-              <w:spacing w:after="40" w:before="0"/>
-              <w:jc w:val="left"/>
-            </w:pPr>
-            <w:r>
-              <w:rPr>
-                <w:rFonts w:ascii="Arial" w:cs="Arial" w:eastAsia="Arial" w:hAnsi="Arial"/>
-                <w:b/>
-                <w:bCs/>
-                <w:i w:val="false"/>
-                <w:iCs w:val="false"/>
-                <w:color w:val="000000"/>
-                <w:sz w:val="18"/>
-                <w:szCs w:val="18"/>
-              </w:rPr>
-              <w:t xml:space="preserve">Phase 3 — EXPLAIN (20 minutes)</w:t>
+            <w:shd w:fill="E2EFDA" w:color="auto" w:val="clear"/>
+            <w:tcMar>
+              <w:top w:type="dxa" w:w="60"/>
+              <w:left w:type="dxa" w:w="120"/>
+              <w:bottom w:type="dxa" w:w="60"/>
+              <w:right w:type="dxa" w:w="120"/>
+            </w:tcMar>
+            <w:vAlign w:val="top"/>
+          </w:tcPr>
+          <w:p>
+            <w:pPr>
+              <w:spacing w:after="40" w:before="0"/>
+              <w:jc w:val="left"/>
+            </w:pPr>
+            <w:r>
+              <w:rPr>
+                <w:rFonts w:ascii="Arial" w:cs="Arial" w:eastAsia="Arial" w:hAnsi="Arial"/>
+                <w:b/>
+                <w:bCs/>
+                <w:i w:val="false"/>
+                <w:iCs w:val="false"/>
+                <w:color w:val="000000"/>
+                <w:sz w:val="18"/>
+                <w:szCs w:val="18"/>
+              </w:rPr>
+              <w:t xml:space="preserve">Explain Phase</w:t>
             </w:r>
           </w:p>
           <w:p>
@@ -27851,7 +27923,7 @@
             <w:pPr>
               <w:spacing w:after="20" w:before="0"/>
             </w:pPr>
-            <w:hyperlink w:history="1" r:id="rId0nrxqbqcnrb8xmhyktvc7">
+            <w:hyperlink w:history="1" r:id="rIdcwwz3mzn8uc7mysq33znc">
               <w:r>
                 <w:rPr>
                   <w:rFonts w:ascii="Arial" w:cs="Arial" w:eastAsia="Arial" w:hAnsi="Arial"/>
@@ -27884,7 +27956,7 @@
               <w:spacing w:after="10" w:before="0"/>
               <w:ind w:left="120"/>
             </w:pPr>
-            <w:hyperlink w:history="1" r:id="rId89gecc9pswx1ucfyumuqd">
+            <w:hyperlink w:history="1" r:id="rId5i5duj8pfxpxht-b0cokr">
               <w:r>
                 <w:rPr>
                   <w:rFonts w:ascii="Arial" w:cs="Arial" w:eastAsia="Arial" w:hAnsi="Arial"/>
@@ -27929,7 +28001,7 @@
             <w:pPr>
               <w:spacing w:after="20" w:before="0"/>
             </w:pPr>
-            <w:hyperlink w:history="1" r:id="rIdsocfngzmb3a_dhrqg_g40">
+            <w:hyperlink w:history="1" r:id="rId4j-iqv1xdkvsnm9w5nust">
               <w:r>
                 <w:rPr>
                   <w:rFonts w:ascii="Arial" w:cs="Arial" w:eastAsia="Arial" w:hAnsi="Arial"/>
@@ -27962,7 +28034,7 @@
               <w:spacing w:after="10" w:before="0"/>
               <w:ind w:left="120"/>
             </w:pPr>
-            <w:hyperlink w:history="1" r:id="rIdht8a0mepshbct-sewj2z-">
+            <w:hyperlink w:history="1" r:id="rIdw8ydelwsz-rnzvnuhzcr7">
               <w:r>
                 <w:rPr>
                   <w:rFonts w:ascii="Arial" w:cs="Arial" w:eastAsia="Arial" w:hAnsi="Arial"/>
@@ -28109,32 +28181,32 @@
         <w:tc>
           <w:tcPr>
             <w:tcW w:type="dxa" w:w="1520"/>
-            <w:shd w:fill="F2F2F2" w:color="auto" w:val="clear"/>
-            <w:tcMar>
-              <w:top w:type="dxa" w:w="60"/>
-              <w:left w:type="dxa" w:w="120"/>
-              <w:bottom w:type="dxa" w:w="60"/>
-              <w:right w:type="dxa" w:w="120"/>
-            </w:tcMar>
-            <w:vAlign w:val="top"/>
-          </w:tcPr>
-          <w:p>
-            <w:pPr>
-              <w:spacing w:after="40" w:before="0"/>
-              <w:jc w:val="left"/>
-            </w:pPr>
-            <w:r>
-              <w:rPr>
-                <w:rFonts w:ascii="Arial" w:cs="Arial" w:eastAsia="Arial" w:hAnsi="Arial"/>
-                <w:b/>
-                <w:bCs/>
-                <w:i w:val="false"/>
-                <w:iCs w:val="false"/>
-                <w:color w:val="000000"/>
-                <w:sz w:val="18"/>
-                <w:szCs w:val="18"/>
-              </w:rPr>
-              <w:t xml:space="preserve">Phase 4 — Driving Question Board (DQB) Update (10 minutes)</w:t>
+            <w:shd w:fill="FCE4D6" w:color="auto" w:val="clear"/>
+            <w:tcMar>
+              <w:top w:type="dxa" w:w="60"/>
+              <w:left w:type="dxa" w:w="120"/>
+              <w:bottom w:type="dxa" w:w="60"/>
+              <w:right w:type="dxa" w:w="120"/>
+            </w:tcMar>
+            <w:vAlign w:val="top"/>
+          </w:tcPr>
+          <w:p>
+            <w:pPr>
+              <w:spacing w:after="40" w:before="0"/>
+              <w:jc w:val="left"/>
+            </w:pPr>
+            <w:r>
+              <w:rPr>
+                <w:rFonts w:ascii="Arial" w:cs="Arial" w:eastAsia="Arial" w:hAnsi="Arial"/>
+                <w:b/>
+                <w:bCs/>
+                <w:i w:val="false"/>
+                <w:iCs w:val="false"/>
+                <w:color w:val="000000"/>
+                <w:sz w:val="18"/>
+                <w:szCs w:val="18"/>
+              </w:rPr>
+              <w:t xml:space="preserve">Driving Question Board (DQB) Creation</w:t>
             </w:r>
           </w:p>
           <w:p>
@@ -28157,7 +28229,7 @@
             <w:pPr>
               <w:spacing w:after="20" w:before="0"/>
             </w:pPr>
-            <w:hyperlink w:history="1" r:id="rIde0fwj2_q3tixm7yls4d0e">
+            <w:hyperlink w:history="1" r:id="rIdiy8hnkcgkfnefo3jojzcf">
               <w:r>
                 <w:rPr>
                   <w:rFonts w:ascii="Arial" w:cs="Arial" w:eastAsia="Arial" w:hAnsi="Arial"/>
@@ -28190,7 +28262,7 @@
               <w:spacing w:after="10" w:before="0"/>
               <w:ind w:left="120"/>
             </w:pPr>
-            <w:hyperlink w:history="1" r:id="rIdi2maezut7iloscblghcfj">
+            <w:hyperlink w:history="1" r:id="rIdtasw9cnlij6aabm7zmeku">
               <w:r>
                 <w:rPr>
                   <w:rFonts w:ascii="Arial" w:cs="Arial" w:eastAsia="Arial" w:hAnsi="Arial"/>
@@ -28235,7 +28307,7 @@
             <w:pPr>
               <w:spacing w:after="20" w:before="0"/>
             </w:pPr>
-            <w:hyperlink w:history="1" r:id="rIdj75pnbg8adtnkwkkcukhn">
+            <w:hyperlink w:history="1" r:id="rIdad6v4yonfw_lo3kwrzbrg">
               <w:r>
                 <w:rPr>
                   <w:rFonts w:ascii="Arial" w:cs="Arial" w:eastAsia="Arial" w:hAnsi="Arial"/>
@@ -28268,7 +28340,7 @@
               <w:spacing w:after="10" w:before="0"/>
               <w:ind w:left="120"/>
             </w:pPr>
-            <w:hyperlink w:history="1" r:id="rIdmkdpafnvxpfcswf3wtmnt">
+            <w:hyperlink w:history="1" r:id="rIdawmwckpmhajf2_sf_wscs">
               <w:r>
                 <w:rPr>
                   <w:rFonts w:ascii="Arial" w:cs="Arial" w:eastAsia="Arial" w:hAnsi="Arial"/>
@@ -28415,32 +28487,32 @@
         <w:tc>
           <w:tcPr>
             <w:tcW w:type="dxa" w:w="1520"/>
-            <w:shd w:fill="F2F2F2" w:color="auto" w:val="clear"/>
-            <w:tcMar>
-              <w:top w:type="dxa" w:w="60"/>
-              <w:left w:type="dxa" w:w="120"/>
-              <w:bottom w:type="dxa" w:w="60"/>
-              <w:right w:type="dxa" w:w="120"/>
-            </w:tcMar>
-            <w:vAlign w:val="top"/>
-          </w:tcPr>
-          <w:p>
-            <w:pPr>
-              <w:spacing w:after="40" w:before="0"/>
-              <w:jc w:val="left"/>
-            </w:pPr>
-            <w:r>
-              <w:rPr>
-                <w:rFonts w:ascii="Arial" w:cs="Arial" w:eastAsia="Arial" w:hAnsi="Arial"/>
-                <w:b/>
-                <w:bCs/>
-                <w:i w:val="false"/>
-                <w:iCs w:val="false"/>
-                <w:color w:val="000000"/>
-                <w:sz w:val="18"/>
-                <w:szCs w:val="18"/>
-              </w:rPr>
-              <w:t xml:space="preserve">Phase 5 — Model Building (10 minutes)</w:t>
+            <w:shd w:fill="D5E8F0" w:color="auto" w:val="clear"/>
+            <w:tcMar>
+              <w:top w:type="dxa" w:w="60"/>
+              <w:left w:type="dxa" w:w="120"/>
+              <w:bottom w:type="dxa" w:w="60"/>
+              <w:right w:type="dxa" w:w="120"/>
+            </w:tcMar>
+            <w:vAlign w:val="top"/>
+          </w:tcPr>
+          <w:p>
+            <w:pPr>
+              <w:spacing w:after="40" w:before="0"/>
+              <w:jc w:val="left"/>
+            </w:pPr>
+            <w:r>
+              <w:rPr>
+                <w:rFonts w:ascii="Arial" w:cs="Arial" w:eastAsia="Arial" w:hAnsi="Arial"/>
+                <w:b/>
+                <w:bCs/>
+                <w:i w:val="false"/>
+                <w:iCs w:val="false"/>
+                <w:color w:val="000000"/>
+                <w:sz w:val="18"/>
+                <w:szCs w:val="18"/>
+              </w:rPr>
+              <w:t xml:space="preserve">Model Building Phase</w:t>
             </w:r>
           </w:p>
           <w:p>
@@ -28463,7 +28535,7 @@
             <w:pPr>
               <w:spacing w:after="20" w:before="0"/>
             </w:pPr>
-            <w:hyperlink w:history="1" r:id="rIdvekvan5l_f05ypbiabe_a">
+            <w:hyperlink w:history="1" r:id="rIdtanluorkxt1chrglg52bu">
               <w:r>
                 <w:rPr>
                   <w:rFonts w:ascii="Arial" w:cs="Arial" w:eastAsia="Arial" w:hAnsi="Arial"/>
@@ -28496,7 +28568,7 @@
               <w:spacing w:after="10" w:before="0"/>
               <w:ind w:left="120"/>
             </w:pPr>
-            <w:hyperlink w:history="1" r:id="rIdknr1dewe_iaiwhey5tqot">
+            <w:hyperlink w:history="1" r:id="rIdda1hxszbcdrtcopoxpl7m">
               <w:r>
                 <w:rPr>
                   <w:rFonts w:ascii="Arial" w:cs="Arial" w:eastAsia="Arial" w:hAnsi="Arial"/>
@@ -28541,7 +28613,7 @@
             <w:pPr>
               <w:spacing w:after="20" w:before="0"/>
             </w:pPr>
-            <w:hyperlink w:history="1" r:id="rIde8kyzppgywa7vbl5mmpfe">
+            <w:hyperlink w:history="1" r:id="rIdnpgvv4rcg3er8oda1aob_">
               <w:r>
                 <w:rPr>
                   <w:rFonts w:ascii="Arial" w:cs="Arial" w:eastAsia="Arial" w:hAnsi="Arial"/>
@@ -28574,7 +28646,7 @@
               <w:spacing w:after="10" w:before="0"/>
               <w:ind w:left="120"/>
             </w:pPr>
-            <w:hyperlink w:history="1" r:id="rIdfmzkxf9sl4xzavziczhnl">
+            <w:hyperlink w:history="1" r:id="rIddmiz4lcax6ke3ldvr38cn">
               <w:r>
                 <w:rPr>
                   <w:rFonts w:ascii="Arial" w:cs="Arial" w:eastAsia="Arial" w:hAnsi="Arial"/>
@@ -30013,32 +30085,32 @@
         <w:tc>
           <w:tcPr>
             <w:tcW w:type="dxa" w:w="1520"/>
-            <w:shd w:fill="F2F2F2" w:color="auto" w:val="clear"/>
-            <w:tcMar>
-              <w:top w:type="dxa" w:w="60"/>
-              <w:left w:type="dxa" w:w="120"/>
-              <w:bottom w:type="dxa" w:w="60"/>
-              <w:right w:type="dxa" w:w="120"/>
-            </w:tcMar>
-            <w:vAlign w:val="top"/>
-          </w:tcPr>
-          <w:p>
-            <w:pPr>
-              <w:spacing w:after="40" w:before="0"/>
-              <w:jc w:val="left"/>
-            </w:pPr>
-            <w:r>
-              <w:rPr>
-                <w:rFonts w:ascii="Arial" w:cs="Arial" w:eastAsia="Arial" w:hAnsi="Arial"/>
-                <w:b/>
-                <w:bCs/>
-                <w:i w:val="false"/>
-                <w:iCs w:val="false"/>
-                <w:color w:val="000000"/>
-                <w:sz w:val="18"/>
-                <w:szCs w:val="18"/>
-              </w:rPr>
-              <w:t xml:space="preserve">Phase 1 — Predict</w:t>
+            <w:shd w:fill="EAD1F5" w:color="auto" w:val="clear"/>
+            <w:tcMar>
+              <w:top w:type="dxa" w:w="60"/>
+              <w:left w:type="dxa" w:w="120"/>
+              <w:bottom w:type="dxa" w:w="60"/>
+              <w:right w:type="dxa" w:w="120"/>
+            </w:tcMar>
+            <w:vAlign w:val="top"/>
+          </w:tcPr>
+          <w:p>
+            <w:pPr>
+              <w:spacing w:after="40" w:before="0"/>
+              <w:jc w:val="left"/>
+            </w:pPr>
+            <w:r>
+              <w:rPr>
+                <w:rFonts w:ascii="Arial" w:cs="Arial" w:eastAsia="Arial" w:hAnsi="Arial"/>
+                <w:b/>
+                <w:bCs/>
+                <w:i w:val="false"/>
+                <w:iCs w:val="false"/>
+                <w:color w:val="000000"/>
+                <w:sz w:val="18"/>
+                <w:szCs w:val="18"/>
+              </w:rPr>
+              <w:t xml:space="preserve">Predict Phase</w:t>
             </w:r>
           </w:p>
           <w:p>
@@ -30061,7 +30133,7 @@
             <w:pPr>
               <w:spacing w:after="20" w:before="0"/>
             </w:pPr>
-            <w:hyperlink w:history="1" r:id="rIdkvvel_xpfxnfl8ayvm8uz">
+            <w:hyperlink w:history="1" r:id="rIdc58co3yguovil9sjlnfhu">
               <w:r>
                 <w:rPr>
                   <w:rFonts w:ascii="Arial" w:cs="Arial" w:eastAsia="Arial" w:hAnsi="Arial"/>
@@ -30094,7 +30166,7 @@
               <w:spacing w:after="10" w:before="0"/>
               <w:ind w:left="120"/>
             </w:pPr>
-            <w:hyperlink w:history="1" r:id="rIdkeuhmjvhplf4ke4zq4eh4">
+            <w:hyperlink w:history="1" r:id="rIdbsqb2ub5aqrf7xeljgmb4">
               <w:r>
                 <w:rPr>
                   <w:rFonts w:ascii="Arial" w:cs="Arial" w:eastAsia="Arial" w:hAnsi="Arial"/>
@@ -30139,7 +30211,7 @@
             <w:pPr>
               <w:spacing w:after="20" w:before="0"/>
             </w:pPr>
-            <w:hyperlink w:history="1" r:id="rIdhjufqjf8neqlfndqirckf">
+            <w:hyperlink w:history="1" r:id="rIdggrcrfivdgasebicyybry">
               <w:r>
                 <w:rPr>
                   <w:rFonts w:ascii="Arial" w:cs="Arial" w:eastAsia="Arial" w:hAnsi="Arial"/>
@@ -30172,7 +30244,7 @@
               <w:spacing w:after="10" w:before="0"/>
               <w:ind w:left="120"/>
             </w:pPr>
-            <w:hyperlink w:history="1" r:id="rId00evec5x-24gn0dgw3wxj">
+            <w:hyperlink w:history="1" r:id="rId4otor6q4rqfdthqsgmqmz">
               <w:r>
                 <w:rPr>
                   <w:rFonts w:ascii="Arial" w:cs="Arial" w:eastAsia="Arial" w:hAnsi="Arial"/>
@@ -30319,32 +30391,32 @@
         <w:tc>
           <w:tcPr>
             <w:tcW w:type="dxa" w:w="1520"/>
-            <w:shd w:fill="F2F2F2" w:color="auto" w:val="clear"/>
-            <w:tcMar>
-              <w:top w:type="dxa" w:w="60"/>
-              <w:left w:type="dxa" w:w="120"/>
-              <w:bottom w:type="dxa" w:w="60"/>
-              <w:right w:type="dxa" w:w="120"/>
-            </w:tcMar>
-            <w:vAlign w:val="top"/>
-          </w:tcPr>
-          <w:p>
-            <w:pPr>
-              <w:spacing w:after="40" w:before="0"/>
-              <w:jc w:val="left"/>
-            </w:pPr>
-            <w:r>
-              <w:rPr>
-                <w:rFonts w:ascii="Arial" w:cs="Arial" w:eastAsia="Arial" w:hAnsi="Arial"/>
-                <w:b/>
-                <w:bCs/>
-                <w:i w:val="false"/>
-                <w:iCs w:val="false"/>
-                <w:color w:val="000000"/>
-                <w:sz w:val="18"/>
-                <w:szCs w:val="18"/>
-              </w:rPr>
-              <w:t xml:space="preserve">Phase 2 — Observe</w:t>
+            <w:shd w:fill="D9EEF1" w:color="auto" w:val="clear"/>
+            <w:tcMar>
+              <w:top w:type="dxa" w:w="60"/>
+              <w:left w:type="dxa" w:w="120"/>
+              <w:bottom w:type="dxa" w:w="60"/>
+              <w:right w:type="dxa" w:w="120"/>
+            </w:tcMar>
+            <w:vAlign w:val="top"/>
+          </w:tcPr>
+          <w:p>
+            <w:pPr>
+              <w:spacing w:after="40" w:before="0"/>
+              <w:jc w:val="left"/>
+            </w:pPr>
+            <w:r>
+              <w:rPr>
+                <w:rFonts w:ascii="Arial" w:cs="Arial" w:eastAsia="Arial" w:hAnsi="Arial"/>
+                <w:b/>
+                <w:bCs/>
+                <w:i w:val="false"/>
+                <w:iCs w:val="false"/>
+                <w:color w:val="000000"/>
+                <w:sz w:val="18"/>
+                <w:szCs w:val="18"/>
+              </w:rPr>
+              <w:t xml:space="preserve">Observe Phase</w:t>
             </w:r>
           </w:p>
           <w:p>
@@ -30367,7 +30439,7 @@
             <w:pPr>
               <w:spacing w:after="20" w:before="0"/>
             </w:pPr>
-            <w:hyperlink w:history="1" r:id="rIdqqkieg3kcjyja5nmynisk">
+            <w:hyperlink w:history="1" r:id="rId0ke8qcboafr8u-_7suzq8">
               <w:r>
                 <w:rPr>
                   <w:rFonts w:ascii="Arial" w:cs="Arial" w:eastAsia="Arial" w:hAnsi="Arial"/>
@@ -30400,7 +30472,7 @@
               <w:spacing w:after="10" w:before="0"/>
               <w:ind w:left="120"/>
             </w:pPr>
-            <w:hyperlink w:history="1" r:id="rIdo3p24sta8epkn4ow3ilfp">
+            <w:hyperlink w:history="1" r:id="rIdurkjgcnrvil94do5po-3s">
               <w:r>
                 <w:rPr>
                   <w:rFonts w:ascii="Arial" w:cs="Arial" w:eastAsia="Arial" w:hAnsi="Arial"/>
@@ -30445,7 +30517,7 @@
             <w:pPr>
               <w:spacing w:after="20" w:before="0"/>
             </w:pPr>
-            <w:hyperlink w:history="1" r:id="rIdqcdtmhxubzkh2qyglkcnq">
+            <w:hyperlink w:history="1" r:id="rIdfmdx5rvgdxyewq3sw3ykr">
               <w:r>
                 <w:rPr>
                   <w:rFonts w:ascii="Arial" w:cs="Arial" w:eastAsia="Arial" w:hAnsi="Arial"/>
@@ -30478,7 +30550,7 @@
               <w:spacing w:after="10" w:before="0"/>
               <w:ind w:left="120"/>
             </w:pPr>
-            <w:hyperlink w:history="1" r:id="rIdu5t1pwji1kuhzvb7xkduy">
+            <w:hyperlink w:history="1" r:id="rIdapfmj6evafoh8nyrdgte0">
               <w:r>
                 <w:rPr>
                   <w:rFonts w:ascii="Arial" w:cs="Arial" w:eastAsia="Arial" w:hAnsi="Arial"/>
@@ -30625,32 +30697,32 @@
         <w:tc>
           <w:tcPr>
             <w:tcW w:type="dxa" w:w="1520"/>
-            <w:shd w:fill="F2F2F2" w:color="auto" w:val="clear"/>
-            <w:tcMar>
-              <w:top w:type="dxa" w:w="60"/>
-              <w:left w:type="dxa" w:w="120"/>
-              <w:bottom w:type="dxa" w:w="60"/>
-              <w:right w:type="dxa" w:w="120"/>
-            </w:tcMar>
-            <w:vAlign w:val="top"/>
-          </w:tcPr>
-          <w:p>
-            <w:pPr>
-              <w:spacing w:after="40" w:before="0"/>
-              <w:jc w:val="left"/>
-            </w:pPr>
-            <w:r>
-              <w:rPr>
-                <w:rFonts w:ascii="Arial" w:cs="Arial" w:eastAsia="Arial" w:hAnsi="Arial"/>
-                <w:b/>
-                <w:bCs/>
-                <w:i w:val="false"/>
-                <w:iCs w:val="false"/>
-                <w:color w:val="000000"/>
-                <w:sz w:val="18"/>
-                <w:szCs w:val="18"/>
-              </w:rPr>
-              <w:t xml:space="preserve">Phase 3 — Explain</w:t>
+            <w:shd w:fill="E2EFDA" w:color="auto" w:val="clear"/>
+            <w:tcMar>
+              <w:top w:type="dxa" w:w="60"/>
+              <w:left w:type="dxa" w:w="120"/>
+              <w:bottom w:type="dxa" w:w="60"/>
+              <w:right w:type="dxa" w:w="120"/>
+            </w:tcMar>
+            <w:vAlign w:val="top"/>
+          </w:tcPr>
+          <w:p>
+            <w:pPr>
+              <w:spacing w:after="40" w:before="0"/>
+              <w:jc w:val="left"/>
+            </w:pPr>
+            <w:r>
+              <w:rPr>
+                <w:rFonts w:ascii="Arial" w:cs="Arial" w:eastAsia="Arial" w:hAnsi="Arial"/>
+                <w:b/>
+                <w:bCs/>
+                <w:i w:val="false"/>
+                <w:iCs w:val="false"/>
+                <w:color w:val="000000"/>
+                <w:sz w:val="18"/>
+                <w:szCs w:val="18"/>
+              </w:rPr>
+              <w:t xml:space="preserve">Explain Phase</w:t>
             </w:r>
           </w:p>
           <w:p>
@@ -30673,7 +30745,7 @@
             <w:pPr>
               <w:spacing w:after="20" w:before="0"/>
             </w:pPr>
-            <w:hyperlink w:history="1" r:id="rIdt0b4qfrs5s1-ibpfgpvsd">
+            <w:hyperlink w:history="1" r:id="rId1ka7r0jfwffm-myxacqnf">
               <w:r>
                 <w:rPr>
                   <w:rFonts w:ascii="Arial" w:cs="Arial" w:eastAsia="Arial" w:hAnsi="Arial"/>
@@ -30706,7 +30778,7 @@
               <w:spacing w:after="10" w:before="0"/>
               <w:ind w:left="120"/>
             </w:pPr>
-            <w:hyperlink w:history="1" r:id="rIdcsrpz3paszovjsrucfxvy">
+            <w:hyperlink w:history="1" r:id="rIdbbxpl9hoeuy8fhdkcfw_q">
               <w:r>
                 <w:rPr>
                   <w:rFonts w:ascii="Arial" w:cs="Arial" w:eastAsia="Arial" w:hAnsi="Arial"/>
@@ -30751,7 +30823,7 @@
             <w:pPr>
               <w:spacing w:after="20" w:before="0"/>
             </w:pPr>
-            <w:hyperlink w:history="1" r:id="rIdnul69py5pgtao1o1ckv3v">
+            <w:hyperlink w:history="1" r:id="rIdlmqv7ohsanzwcnp52zib3">
               <w:r>
                 <w:rPr>
                   <w:rFonts w:ascii="Arial" w:cs="Arial" w:eastAsia="Arial" w:hAnsi="Arial"/>
@@ -30784,7 +30856,7 @@
               <w:spacing w:after="10" w:before="0"/>
               <w:ind w:left="120"/>
             </w:pPr>
-            <w:hyperlink w:history="1" r:id="rIdbezc7wtfaffsupfrzcax7">
+            <w:hyperlink w:history="1" r:id="rIdj2tmvypzlgj7mg5a9qhai">
               <w:r>
                 <w:rPr>
                   <w:rFonts w:ascii="Arial" w:cs="Arial" w:eastAsia="Arial" w:hAnsi="Arial"/>
@@ -30931,32 +31003,32 @@
         <w:tc>
           <w:tcPr>
             <w:tcW w:type="dxa" w:w="1520"/>
-            <w:shd w:fill="F2F2F2" w:color="auto" w:val="clear"/>
-            <w:tcMar>
-              <w:top w:type="dxa" w:w="60"/>
-              <w:left w:type="dxa" w:w="120"/>
-              <w:bottom w:type="dxa" w:w="60"/>
-              <w:right w:type="dxa" w:w="120"/>
-            </w:tcMar>
-            <w:vAlign w:val="top"/>
-          </w:tcPr>
-          <w:p>
-            <w:pPr>
-              <w:spacing w:after="40" w:before="0"/>
-              <w:jc w:val="left"/>
-            </w:pPr>
-            <w:r>
-              <w:rPr>
-                <w:rFonts w:ascii="Arial" w:cs="Arial" w:eastAsia="Arial" w:hAnsi="Arial"/>
-                <w:b/>
-                <w:bCs/>
-                <w:i w:val="false"/>
-                <w:iCs w:val="false"/>
-                <w:color w:val="000000"/>
-                <w:sz w:val="18"/>
-                <w:szCs w:val="18"/>
-              </w:rPr>
-              <w:t xml:space="preserve">Phase 4 — Driving Question Board (DQB) Update</w:t>
+            <w:shd w:fill="FCE4D6" w:color="auto" w:val="clear"/>
+            <w:tcMar>
+              <w:top w:type="dxa" w:w="60"/>
+              <w:left w:type="dxa" w:w="120"/>
+              <w:bottom w:type="dxa" w:w="60"/>
+              <w:right w:type="dxa" w:w="120"/>
+            </w:tcMar>
+            <w:vAlign w:val="top"/>
+          </w:tcPr>
+          <w:p>
+            <w:pPr>
+              <w:spacing w:after="40" w:before="0"/>
+              <w:jc w:val="left"/>
+            </w:pPr>
+            <w:r>
+              <w:rPr>
+                <w:rFonts w:ascii="Arial" w:cs="Arial" w:eastAsia="Arial" w:hAnsi="Arial"/>
+                <w:b/>
+                <w:bCs/>
+                <w:i w:val="false"/>
+                <w:iCs w:val="false"/>
+                <w:color w:val="000000"/>
+                <w:sz w:val="18"/>
+                <w:szCs w:val="18"/>
+              </w:rPr>
+              <w:t xml:space="preserve">Driving Question Board (DQB) Creation</w:t>
             </w:r>
           </w:p>
           <w:p>
@@ -30979,7 +31051,7 @@
             <w:pPr>
               <w:spacing w:after="20" w:before="0"/>
             </w:pPr>
-            <w:hyperlink w:history="1" r:id="rIdm3lei49psomth__zcigi3">
+            <w:hyperlink w:history="1" r:id="rIddoop6yh24bzrhdqxoqthe">
               <w:r>
                 <w:rPr>
                   <w:rFonts w:ascii="Arial" w:cs="Arial" w:eastAsia="Arial" w:hAnsi="Arial"/>
@@ -31012,7 +31084,7 @@
               <w:spacing w:after="10" w:before="0"/>
               <w:ind w:left="120"/>
             </w:pPr>
-            <w:hyperlink w:history="1" r:id="rIdtxnrvjzny4ug_dvoa63zr">
+            <w:hyperlink w:history="1" r:id="rIduri_e7ecjy4vtfihoxfc9">
               <w:r>
                 <w:rPr>
                   <w:rFonts w:ascii="Arial" w:cs="Arial" w:eastAsia="Arial" w:hAnsi="Arial"/>
@@ -31057,7 +31129,7 @@
             <w:pPr>
               <w:spacing w:after="20" w:before="0"/>
             </w:pPr>
-            <w:hyperlink w:history="1" r:id="rId9iuaw-q9sytb7vuosas14">
+            <w:hyperlink w:history="1" r:id="rIdohdoburoihbpsonlthl7y">
               <w:r>
                 <w:rPr>
                   <w:rFonts w:ascii="Arial" w:cs="Arial" w:eastAsia="Arial" w:hAnsi="Arial"/>
@@ -31090,7 +31162,7 @@
               <w:spacing w:after="10" w:before="0"/>
               <w:ind w:left="120"/>
             </w:pPr>
-            <w:hyperlink w:history="1" r:id="rId3qr6awf6_g7t2fzk5ihao">
+            <w:hyperlink w:history="1" r:id="rIdte5-sy768tenafj3ugsnn">
               <w:r>
                 <w:rPr>
                   <w:rFonts w:ascii="Arial" w:cs="Arial" w:eastAsia="Arial" w:hAnsi="Arial"/>
@@ -31237,32 +31309,32 @@
         <w:tc>
           <w:tcPr>
             <w:tcW w:type="dxa" w:w="1520"/>
-            <w:shd w:fill="F2F2F2" w:color="auto" w:val="clear"/>
-            <w:tcMar>
-              <w:top w:type="dxa" w:w="60"/>
-              <w:left w:type="dxa" w:w="120"/>
-              <w:bottom w:type="dxa" w:w="60"/>
-              <w:right w:type="dxa" w:w="120"/>
-            </w:tcMar>
-            <w:vAlign w:val="top"/>
-          </w:tcPr>
-          <w:p>
-            <w:pPr>
-              <w:spacing w:after="40" w:before="0"/>
-              <w:jc w:val="left"/>
-            </w:pPr>
-            <w:r>
-              <w:rPr>
-                <w:rFonts w:ascii="Arial" w:cs="Arial" w:eastAsia="Arial" w:hAnsi="Arial"/>
-                <w:b/>
-                <w:bCs/>
-                <w:i w:val="false"/>
-                <w:iCs w:val="false"/>
-                <w:color w:val="000000"/>
-                <w:sz w:val="18"/>
-                <w:szCs w:val="18"/>
-              </w:rPr>
-              <w:t xml:space="preserve">Phase 5 — Model Building</w:t>
+            <w:shd w:fill="D5E8F0" w:color="auto" w:val="clear"/>
+            <w:tcMar>
+              <w:top w:type="dxa" w:w="60"/>
+              <w:left w:type="dxa" w:w="120"/>
+              <w:bottom w:type="dxa" w:w="60"/>
+              <w:right w:type="dxa" w:w="120"/>
+            </w:tcMar>
+            <w:vAlign w:val="top"/>
+          </w:tcPr>
+          <w:p>
+            <w:pPr>
+              <w:spacing w:after="40" w:before="0"/>
+              <w:jc w:val="left"/>
+            </w:pPr>
+            <w:r>
+              <w:rPr>
+                <w:rFonts w:ascii="Arial" w:cs="Arial" w:eastAsia="Arial" w:hAnsi="Arial"/>
+                <w:b/>
+                <w:bCs/>
+                <w:i w:val="false"/>
+                <w:iCs w:val="false"/>
+                <w:color w:val="000000"/>
+                <w:sz w:val="18"/>
+                <w:szCs w:val="18"/>
+              </w:rPr>
+              <w:t xml:space="preserve">Model Building Phase</w:t>
             </w:r>
           </w:p>
           <w:p>
@@ -31285,7 +31357,7 @@
             <w:pPr>
               <w:spacing w:after="20" w:before="0"/>
             </w:pPr>
-            <w:hyperlink w:history="1" r:id="rIdma9gavt8tt0ortiiqb1ym">
+            <w:hyperlink w:history="1" r:id="rIdwqy-zom9y-q_-0xmvnzz9">
               <w:r>
                 <w:rPr>
                   <w:rFonts w:ascii="Arial" w:cs="Arial" w:eastAsia="Arial" w:hAnsi="Arial"/>
@@ -31318,7 +31390,7 @@
               <w:spacing w:after="10" w:before="0"/>
               <w:ind w:left="120"/>
             </w:pPr>
-            <w:hyperlink w:history="1" r:id="rIdpkok86jeetvri9vxeij89">
+            <w:hyperlink w:history="1" r:id="rIdw95zeqkt7yaukoekk960g">
               <w:r>
                 <w:rPr>
                   <w:rFonts w:ascii="Arial" w:cs="Arial" w:eastAsia="Arial" w:hAnsi="Arial"/>
@@ -31363,7 +31435,7 @@
             <w:pPr>
               <w:spacing w:after="20" w:before="0"/>
             </w:pPr>
-            <w:hyperlink w:history="1" r:id="rIdr5knuf3p6ucmkwbjcvfx9">
+            <w:hyperlink w:history="1" r:id="rIdngqaal0ulveay8gtzdp0r">
               <w:r>
                 <w:rPr>
                   <w:rFonts w:ascii="Arial" w:cs="Arial" w:eastAsia="Arial" w:hAnsi="Arial"/>
@@ -31396,7 +31468,7 @@
               <w:spacing w:after="10" w:before="0"/>
               <w:ind w:left="120"/>
             </w:pPr>
-            <w:hyperlink w:history="1" r:id="rId4_da1rucxtgzksj1-i_sk">
+            <w:hyperlink w:history="1" r:id="rIdwxhsjedsisuyqx8bqdkbt">
               <w:r>
                 <w:rPr>
                   <w:rFonts w:ascii="Arial" w:cs="Arial" w:eastAsia="Arial" w:hAnsi="Arial"/>
@@ -32835,32 +32907,32 @@
         <w:tc>
           <w:tcPr>
             <w:tcW w:type="dxa" w:w="1520"/>
-            <w:shd w:fill="F2F2F2" w:color="auto" w:val="clear"/>
-            <w:tcMar>
-              <w:top w:type="dxa" w:w="60"/>
-              <w:left w:type="dxa" w:w="120"/>
-              <w:bottom w:type="dxa" w:w="60"/>
-              <w:right w:type="dxa" w:w="120"/>
-            </w:tcMar>
-            <w:vAlign w:val="top"/>
-          </w:tcPr>
-          <w:p>
-            <w:pPr>
-              <w:spacing w:after="40" w:before="0"/>
-              <w:jc w:val="left"/>
-            </w:pPr>
-            <w:r>
-              <w:rPr>
-                <w:rFonts w:ascii="Arial" w:cs="Arial" w:eastAsia="Arial" w:hAnsi="Arial"/>
-                <w:b/>
-                <w:bCs/>
-                <w:i w:val="false"/>
-                <w:iCs w:val="false"/>
-                <w:color w:val="000000"/>
-                <w:sz w:val="18"/>
-                <w:szCs w:val="18"/>
-              </w:rPr>
-              <w:t xml:space="preserve">Phase 1 — PREDICT (15 minutes)</w:t>
+            <w:shd w:fill="EAD1F5" w:color="auto" w:val="clear"/>
+            <w:tcMar>
+              <w:top w:type="dxa" w:w="60"/>
+              <w:left w:type="dxa" w:w="120"/>
+              <w:bottom w:type="dxa" w:w="60"/>
+              <w:right w:type="dxa" w:w="120"/>
+            </w:tcMar>
+            <w:vAlign w:val="top"/>
+          </w:tcPr>
+          <w:p>
+            <w:pPr>
+              <w:spacing w:after="40" w:before="0"/>
+              <w:jc w:val="left"/>
+            </w:pPr>
+            <w:r>
+              <w:rPr>
+                <w:rFonts w:ascii="Arial" w:cs="Arial" w:eastAsia="Arial" w:hAnsi="Arial"/>
+                <w:b/>
+                <w:bCs/>
+                <w:i w:val="false"/>
+                <w:iCs w:val="false"/>
+                <w:color w:val="000000"/>
+                <w:sz w:val="18"/>
+                <w:szCs w:val="18"/>
+              </w:rPr>
+              <w:t xml:space="preserve">Predict Phase</w:t>
             </w:r>
           </w:p>
           <w:p>
@@ -32883,7 +32955,7 @@
             <w:pPr>
               <w:spacing w:after="20" w:before="0"/>
             </w:pPr>
-            <w:hyperlink w:history="1" r:id="rIdopzsysr46qwftdntvyl-x">
+            <w:hyperlink w:history="1" r:id="rIdm1fayo0zf4j3h9lfo835k">
               <w:r>
                 <w:rPr>
                   <w:rFonts w:ascii="Arial" w:cs="Arial" w:eastAsia="Arial" w:hAnsi="Arial"/>
@@ -32916,7 +32988,7 @@
               <w:spacing w:after="10" w:before="0"/>
               <w:ind w:left="120"/>
             </w:pPr>
-            <w:hyperlink w:history="1" r:id="rIdzdymkhkcjio-m2ggd05hl">
+            <w:hyperlink w:history="1" r:id="rId_cs7rmie6aeja1jond71c">
               <w:r>
                 <w:rPr>
                   <w:rFonts w:ascii="Arial" w:cs="Arial" w:eastAsia="Arial" w:hAnsi="Arial"/>
@@ -32961,7 +33033,7 @@
             <w:pPr>
               <w:spacing w:after="20" w:before="0"/>
             </w:pPr>
-            <w:hyperlink w:history="1" r:id="rIdh2ustfn3cxra87uw4z2il">
+            <w:hyperlink w:history="1" r:id="rIdcxpc_gbj2j5uuxyrsouyu">
               <w:r>
                 <w:rPr>
                   <w:rFonts w:ascii="Arial" w:cs="Arial" w:eastAsia="Arial" w:hAnsi="Arial"/>
@@ -32994,7 +33066,7 @@
               <w:spacing w:after="10" w:before="0"/>
               <w:ind w:left="120"/>
             </w:pPr>
-            <w:hyperlink w:history="1" r:id="rId99vbqo9w3qvkp1vzcv9gz">
+            <w:hyperlink w:history="1" r:id="rId1asnxg4bo6ucbucbq-lzk">
               <w:r>
                 <w:rPr>
                   <w:rFonts w:ascii="Arial" w:cs="Arial" w:eastAsia="Arial" w:hAnsi="Arial"/>
@@ -33141,32 +33213,32 @@
         <w:tc>
           <w:tcPr>
             <w:tcW w:type="dxa" w:w="1520"/>
-            <w:shd w:fill="F2F2F2" w:color="auto" w:val="clear"/>
-            <w:tcMar>
-              <w:top w:type="dxa" w:w="60"/>
-              <w:left w:type="dxa" w:w="120"/>
-              <w:bottom w:type="dxa" w:w="60"/>
-              <w:right w:type="dxa" w:w="120"/>
-            </w:tcMar>
-            <w:vAlign w:val="top"/>
-          </w:tcPr>
-          <w:p>
-            <w:pPr>
-              <w:spacing w:after="40" w:before="0"/>
-              <w:jc w:val="left"/>
-            </w:pPr>
-            <w:r>
-              <w:rPr>
-                <w:rFonts w:ascii="Arial" w:cs="Arial" w:eastAsia="Arial" w:hAnsi="Arial"/>
-                <w:b/>
-                <w:bCs/>
-                <w:i w:val="false"/>
-                <w:iCs w:val="false"/>
-                <w:color w:val="000000"/>
-                <w:sz w:val="18"/>
-                <w:szCs w:val="18"/>
-              </w:rPr>
-              <w:t xml:space="preserve">Phase 2 — OBSERVE (20 minutes)</w:t>
+            <w:shd w:fill="D9EEF1" w:color="auto" w:val="clear"/>
+            <w:tcMar>
+              <w:top w:type="dxa" w:w="60"/>
+              <w:left w:type="dxa" w:w="120"/>
+              <w:bottom w:type="dxa" w:w="60"/>
+              <w:right w:type="dxa" w:w="120"/>
+            </w:tcMar>
+            <w:vAlign w:val="top"/>
+          </w:tcPr>
+          <w:p>
+            <w:pPr>
+              <w:spacing w:after="40" w:before="0"/>
+              <w:jc w:val="left"/>
+            </w:pPr>
+            <w:r>
+              <w:rPr>
+                <w:rFonts w:ascii="Arial" w:cs="Arial" w:eastAsia="Arial" w:hAnsi="Arial"/>
+                <w:b/>
+                <w:bCs/>
+                <w:i w:val="false"/>
+                <w:iCs w:val="false"/>
+                <w:color w:val="000000"/>
+                <w:sz w:val="18"/>
+                <w:szCs w:val="18"/>
+              </w:rPr>
+              <w:t xml:space="preserve">Observe Phase</w:t>
             </w:r>
           </w:p>
           <w:p>
@@ -33189,7 +33261,7 @@
             <w:pPr>
               <w:spacing w:after="20" w:before="0"/>
             </w:pPr>
-            <w:hyperlink w:history="1" r:id="rIdkhbw-6exaet8j3v8t6mmc">
+            <w:hyperlink w:history="1" r:id="rIdkuoy1olh3wefashqyymeb">
               <w:r>
                 <w:rPr>
                   <w:rFonts w:ascii="Arial" w:cs="Arial" w:eastAsia="Arial" w:hAnsi="Arial"/>
@@ -33222,7 +33294,7 @@
               <w:spacing w:after="10" w:before="0"/>
               <w:ind w:left="120"/>
             </w:pPr>
-            <w:hyperlink w:history="1" r:id="rIddhnati0bouagjnl5cqtid">
+            <w:hyperlink w:history="1" r:id="rId1vhf0rc9iapmmisvhh25m">
               <w:r>
                 <w:rPr>
                   <w:rFonts w:ascii="Arial" w:cs="Arial" w:eastAsia="Arial" w:hAnsi="Arial"/>
@@ -33267,7 +33339,7 @@
             <w:pPr>
               <w:spacing w:after="20" w:before="0"/>
             </w:pPr>
-            <w:hyperlink w:history="1" r:id="rId-uboyj2phplqu0e8c9zhc">
+            <w:hyperlink w:history="1" r:id="rIdmqo-cszlsixcjbpih-9k9">
               <w:r>
                 <w:rPr>
                   <w:rFonts w:ascii="Arial" w:cs="Arial" w:eastAsia="Arial" w:hAnsi="Arial"/>
@@ -33300,7 +33372,7 @@
               <w:spacing w:after="10" w:before="0"/>
               <w:ind w:left="120"/>
             </w:pPr>
-            <w:hyperlink w:history="1" r:id="rIdjnbbxngoedo94egpndcc2">
+            <w:hyperlink w:history="1" r:id="rIdzn430pkpmucj3owl9j2v4">
               <w:r>
                 <w:rPr>
                   <w:rFonts w:ascii="Arial" w:cs="Arial" w:eastAsia="Arial" w:hAnsi="Arial"/>
@@ -33447,32 +33519,32 @@
         <w:tc>
           <w:tcPr>
             <w:tcW w:type="dxa" w:w="1520"/>
-            <w:shd w:fill="F2F2F2" w:color="auto" w:val="clear"/>
-            <w:tcMar>
-              <w:top w:type="dxa" w:w="60"/>
-              <w:left w:type="dxa" w:w="120"/>
-              <w:bottom w:type="dxa" w:w="60"/>
-              <w:right w:type="dxa" w:w="120"/>
-            </w:tcMar>
-            <w:vAlign w:val="top"/>
-          </w:tcPr>
-          <w:p>
-            <w:pPr>
-              <w:spacing w:after="40" w:before="0"/>
-              <w:jc w:val="left"/>
-            </w:pPr>
-            <w:r>
-              <w:rPr>
-                <w:rFonts w:ascii="Arial" w:cs="Arial" w:eastAsia="Arial" w:hAnsi="Arial"/>
-                <w:b/>
-                <w:bCs/>
-                <w:i w:val="false"/>
-                <w:iCs w:val="false"/>
-                <w:color w:val="000000"/>
-                <w:sz w:val="18"/>
-                <w:szCs w:val="18"/>
-              </w:rPr>
-              <w:t xml:space="preserve">Phase 3 — EXPLAIN (20 minutes)</w:t>
+            <w:shd w:fill="E2EFDA" w:color="auto" w:val="clear"/>
+            <w:tcMar>
+              <w:top w:type="dxa" w:w="60"/>
+              <w:left w:type="dxa" w:w="120"/>
+              <w:bottom w:type="dxa" w:w="60"/>
+              <w:right w:type="dxa" w:w="120"/>
+            </w:tcMar>
+            <w:vAlign w:val="top"/>
+          </w:tcPr>
+          <w:p>
+            <w:pPr>
+              <w:spacing w:after="40" w:before="0"/>
+              <w:jc w:val="left"/>
+            </w:pPr>
+            <w:r>
+              <w:rPr>
+                <w:rFonts w:ascii="Arial" w:cs="Arial" w:eastAsia="Arial" w:hAnsi="Arial"/>
+                <w:b/>
+                <w:bCs/>
+                <w:i w:val="false"/>
+                <w:iCs w:val="false"/>
+                <w:color w:val="000000"/>
+                <w:sz w:val="18"/>
+                <w:szCs w:val="18"/>
+              </w:rPr>
+              <w:t xml:space="preserve">Explain Phase</w:t>
             </w:r>
           </w:p>
           <w:p>
@@ -33495,7 +33567,7 @@
             <w:pPr>
               <w:spacing w:after="20" w:before="0"/>
             </w:pPr>
-            <w:hyperlink w:history="1" r:id="rIdd7dx2jiodjcu5sns-ygbh">
+            <w:hyperlink w:history="1" r:id="rId7iyo-dztjkzqylpvg8lbr">
               <w:r>
                 <w:rPr>
                   <w:rFonts w:ascii="Arial" w:cs="Arial" w:eastAsia="Arial" w:hAnsi="Arial"/>
@@ -33528,7 +33600,7 @@
               <w:spacing w:after="10" w:before="0"/>
               <w:ind w:left="120"/>
             </w:pPr>
-            <w:hyperlink w:history="1" r:id="rIdygnj0daab3ljxrfod5o6i">
+            <w:hyperlink w:history="1" r:id="rIdrxdatenaamppk57fsqkxm">
               <w:r>
                 <w:rPr>
                   <w:rFonts w:ascii="Arial" w:cs="Arial" w:eastAsia="Arial" w:hAnsi="Arial"/>
@@ -33573,7 +33645,7 @@
             <w:pPr>
               <w:spacing w:after="20" w:before="0"/>
             </w:pPr>
-            <w:hyperlink w:history="1" r:id="rIdzac9krlg_ujjjz2u_gzoc">
+            <w:hyperlink w:history="1" r:id="rIdwquvfbtxqj-k5zu7nmqca">
               <w:r>
                 <w:rPr>
                   <w:rFonts w:ascii="Arial" w:cs="Arial" w:eastAsia="Arial" w:hAnsi="Arial"/>
@@ -33606,7 +33678,7 @@
               <w:spacing w:after="10" w:before="0"/>
               <w:ind w:left="120"/>
             </w:pPr>
-            <w:hyperlink w:history="1" r:id="rIddrpsjdnfjba4wklx0oz_r">
+            <w:hyperlink w:history="1" r:id="rId6t63x_4-2bhsb-yirgwtt">
               <w:r>
                 <w:rPr>
                   <w:rFonts w:ascii="Arial" w:cs="Arial" w:eastAsia="Arial" w:hAnsi="Arial"/>
@@ -33753,32 +33825,32 @@
         <w:tc>
           <w:tcPr>
             <w:tcW w:type="dxa" w:w="1520"/>
-            <w:shd w:fill="F2F2F2" w:color="auto" w:val="clear"/>
-            <w:tcMar>
-              <w:top w:type="dxa" w:w="60"/>
-              <w:left w:type="dxa" w:w="120"/>
-              <w:bottom w:type="dxa" w:w="60"/>
-              <w:right w:type="dxa" w:w="120"/>
-            </w:tcMar>
-            <w:vAlign w:val="top"/>
-          </w:tcPr>
-          <w:p>
-            <w:pPr>
-              <w:spacing w:after="40" w:before="0"/>
-              <w:jc w:val="left"/>
-            </w:pPr>
-            <w:r>
-              <w:rPr>
-                <w:rFonts w:ascii="Arial" w:cs="Arial" w:eastAsia="Arial" w:hAnsi="Arial"/>
-                <w:b/>
-                <w:bCs/>
-                <w:i w:val="false"/>
-                <w:iCs w:val="false"/>
-                <w:color w:val="000000"/>
-                <w:sz w:val="18"/>
-                <w:szCs w:val="18"/>
-              </w:rPr>
-              <w:t xml:space="preserve">Phase 4 — DRIVING QUESTION BOARD (DQB) UPDATE (10 minutes)</w:t>
+            <w:shd w:fill="FCE4D6" w:color="auto" w:val="clear"/>
+            <w:tcMar>
+              <w:top w:type="dxa" w:w="60"/>
+              <w:left w:type="dxa" w:w="120"/>
+              <w:bottom w:type="dxa" w:w="60"/>
+              <w:right w:type="dxa" w:w="120"/>
+            </w:tcMar>
+            <w:vAlign w:val="top"/>
+          </w:tcPr>
+          <w:p>
+            <w:pPr>
+              <w:spacing w:after="40" w:before="0"/>
+              <w:jc w:val="left"/>
+            </w:pPr>
+            <w:r>
+              <w:rPr>
+                <w:rFonts w:ascii="Arial" w:cs="Arial" w:eastAsia="Arial" w:hAnsi="Arial"/>
+                <w:b/>
+                <w:bCs/>
+                <w:i w:val="false"/>
+                <w:iCs w:val="false"/>
+                <w:color w:val="000000"/>
+                <w:sz w:val="18"/>
+                <w:szCs w:val="18"/>
+              </w:rPr>
+              <w:t xml:space="preserve">Driving Question Board (DQB) Creation</w:t>
             </w:r>
           </w:p>
           <w:p>
@@ -33801,7 +33873,7 @@
             <w:pPr>
               <w:spacing w:after="20" w:before="0"/>
             </w:pPr>
-            <w:hyperlink w:history="1" r:id="rIdubmcauyum82uoknppx0yv">
+            <w:hyperlink w:history="1" r:id="rId8vdsh042puexpgmasq0sc">
               <w:r>
                 <w:rPr>
                   <w:rFonts w:ascii="Arial" w:cs="Arial" w:eastAsia="Arial" w:hAnsi="Arial"/>
@@ -33834,7 +33906,7 @@
               <w:spacing w:after="10" w:before="0"/>
               <w:ind w:left="120"/>
             </w:pPr>
-            <w:hyperlink w:history="1" r:id="rIdqzvpqk0rk6mrnws5psu4j">
+            <w:hyperlink w:history="1" r:id="rId58ymz_ev6azxpvkeembtb">
               <w:r>
                 <w:rPr>
                   <w:rFonts w:ascii="Arial" w:cs="Arial" w:eastAsia="Arial" w:hAnsi="Arial"/>
@@ -33879,7 +33951,7 @@
             <w:pPr>
               <w:spacing w:after="20" w:before="0"/>
             </w:pPr>
-            <w:hyperlink w:history="1" r:id="rIdx7_65mhjhrk1c7pws59tw">
+            <w:hyperlink w:history="1" r:id="rId-pkdbf_wha1l1i7hssykf">
               <w:r>
                 <w:rPr>
                   <w:rFonts w:ascii="Arial" w:cs="Arial" w:eastAsia="Arial" w:hAnsi="Arial"/>
@@ -33912,7 +33984,7 @@
               <w:spacing w:after="10" w:before="0"/>
               <w:ind w:left="120"/>
             </w:pPr>
-            <w:hyperlink w:history="1" r:id="rId9lzssqn5rrmvwphz11afb">
+            <w:hyperlink w:history="1" r:id="rIdpwjoocl-b6zzmypv18vk8">
               <w:r>
                 <w:rPr>
                   <w:rFonts w:ascii="Arial" w:cs="Arial" w:eastAsia="Arial" w:hAnsi="Arial"/>
@@ -34059,32 +34131,32 @@
         <w:tc>
           <w:tcPr>
             <w:tcW w:type="dxa" w:w="1520"/>
-            <w:shd w:fill="F2F2F2" w:color="auto" w:val="clear"/>
-            <w:tcMar>
-              <w:top w:type="dxa" w:w="60"/>
-              <w:left w:type="dxa" w:w="120"/>
-              <w:bottom w:type="dxa" w:w="60"/>
-              <w:right w:type="dxa" w:w="120"/>
-            </w:tcMar>
-            <w:vAlign w:val="top"/>
-          </w:tcPr>
-          <w:p>
-            <w:pPr>
-              <w:spacing w:after="40" w:before="0"/>
-              <w:jc w:val="left"/>
-            </w:pPr>
-            <w:r>
-              <w:rPr>
-                <w:rFonts w:ascii="Arial" w:cs="Arial" w:eastAsia="Arial" w:hAnsi="Arial"/>
-                <w:b/>
-                <w:bCs/>
-                <w:i w:val="false"/>
-                <w:iCs w:val="false"/>
-                <w:color w:val="000000"/>
-                <w:sz w:val="18"/>
-                <w:szCs w:val="18"/>
-              </w:rPr>
-              <w:t xml:space="preserve">Phase 5 — MODEL BUILDING (15 minutes)</w:t>
+            <w:shd w:fill="D5E8F0" w:color="auto" w:val="clear"/>
+            <w:tcMar>
+              <w:top w:type="dxa" w:w="60"/>
+              <w:left w:type="dxa" w:w="120"/>
+              <w:bottom w:type="dxa" w:w="60"/>
+              <w:right w:type="dxa" w:w="120"/>
+            </w:tcMar>
+            <w:vAlign w:val="top"/>
+          </w:tcPr>
+          <w:p>
+            <w:pPr>
+              <w:spacing w:after="40" w:before="0"/>
+              <w:jc w:val="left"/>
+            </w:pPr>
+            <w:r>
+              <w:rPr>
+                <w:rFonts w:ascii="Arial" w:cs="Arial" w:eastAsia="Arial" w:hAnsi="Arial"/>
+                <w:b/>
+                <w:bCs/>
+                <w:i w:val="false"/>
+                <w:iCs w:val="false"/>
+                <w:color w:val="000000"/>
+                <w:sz w:val="18"/>
+                <w:szCs w:val="18"/>
+              </w:rPr>
+              <w:t xml:space="preserve">Model Building Phase</w:t>
             </w:r>
           </w:p>
           <w:p>
@@ -34107,7 +34179,7 @@
             <w:pPr>
               <w:spacing w:after="20" w:before="0"/>
             </w:pPr>
-            <w:hyperlink w:history="1" r:id="rIdqcyjy6u268irj8ha3pslu">
+            <w:hyperlink w:history="1" r:id="rIdqqh2p4zjtdbdi8vik8x-l">
               <w:r>
                 <w:rPr>
                   <w:rFonts w:ascii="Arial" w:cs="Arial" w:eastAsia="Arial" w:hAnsi="Arial"/>
@@ -34140,7 +34212,7 @@
               <w:spacing w:after="10" w:before="0"/>
               <w:ind w:left="120"/>
             </w:pPr>
-            <w:hyperlink w:history="1" r:id="rIdtud0qtbx-yf35zwcm3_8s">
+            <w:hyperlink w:history="1" r:id="rIdl5ofxhs40rcisjvklkiao">
               <w:r>
                 <w:rPr>
                   <w:rFonts w:ascii="Arial" w:cs="Arial" w:eastAsia="Arial" w:hAnsi="Arial"/>
@@ -34185,7 +34257,7 @@
             <w:pPr>
               <w:spacing w:after="20" w:before="0"/>
             </w:pPr>
-            <w:hyperlink w:history="1" r:id="rId2oo7ualidhd537iqr-kod">
+            <w:hyperlink w:history="1" r:id="rId927rnzihpmmna6z8twzko">
               <w:r>
                 <w:rPr>
                   <w:rFonts w:ascii="Arial" w:cs="Arial" w:eastAsia="Arial" w:hAnsi="Arial"/>
@@ -34218,7 +34290,7 @@
               <w:spacing w:after="10" w:before="0"/>
               <w:ind w:left="120"/>
             </w:pPr>
-            <w:hyperlink w:history="1" r:id="rIdbsn6ar3gk5gbdkcrqzphg">
+            <w:hyperlink w:history="1" r:id="rIdjdg9zvk_4bvwsg3ojvqdt">
               <w:r>
                 <w:rPr>
                   <w:rFonts w:ascii="Arial" w:cs="Arial" w:eastAsia="Arial" w:hAnsi="Arial"/>
@@ -35657,32 +35729,32 @@
         <w:tc>
           <w:tcPr>
             <w:tcW w:type="dxa" w:w="1520"/>
-            <w:shd w:fill="F2F2F2" w:color="auto" w:val="clear"/>
-            <w:tcMar>
-              <w:top w:type="dxa" w:w="60"/>
-              <w:left w:type="dxa" w:w="120"/>
-              <w:bottom w:type="dxa" w:w="60"/>
-              <w:right w:type="dxa" w:w="120"/>
-            </w:tcMar>
-            <w:vAlign w:val="top"/>
-          </w:tcPr>
-          <w:p>
-            <w:pPr>
-              <w:spacing w:after="40" w:before="0"/>
-              <w:jc w:val="left"/>
-            </w:pPr>
-            <w:r>
-              <w:rPr>
-                <w:rFonts w:ascii="Arial" w:cs="Arial" w:eastAsia="Arial" w:hAnsi="Arial"/>
-                <w:b/>
-                <w:bCs/>
-                <w:i w:val="false"/>
-                <w:iCs w:val="false"/>
-                <w:color w:val="000000"/>
-                <w:sz w:val="18"/>
-                <w:szCs w:val="18"/>
-              </w:rPr>
-              <w:t xml:space="preserve">Phase 1 — Predict: Solo Pre-Final Explanation (0–12 min)</w:t>
+            <w:shd w:fill="EAD1F5" w:color="auto" w:val="clear"/>
+            <w:tcMar>
+              <w:top w:type="dxa" w:w="60"/>
+              <w:left w:type="dxa" w:w="120"/>
+              <w:bottom w:type="dxa" w:w="60"/>
+              <w:right w:type="dxa" w:w="120"/>
+            </w:tcMar>
+            <w:vAlign w:val="top"/>
+          </w:tcPr>
+          <w:p>
+            <w:pPr>
+              <w:spacing w:after="40" w:before="0"/>
+              <w:jc w:val="left"/>
+            </w:pPr>
+            <w:r>
+              <w:rPr>
+                <w:rFonts w:ascii="Arial" w:cs="Arial" w:eastAsia="Arial" w:hAnsi="Arial"/>
+                <w:b/>
+                <w:bCs/>
+                <w:i w:val="false"/>
+                <w:iCs w:val="false"/>
+                <w:color w:val="000000"/>
+                <w:sz w:val="18"/>
+                <w:szCs w:val="18"/>
+              </w:rPr>
+              <w:t xml:space="preserve">Predict Phase</w:t>
             </w:r>
           </w:p>
           <w:p>
@@ -35705,7 +35777,7 @@
             <w:pPr>
               <w:spacing w:after="20" w:before="0"/>
             </w:pPr>
-            <w:hyperlink w:history="1" r:id="rIdzihhocemqfin_b_y-st9a">
+            <w:hyperlink w:history="1" r:id="rId6fncvterjxxmr-snyt02s">
               <w:r>
                 <w:rPr>
                   <w:rFonts w:ascii="Arial" w:cs="Arial" w:eastAsia="Arial" w:hAnsi="Arial"/>
@@ -35738,7 +35810,7 @@
               <w:spacing w:after="10" w:before="0"/>
               <w:ind w:left="120"/>
             </w:pPr>
-            <w:hyperlink w:history="1" r:id="rId8evqlitzi-n-p_aikpr4f">
+            <w:hyperlink w:history="1" r:id="rIdwhdh6oaglwxizcqzpzqph">
               <w:r>
                 <w:rPr>
                   <w:rFonts w:ascii="Arial" w:cs="Arial" w:eastAsia="Arial" w:hAnsi="Arial"/>
@@ -35783,7 +35855,7 @@
             <w:pPr>
               <w:spacing w:after="20" w:before="0"/>
             </w:pPr>
-            <w:hyperlink w:history="1" r:id="rIdhhutnqbtasvpq_woiehsu">
+            <w:hyperlink w:history="1" r:id="rId1cietyuut6pykxtafywrj">
               <w:r>
                 <w:rPr>
                   <w:rFonts w:ascii="Arial" w:cs="Arial" w:eastAsia="Arial" w:hAnsi="Arial"/>
@@ -35816,7 +35888,7 @@
               <w:spacing w:after="10" w:before="0"/>
               <w:ind w:left="120"/>
             </w:pPr>
-            <w:hyperlink w:history="1" r:id="rIddset9fasgbsiykwmiwsdd">
+            <w:hyperlink w:history="1" r:id="rIdzghpdsbz5huipwxf3uoue">
               <w:r>
                 <w:rPr>
                   <w:rFonts w:ascii="Arial" w:cs="Arial" w:eastAsia="Arial" w:hAnsi="Arial"/>
@@ -35963,32 +36035,32 @@
         <w:tc>
           <w:tcPr>
             <w:tcW w:type="dxa" w:w="1520"/>
-            <w:shd w:fill="F2F2F2" w:color="auto" w:val="clear"/>
-            <w:tcMar>
-              <w:top w:type="dxa" w:w="60"/>
-              <w:left w:type="dxa" w:w="120"/>
-              <w:bottom w:type="dxa" w:w="60"/>
-              <w:right w:type="dxa" w:w="120"/>
-            </w:tcMar>
-            <w:vAlign w:val="top"/>
-          </w:tcPr>
-          <w:p>
-            <w:pPr>
-              <w:spacing w:after="40" w:before="0"/>
-              <w:jc w:val="left"/>
-            </w:pPr>
-            <w:r>
-              <w:rPr>
-                <w:rFonts w:ascii="Arial" w:cs="Arial" w:eastAsia="Arial" w:hAnsi="Arial"/>
-                <w:b/>
-                <w:bCs/>
-                <w:i w:val="false"/>
-                <w:iCs w:val="false"/>
-                <w:color w:val="000000"/>
-                <w:sz w:val="18"/>
-                <w:szCs w:val="18"/>
-              </w:rPr>
-              <w:t xml:space="preserve">Phase 2 — Observe: Final PhET Diffraction Check (12–28 min)</w:t>
+            <w:shd w:fill="D9EEF1" w:color="auto" w:val="clear"/>
+            <w:tcMar>
+              <w:top w:type="dxa" w:w="60"/>
+              <w:left w:type="dxa" w:w="120"/>
+              <w:bottom w:type="dxa" w:w="60"/>
+              <w:right w:type="dxa" w:w="120"/>
+            </w:tcMar>
+            <w:vAlign w:val="top"/>
+          </w:tcPr>
+          <w:p>
+            <w:pPr>
+              <w:spacing w:after="40" w:before="0"/>
+              <w:jc w:val="left"/>
+            </w:pPr>
+            <w:r>
+              <w:rPr>
+                <w:rFonts w:ascii="Arial" w:cs="Arial" w:eastAsia="Arial" w:hAnsi="Arial"/>
+                <w:b/>
+                <w:bCs/>
+                <w:i w:val="false"/>
+                <w:iCs w:val="false"/>
+                <w:color w:val="000000"/>
+                <w:sz w:val="18"/>
+                <w:szCs w:val="18"/>
+              </w:rPr>
+              <w:t xml:space="preserve">Observe Phase</w:t>
             </w:r>
           </w:p>
           <w:p>
@@ -36011,7 +36083,7 @@
             <w:pPr>
               <w:spacing w:after="20" w:before="0"/>
             </w:pPr>
-            <w:hyperlink w:history="1" r:id="rIdfrgzia67rihshvffo7jzk">
+            <w:hyperlink w:history="1" r:id="rIdzf0gjtrmyqnairz8r4hji">
               <w:r>
                 <w:rPr>
                   <w:rFonts w:ascii="Arial" w:cs="Arial" w:eastAsia="Arial" w:hAnsi="Arial"/>
@@ -36044,7 +36116,7 @@
               <w:spacing w:after="10" w:before="0"/>
               <w:ind w:left="120"/>
             </w:pPr>
-            <w:hyperlink w:history="1" r:id="rId7srzkfd_xqrftvk2qfr_t">
+            <w:hyperlink w:history="1" r:id="rIdtrjfamnduvlvosxmcx8wv">
               <w:r>
                 <w:rPr>
                   <w:rFonts w:ascii="Arial" w:cs="Arial" w:eastAsia="Arial" w:hAnsi="Arial"/>
@@ -36089,7 +36161,7 @@
             <w:pPr>
               <w:spacing w:after="20" w:before="0"/>
             </w:pPr>
-            <w:hyperlink w:history="1" r:id="rId9mpfukegtkl6hwsdul5-3">
+            <w:hyperlink w:history="1" r:id="rId1axi4zbq7ylszjrlnurcw">
               <w:r>
                 <w:rPr>
                   <w:rFonts w:ascii="Arial" w:cs="Arial" w:eastAsia="Arial" w:hAnsi="Arial"/>
@@ -36122,7 +36194,7 @@
               <w:spacing w:after="10" w:before="0"/>
               <w:ind w:left="120"/>
             </w:pPr>
-            <w:hyperlink w:history="1" r:id="rIddywz5xdc3z_j08pgrgd1s">
+            <w:hyperlink w:history="1" r:id="rIdow22hrjaonaklhsmc9upx">
               <w:r>
                 <w:rPr>
                   <w:rFonts w:ascii="Arial" w:cs="Arial" w:eastAsia="Arial" w:hAnsi="Arial"/>
@@ -36269,32 +36341,32 @@
         <w:tc>
           <w:tcPr>
             <w:tcW w:type="dxa" w:w="1520"/>
-            <w:shd w:fill="F2F2F2" w:color="auto" w:val="clear"/>
-            <w:tcMar>
-              <w:top w:type="dxa" w:w="60"/>
-              <w:left w:type="dxa" w:w="120"/>
-              <w:bottom w:type="dxa" w:w="60"/>
-              <w:right w:type="dxa" w:w="120"/>
-            </w:tcMar>
-            <w:vAlign w:val="top"/>
-          </w:tcPr>
-          <w:p>
-            <w:pPr>
-              <w:spacing w:after="40" w:before="0"/>
-              <w:jc w:val="left"/>
-            </w:pPr>
-            <w:r>
-              <w:rPr>
-                <w:rFonts w:ascii="Arial" w:cs="Arial" w:eastAsia="Arial" w:hAnsi="Arial"/>
-                <w:b/>
-                <w:bCs/>
-                <w:i w:val="false"/>
-                <w:iCs w:val="false"/>
-                <w:color w:val="000000"/>
-                <w:sz w:val="18"/>
-                <w:szCs w:val="18"/>
-              </w:rPr>
-              <w:t xml:space="preserve">Phase 3 — Explain: Jigsaw Expert Presentations + Collaborative Final Explanation (28–58 min)</w:t>
+            <w:shd w:fill="E2EFDA" w:color="auto" w:val="clear"/>
+            <w:tcMar>
+              <w:top w:type="dxa" w:w="60"/>
+              <w:left w:type="dxa" w:w="120"/>
+              <w:bottom w:type="dxa" w:w="60"/>
+              <w:right w:type="dxa" w:w="120"/>
+            </w:tcMar>
+            <w:vAlign w:val="top"/>
+          </w:tcPr>
+          <w:p>
+            <w:pPr>
+              <w:spacing w:after="40" w:before="0"/>
+              <w:jc w:val="left"/>
+            </w:pPr>
+            <w:r>
+              <w:rPr>
+                <w:rFonts w:ascii="Arial" w:cs="Arial" w:eastAsia="Arial" w:hAnsi="Arial"/>
+                <w:b/>
+                <w:bCs/>
+                <w:i w:val="false"/>
+                <w:iCs w:val="false"/>
+                <w:color w:val="000000"/>
+                <w:sz w:val="18"/>
+                <w:szCs w:val="18"/>
+              </w:rPr>
+              <w:t xml:space="preserve">Explain Phase</w:t>
             </w:r>
           </w:p>
           <w:p>
@@ -36317,7 +36389,7 @@
             <w:pPr>
               <w:spacing w:after="20" w:before="0"/>
             </w:pPr>
-            <w:hyperlink w:history="1" r:id="rIdwoevtgqbr5khzldrx5nng">
+            <w:hyperlink w:history="1" r:id="rIdo638wsuqsvzzax-rcbu2j">
               <w:r>
                 <w:rPr>
                   <w:rFonts w:ascii="Arial" w:cs="Arial" w:eastAsia="Arial" w:hAnsi="Arial"/>
@@ -36350,7 +36422,7 @@
               <w:spacing w:after="10" w:before="0"/>
               <w:ind w:left="120"/>
             </w:pPr>
-            <w:hyperlink w:history="1" r:id="rIdcgr_u0c-4ofk8sw0azjwl">
+            <w:hyperlink w:history="1" r:id="rId7dkxiinhxlmgocjkctvnv">
               <w:r>
                 <w:rPr>
                   <w:rFonts w:ascii="Arial" w:cs="Arial" w:eastAsia="Arial" w:hAnsi="Arial"/>
@@ -36395,7 +36467,7 @@
             <w:pPr>
               <w:spacing w:after="20" w:before="0"/>
             </w:pPr>
-            <w:hyperlink w:history="1" r:id="rIdhws8onbq7hac1ykiq828h">
+            <w:hyperlink w:history="1" r:id="rId9e49idoxo0tkyyfwmgn8v">
               <w:r>
                 <w:rPr>
                   <w:rFonts w:ascii="Arial" w:cs="Arial" w:eastAsia="Arial" w:hAnsi="Arial"/>
@@ -36428,7 +36500,7 @@
               <w:spacing w:after="10" w:before="0"/>
               <w:ind w:left="120"/>
             </w:pPr>
-            <w:hyperlink w:history="1" r:id="rIdk5w2ag_msxpxbe1svm4jh">
+            <w:hyperlink w:history="1" r:id="rIdnvdhsigsq2zafpagfladq">
               <w:r>
                 <w:rPr>
                   <w:rFonts w:ascii="Arial" w:cs="Arial" w:eastAsia="Arial" w:hAnsi="Arial"/>
@@ -36575,32 +36647,32 @@
         <w:tc>
           <w:tcPr>
             <w:tcW w:type="dxa" w:w="1520"/>
-            <w:shd w:fill="F2F2F2" w:color="auto" w:val="clear"/>
-            <w:tcMar>
-              <w:top w:type="dxa" w:w="60"/>
-              <w:left w:type="dxa" w:w="120"/>
-              <w:bottom w:type="dxa" w:w="60"/>
-              <w:right w:type="dxa" w:w="120"/>
-            </w:tcMar>
-            <w:vAlign w:val="top"/>
-          </w:tcPr>
-          <w:p>
-            <w:pPr>
-              <w:spacing w:after="40" w:before="0"/>
-              <w:jc w:val="left"/>
-            </w:pPr>
-            <w:r>
-              <w:rPr>
-                <w:rFonts w:ascii="Arial" w:cs="Arial" w:eastAsia="Arial" w:hAnsi="Arial"/>
-                <w:b/>
-                <w:bCs/>
-                <w:i w:val="false"/>
-                <w:iCs w:val="false"/>
-                <w:color w:val="000000"/>
-                <w:sz w:val="18"/>
-                <w:szCs w:val="18"/>
-              </w:rPr>
-              <w:t xml:space="preserve">Phase 4 — DQB Completion: Resolving &amp; Flagging Questions (58–68 min)</w:t>
+            <w:shd w:fill="FCE4D6" w:color="auto" w:val="clear"/>
+            <w:tcMar>
+              <w:top w:type="dxa" w:w="60"/>
+              <w:left w:type="dxa" w:w="120"/>
+              <w:bottom w:type="dxa" w:w="60"/>
+              <w:right w:type="dxa" w:w="120"/>
+            </w:tcMar>
+            <w:vAlign w:val="top"/>
+          </w:tcPr>
+          <w:p>
+            <w:pPr>
+              <w:spacing w:after="40" w:before="0"/>
+              <w:jc w:val="left"/>
+            </w:pPr>
+            <w:r>
+              <w:rPr>
+                <w:rFonts w:ascii="Arial" w:cs="Arial" w:eastAsia="Arial" w:hAnsi="Arial"/>
+                <w:b/>
+                <w:bCs/>
+                <w:i w:val="false"/>
+                <w:iCs w:val="false"/>
+                <w:color w:val="000000"/>
+                <w:sz w:val="18"/>
+                <w:szCs w:val="18"/>
+              </w:rPr>
+              <w:t xml:space="preserve">Driving Question Board (DQB) Creation</w:t>
             </w:r>
           </w:p>
           <w:p>
@@ -36623,7 +36695,7 @@
             <w:pPr>
               <w:spacing w:after="20" w:before="0"/>
             </w:pPr>
-            <w:hyperlink w:history="1" r:id="rIdlea4x-qvdynzs2nroei-7">
+            <w:hyperlink w:history="1" r:id="rIdevpj3ol_kf9ycxr4kjnba">
               <w:r>
                 <w:rPr>
                   <w:rFonts w:ascii="Arial" w:cs="Arial" w:eastAsia="Arial" w:hAnsi="Arial"/>
@@ -36656,7 +36728,7 @@
               <w:spacing w:after="10" w:before="0"/>
               <w:ind w:left="120"/>
             </w:pPr>
-            <w:hyperlink w:history="1" r:id="rIdcjpq2vadm4jaahe8gbfdj">
+            <w:hyperlink w:history="1" r:id="rIdpbmuiff54qxsxhvbfudwk">
               <w:r>
                 <w:rPr>
                   <w:rFonts w:ascii="Arial" w:cs="Arial" w:eastAsia="Arial" w:hAnsi="Arial"/>
@@ -36701,7 +36773,7 @@
             <w:pPr>
               <w:spacing w:after="20" w:before="0"/>
             </w:pPr>
-            <w:hyperlink w:history="1" r:id="rIduru_hvfov0a6kaz--jpez">
+            <w:hyperlink w:history="1" r:id="rIdea9vhym5u8bcx7plvurzg">
               <w:r>
                 <w:rPr>
                   <w:rFonts w:ascii="Arial" w:cs="Arial" w:eastAsia="Arial" w:hAnsi="Arial"/>
@@ -36734,7 +36806,7 @@
               <w:spacing w:after="10" w:before="0"/>
               <w:ind w:left="120"/>
             </w:pPr>
-            <w:hyperlink w:history="1" r:id="rIdkmx8qmr8rbxbltolgnoyy">
+            <w:hyperlink w:history="1" r:id="rIdbmhvm51vkduplouovagii">
               <w:r>
                 <w:rPr>
                   <w:rFonts w:ascii="Arial" w:cs="Arial" w:eastAsia="Arial" w:hAnsi="Arial"/>
@@ -36881,32 +36953,32 @@
         <w:tc>
           <w:tcPr>
             <w:tcW w:type="dxa" w:w="1520"/>
-            <w:shd w:fill="F2F2F2" w:color="auto" w:val="clear"/>
-            <w:tcMar>
-              <w:top w:type="dxa" w:w="60"/>
-              <w:left w:type="dxa" w:w="120"/>
-              <w:bottom w:type="dxa" w:w="60"/>
-              <w:right w:type="dxa" w:w="120"/>
-            </w:tcMar>
-            <w:vAlign w:val="top"/>
-          </w:tcPr>
-          <w:p>
-            <w:pPr>
-              <w:spacing w:after="40" w:before="0"/>
-              <w:jc w:val="left"/>
-            </w:pPr>
-            <w:r>
-              <w:rPr>
-                <w:rFonts w:ascii="Arial" w:cs="Arial" w:eastAsia="Arial" w:hAnsi="Arial"/>
-                <w:b/>
-                <w:bCs/>
-                <w:i w:val="false"/>
-                <w:iCs w:val="false"/>
-                <w:color w:val="000000"/>
-                <w:sz w:val="18"/>
-                <w:szCs w:val="18"/>
-              </w:rPr>
-              <w:t xml:space="preserve">Phase 5 — Model Comparison &amp; Exit Reflection (68–80 min)</w:t>
+            <w:shd w:fill="D5E8F0" w:color="auto" w:val="clear"/>
+            <w:tcMar>
+              <w:top w:type="dxa" w:w="60"/>
+              <w:left w:type="dxa" w:w="120"/>
+              <w:bottom w:type="dxa" w:w="60"/>
+              <w:right w:type="dxa" w:w="120"/>
+            </w:tcMar>
+            <w:vAlign w:val="top"/>
+          </w:tcPr>
+          <w:p>
+            <w:pPr>
+              <w:spacing w:after="40" w:before="0"/>
+              <w:jc w:val="left"/>
+            </w:pPr>
+            <w:r>
+              <w:rPr>
+                <w:rFonts w:ascii="Arial" w:cs="Arial" w:eastAsia="Arial" w:hAnsi="Arial"/>
+                <w:b/>
+                <w:bCs/>
+                <w:i w:val="false"/>
+                <w:iCs w:val="false"/>
+                <w:color w:val="000000"/>
+                <w:sz w:val="18"/>
+                <w:szCs w:val="18"/>
+              </w:rPr>
+              <w:t xml:space="preserve">Model Building Phase</w:t>
             </w:r>
           </w:p>
           <w:p>
@@ -36929,7 +37001,7 @@
             <w:pPr>
               <w:spacing w:after="20" w:before="0"/>
             </w:pPr>
-            <w:hyperlink w:history="1" r:id="rIdypi7yiwc-c2ckuquablpc">
+            <w:hyperlink w:history="1" r:id="rId6bsgtrilybicpy02-vfyd">
               <w:r>
                 <w:rPr>
                   <w:rFonts w:ascii="Arial" w:cs="Arial" w:eastAsia="Arial" w:hAnsi="Arial"/>
@@ -36962,7 +37034,7 @@
               <w:spacing w:after="10" w:before="0"/>
               <w:ind w:left="120"/>
             </w:pPr>
-            <w:hyperlink w:history="1" r:id="rId1fzuwrdhrd0t9yw8yes5h">
+            <w:hyperlink w:history="1" r:id="rIdhk1afkhv0npxp3hqidaj7">
               <w:r>
                 <w:rPr>
                   <w:rFonts w:ascii="Arial" w:cs="Arial" w:eastAsia="Arial" w:hAnsi="Arial"/>
@@ -37007,7 +37079,7 @@
             <w:pPr>
               <w:spacing w:after="20" w:before="0"/>
             </w:pPr>
-            <w:hyperlink w:history="1" r:id="rIdt1uvcurx2mzwemz9ggmsq">
+            <w:hyperlink w:history="1" r:id="rIdivd0x87msjxsg5sfjebga">
               <w:r>
                 <w:rPr>
                   <w:rFonts w:ascii="Arial" w:cs="Arial" w:eastAsia="Arial" w:hAnsi="Arial"/>
@@ -37040,7 +37112,7 @@
               <w:spacing w:after="10" w:before="0"/>
               <w:ind w:left="120"/>
             </w:pPr>
-            <w:hyperlink w:history="1" r:id="rIdvh0tc4kzow4ipihn7kwkb">
+            <w:hyperlink w:history="1" r:id="rIdoo-nb0ug6graqahbizxs7">
               <w:r>
                 <w:rPr>
                   <w:rFonts w:ascii="Arial" w:cs="Arial" w:eastAsia="Arial" w:hAnsi="Arial"/>

--- a/data/outputs/v2/Physics/SS2.1_Properties_of_Waves/Physics_Properties_of_Waves_CBE_LessonSequence.docx
+++ b/data/outputs/v2/Physics/SS2.1_Properties_of_Waves/Physics_Properties_of_Waves_CBE_LessonSequence.docx
@@ -3880,7 +3880,7 @@
             <w:pPr>
               <w:spacing w:after="20" w:before="0"/>
             </w:pPr>
-            <w:hyperlink w:history="1" r:id="rId-nmxlfogs-v3dp7xvkncp">
+            <w:hyperlink w:history="1" r:id="rId_nsfp8sihqg5nsinemnic">
               <w:r>
                 <w:rPr>
                   <w:rFonts w:ascii="Arial" w:cs="Arial" w:eastAsia="Arial" w:hAnsi="Arial"/>
@@ -3913,7 +3913,7 @@
               <w:spacing w:after="10" w:before="0"/>
               <w:ind w:left="120"/>
             </w:pPr>
-            <w:hyperlink w:history="1" r:id="rIdhmuizcrgpzjz2hvpq-dzm">
+            <w:hyperlink w:history="1" r:id="rIdcanwrxt0qswuxp5be20fk">
               <w:r>
                 <w:rPr>
                   <w:rFonts w:ascii="Arial" w:cs="Arial" w:eastAsia="Arial" w:hAnsi="Arial"/>
@@ -3958,7 +3958,7 @@
             <w:pPr>
               <w:spacing w:after="20" w:before="0"/>
             </w:pPr>
-            <w:hyperlink w:history="1" r:id="rIdvh3m7ghpr68emnc093iff">
+            <w:hyperlink w:history="1" r:id="rIdtqhjyt9rkp-5f1rduft_-">
               <w:r>
                 <w:rPr>
                   <w:rFonts w:ascii="Arial" w:cs="Arial" w:eastAsia="Arial" w:hAnsi="Arial"/>
@@ -3991,7 +3991,7 @@
               <w:spacing w:after="10" w:before="0"/>
               <w:ind w:left="120"/>
             </w:pPr>
-            <w:hyperlink w:history="1" r:id="rIdi7i9p3aykclrounqnhcnk">
+            <w:hyperlink w:history="1" r:id="rIdoxojksnygockb9z5pxtni">
               <w:r>
                 <w:rPr>
                   <w:rFonts w:ascii="Arial" w:cs="Arial" w:eastAsia="Arial" w:hAnsi="Arial"/>
@@ -4338,7 +4338,7 @@
             <w:pPr>
               <w:spacing w:after="20" w:before="0"/>
             </w:pPr>
-            <w:hyperlink w:history="1" r:id="rId7taobmq7g7uqwvn6aval_">
+            <w:hyperlink w:history="1" r:id="rIdqhsdr13kn-qy8n0arkxmy">
               <w:r>
                 <w:rPr>
                   <w:rFonts w:ascii="Arial" w:cs="Arial" w:eastAsia="Arial" w:hAnsi="Arial"/>
@@ -4371,7 +4371,7 @@
               <w:spacing w:after="10" w:before="0"/>
               <w:ind w:left="120"/>
             </w:pPr>
-            <w:hyperlink w:history="1" r:id="rIddupa7lctwoifk7uxljdzt">
+            <w:hyperlink w:history="1" r:id="rIdg1guwnt4wwageqsrts0kp">
               <w:r>
                 <w:rPr>
                   <w:rFonts w:ascii="Arial" w:cs="Arial" w:eastAsia="Arial" w:hAnsi="Arial"/>
@@ -4416,7 +4416,7 @@
             <w:pPr>
               <w:spacing w:after="20" w:before="0"/>
             </w:pPr>
-            <w:hyperlink w:history="1" r:id="rIdgyme9rfvn9iu3pr9avbri">
+            <w:hyperlink w:history="1" r:id="rIdl4wffpleimaeaftzs8vc8">
               <w:r>
                 <w:rPr>
                   <w:rFonts w:ascii="Arial" w:cs="Arial" w:eastAsia="Arial" w:hAnsi="Arial"/>
@@ -4449,7 +4449,7 @@
               <w:spacing w:after="10" w:before="0"/>
               <w:ind w:left="120"/>
             </w:pPr>
-            <w:hyperlink w:history="1" r:id="rIdsevjcmvidfazwd9tlrjxw">
+            <w:hyperlink w:history="1" r:id="rId8dataz2pb_rilwepfvawp">
               <w:r>
                 <w:rPr>
                   <w:rFonts w:ascii="Arial" w:cs="Arial" w:eastAsia="Arial" w:hAnsi="Arial"/>
@@ -4796,7 +4796,7 @@
             <w:pPr>
               <w:spacing w:after="20" w:before="0"/>
             </w:pPr>
-            <w:hyperlink w:history="1" r:id="rIdgntcydesywibt-5t0rvtf">
+            <w:hyperlink w:history="1" r:id="rIdgtkhtolnzy6c11a1iykqu">
               <w:r>
                 <w:rPr>
                   <w:rFonts w:ascii="Arial" w:cs="Arial" w:eastAsia="Arial" w:hAnsi="Arial"/>
@@ -4829,7 +4829,7 @@
               <w:spacing w:after="10" w:before="0"/>
               <w:ind w:left="120"/>
             </w:pPr>
-            <w:hyperlink w:history="1" r:id="rId4yjti4idxxrxe3xkqjitk">
+            <w:hyperlink w:history="1" r:id="rId3kzvtp7budhojpxur5wzk">
               <w:r>
                 <w:rPr>
                   <w:rFonts w:ascii="Arial" w:cs="Arial" w:eastAsia="Arial" w:hAnsi="Arial"/>
@@ -4874,7 +4874,7 @@
             <w:pPr>
               <w:spacing w:after="20" w:before="0"/>
             </w:pPr>
-            <w:hyperlink w:history="1" r:id="rIdhjh_68l4wtttuiasjyig1">
+            <w:hyperlink w:history="1" r:id="rIddikdwqhcg-nnqttkjszpo">
               <w:r>
                 <w:rPr>
                   <w:rFonts w:ascii="Arial" w:cs="Arial" w:eastAsia="Arial" w:hAnsi="Arial"/>
@@ -4907,7 +4907,7 @@
               <w:spacing w:after="10" w:before="0"/>
               <w:ind w:left="120"/>
             </w:pPr>
-            <w:hyperlink w:history="1" r:id="rIdfxq1cuka5wa2ilvkgzidh">
+            <w:hyperlink w:history="1" r:id="rIdkohsl3mplrflu5azrk45r">
               <w:r>
                 <w:rPr>
                   <w:rFonts w:ascii="Arial" w:cs="Arial" w:eastAsia="Arial" w:hAnsi="Arial"/>
@@ -5254,7 +5254,7 @@
             <w:pPr>
               <w:spacing w:after="20" w:before="0"/>
             </w:pPr>
-            <w:hyperlink w:history="1" r:id="rId6pd_erwimumo6ja7xhj1y">
+            <w:hyperlink w:history="1" r:id="rIdwwcsjgabjyg5cpb0bc91o">
               <w:r>
                 <w:rPr>
                   <w:rFonts w:ascii="Arial" w:cs="Arial" w:eastAsia="Arial" w:hAnsi="Arial"/>
@@ -5287,7 +5287,7 @@
               <w:spacing w:after="10" w:before="0"/>
               <w:ind w:left="120"/>
             </w:pPr>
-            <w:hyperlink w:history="1" r:id="rIdlnayj_jqk3bkiwaa32uef">
+            <w:hyperlink w:history="1" r:id="rIdspt4vncljx8ycb8ihyow5">
               <w:r>
                 <w:rPr>
                   <w:rFonts w:ascii="Arial" w:cs="Arial" w:eastAsia="Arial" w:hAnsi="Arial"/>
@@ -5332,7 +5332,7 @@
             <w:pPr>
               <w:spacing w:after="20" w:before="0"/>
             </w:pPr>
-            <w:hyperlink w:history="1" r:id="rIdwidts3pqtrnwfb1csag7k">
+            <w:hyperlink w:history="1" r:id="rIdmany-e67fwcnw0djodqx2">
               <w:r>
                 <w:rPr>
                   <w:rFonts w:ascii="Arial" w:cs="Arial" w:eastAsia="Arial" w:hAnsi="Arial"/>
@@ -5365,7 +5365,7 @@
               <w:spacing w:after="10" w:before="0"/>
               <w:ind w:left="120"/>
             </w:pPr>
-            <w:hyperlink w:history="1" r:id="rIdn7us4ywv1rlpp1e8qe0ny">
+            <w:hyperlink w:history="1" r:id="rIdyghlkwrbqgxyuioom54cc">
               <w:r>
                 <w:rPr>
                   <w:rFonts w:ascii="Arial" w:cs="Arial" w:eastAsia="Arial" w:hAnsi="Arial"/>
@@ -5750,7 +5750,7 @@
             <w:pPr>
               <w:spacing w:after="20" w:before="0"/>
             </w:pPr>
-            <w:hyperlink w:history="1" r:id="rIdrwbhqbnthilbdzagiuzhs">
+            <w:hyperlink w:history="1" r:id="rIdmc9e75crbtwp26uhi5qvd">
               <w:r>
                 <w:rPr>
                   <w:rFonts w:ascii="Arial" w:cs="Arial" w:eastAsia="Arial" w:hAnsi="Arial"/>
@@ -5783,7 +5783,7 @@
               <w:spacing w:after="10" w:before="0"/>
               <w:ind w:left="120"/>
             </w:pPr>
-            <w:hyperlink w:history="1" r:id="rId0ccqekxzjmbivn_y2ivf8">
+            <w:hyperlink w:history="1" r:id="rIdd6w91i3kswbfbn9logsrm">
               <w:r>
                 <w:rPr>
                   <w:rFonts w:ascii="Arial" w:cs="Arial" w:eastAsia="Arial" w:hAnsi="Arial"/>
@@ -5828,7 +5828,7 @@
             <w:pPr>
               <w:spacing w:after="20" w:before="0"/>
             </w:pPr>
-            <w:hyperlink w:history="1" r:id="rId7leuyxgfgpvnbjh6usxcx">
+            <w:hyperlink w:history="1" r:id="rIdvu-sy0lv0f0eupfu7eipf">
               <w:r>
                 <w:rPr>
                   <w:rFonts w:ascii="Arial" w:cs="Arial" w:eastAsia="Arial" w:hAnsi="Arial"/>
@@ -5861,7 +5861,7 @@
               <w:spacing w:after="10" w:before="0"/>
               <w:ind w:left="120"/>
             </w:pPr>
-            <w:hyperlink w:history="1" r:id="rIdbqpka1l9eji5qwoosuykb">
+            <w:hyperlink w:history="1" r:id="rId44bsknvkw_dix-xdbqshs">
               <w:r>
                 <w:rPr>
                   <w:rFonts w:ascii="Arial" w:cs="Arial" w:eastAsia="Arial" w:hAnsi="Arial"/>
@@ -7462,7 +7462,7 @@
             <w:pPr>
               <w:spacing w:after="20" w:before="0"/>
             </w:pPr>
-            <w:hyperlink w:history="1" r:id="rIdrwzake4ozzcct5-guuxqf">
+            <w:hyperlink w:history="1" r:id="rId-lrgqawvnecyf5xuvjz1y">
               <w:r>
                 <w:rPr>
                   <w:rFonts w:ascii="Arial" w:cs="Arial" w:eastAsia="Arial" w:hAnsi="Arial"/>
@@ -7495,7 +7495,7 @@
               <w:spacing w:after="10" w:before="0"/>
               <w:ind w:left="120"/>
             </w:pPr>
-            <w:hyperlink w:history="1" r:id="rId7f7vptobj1tnpchl7emnm">
+            <w:hyperlink w:history="1" r:id="rIdqeati1ipovfqqmgbgvmat">
               <w:r>
                 <w:rPr>
                   <w:rFonts w:ascii="Arial" w:cs="Arial" w:eastAsia="Arial" w:hAnsi="Arial"/>
@@ -7540,7 +7540,7 @@
             <w:pPr>
               <w:spacing w:after="20" w:before="0"/>
             </w:pPr>
-            <w:hyperlink w:history="1" r:id="rIdajlxm6qzoroykofcru5-e">
+            <w:hyperlink w:history="1" r:id="rIdtdbodhk_0wzzbynkp--ng">
               <w:r>
                 <w:rPr>
                   <w:rFonts w:ascii="Arial" w:cs="Arial" w:eastAsia="Arial" w:hAnsi="Arial"/>
@@ -7573,7 +7573,7 @@
               <w:spacing w:after="10" w:before="0"/>
               <w:ind w:left="120"/>
             </w:pPr>
-            <w:hyperlink w:history="1" r:id="rId-2qdkoyb5engwgulj46kp">
+            <w:hyperlink w:history="1" r:id="rIdpu4rh0uiyhhra56vbc-pr">
               <w:r>
                 <w:rPr>
                   <w:rFonts w:ascii="Arial" w:cs="Arial" w:eastAsia="Arial" w:hAnsi="Arial"/>
@@ -7768,7 +7768,7 @@
             <w:pPr>
               <w:spacing w:after="20" w:before="0"/>
             </w:pPr>
-            <w:hyperlink w:history="1" r:id="rIdsiksn5khk908zkgfd20u1">
+            <w:hyperlink w:history="1" r:id="rIduaq2serqgicqt8cx-efqq">
               <w:r>
                 <w:rPr>
                   <w:rFonts w:ascii="Arial" w:cs="Arial" w:eastAsia="Arial" w:hAnsi="Arial"/>
@@ -7801,7 +7801,7 @@
               <w:spacing w:after="10" w:before="0"/>
               <w:ind w:left="120"/>
             </w:pPr>
-            <w:hyperlink w:history="1" r:id="rIdxu-kg44gw0unqmkpk2twr">
+            <w:hyperlink w:history="1" r:id="rIdfcdylbnatc5qukvv-xwch">
               <w:r>
                 <w:rPr>
                   <w:rFonts w:ascii="Arial" w:cs="Arial" w:eastAsia="Arial" w:hAnsi="Arial"/>
@@ -7846,7 +7846,7 @@
             <w:pPr>
               <w:spacing w:after="20" w:before="0"/>
             </w:pPr>
-            <w:hyperlink w:history="1" r:id="rIdapa3n_gvmydiwcudpe87w">
+            <w:hyperlink w:history="1" r:id="rIdgz_5ata7_evxquhhdeinf">
               <w:r>
                 <w:rPr>
                   <w:rFonts w:ascii="Arial" w:cs="Arial" w:eastAsia="Arial" w:hAnsi="Arial"/>
@@ -7879,7 +7879,7 @@
               <w:spacing w:after="10" w:before="0"/>
               <w:ind w:left="120"/>
             </w:pPr>
-            <w:hyperlink w:history="1" r:id="rIdgoboyranoellwy_l--lbg">
+            <w:hyperlink w:history="1" r:id="rIdvwjjnl8ysbinaqzqkscha">
               <w:r>
                 <w:rPr>
                   <w:rFonts w:ascii="Arial" w:cs="Arial" w:eastAsia="Arial" w:hAnsi="Arial"/>
@@ -8074,7 +8074,7 @@
             <w:pPr>
               <w:spacing w:after="20" w:before="0"/>
             </w:pPr>
-            <w:hyperlink w:history="1" r:id="rIdyvepqq8tgvbzwat2fde7j">
+            <w:hyperlink w:history="1" r:id="rIdfifv1uw4cv61j-4vco-ah">
               <w:r>
                 <w:rPr>
                   <w:rFonts w:ascii="Arial" w:cs="Arial" w:eastAsia="Arial" w:hAnsi="Arial"/>
@@ -8107,7 +8107,7 @@
               <w:spacing w:after="10" w:before="0"/>
               <w:ind w:left="120"/>
             </w:pPr>
-            <w:hyperlink w:history="1" r:id="rId7jgxrvevi3prboekoy4sv">
+            <w:hyperlink w:history="1" r:id="rId5tlp6y6alvnvttgustqaa">
               <w:r>
                 <w:rPr>
                   <w:rFonts w:ascii="Arial" w:cs="Arial" w:eastAsia="Arial" w:hAnsi="Arial"/>
@@ -8152,7 +8152,7 @@
             <w:pPr>
               <w:spacing w:after="20" w:before="0"/>
             </w:pPr>
-            <w:hyperlink w:history="1" r:id="rIdxmabgkcbukmozrprseyvd">
+            <w:hyperlink w:history="1" r:id="rId9ckzwec96-bkxlnigpemy">
               <w:r>
                 <w:rPr>
                   <w:rFonts w:ascii="Arial" w:cs="Arial" w:eastAsia="Arial" w:hAnsi="Arial"/>
@@ -8185,7 +8185,7 @@
               <w:spacing w:after="10" w:before="0"/>
               <w:ind w:left="120"/>
             </w:pPr>
-            <w:hyperlink w:history="1" r:id="rIdcmgeqcipolby-bje8_5l3">
+            <w:hyperlink w:history="1" r:id="rId6mq7yhidcugrkumwigaaq">
               <w:r>
                 <w:rPr>
                   <w:rFonts w:ascii="Arial" w:cs="Arial" w:eastAsia="Arial" w:hAnsi="Arial"/>
@@ -8380,7 +8380,7 @@
             <w:pPr>
               <w:spacing w:after="20" w:before="0"/>
             </w:pPr>
-            <w:hyperlink w:history="1" r:id="rId9zrhiwmxbgqcc9z1goswt">
+            <w:hyperlink w:history="1" r:id="rIdzsbhp-ovweipgw6ecylfe">
               <w:r>
                 <w:rPr>
                   <w:rFonts w:ascii="Arial" w:cs="Arial" w:eastAsia="Arial" w:hAnsi="Arial"/>
@@ -8413,7 +8413,7 @@
               <w:spacing w:after="10" w:before="0"/>
               <w:ind w:left="120"/>
             </w:pPr>
-            <w:hyperlink w:history="1" r:id="rIdm0oz5sfbn2jgfmtmzgxzb">
+            <w:hyperlink w:history="1" r:id="rIdxi28cfrphtbkcksrmo0ew">
               <w:r>
                 <w:rPr>
                   <w:rFonts w:ascii="Arial" w:cs="Arial" w:eastAsia="Arial" w:hAnsi="Arial"/>
@@ -8458,7 +8458,7 @@
             <w:pPr>
               <w:spacing w:after="20" w:before="0"/>
             </w:pPr>
-            <w:hyperlink w:history="1" r:id="rIdl7vrvjwsbdo1huqikhzwz">
+            <w:hyperlink w:history="1" r:id="rIdnmeolyukqo33e7aztrztj">
               <w:r>
                 <w:rPr>
                   <w:rFonts w:ascii="Arial" w:cs="Arial" w:eastAsia="Arial" w:hAnsi="Arial"/>
@@ -8491,7 +8491,7 @@
               <w:spacing w:after="10" w:before="0"/>
               <w:ind w:left="120"/>
             </w:pPr>
-            <w:hyperlink w:history="1" r:id="rIdezkodrvz_ivn8zkini2kv">
+            <w:hyperlink w:history="1" r:id="rIdaabvmvqidwihd9uadwdej">
               <w:r>
                 <w:rPr>
                   <w:rFonts w:ascii="Arial" w:cs="Arial" w:eastAsia="Arial" w:hAnsi="Arial"/>
@@ -8686,7 +8686,7 @@
             <w:pPr>
               <w:spacing w:after="20" w:before="0"/>
             </w:pPr>
-            <w:hyperlink w:history="1" r:id="rIdwk3pg36y9vg6byf8z03vj">
+            <w:hyperlink w:history="1" r:id="rIdwxfxbvut9twmk-0ggwxpc">
               <w:r>
                 <w:rPr>
                   <w:rFonts w:ascii="Arial" w:cs="Arial" w:eastAsia="Arial" w:hAnsi="Arial"/>
@@ -8719,7 +8719,7 @@
               <w:spacing w:after="10" w:before="0"/>
               <w:ind w:left="120"/>
             </w:pPr>
-            <w:hyperlink w:history="1" r:id="rIdalurwegupviwfdgmgzvu4">
+            <w:hyperlink w:history="1" r:id="rIdsg6ynwmglrqphctmf1tx7">
               <w:r>
                 <w:rPr>
                   <w:rFonts w:ascii="Arial" w:cs="Arial" w:eastAsia="Arial" w:hAnsi="Arial"/>
@@ -8764,7 +8764,7 @@
             <w:pPr>
               <w:spacing w:after="20" w:before="0"/>
             </w:pPr>
-            <w:hyperlink w:history="1" r:id="rIdfltiocetlwxkl2qysybps">
+            <w:hyperlink w:history="1" r:id="rIdyergghnlugb10hvozoi7k">
               <w:r>
                 <w:rPr>
                   <w:rFonts w:ascii="Arial" w:cs="Arial" w:eastAsia="Arial" w:hAnsi="Arial"/>
@@ -8797,7 +8797,7 @@
               <w:spacing w:after="10" w:before="0"/>
               <w:ind w:left="120"/>
             </w:pPr>
-            <w:hyperlink w:history="1" r:id="rIdr-5lh1etiu-02nujo4u4h">
+            <w:hyperlink w:history="1" r:id="rIdk5nktoicxkvb5n8bkvbpz">
               <w:r>
                 <w:rPr>
                   <w:rFonts w:ascii="Arial" w:cs="Arial" w:eastAsia="Arial" w:hAnsi="Arial"/>
@@ -10379,7 +10379,7 @@
             <w:pPr>
               <w:spacing w:after="20" w:before="0"/>
             </w:pPr>
-            <w:hyperlink w:history="1" r:id="rIdhzv0iq-n1smkcdzafytft">
+            <w:hyperlink w:history="1" r:id="rIdyeuja5qrkv_1h41pgafom">
               <w:r>
                 <w:rPr>
                   <w:rFonts w:ascii="Arial" w:cs="Arial" w:eastAsia="Arial" w:hAnsi="Arial"/>
@@ -10412,7 +10412,7 @@
               <w:spacing w:after="10" w:before="0"/>
               <w:ind w:left="120"/>
             </w:pPr>
-            <w:hyperlink w:history="1" r:id="rIdgbmk4ucvjlxlzpzpldl88">
+            <w:hyperlink w:history="1" r:id="rIdebbmdr3pezaotjfd67-xt">
               <w:r>
                 <w:rPr>
                   <w:rFonts w:ascii="Arial" w:cs="Arial" w:eastAsia="Arial" w:hAnsi="Arial"/>
@@ -10457,7 +10457,7 @@
             <w:pPr>
               <w:spacing w:after="20" w:before="0"/>
             </w:pPr>
-            <w:hyperlink w:history="1" r:id="rId926boakofjaubefqc1md_">
+            <w:hyperlink w:history="1" r:id="rIdmpvcnlcf8f9ei4apmpbil">
               <w:r>
                 <w:rPr>
                   <w:rFonts w:ascii="Arial" w:cs="Arial" w:eastAsia="Arial" w:hAnsi="Arial"/>
@@ -10490,7 +10490,7 @@
               <w:spacing w:after="10" w:before="0"/>
               <w:ind w:left="120"/>
             </w:pPr>
-            <w:hyperlink w:history="1" r:id="rIdxvwjfhoqvsfbbz_bbhiwt">
+            <w:hyperlink w:history="1" r:id="rIdjoopwy4ayur6hsglipc55">
               <w:r>
                 <w:rPr>
                   <w:rFonts w:ascii="Arial" w:cs="Arial" w:eastAsia="Arial" w:hAnsi="Arial"/>
@@ -10685,7 +10685,7 @@
             <w:pPr>
               <w:spacing w:after="20" w:before="0"/>
             </w:pPr>
-            <w:hyperlink w:history="1" r:id="rIdnsjyd2n-whji1lkoslrmp">
+            <w:hyperlink w:history="1" r:id="rIdix93ivnydhsdjfwxp2pjs">
               <w:r>
                 <w:rPr>
                   <w:rFonts w:ascii="Arial" w:cs="Arial" w:eastAsia="Arial" w:hAnsi="Arial"/>
@@ -10718,7 +10718,7 @@
               <w:spacing w:after="10" w:before="0"/>
               <w:ind w:left="120"/>
             </w:pPr>
-            <w:hyperlink w:history="1" r:id="rIdedwdxzn7jt98vyh1g5t7x">
+            <w:hyperlink w:history="1" r:id="rIdvs_t9xh_syd_fu0x7v-uj">
               <w:r>
                 <w:rPr>
                   <w:rFonts w:ascii="Arial" w:cs="Arial" w:eastAsia="Arial" w:hAnsi="Arial"/>
@@ -10763,7 +10763,7 @@
             <w:pPr>
               <w:spacing w:after="20" w:before="0"/>
             </w:pPr>
-            <w:hyperlink w:history="1" r:id="rIds5mabw58ytngpxbklhqla">
+            <w:hyperlink w:history="1" r:id="rIdwnw6te3mihgun8lgfvi-4">
               <w:r>
                 <w:rPr>
                   <w:rFonts w:ascii="Arial" w:cs="Arial" w:eastAsia="Arial" w:hAnsi="Arial"/>
@@ -10796,7 +10796,7 @@
               <w:spacing w:after="10" w:before="0"/>
               <w:ind w:left="120"/>
             </w:pPr>
-            <w:hyperlink w:history="1" r:id="rIdls-jvx2lwweh1ob_nqqhm">
+            <w:hyperlink w:history="1" r:id="rIdkja3amicvbmy2rikj1pwr">
               <w:r>
                 <w:rPr>
                   <w:rFonts w:ascii="Arial" w:cs="Arial" w:eastAsia="Arial" w:hAnsi="Arial"/>
@@ -10991,7 +10991,7 @@
             <w:pPr>
               <w:spacing w:after="20" w:before="0"/>
             </w:pPr>
-            <w:hyperlink w:history="1" r:id="rIdcqajmvllqxy_m6oafexh_">
+            <w:hyperlink w:history="1" r:id="rIdzqesz5fqzicbz-ucrd8am">
               <w:r>
                 <w:rPr>
                   <w:rFonts w:ascii="Arial" w:cs="Arial" w:eastAsia="Arial" w:hAnsi="Arial"/>
@@ -11024,7 +11024,7 @@
               <w:spacing w:after="10" w:before="0"/>
               <w:ind w:left="120"/>
             </w:pPr>
-            <w:hyperlink w:history="1" r:id="rIdj6jharjrvhe65yq5rr7ic">
+            <w:hyperlink w:history="1" r:id="rIdslhbxfnnqyruxcmcrt75j">
               <w:r>
                 <w:rPr>
                   <w:rFonts w:ascii="Arial" w:cs="Arial" w:eastAsia="Arial" w:hAnsi="Arial"/>
@@ -11069,7 +11069,7 @@
             <w:pPr>
               <w:spacing w:after="20" w:before="0"/>
             </w:pPr>
-            <w:hyperlink w:history="1" r:id="rIddjdoxohnqbkf-9ymbikph">
+            <w:hyperlink w:history="1" r:id="rIdszzp_sxmsxthamfuq2sv6">
               <w:r>
                 <w:rPr>
                   <w:rFonts w:ascii="Arial" w:cs="Arial" w:eastAsia="Arial" w:hAnsi="Arial"/>
@@ -11102,7 +11102,7 @@
               <w:spacing w:after="10" w:before="0"/>
               <w:ind w:left="120"/>
             </w:pPr>
-            <w:hyperlink w:history="1" r:id="rIdvghivvj8_znr4h3zamrhe">
+            <w:hyperlink w:history="1" r:id="rIdazsnfmi1a-v4boh-cs1fl">
               <w:r>
                 <w:rPr>
                   <w:rFonts w:ascii="Arial" w:cs="Arial" w:eastAsia="Arial" w:hAnsi="Arial"/>
@@ -11297,7 +11297,7 @@
             <w:pPr>
               <w:spacing w:after="20" w:before="0"/>
             </w:pPr>
-            <w:hyperlink w:history="1" r:id="rIdyur-zu65xs3vg7fbkakgk">
+            <w:hyperlink w:history="1" r:id="rIditeouv9n8yfcrotk08jwz">
               <w:r>
                 <w:rPr>
                   <w:rFonts w:ascii="Arial" w:cs="Arial" w:eastAsia="Arial" w:hAnsi="Arial"/>
@@ -11330,7 +11330,7 @@
               <w:spacing w:after="10" w:before="0"/>
               <w:ind w:left="120"/>
             </w:pPr>
-            <w:hyperlink w:history="1" r:id="rIdk7_uwsutxep0ieiht4-1a">
+            <w:hyperlink w:history="1" r:id="rIduj9usigtozilk458s35u3">
               <w:r>
                 <w:rPr>
                   <w:rFonts w:ascii="Arial" w:cs="Arial" w:eastAsia="Arial" w:hAnsi="Arial"/>
@@ -11375,7 +11375,7 @@
             <w:pPr>
               <w:spacing w:after="20" w:before="0"/>
             </w:pPr>
-            <w:hyperlink w:history="1" r:id="rIdjhov8z3edjpyzf5kchwip">
+            <w:hyperlink w:history="1" r:id="rIdxblhwckqtdfy4wfbqqd2m">
               <w:r>
                 <w:rPr>
                   <w:rFonts w:ascii="Arial" w:cs="Arial" w:eastAsia="Arial" w:hAnsi="Arial"/>
@@ -11408,7 +11408,7 @@
               <w:spacing w:after="10" w:before="0"/>
               <w:ind w:left="120"/>
             </w:pPr>
-            <w:hyperlink w:history="1" r:id="rIddty7ft4aaqmbuh_1pwzf_">
+            <w:hyperlink w:history="1" r:id="rIdojc8e3oykbchixbdyvq-d">
               <w:r>
                 <w:rPr>
                   <w:rFonts w:ascii="Arial" w:cs="Arial" w:eastAsia="Arial" w:hAnsi="Arial"/>
@@ -11603,7 +11603,7 @@
             <w:pPr>
               <w:spacing w:after="20" w:before="0"/>
             </w:pPr>
-            <w:hyperlink w:history="1" r:id="rIdqetm6hp0ujk6w-bbhth4k">
+            <w:hyperlink w:history="1" r:id="rIdva_6urhhtqjq6ajps4vvn">
               <w:r>
                 <w:rPr>
                   <w:rFonts w:ascii="Arial" w:cs="Arial" w:eastAsia="Arial" w:hAnsi="Arial"/>
@@ -11636,7 +11636,7 @@
               <w:spacing w:after="10" w:before="0"/>
               <w:ind w:left="120"/>
             </w:pPr>
-            <w:hyperlink w:history="1" r:id="rId2asisiva62jhxkwknq8d0">
+            <w:hyperlink w:history="1" r:id="rIdq9hrllvmmcup2biou3fec">
               <w:r>
                 <w:rPr>
                   <w:rFonts w:ascii="Arial" w:cs="Arial" w:eastAsia="Arial" w:hAnsi="Arial"/>
@@ -11681,7 +11681,7 @@
             <w:pPr>
               <w:spacing w:after="20" w:before="0"/>
             </w:pPr>
-            <w:hyperlink w:history="1" r:id="rIdjmgcmjpv1gqkntyewvyxn">
+            <w:hyperlink w:history="1" r:id="rIdhv9bg168hnfkcsipwf-4t">
               <w:r>
                 <w:rPr>
                   <w:rFonts w:ascii="Arial" w:cs="Arial" w:eastAsia="Arial" w:hAnsi="Arial"/>
@@ -11714,7 +11714,7 @@
               <w:spacing w:after="10" w:before="0"/>
               <w:ind w:left="120"/>
             </w:pPr>
-            <w:hyperlink w:history="1" r:id="rIdkxl2v5pmb2eul3c24im_l">
+            <w:hyperlink w:history="1" r:id="rIdalt4rm29801ruuzcoesr4">
               <w:r>
                 <w:rPr>
                   <w:rFonts w:ascii="Arial" w:cs="Arial" w:eastAsia="Arial" w:hAnsi="Arial"/>
@@ -13201,7 +13201,7 @@
             <w:pPr>
               <w:spacing w:after="20" w:before="0"/>
             </w:pPr>
-            <w:hyperlink w:history="1" r:id="rId6dqphqg00juqyq2jpv7c9">
+            <w:hyperlink w:history="1" r:id="rIdh9a3k1pu4eq6h02uxxhh5">
               <w:r>
                 <w:rPr>
                   <w:rFonts w:ascii="Arial" w:cs="Arial" w:eastAsia="Arial" w:hAnsi="Arial"/>
@@ -13234,7 +13234,7 @@
               <w:spacing w:after="10" w:before="0"/>
               <w:ind w:left="120"/>
             </w:pPr>
-            <w:hyperlink w:history="1" r:id="rIdjksgxkl0jh-gyf8tiw_wq">
+            <w:hyperlink w:history="1" r:id="rIdn5vr-drcxfacwtqi-dsrn">
               <w:r>
                 <w:rPr>
                   <w:rFonts w:ascii="Arial" w:cs="Arial" w:eastAsia="Arial" w:hAnsi="Arial"/>
@@ -13279,7 +13279,7 @@
             <w:pPr>
               <w:spacing w:after="20" w:before="0"/>
             </w:pPr>
-            <w:hyperlink w:history="1" r:id="rIdyboh6ptmpxehpru9z-ihn">
+            <w:hyperlink w:history="1" r:id="rIdv37xxuaukrkdemiflw-gk">
               <w:r>
                 <w:rPr>
                   <w:rFonts w:ascii="Arial" w:cs="Arial" w:eastAsia="Arial" w:hAnsi="Arial"/>
@@ -13312,7 +13312,7 @@
               <w:spacing w:after="10" w:before="0"/>
               <w:ind w:left="120"/>
             </w:pPr>
-            <w:hyperlink w:history="1" r:id="rIdj2g8qh4vn41-pzv13vc4j">
+            <w:hyperlink w:history="1" r:id="rIdklmrndgcw_pps-5xuahdc">
               <w:r>
                 <w:rPr>
                   <w:rFonts w:ascii="Arial" w:cs="Arial" w:eastAsia="Arial" w:hAnsi="Arial"/>
@@ -13507,7 +13507,7 @@
             <w:pPr>
               <w:spacing w:after="20" w:before="0"/>
             </w:pPr>
-            <w:hyperlink w:history="1" r:id="rId1vv1jhsdiqpbmdvsotr1j">
+            <w:hyperlink w:history="1" r:id="rIdm7ssb0mwrc3o7ymddkren">
               <w:r>
                 <w:rPr>
                   <w:rFonts w:ascii="Arial" w:cs="Arial" w:eastAsia="Arial" w:hAnsi="Arial"/>
@@ -13540,7 +13540,7 @@
               <w:spacing w:after="10" w:before="0"/>
               <w:ind w:left="120"/>
             </w:pPr>
-            <w:hyperlink w:history="1" r:id="rIdvahvvx5s0bbssgrljmthc">
+            <w:hyperlink w:history="1" r:id="rId5eobsm36nlvgxhgwvskez">
               <w:r>
                 <w:rPr>
                   <w:rFonts w:ascii="Arial" w:cs="Arial" w:eastAsia="Arial" w:hAnsi="Arial"/>
@@ -13585,7 +13585,7 @@
             <w:pPr>
               <w:spacing w:after="20" w:before="0"/>
             </w:pPr>
-            <w:hyperlink w:history="1" r:id="rIddmbnqg_t803jc-aztuuni">
+            <w:hyperlink w:history="1" r:id="rIdjbz4xpz9xzuyht8knb1ig">
               <w:r>
                 <w:rPr>
                   <w:rFonts w:ascii="Arial" w:cs="Arial" w:eastAsia="Arial" w:hAnsi="Arial"/>
@@ -13618,7 +13618,7 @@
               <w:spacing w:after="10" w:before="0"/>
               <w:ind w:left="120"/>
             </w:pPr>
-            <w:hyperlink w:history="1" r:id="rIdl-wobbrprflndo-u7icrj">
+            <w:hyperlink w:history="1" r:id="rIdoz41at4_z-5e6rkvfzo6a">
               <w:r>
                 <w:rPr>
                   <w:rFonts w:ascii="Arial" w:cs="Arial" w:eastAsia="Arial" w:hAnsi="Arial"/>
@@ -13813,7 +13813,7 @@
             <w:pPr>
               <w:spacing w:after="20" w:before="0"/>
             </w:pPr>
-            <w:hyperlink w:history="1" r:id="rIdrdkhuqchfbiwmzijsmrkl">
+            <w:hyperlink w:history="1" r:id="rIdmaqb87zyenjby11b1gutf">
               <w:r>
                 <w:rPr>
                   <w:rFonts w:ascii="Arial" w:cs="Arial" w:eastAsia="Arial" w:hAnsi="Arial"/>
@@ -13846,7 +13846,7 @@
               <w:spacing w:after="10" w:before="0"/>
               <w:ind w:left="120"/>
             </w:pPr>
-            <w:hyperlink w:history="1" r:id="rIdj_pwmc_u0ethe0anhjoqh">
+            <w:hyperlink w:history="1" r:id="rIdmn3lq_nmzvwfxtdv3hlho">
               <w:r>
                 <w:rPr>
                   <w:rFonts w:ascii="Arial" w:cs="Arial" w:eastAsia="Arial" w:hAnsi="Arial"/>
@@ -13891,7 +13891,7 @@
             <w:pPr>
               <w:spacing w:after="20" w:before="0"/>
             </w:pPr>
-            <w:hyperlink w:history="1" r:id="rIdoeo4j5dt9x2iq64t7nofi">
+            <w:hyperlink w:history="1" r:id="rIdyhqbldyx5jxwyqgh9h0qj">
               <w:r>
                 <w:rPr>
                   <w:rFonts w:ascii="Arial" w:cs="Arial" w:eastAsia="Arial" w:hAnsi="Arial"/>
@@ -13924,7 +13924,7 @@
               <w:spacing w:after="10" w:before="0"/>
               <w:ind w:left="120"/>
             </w:pPr>
-            <w:hyperlink w:history="1" r:id="rIdewdduzmqqv77vsq1bff8o">
+            <w:hyperlink w:history="1" r:id="rIdlkgn2mwfqru0sp6evuvje">
               <w:r>
                 <w:rPr>
                   <w:rFonts w:ascii="Arial" w:cs="Arial" w:eastAsia="Arial" w:hAnsi="Arial"/>
@@ -14119,7 +14119,7 @@
             <w:pPr>
               <w:spacing w:after="20" w:before="0"/>
             </w:pPr>
-            <w:hyperlink w:history="1" r:id="rIdeyikwnolokdvengv656p-">
+            <w:hyperlink w:history="1" r:id="rIdojsqj_f3bmhqcjyvelhi7">
               <w:r>
                 <w:rPr>
                   <w:rFonts w:ascii="Arial" w:cs="Arial" w:eastAsia="Arial" w:hAnsi="Arial"/>
@@ -14152,7 +14152,7 @@
               <w:spacing w:after="10" w:before="0"/>
               <w:ind w:left="120"/>
             </w:pPr>
-            <w:hyperlink w:history="1" r:id="rIdnfqdvt4ky0j_3nn_e2od_">
+            <w:hyperlink w:history="1" r:id="rIdaga4ngifxsnjf2i6vjndj">
               <w:r>
                 <w:rPr>
                   <w:rFonts w:ascii="Arial" w:cs="Arial" w:eastAsia="Arial" w:hAnsi="Arial"/>
@@ -14197,7 +14197,7 @@
             <w:pPr>
               <w:spacing w:after="20" w:before="0"/>
             </w:pPr>
-            <w:hyperlink w:history="1" r:id="rIdekqa-aj1xapl0bz-uw3qr">
+            <w:hyperlink w:history="1" r:id="rIdbox_lyujlqbt5mrxhnolz">
               <w:r>
                 <w:rPr>
                   <w:rFonts w:ascii="Arial" w:cs="Arial" w:eastAsia="Arial" w:hAnsi="Arial"/>
@@ -14230,7 +14230,7 @@
               <w:spacing w:after="10" w:before="0"/>
               <w:ind w:left="120"/>
             </w:pPr>
-            <w:hyperlink w:history="1" r:id="rIdrfcn7jhuqg6yilwzypdzg">
+            <w:hyperlink w:history="1" r:id="rIdgmydj3tgn4x8wq3wruto_">
               <w:r>
                 <w:rPr>
                   <w:rFonts w:ascii="Arial" w:cs="Arial" w:eastAsia="Arial" w:hAnsi="Arial"/>
@@ -14425,7 +14425,7 @@
             <w:pPr>
               <w:spacing w:after="20" w:before="0"/>
             </w:pPr>
-            <w:hyperlink w:history="1" r:id="rIdizfsmu0fvf708wxxvbtgl">
+            <w:hyperlink w:history="1" r:id="rIdorf91gcvgdon3o6mhunlg">
               <w:r>
                 <w:rPr>
                   <w:rFonts w:ascii="Arial" w:cs="Arial" w:eastAsia="Arial" w:hAnsi="Arial"/>
@@ -14458,7 +14458,7 @@
               <w:spacing w:after="10" w:before="0"/>
               <w:ind w:left="120"/>
             </w:pPr>
-            <w:hyperlink w:history="1" r:id="rIdaxdc5ojutwfeqzmhjtdze">
+            <w:hyperlink w:history="1" r:id="rIdog7p57v-oifnanuvnxve-">
               <w:r>
                 <w:rPr>
                   <w:rFonts w:ascii="Arial" w:cs="Arial" w:eastAsia="Arial" w:hAnsi="Arial"/>
@@ -14503,7 +14503,7 @@
             <w:pPr>
               <w:spacing w:after="20" w:before="0"/>
             </w:pPr>
-            <w:hyperlink w:history="1" r:id="rIdwkou1lbzgmdmri5ru_w8u">
+            <w:hyperlink w:history="1" r:id="rId4pvem2fpi0cir5idali_o">
               <w:r>
                 <w:rPr>
                   <w:rFonts w:ascii="Arial" w:cs="Arial" w:eastAsia="Arial" w:hAnsi="Arial"/>
@@ -14536,7 +14536,7 @@
               <w:spacing w:after="10" w:before="0"/>
               <w:ind w:left="120"/>
             </w:pPr>
-            <w:hyperlink w:history="1" r:id="rIdbuytfrcnoxvvju7g2--y5">
+            <w:hyperlink w:history="1" r:id="rIdg4afubpuxbhg-s9zevktn">
               <w:r>
                 <w:rPr>
                   <w:rFonts w:ascii="Arial" w:cs="Arial" w:eastAsia="Arial" w:hAnsi="Arial"/>
@@ -16023,7 +16023,7 @@
             <w:pPr>
               <w:spacing w:after="20" w:before="0"/>
             </w:pPr>
-            <w:hyperlink w:history="1" r:id="rIdptpyp7eqzif4mwuvdqlej">
+            <w:hyperlink w:history="1" r:id="rIdqtbghc3ihnuaxkzbjyjz5">
               <w:r>
                 <w:rPr>
                   <w:rFonts w:ascii="Arial" w:cs="Arial" w:eastAsia="Arial" w:hAnsi="Arial"/>
@@ -16056,7 +16056,7 @@
               <w:spacing w:after="10" w:before="0"/>
               <w:ind w:left="120"/>
             </w:pPr>
-            <w:hyperlink w:history="1" r:id="rId-lxcrw70v6tvlj2hioybu">
+            <w:hyperlink w:history="1" r:id="rIdmhqxuzjjjhr29b4ez6mse">
               <w:r>
                 <w:rPr>
                   <w:rFonts w:ascii="Arial" w:cs="Arial" w:eastAsia="Arial" w:hAnsi="Arial"/>
@@ -16101,7 +16101,7 @@
             <w:pPr>
               <w:spacing w:after="20" w:before="0"/>
             </w:pPr>
-            <w:hyperlink w:history="1" r:id="rIdakvoylgpulzzakadbedkh">
+            <w:hyperlink w:history="1" r:id="rIdpehknr9wqyp4wgc9y5q7g">
               <w:r>
                 <w:rPr>
                   <w:rFonts w:ascii="Arial" w:cs="Arial" w:eastAsia="Arial" w:hAnsi="Arial"/>
@@ -16134,7 +16134,7 @@
               <w:spacing w:after="10" w:before="0"/>
               <w:ind w:left="120"/>
             </w:pPr>
-            <w:hyperlink w:history="1" r:id="rId38edokdsujmned8m3df5x">
+            <w:hyperlink w:history="1" r:id="rId8okrvt7id-in9lnwofowt">
               <w:r>
                 <w:rPr>
                   <w:rFonts w:ascii="Arial" w:cs="Arial" w:eastAsia="Arial" w:hAnsi="Arial"/>
@@ -16329,7 +16329,7 @@
             <w:pPr>
               <w:spacing w:after="20" w:before="0"/>
             </w:pPr>
-            <w:hyperlink w:history="1" r:id="rIdu4km7iltjr8expmubrrnf">
+            <w:hyperlink w:history="1" r:id="rIdk4586wy1jvzmtst7inwmm">
               <w:r>
                 <w:rPr>
                   <w:rFonts w:ascii="Arial" w:cs="Arial" w:eastAsia="Arial" w:hAnsi="Arial"/>
@@ -16362,7 +16362,7 @@
               <w:spacing w:after="10" w:before="0"/>
               <w:ind w:left="120"/>
             </w:pPr>
-            <w:hyperlink w:history="1" r:id="rIda9u10rkxvamalevsedrdj">
+            <w:hyperlink w:history="1" r:id="rIdq3ftwbtxxuq40jurh7nrk">
               <w:r>
                 <w:rPr>
                   <w:rFonts w:ascii="Arial" w:cs="Arial" w:eastAsia="Arial" w:hAnsi="Arial"/>
@@ -16407,7 +16407,7 @@
             <w:pPr>
               <w:spacing w:after="20" w:before="0"/>
             </w:pPr>
-            <w:hyperlink w:history="1" r:id="rIdfyerrjspn_csplo-gn03z">
+            <w:hyperlink w:history="1" r:id="rIdjhtradk1pf3d5u-iggb6m">
               <w:r>
                 <w:rPr>
                   <w:rFonts w:ascii="Arial" w:cs="Arial" w:eastAsia="Arial" w:hAnsi="Arial"/>
@@ -16440,7 +16440,7 @@
               <w:spacing w:after="10" w:before="0"/>
               <w:ind w:left="120"/>
             </w:pPr>
-            <w:hyperlink w:history="1" r:id="rIdbhcaoad8jfcmpt5nfw3j9">
+            <w:hyperlink w:history="1" r:id="rIdwnewyfsrydthwt3o7qlg6">
               <w:r>
                 <w:rPr>
                   <w:rFonts w:ascii="Arial" w:cs="Arial" w:eastAsia="Arial" w:hAnsi="Arial"/>
@@ -16635,7 +16635,7 @@
             <w:pPr>
               <w:spacing w:after="20" w:before="0"/>
             </w:pPr>
-            <w:hyperlink w:history="1" r:id="rIdwqlgw1foetytojzznsqoc">
+            <w:hyperlink w:history="1" r:id="rIdavszfnxcski18za1dhj_h">
               <w:r>
                 <w:rPr>
                   <w:rFonts w:ascii="Arial" w:cs="Arial" w:eastAsia="Arial" w:hAnsi="Arial"/>
@@ -16668,7 +16668,7 @@
               <w:spacing w:after="10" w:before="0"/>
               <w:ind w:left="120"/>
             </w:pPr>
-            <w:hyperlink w:history="1" r:id="rIdkbsxdjmeef18aiq9uijp_">
+            <w:hyperlink w:history="1" r:id="rIde5cp-j7bqdmue8g_lcjtu">
               <w:r>
                 <w:rPr>
                   <w:rFonts w:ascii="Arial" w:cs="Arial" w:eastAsia="Arial" w:hAnsi="Arial"/>
@@ -16713,7 +16713,7 @@
             <w:pPr>
               <w:spacing w:after="20" w:before="0"/>
             </w:pPr>
-            <w:hyperlink w:history="1" r:id="rId6hw-mdgkb0eau93qcsjri">
+            <w:hyperlink w:history="1" r:id="rIdidanl2qhpppg3ijrpbgrc">
               <w:r>
                 <w:rPr>
                   <w:rFonts w:ascii="Arial" w:cs="Arial" w:eastAsia="Arial" w:hAnsi="Arial"/>
@@ -16746,7 +16746,7 @@
               <w:spacing w:after="10" w:before="0"/>
               <w:ind w:left="120"/>
             </w:pPr>
-            <w:hyperlink w:history="1" r:id="rIde5crsjqjz9wi1r4-hntib">
+            <w:hyperlink w:history="1" r:id="rIdp9_92qkd1lbahasdn9xx5">
               <w:r>
                 <w:rPr>
                   <w:rFonts w:ascii="Arial" w:cs="Arial" w:eastAsia="Arial" w:hAnsi="Arial"/>
@@ -16941,7 +16941,7 @@
             <w:pPr>
               <w:spacing w:after="20" w:before="0"/>
             </w:pPr>
-            <w:hyperlink w:history="1" r:id="rId5vidnhpzu-z9twn6e4udt">
+            <w:hyperlink w:history="1" r:id="rId0iz7yvaoga9orotkkz1cf">
               <w:r>
                 <w:rPr>
                   <w:rFonts w:ascii="Arial" w:cs="Arial" w:eastAsia="Arial" w:hAnsi="Arial"/>
@@ -16974,7 +16974,7 @@
               <w:spacing w:after="10" w:before="0"/>
               <w:ind w:left="120"/>
             </w:pPr>
-            <w:hyperlink w:history="1" r:id="rIdmjtl2n9y4vth9fwztltg4">
+            <w:hyperlink w:history="1" r:id="rIdj2iyuovslxr7nwyewyt36">
               <w:r>
                 <w:rPr>
                   <w:rFonts w:ascii="Arial" w:cs="Arial" w:eastAsia="Arial" w:hAnsi="Arial"/>
@@ -17019,7 +17019,7 @@
             <w:pPr>
               <w:spacing w:after="20" w:before="0"/>
             </w:pPr>
-            <w:hyperlink w:history="1" r:id="rIdeqmdz6dsjcp9x1jao8koa">
+            <w:hyperlink w:history="1" r:id="rIdjuwzoovejudumtyhkunzq">
               <w:r>
                 <w:rPr>
                   <w:rFonts w:ascii="Arial" w:cs="Arial" w:eastAsia="Arial" w:hAnsi="Arial"/>
@@ -17052,7 +17052,7 @@
               <w:spacing w:after="10" w:before="0"/>
               <w:ind w:left="120"/>
             </w:pPr>
-            <w:hyperlink w:history="1" r:id="rIdd1sttvlvwxefkca3b7oba">
+            <w:hyperlink w:history="1" r:id="rIdgfzjqgcqlfjm6wd3mvuqm">
               <w:r>
                 <w:rPr>
                   <w:rFonts w:ascii="Arial" w:cs="Arial" w:eastAsia="Arial" w:hAnsi="Arial"/>
@@ -17247,7 +17247,7 @@
             <w:pPr>
               <w:spacing w:after="20" w:before="0"/>
             </w:pPr>
-            <w:hyperlink w:history="1" r:id="rIdf4_c6v7mq9hsuhudqr1is">
+            <w:hyperlink w:history="1" r:id="rIdxeqot1c1788ryvn1i0la9">
               <w:r>
                 <w:rPr>
                   <w:rFonts w:ascii="Arial" w:cs="Arial" w:eastAsia="Arial" w:hAnsi="Arial"/>
@@ -17280,7 +17280,7 @@
               <w:spacing w:after="10" w:before="0"/>
               <w:ind w:left="120"/>
             </w:pPr>
-            <w:hyperlink w:history="1" r:id="rIdiexi2kd_sibltinvkgbnq">
+            <w:hyperlink w:history="1" r:id="rIdb0tjqyy4aa74hjvkwxwe3">
               <w:r>
                 <w:rPr>
                   <w:rFonts w:ascii="Arial" w:cs="Arial" w:eastAsia="Arial" w:hAnsi="Arial"/>
@@ -17325,7 +17325,7 @@
             <w:pPr>
               <w:spacing w:after="20" w:before="0"/>
             </w:pPr>
-            <w:hyperlink w:history="1" r:id="rId0myln-o6bsvatbnapx0ta">
+            <w:hyperlink w:history="1" r:id="rIdzdhsmdvhffkj7t9yyjvfu">
               <w:r>
                 <w:rPr>
                   <w:rFonts w:ascii="Arial" w:cs="Arial" w:eastAsia="Arial" w:hAnsi="Arial"/>
@@ -17358,7 +17358,7 @@
               <w:spacing w:after="10" w:before="0"/>
               <w:ind w:left="120"/>
             </w:pPr>
-            <w:hyperlink w:history="1" r:id="rIdjk3jytkyf-1ritx1p4nbg">
+            <w:hyperlink w:history="1" r:id="rId2do_gtolwvpvy-jjb7t85">
               <w:r>
                 <w:rPr>
                   <w:rFonts w:ascii="Arial" w:cs="Arial" w:eastAsia="Arial" w:hAnsi="Arial"/>
@@ -18845,7 +18845,7 @@
             <w:pPr>
               <w:spacing w:after="20" w:before="0"/>
             </w:pPr>
-            <w:hyperlink w:history="1" r:id="rIdjwc4c-qrlviy3xxl5siae">
+            <w:hyperlink w:history="1" r:id="rIdg9mge5gt46e85rhpk0cz0">
               <w:r>
                 <w:rPr>
                   <w:rFonts w:ascii="Arial" w:cs="Arial" w:eastAsia="Arial" w:hAnsi="Arial"/>
@@ -18878,7 +18878,7 @@
               <w:spacing w:after="10" w:before="0"/>
               <w:ind w:left="120"/>
             </w:pPr>
-            <w:hyperlink w:history="1" r:id="rId1h50xxtqwwljguwdsxaqm">
+            <w:hyperlink w:history="1" r:id="rIdjjpn4sekulj4b98gmtmci">
               <w:r>
                 <w:rPr>
                   <w:rFonts w:ascii="Arial" w:cs="Arial" w:eastAsia="Arial" w:hAnsi="Arial"/>
@@ -18923,7 +18923,7 @@
             <w:pPr>
               <w:spacing w:after="20" w:before="0"/>
             </w:pPr>
-            <w:hyperlink w:history="1" r:id="rIdjo4zn_zo_kyko9ciadmha">
+            <w:hyperlink w:history="1" r:id="rId_rqwdqjvj9dwes16tfffa">
               <w:r>
                 <w:rPr>
                   <w:rFonts w:ascii="Arial" w:cs="Arial" w:eastAsia="Arial" w:hAnsi="Arial"/>
@@ -18956,7 +18956,7 @@
               <w:spacing w:after="10" w:before="0"/>
               <w:ind w:left="120"/>
             </w:pPr>
-            <w:hyperlink w:history="1" r:id="rIdmoqvmesj46fv6s1txsjhi">
+            <w:hyperlink w:history="1" r:id="rIdbqsubnxr4hoxi1wbefcpx">
               <w:r>
                 <w:rPr>
                   <w:rFonts w:ascii="Arial" w:cs="Arial" w:eastAsia="Arial" w:hAnsi="Arial"/>
@@ -19151,7 +19151,7 @@
             <w:pPr>
               <w:spacing w:after="20" w:before="0"/>
             </w:pPr>
-            <w:hyperlink w:history="1" r:id="rIdmfoozbjqnpm2qhg5ya2t7">
+            <w:hyperlink w:history="1" r:id="rIdyk7dcbp2or4k_nosv0_es">
               <w:r>
                 <w:rPr>
                   <w:rFonts w:ascii="Arial" w:cs="Arial" w:eastAsia="Arial" w:hAnsi="Arial"/>
@@ -19184,7 +19184,7 @@
               <w:spacing w:after="10" w:before="0"/>
               <w:ind w:left="120"/>
             </w:pPr>
-            <w:hyperlink w:history="1" r:id="rIdx9lqah_9mlty7vh8zx6iy">
+            <w:hyperlink w:history="1" r:id="rIdao41owq_xcvusmiv3ugrx">
               <w:r>
                 <w:rPr>
                   <w:rFonts w:ascii="Arial" w:cs="Arial" w:eastAsia="Arial" w:hAnsi="Arial"/>
@@ -19229,7 +19229,7 @@
             <w:pPr>
               <w:spacing w:after="20" w:before="0"/>
             </w:pPr>
-            <w:hyperlink w:history="1" r:id="rIdbdy_rx0vtki5g5e66vu9-">
+            <w:hyperlink w:history="1" r:id="rId6iuyq2mhwbuk1gcfql9m4">
               <w:r>
                 <w:rPr>
                   <w:rFonts w:ascii="Arial" w:cs="Arial" w:eastAsia="Arial" w:hAnsi="Arial"/>
@@ -19262,7 +19262,7 @@
               <w:spacing w:after="10" w:before="0"/>
               <w:ind w:left="120"/>
             </w:pPr>
-            <w:hyperlink w:history="1" r:id="rIdi7mathwbmog5zx2ftkpq5">
+            <w:hyperlink w:history="1" r:id="rId4tpvyem_4rt0repefk_ah">
               <w:r>
                 <w:rPr>
                   <w:rFonts w:ascii="Arial" w:cs="Arial" w:eastAsia="Arial" w:hAnsi="Arial"/>
@@ -19457,7 +19457,7 @@
             <w:pPr>
               <w:spacing w:after="20" w:before="0"/>
             </w:pPr>
-            <w:hyperlink w:history="1" r:id="rIdc-5wf1trnwjuxknecsikx">
+            <w:hyperlink w:history="1" r:id="rIdhsguknipoh6_vu2zycr9v">
               <w:r>
                 <w:rPr>
                   <w:rFonts w:ascii="Arial" w:cs="Arial" w:eastAsia="Arial" w:hAnsi="Arial"/>
@@ -19490,7 +19490,7 @@
               <w:spacing w:after="10" w:before="0"/>
               <w:ind w:left="120"/>
             </w:pPr>
-            <w:hyperlink w:history="1" r:id="rIddp6s-zgeyqezjyibmzelw">
+            <w:hyperlink w:history="1" r:id="rIdhwhgspujo3upux3qrv6si">
               <w:r>
                 <w:rPr>
                   <w:rFonts w:ascii="Arial" w:cs="Arial" w:eastAsia="Arial" w:hAnsi="Arial"/>
@@ -19535,7 +19535,7 @@
             <w:pPr>
               <w:spacing w:after="20" w:before="0"/>
             </w:pPr>
-            <w:hyperlink w:history="1" r:id="rIdgqlv-hlpd0cj36ssz0dbl">
+            <w:hyperlink w:history="1" r:id="rIdcx9odfrn-xuddfdyrbnru">
               <w:r>
                 <w:rPr>
                   <w:rFonts w:ascii="Arial" w:cs="Arial" w:eastAsia="Arial" w:hAnsi="Arial"/>
@@ -19568,7 +19568,7 @@
               <w:spacing w:after="10" w:before="0"/>
               <w:ind w:left="120"/>
             </w:pPr>
-            <w:hyperlink w:history="1" r:id="rIdg3pmjzejls35vg96lccu4">
+            <w:hyperlink w:history="1" r:id="rIdomh-wnl16eueronshowo-">
               <w:r>
                 <w:rPr>
                   <w:rFonts w:ascii="Arial" w:cs="Arial" w:eastAsia="Arial" w:hAnsi="Arial"/>
@@ -19763,7 +19763,7 @@
             <w:pPr>
               <w:spacing w:after="20" w:before="0"/>
             </w:pPr>
-            <w:hyperlink w:history="1" r:id="rIdq-xvacmupag5lvjbh32mz">
+            <w:hyperlink w:history="1" r:id="rIdbevz7moyhtzrzqv_ctr4c">
               <w:r>
                 <w:rPr>
                   <w:rFonts w:ascii="Arial" w:cs="Arial" w:eastAsia="Arial" w:hAnsi="Arial"/>
@@ -19796,7 +19796,7 @@
               <w:spacing w:after="10" w:before="0"/>
               <w:ind w:left="120"/>
             </w:pPr>
-            <w:hyperlink w:history="1" r:id="rIdzx9tvo65t02uoxj0hpv1o">
+            <w:hyperlink w:history="1" r:id="rId71-oh-eh9tnctsnnglsfq">
               <w:r>
                 <w:rPr>
                   <w:rFonts w:ascii="Arial" w:cs="Arial" w:eastAsia="Arial" w:hAnsi="Arial"/>
@@ -19841,7 +19841,7 @@
             <w:pPr>
               <w:spacing w:after="20" w:before="0"/>
             </w:pPr>
-            <w:hyperlink w:history="1" r:id="rIdixynltjzxszjatwglbps4">
+            <w:hyperlink w:history="1" r:id="rIdoglb8boumy78vmuznmtkk">
               <w:r>
                 <w:rPr>
                   <w:rFonts w:ascii="Arial" w:cs="Arial" w:eastAsia="Arial" w:hAnsi="Arial"/>
@@ -19874,7 +19874,7 @@
               <w:spacing w:after="10" w:before="0"/>
               <w:ind w:left="120"/>
             </w:pPr>
-            <w:hyperlink w:history="1" r:id="rIdaq9i3_-ycvb5kswp0g7gi">
+            <w:hyperlink w:history="1" r:id="rIdz32et8o6vljvshf2z-dlv">
               <w:r>
                 <w:rPr>
                   <w:rFonts w:ascii="Arial" w:cs="Arial" w:eastAsia="Arial" w:hAnsi="Arial"/>
@@ -20069,7 +20069,7 @@
             <w:pPr>
               <w:spacing w:after="20" w:before="0"/>
             </w:pPr>
-            <w:hyperlink w:history="1" r:id="rId95gemwhwaipjr4z5sk4qx">
+            <w:hyperlink w:history="1" r:id="rIdbf7vfd9bg30diq2lmzohl">
               <w:r>
                 <w:rPr>
                   <w:rFonts w:ascii="Arial" w:cs="Arial" w:eastAsia="Arial" w:hAnsi="Arial"/>
@@ -20102,7 +20102,7 @@
               <w:spacing w:after="10" w:before="0"/>
               <w:ind w:left="120"/>
             </w:pPr>
-            <w:hyperlink w:history="1" r:id="rId6jpuiz8zkx21a9wspkmy6">
+            <w:hyperlink w:history="1" r:id="rId8uetfduzofqqkmrww0ykm">
               <w:r>
                 <w:rPr>
                   <w:rFonts w:ascii="Arial" w:cs="Arial" w:eastAsia="Arial" w:hAnsi="Arial"/>
@@ -20147,7 +20147,7 @@
             <w:pPr>
               <w:spacing w:after="20" w:before="0"/>
             </w:pPr>
-            <w:hyperlink w:history="1" r:id="rIdkozedxusc8p98qv9gfqfe">
+            <w:hyperlink w:history="1" r:id="rId4vvm33m6fszncegwiwejy">
               <w:r>
                 <w:rPr>
                   <w:rFonts w:ascii="Arial" w:cs="Arial" w:eastAsia="Arial" w:hAnsi="Arial"/>
@@ -20180,7 +20180,7 @@
               <w:spacing w:after="10" w:before="0"/>
               <w:ind w:left="120"/>
             </w:pPr>
-            <w:hyperlink w:history="1" r:id="rIdsudoerw_vl5wn1fukoozb">
+            <w:hyperlink w:history="1" r:id="rIdly6refnk5pjc3py08audn">
               <w:r>
                 <w:rPr>
                   <w:rFonts w:ascii="Arial" w:cs="Arial" w:eastAsia="Arial" w:hAnsi="Arial"/>
@@ -21667,7 +21667,7 @@
             <w:pPr>
               <w:spacing w:after="20" w:before="0"/>
             </w:pPr>
-            <w:hyperlink w:history="1" r:id="rIdwj7skrhq4vbffryxe8tyy">
+            <w:hyperlink w:history="1" r:id="rIdnwev5p1osvfoyer2xofdx">
               <w:r>
                 <w:rPr>
                   <w:rFonts w:ascii="Arial" w:cs="Arial" w:eastAsia="Arial" w:hAnsi="Arial"/>
@@ -21700,7 +21700,7 @@
               <w:spacing w:after="10" w:before="0"/>
               <w:ind w:left="120"/>
             </w:pPr>
-            <w:hyperlink w:history="1" r:id="rIdhvlnlugzfk5hq31qlboup">
+            <w:hyperlink w:history="1" r:id="rIdqrkgpf-bub8swv0rbw5r9">
               <w:r>
                 <w:rPr>
                   <w:rFonts w:ascii="Arial" w:cs="Arial" w:eastAsia="Arial" w:hAnsi="Arial"/>
@@ -21745,7 +21745,7 @@
             <w:pPr>
               <w:spacing w:after="20" w:before="0"/>
             </w:pPr>
-            <w:hyperlink w:history="1" r:id="rIdajjy658ofihreof4zni7q">
+            <w:hyperlink w:history="1" r:id="rIdl87wj1yfc1u0goy0tqyly">
               <w:r>
                 <w:rPr>
                   <w:rFonts w:ascii="Arial" w:cs="Arial" w:eastAsia="Arial" w:hAnsi="Arial"/>
@@ -21778,7 +21778,7 @@
               <w:spacing w:after="10" w:before="0"/>
               <w:ind w:left="120"/>
             </w:pPr>
-            <w:hyperlink w:history="1" r:id="rIdrnjv9pvveghtf9uoofphr">
+            <w:hyperlink w:history="1" r:id="rIdlo4h6vwbwlpasllg061z5">
               <w:r>
                 <w:rPr>
                   <w:rFonts w:ascii="Arial" w:cs="Arial" w:eastAsia="Arial" w:hAnsi="Arial"/>
@@ -21973,7 +21973,7 @@
             <w:pPr>
               <w:spacing w:after="20" w:before="0"/>
             </w:pPr>
-            <w:hyperlink w:history="1" r:id="rIdf5x6xejlrwbgcw6kojqed">
+            <w:hyperlink w:history="1" r:id="rIdmyerov0adfhiju195pw8j">
               <w:r>
                 <w:rPr>
                   <w:rFonts w:ascii="Arial" w:cs="Arial" w:eastAsia="Arial" w:hAnsi="Arial"/>
@@ -22006,7 +22006,7 @@
               <w:spacing w:after="10" w:before="0"/>
               <w:ind w:left="120"/>
             </w:pPr>
-            <w:hyperlink w:history="1" r:id="rId9y08iiyaptuqubu-xre1q">
+            <w:hyperlink w:history="1" r:id="rIdv3nuzqmzmuczgjeysoobn">
               <w:r>
                 <w:rPr>
                   <w:rFonts w:ascii="Arial" w:cs="Arial" w:eastAsia="Arial" w:hAnsi="Arial"/>
@@ -22051,7 +22051,7 @@
             <w:pPr>
               <w:spacing w:after="20" w:before="0"/>
             </w:pPr>
-            <w:hyperlink w:history="1" r:id="rIdxu7klrimjqxbwuoxrn-04">
+            <w:hyperlink w:history="1" r:id="rId0dlza7ptq9z0k9wuwvosd">
               <w:r>
                 <w:rPr>
                   <w:rFonts w:ascii="Arial" w:cs="Arial" w:eastAsia="Arial" w:hAnsi="Arial"/>
@@ -22084,7 +22084,7 @@
               <w:spacing w:after="10" w:before="0"/>
               <w:ind w:left="120"/>
             </w:pPr>
-            <w:hyperlink w:history="1" r:id="rIdk5gt0r9wciexvhgkkgld0">
+            <w:hyperlink w:history="1" r:id="rIdeh4egrgklcwarnccp5ajc">
               <w:r>
                 <w:rPr>
                   <w:rFonts w:ascii="Arial" w:cs="Arial" w:eastAsia="Arial" w:hAnsi="Arial"/>
@@ -22279,7 +22279,7 @@
             <w:pPr>
               <w:spacing w:after="20" w:before="0"/>
             </w:pPr>
-            <w:hyperlink w:history="1" r:id="rIdhzof5xc5hlk4ob-uli9ak">
+            <w:hyperlink w:history="1" r:id="rIdxcmo0xl6y1zh7doaqkiqh">
               <w:r>
                 <w:rPr>
                   <w:rFonts w:ascii="Arial" w:cs="Arial" w:eastAsia="Arial" w:hAnsi="Arial"/>
@@ -22312,7 +22312,7 @@
               <w:spacing w:after="10" w:before="0"/>
               <w:ind w:left="120"/>
             </w:pPr>
-            <w:hyperlink w:history="1" r:id="rId-mpknxln7grzndeohltzs">
+            <w:hyperlink w:history="1" r:id="rIddt2n5ti-1fap7zzno02ye">
               <w:r>
                 <w:rPr>
                   <w:rFonts w:ascii="Arial" w:cs="Arial" w:eastAsia="Arial" w:hAnsi="Arial"/>
@@ -22357,7 +22357,7 @@
             <w:pPr>
               <w:spacing w:after="20" w:before="0"/>
             </w:pPr>
-            <w:hyperlink w:history="1" r:id="rIduwsavt4brtsaznwph_q95">
+            <w:hyperlink w:history="1" r:id="rId6ivgqduypjyjfi4adxxoi">
               <w:r>
                 <w:rPr>
                   <w:rFonts w:ascii="Arial" w:cs="Arial" w:eastAsia="Arial" w:hAnsi="Arial"/>
@@ -22390,7 +22390,7 @@
               <w:spacing w:after="10" w:before="0"/>
               <w:ind w:left="120"/>
             </w:pPr>
-            <w:hyperlink w:history="1" r:id="rId_zebl5mrd9py16jdsxbcu">
+            <w:hyperlink w:history="1" r:id="rIdqaxoddhqy5cy0k4nzmdgw">
               <w:r>
                 <w:rPr>
                   <w:rFonts w:ascii="Arial" w:cs="Arial" w:eastAsia="Arial" w:hAnsi="Arial"/>
@@ -22585,7 +22585,7 @@
             <w:pPr>
               <w:spacing w:after="20" w:before="0"/>
             </w:pPr>
-            <w:hyperlink w:history="1" r:id="rIdnu5zy9-8p5annsmqnfzvl">
+            <w:hyperlink w:history="1" r:id="rIdnbncwl2mtj5rkomhc4xsf">
               <w:r>
                 <w:rPr>
                   <w:rFonts w:ascii="Arial" w:cs="Arial" w:eastAsia="Arial" w:hAnsi="Arial"/>
@@ -22618,7 +22618,7 @@
               <w:spacing w:after="10" w:before="0"/>
               <w:ind w:left="120"/>
             </w:pPr>
-            <w:hyperlink w:history="1" r:id="rIdlpzjjodl1nzn_gbrkdkb0">
+            <w:hyperlink w:history="1" r:id="rIdsfyykmphoo0abefn3yhx7">
               <w:r>
                 <w:rPr>
                   <w:rFonts w:ascii="Arial" w:cs="Arial" w:eastAsia="Arial" w:hAnsi="Arial"/>
@@ -22663,7 +22663,7 @@
             <w:pPr>
               <w:spacing w:after="20" w:before="0"/>
             </w:pPr>
-            <w:hyperlink w:history="1" r:id="rIdqusbdy7hqopgpmneweivc">
+            <w:hyperlink w:history="1" r:id="rIdlvethzxdpiiatmg9us312">
               <w:r>
                 <w:rPr>
                   <w:rFonts w:ascii="Arial" w:cs="Arial" w:eastAsia="Arial" w:hAnsi="Arial"/>
@@ -22696,7 +22696,7 @@
               <w:spacing w:after="10" w:before="0"/>
               <w:ind w:left="120"/>
             </w:pPr>
-            <w:hyperlink w:history="1" r:id="rIdxbax1xpfpec6e-vwreaj9">
+            <w:hyperlink w:history="1" r:id="rIdxvahjzdyzvyrsxzttotkt">
               <w:r>
                 <w:rPr>
                   <w:rFonts w:ascii="Arial" w:cs="Arial" w:eastAsia="Arial" w:hAnsi="Arial"/>
@@ -22891,7 +22891,7 @@
             <w:pPr>
               <w:spacing w:after="20" w:before="0"/>
             </w:pPr>
-            <w:hyperlink w:history="1" r:id="rIdwubddl2kbcay8r28b3bkr">
+            <w:hyperlink w:history="1" r:id="rIdvsyevh55mxohylo64noqx">
               <w:r>
                 <w:rPr>
                   <w:rFonts w:ascii="Arial" w:cs="Arial" w:eastAsia="Arial" w:hAnsi="Arial"/>
@@ -22924,7 +22924,7 @@
               <w:spacing w:after="10" w:before="0"/>
               <w:ind w:left="120"/>
             </w:pPr>
-            <w:hyperlink w:history="1" r:id="rIdw0ab6upfaafktedxndxet">
+            <w:hyperlink w:history="1" r:id="rIdr4qanp4p93ap_aexjbczr">
               <w:r>
                 <w:rPr>
                   <w:rFonts w:ascii="Arial" w:cs="Arial" w:eastAsia="Arial" w:hAnsi="Arial"/>
@@ -22969,7 +22969,7 @@
             <w:pPr>
               <w:spacing w:after="20" w:before="0"/>
             </w:pPr>
-            <w:hyperlink w:history="1" r:id="rIdpj45k54birn7vts9zwyyx">
+            <w:hyperlink w:history="1" r:id="rId_2fvhej5xqip5f8ynt5n5">
               <w:r>
                 <w:rPr>
                   <w:rFonts w:ascii="Arial" w:cs="Arial" w:eastAsia="Arial" w:hAnsi="Arial"/>
@@ -23002,7 +23002,7 @@
               <w:spacing w:after="10" w:before="0"/>
               <w:ind w:left="120"/>
             </w:pPr>
-            <w:hyperlink w:history="1" r:id="rId1gpt5kfb0zthzk1wrczwb">
+            <w:hyperlink w:history="1" r:id="rIdhihgrrj2rkvwkpp7fqmf6">
               <w:r>
                 <w:rPr>
                   <w:rFonts w:ascii="Arial" w:cs="Arial" w:eastAsia="Arial" w:hAnsi="Arial"/>
@@ -24489,7 +24489,7 @@
             <w:pPr>
               <w:spacing w:after="20" w:before="0"/>
             </w:pPr>
-            <w:hyperlink w:history="1" r:id="rIdyfxhijsi2obz7v9eerw_v">
+            <w:hyperlink w:history="1" r:id="rId2tp9jerial_jqjqndfhv0">
               <w:r>
                 <w:rPr>
                   <w:rFonts w:ascii="Arial" w:cs="Arial" w:eastAsia="Arial" w:hAnsi="Arial"/>
@@ -24522,7 +24522,7 @@
               <w:spacing w:after="10" w:before="0"/>
               <w:ind w:left="120"/>
             </w:pPr>
-            <w:hyperlink w:history="1" r:id="rId3yn49sgadyng0qh9q4llz">
+            <w:hyperlink w:history="1" r:id="rIdfyoi8cyhpzz0lt_s3yxny">
               <w:r>
                 <w:rPr>
                   <w:rFonts w:ascii="Arial" w:cs="Arial" w:eastAsia="Arial" w:hAnsi="Arial"/>
@@ -24567,7 +24567,7 @@
             <w:pPr>
               <w:spacing w:after="20" w:before="0"/>
             </w:pPr>
-            <w:hyperlink w:history="1" r:id="rIdszizgyv54cdabhmis9vmw">
+            <w:hyperlink w:history="1" r:id="rIdkm3kgybzuaflpoajajxdr">
               <w:r>
                 <w:rPr>
                   <w:rFonts w:ascii="Arial" w:cs="Arial" w:eastAsia="Arial" w:hAnsi="Arial"/>
@@ -24600,7 +24600,7 @@
               <w:spacing w:after="10" w:before="0"/>
               <w:ind w:left="120"/>
             </w:pPr>
-            <w:hyperlink w:history="1" r:id="rIdelnzdseycku_adbomj9_4">
+            <w:hyperlink w:history="1" r:id="rIdutuieo6gpajti0v9hqcj4">
               <w:r>
                 <w:rPr>
                   <w:rFonts w:ascii="Arial" w:cs="Arial" w:eastAsia="Arial" w:hAnsi="Arial"/>
@@ -24795,7 +24795,7 @@
             <w:pPr>
               <w:spacing w:after="20" w:before="0"/>
             </w:pPr>
-            <w:hyperlink w:history="1" r:id="rIdt_oamnm_zspwyt8or5scb">
+            <w:hyperlink w:history="1" r:id="rIdroscx26r2wk0ouugl0l_o">
               <w:r>
                 <w:rPr>
                   <w:rFonts w:ascii="Arial" w:cs="Arial" w:eastAsia="Arial" w:hAnsi="Arial"/>
@@ -24828,7 +24828,7 @@
               <w:spacing w:after="10" w:before="0"/>
               <w:ind w:left="120"/>
             </w:pPr>
-            <w:hyperlink w:history="1" r:id="rIdndoyybywpwmdnhck7z8tn">
+            <w:hyperlink w:history="1" r:id="rIdy1jai8izlywfvicksyx9c">
               <w:r>
                 <w:rPr>
                   <w:rFonts w:ascii="Arial" w:cs="Arial" w:eastAsia="Arial" w:hAnsi="Arial"/>
@@ -24873,7 +24873,7 @@
             <w:pPr>
               <w:spacing w:after="20" w:before="0"/>
             </w:pPr>
-            <w:hyperlink w:history="1" r:id="rId0zeiebr9wycrmrqgtbe22">
+            <w:hyperlink w:history="1" r:id="rIdz2k9eqr8y17klzmvfofne">
               <w:r>
                 <w:rPr>
                   <w:rFonts w:ascii="Arial" w:cs="Arial" w:eastAsia="Arial" w:hAnsi="Arial"/>
@@ -24906,7 +24906,7 @@
               <w:spacing w:after="10" w:before="0"/>
               <w:ind w:left="120"/>
             </w:pPr>
-            <w:hyperlink w:history="1" r:id="rId9vf4tys6efbx-ufcjigl-">
+            <w:hyperlink w:history="1" r:id="rIdcjm2vupwqd69io1upgxrr">
               <w:r>
                 <w:rPr>
                   <w:rFonts w:ascii="Arial" w:cs="Arial" w:eastAsia="Arial" w:hAnsi="Arial"/>
@@ -25101,7 +25101,7 @@
             <w:pPr>
               <w:spacing w:after="20" w:before="0"/>
             </w:pPr>
-            <w:hyperlink w:history="1" r:id="rIdy8d_aebsz4qfdkftfg8aq">
+            <w:hyperlink w:history="1" r:id="rIdiwwcu63fbazzpulle0yca">
               <w:r>
                 <w:rPr>
                   <w:rFonts w:ascii="Arial" w:cs="Arial" w:eastAsia="Arial" w:hAnsi="Arial"/>
@@ -25134,7 +25134,7 @@
               <w:spacing w:after="10" w:before="0"/>
               <w:ind w:left="120"/>
             </w:pPr>
-            <w:hyperlink w:history="1" r:id="rIdii79imsds3cinuvdjemdx">
+            <w:hyperlink w:history="1" r:id="rIdy4m90dovwm0_n2gk7_b-4">
               <w:r>
                 <w:rPr>
                   <w:rFonts w:ascii="Arial" w:cs="Arial" w:eastAsia="Arial" w:hAnsi="Arial"/>
@@ -25179,7 +25179,7 @@
             <w:pPr>
               <w:spacing w:after="20" w:before="0"/>
             </w:pPr>
-            <w:hyperlink w:history="1" r:id="rIdmntxeavrana60i6ourzph">
+            <w:hyperlink w:history="1" r:id="rId97k-9lvidbuyy00dixnub">
               <w:r>
                 <w:rPr>
                   <w:rFonts w:ascii="Arial" w:cs="Arial" w:eastAsia="Arial" w:hAnsi="Arial"/>
@@ -25212,7 +25212,7 @@
               <w:spacing w:after="10" w:before="0"/>
               <w:ind w:left="120"/>
             </w:pPr>
-            <w:hyperlink w:history="1" r:id="rIdbt6ubextkyxyxkjwrrqbz">
+            <w:hyperlink w:history="1" r:id="rId-2ruvpcbmppubklzh8lsf">
               <w:r>
                 <w:rPr>
                   <w:rFonts w:ascii="Arial" w:cs="Arial" w:eastAsia="Arial" w:hAnsi="Arial"/>
@@ -25407,7 +25407,7 @@
             <w:pPr>
               <w:spacing w:after="20" w:before="0"/>
             </w:pPr>
-            <w:hyperlink w:history="1" r:id="rIdg7z0yszfmu4r4kojzat0f">
+            <w:hyperlink w:history="1" r:id="rIdiewdm9lrcp-yajjg9wp52">
               <w:r>
                 <w:rPr>
                   <w:rFonts w:ascii="Arial" w:cs="Arial" w:eastAsia="Arial" w:hAnsi="Arial"/>
@@ -25440,7 +25440,7 @@
               <w:spacing w:after="10" w:before="0"/>
               <w:ind w:left="120"/>
             </w:pPr>
-            <w:hyperlink w:history="1" r:id="rIdmuzpfyygmmw84wrkxfrjd">
+            <w:hyperlink w:history="1" r:id="rIdttspnmw8lmeassoo26xg6">
               <w:r>
                 <w:rPr>
                   <w:rFonts w:ascii="Arial" w:cs="Arial" w:eastAsia="Arial" w:hAnsi="Arial"/>
@@ -25485,7 +25485,7 @@
             <w:pPr>
               <w:spacing w:after="20" w:before="0"/>
             </w:pPr>
-            <w:hyperlink w:history="1" r:id="rIdy3q8b0mikefr4l9jxfygz">
+            <w:hyperlink w:history="1" r:id="rIdaxq9bebqvrcf2b4axpo2c">
               <w:r>
                 <w:rPr>
                   <w:rFonts w:ascii="Arial" w:cs="Arial" w:eastAsia="Arial" w:hAnsi="Arial"/>
@@ -25518,7 +25518,7 @@
               <w:spacing w:after="10" w:before="0"/>
               <w:ind w:left="120"/>
             </w:pPr>
-            <w:hyperlink w:history="1" r:id="rIdqv6dlsvyrzk4rqmafco36">
+            <w:hyperlink w:history="1" r:id="rIdv3qg6mecbw-vlpmzpnnxq">
               <w:r>
                 <w:rPr>
                   <w:rFonts w:ascii="Arial" w:cs="Arial" w:eastAsia="Arial" w:hAnsi="Arial"/>
@@ -25713,7 +25713,7 @@
             <w:pPr>
               <w:spacing w:after="20" w:before="0"/>
             </w:pPr>
-            <w:hyperlink w:history="1" r:id="rIdl11acl0g7lwbkxqyj6-pe">
+            <w:hyperlink w:history="1" r:id="rIdtwf-rhrc0v5klvgvetqeq">
               <w:r>
                 <w:rPr>
                   <w:rFonts w:ascii="Arial" w:cs="Arial" w:eastAsia="Arial" w:hAnsi="Arial"/>
@@ -25746,7 +25746,7 @@
               <w:spacing w:after="10" w:before="0"/>
               <w:ind w:left="120"/>
             </w:pPr>
-            <w:hyperlink w:history="1" r:id="rIdiedqad8ixky6ipow94azx">
+            <w:hyperlink w:history="1" r:id="rIdxxkitwfuxsdenarhb1mlz">
               <w:r>
                 <w:rPr>
                   <w:rFonts w:ascii="Arial" w:cs="Arial" w:eastAsia="Arial" w:hAnsi="Arial"/>
@@ -25791,7 +25791,7 @@
             <w:pPr>
               <w:spacing w:after="20" w:before="0"/>
             </w:pPr>
-            <w:hyperlink w:history="1" r:id="rIdtmcatq_almuqpz-hl1hsf">
+            <w:hyperlink w:history="1" r:id="rIdvqzfalzlugrej9fb03k91">
               <w:r>
                 <w:rPr>
                   <w:rFonts w:ascii="Arial" w:cs="Arial" w:eastAsia="Arial" w:hAnsi="Arial"/>
@@ -25824,7 +25824,7 @@
               <w:spacing w:after="10" w:before="0"/>
               <w:ind w:left="120"/>
             </w:pPr>
-            <w:hyperlink w:history="1" r:id="rId0uqhnlbkbuhhmj1vnekxm">
+            <w:hyperlink w:history="1" r:id="rId4l6kgi-9jakqagfjjqvmn">
               <w:r>
                 <w:rPr>
                   <w:rFonts w:ascii="Arial" w:cs="Arial" w:eastAsia="Arial" w:hAnsi="Arial"/>
@@ -27311,7 +27311,7 @@
             <w:pPr>
               <w:spacing w:after="20" w:before="0"/>
             </w:pPr>
-            <w:hyperlink w:history="1" r:id="rIdho7mglhjkskouyna5ihfm">
+            <w:hyperlink w:history="1" r:id="rIdzb6zzyz7ve0igfyh6lekj">
               <w:r>
                 <w:rPr>
                   <w:rFonts w:ascii="Arial" w:cs="Arial" w:eastAsia="Arial" w:hAnsi="Arial"/>
@@ -27344,7 +27344,7 @@
               <w:spacing w:after="10" w:before="0"/>
               <w:ind w:left="120"/>
             </w:pPr>
-            <w:hyperlink w:history="1" r:id="rIdr7ftjbcotcxehu_y1-chb">
+            <w:hyperlink w:history="1" r:id="rIdvamguymtxk7hqgqckvibo">
               <w:r>
                 <w:rPr>
                   <w:rFonts w:ascii="Arial" w:cs="Arial" w:eastAsia="Arial" w:hAnsi="Arial"/>
@@ -27389,7 +27389,7 @@
             <w:pPr>
               <w:spacing w:after="20" w:before="0"/>
             </w:pPr>
-            <w:hyperlink w:history="1" r:id="rIdvcjq6nlcgi18lkp6hrhtg">
+            <w:hyperlink w:history="1" r:id="rIdalfid4lleuabc8774wkr4">
               <w:r>
                 <w:rPr>
                   <w:rFonts w:ascii="Arial" w:cs="Arial" w:eastAsia="Arial" w:hAnsi="Arial"/>
@@ -27422,7 +27422,7 @@
               <w:spacing w:after="10" w:before="0"/>
               <w:ind w:left="120"/>
             </w:pPr>
-            <w:hyperlink w:history="1" r:id="rIdvuie3zb28wwfrewys_1wh">
+            <w:hyperlink w:history="1" r:id="rIdzbtczcc5o6smdtuw4wdb2">
               <w:r>
                 <w:rPr>
                   <w:rFonts w:ascii="Arial" w:cs="Arial" w:eastAsia="Arial" w:hAnsi="Arial"/>
@@ -27617,7 +27617,7 @@
             <w:pPr>
               <w:spacing w:after="20" w:before="0"/>
             </w:pPr>
-            <w:hyperlink w:history="1" r:id="rId-izf_lgc6l51issh4vh3-">
+            <w:hyperlink w:history="1" r:id="rIdvskhjbokzc_1srhzs5j32">
               <w:r>
                 <w:rPr>
                   <w:rFonts w:ascii="Arial" w:cs="Arial" w:eastAsia="Arial" w:hAnsi="Arial"/>
@@ -27650,7 +27650,7 @@
               <w:spacing w:after="10" w:before="0"/>
               <w:ind w:left="120"/>
             </w:pPr>
-            <w:hyperlink w:history="1" r:id="rIdowqgajhk5f_pmj7h9equv">
+            <w:hyperlink w:history="1" r:id="rId3az15mrcz4jrrtak_p5yr">
               <w:r>
                 <w:rPr>
                   <w:rFonts w:ascii="Arial" w:cs="Arial" w:eastAsia="Arial" w:hAnsi="Arial"/>
@@ -27695,7 +27695,7 @@
             <w:pPr>
               <w:spacing w:after="20" w:before="0"/>
             </w:pPr>
-            <w:hyperlink w:history="1" r:id="rIdkdqqbreps_aj0fqwtws-v">
+            <w:hyperlink w:history="1" r:id="rIdsfd9usafbpbuux748zya-">
               <w:r>
                 <w:rPr>
                   <w:rFonts w:ascii="Arial" w:cs="Arial" w:eastAsia="Arial" w:hAnsi="Arial"/>
@@ -27728,7 +27728,7 @@
               <w:spacing w:after="10" w:before="0"/>
               <w:ind w:left="120"/>
             </w:pPr>
-            <w:hyperlink w:history="1" r:id="rIdzhlyqh9eonnhxlgczrukr">
+            <w:hyperlink w:history="1" r:id="rIdrvufpzwmio-qg_2u-erdu">
               <w:r>
                 <w:rPr>
                   <w:rFonts w:ascii="Arial" w:cs="Arial" w:eastAsia="Arial" w:hAnsi="Arial"/>
@@ -27923,7 +27923,7 @@
             <w:pPr>
               <w:spacing w:after="20" w:before="0"/>
             </w:pPr>
-            <w:hyperlink w:history="1" r:id="rIdcwwz3mzn8uc7mysq33znc">
+            <w:hyperlink w:history="1" r:id="rIdfwlxy_huoysh6zyfboqsl">
               <w:r>
                 <w:rPr>
                   <w:rFonts w:ascii="Arial" w:cs="Arial" w:eastAsia="Arial" w:hAnsi="Arial"/>
@@ -27956,7 +27956,7 @@
               <w:spacing w:after="10" w:before="0"/>
               <w:ind w:left="120"/>
             </w:pPr>
-            <w:hyperlink w:history="1" r:id="rId5i5duj8pfxpxht-b0cokr">
+            <w:hyperlink w:history="1" r:id="rIdfcygxy9fmwh_aimilyxas">
               <w:r>
                 <w:rPr>
                   <w:rFonts w:ascii="Arial" w:cs="Arial" w:eastAsia="Arial" w:hAnsi="Arial"/>
@@ -28001,7 +28001,7 @@
             <w:pPr>
               <w:spacing w:after="20" w:before="0"/>
             </w:pPr>
-            <w:hyperlink w:history="1" r:id="rId4j-iqv1xdkvsnm9w5nust">
+            <w:hyperlink w:history="1" r:id="rIdq82qkizkntqw3wxwia7_9">
               <w:r>
                 <w:rPr>
                   <w:rFonts w:ascii="Arial" w:cs="Arial" w:eastAsia="Arial" w:hAnsi="Arial"/>
@@ -28034,7 +28034,7 @@
               <w:spacing w:after="10" w:before="0"/>
               <w:ind w:left="120"/>
             </w:pPr>
-            <w:hyperlink w:history="1" r:id="rIdw8ydelwsz-rnzvnuhzcr7">
+            <w:hyperlink w:history="1" r:id="rIdg_ckhbi339wlzxzkavfnt">
               <w:r>
                 <w:rPr>
                   <w:rFonts w:ascii="Arial" w:cs="Arial" w:eastAsia="Arial" w:hAnsi="Arial"/>
@@ -28229,7 +28229,7 @@
             <w:pPr>
               <w:spacing w:after="20" w:before="0"/>
             </w:pPr>
-            <w:hyperlink w:history="1" r:id="rIdiy8hnkcgkfnefo3jojzcf">
+            <w:hyperlink w:history="1" r:id="rIdtk43bzgivnijq2lv5knlo">
               <w:r>
                 <w:rPr>
                   <w:rFonts w:ascii="Arial" w:cs="Arial" w:eastAsia="Arial" w:hAnsi="Arial"/>
@@ -28262,7 +28262,7 @@
               <w:spacing w:after="10" w:before="0"/>
               <w:ind w:left="120"/>
             </w:pPr>
-            <w:hyperlink w:history="1" r:id="rIdtasw9cnlij6aabm7zmeku">
+            <w:hyperlink w:history="1" r:id="rIdb5ymqztt6cqptcjrkjdar">
               <w:r>
                 <w:rPr>
                   <w:rFonts w:ascii="Arial" w:cs="Arial" w:eastAsia="Arial" w:hAnsi="Arial"/>
@@ -28307,7 +28307,7 @@
             <w:pPr>
               <w:spacing w:after="20" w:before="0"/>
             </w:pPr>
-            <w:hyperlink w:history="1" r:id="rIdad6v4yonfw_lo3kwrzbrg">
+            <w:hyperlink w:history="1" r:id="rId2fzdfh_x8gfe1fdlmgfyv">
               <w:r>
                 <w:rPr>
                   <w:rFonts w:ascii="Arial" w:cs="Arial" w:eastAsia="Arial" w:hAnsi="Arial"/>
@@ -28340,7 +28340,7 @@
               <w:spacing w:after="10" w:before="0"/>
               <w:ind w:left="120"/>
             </w:pPr>
-            <w:hyperlink w:history="1" r:id="rIdawmwckpmhajf2_sf_wscs">
+            <w:hyperlink w:history="1" r:id="rIdqlpvs-79ruj5haaeo1p0h">
               <w:r>
                 <w:rPr>
                   <w:rFonts w:ascii="Arial" w:cs="Arial" w:eastAsia="Arial" w:hAnsi="Arial"/>
@@ -28535,7 +28535,7 @@
             <w:pPr>
               <w:spacing w:after="20" w:before="0"/>
             </w:pPr>
-            <w:hyperlink w:history="1" r:id="rIdtanluorkxt1chrglg52bu">
+            <w:hyperlink w:history="1" r:id="rIdrojwmjnjhfnqbk91v9z29">
               <w:r>
                 <w:rPr>
                   <w:rFonts w:ascii="Arial" w:cs="Arial" w:eastAsia="Arial" w:hAnsi="Arial"/>
@@ -28568,7 +28568,7 @@
               <w:spacing w:after="10" w:before="0"/>
               <w:ind w:left="120"/>
             </w:pPr>
-            <w:hyperlink w:history="1" r:id="rIdda1hxszbcdrtcopoxpl7m">
+            <w:hyperlink w:history="1" r:id="rIdhchackvsdsyu6xwyx1b0g">
               <w:r>
                 <w:rPr>
                   <w:rFonts w:ascii="Arial" w:cs="Arial" w:eastAsia="Arial" w:hAnsi="Arial"/>
@@ -28613,7 +28613,7 @@
             <w:pPr>
               <w:spacing w:after="20" w:before="0"/>
             </w:pPr>
-            <w:hyperlink w:history="1" r:id="rIdnpgvv4rcg3er8oda1aob_">
+            <w:hyperlink w:history="1" r:id="rIdxkgzgkpfafaityo8ibcua">
               <w:r>
                 <w:rPr>
                   <w:rFonts w:ascii="Arial" w:cs="Arial" w:eastAsia="Arial" w:hAnsi="Arial"/>
@@ -28646,7 +28646,7 @@
               <w:spacing w:after="10" w:before="0"/>
               <w:ind w:left="120"/>
             </w:pPr>
-            <w:hyperlink w:history="1" r:id="rIddmiz4lcax6ke3ldvr38cn">
+            <w:hyperlink w:history="1" r:id="rIdou707mdphrwjlpgqnniwn">
               <w:r>
                 <w:rPr>
                   <w:rFonts w:ascii="Arial" w:cs="Arial" w:eastAsia="Arial" w:hAnsi="Arial"/>
@@ -30133,7 +30133,7 @@
             <w:pPr>
               <w:spacing w:after="20" w:before="0"/>
             </w:pPr>
-            <w:hyperlink w:history="1" r:id="rIdc58co3yguovil9sjlnfhu">
+            <w:hyperlink w:history="1" r:id="rIdytx3wnoylwxfxaamgmo9u">
               <w:r>
                 <w:rPr>
                   <w:rFonts w:ascii="Arial" w:cs="Arial" w:eastAsia="Arial" w:hAnsi="Arial"/>
@@ -30166,7 +30166,7 @@
               <w:spacing w:after="10" w:before="0"/>
               <w:ind w:left="120"/>
             </w:pPr>
-            <w:hyperlink w:history="1" r:id="rIdbsqb2ub5aqrf7xeljgmb4">
+            <w:hyperlink w:history="1" r:id="rIdfszjdiubjgv4eppx1dcmc">
               <w:r>
                 <w:rPr>
                   <w:rFonts w:ascii="Arial" w:cs="Arial" w:eastAsia="Arial" w:hAnsi="Arial"/>
@@ -30211,7 +30211,7 @@
             <w:pPr>
               <w:spacing w:after="20" w:before="0"/>
             </w:pPr>
-            <w:hyperlink w:history="1" r:id="rIdggrcrfivdgasebicyybry">
+            <w:hyperlink w:history="1" r:id="rIdaslopf5l9gicpfqdeiken">
               <w:r>
                 <w:rPr>
                   <w:rFonts w:ascii="Arial" w:cs="Arial" w:eastAsia="Arial" w:hAnsi="Arial"/>
@@ -30244,7 +30244,7 @@
               <w:spacing w:after="10" w:before="0"/>
               <w:ind w:left="120"/>
             </w:pPr>
-            <w:hyperlink w:history="1" r:id="rId4otor6q4rqfdthqsgmqmz">
+            <w:hyperlink w:history="1" r:id="rIdiou8ywh8uuhqz9zeyzol_">
               <w:r>
                 <w:rPr>
                   <w:rFonts w:ascii="Arial" w:cs="Arial" w:eastAsia="Arial" w:hAnsi="Arial"/>
@@ -30439,7 +30439,7 @@
             <w:pPr>
               <w:spacing w:after="20" w:before="0"/>
             </w:pPr>
-            <w:hyperlink w:history="1" r:id="rId0ke8qcboafr8u-_7suzq8">
+            <w:hyperlink w:history="1" r:id="rIdnswc3lh2b6i5ifpx5gro9">
               <w:r>
                 <w:rPr>
                   <w:rFonts w:ascii="Arial" w:cs="Arial" w:eastAsia="Arial" w:hAnsi="Arial"/>
@@ -30472,7 +30472,7 @@
               <w:spacing w:after="10" w:before="0"/>
               <w:ind w:left="120"/>
             </w:pPr>
-            <w:hyperlink w:history="1" r:id="rIdurkjgcnrvil94do5po-3s">
+            <w:hyperlink w:history="1" r:id="rIdekho-_sjjl0kgyh4m32gn">
               <w:r>
                 <w:rPr>
                   <w:rFonts w:ascii="Arial" w:cs="Arial" w:eastAsia="Arial" w:hAnsi="Arial"/>
@@ -30517,7 +30517,7 @@
             <w:pPr>
               <w:spacing w:after="20" w:before="0"/>
             </w:pPr>
-            <w:hyperlink w:history="1" r:id="rIdfmdx5rvgdxyewq3sw3ykr">
+            <w:hyperlink w:history="1" r:id="rIdwfji0zqlamtpcuptpyngd">
               <w:r>
                 <w:rPr>
                   <w:rFonts w:ascii="Arial" w:cs="Arial" w:eastAsia="Arial" w:hAnsi="Arial"/>
@@ -30550,7 +30550,7 @@
               <w:spacing w:after="10" w:before="0"/>
               <w:ind w:left="120"/>
             </w:pPr>
-            <w:hyperlink w:history="1" r:id="rIdapfmj6evafoh8nyrdgte0">
+            <w:hyperlink w:history="1" r:id="rIdyamxzymowahyrhio7be37">
               <w:r>
                 <w:rPr>
                   <w:rFonts w:ascii="Arial" w:cs="Arial" w:eastAsia="Arial" w:hAnsi="Arial"/>
@@ -30745,7 +30745,7 @@
             <w:pPr>
               <w:spacing w:after="20" w:before="0"/>
             </w:pPr>
-            <w:hyperlink w:history="1" r:id="rId1ka7r0jfwffm-myxacqnf">
+            <w:hyperlink w:history="1" r:id="rIdwzo_1k2abhgd95c3m9peg">
               <w:r>
                 <w:rPr>
                   <w:rFonts w:ascii="Arial" w:cs="Arial" w:eastAsia="Arial" w:hAnsi="Arial"/>
@@ -30778,7 +30778,7 @@
               <w:spacing w:after="10" w:before="0"/>
               <w:ind w:left="120"/>
             </w:pPr>
-            <w:hyperlink w:history="1" r:id="rIdbbxpl9hoeuy8fhdkcfw_q">
+            <w:hyperlink w:history="1" r:id="rIdp3bdbro2easgtdf-aahjm">
               <w:r>
                 <w:rPr>
                   <w:rFonts w:ascii="Arial" w:cs="Arial" w:eastAsia="Arial" w:hAnsi="Arial"/>
@@ -30823,7 +30823,7 @@
             <w:pPr>
               <w:spacing w:after="20" w:before="0"/>
             </w:pPr>
-            <w:hyperlink w:history="1" r:id="rIdlmqv7ohsanzwcnp52zib3">
+            <w:hyperlink w:history="1" r:id="rIdtlsjfjdihoish8ka6-zfy">
               <w:r>
                 <w:rPr>
                   <w:rFonts w:ascii="Arial" w:cs="Arial" w:eastAsia="Arial" w:hAnsi="Arial"/>
@@ -30856,7 +30856,7 @@
               <w:spacing w:after="10" w:before="0"/>
               <w:ind w:left="120"/>
             </w:pPr>
-            <w:hyperlink w:history="1" r:id="rIdj2tmvypzlgj7mg5a9qhai">
+            <w:hyperlink w:history="1" r:id="rIdvcekgi_mwb_z1misubnse">
               <w:r>
                 <w:rPr>
                   <w:rFonts w:ascii="Arial" w:cs="Arial" w:eastAsia="Arial" w:hAnsi="Arial"/>
@@ -31051,7 +31051,7 @@
             <w:pPr>
               <w:spacing w:after="20" w:before="0"/>
             </w:pPr>
-            <w:hyperlink w:history="1" r:id="rIddoop6yh24bzrhdqxoqthe">
+            <w:hyperlink w:history="1" r:id="rIdrnwk6q0yjbj_wacar82bc">
               <w:r>
                 <w:rPr>
                   <w:rFonts w:ascii="Arial" w:cs="Arial" w:eastAsia="Arial" w:hAnsi="Arial"/>
@@ -31084,7 +31084,7 @@
               <w:spacing w:after="10" w:before="0"/>
               <w:ind w:left="120"/>
             </w:pPr>
-            <w:hyperlink w:history="1" r:id="rIduri_e7ecjy4vtfihoxfc9">
+            <w:hyperlink w:history="1" r:id="rIdwmymwstj3o-pnetmu94q_">
               <w:r>
                 <w:rPr>
                   <w:rFonts w:ascii="Arial" w:cs="Arial" w:eastAsia="Arial" w:hAnsi="Arial"/>
@@ -31129,7 +31129,7 @@
             <w:pPr>
               <w:spacing w:after="20" w:before="0"/>
             </w:pPr>
-            <w:hyperlink w:history="1" r:id="rIdohdoburoihbpsonlthl7y">
+            <w:hyperlink w:history="1" r:id="rIduxfhmt0fo5lwqztra_vgi">
               <w:r>
                 <w:rPr>
                   <w:rFonts w:ascii="Arial" w:cs="Arial" w:eastAsia="Arial" w:hAnsi="Arial"/>
@@ -31162,7 +31162,7 @@
               <w:spacing w:after="10" w:before="0"/>
               <w:ind w:left="120"/>
             </w:pPr>
-            <w:hyperlink w:history="1" r:id="rIdte5-sy768tenafj3ugsnn">
+            <w:hyperlink w:history="1" r:id="rIdabsl9vcae_be43bez811i">
               <w:r>
                 <w:rPr>
                   <w:rFonts w:ascii="Arial" w:cs="Arial" w:eastAsia="Arial" w:hAnsi="Arial"/>
@@ -31357,7 +31357,7 @@
             <w:pPr>
               <w:spacing w:after="20" w:before="0"/>
             </w:pPr>
-            <w:hyperlink w:history="1" r:id="rIdwqy-zom9y-q_-0xmvnzz9">
+            <w:hyperlink w:history="1" r:id="rIdv6d6_ohtddipak7c4mnrk">
               <w:r>
                 <w:rPr>
                   <w:rFonts w:ascii="Arial" w:cs="Arial" w:eastAsia="Arial" w:hAnsi="Arial"/>
@@ -31390,7 +31390,7 @@
               <w:spacing w:after="10" w:before="0"/>
               <w:ind w:left="120"/>
             </w:pPr>
-            <w:hyperlink w:history="1" r:id="rIdw95zeqkt7yaukoekk960g">
+            <w:hyperlink w:history="1" r:id="rIdvmdvvsvqfujxrr1uk4pf0">
               <w:r>
                 <w:rPr>
                   <w:rFonts w:ascii="Arial" w:cs="Arial" w:eastAsia="Arial" w:hAnsi="Arial"/>
@@ -31435,7 +31435,7 @@
             <w:pPr>
               <w:spacing w:after="20" w:before="0"/>
             </w:pPr>
-            <w:hyperlink w:history="1" r:id="rIdngqaal0ulveay8gtzdp0r">
+            <w:hyperlink w:history="1" r:id="rIdolrlu6ke4uujltneuz3uj">
               <w:r>
                 <w:rPr>
                   <w:rFonts w:ascii="Arial" w:cs="Arial" w:eastAsia="Arial" w:hAnsi="Arial"/>
@@ -31468,7 +31468,7 @@
               <w:spacing w:after="10" w:before="0"/>
               <w:ind w:left="120"/>
             </w:pPr>
-            <w:hyperlink w:history="1" r:id="rIdwxhsjedsisuyqx8bqdkbt">
+            <w:hyperlink w:history="1" r:id="rIdxotokk-srp2c3uxxxg7kt">
               <w:r>
                 <w:rPr>
                   <w:rFonts w:ascii="Arial" w:cs="Arial" w:eastAsia="Arial" w:hAnsi="Arial"/>
@@ -32955,7 +32955,7 @@
             <w:pPr>
               <w:spacing w:after="20" w:before="0"/>
             </w:pPr>
-            <w:hyperlink w:history="1" r:id="rIdm1fayo0zf4j3h9lfo835k">
+            <w:hyperlink w:history="1" r:id="rIdbg1bmnx9qdipzufbr86n5">
               <w:r>
                 <w:rPr>
                   <w:rFonts w:ascii="Arial" w:cs="Arial" w:eastAsia="Arial" w:hAnsi="Arial"/>
@@ -32988,7 +32988,7 @@
               <w:spacing w:after="10" w:before="0"/>
               <w:ind w:left="120"/>
             </w:pPr>
-            <w:hyperlink w:history="1" r:id="rId_cs7rmie6aeja1jond71c">
+            <w:hyperlink w:history="1" r:id="rIdvmtzu2eh9yenl2ufel0cq">
               <w:r>
                 <w:rPr>
                   <w:rFonts w:ascii="Arial" w:cs="Arial" w:eastAsia="Arial" w:hAnsi="Arial"/>
@@ -33033,7 +33033,7 @@
             <w:pPr>
               <w:spacing w:after="20" w:before="0"/>
             </w:pPr>
-            <w:hyperlink w:history="1" r:id="rIdcxpc_gbj2j5uuxyrsouyu">
+            <w:hyperlink w:history="1" r:id="rIdavfy0km9p-222dw0v-0ef">
               <w:r>
                 <w:rPr>
                   <w:rFonts w:ascii="Arial" w:cs="Arial" w:eastAsia="Arial" w:hAnsi="Arial"/>
@@ -33066,7 +33066,7 @@
               <w:spacing w:after="10" w:before="0"/>
               <w:ind w:left="120"/>
             </w:pPr>
-            <w:hyperlink w:history="1" r:id="rId1asnxg4bo6ucbucbq-lzk">
+            <w:hyperlink w:history="1" r:id="rIdv5k3dtm07tvk1wqmitocb">
               <w:r>
                 <w:rPr>
                   <w:rFonts w:ascii="Arial" w:cs="Arial" w:eastAsia="Arial" w:hAnsi="Arial"/>
@@ -33261,7 +33261,7 @@
             <w:pPr>
               <w:spacing w:after="20" w:before="0"/>
             </w:pPr>
-            <w:hyperlink w:history="1" r:id="rIdkuoy1olh3wefashqyymeb">
+            <w:hyperlink w:history="1" r:id="rId27b9rbzu9tf8oj2atzx8q">
               <w:r>
                 <w:rPr>
                   <w:rFonts w:ascii="Arial" w:cs="Arial" w:eastAsia="Arial" w:hAnsi="Arial"/>
@@ -33294,7 +33294,7 @@
               <w:spacing w:after="10" w:before="0"/>
               <w:ind w:left="120"/>
             </w:pPr>
-            <w:hyperlink w:history="1" r:id="rId1vhf0rc9iapmmisvhh25m">
+            <w:hyperlink w:history="1" r:id="rId1oazcb4fcvt1lngxin4ko">
               <w:r>
                 <w:rPr>
                   <w:rFonts w:ascii="Arial" w:cs="Arial" w:eastAsia="Arial" w:hAnsi="Arial"/>
@@ -33339,7 +33339,7 @@
             <w:pPr>
               <w:spacing w:after="20" w:before="0"/>
             </w:pPr>
-            <w:hyperlink w:history="1" r:id="rIdmqo-cszlsixcjbpih-9k9">
+            <w:hyperlink w:history="1" r:id="rIdbkjolklxnvrndvqkwbw1n">
               <w:r>
                 <w:rPr>
                   <w:rFonts w:ascii="Arial" w:cs="Arial" w:eastAsia="Arial" w:hAnsi="Arial"/>
@@ -33372,7 +33372,7 @@
               <w:spacing w:after="10" w:before="0"/>
               <w:ind w:left="120"/>
             </w:pPr>
-            <w:hyperlink w:history="1" r:id="rIdzn430pkpmucj3owl9j2v4">
+            <w:hyperlink w:history="1" r:id="rIdezbm8r9i9xarysvjmb9iw">
               <w:r>
                 <w:rPr>
                   <w:rFonts w:ascii="Arial" w:cs="Arial" w:eastAsia="Arial" w:hAnsi="Arial"/>
@@ -33567,7 +33567,7 @@
             <w:pPr>
               <w:spacing w:after="20" w:before="0"/>
             </w:pPr>
-            <w:hyperlink w:history="1" r:id="rId7iyo-dztjkzqylpvg8lbr">
+            <w:hyperlink w:history="1" r:id="rIdhnnbdelptizdokleb001g">
               <w:r>
                 <w:rPr>
                   <w:rFonts w:ascii="Arial" w:cs="Arial" w:eastAsia="Arial" w:hAnsi="Arial"/>
@@ -33600,7 +33600,7 @@
               <w:spacing w:after="10" w:before="0"/>
               <w:ind w:left="120"/>
             </w:pPr>
-            <w:hyperlink w:history="1" r:id="rIdrxdatenaamppk57fsqkxm">
+            <w:hyperlink w:history="1" r:id="rIdtj9l7-guhrg8lr6axhzym">
               <w:r>
                 <w:rPr>
                   <w:rFonts w:ascii="Arial" w:cs="Arial" w:eastAsia="Arial" w:hAnsi="Arial"/>
@@ -33645,7 +33645,7 @@
             <w:pPr>
               <w:spacing w:after="20" w:before="0"/>
             </w:pPr>
-            <w:hyperlink w:history="1" r:id="rIdwquvfbtxqj-k5zu7nmqca">
+            <w:hyperlink w:history="1" r:id="rIdirzoi7qcts6lu2m3njthb">
               <w:r>
                 <w:rPr>
                   <w:rFonts w:ascii="Arial" w:cs="Arial" w:eastAsia="Arial" w:hAnsi="Arial"/>
@@ -33678,7 +33678,7 @@
               <w:spacing w:after="10" w:before="0"/>
               <w:ind w:left="120"/>
             </w:pPr>
-            <w:hyperlink w:history="1" r:id="rId6t63x_4-2bhsb-yirgwtt">
+            <w:hyperlink w:history="1" r:id="rIdpp3arrrqggetb28cfonkb">
               <w:r>
                 <w:rPr>
                   <w:rFonts w:ascii="Arial" w:cs="Arial" w:eastAsia="Arial" w:hAnsi="Arial"/>
@@ -33873,7 +33873,7 @@
             <w:pPr>
               <w:spacing w:after="20" w:before="0"/>
             </w:pPr>
-            <w:hyperlink w:history="1" r:id="rId8vdsh042puexpgmasq0sc">
+            <w:hyperlink w:history="1" r:id="rIdyjabtouhzmnas5q0lzcrn">
               <w:r>
                 <w:rPr>
                   <w:rFonts w:ascii="Arial" w:cs="Arial" w:eastAsia="Arial" w:hAnsi="Arial"/>
@@ -33906,7 +33906,7 @@
               <w:spacing w:after="10" w:before="0"/>
               <w:ind w:left="120"/>
             </w:pPr>
-            <w:hyperlink w:history="1" r:id="rId58ymz_ev6azxpvkeembtb">
+            <w:hyperlink w:history="1" r:id="rIdjucngvei4nxg9tac_oin3">
               <w:r>
                 <w:rPr>
                   <w:rFonts w:ascii="Arial" w:cs="Arial" w:eastAsia="Arial" w:hAnsi="Arial"/>
@@ -33951,7 +33951,7 @@
             <w:pPr>
               <w:spacing w:after="20" w:before="0"/>
             </w:pPr>
-            <w:hyperlink w:history="1" r:id="rId-pkdbf_wha1l1i7hssykf">
+            <w:hyperlink w:history="1" r:id="rIdtbtkfykpm0fdbe2p-pr-4">
               <w:r>
                 <w:rPr>
                   <w:rFonts w:ascii="Arial" w:cs="Arial" w:eastAsia="Arial" w:hAnsi="Arial"/>
@@ -33984,7 +33984,7 @@
               <w:spacing w:after="10" w:before="0"/>
               <w:ind w:left="120"/>
             </w:pPr>
-            <w:hyperlink w:history="1" r:id="rIdpwjoocl-b6zzmypv18vk8">
+            <w:hyperlink w:history="1" r:id="rIdrin-znyb4qbldfwhyey_6">
               <w:r>
                 <w:rPr>
                   <w:rFonts w:ascii="Arial" w:cs="Arial" w:eastAsia="Arial" w:hAnsi="Arial"/>
@@ -34179,7 +34179,7 @@
             <w:pPr>
               <w:spacing w:after="20" w:before="0"/>
             </w:pPr>
-            <w:hyperlink w:history="1" r:id="rIdqqh2p4zjtdbdi8vik8x-l">
+            <w:hyperlink w:history="1" r:id="rIdqhbz3cstzyf48wir75woa">
               <w:r>
                 <w:rPr>
                   <w:rFonts w:ascii="Arial" w:cs="Arial" w:eastAsia="Arial" w:hAnsi="Arial"/>
@@ -34212,7 +34212,7 @@
               <w:spacing w:after="10" w:before="0"/>
               <w:ind w:left="120"/>
             </w:pPr>
-            <w:hyperlink w:history="1" r:id="rIdl5ofxhs40rcisjvklkiao">
+            <w:hyperlink w:history="1" r:id="rIdypfh0b4ujf39_c0ucleyd">
               <w:r>
                 <w:rPr>
                   <w:rFonts w:ascii="Arial" w:cs="Arial" w:eastAsia="Arial" w:hAnsi="Arial"/>
@@ -34257,7 +34257,7 @@
             <w:pPr>
               <w:spacing w:after="20" w:before="0"/>
             </w:pPr>
-            <w:hyperlink w:history="1" r:id="rId927rnzihpmmna6z8twzko">
+            <w:hyperlink w:history="1" r:id="rIdsgidznkkkzf8bkedwknaj">
               <w:r>
                 <w:rPr>
                   <w:rFonts w:ascii="Arial" w:cs="Arial" w:eastAsia="Arial" w:hAnsi="Arial"/>
@@ -34290,7 +34290,7 @@
               <w:spacing w:after="10" w:before="0"/>
               <w:ind w:left="120"/>
             </w:pPr>
-            <w:hyperlink w:history="1" r:id="rIdjdg9zvk_4bvwsg3ojvqdt">
+            <w:hyperlink w:history="1" r:id="rIds-kk_acq5oaoz82g7eiy2">
               <w:r>
                 <w:rPr>
                   <w:rFonts w:ascii="Arial" w:cs="Arial" w:eastAsia="Arial" w:hAnsi="Arial"/>
@@ -35777,7 +35777,7 @@
             <w:pPr>
               <w:spacing w:after="20" w:before="0"/>
             </w:pPr>
-            <w:hyperlink w:history="1" r:id="rId6fncvterjxxmr-snyt02s">
+            <w:hyperlink w:history="1" r:id="rIdlcyqixj0o-t4a3bmlbpyj">
               <w:r>
                 <w:rPr>
                   <w:rFonts w:ascii="Arial" w:cs="Arial" w:eastAsia="Arial" w:hAnsi="Arial"/>
@@ -35810,7 +35810,7 @@
               <w:spacing w:after="10" w:before="0"/>
               <w:ind w:left="120"/>
             </w:pPr>
-            <w:hyperlink w:history="1" r:id="rIdwhdh6oaglwxizcqzpzqph">
+            <w:hyperlink w:history="1" r:id="rIdlm4thoouutqaaj-k-8l7_">
               <w:r>
                 <w:rPr>
                   <w:rFonts w:ascii="Arial" w:cs="Arial" w:eastAsia="Arial" w:hAnsi="Arial"/>
@@ -35855,7 +35855,7 @@
             <w:pPr>
               <w:spacing w:after="20" w:before="0"/>
             </w:pPr>
-            <w:hyperlink w:history="1" r:id="rId1cietyuut6pykxtafywrj">
+            <w:hyperlink w:history="1" r:id="rIdivsz04d7kh71uh0haret_">
               <w:r>
                 <w:rPr>
                   <w:rFonts w:ascii="Arial" w:cs="Arial" w:eastAsia="Arial" w:hAnsi="Arial"/>
@@ -35888,7 +35888,7 @@
               <w:spacing w:after="10" w:before="0"/>
               <w:ind w:left="120"/>
             </w:pPr>
-            <w:hyperlink w:history="1" r:id="rIdzghpdsbz5huipwxf3uoue">
+            <w:hyperlink w:history="1" r:id="rIdpeg2cz4cocgtsm3roxhab">
               <w:r>
                 <w:rPr>
                   <w:rFonts w:ascii="Arial" w:cs="Arial" w:eastAsia="Arial" w:hAnsi="Arial"/>
@@ -36083,7 +36083,7 @@
             <w:pPr>
               <w:spacing w:after="20" w:before="0"/>
             </w:pPr>
-            <w:hyperlink w:history="1" r:id="rIdzf0gjtrmyqnairz8r4hji">
+            <w:hyperlink w:history="1" r:id="rIdn1lgud693vs7-suto437t">
               <w:r>
                 <w:rPr>
                   <w:rFonts w:ascii="Arial" w:cs="Arial" w:eastAsia="Arial" w:hAnsi="Arial"/>
@@ -36116,7 +36116,7 @@
               <w:spacing w:after="10" w:before="0"/>
               <w:ind w:left="120"/>
             </w:pPr>
-            <w:hyperlink w:history="1" r:id="rIdtrjfamnduvlvosxmcx8wv">
+            <w:hyperlink w:history="1" r:id="rIdk4bpoj61ymlvundeq0cdd">
               <w:r>
                 <w:rPr>
                   <w:rFonts w:ascii="Arial" w:cs="Arial" w:eastAsia="Arial" w:hAnsi="Arial"/>
@@ -36161,7 +36161,7 @@
             <w:pPr>
               <w:spacing w:after="20" w:before="0"/>
             </w:pPr>
-            <w:hyperlink w:history="1" r:id="rId1axi4zbq7ylszjrlnurcw">
+            <w:hyperlink w:history="1" r:id="rIdqqi2oyuadrek755ytanwz">
               <w:r>
                 <w:rPr>
                   <w:rFonts w:ascii="Arial" w:cs="Arial" w:eastAsia="Arial" w:hAnsi="Arial"/>
@@ -36194,7 +36194,7 @@
               <w:spacing w:after="10" w:before="0"/>
               <w:ind w:left="120"/>
             </w:pPr>
-            <w:hyperlink w:history="1" r:id="rIdow22hrjaonaklhsmc9upx">
+            <w:hyperlink w:history="1" r:id="rIdp_8dzp4siozfife5g9768">
               <w:r>
                 <w:rPr>
                   <w:rFonts w:ascii="Arial" w:cs="Arial" w:eastAsia="Arial" w:hAnsi="Arial"/>
@@ -36389,7 +36389,7 @@
             <w:pPr>
               <w:spacing w:after="20" w:before="0"/>
             </w:pPr>
-            <w:hyperlink w:history="1" r:id="rIdo638wsuqsvzzax-rcbu2j">
+            <w:hyperlink w:history="1" r:id="rIdnpvaav8ndj5k3dwrby30h">
               <w:r>
                 <w:rPr>
                   <w:rFonts w:ascii="Arial" w:cs="Arial" w:eastAsia="Arial" w:hAnsi="Arial"/>
@@ -36422,7 +36422,7 @@
               <w:spacing w:after="10" w:before="0"/>
               <w:ind w:left="120"/>
             </w:pPr>
-            <w:hyperlink w:history="1" r:id="rId7dkxiinhxlmgocjkctvnv">
+            <w:hyperlink w:history="1" r:id="rIdnmfynqczqlqwxyjtfp8dw">
               <w:r>
                 <w:rPr>
                   <w:rFonts w:ascii="Arial" w:cs="Arial" w:eastAsia="Arial" w:hAnsi="Arial"/>
@@ -36467,7 +36467,7 @@
             <w:pPr>
               <w:spacing w:after="20" w:before="0"/>
             </w:pPr>
-            <w:hyperlink w:history="1" r:id="rId9e49idoxo0tkyyfwmgn8v">
+            <w:hyperlink w:history="1" r:id="rIdlpv_rwsuhnpbktyietbpd">
               <w:r>
                 <w:rPr>
                   <w:rFonts w:ascii="Arial" w:cs="Arial" w:eastAsia="Arial" w:hAnsi="Arial"/>
@@ -36500,7 +36500,7 @@
               <w:spacing w:after="10" w:before="0"/>
               <w:ind w:left="120"/>
             </w:pPr>
-            <w:hyperlink w:history="1" r:id="rIdnvdhsigsq2zafpagfladq">
+            <w:hyperlink w:history="1" r:id="rIdmzsfv2oehw82lo-j6ebxu">
               <w:r>
                 <w:rPr>
                   <w:rFonts w:ascii="Arial" w:cs="Arial" w:eastAsia="Arial" w:hAnsi="Arial"/>
@@ -36695,7 +36695,7 @@
             <w:pPr>
               <w:spacing w:after="20" w:before="0"/>
             </w:pPr>
-            <w:hyperlink w:history="1" r:id="rIdevpj3ol_kf9ycxr4kjnba">
+            <w:hyperlink w:history="1" r:id="rIdbqhhk6opz3dgwrjbczqqz">
               <w:r>
                 <w:rPr>
                   <w:rFonts w:ascii="Arial" w:cs="Arial" w:eastAsia="Arial" w:hAnsi="Arial"/>
@@ -36728,7 +36728,7 @@
               <w:spacing w:after="10" w:before="0"/>
               <w:ind w:left="120"/>
             </w:pPr>
-            <w:hyperlink w:history="1" r:id="rIdpbmuiff54qxsxhvbfudwk">
+            <w:hyperlink w:history="1" r:id="rId7mbybl2uajfkbdlritsiw">
               <w:r>
                 <w:rPr>
                   <w:rFonts w:ascii="Arial" w:cs="Arial" w:eastAsia="Arial" w:hAnsi="Arial"/>
@@ -36773,7 +36773,7 @@
             <w:pPr>
               <w:spacing w:after="20" w:before="0"/>
             </w:pPr>
-            <w:hyperlink w:history="1" r:id="rIdea9vhym5u8bcx7plvurzg">
+            <w:hyperlink w:history="1" r:id="rIdt2ts5ajcgoepa7titnis8">
               <w:r>
                 <w:rPr>
                   <w:rFonts w:ascii="Arial" w:cs="Arial" w:eastAsia="Arial" w:hAnsi="Arial"/>
@@ -36806,7 +36806,7 @@
               <w:spacing w:after="10" w:before="0"/>
               <w:ind w:left="120"/>
             </w:pPr>
-            <w:hyperlink w:history="1" r:id="rIdbmhvm51vkduplouovagii">
+            <w:hyperlink w:history="1" r:id="rId1o3_lcz-3nmfjabheb-zh">
               <w:r>
                 <w:rPr>
                   <w:rFonts w:ascii="Arial" w:cs="Arial" w:eastAsia="Arial" w:hAnsi="Arial"/>
@@ -37001,7 +37001,7 @@
             <w:pPr>
               <w:spacing w:after="20" w:before="0"/>
             </w:pPr>
-            <w:hyperlink w:history="1" r:id="rId6bsgtrilybicpy02-vfyd">
+            <w:hyperlink w:history="1" r:id="rIdks9mmdml1d60v5mgc-wkq">
               <w:r>
                 <w:rPr>
                   <w:rFonts w:ascii="Arial" w:cs="Arial" w:eastAsia="Arial" w:hAnsi="Arial"/>
@@ -37034,7 +37034,7 @@
               <w:spacing w:after="10" w:before="0"/>
               <w:ind w:left="120"/>
             </w:pPr>
-            <w:hyperlink w:history="1" r:id="rIdhk1afkhv0npxp3hqidaj7">
+            <w:hyperlink w:history="1" r:id="rId5vza3mnenbyfbzce4cdqk">
               <w:r>
                 <w:rPr>
                   <w:rFonts w:ascii="Arial" w:cs="Arial" w:eastAsia="Arial" w:hAnsi="Arial"/>
@@ -37079,7 +37079,7 @@
             <w:pPr>
               <w:spacing w:after="20" w:before="0"/>
             </w:pPr>
-            <w:hyperlink w:history="1" r:id="rIdivd0x87msjxsg5sfjebga">
+            <w:hyperlink w:history="1" r:id="rIdkkn8moqjvzbv3hzfqvxuj">
               <w:r>
                 <w:rPr>
                   <w:rFonts w:ascii="Arial" w:cs="Arial" w:eastAsia="Arial" w:hAnsi="Arial"/>
@@ -37112,7 +37112,7 @@
               <w:spacing w:after="10" w:before="0"/>
               <w:ind w:left="120"/>
             </w:pPr>
-            <w:hyperlink w:history="1" r:id="rIdoo-nb0ug6graqahbizxs7">
+            <w:hyperlink w:history="1" r:id="rId0iuobzanuatrzjevyu1ok">
               <w:r>
                 <w:rPr>
                   <w:rFonts w:ascii="Arial" w:cs="Arial" w:eastAsia="Arial" w:hAnsi="Arial"/>

--- a/data/outputs/v2/Physics/SS2.1_Properties_of_Waves/Physics_Properties_of_Waves_CBE_LessonSequence.docx
+++ b/data/outputs/v2/Physics/SS2.1_Properties_of_Waves/Physics_Properties_of_Waves_CBE_LessonSequence.docx
@@ -3880,7 +3880,7 @@
             <w:pPr>
               <w:spacing w:after="20" w:before="0"/>
             </w:pPr>
-            <w:hyperlink w:history="1" r:id="rId_nsfp8sihqg5nsinemnic">
+            <w:hyperlink w:history="1" r:id="rId8z59juvjrsydggmrrtuda">
               <w:r>
                 <w:rPr>
                   <w:rFonts w:ascii="Arial" w:cs="Arial" w:eastAsia="Arial" w:hAnsi="Arial"/>
@@ -3913,7 +3913,7 @@
               <w:spacing w:after="10" w:before="0"/>
               <w:ind w:left="120"/>
             </w:pPr>
-            <w:hyperlink w:history="1" r:id="rIdcanwrxt0qswuxp5be20fk">
+            <w:hyperlink w:history="1" r:id="rIdfbyc2tneh3abrilk01-gj">
               <w:r>
                 <w:rPr>
                   <w:rFonts w:ascii="Arial" w:cs="Arial" w:eastAsia="Arial" w:hAnsi="Arial"/>
@@ -3958,7 +3958,7 @@
             <w:pPr>
               <w:spacing w:after="20" w:before="0"/>
             </w:pPr>
-            <w:hyperlink w:history="1" r:id="rIdtqhjyt9rkp-5f1rduft_-">
+            <w:hyperlink w:history="1" r:id="rIdcg-fclp8d9i7az7haqb8i">
               <w:r>
                 <w:rPr>
                   <w:rFonts w:ascii="Arial" w:cs="Arial" w:eastAsia="Arial" w:hAnsi="Arial"/>
@@ -3991,7 +3991,7 @@
               <w:spacing w:after="10" w:before="0"/>
               <w:ind w:left="120"/>
             </w:pPr>
-            <w:hyperlink w:history="1" r:id="rIdoxojksnygockb9z5pxtni">
+            <w:hyperlink w:history="1" r:id="rIdlu9s6aasy948skeppowsq">
               <w:r>
                 <w:rPr>
                   <w:rFonts w:ascii="Arial" w:cs="Arial" w:eastAsia="Arial" w:hAnsi="Arial"/>
@@ -4338,7 +4338,7 @@
             <w:pPr>
               <w:spacing w:after="20" w:before="0"/>
             </w:pPr>
-            <w:hyperlink w:history="1" r:id="rIdqhsdr13kn-qy8n0arkxmy">
+            <w:hyperlink w:history="1" r:id="rIdqnssw4hgmb9rkjuybxepf">
               <w:r>
                 <w:rPr>
                   <w:rFonts w:ascii="Arial" w:cs="Arial" w:eastAsia="Arial" w:hAnsi="Arial"/>
@@ -4371,7 +4371,7 @@
               <w:spacing w:after="10" w:before="0"/>
               <w:ind w:left="120"/>
             </w:pPr>
-            <w:hyperlink w:history="1" r:id="rIdg1guwnt4wwageqsrts0kp">
+            <w:hyperlink w:history="1" r:id="rIdykkkqqbneo3jvquaotobc">
               <w:r>
                 <w:rPr>
                   <w:rFonts w:ascii="Arial" w:cs="Arial" w:eastAsia="Arial" w:hAnsi="Arial"/>
@@ -4416,7 +4416,7 @@
             <w:pPr>
               <w:spacing w:after="20" w:before="0"/>
             </w:pPr>
-            <w:hyperlink w:history="1" r:id="rIdl4wffpleimaeaftzs8vc8">
+            <w:hyperlink w:history="1" r:id="rIdyu4ug3pqfmd88b2sghnza">
               <w:r>
                 <w:rPr>
                   <w:rFonts w:ascii="Arial" w:cs="Arial" w:eastAsia="Arial" w:hAnsi="Arial"/>
@@ -4449,7 +4449,7 @@
               <w:spacing w:after="10" w:before="0"/>
               <w:ind w:left="120"/>
             </w:pPr>
-            <w:hyperlink w:history="1" r:id="rId8dataz2pb_rilwepfvawp">
+            <w:hyperlink w:history="1" r:id="rIdcpf42li8uhmrcibcqy0bi">
               <w:r>
                 <w:rPr>
                   <w:rFonts w:ascii="Arial" w:cs="Arial" w:eastAsia="Arial" w:hAnsi="Arial"/>
@@ -4796,7 +4796,7 @@
             <w:pPr>
               <w:spacing w:after="20" w:before="0"/>
             </w:pPr>
-            <w:hyperlink w:history="1" r:id="rIdgtkhtolnzy6c11a1iykqu">
+            <w:hyperlink w:history="1" r:id="rId2fnwkvl1eq61fy8c48vnt">
               <w:r>
                 <w:rPr>
                   <w:rFonts w:ascii="Arial" w:cs="Arial" w:eastAsia="Arial" w:hAnsi="Arial"/>
@@ -4829,7 +4829,7 @@
               <w:spacing w:after="10" w:before="0"/>
               <w:ind w:left="120"/>
             </w:pPr>
-            <w:hyperlink w:history="1" r:id="rId3kzvtp7budhojpxur5wzk">
+            <w:hyperlink w:history="1" r:id="rIdfpsfw08x9c95pypas53xn">
               <w:r>
                 <w:rPr>
                   <w:rFonts w:ascii="Arial" w:cs="Arial" w:eastAsia="Arial" w:hAnsi="Arial"/>
@@ -4874,7 +4874,7 @@
             <w:pPr>
               <w:spacing w:after="20" w:before="0"/>
             </w:pPr>
-            <w:hyperlink w:history="1" r:id="rIddikdwqhcg-nnqttkjszpo">
+            <w:hyperlink w:history="1" r:id="rIdwb4hl94dudxavvhbxpj6h">
               <w:r>
                 <w:rPr>
                   <w:rFonts w:ascii="Arial" w:cs="Arial" w:eastAsia="Arial" w:hAnsi="Arial"/>
@@ -4907,7 +4907,7 @@
               <w:spacing w:after="10" w:before="0"/>
               <w:ind w:left="120"/>
             </w:pPr>
-            <w:hyperlink w:history="1" r:id="rIdkohsl3mplrflu5azrk45r">
+            <w:hyperlink w:history="1" r:id="rIdotludogwazvvhkjc1iath">
               <w:r>
                 <w:rPr>
                   <w:rFonts w:ascii="Arial" w:cs="Arial" w:eastAsia="Arial" w:hAnsi="Arial"/>
@@ -5254,7 +5254,7 @@
             <w:pPr>
               <w:spacing w:after="20" w:before="0"/>
             </w:pPr>
-            <w:hyperlink w:history="1" r:id="rIdwwcsjgabjyg5cpb0bc91o">
+            <w:hyperlink w:history="1" r:id="rIdttqhd2fmgmb8ao8gluyfq">
               <w:r>
                 <w:rPr>
                   <w:rFonts w:ascii="Arial" w:cs="Arial" w:eastAsia="Arial" w:hAnsi="Arial"/>
@@ -5287,7 +5287,7 @@
               <w:spacing w:after="10" w:before="0"/>
               <w:ind w:left="120"/>
             </w:pPr>
-            <w:hyperlink w:history="1" r:id="rIdspt4vncljx8ycb8ihyow5">
+            <w:hyperlink w:history="1" r:id="rId7squrfuo4ighw86ljldre">
               <w:r>
                 <w:rPr>
                   <w:rFonts w:ascii="Arial" w:cs="Arial" w:eastAsia="Arial" w:hAnsi="Arial"/>
@@ -5332,7 +5332,7 @@
             <w:pPr>
               <w:spacing w:after="20" w:before="0"/>
             </w:pPr>
-            <w:hyperlink w:history="1" r:id="rIdmany-e67fwcnw0djodqx2">
+            <w:hyperlink w:history="1" r:id="rId0op-5bplgtv_zup4ljafw">
               <w:r>
                 <w:rPr>
                   <w:rFonts w:ascii="Arial" w:cs="Arial" w:eastAsia="Arial" w:hAnsi="Arial"/>
@@ -5365,7 +5365,7 @@
               <w:spacing w:after="10" w:before="0"/>
               <w:ind w:left="120"/>
             </w:pPr>
-            <w:hyperlink w:history="1" r:id="rIdyghlkwrbqgxyuioom54cc">
+            <w:hyperlink w:history="1" r:id="rIdd5-kt-_qz-_yjty7itzfr">
               <w:r>
                 <w:rPr>
                   <w:rFonts w:ascii="Arial" w:cs="Arial" w:eastAsia="Arial" w:hAnsi="Arial"/>
@@ -5750,7 +5750,7 @@
             <w:pPr>
               <w:spacing w:after="20" w:before="0"/>
             </w:pPr>
-            <w:hyperlink w:history="1" r:id="rIdmc9e75crbtwp26uhi5qvd">
+            <w:hyperlink w:history="1" r:id="rIdophsmrlb7htw6dxk3tp5s">
               <w:r>
                 <w:rPr>
                   <w:rFonts w:ascii="Arial" w:cs="Arial" w:eastAsia="Arial" w:hAnsi="Arial"/>
@@ -5783,7 +5783,7 @@
               <w:spacing w:after="10" w:before="0"/>
               <w:ind w:left="120"/>
             </w:pPr>
-            <w:hyperlink w:history="1" r:id="rIdd6w91i3kswbfbn9logsrm">
+            <w:hyperlink w:history="1" r:id="rIdk0sjpeeqrtpzoravzcuo_">
               <w:r>
                 <w:rPr>
                   <w:rFonts w:ascii="Arial" w:cs="Arial" w:eastAsia="Arial" w:hAnsi="Arial"/>
@@ -5828,7 +5828,7 @@
             <w:pPr>
               <w:spacing w:after="20" w:before="0"/>
             </w:pPr>
-            <w:hyperlink w:history="1" r:id="rIdvu-sy0lv0f0eupfu7eipf">
+            <w:hyperlink w:history="1" r:id="rIdzpd9ywkrglzo8wgysge35">
               <w:r>
                 <w:rPr>
                   <w:rFonts w:ascii="Arial" w:cs="Arial" w:eastAsia="Arial" w:hAnsi="Arial"/>
@@ -5861,7 +5861,7 @@
               <w:spacing w:after="10" w:before="0"/>
               <w:ind w:left="120"/>
             </w:pPr>
-            <w:hyperlink w:history="1" r:id="rId44bsknvkw_dix-xdbqshs">
+            <w:hyperlink w:history="1" r:id="rIdegopogzkgo8gcwxucjj90">
               <w:r>
                 <w:rPr>
                   <w:rFonts w:ascii="Arial" w:cs="Arial" w:eastAsia="Arial" w:hAnsi="Arial"/>
@@ -7462,7 +7462,7 @@
             <w:pPr>
               <w:spacing w:after="20" w:before="0"/>
             </w:pPr>
-            <w:hyperlink w:history="1" r:id="rId-lrgqawvnecyf5xuvjz1y">
+            <w:hyperlink w:history="1" r:id="rIdv4qi6regcmg002sirwoti">
               <w:r>
                 <w:rPr>
                   <w:rFonts w:ascii="Arial" w:cs="Arial" w:eastAsia="Arial" w:hAnsi="Arial"/>
@@ -7495,7 +7495,7 @@
               <w:spacing w:after="10" w:before="0"/>
               <w:ind w:left="120"/>
             </w:pPr>
-            <w:hyperlink w:history="1" r:id="rIdqeati1ipovfqqmgbgvmat">
+            <w:hyperlink w:history="1" r:id="rIdqwyd5k_dec2_mvmutqx5x">
               <w:r>
                 <w:rPr>
                   <w:rFonts w:ascii="Arial" w:cs="Arial" w:eastAsia="Arial" w:hAnsi="Arial"/>
@@ -7540,7 +7540,7 @@
             <w:pPr>
               <w:spacing w:after="20" w:before="0"/>
             </w:pPr>
-            <w:hyperlink w:history="1" r:id="rIdtdbodhk_0wzzbynkp--ng">
+            <w:hyperlink w:history="1" r:id="rId9k7ytaw_-xbiouy-fybar">
               <w:r>
                 <w:rPr>
                   <w:rFonts w:ascii="Arial" w:cs="Arial" w:eastAsia="Arial" w:hAnsi="Arial"/>
@@ -7573,7 +7573,7 @@
               <w:spacing w:after="10" w:before="0"/>
               <w:ind w:left="120"/>
             </w:pPr>
-            <w:hyperlink w:history="1" r:id="rIdpu4rh0uiyhhra56vbc-pr">
+            <w:hyperlink w:history="1" r:id="rIdqthdtoz-cxwg_tnevpg-7">
               <w:r>
                 <w:rPr>
                   <w:rFonts w:ascii="Arial" w:cs="Arial" w:eastAsia="Arial" w:hAnsi="Arial"/>
@@ -7768,7 +7768,7 @@
             <w:pPr>
               <w:spacing w:after="20" w:before="0"/>
             </w:pPr>
-            <w:hyperlink w:history="1" r:id="rIduaq2serqgicqt8cx-efqq">
+            <w:hyperlink w:history="1" r:id="rIdmqfxacm9ymcusij1c8ssi">
               <w:r>
                 <w:rPr>
                   <w:rFonts w:ascii="Arial" w:cs="Arial" w:eastAsia="Arial" w:hAnsi="Arial"/>
@@ -7801,7 +7801,7 @@
               <w:spacing w:after="10" w:before="0"/>
               <w:ind w:left="120"/>
             </w:pPr>
-            <w:hyperlink w:history="1" r:id="rIdfcdylbnatc5qukvv-xwch">
+            <w:hyperlink w:history="1" r:id="rIdtdzdne0pan_6vtvrhingc">
               <w:r>
                 <w:rPr>
                   <w:rFonts w:ascii="Arial" w:cs="Arial" w:eastAsia="Arial" w:hAnsi="Arial"/>
@@ -7846,7 +7846,7 @@
             <w:pPr>
               <w:spacing w:after="20" w:before="0"/>
             </w:pPr>
-            <w:hyperlink w:history="1" r:id="rIdgz_5ata7_evxquhhdeinf">
+            <w:hyperlink w:history="1" r:id="rIdgah1jdifn1udyihz2ki7z">
               <w:r>
                 <w:rPr>
                   <w:rFonts w:ascii="Arial" w:cs="Arial" w:eastAsia="Arial" w:hAnsi="Arial"/>
@@ -7879,7 +7879,7 @@
               <w:spacing w:after="10" w:before="0"/>
               <w:ind w:left="120"/>
             </w:pPr>
-            <w:hyperlink w:history="1" r:id="rIdvwjjnl8ysbinaqzqkscha">
+            <w:hyperlink w:history="1" r:id="rIdn0rs1e8mmpuwshzxxgowz">
               <w:r>
                 <w:rPr>
                   <w:rFonts w:ascii="Arial" w:cs="Arial" w:eastAsia="Arial" w:hAnsi="Arial"/>
@@ -8074,7 +8074,7 @@
             <w:pPr>
               <w:spacing w:after="20" w:before="0"/>
             </w:pPr>
-            <w:hyperlink w:history="1" r:id="rIdfifv1uw4cv61j-4vco-ah">
+            <w:hyperlink w:history="1" r:id="rId9ro8bl7eakifeawfnisvk">
               <w:r>
                 <w:rPr>
                   <w:rFonts w:ascii="Arial" w:cs="Arial" w:eastAsia="Arial" w:hAnsi="Arial"/>
@@ -8107,7 +8107,7 @@
               <w:spacing w:after="10" w:before="0"/>
               <w:ind w:left="120"/>
             </w:pPr>
-            <w:hyperlink w:history="1" r:id="rId5tlp6y6alvnvttgustqaa">
+            <w:hyperlink w:history="1" r:id="rIderqdcvkina8gfk0xvh7pw">
               <w:r>
                 <w:rPr>
                   <w:rFonts w:ascii="Arial" w:cs="Arial" w:eastAsia="Arial" w:hAnsi="Arial"/>
@@ -8152,7 +8152,7 @@
             <w:pPr>
               <w:spacing w:after="20" w:before="0"/>
             </w:pPr>
-            <w:hyperlink w:history="1" r:id="rId9ckzwec96-bkxlnigpemy">
+            <w:hyperlink w:history="1" r:id="rIdlbcw9zfkny1_anrdsjc0a">
               <w:r>
                 <w:rPr>
                   <w:rFonts w:ascii="Arial" w:cs="Arial" w:eastAsia="Arial" w:hAnsi="Arial"/>
@@ -8185,7 +8185,7 @@
               <w:spacing w:after="10" w:before="0"/>
               <w:ind w:left="120"/>
             </w:pPr>
-            <w:hyperlink w:history="1" r:id="rId6mq7yhidcugrkumwigaaq">
+            <w:hyperlink w:history="1" r:id="rIdsvudafwhmy7mjhyvlftbi">
               <w:r>
                 <w:rPr>
                   <w:rFonts w:ascii="Arial" w:cs="Arial" w:eastAsia="Arial" w:hAnsi="Arial"/>
@@ -8380,7 +8380,7 @@
             <w:pPr>
               <w:spacing w:after="20" w:before="0"/>
             </w:pPr>
-            <w:hyperlink w:history="1" r:id="rIdzsbhp-ovweipgw6ecylfe">
+            <w:hyperlink w:history="1" r:id="rIdjidhefjbjzvfcp_evfmha">
               <w:r>
                 <w:rPr>
                   <w:rFonts w:ascii="Arial" w:cs="Arial" w:eastAsia="Arial" w:hAnsi="Arial"/>
@@ -8413,7 +8413,7 @@
               <w:spacing w:after="10" w:before="0"/>
               <w:ind w:left="120"/>
             </w:pPr>
-            <w:hyperlink w:history="1" r:id="rIdxi28cfrphtbkcksrmo0ew">
+            <w:hyperlink w:history="1" r:id="rIdis46eane9dpyhstqymyqn">
               <w:r>
                 <w:rPr>
                   <w:rFonts w:ascii="Arial" w:cs="Arial" w:eastAsia="Arial" w:hAnsi="Arial"/>
@@ -8458,7 +8458,7 @@
             <w:pPr>
               <w:spacing w:after="20" w:before="0"/>
             </w:pPr>
-            <w:hyperlink w:history="1" r:id="rIdnmeolyukqo33e7aztrztj">
+            <w:hyperlink w:history="1" r:id="rIdxcej7dhk9hcwdlqhenhf1">
               <w:r>
                 <w:rPr>
                   <w:rFonts w:ascii="Arial" w:cs="Arial" w:eastAsia="Arial" w:hAnsi="Arial"/>
@@ -8491,7 +8491,7 @@
               <w:spacing w:after="10" w:before="0"/>
               <w:ind w:left="120"/>
             </w:pPr>
-            <w:hyperlink w:history="1" r:id="rIdaabvmvqidwihd9uadwdej">
+            <w:hyperlink w:history="1" r:id="rIdlu97gbzegju-ghytp2iqt">
               <w:r>
                 <w:rPr>
                   <w:rFonts w:ascii="Arial" w:cs="Arial" w:eastAsia="Arial" w:hAnsi="Arial"/>
@@ -8686,7 +8686,7 @@
             <w:pPr>
               <w:spacing w:after="20" w:before="0"/>
             </w:pPr>
-            <w:hyperlink w:history="1" r:id="rIdwxfxbvut9twmk-0ggwxpc">
+            <w:hyperlink w:history="1" r:id="rIdrk7_2_x8314k_hsvdvyh-">
               <w:r>
                 <w:rPr>
                   <w:rFonts w:ascii="Arial" w:cs="Arial" w:eastAsia="Arial" w:hAnsi="Arial"/>
@@ -8719,7 +8719,7 @@
               <w:spacing w:after="10" w:before="0"/>
               <w:ind w:left="120"/>
             </w:pPr>
-            <w:hyperlink w:history="1" r:id="rIdsg6ynwmglrqphctmf1tx7">
+            <w:hyperlink w:history="1" r:id="rIdlxgvlvz7as3mgmpll6lrv">
               <w:r>
                 <w:rPr>
                   <w:rFonts w:ascii="Arial" w:cs="Arial" w:eastAsia="Arial" w:hAnsi="Arial"/>
@@ -8764,7 +8764,7 @@
             <w:pPr>
               <w:spacing w:after="20" w:before="0"/>
             </w:pPr>
-            <w:hyperlink w:history="1" r:id="rIdyergghnlugb10hvozoi7k">
+            <w:hyperlink w:history="1" r:id="rIdkyos_gnt07sydbctvorc0">
               <w:r>
                 <w:rPr>
                   <w:rFonts w:ascii="Arial" w:cs="Arial" w:eastAsia="Arial" w:hAnsi="Arial"/>
@@ -8797,7 +8797,7 @@
               <w:spacing w:after="10" w:before="0"/>
               <w:ind w:left="120"/>
             </w:pPr>
-            <w:hyperlink w:history="1" r:id="rIdk5nktoicxkvb5n8bkvbpz">
+            <w:hyperlink w:history="1" r:id="rIdqfwjxysv3697lzxilfj25">
               <w:r>
                 <w:rPr>
                   <w:rFonts w:ascii="Arial" w:cs="Arial" w:eastAsia="Arial" w:hAnsi="Arial"/>
@@ -10379,7 +10379,7 @@
             <w:pPr>
               <w:spacing w:after="20" w:before="0"/>
             </w:pPr>
-            <w:hyperlink w:history="1" r:id="rIdyeuja5qrkv_1h41pgafom">
+            <w:hyperlink w:history="1" r:id="rIdtwvxklbxttmkakjdwivgz">
               <w:r>
                 <w:rPr>
                   <w:rFonts w:ascii="Arial" w:cs="Arial" w:eastAsia="Arial" w:hAnsi="Arial"/>
@@ -10412,7 +10412,7 @@
               <w:spacing w:after="10" w:before="0"/>
               <w:ind w:left="120"/>
             </w:pPr>
-            <w:hyperlink w:history="1" r:id="rIdebbmdr3pezaotjfd67-xt">
+            <w:hyperlink w:history="1" r:id="rIdk3jhdfupcik6qezacm1kf">
               <w:r>
                 <w:rPr>
                   <w:rFonts w:ascii="Arial" w:cs="Arial" w:eastAsia="Arial" w:hAnsi="Arial"/>
@@ -10457,7 +10457,7 @@
             <w:pPr>
               <w:spacing w:after="20" w:before="0"/>
             </w:pPr>
-            <w:hyperlink w:history="1" r:id="rIdmpvcnlcf8f9ei4apmpbil">
+            <w:hyperlink w:history="1" r:id="rIduvyaaa6a2cua4z6ccsvk7">
               <w:r>
                 <w:rPr>
                   <w:rFonts w:ascii="Arial" w:cs="Arial" w:eastAsia="Arial" w:hAnsi="Arial"/>
@@ -10490,7 +10490,7 @@
               <w:spacing w:after="10" w:before="0"/>
               <w:ind w:left="120"/>
             </w:pPr>
-            <w:hyperlink w:history="1" r:id="rIdjoopwy4ayur6hsglipc55">
+            <w:hyperlink w:history="1" r:id="rIdkmlt7pcywbunrfqyv_qio">
               <w:r>
                 <w:rPr>
                   <w:rFonts w:ascii="Arial" w:cs="Arial" w:eastAsia="Arial" w:hAnsi="Arial"/>
@@ -10685,7 +10685,7 @@
             <w:pPr>
               <w:spacing w:after="20" w:before="0"/>
             </w:pPr>
-            <w:hyperlink w:history="1" r:id="rIdix93ivnydhsdjfwxp2pjs">
+            <w:hyperlink w:history="1" r:id="rIdurrnvib3daodvvo6t3dde">
               <w:r>
                 <w:rPr>
                   <w:rFonts w:ascii="Arial" w:cs="Arial" w:eastAsia="Arial" w:hAnsi="Arial"/>
@@ -10718,7 +10718,7 @@
               <w:spacing w:after="10" w:before="0"/>
               <w:ind w:left="120"/>
             </w:pPr>
-            <w:hyperlink w:history="1" r:id="rIdvs_t9xh_syd_fu0x7v-uj">
+            <w:hyperlink w:history="1" r:id="rIduwpnka2n71ldysy4unvoh">
               <w:r>
                 <w:rPr>
                   <w:rFonts w:ascii="Arial" w:cs="Arial" w:eastAsia="Arial" w:hAnsi="Arial"/>
@@ -10763,7 +10763,7 @@
             <w:pPr>
               <w:spacing w:after="20" w:before="0"/>
             </w:pPr>
-            <w:hyperlink w:history="1" r:id="rIdwnw6te3mihgun8lgfvi-4">
+            <w:hyperlink w:history="1" r:id="rIdxibdqmm9-5d2jftq578wo">
               <w:r>
                 <w:rPr>
                   <w:rFonts w:ascii="Arial" w:cs="Arial" w:eastAsia="Arial" w:hAnsi="Arial"/>
@@ -10796,7 +10796,7 @@
               <w:spacing w:after="10" w:before="0"/>
               <w:ind w:left="120"/>
             </w:pPr>
-            <w:hyperlink w:history="1" r:id="rIdkja3amicvbmy2rikj1pwr">
+            <w:hyperlink w:history="1" r:id="rIdmxvnprl78su7kdyduwn4s">
               <w:r>
                 <w:rPr>
                   <w:rFonts w:ascii="Arial" w:cs="Arial" w:eastAsia="Arial" w:hAnsi="Arial"/>
@@ -10991,7 +10991,7 @@
             <w:pPr>
               <w:spacing w:after="20" w:before="0"/>
             </w:pPr>
-            <w:hyperlink w:history="1" r:id="rIdzqesz5fqzicbz-ucrd8am">
+            <w:hyperlink w:history="1" r:id="rIdi4lg3nfqs2etxk1ph5hn8">
               <w:r>
                 <w:rPr>
                   <w:rFonts w:ascii="Arial" w:cs="Arial" w:eastAsia="Arial" w:hAnsi="Arial"/>
@@ -11024,7 +11024,7 @@
               <w:spacing w:after="10" w:before="0"/>
               <w:ind w:left="120"/>
             </w:pPr>
-            <w:hyperlink w:history="1" r:id="rIdslhbxfnnqyruxcmcrt75j">
+            <w:hyperlink w:history="1" r:id="rId3s8evesgsw3yeceeamesw">
               <w:r>
                 <w:rPr>
                   <w:rFonts w:ascii="Arial" w:cs="Arial" w:eastAsia="Arial" w:hAnsi="Arial"/>
@@ -11069,7 +11069,7 @@
             <w:pPr>
               <w:spacing w:after="20" w:before="0"/>
             </w:pPr>
-            <w:hyperlink w:history="1" r:id="rIdszzp_sxmsxthamfuq2sv6">
+            <w:hyperlink w:history="1" r:id="rIdvpm8pau0t54kw6uzx0i3w">
               <w:r>
                 <w:rPr>
                   <w:rFonts w:ascii="Arial" w:cs="Arial" w:eastAsia="Arial" w:hAnsi="Arial"/>
@@ -11102,7 +11102,7 @@
               <w:spacing w:after="10" w:before="0"/>
               <w:ind w:left="120"/>
             </w:pPr>
-            <w:hyperlink w:history="1" r:id="rIdazsnfmi1a-v4boh-cs1fl">
+            <w:hyperlink w:history="1" r:id="rIdsyxya6jcqe2ts392dd5k5">
               <w:r>
                 <w:rPr>
                   <w:rFonts w:ascii="Arial" w:cs="Arial" w:eastAsia="Arial" w:hAnsi="Arial"/>
@@ -11297,7 +11297,7 @@
             <w:pPr>
               <w:spacing w:after="20" w:before="0"/>
             </w:pPr>
-            <w:hyperlink w:history="1" r:id="rIditeouv9n8yfcrotk08jwz">
+            <w:hyperlink w:history="1" r:id="rIdfiyzh2kl22lm_mdip2dia">
               <w:r>
                 <w:rPr>
                   <w:rFonts w:ascii="Arial" w:cs="Arial" w:eastAsia="Arial" w:hAnsi="Arial"/>
@@ -11330,7 +11330,7 @@
               <w:spacing w:after="10" w:before="0"/>
               <w:ind w:left="120"/>
             </w:pPr>
-            <w:hyperlink w:history="1" r:id="rIduj9usigtozilk458s35u3">
+            <w:hyperlink w:history="1" r:id="rId0fpuqntga8tshbhzkrtyt">
               <w:r>
                 <w:rPr>
                   <w:rFonts w:ascii="Arial" w:cs="Arial" w:eastAsia="Arial" w:hAnsi="Arial"/>
@@ -11375,7 +11375,7 @@
             <w:pPr>
               <w:spacing w:after="20" w:before="0"/>
             </w:pPr>
-            <w:hyperlink w:history="1" r:id="rIdxblhwckqtdfy4wfbqqd2m">
+            <w:hyperlink w:history="1" r:id="rIdnupz_kmgc4dc9yqkdubib">
               <w:r>
                 <w:rPr>
                   <w:rFonts w:ascii="Arial" w:cs="Arial" w:eastAsia="Arial" w:hAnsi="Arial"/>
@@ -11408,7 +11408,7 @@
               <w:spacing w:after="10" w:before="0"/>
               <w:ind w:left="120"/>
             </w:pPr>
-            <w:hyperlink w:history="1" r:id="rIdojc8e3oykbchixbdyvq-d">
+            <w:hyperlink w:history="1" r:id="rIdmylnjfu1o3xcvascwbs-o">
               <w:r>
                 <w:rPr>
                   <w:rFonts w:ascii="Arial" w:cs="Arial" w:eastAsia="Arial" w:hAnsi="Arial"/>
@@ -11603,7 +11603,7 @@
             <w:pPr>
               <w:spacing w:after="20" w:before="0"/>
             </w:pPr>
-            <w:hyperlink w:history="1" r:id="rIdva_6urhhtqjq6ajps4vvn">
+            <w:hyperlink w:history="1" r:id="rId1y0g58-0t5jkkrl-v3ln1">
               <w:r>
                 <w:rPr>
                   <w:rFonts w:ascii="Arial" w:cs="Arial" w:eastAsia="Arial" w:hAnsi="Arial"/>
@@ -11636,7 +11636,7 @@
               <w:spacing w:after="10" w:before="0"/>
               <w:ind w:left="120"/>
             </w:pPr>
-            <w:hyperlink w:history="1" r:id="rIdq9hrllvmmcup2biou3fec">
+            <w:hyperlink w:history="1" r:id="rIddow694cxmawb0fjo8sr47">
               <w:r>
                 <w:rPr>
                   <w:rFonts w:ascii="Arial" w:cs="Arial" w:eastAsia="Arial" w:hAnsi="Arial"/>
@@ -11681,7 +11681,7 @@
             <w:pPr>
               <w:spacing w:after="20" w:before="0"/>
             </w:pPr>
-            <w:hyperlink w:history="1" r:id="rIdhv9bg168hnfkcsipwf-4t">
+            <w:hyperlink w:history="1" r:id="rIdyjsmdrkkjor7no4-89ofb">
               <w:r>
                 <w:rPr>
                   <w:rFonts w:ascii="Arial" w:cs="Arial" w:eastAsia="Arial" w:hAnsi="Arial"/>
@@ -11714,7 +11714,7 @@
               <w:spacing w:after="10" w:before="0"/>
               <w:ind w:left="120"/>
             </w:pPr>
-            <w:hyperlink w:history="1" r:id="rIdalt4rm29801ruuzcoesr4">
+            <w:hyperlink w:history="1" r:id="rId6oqxzzdps3e4cbyafwxp7">
               <w:r>
                 <w:rPr>
                   <w:rFonts w:ascii="Arial" w:cs="Arial" w:eastAsia="Arial" w:hAnsi="Arial"/>
@@ -13201,7 +13201,7 @@
             <w:pPr>
               <w:spacing w:after="20" w:before="0"/>
             </w:pPr>
-            <w:hyperlink w:history="1" r:id="rIdh9a3k1pu4eq6h02uxxhh5">
+            <w:hyperlink w:history="1" r:id="rId8lgnuddd0rym3fchqjlsq">
               <w:r>
                 <w:rPr>
                   <w:rFonts w:ascii="Arial" w:cs="Arial" w:eastAsia="Arial" w:hAnsi="Arial"/>
@@ -13234,7 +13234,7 @@
               <w:spacing w:after="10" w:before="0"/>
               <w:ind w:left="120"/>
             </w:pPr>
-            <w:hyperlink w:history="1" r:id="rIdn5vr-drcxfacwtqi-dsrn">
+            <w:hyperlink w:history="1" r:id="rIdca3qlinh2qaxgigyonsw_">
               <w:r>
                 <w:rPr>
                   <w:rFonts w:ascii="Arial" w:cs="Arial" w:eastAsia="Arial" w:hAnsi="Arial"/>
@@ -13279,7 +13279,7 @@
             <w:pPr>
               <w:spacing w:after="20" w:before="0"/>
             </w:pPr>
-            <w:hyperlink w:history="1" r:id="rIdv37xxuaukrkdemiflw-gk">
+            <w:hyperlink w:history="1" r:id="rIdpy0emexov0dhov3kaklhx">
               <w:r>
                 <w:rPr>
                   <w:rFonts w:ascii="Arial" w:cs="Arial" w:eastAsia="Arial" w:hAnsi="Arial"/>
@@ -13312,7 +13312,7 @@
               <w:spacing w:after="10" w:before="0"/>
               <w:ind w:left="120"/>
             </w:pPr>
-            <w:hyperlink w:history="1" r:id="rIdklmrndgcw_pps-5xuahdc">
+            <w:hyperlink w:history="1" r:id="rIdmsvtuucbv1lgmvvw9qkvx">
               <w:r>
                 <w:rPr>
                   <w:rFonts w:ascii="Arial" w:cs="Arial" w:eastAsia="Arial" w:hAnsi="Arial"/>
@@ -13507,7 +13507,7 @@
             <w:pPr>
               <w:spacing w:after="20" w:before="0"/>
             </w:pPr>
-            <w:hyperlink w:history="1" r:id="rIdm7ssb0mwrc3o7ymddkren">
+            <w:hyperlink w:history="1" r:id="rIdhgq4s3vbzmzdrwcjcmeaw">
               <w:r>
                 <w:rPr>
                   <w:rFonts w:ascii="Arial" w:cs="Arial" w:eastAsia="Arial" w:hAnsi="Arial"/>
@@ -13540,7 +13540,7 @@
               <w:spacing w:after="10" w:before="0"/>
               <w:ind w:left="120"/>
             </w:pPr>
-            <w:hyperlink w:history="1" r:id="rId5eobsm36nlvgxhgwvskez">
+            <w:hyperlink w:history="1" r:id="rIdh4et3qx7hleptoptymzc3">
               <w:r>
                 <w:rPr>
                   <w:rFonts w:ascii="Arial" w:cs="Arial" w:eastAsia="Arial" w:hAnsi="Arial"/>
@@ -13585,7 +13585,7 @@
             <w:pPr>
               <w:spacing w:after="20" w:before="0"/>
             </w:pPr>
-            <w:hyperlink w:history="1" r:id="rIdjbz4xpz9xzuyht8knb1ig">
+            <w:hyperlink w:history="1" r:id="rIdpbh5rml195fit42beuawm">
               <w:r>
                 <w:rPr>
                   <w:rFonts w:ascii="Arial" w:cs="Arial" w:eastAsia="Arial" w:hAnsi="Arial"/>
@@ -13618,7 +13618,7 @@
               <w:spacing w:after="10" w:before="0"/>
               <w:ind w:left="120"/>
             </w:pPr>
-            <w:hyperlink w:history="1" r:id="rIdoz41at4_z-5e6rkvfzo6a">
+            <w:hyperlink w:history="1" r:id="rIdcycoiqya9db7q5die9jbp">
               <w:r>
                 <w:rPr>
                   <w:rFonts w:ascii="Arial" w:cs="Arial" w:eastAsia="Arial" w:hAnsi="Arial"/>
@@ -13813,7 +13813,7 @@
             <w:pPr>
               <w:spacing w:after="20" w:before="0"/>
             </w:pPr>
-            <w:hyperlink w:history="1" r:id="rIdmaqb87zyenjby11b1gutf">
+            <w:hyperlink w:history="1" r:id="rIdjypiko_qkfyr8nrrwc8wx">
               <w:r>
                 <w:rPr>
                   <w:rFonts w:ascii="Arial" w:cs="Arial" w:eastAsia="Arial" w:hAnsi="Arial"/>
@@ -13846,7 +13846,7 @@
               <w:spacing w:after="10" w:before="0"/>
               <w:ind w:left="120"/>
             </w:pPr>
-            <w:hyperlink w:history="1" r:id="rIdmn3lq_nmzvwfxtdv3hlho">
+            <w:hyperlink w:history="1" r:id="rIdklh-xzne-l9n0cx881dz0">
               <w:r>
                 <w:rPr>
                   <w:rFonts w:ascii="Arial" w:cs="Arial" w:eastAsia="Arial" w:hAnsi="Arial"/>
@@ -13891,7 +13891,7 @@
             <w:pPr>
               <w:spacing w:after="20" w:before="0"/>
             </w:pPr>
-            <w:hyperlink w:history="1" r:id="rIdyhqbldyx5jxwyqgh9h0qj">
+            <w:hyperlink w:history="1" r:id="rId6q3rq4gcsggq6643qxynv">
               <w:r>
                 <w:rPr>
                   <w:rFonts w:ascii="Arial" w:cs="Arial" w:eastAsia="Arial" w:hAnsi="Arial"/>
@@ -13924,7 +13924,7 @@
               <w:spacing w:after="10" w:before="0"/>
               <w:ind w:left="120"/>
             </w:pPr>
-            <w:hyperlink w:history="1" r:id="rIdlkgn2mwfqru0sp6evuvje">
+            <w:hyperlink w:history="1" r:id="rIdpuileeh3oqrabpln_nt2o">
               <w:r>
                 <w:rPr>
                   <w:rFonts w:ascii="Arial" w:cs="Arial" w:eastAsia="Arial" w:hAnsi="Arial"/>
@@ -14119,7 +14119,7 @@
             <w:pPr>
               <w:spacing w:after="20" w:before="0"/>
             </w:pPr>
-            <w:hyperlink w:history="1" r:id="rIdojsqj_f3bmhqcjyvelhi7">
+            <w:hyperlink w:history="1" r:id="rId2mehze9js9zu2gwzb9bxl">
               <w:r>
                 <w:rPr>
                   <w:rFonts w:ascii="Arial" w:cs="Arial" w:eastAsia="Arial" w:hAnsi="Arial"/>
@@ -14152,7 +14152,7 @@
               <w:spacing w:after="10" w:before="0"/>
               <w:ind w:left="120"/>
             </w:pPr>
-            <w:hyperlink w:history="1" r:id="rIdaga4ngifxsnjf2i6vjndj">
+            <w:hyperlink w:history="1" r:id="rId_eufkqu0j12bdwsqgkws3">
               <w:r>
                 <w:rPr>
                   <w:rFonts w:ascii="Arial" w:cs="Arial" w:eastAsia="Arial" w:hAnsi="Arial"/>
@@ -14197,7 +14197,7 @@
             <w:pPr>
               <w:spacing w:after="20" w:before="0"/>
             </w:pPr>
-            <w:hyperlink w:history="1" r:id="rIdbox_lyujlqbt5mrxhnolz">
+            <w:hyperlink w:history="1" r:id="rIdt_iu9hgi5esv4rcrbga4p">
               <w:r>
                 <w:rPr>
                   <w:rFonts w:ascii="Arial" w:cs="Arial" w:eastAsia="Arial" w:hAnsi="Arial"/>
@@ -14230,7 +14230,7 @@
               <w:spacing w:after="10" w:before="0"/>
               <w:ind w:left="120"/>
             </w:pPr>
-            <w:hyperlink w:history="1" r:id="rIdgmydj3tgn4x8wq3wruto_">
+            <w:hyperlink w:history="1" r:id="rIdxsbfhoe9ye9p8uucqlvo5">
               <w:r>
                 <w:rPr>
                   <w:rFonts w:ascii="Arial" w:cs="Arial" w:eastAsia="Arial" w:hAnsi="Arial"/>
@@ -14425,7 +14425,7 @@
             <w:pPr>
               <w:spacing w:after="20" w:before="0"/>
             </w:pPr>
-            <w:hyperlink w:history="1" r:id="rIdorf91gcvgdon3o6mhunlg">
+            <w:hyperlink w:history="1" r:id="rIdjnzu11a8kltfhsly4vnyf">
               <w:r>
                 <w:rPr>
                   <w:rFonts w:ascii="Arial" w:cs="Arial" w:eastAsia="Arial" w:hAnsi="Arial"/>
@@ -14458,7 +14458,7 @@
               <w:spacing w:after="10" w:before="0"/>
               <w:ind w:left="120"/>
             </w:pPr>
-            <w:hyperlink w:history="1" r:id="rIdog7p57v-oifnanuvnxve-">
+            <w:hyperlink w:history="1" r:id="rId8tqxropbakcxyphd3nyz7">
               <w:r>
                 <w:rPr>
                   <w:rFonts w:ascii="Arial" w:cs="Arial" w:eastAsia="Arial" w:hAnsi="Arial"/>
@@ -14503,7 +14503,7 @@
             <w:pPr>
               <w:spacing w:after="20" w:before="0"/>
             </w:pPr>
-            <w:hyperlink w:history="1" r:id="rId4pvem2fpi0cir5idali_o">
+            <w:hyperlink w:history="1" r:id="rIdnwps4vnvyx0tayt2v5ebj">
               <w:r>
                 <w:rPr>
                   <w:rFonts w:ascii="Arial" w:cs="Arial" w:eastAsia="Arial" w:hAnsi="Arial"/>
@@ -14536,7 +14536,7 @@
               <w:spacing w:after="10" w:before="0"/>
               <w:ind w:left="120"/>
             </w:pPr>
-            <w:hyperlink w:history="1" r:id="rIdg4afubpuxbhg-s9zevktn">
+            <w:hyperlink w:history="1" r:id="rIddqrbmzjwgg-ym678jc452">
               <w:r>
                 <w:rPr>
                   <w:rFonts w:ascii="Arial" w:cs="Arial" w:eastAsia="Arial" w:hAnsi="Arial"/>
@@ -16023,7 +16023,7 @@
             <w:pPr>
               <w:spacing w:after="20" w:before="0"/>
             </w:pPr>
-            <w:hyperlink w:history="1" r:id="rIdqtbghc3ihnuaxkzbjyjz5">
+            <w:hyperlink w:history="1" r:id="rIddvlsm878_eajw3x-yunfh">
               <w:r>
                 <w:rPr>
                   <w:rFonts w:ascii="Arial" w:cs="Arial" w:eastAsia="Arial" w:hAnsi="Arial"/>
@@ -16056,7 +16056,7 @@
               <w:spacing w:after="10" w:before="0"/>
               <w:ind w:left="120"/>
             </w:pPr>
-            <w:hyperlink w:history="1" r:id="rIdmhqxuzjjjhr29b4ez6mse">
+            <w:hyperlink w:history="1" r:id="rIdvmiuupgvltg4nqc0caoy1">
               <w:r>
                 <w:rPr>
                   <w:rFonts w:ascii="Arial" w:cs="Arial" w:eastAsia="Arial" w:hAnsi="Arial"/>
@@ -16101,7 +16101,7 @@
             <w:pPr>
               <w:spacing w:after="20" w:before="0"/>
             </w:pPr>
-            <w:hyperlink w:history="1" r:id="rIdpehknr9wqyp4wgc9y5q7g">
+            <w:hyperlink w:history="1" r:id="rIduyt_rwnxqq-k5o7c1ort1">
               <w:r>
                 <w:rPr>
                   <w:rFonts w:ascii="Arial" w:cs="Arial" w:eastAsia="Arial" w:hAnsi="Arial"/>
@@ -16134,7 +16134,7 @@
               <w:spacing w:after="10" w:before="0"/>
               <w:ind w:left="120"/>
             </w:pPr>
-            <w:hyperlink w:history="1" r:id="rId8okrvt7id-in9lnwofowt">
+            <w:hyperlink w:history="1" r:id="rIdclfja_v9antsphkr5xthh">
               <w:r>
                 <w:rPr>
                   <w:rFonts w:ascii="Arial" w:cs="Arial" w:eastAsia="Arial" w:hAnsi="Arial"/>
@@ -16329,7 +16329,7 @@
             <w:pPr>
               <w:spacing w:after="20" w:before="0"/>
             </w:pPr>
-            <w:hyperlink w:history="1" r:id="rIdk4586wy1jvzmtst7inwmm">
+            <w:hyperlink w:history="1" r:id="rIdslyaqvltjciqu2swpmub1">
               <w:r>
                 <w:rPr>
                   <w:rFonts w:ascii="Arial" w:cs="Arial" w:eastAsia="Arial" w:hAnsi="Arial"/>
@@ -16362,7 +16362,7 @@
               <w:spacing w:after="10" w:before="0"/>
               <w:ind w:left="120"/>
             </w:pPr>
-            <w:hyperlink w:history="1" r:id="rIdq3ftwbtxxuq40jurh7nrk">
+            <w:hyperlink w:history="1" r:id="rId2zbvmlsnk2ucbju6_cqfn">
               <w:r>
                 <w:rPr>
                   <w:rFonts w:ascii="Arial" w:cs="Arial" w:eastAsia="Arial" w:hAnsi="Arial"/>
@@ -16407,7 +16407,7 @@
             <w:pPr>
               <w:spacing w:after="20" w:before="0"/>
             </w:pPr>
-            <w:hyperlink w:history="1" r:id="rIdjhtradk1pf3d5u-iggb6m">
+            <w:hyperlink w:history="1" r:id="rIdr2mlj1vzzrwi9ck0osl8g">
               <w:r>
                 <w:rPr>
                   <w:rFonts w:ascii="Arial" w:cs="Arial" w:eastAsia="Arial" w:hAnsi="Arial"/>
@@ -16440,7 +16440,7 @@
               <w:spacing w:after="10" w:before="0"/>
               <w:ind w:left="120"/>
             </w:pPr>
-            <w:hyperlink w:history="1" r:id="rIdwnewyfsrydthwt3o7qlg6">
+            <w:hyperlink w:history="1" r:id="rIdhzedmauh6xvsf-wd8nwxw">
               <w:r>
                 <w:rPr>
                   <w:rFonts w:ascii="Arial" w:cs="Arial" w:eastAsia="Arial" w:hAnsi="Arial"/>
@@ -16635,7 +16635,7 @@
             <w:pPr>
               <w:spacing w:after="20" w:before="0"/>
             </w:pPr>
-            <w:hyperlink w:history="1" r:id="rIdavszfnxcski18za1dhj_h">
+            <w:hyperlink w:history="1" r:id="rIdkd8mn9fcpo9qwa8mlu5bj">
               <w:r>
                 <w:rPr>
                   <w:rFonts w:ascii="Arial" w:cs="Arial" w:eastAsia="Arial" w:hAnsi="Arial"/>
@@ -16668,7 +16668,7 @@
               <w:spacing w:after="10" w:before="0"/>
               <w:ind w:left="120"/>
             </w:pPr>
-            <w:hyperlink w:history="1" r:id="rIde5cp-j7bqdmue8g_lcjtu">
+            <w:hyperlink w:history="1" r:id="rIdtbwsuwxerpm4_aumjj93h">
               <w:r>
                 <w:rPr>
                   <w:rFonts w:ascii="Arial" w:cs="Arial" w:eastAsia="Arial" w:hAnsi="Arial"/>
@@ -16713,7 +16713,7 @@
             <w:pPr>
               <w:spacing w:after="20" w:before="0"/>
             </w:pPr>
-            <w:hyperlink w:history="1" r:id="rIdidanl2qhpppg3ijrpbgrc">
+            <w:hyperlink w:history="1" r:id="rIdh0shkidxhc5a9h5qaxa6d">
               <w:r>
                 <w:rPr>
                   <w:rFonts w:ascii="Arial" w:cs="Arial" w:eastAsia="Arial" w:hAnsi="Arial"/>
@@ -16746,7 +16746,7 @@
               <w:spacing w:after="10" w:before="0"/>
               <w:ind w:left="120"/>
             </w:pPr>
-            <w:hyperlink w:history="1" r:id="rIdp9_92qkd1lbahasdn9xx5">
+            <w:hyperlink w:history="1" r:id="rIduq8jvi8s9h93kdp9ivmt1">
               <w:r>
                 <w:rPr>
                   <w:rFonts w:ascii="Arial" w:cs="Arial" w:eastAsia="Arial" w:hAnsi="Arial"/>
@@ -16941,7 +16941,7 @@
             <w:pPr>
               <w:spacing w:after="20" w:before="0"/>
             </w:pPr>
-            <w:hyperlink w:history="1" r:id="rId0iz7yvaoga9orotkkz1cf">
+            <w:hyperlink w:history="1" r:id="rIdp7rrm9eut-z213kixgjcm">
               <w:r>
                 <w:rPr>
                   <w:rFonts w:ascii="Arial" w:cs="Arial" w:eastAsia="Arial" w:hAnsi="Arial"/>
@@ -16974,7 +16974,7 @@
               <w:spacing w:after="10" w:before="0"/>
               <w:ind w:left="120"/>
             </w:pPr>
-            <w:hyperlink w:history="1" r:id="rIdj2iyuovslxr7nwyewyt36">
+            <w:hyperlink w:history="1" r:id="rIdztfq4dihmgtvhdg52dbgt">
               <w:r>
                 <w:rPr>
                   <w:rFonts w:ascii="Arial" w:cs="Arial" w:eastAsia="Arial" w:hAnsi="Arial"/>
@@ -17019,7 +17019,7 @@
             <w:pPr>
               <w:spacing w:after="20" w:before="0"/>
             </w:pPr>
-            <w:hyperlink w:history="1" r:id="rIdjuwzoovejudumtyhkunzq">
+            <w:hyperlink w:history="1" r:id="rIdcsa_jkyf6m1hmzoycxzqy">
               <w:r>
                 <w:rPr>
                   <w:rFonts w:ascii="Arial" w:cs="Arial" w:eastAsia="Arial" w:hAnsi="Arial"/>
@@ -17052,7 +17052,7 @@
               <w:spacing w:after="10" w:before="0"/>
               <w:ind w:left="120"/>
             </w:pPr>
-            <w:hyperlink w:history="1" r:id="rIdgfzjqgcqlfjm6wd3mvuqm">
+            <w:hyperlink w:history="1" r:id="rIdleljn228djvrl2xsa_el6">
               <w:r>
                 <w:rPr>
                   <w:rFonts w:ascii="Arial" w:cs="Arial" w:eastAsia="Arial" w:hAnsi="Arial"/>
@@ -17247,7 +17247,7 @@
             <w:pPr>
               <w:spacing w:after="20" w:before="0"/>
             </w:pPr>
-            <w:hyperlink w:history="1" r:id="rIdxeqot1c1788ryvn1i0la9">
+            <w:hyperlink w:history="1" r:id="rIddntx9jfovvxvaj4hfbvmx">
               <w:r>
                 <w:rPr>
                   <w:rFonts w:ascii="Arial" w:cs="Arial" w:eastAsia="Arial" w:hAnsi="Arial"/>
@@ -17280,7 +17280,7 @@
               <w:spacing w:after="10" w:before="0"/>
               <w:ind w:left="120"/>
             </w:pPr>
-            <w:hyperlink w:history="1" r:id="rIdb0tjqyy4aa74hjvkwxwe3">
+            <w:hyperlink w:history="1" r:id="rIdecgvhswvkkpmamcmdq4c1">
               <w:r>
                 <w:rPr>
                   <w:rFonts w:ascii="Arial" w:cs="Arial" w:eastAsia="Arial" w:hAnsi="Arial"/>
@@ -17325,7 +17325,7 @@
             <w:pPr>
               <w:spacing w:after="20" w:before="0"/>
             </w:pPr>
-            <w:hyperlink w:history="1" r:id="rIdzdhsmdvhffkj7t9yyjvfu">
+            <w:hyperlink w:history="1" r:id="rId4k1qh8alxqi1gvjcndnpr">
               <w:r>
                 <w:rPr>
                   <w:rFonts w:ascii="Arial" w:cs="Arial" w:eastAsia="Arial" w:hAnsi="Arial"/>
@@ -17358,7 +17358,7 @@
               <w:spacing w:after="10" w:before="0"/>
               <w:ind w:left="120"/>
             </w:pPr>
-            <w:hyperlink w:history="1" r:id="rId2do_gtolwvpvy-jjb7t85">
+            <w:hyperlink w:history="1" r:id="rIdl3w0x012_mefbvhmd1lve">
               <w:r>
                 <w:rPr>
                   <w:rFonts w:ascii="Arial" w:cs="Arial" w:eastAsia="Arial" w:hAnsi="Arial"/>
@@ -18845,7 +18845,7 @@
             <w:pPr>
               <w:spacing w:after="20" w:before="0"/>
             </w:pPr>
-            <w:hyperlink w:history="1" r:id="rIdg9mge5gt46e85rhpk0cz0">
+            <w:hyperlink w:history="1" r:id="rIdfshdvkytsaz6nb80lt941">
               <w:r>
                 <w:rPr>
                   <w:rFonts w:ascii="Arial" w:cs="Arial" w:eastAsia="Arial" w:hAnsi="Arial"/>
@@ -18878,7 +18878,7 @@
               <w:spacing w:after="10" w:before="0"/>
               <w:ind w:left="120"/>
             </w:pPr>
-            <w:hyperlink w:history="1" r:id="rIdjjpn4sekulj4b98gmtmci">
+            <w:hyperlink w:history="1" r:id="rIdnalfax_zpe-oykklkfpsa">
               <w:r>
                 <w:rPr>
                   <w:rFonts w:ascii="Arial" w:cs="Arial" w:eastAsia="Arial" w:hAnsi="Arial"/>
@@ -18923,7 +18923,7 @@
             <w:pPr>
               <w:spacing w:after="20" w:before="0"/>
             </w:pPr>
-            <w:hyperlink w:history="1" r:id="rId_rqwdqjvj9dwes16tfffa">
+            <w:hyperlink w:history="1" r:id="rIdolhhvmtbdv8kjyrk2ichb">
               <w:r>
                 <w:rPr>
                   <w:rFonts w:ascii="Arial" w:cs="Arial" w:eastAsia="Arial" w:hAnsi="Arial"/>
@@ -18956,7 +18956,7 @@
               <w:spacing w:after="10" w:before="0"/>
               <w:ind w:left="120"/>
             </w:pPr>
-            <w:hyperlink w:history="1" r:id="rIdbqsubnxr4hoxi1wbefcpx">
+            <w:hyperlink w:history="1" r:id="rId1yjpv_cdmrqs4zx3fy9lc">
               <w:r>
                 <w:rPr>
                   <w:rFonts w:ascii="Arial" w:cs="Arial" w:eastAsia="Arial" w:hAnsi="Arial"/>
@@ -19151,7 +19151,7 @@
             <w:pPr>
               <w:spacing w:after="20" w:before="0"/>
             </w:pPr>
-            <w:hyperlink w:history="1" r:id="rIdyk7dcbp2or4k_nosv0_es">
+            <w:hyperlink w:history="1" r:id="rId0opydnbjybfr084__t3hm">
               <w:r>
                 <w:rPr>
                   <w:rFonts w:ascii="Arial" w:cs="Arial" w:eastAsia="Arial" w:hAnsi="Arial"/>
@@ -19184,7 +19184,7 @@
               <w:spacing w:after="10" w:before="0"/>
               <w:ind w:left="120"/>
             </w:pPr>
-            <w:hyperlink w:history="1" r:id="rIdao41owq_xcvusmiv3ugrx">
+            <w:hyperlink w:history="1" r:id="rIdy284tayb2bxpf9ij78lmg">
               <w:r>
                 <w:rPr>
                   <w:rFonts w:ascii="Arial" w:cs="Arial" w:eastAsia="Arial" w:hAnsi="Arial"/>
@@ -19229,7 +19229,7 @@
             <w:pPr>
               <w:spacing w:after="20" w:before="0"/>
             </w:pPr>
-            <w:hyperlink w:history="1" r:id="rId6iuyq2mhwbuk1gcfql9m4">
+            <w:hyperlink w:history="1" r:id="rIdqbrxtl0h_z2u4kfwakkf4">
               <w:r>
                 <w:rPr>
                   <w:rFonts w:ascii="Arial" w:cs="Arial" w:eastAsia="Arial" w:hAnsi="Arial"/>
@@ -19262,7 +19262,7 @@
               <w:spacing w:after="10" w:before="0"/>
               <w:ind w:left="120"/>
             </w:pPr>
-            <w:hyperlink w:history="1" r:id="rId4tpvyem_4rt0repefk_ah">
+            <w:hyperlink w:history="1" r:id="rIdqzz2undcvsiv12ke1b9rj">
               <w:r>
                 <w:rPr>
                   <w:rFonts w:ascii="Arial" w:cs="Arial" w:eastAsia="Arial" w:hAnsi="Arial"/>
@@ -19457,7 +19457,7 @@
             <w:pPr>
               <w:spacing w:after="20" w:before="0"/>
             </w:pPr>
-            <w:hyperlink w:history="1" r:id="rIdhsguknipoh6_vu2zycr9v">
+            <w:hyperlink w:history="1" r:id="rIddd15nmsqcqzyytojgtgs-">
               <w:r>
                 <w:rPr>
                   <w:rFonts w:ascii="Arial" w:cs="Arial" w:eastAsia="Arial" w:hAnsi="Arial"/>
@@ -19490,7 +19490,7 @@
               <w:spacing w:after="10" w:before="0"/>
               <w:ind w:left="120"/>
             </w:pPr>
-            <w:hyperlink w:history="1" r:id="rIdhwhgspujo3upux3qrv6si">
+            <w:hyperlink w:history="1" r:id="rIdetxjrg83zambdukdisuq5">
               <w:r>
                 <w:rPr>
                   <w:rFonts w:ascii="Arial" w:cs="Arial" w:eastAsia="Arial" w:hAnsi="Arial"/>
@@ -19535,7 +19535,7 @@
             <w:pPr>
               <w:spacing w:after="20" w:before="0"/>
             </w:pPr>
-            <w:hyperlink w:history="1" r:id="rIdcx9odfrn-xuddfdyrbnru">
+            <w:hyperlink w:history="1" r:id="rId3l2_4rftocwxef96cmklg">
               <w:r>
                 <w:rPr>
                   <w:rFonts w:ascii="Arial" w:cs="Arial" w:eastAsia="Arial" w:hAnsi="Arial"/>
@@ -19568,7 +19568,7 @@
               <w:spacing w:after="10" w:before="0"/>
               <w:ind w:left="120"/>
             </w:pPr>
-            <w:hyperlink w:history="1" r:id="rIdomh-wnl16eueronshowo-">
+            <w:hyperlink w:history="1" r:id="rIdnxy3n5b57vvon-ikhlmrz">
               <w:r>
                 <w:rPr>
                   <w:rFonts w:ascii="Arial" w:cs="Arial" w:eastAsia="Arial" w:hAnsi="Arial"/>
@@ -19763,7 +19763,7 @@
             <w:pPr>
               <w:spacing w:after="20" w:before="0"/>
             </w:pPr>
-            <w:hyperlink w:history="1" r:id="rIdbevz7moyhtzrzqv_ctr4c">
+            <w:hyperlink w:history="1" r:id="rIdxtcmnsxwcp7alocng5ws3">
               <w:r>
                 <w:rPr>
                   <w:rFonts w:ascii="Arial" w:cs="Arial" w:eastAsia="Arial" w:hAnsi="Arial"/>
@@ -19796,7 +19796,7 @@
               <w:spacing w:after="10" w:before="0"/>
               <w:ind w:left="120"/>
             </w:pPr>
-            <w:hyperlink w:history="1" r:id="rId71-oh-eh9tnctsnnglsfq">
+            <w:hyperlink w:history="1" r:id="rId9menftckqbne5alppww_k">
               <w:r>
                 <w:rPr>
                   <w:rFonts w:ascii="Arial" w:cs="Arial" w:eastAsia="Arial" w:hAnsi="Arial"/>
@@ -19841,7 +19841,7 @@
             <w:pPr>
               <w:spacing w:after="20" w:before="0"/>
             </w:pPr>
-            <w:hyperlink w:history="1" r:id="rIdoglb8boumy78vmuznmtkk">
+            <w:hyperlink w:history="1" r:id="rIdeqy9b8jax6ushdn8gefne">
               <w:r>
                 <w:rPr>
                   <w:rFonts w:ascii="Arial" w:cs="Arial" w:eastAsia="Arial" w:hAnsi="Arial"/>
@@ -19874,7 +19874,7 @@
               <w:spacing w:after="10" w:before="0"/>
               <w:ind w:left="120"/>
             </w:pPr>
-            <w:hyperlink w:history="1" r:id="rIdz32et8o6vljvshf2z-dlv">
+            <w:hyperlink w:history="1" r:id="rIdl_fchlws9_0n77hsycfaz">
               <w:r>
                 <w:rPr>
                   <w:rFonts w:ascii="Arial" w:cs="Arial" w:eastAsia="Arial" w:hAnsi="Arial"/>
@@ -20069,7 +20069,7 @@
             <w:pPr>
               <w:spacing w:after="20" w:before="0"/>
             </w:pPr>
-            <w:hyperlink w:history="1" r:id="rIdbf7vfd9bg30diq2lmzohl">
+            <w:hyperlink w:history="1" r:id="rIdz4nbcqbil7bvj6c9a-fyn">
               <w:r>
                 <w:rPr>
                   <w:rFonts w:ascii="Arial" w:cs="Arial" w:eastAsia="Arial" w:hAnsi="Arial"/>
@@ -20102,7 +20102,7 @@
               <w:spacing w:after="10" w:before="0"/>
               <w:ind w:left="120"/>
             </w:pPr>
-            <w:hyperlink w:history="1" r:id="rId8uetfduzofqqkmrww0ykm">
+            <w:hyperlink w:history="1" r:id="rIdts4xbboa6nyfi-suacpr6">
               <w:r>
                 <w:rPr>
                   <w:rFonts w:ascii="Arial" w:cs="Arial" w:eastAsia="Arial" w:hAnsi="Arial"/>
@@ -20147,7 +20147,7 @@
             <w:pPr>
               <w:spacing w:after="20" w:before="0"/>
             </w:pPr>
-            <w:hyperlink w:history="1" r:id="rId4vvm33m6fszncegwiwejy">
+            <w:hyperlink w:history="1" r:id="rIdnqlwgsdcyz4x4xmyxtrqk">
               <w:r>
                 <w:rPr>
                   <w:rFonts w:ascii="Arial" w:cs="Arial" w:eastAsia="Arial" w:hAnsi="Arial"/>
@@ -20180,7 +20180,7 @@
               <w:spacing w:after="10" w:before="0"/>
               <w:ind w:left="120"/>
             </w:pPr>
-            <w:hyperlink w:history="1" r:id="rIdly6refnk5pjc3py08audn">
+            <w:hyperlink w:history="1" r:id="rId_pnsvmbres6-1mmzqqqyw">
               <w:r>
                 <w:rPr>
                   <w:rFonts w:ascii="Arial" w:cs="Arial" w:eastAsia="Arial" w:hAnsi="Arial"/>
@@ -21667,7 +21667,7 @@
             <w:pPr>
               <w:spacing w:after="20" w:before="0"/>
             </w:pPr>
-            <w:hyperlink w:history="1" r:id="rIdnwev5p1osvfoyer2xofdx">
+            <w:hyperlink w:history="1" r:id="rIdvaqu-rlyesdzmy8errgzl">
               <w:r>
                 <w:rPr>
                   <w:rFonts w:ascii="Arial" w:cs="Arial" w:eastAsia="Arial" w:hAnsi="Arial"/>
@@ -21700,7 +21700,7 @@
               <w:spacing w:after="10" w:before="0"/>
               <w:ind w:left="120"/>
             </w:pPr>
-            <w:hyperlink w:history="1" r:id="rIdqrkgpf-bub8swv0rbw5r9">
+            <w:hyperlink w:history="1" r:id="rIdlngmugvhuj-jmagnz8wfs">
               <w:r>
                 <w:rPr>
                   <w:rFonts w:ascii="Arial" w:cs="Arial" w:eastAsia="Arial" w:hAnsi="Arial"/>
@@ -21745,7 +21745,7 @@
             <w:pPr>
               <w:spacing w:after="20" w:before="0"/>
             </w:pPr>
-            <w:hyperlink w:history="1" r:id="rIdl87wj1yfc1u0goy0tqyly">
+            <w:hyperlink w:history="1" r:id="rIdxj3wtvkkmk08aigfo6rpi">
               <w:r>
                 <w:rPr>
                   <w:rFonts w:ascii="Arial" w:cs="Arial" w:eastAsia="Arial" w:hAnsi="Arial"/>
@@ -21778,7 +21778,7 @@
               <w:spacing w:after="10" w:before="0"/>
               <w:ind w:left="120"/>
             </w:pPr>
-            <w:hyperlink w:history="1" r:id="rIdlo4h6vwbwlpasllg061z5">
+            <w:hyperlink w:history="1" r:id="rIdoeow9-kiit9aod8evn_i9">
               <w:r>
                 <w:rPr>
                   <w:rFonts w:ascii="Arial" w:cs="Arial" w:eastAsia="Arial" w:hAnsi="Arial"/>
@@ -21973,7 +21973,7 @@
             <w:pPr>
               <w:spacing w:after="20" w:before="0"/>
             </w:pPr>
-            <w:hyperlink w:history="1" r:id="rIdmyerov0adfhiju195pw8j">
+            <w:hyperlink w:history="1" r:id="rIdbi9hlk0y8kyzxgz1smiwe">
               <w:r>
                 <w:rPr>
                   <w:rFonts w:ascii="Arial" w:cs="Arial" w:eastAsia="Arial" w:hAnsi="Arial"/>
@@ -22006,7 +22006,7 @@
               <w:spacing w:after="10" w:before="0"/>
               <w:ind w:left="120"/>
             </w:pPr>
-            <w:hyperlink w:history="1" r:id="rIdv3nuzqmzmuczgjeysoobn">
+            <w:hyperlink w:history="1" r:id="rIdbaf8bdhq7l4e1qdgemzjd">
               <w:r>
                 <w:rPr>
                   <w:rFonts w:ascii="Arial" w:cs="Arial" w:eastAsia="Arial" w:hAnsi="Arial"/>
@@ -22051,7 +22051,7 @@
             <w:pPr>
               <w:spacing w:after="20" w:before="0"/>
             </w:pPr>
-            <w:hyperlink w:history="1" r:id="rId0dlza7ptq9z0k9wuwvosd">
+            <w:hyperlink w:history="1" r:id="rIdn-0dfogs_bxcdkwgqajif">
               <w:r>
                 <w:rPr>
                   <w:rFonts w:ascii="Arial" w:cs="Arial" w:eastAsia="Arial" w:hAnsi="Arial"/>
@@ -22084,7 +22084,7 @@
               <w:spacing w:after="10" w:before="0"/>
               <w:ind w:left="120"/>
             </w:pPr>
-            <w:hyperlink w:history="1" r:id="rIdeh4egrgklcwarnccp5ajc">
+            <w:hyperlink w:history="1" r:id="rIdplcnsfxlww9yy8bhyqtwu">
               <w:r>
                 <w:rPr>
                   <w:rFonts w:ascii="Arial" w:cs="Arial" w:eastAsia="Arial" w:hAnsi="Arial"/>
@@ -22279,7 +22279,7 @@
             <w:pPr>
               <w:spacing w:after="20" w:before="0"/>
             </w:pPr>
-            <w:hyperlink w:history="1" r:id="rIdxcmo0xl6y1zh7doaqkiqh">
+            <w:hyperlink w:history="1" r:id="rIdmntyg_ksl3bxoezxd5kiy">
               <w:r>
                 <w:rPr>
                   <w:rFonts w:ascii="Arial" w:cs="Arial" w:eastAsia="Arial" w:hAnsi="Arial"/>
@@ -22312,7 +22312,7 @@
               <w:spacing w:after="10" w:before="0"/>
               <w:ind w:left="120"/>
             </w:pPr>
-            <w:hyperlink w:history="1" r:id="rIddt2n5ti-1fap7zzno02ye">
+            <w:hyperlink w:history="1" r:id="rIdyaoq5bcira04wzd9vviro">
               <w:r>
                 <w:rPr>
                   <w:rFonts w:ascii="Arial" w:cs="Arial" w:eastAsia="Arial" w:hAnsi="Arial"/>
@@ -22357,7 +22357,7 @@
             <w:pPr>
               <w:spacing w:after="20" w:before="0"/>
             </w:pPr>
-            <w:hyperlink w:history="1" r:id="rId6ivgqduypjyjfi4adxxoi">
+            <w:hyperlink w:history="1" r:id="rIdcfd8k3sabl2byg4t8rvod">
               <w:r>
                 <w:rPr>
                   <w:rFonts w:ascii="Arial" w:cs="Arial" w:eastAsia="Arial" w:hAnsi="Arial"/>
@@ -22390,7 +22390,7 @@
               <w:spacing w:after="10" w:before="0"/>
               <w:ind w:left="120"/>
             </w:pPr>
-            <w:hyperlink w:history="1" r:id="rIdqaxoddhqy5cy0k4nzmdgw">
+            <w:hyperlink w:history="1" r:id="rIdtjpkctsjxoi2bmpzknnws">
               <w:r>
                 <w:rPr>
                   <w:rFonts w:ascii="Arial" w:cs="Arial" w:eastAsia="Arial" w:hAnsi="Arial"/>
@@ -22585,7 +22585,7 @@
             <w:pPr>
               <w:spacing w:after="20" w:before="0"/>
             </w:pPr>
-            <w:hyperlink w:history="1" r:id="rIdnbncwl2mtj5rkomhc4xsf">
+            <w:hyperlink w:history="1" r:id="rIdjnjq7ur45cpdxewdr5r2_">
               <w:r>
                 <w:rPr>
                   <w:rFonts w:ascii="Arial" w:cs="Arial" w:eastAsia="Arial" w:hAnsi="Arial"/>
@@ -22618,7 +22618,7 @@
               <w:spacing w:after="10" w:before="0"/>
               <w:ind w:left="120"/>
             </w:pPr>
-            <w:hyperlink w:history="1" r:id="rIdsfyykmphoo0abefn3yhx7">
+            <w:hyperlink w:history="1" r:id="rIdo9nzchgbtf25zbtzb9e7d">
               <w:r>
                 <w:rPr>
                   <w:rFonts w:ascii="Arial" w:cs="Arial" w:eastAsia="Arial" w:hAnsi="Arial"/>
@@ -22663,7 +22663,7 @@
             <w:pPr>
               <w:spacing w:after="20" w:before="0"/>
             </w:pPr>
-            <w:hyperlink w:history="1" r:id="rIdlvethzxdpiiatmg9us312">
+            <w:hyperlink w:history="1" r:id="rIdwbyibaeodgqffhczmtwng">
               <w:r>
                 <w:rPr>
                   <w:rFonts w:ascii="Arial" w:cs="Arial" w:eastAsia="Arial" w:hAnsi="Arial"/>
@@ -22696,7 +22696,7 @@
               <w:spacing w:after="10" w:before="0"/>
               <w:ind w:left="120"/>
             </w:pPr>
-            <w:hyperlink w:history="1" r:id="rIdxvahjzdyzvyrsxzttotkt">
+            <w:hyperlink w:history="1" r:id="rIdgkpxmxewkoty-yrzung7m">
               <w:r>
                 <w:rPr>
                   <w:rFonts w:ascii="Arial" w:cs="Arial" w:eastAsia="Arial" w:hAnsi="Arial"/>
@@ -22891,7 +22891,7 @@
             <w:pPr>
               <w:spacing w:after="20" w:before="0"/>
             </w:pPr>
-            <w:hyperlink w:history="1" r:id="rIdvsyevh55mxohylo64noqx">
+            <w:hyperlink w:history="1" r:id="rIda5rbob2ribu_f2f6n0vbx">
               <w:r>
                 <w:rPr>
                   <w:rFonts w:ascii="Arial" w:cs="Arial" w:eastAsia="Arial" w:hAnsi="Arial"/>
@@ -22924,7 +22924,7 @@
               <w:spacing w:after="10" w:before="0"/>
               <w:ind w:left="120"/>
             </w:pPr>
-            <w:hyperlink w:history="1" r:id="rIdr4qanp4p93ap_aexjbczr">
+            <w:hyperlink w:history="1" r:id="rIdcjqeod564mn-6h_xgp9nc">
               <w:r>
                 <w:rPr>
                   <w:rFonts w:ascii="Arial" w:cs="Arial" w:eastAsia="Arial" w:hAnsi="Arial"/>
@@ -22969,7 +22969,7 @@
             <w:pPr>
               <w:spacing w:after="20" w:before="0"/>
             </w:pPr>
-            <w:hyperlink w:history="1" r:id="rId_2fvhej5xqip5f8ynt5n5">
+            <w:hyperlink w:history="1" r:id="rIdpca5ansgunx_ugaecmvoo">
               <w:r>
                 <w:rPr>
                   <w:rFonts w:ascii="Arial" w:cs="Arial" w:eastAsia="Arial" w:hAnsi="Arial"/>
@@ -23002,7 +23002,7 @@
               <w:spacing w:after="10" w:before="0"/>
               <w:ind w:left="120"/>
             </w:pPr>
-            <w:hyperlink w:history="1" r:id="rIdhihgrrj2rkvwkpp7fqmf6">
+            <w:hyperlink w:history="1" r:id="rIdaq2rs7o2ncs_wcwjmsork">
               <w:r>
                 <w:rPr>
                   <w:rFonts w:ascii="Arial" w:cs="Arial" w:eastAsia="Arial" w:hAnsi="Arial"/>
@@ -24489,7 +24489,7 @@
             <w:pPr>
               <w:spacing w:after="20" w:before="0"/>
             </w:pPr>
-            <w:hyperlink w:history="1" r:id="rId2tp9jerial_jqjqndfhv0">
+            <w:hyperlink w:history="1" r:id="rId4eer8ay5zqaoropwpsmji">
               <w:r>
                 <w:rPr>
                   <w:rFonts w:ascii="Arial" w:cs="Arial" w:eastAsia="Arial" w:hAnsi="Arial"/>
@@ -24522,7 +24522,7 @@
               <w:spacing w:after="10" w:before="0"/>
               <w:ind w:left="120"/>
             </w:pPr>
-            <w:hyperlink w:history="1" r:id="rIdfyoi8cyhpzz0lt_s3yxny">
+            <w:hyperlink w:history="1" r:id="rIdrvwllhcrwyhak_feoi6gy">
               <w:r>
                 <w:rPr>
                   <w:rFonts w:ascii="Arial" w:cs="Arial" w:eastAsia="Arial" w:hAnsi="Arial"/>
@@ -24567,7 +24567,7 @@
             <w:pPr>
               <w:spacing w:after="20" w:before="0"/>
             </w:pPr>
-            <w:hyperlink w:history="1" r:id="rIdkm3kgybzuaflpoajajxdr">
+            <w:hyperlink w:history="1" r:id="rId784qdeqv39hurhps3ieyg">
               <w:r>
                 <w:rPr>
                   <w:rFonts w:ascii="Arial" w:cs="Arial" w:eastAsia="Arial" w:hAnsi="Arial"/>
@@ -24600,7 +24600,7 @@
               <w:spacing w:after="10" w:before="0"/>
               <w:ind w:left="120"/>
             </w:pPr>
-            <w:hyperlink w:history="1" r:id="rIdutuieo6gpajti0v9hqcj4">
+            <w:hyperlink w:history="1" r:id="rIdpq2uygbxqxlomwawcywjs">
               <w:r>
                 <w:rPr>
                   <w:rFonts w:ascii="Arial" w:cs="Arial" w:eastAsia="Arial" w:hAnsi="Arial"/>
@@ -24795,7 +24795,7 @@
             <w:pPr>
               <w:spacing w:after="20" w:before="0"/>
             </w:pPr>
-            <w:hyperlink w:history="1" r:id="rIdroscx26r2wk0ouugl0l_o">
+            <w:hyperlink w:history="1" r:id="rIddq9kqsevzdvem3dth2_gu">
               <w:r>
                 <w:rPr>
                   <w:rFonts w:ascii="Arial" w:cs="Arial" w:eastAsia="Arial" w:hAnsi="Arial"/>
@@ -24828,7 +24828,7 @@
               <w:spacing w:after="10" w:before="0"/>
               <w:ind w:left="120"/>
             </w:pPr>
-            <w:hyperlink w:history="1" r:id="rIdy1jai8izlywfvicksyx9c">
+            <w:hyperlink w:history="1" r:id="rIduany393m19ap6i0r1sp4z">
               <w:r>
                 <w:rPr>
                   <w:rFonts w:ascii="Arial" w:cs="Arial" w:eastAsia="Arial" w:hAnsi="Arial"/>
@@ -24873,7 +24873,7 @@
             <w:pPr>
               <w:spacing w:after="20" w:before="0"/>
             </w:pPr>
-            <w:hyperlink w:history="1" r:id="rIdz2k9eqr8y17klzmvfofne">
+            <w:hyperlink w:history="1" r:id="rIdku5_kgcgl8co6frixezku">
               <w:r>
                 <w:rPr>
                   <w:rFonts w:ascii="Arial" w:cs="Arial" w:eastAsia="Arial" w:hAnsi="Arial"/>
@@ -24906,7 +24906,7 @@
               <w:spacing w:after="10" w:before="0"/>
               <w:ind w:left="120"/>
             </w:pPr>
-            <w:hyperlink w:history="1" r:id="rIdcjm2vupwqd69io1upgxrr">
+            <w:hyperlink w:history="1" r:id="rIdjkqmqhdmfrqf_zuu2p3mq">
               <w:r>
                 <w:rPr>
                   <w:rFonts w:ascii="Arial" w:cs="Arial" w:eastAsia="Arial" w:hAnsi="Arial"/>
@@ -25101,7 +25101,7 @@
             <w:pPr>
               <w:spacing w:after="20" w:before="0"/>
             </w:pPr>
-            <w:hyperlink w:history="1" r:id="rIdiwwcu63fbazzpulle0yca">
+            <w:hyperlink w:history="1" r:id="rId5trxnhwfqqqkogyhpc3pe">
               <w:r>
                 <w:rPr>
                   <w:rFonts w:ascii="Arial" w:cs="Arial" w:eastAsia="Arial" w:hAnsi="Arial"/>
@@ -25134,7 +25134,7 @@
               <w:spacing w:after="10" w:before="0"/>
               <w:ind w:left="120"/>
             </w:pPr>
-            <w:hyperlink w:history="1" r:id="rIdy4m90dovwm0_n2gk7_b-4">
+            <w:hyperlink w:history="1" r:id="rIdribnqjovzqcmerqxky-fc">
               <w:r>
                 <w:rPr>
                   <w:rFonts w:ascii="Arial" w:cs="Arial" w:eastAsia="Arial" w:hAnsi="Arial"/>
@@ -25179,7 +25179,7 @@
             <w:pPr>
               <w:spacing w:after="20" w:before="0"/>
             </w:pPr>
-            <w:hyperlink w:history="1" r:id="rId97k-9lvidbuyy00dixnub">
+            <w:hyperlink w:history="1" r:id="rIdtfnlfh4m2vsm_uszr2qkt">
               <w:r>
                 <w:rPr>
                   <w:rFonts w:ascii="Arial" w:cs="Arial" w:eastAsia="Arial" w:hAnsi="Arial"/>
@@ -25212,7 +25212,7 @@
               <w:spacing w:after="10" w:before="0"/>
               <w:ind w:left="120"/>
             </w:pPr>
-            <w:hyperlink w:history="1" r:id="rId-2ruvpcbmppubklzh8lsf">
+            <w:hyperlink w:history="1" r:id="rIddzmibp0nab8usgsnjhv2r">
               <w:r>
                 <w:rPr>
                   <w:rFonts w:ascii="Arial" w:cs="Arial" w:eastAsia="Arial" w:hAnsi="Arial"/>
@@ -25407,7 +25407,7 @@
             <w:pPr>
               <w:spacing w:after="20" w:before="0"/>
             </w:pPr>
-            <w:hyperlink w:history="1" r:id="rIdiewdm9lrcp-yajjg9wp52">
+            <w:hyperlink w:history="1" r:id="rIdd36qawqyduh_zgbqaltc5">
               <w:r>
                 <w:rPr>
                   <w:rFonts w:ascii="Arial" w:cs="Arial" w:eastAsia="Arial" w:hAnsi="Arial"/>
@@ -25440,7 +25440,7 @@
               <w:spacing w:after="10" w:before="0"/>
               <w:ind w:left="120"/>
             </w:pPr>
-            <w:hyperlink w:history="1" r:id="rIdttspnmw8lmeassoo26xg6">
+            <w:hyperlink w:history="1" r:id="rId_kd-dzhif9uicw8orxx15">
               <w:r>
                 <w:rPr>
                   <w:rFonts w:ascii="Arial" w:cs="Arial" w:eastAsia="Arial" w:hAnsi="Arial"/>
@@ -25485,7 +25485,7 @@
             <w:pPr>
               <w:spacing w:after="20" w:before="0"/>
             </w:pPr>
-            <w:hyperlink w:history="1" r:id="rIdaxq9bebqvrcf2b4axpo2c">
+            <w:hyperlink w:history="1" r:id="rIdzwnxt0z7fzuhx5pa2azov">
               <w:r>
                 <w:rPr>
                   <w:rFonts w:ascii="Arial" w:cs="Arial" w:eastAsia="Arial" w:hAnsi="Arial"/>
@@ -25518,7 +25518,7 @@
               <w:spacing w:after="10" w:before="0"/>
               <w:ind w:left="120"/>
             </w:pPr>
-            <w:hyperlink w:history="1" r:id="rIdv3qg6mecbw-vlpmzpnnxq">
+            <w:hyperlink w:history="1" r:id="rIdy8kdymsgx9blciz0ceuxi">
               <w:r>
                 <w:rPr>
                   <w:rFonts w:ascii="Arial" w:cs="Arial" w:eastAsia="Arial" w:hAnsi="Arial"/>
@@ -25713,7 +25713,7 @@
             <w:pPr>
               <w:spacing w:after="20" w:before="0"/>
             </w:pPr>
-            <w:hyperlink w:history="1" r:id="rIdtwf-rhrc0v5klvgvetqeq">
+            <w:hyperlink w:history="1" r:id="rId_imj3mqikcpxi2yt1-cfc">
               <w:r>
                 <w:rPr>
                   <w:rFonts w:ascii="Arial" w:cs="Arial" w:eastAsia="Arial" w:hAnsi="Arial"/>
@@ -25746,7 +25746,7 @@
               <w:spacing w:after="10" w:before="0"/>
               <w:ind w:left="120"/>
             </w:pPr>
-            <w:hyperlink w:history="1" r:id="rIdxxkitwfuxsdenarhb1mlz">
+            <w:hyperlink w:history="1" r:id="rIdq-ankvmkyrqlrini6atrm">
               <w:r>
                 <w:rPr>
                   <w:rFonts w:ascii="Arial" w:cs="Arial" w:eastAsia="Arial" w:hAnsi="Arial"/>
@@ -25791,7 +25791,7 @@
             <w:pPr>
               <w:spacing w:after="20" w:before="0"/>
             </w:pPr>
-            <w:hyperlink w:history="1" r:id="rIdvqzfalzlugrej9fb03k91">
+            <w:hyperlink w:history="1" r:id="rIdimi4crblg5f_axuoup7nm">
               <w:r>
                 <w:rPr>
                   <w:rFonts w:ascii="Arial" w:cs="Arial" w:eastAsia="Arial" w:hAnsi="Arial"/>
@@ -25824,7 +25824,7 @@
               <w:spacing w:after="10" w:before="0"/>
               <w:ind w:left="120"/>
             </w:pPr>
-            <w:hyperlink w:history="1" r:id="rId4l6kgi-9jakqagfjjqvmn">
+            <w:hyperlink w:history="1" r:id="rId2rst0m4sk-_nnbm0wvtla">
               <w:r>
                 <w:rPr>
                   <w:rFonts w:ascii="Arial" w:cs="Arial" w:eastAsia="Arial" w:hAnsi="Arial"/>
@@ -27311,7 +27311,7 @@
             <w:pPr>
               <w:spacing w:after="20" w:before="0"/>
             </w:pPr>
-            <w:hyperlink w:history="1" r:id="rIdzb6zzyz7ve0igfyh6lekj">
+            <w:hyperlink w:history="1" r:id="rIdqbo-gvx-gafuriigbhprf">
               <w:r>
                 <w:rPr>
                   <w:rFonts w:ascii="Arial" w:cs="Arial" w:eastAsia="Arial" w:hAnsi="Arial"/>
@@ -27344,7 +27344,7 @@
               <w:spacing w:after="10" w:before="0"/>
               <w:ind w:left="120"/>
             </w:pPr>
-            <w:hyperlink w:history="1" r:id="rIdvamguymtxk7hqgqckvibo">
+            <w:hyperlink w:history="1" r:id="rIdkquxwawbd5tbey1syvomi">
               <w:r>
                 <w:rPr>
                   <w:rFonts w:ascii="Arial" w:cs="Arial" w:eastAsia="Arial" w:hAnsi="Arial"/>
@@ -27389,7 +27389,7 @@
             <w:pPr>
               <w:spacing w:after="20" w:before="0"/>
             </w:pPr>
-            <w:hyperlink w:history="1" r:id="rIdalfid4lleuabc8774wkr4">
+            <w:hyperlink w:history="1" r:id="rIdwxk3lasjen-4n1tssivy7">
               <w:r>
                 <w:rPr>
                   <w:rFonts w:ascii="Arial" w:cs="Arial" w:eastAsia="Arial" w:hAnsi="Arial"/>
@@ -27422,7 +27422,7 @@
               <w:spacing w:after="10" w:before="0"/>
               <w:ind w:left="120"/>
             </w:pPr>
-            <w:hyperlink w:history="1" r:id="rIdzbtczcc5o6smdtuw4wdb2">
+            <w:hyperlink w:history="1" r:id="rIdlnx2xcqixkrmugtzhzplc">
               <w:r>
                 <w:rPr>
                   <w:rFonts w:ascii="Arial" w:cs="Arial" w:eastAsia="Arial" w:hAnsi="Arial"/>
@@ -27617,7 +27617,7 @@
             <w:pPr>
               <w:spacing w:after="20" w:before="0"/>
             </w:pPr>
-            <w:hyperlink w:history="1" r:id="rIdvskhjbokzc_1srhzs5j32">
+            <w:hyperlink w:history="1" r:id="rIdavmc5_dykoqrhputezxgo">
               <w:r>
                 <w:rPr>
                   <w:rFonts w:ascii="Arial" w:cs="Arial" w:eastAsia="Arial" w:hAnsi="Arial"/>
@@ -27650,7 +27650,7 @@
               <w:spacing w:after="10" w:before="0"/>
               <w:ind w:left="120"/>
             </w:pPr>
-            <w:hyperlink w:history="1" r:id="rId3az15mrcz4jrrtak_p5yr">
+            <w:hyperlink w:history="1" r:id="rIdmsrklzqkmwq0d8turjibf">
               <w:r>
                 <w:rPr>
                   <w:rFonts w:ascii="Arial" w:cs="Arial" w:eastAsia="Arial" w:hAnsi="Arial"/>
@@ -27695,7 +27695,7 @@
             <w:pPr>
               <w:spacing w:after="20" w:before="0"/>
             </w:pPr>
-            <w:hyperlink w:history="1" r:id="rIdsfd9usafbpbuux748zya-">
+            <w:hyperlink w:history="1" r:id="rIds7sq-fygrykl-exjnpvlf">
               <w:r>
                 <w:rPr>
                   <w:rFonts w:ascii="Arial" w:cs="Arial" w:eastAsia="Arial" w:hAnsi="Arial"/>
@@ -27728,7 +27728,7 @@
               <w:spacing w:after="10" w:before="0"/>
               <w:ind w:left="120"/>
             </w:pPr>
-            <w:hyperlink w:history="1" r:id="rIdrvufpzwmio-qg_2u-erdu">
+            <w:hyperlink w:history="1" r:id="rIdcbtn4cw2zeriblofksmyw">
               <w:r>
                 <w:rPr>
                   <w:rFonts w:ascii="Arial" w:cs="Arial" w:eastAsia="Arial" w:hAnsi="Arial"/>
@@ -27923,7 +27923,7 @@
             <w:pPr>
               <w:spacing w:after="20" w:before="0"/>
             </w:pPr>
-            <w:hyperlink w:history="1" r:id="rIdfwlxy_huoysh6zyfboqsl">
+            <w:hyperlink w:history="1" r:id="rIda2z5tts_shhiabagrg7fb">
               <w:r>
                 <w:rPr>
                   <w:rFonts w:ascii="Arial" w:cs="Arial" w:eastAsia="Arial" w:hAnsi="Arial"/>
@@ -27956,7 +27956,7 @@
               <w:spacing w:after="10" w:before="0"/>
               <w:ind w:left="120"/>
             </w:pPr>
-            <w:hyperlink w:history="1" r:id="rIdfcygxy9fmwh_aimilyxas">
+            <w:hyperlink w:history="1" r:id="rIdappekxku1whdjrpjgrv_o">
               <w:r>
                 <w:rPr>
                   <w:rFonts w:ascii="Arial" w:cs="Arial" w:eastAsia="Arial" w:hAnsi="Arial"/>
@@ -28001,7 +28001,7 @@
             <w:pPr>
               <w:spacing w:after="20" w:before="0"/>
             </w:pPr>
-            <w:hyperlink w:history="1" r:id="rIdq82qkizkntqw3wxwia7_9">
+            <w:hyperlink w:history="1" r:id="rIdmkptb4jbhbv1ujwcmb-or">
               <w:r>
                 <w:rPr>
                   <w:rFonts w:ascii="Arial" w:cs="Arial" w:eastAsia="Arial" w:hAnsi="Arial"/>
@@ -28034,7 +28034,7 @@
               <w:spacing w:after="10" w:before="0"/>
               <w:ind w:left="120"/>
             </w:pPr>
-            <w:hyperlink w:history="1" r:id="rIdg_ckhbi339wlzxzkavfnt">
+            <w:hyperlink w:history="1" r:id="rIdj16d77if4ayuud03fgtok">
               <w:r>
                 <w:rPr>
                   <w:rFonts w:ascii="Arial" w:cs="Arial" w:eastAsia="Arial" w:hAnsi="Arial"/>
@@ -28229,7 +28229,7 @@
             <w:pPr>
               <w:spacing w:after="20" w:before="0"/>
             </w:pPr>
-            <w:hyperlink w:history="1" r:id="rIdtk43bzgivnijq2lv5knlo">
+            <w:hyperlink w:history="1" r:id="rIdseellci9nwby1vvtbffjw">
               <w:r>
                 <w:rPr>
                   <w:rFonts w:ascii="Arial" w:cs="Arial" w:eastAsia="Arial" w:hAnsi="Arial"/>
@@ -28262,7 +28262,7 @@
               <w:spacing w:after="10" w:before="0"/>
               <w:ind w:left="120"/>
             </w:pPr>
-            <w:hyperlink w:history="1" r:id="rIdb5ymqztt6cqptcjrkjdar">
+            <w:hyperlink w:history="1" r:id="rIdpkc3ebqh_vdmq_chkcfxa">
               <w:r>
                 <w:rPr>
                   <w:rFonts w:ascii="Arial" w:cs="Arial" w:eastAsia="Arial" w:hAnsi="Arial"/>
@@ -28307,7 +28307,7 @@
             <w:pPr>
               <w:spacing w:after="20" w:before="0"/>
             </w:pPr>
-            <w:hyperlink w:history="1" r:id="rId2fzdfh_x8gfe1fdlmgfyv">
+            <w:hyperlink w:history="1" r:id="rIdsdubaoiytddbkbfsd4znp">
               <w:r>
                 <w:rPr>
                   <w:rFonts w:ascii="Arial" w:cs="Arial" w:eastAsia="Arial" w:hAnsi="Arial"/>
@@ -28340,7 +28340,7 @@
               <w:spacing w:after="10" w:before="0"/>
               <w:ind w:left="120"/>
             </w:pPr>
-            <w:hyperlink w:history="1" r:id="rIdqlpvs-79ruj5haaeo1p0h">
+            <w:hyperlink w:history="1" r:id="rIdnc4xv7inm8m-v06jwujd6">
               <w:r>
                 <w:rPr>
                   <w:rFonts w:ascii="Arial" w:cs="Arial" w:eastAsia="Arial" w:hAnsi="Arial"/>
@@ -28535,7 +28535,7 @@
             <w:pPr>
               <w:spacing w:after="20" w:before="0"/>
             </w:pPr>
-            <w:hyperlink w:history="1" r:id="rIdrojwmjnjhfnqbk91v9z29">
+            <w:hyperlink w:history="1" r:id="rIdv7y9qagujgrnrcys1dj5q">
               <w:r>
                 <w:rPr>
                   <w:rFonts w:ascii="Arial" w:cs="Arial" w:eastAsia="Arial" w:hAnsi="Arial"/>
@@ -28568,7 +28568,7 @@
               <w:spacing w:after="10" w:before="0"/>
               <w:ind w:left="120"/>
             </w:pPr>
-            <w:hyperlink w:history="1" r:id="rIdhchackvsdsyu6xwyx1b0g">
+            <w:hyperlink w:history="1" r:id="rIdv0j0wluergl9bxupueos2">
               <w:r>
                 <w:rPr>
                   <w:rFonts w:ascii="Arial" w:cs="Arial" w:eastAsia="Arial" w:hAnsi="Arial"/>
@@ -28613,7 +28613,7 @@
             <w:pPr>
               <w:spacing w:after="20" w:before="0"/>
             </w:pPr>
-            <w:hyperlink w:history="1" r:id="rIdxkgzgkpfafaityo8ibcua">
+            <w:hyperlink w:history="1" r:id="rId1nnlb723lhlsem2tdugrh">
               <w:r>
                 <w:rPr>
                   <w:rFonts w:ascii="Arial" w:cs="Arial" w:eastAsia="Arial" w:hAnsi="Arial"/>
@@ -28646,7 +28646,7 @@
               <w:spacing w:after="10" w:before="0"/>
               <w:ind w:left="120"/>
             </w:pPr>
-            <w:hyperlink w:history="1" r:id="rIdou707mdphrwjlpgqnniwn">
+            <w:hyperlink w:history="1" r:id="rIdcvgvig0dcdr0fnbbkjd4f">
               <w:r>
                 <w:rPr>
                   <w:rFonts w:ascii="Arial" w:cs="Arial" w:eastAsia="Arial" w:hAnsi="Arial"/>
@@ -30133,7 +30133,7 @@
             <w:pPr>
               <w:spacing w:after="20" w:before="0"/>
             </w:pPr>
-            <w:hyperlink w:history="1" r:id="rIdytx3wnoylwxfxaamgmo9u">
+            <w:hyperlink w:history="1" r:id="rId-tevqmxw-h3haoaobjh4e">
               <w:r>
                 <w:rPr>
                   <w:rFonts w:ascii="Arial" w:cs="Arial" w:eastAsia="Arial" w:hAnsi="Arial"/>
@@ -30166,7 +30166,7 @@
               <w:spacing w:after="10" w:before="0"/>
               <w:ind w:left="120"/>
             </w:pPr>
-            <w:hyperlink w:history="1" r:id="rIdfszjdiubjgv4eppx1dcmc">
+            <w:hyperlink w:history="1" r:id="rIdbrgrwrrvjtzsdhwqpjzuc">
               <w:r>
                 <w:rPr>
                   <w:rFonts w:ascii="Arial" w:cs="Arial" w:eastAsia="Arial" w:hAnsi="Arial"/>
@@ -30211,7 +30211,7 @@
             <w:pPr>
               <w:spacing w:after="20" w:before="0"/>
             </w:pPr>
-            <w:hyperlink w:history="1" r:id="rIdaslopf5l9gicpfqdeiken">
+            <w:hyperlink w:history="1" r:id="rIdrfoaex7rrtv6oloaxtyoi">
               <w:r>
                 <w:rPr>
                   <w:rFonts w:ascii="Arial" w:cs="Arial" w:eastAsia="Arial" w:hAnsi="Arial"/>
@@ -30244,7 +30244,7 @@
               <w:spacing w:after="10" w:before="0"/>
               <w:ind w:left="120"/>
             </w:pPr>
-            <w:hyperlink w:history="1" r:id="rIdiou8ywh8uuhqz9zeyzol_">
+            <w:hyperlink w:history="1" r:id="rIdcid9oawerulbowpm2szqi">
               <w:r>
                 <w:rPr>
                   <w:rFonts w:ascii="Arial" w:cs="Arial" w:eastAsia="Arial" w:hAnsi="Arial"/>
@@ -30439,7 +30439,7 @@
             <w:pPr>
               <w:spacing w:after="20" w:before="0"/>
             </w:pPr>
-            <w:hyperlink w:history="1" r:id="rIdnswc3lh2b6i5ifpx5gro9">
+            <w:hyperlink w:history="1" r:id="rId-iveegybkiaocxvlpxg0h">
               <w:r>
                 <w:rPr>
                   <w:rFonts w:ascii="Arial" w:cs="Arial" w:eastAsia="Arial" w:hAnsi="Arial"/>
@@ -30472,7 +30472,7 @@
               <w:spacing w:after="10" w:before="0"/>
               <w:ind w:left="120"/>
             </w:pPr>
-            <w:hyperlink w:history="1" r:id="rIdekho-_sjjl0kgyh4m32gn">
+            <w:hyperlink w:history="1" r:id="rIdz_qotqo1z0qaduigf4w2z">
               <w:r>
                 <w:rPr>
                   <w:rFonts w:ascii="Arial" w:cs="Arial" w:eastAsia="Arial" w:hAnsi="Arial"/>
@@ -30517,7 +30517,7 @@
             <w:pPr>
               <w:spacing w:after="20" w:before="0"/>
             </w:pPr>
-            <w:hyperlink w:history="1" r:id="rIdwfji0zqlamtpcuptpyngd">
+            <w:hyperlink w:history="1" r:id="rIdye3ilji_ldmef7px_f2gl">
               <w:r>
                 <w:rPr>
                   <w:rFonts w:ascii="Arial" w:cs="Arial" w:eastAsia="Arial" w:hAnsi="Arial"/>
@@ -30550,7 +30550,7 @@
               <w:spacing w:after="10" w:before="0"/>
               <w:ind w:left="120"/>
             </w:pPr>
-            <w:hyperlink w:history="1" r:id="rIdyamxzymowahyrhio7be37">
+            <w:hyperlink w:history="1" r:id="rIdaeljjrbm84ptvorlvj2sj">
               <w:r>
                 <w:rPr>
                   <w:rFonts w:ascii="Arial" w:cs="Arial" w:eastAsia="Arial" w:hAnsi="Arial"/>
@@ -30745,7 +30745,7 @@
             <w:pPr>
               <w:spacing w:after="20" w:before="0"/>
             </w:pPr>
-            <w:hyperlink w:history="1" r:id="rIdwzo_1k2abhgd95c3m9peg">
+            <w:hyperlink w:history="1" r:id="rIdj10bop4m3ugosetbgneig">
               <w:r>
                 <w:rPr>
                   <w:rFonts w:ascii="Arial" w:cs="Arial" w:eastAsia="Arial" w:hAnsi="Arial"/>
@@ -30778,7 +30778,7 @@
               <w:spacing w:after="10" w:before="0"/>
               <w:ind w:left="120"/>
             </w:pPr>
-            <w:hyperlink w:history="1" r:id="rIdp3bdbro2easgtdf-aahjm">
+            <w:hyperlink w:history="1" r:id="rId9uvcuqiwhznapz0czsh3g">
               <w:r>
                 <w:rPr>
                   <w:rFonts w:ascii="Arial" w:cs="Arial" w:eastAsia="Arial" w:hAnsi="Arial"/>
@@ -30823,7 +30823,7 @@
             <w:pPr>
               <w:spacing w:after="20" w:before="0"/>
             </w:pPr>
-            <w:hyperlink w:history="1" r:id="rIdtlsjfjdihoish8ka6-zfy">
+            <w:hyperlink w:history="1" r:id="rIdfzdbhkhj-ba1i3lyoyinn">
               <w:r>
                 <w:rPr>
                   <w:rFonts w:ascii="Arial" w:cs="Arial" w:eastAsia="Arial" w:hAnsi="Arial"/>
@@ -30856,7 +30856,7 @@
               <w:spacing w:after="10" w:before="0"/>
               <w:ind w:left="120"/>
             </w:pPr>
-            <w:hyperlink w:history="1" r:id="rIdvcekgi_mwb_z1misubnse">
+            <w:hyperlink w:history="1" r:id="rIdmxovkng7ks4lkwpgrp8a0">
               <w:r>
                 <w:rPr>
                   <w:rFonts w:ascii="Arial" w:cs="Arial" w:eastAsia="Arial" w:hAnsi="Arial"/>
@@ -31051,7 +31051,7 @@
             <w:pPr>
               <w:spacing w:after="20" w:before="0"/>
             </w:pPr>
-            <w:hyperlink w:history="1" r:id="rIdrnwk6q0yjbj_wacar82bc">
+            <w:hyperlink w:history="1" r:id="rIdgps1whjdlk4ikny02j3ri">
               <w:r>
                 <w:rPr>
                   <w:rFonts w:ascii="Arial" w:cs="Arial" w:eastAsia="Arial" w:hAnsi="Arial"/>
@@ -31084,7 +31084,7 @@
               <w:spacing w:after="10" w:before="0"/>
               <w:ind w:left="120"/>
             </w:pPr>
-            <w:hyperlink w:history="1" r:id="rIdwmymwstj3o-pnetmu94q_">
+            <w:hyperlink w:history="1" r:id="rIdlhbr1cdhzfj4afqvzwbhk">
               <w:r>
                 <w:rPr>
                   <w:rFonts w:ascii="Arial" w:cs="Arial" w:eastAsia="Arial" w:hAnsi="Arial"/>
@@ -31129,7 +31129,7 @@
             <w:pPr>
               <w:spacing w:after="20" w:before="0"/>
             </w:pPr>
-            <w:hyperlink w:history="1" r:id="rIduxfhmt0fo5lwqztra_vgi">
+            <w:hyperlink w:history="1" r:id="rIduhsykkf2yrjb8tehpurfn">
               <w:r>
                 <w:rPr>
                   <w:rFonts w:ascii="Arial" w:cs="Arial" w:eastAsia="Arial" w:hAnsi="Arial"/>
@@ -31162,7 +31162,7 @@
               <w:spacing w:after="10" w:before="0"/>
               <w:ind w:left="120"/>
             </w:pPr>
-            <w:hyperlink w:history="1" r:id="rIdabsl9vcae_be43bez811i">
+            <w:hyperlink w:history="1" r:id="rId78-g3z4kxfr9zeavmeoma">
               <w:r>
                 <w:rPr>
                   <w:rFonts w:ascii="Arial" w:cs="Arial" w:eastAsia="Arial" w:hAnsi="Arial"/>
@@ -31357,7 +31357,7 @@
             <w:pPr>
               <w:spacing w:after="20" w:before="0"/>
             </w:pPr>
-            <w:hyperlink w:history="1" r:id="rIdv6d6_ohtddipak7c4mnrk">
+            <w:hyperlink w:history="1" r:id="rIdv9tr0z47w_ovmfx4nurtu">
               <w:r>
                 <w:rPr>
                   <w:rFonts w:ascii="Arial" w:cs="Arial" w:eastAsia="Arial" w:hAnsi="Arial"/>
@@ -31390,7 +31390,7 @@
               <w:spacing w:after="10" w:before="0"/>
               <w:ind w:left="120"/>
             </w:pPr>
-            <w:hyperlink w:history="1" r:id="rIdvmdvvsvqfujxrr1uk4pf0">
+            <w:hyperlink w:history="1" r:id="rIdx4dyq6svkxvstejebgku0">
               <w:r>
                 <w:rPr>
                   <w:rFonts w:ascii="Arial" w:cs="Arial" w:eastAsia="Arial" w:hAnsi="Arial"/>
@@ -31435,7 +31435,7 @@
             <w:pPr>
               <w:spacing w:after="20" w:before="0"/>
             </w:pPr>
-            <w:hyperlink w:history="1" r:id="rIdolrlu6ke4uujltneuz3uj">
+            <w:hyperlink w:history="1" r:id="rIdez2kxku1tjdk_rykopxt2">
               <w:r>
                 <w:rPr>
                   <w:rFonts w:ascii="Arial" w:cs="Arial" w:eastAsia="Arial" w:hAnsi="Arial"/>
@@ -31468,7 +31468,7 @@
               <w:spacing w:after="10" w:before="0"/>
               <w:ind w:left="120"/>
             </w:pPr>
-            <w:hyperlink w:history="1" r:id="rIdxotokk-srp2c3uxxxg7kt">
+            <w:hyperlink w:history="1" r:id="rId_k79a32iiz3xqm78w9s4n">
               <w:r>
                 <w:rPr>
                   <w:rFonts w:ascii="Arial" w:cs="Arial" w:eastAsia="Arial" w:hAnsi="Arial"/>
@@ -32955,7 +32955,7 @@
             <w:pPr>
               <w:spacing w:after="20" w:before="0"/>
             </w:pPr>
-            <w:hyperlink w:history="1" r:id="rIdbg1bmnx9qdipzufbr86n5">
+            <w:hyperlink w:history="1" r:id="rIdz1rt0lpwmso-uptxjajiu">
               <w:r>
                 <w:rPr>
                   <w:rFonts w:ascii="Arial" w:cs="Arial" w:eastAsia="Arial" w:hAnsi="Arial"/>
@@ -32988,7 +32988,7 @@
               <w:spacing w:after="10" w:before="0"/>
               <w:ind w:left="120"/>
             </w:pPr>
-            <w:hyperlink w:history="1" r:id="rIdvmtzu2eh9yenl2ufel0cq">
+            <w:hyperlink w:history="1" r:id="rId8r6-nyqitehuldz7ssf3a">
               <w:r>
                 <w:rPr>
                   <w:rFonts w:ascii="Arial" w:cs="Arial" w:eastAsia="Arial" w:hAnsi="Arial"/>
@@ -33033,7 +33033,7 @@
             <w:pPr>
               <w:spacing w:after="20" w:before="0"/>
             </w:pPr>
-            <w:hyperlink w:history="1" r:id="rIdavfy0km9p-222dw0v-0ef">
+            <w:hyperlink w:history="1" r:id="rIdih73gl1cgmcqhkaxmvlmb">
               <w:r>
                 <w:rPr>
                   <w:rFonts w:ascii="Arial" w:cs="Arial" w:eastAsia="Arial" w:hAnsi="Arial"/>
@@ -33066,7 +33066,7 @@
               <w:spacing w:after="10" w:before="0"/>
               <w:ind w:left="120"/>
             </w:pPr>
-            <w:hyperlink w:history="1" r:id="rIdv5k3dtm07tvk1wqmitocb">
+            <w:hyperlink w:history="1" r:id="rIdqegdeo1zmj1vrmlyr9cph">
               <w:r>
                 <w:rPr>
                   <w:rFonts w:ascii="Arial" w:cs="Arial" w:eastAsia="Arial" w:hAnsi="Arial"/>
@@ -33261,7 +33261,7 @@
             <w:pPr>
               <w:spacing w:after="20" w:before="0"/>
             </w:pPr>
-            <w:hyperlink w:history="1" r:id="rId27b9rbzu9tf8oj2atzx8q">
+            <w:hyperlink w:history="1" r:id="rId1u1h1ww1tzbzh0b9wojcc">
               <w:r>
                 <w:rPr>
                   <w:rFonts w:ascii="Arial" w:cs="Arial" w:eastAsia="Arial" w:hAnsi="Arial"/>
@@ -33294,7 +33294,7 @@
               <w:spacing w:after="10" w:before="0"/>
               <w:ind w:left="120"/>
             </w:pPr>
-            <w:hyperlink w:history="1" r:id="rId1oazcb4fcvt1lngxin4ko">
+            <w:hyperlink w:history="1" r:id="rIdmzlvkexyxz00qtgzjsoz-">
               <w:r>
                 <w:rPr>
                   <w:rFonts w:ascii="Arial" w:cs="Arial" w:eastAsia="Arial" w:hAnsi="Arial"/>
@@ -33339,7 +33339,7 @@
             <w:pPr>
               <w:spacing w:after="20" w:before="0"/>
             </w:pPr>
-            <w:hyperlink w:history="1" r:id="rIdbkjolklxnvrndvqkwbw1n">
+            <w:hyperlink w:history="1" r:id="rIdsrbrtg4yczygdxsvuxxhj">
               <w:r>
                 <w:rPr>
                   <w:rFonts w:ascii="Arial" w:cs="Arial" w:eastAsia="Arial" w:hAnsi="Arial"/>
@@ -33372,7 +33372,7 @@
               <w:spacing w:after="10" w:before="0"/>
               <w:ind w:left="120"/>
             </w:pPr>
-            <w:hyperlink w:history="1" r:id="rIdezbm8r9i9xarysvjmb9iw">
+            <w:hyperlink w:history="1" r:id="rIdfi2p-tyxkpwdfhcdftjl_">
               <w:r>
                 <w:rPr>
                   <w:rFonts w:ascii="Arial" w:cs="Arial" w:eastAsia="Arial" w:hAnsi="Arial"/>
@@ -33567,7 +33567,7 @@
             <w:pPr>
               <w:spacing w:after="20" w:before="0"/>
             </w:pPr>
-            <w:hyperlink w:history="1" r:id="rIdhnnbdelptizdokleb001g">
+            <w:hyperlink w:history="1" r:id="rId6tim9-svrxonbvsuxx4_s">
               <w:r>
                 <w:rPr>
                   <w:rFonts w:ascii="Arial" w:cs="Arial" w:eastAsia="Arial" w:hAnsi="Arial"/>
@@ -33600,7 +33600,7 @@
               <w:spacing w:after="10" w:before="0"/>
               <w:ind w:left="120"/>
             </w:pPr>
-            <w:hyperlink w:history="1" r:id="rIdtj9l7-guhrg8lr6axhzym">
+            <w:hyperlink w:history="1" r:id="rId2cp93sc9i9g41wgfbz8cq">
               <w:r>
                 <w:rPr>
                   <w:rFonts w:ascii="Arial" w:cs="Arial" w:eastAsia="Arial" w:hAnsi="Arial"/>
@@ -33645,7 +33645,7 @@
             <w:pPr>
               <w:spacing w:after="20" w:before="0"/>
             </w:pPr>
-            <w:hyperlink w:history="1" r:id="rIdirzoi7qcts6lu2m3njthb">
+            <w:hyperlink w:history="1" r:id="rId8j9bv8hkdy5en2ufcimi-">
               <w:r>
                 <w:rPr>
                   <w:rFonts w:ascii="Arial" w:cs="Arial" w:eastAsia="Arial" w:hAnsi="Arial"/>
@@ -33678,7 +33678,7 @@
               <w:spacing w:after="10" w:before="0"/>
               <w:ind w:left="120"/>
             </w:pPr>
-            <w:hyperlink w:history="1" r:id="rIdpp3arrrqggetb28cfonkb">
+            <w:hyperlink w:history="1" r:id="rIdprk-u7-81vrdbr_4o0kkv">
               <w:r>
                 <w:rPr>
                   <w:rFonts w:ascii="Arial" w:cs="Arial" w:eastAsia="Arial" w:hAnsi="Arial"/>
@@ -33873,7 +33873,7 @@
             <w:pPr>
               <w:spacing w:after="20" w:before="0"/>
             </w:pPr>
-            <w:hyperlink w:history="1" r:id="rIdyjabtouhzmnas5q0lzcrn">
+            <w:hyperlink w:history="1" r:id="rIdltcydig8bxfkwtq96-oqb">
               <w:r>
                 <w:rPr>
                   <w:rFonts w:ascii="Arial" w:cs="Arial" w:eastAsia="Arial" w:hAnsi="Arial"/>
@@ -33906,7 +33906,7 @@
               <w:spacing w:after="10" w:before="0"/>
               <w:ind w:left="120"/>
             </w:pPr>
-            <w:hyperlink w:history="1" r:id="rIdjucngvei4nxg9tac_oin3">
+            <w:hyperlink w:history="1" r:id="rIdsh75dnmoawzmedvmrvr4r">
               <w:r>
                 <w:rPr>
                   <w:rFonts w:ascii="Arial" w:cs="Arial" w:eastAsia="Arial" w:hAnsi="Arial"/>
@@ -33951,7 +33951,7 @@
             <w:pPr>
               <w:spacing w:after="20" w:before="0"/>
             </w:pPr>
-            <w:hyperlink w:history="1" r:id="rIdtbtkfykpm0fdbe2p-pr-4">
+            <w:hyperlink w:history="1" r:id="rIdvsngb_gx8tawwfmkdawje">
               <w:r>
                 <w:rPr>
                   <w:rFonts w:ascii="Arial" w:cs="Arial" w:eastAsia="Arial" w:hAnsi="Arial"/>
@@ -33984,7 +33984,7 @@
               <w:spacing w:after="10" w:before="0"/>
               <w:ind w:left="120"/>
             </w:pPr>
-            <w:hyperlink w:history="1" r:id="rIdrin-znyb4qbldfwhyey_6">
+            <w:hyperlink w:history="1" r:id="rIdk7fv4r_rdf00e4vp-_z5m">
               <w:r>
                 <w:rPr>
                   <w:rFonts w:ascii="Arial" w:cs="Arial" w:eastAsia="Arial" w:hAnsi="Arial"/>
@@ -34179,7 +34179,7 @@
             <w:pPr>
               <w:spacing w:after="20" w:before="0"/>
             </w:pPr>
-            <w:hyperlink w:history="1" r:id="rIdqhbz3cstzyf48wir75woa">
+            <w:hyperlink w:history="1" r:id="rIdopwmwfyfxkmfwsfxx8yiw">
               <w:r>
                 <w:rPr>
                   <w:rFonts w:ascii="Arial" w:cs="Arial" w:eastAsia="Arial" w:hAnsi="Arial"/>
@@ -34212,7 +34212,7 @@
               <w:spacing w:after="10" w:before="0"/>
               <w:ind w:left="120"/>
             </w:pPr>
-            <w:hyperlink w:history="1" r:id="rIdypfh0b4ujf39_c0ucleyd">
+            <w:hyperlink w:history="1" r:id="rIddiolqhzqnzf9ler57zl4t">
               <w:r>
                 <w:rPr>
                   <w:rFonts w:ascii="Arial" w:cs="Arial" w:eastAsia="Arial" w:hAnsi="Arial"/>
@@ -34257,7 +34257,7 @@
             <w:pPr>
               <w:spacing w:after="20" w:before="0"/>
             </w:pPr>
-            <w:hyperlink w:history="1" r:id="rIdsgidznkkkzf8bkedwknaj">
+            <w:hyperlink w:history="1" r:id="rIdyxblkx8pzrd7b0_lafiok">
               <w:r>
                 <w:rPr>
                   <w:rFonts w:ascii="Arial" w:cs="Arial" w:eastAsia="Arial" w:hAnsi="Arial"/>
@@ -34290,7 +34290,7 @@
               <w:spacing w:after="10" w:before="0"/>
               <w:ind w:left="120"/>
             </w:pPr>
-            <w:hyperlink w:history="1" r:id="rIds-kk_acq5oaoz82g7eiy2">
+            <w:hyperlink w:history="1" r:id="rIdwj6o5ias6v4ztuivqdgi5">
               <w:r>
                 <w:rPr>
                   <w:rFonts w:ascii="Arial" w:cs="Arial" w:eastAsia="Arial" w:hAnsi="Arial"/>
@@ -35777,7 +35777,7 @@
             <w:pPr>
               <w:spacing w:after="20" w:before="0"/>
             </w:pPr>
-            <w:hyperlink w:history="1" r:id="rIdlcyqixj0o-t4a3bmlbpyj">
+            <w:hyperlink w:history="1" r:id="rIdz-opkrjyej50mjyyasjpk">
               <w:r>
                 <w:rPr>
                   <w:rFonts w:ascii="Arial" w:cs="Arial" w:eastAsia="Arial" w:hAnsi="Arial"/>
@@ -35810,7 +35810,7 @@
               <w:spacing w:after="10" w:before="0"/>
               <w:ind w:left="120"/>
             </w:pPr>
-            <w:hyperlink w:history="1" r:id="rIdlm4thoouutqaaj-k-8l7_">
+            <w:hyperlink w:history="1" r:id="rIdv9tu9yby9hspm6yczvh0u">
               <w:r>
                 <w:rPr>
                   <w:rFonts w:ascii="Arial" w:cs="Arial" w:eastAsia="Arial" w:hAnsi="Arial"/>
@@ -35855,7 +35855,7 @@
             <w:pPr>
               <w:spacing w:after="20" w:before="0"/>
             </w:pPr>
-            <w:hyperlink w:history="1" r:id="rIdivsz04d7kh71uh0haret_">
+            <w:hyperlink w:history="1" r:id="rIdjwgkap3rikradlgtufxom">
               <w:r>
                 <w:rPr>
                   <w:rFonts w:ascii="Arial" w:cs="Arial" w:eastAsia="Arial" w:hAnsi="Arial"/>
@@ -35888,7 +35888,7 @@
               <w:spacing w:after="10" w:before="0"/>
               <w:ind w:left="120"/>
             </w:pPr>
-            <w:hyperlink w:history="1" r:id="rIdpeg2cz4cocgtsm3roxhab">
+            <w:hyperlink w:history="1" r:id="rId7rynlzwiss7fxjtb0ndwt">
               <w:r>
                 <w:rPr>
                   <w:rFonts w:ascii="Arial" w:cs="Arial" w:eastAsia="Arial" w:hAnsi="Arial"/>
@@ -36083,7 +36083,7 @@
             <w:pPr>
               <w:spacing w:after="20" w:before="0"/>
             </w:pPr>
-            <w:hyperlink w:history="1" r:id="rIdn1lgud693vs7-suto437t">
+            <w:hyperlink w:history="1" r:id="rIdz9voiujlewwvjnfbjxmfu">
               <w:r>
                 <w:rPr>
                   <w:rFonts w:ascii="Arial" w:cs="Arial" w:eastAsia="Arial" w:hAnsi="Arial"/>
@@ -36116,7 +36116,7 @@
               <w:spacing w:after="10" w:before="0"/>
               <w:ind w:left="120"/>
             </w:pPr>
-            <w:hyperlink w:history="1" r:id="rIdk4bpoj61ymlvundeq0cdd">
+            <w:hyperlink w:history="1" r:id="rIdzx0_hnc-nt5xjb87azzpa">
               <w:r>
                 <w:rPr>
                   <w:rFonts w:ascii="Arial" w:cs="Arial" w:eastAsia="Arial" w:hAnsi="Arial"/>
@@ -36161,7 +36161,7 @@
             <w:pPr>
               <w:spacing w:after="20" w:before="0"/>
             </w:pPr>
-            <w:hyperlink w:history="1" r:id="rIdqqi2oyuadrek755ytanwz">
+            <w:hyperlink w:history="1" r:id="rIdp9zwvh0qzkbo9qzstup2r">
               <w:r>
                 <w:rPr>
                   <w:rFonts w:ascii="Arial" w:cs="Arial" w:eastAsia="Arial" w:hAnsi="Arial"/>
@@ -36194,7 +36194,7 @@
               <w:spacing w:after="10" w:before="0"/>
               <w:ind w:left="120"/>
             </w:pPr>
-            <w:hyperlink w:history="1" r:id="rIdp_8dzp4siozfife5g9768">
+            <w:hyperlink w:history="1" r:id="rIdnrejyf7kbwqges4qzu-cy">
               <w:r>
                 <w:rPr>
                   <w:rFonts w:ascii="Arial" w:cs="Arial" w:eastAsia="Arial" w:hAnsi="Arial"/>
@@ -36389,7 +36389,7 @@
             <w:pPr>
               <w:spacing w:after="20" w:before="0"/>
             </w:pPr>
-            <w:hyperlink w:history="1" r:id="rIdnpvaav8ndj5k3dwrby30h">
+            <w:hyperlink w:history="1" r:id="rId-2wph-zg5dq9waujxhyxz">
               <w:r>
                 <w:rPr>
                   <w:rFonts w:ascii="Arial" w:cs="Arial" w:eastAsia="Arial" w:hAnsi="Arial"/>
@@ -36422,7 +36422,7 @@
               <w:spacing w:after="10" w:before="0"/>
               <w:ind w:left="120"/>
             </w:pPr>
-            <w:hyperlink w:history="1" r:id="rIdnmfynqczqlqwxyjtfp8dw">
+            <w:hyperlink w:history="1" r:id="rIdcm3v3f0ljioqfkdghvc8u">
               <w:r>
                 <w:rPr>
                   <w:rFonts w:ascii="Arial" w:cs="Arial" w:eastAsia="Arial" w:hAnsi="Arial"/>
@@ -36467,7 +36467,7 @@
             <w:pPr>
               <w:spacing w:after="20" w:before="0"/>
             </w:pPr>
-            <w:hyperlink w:history="1" r:id="rIdlpv_rwsuhnpbktyietbpd">
+            <w:hyperlink w:history="1" r:id="rId9uaski0js0jnldpfdsv3u">
               <w:r>
                 <w:rPr>
                   <w:rFonts w:ascii="Arial" w:cs="Arial" w:eastAsia="Arial" w:hAnsi="Arial"/>
@@ -36500,7 +36500,7 @@
               <w:spacing w:after="10" w:before="0"/>
               <w:ind w:left="120"/>
             </w:pPr>
-            <w:hyperlink w:history="1" r:id="rIdmzsfv2oehw82lo-j6ebxu">
+            <w:hyperlink w:history="1" r:id="rIduxqceor7fwcbzse4mzzxf">
               <w:r>
                 <w:rPr>
                   <w:rFonts w:ascii="Arial" w:cs="Arial" w:eastAsia="Arial" w:hAnsi="Arial"/>
@@ -36695,7 +36695,7 @@
             <w:pPr>
               <w:spacing w:after="20" w:before="0"/>
             </w:pPr>
-            <w:hyperlink w:history="1" r:id="rIdbqhhk6opz3dgwrjbczqqz">
+            <w:hyperlink w:history="1" r:id="rIdmnwlf1tpbchk4ruvajt5u">
               <w:r>
                 <w:rPr>
                   <w:rFonts w:ascii="Arial" w:cs="Arial" w:eastAsia="Arial" w:hAnsi="Arial"/>
@@ -36728,7 +36728,7 @@
               <w:spacing w:after="10" w:before="0"/>
               <w:ind w:left="120"/>
             </w:pPr>
-            <w:hyperlink w:history="1" r:id="rId7mbybl2uajfkbdlritsiw">
+            <w:hyperlink w:history="1" r:id="rIdpeonlcfn3ps9avmmlrbuz">
               <w:r>
                 <w:rPr>
                   <w:rFonts w:ascii="Arial" w:cs="Arial" w:eastAsia="Arial" w:hAnsi="Arial"/>
@@ -36773,7 +36773,7 @@
             <w:pPr>
               <w:spacing w:after="20" w:before="0"/>
             </w:pPr>
-            <w:hyperlink w:history="1" r:id="rIdt2ts5ajcgoepa7titnis8">
+            <w:hyperlink w:history="1" r:id="rIdz8ao3ao3pgtrx-oktvoa0">
               <w:r>
                 <w:rPr>
                   <w:rFonts w:ascii="Arial" w:cs="Arial" w:eastAsia="Arial" w:hAnsi="Arial"/>
@@ -36806,7 +36806,7 @@
               <w:spacing w:after="10" w:before="0"/>
               <w:ind w:left="120"/>
             </w:pPr>
-            <w:hyperlink w:history="1" r:id="rId1o3_lcz-3nmfjabheb-zh">
+            <w:hyperlink w:history="1" r:id="rIdibwzr_p0f2nphzq5cqpkw">
               <w:r>
                 <w:rPr>
                   <w:rFonts w:ascii="Arial" w:cs="Arial" w:eastAsia="Arial" w:hAnsi="Arial"/>
@@ -37001,7 +37001,7 @@
             <w:pPr>
               <w:spacing w:after="20" w:before="0"/>
             </w:pPr>
-            <w:hyperlink w:history="1" r:id="rIdks9mmdml1d60v5mgc-wkq">
+            <w:hyperlink w:history="1" r:id="rIdbl73qhs3ktocfaainztvy">
               <w:r>
                 <w:rPr>
                   <w:rFonts w:ascii="Arial" w:cs="Arial" w:eastAsia="Arial" w:hAnsi="Arial"/>
@@ -37034,7 +37034,7 @@
               <w:spacing w:after="10" w:before="0"/>
               <w:ind w:left="120"/>
             </w:pPr>
-            <w:hyperlink w:history="1" r:id="rId5vza3mnenbyfbzce4cdqk">
+            <w:hyperlink w:history="1" r:id="rIdeya6o2vsmkwl4ymwgs5wz">
               <w:r>
                 <w:rPr>
                   <w:rFonts w:ascii="Arial" w:cs="Arial" w:eastAsia="Arial" w:hAnsi="Arial"/>
@@ -37079,7 +37079,7 @@
             <w:pPr>
               <w:spacing w:after="20" w:before="0"/>
             </w:pPr>
-            <w:hyperlink w:history="1" r:id="rIdkkn8moqjvzbv3hzfqvxuj">
+            <w:hyperlink w:history="1" r:id="rIdtycm-nmeww1oae4byknzg">
               <w:r>
                 <w:rPr>
                   <w:rFonts w:ascii="Arial" w:cs="Arial" w:eastAsia="Arial" w:hAnsi="Arial"/>
@@ -37112,7 +37112,7 @@
               <w:spacing w:after="10" w:before="0"/>
               <w:ind w:left="120"/>
             </w:pPr>
-            <w:hyperlink w:history="1" r:id="rId0iuobzanuatrzjevyu1ok">
+            <w:hyperlink w:history="1" r:id="rIdxqpvnocs8opfjybdodobk">
               <w:r>
                 <w:rPr>
                   <w:rFonts w:ascii="Arial" w:cs="Arial" w:eastAsia="Arial" w:hAnsi="Arial"/>

--- a/data/outputs/v2/Physics/SS2.1_Properties_of_Waves/Physics_Properties_of_Waves_CBE_LessonSequence.docx
+++ b/data/outputs/v2/Physics/SS2.1_Properties_of_Waves/Physics_Properties_of_Waves_CBE_LessonSequence.docx
@@ -3880,7 +3880,7 @@
             <w:pPr>
               <w:spacing w:after="20" w:before="0"/>
             </w:pPr>
-            <w:hyperlink w:history="1" r:id="rId8z59juvjrsydggmrrtuda">
+            <w:hyperlink w:history="1" r:id="rId_iyghwgmipxkrzasmajjs">
               <w:r>
                 <w:rPr>
                   <w:rFonts w:ascii="Arial" w:cs="Arial" w:eastAsia="Arial" w:hAnsi="Arial"/>
@@ -3913,7 +3913,7 @@
               <w:spacing w:after="10" w:before="0"/>
               <w:ind w:left="120"/>
             </w:pPr>
-            <w:hyperlink w:history="1" r:id="rIdfbyc2tneh3abrilk01-gj">
+            <w:hyperlink w:history="1" r:id="rIdmfakdr2u15xluxrm0j83g">
               <w:r>
                 <w:rPr>
                   <w:rFonts w:ascii="Arial" w:cs="Arial" w:eastAsia="Arial" w:hAnsi="Arial"/>
@@ -3958,7 +3958,7 @@
             <w:pPr>
               <w:spacing w:after="20" w:before="0"/>
             </w:pPr>
-            <w:hyperlink w:history="1" r:id="rIdcg-fclp8d9i7az7haqb8i">
+            <w:hyperlink w:history="1" r:id="rIdenbqimhqmugutzeizgby6">
               <w:r>
                 <w:rPr>
                   <w:rFonts w:ascii="Arial" w:cs="Arial" w:eastAsia="Arial" w:hAnsi="Arial"/>
@@ -3991,7 +3991,7 @@
               <w:spacing w:after="10" w:before="0"/>
               <w:ind w:left="120"/>
             </w:pPr>
-            <w:hyperlink w:history="1" r:id="rIdlu9s6aasy948skeppowsq">
+            <w:hyperlink w:history="1" r:id="rIdr6dfgnr1mei4n35dr6w5d">
               <w:r>
                 <w:rPr>
                   <w:rFonts w:ascii="Arial" w:cs="Arial" w:eastAsia="Arial" w:hAnsi="Arial"/>
@@ -4338,7 +4338,7 @@
             <w:pPr>
               <w:spacing w:after="20" w:before="0"/>
             </w:pPr>
-            <w:hyperlink w:history="1" r:id="rIdqnssw4hgmb9rkjuybxepf">
+            <w:hyperlink w:history="1" r:id="rIdjndgn4dcvbyk6cqkdir1f">
               <w:r>
                 <w:rPr>
                   <w:rFonts w:ascii="Arial" w:cs="Arial" w:eastAsia="Arial" w:hAnsi="Arial"/>
@@ -4371,7 +4371,7 @@
               <w:spacing w:after="10" w:before="0"/>
               <w:ind w:left="120"/>
             </w:pPr>
-            <w:hyperlink w:history="1" r:id="rIdykkkqqbneo3jvquaotobc">
+            <w:hyperlink w:history="1" r:id="rId2jczg3bmssbfcc2gkoyl3">
               <w:r>
                 <w:rPr>
                   <w:rFonts w:ascii="Arial" w:cs="Arial" w:eastAsia="Arial" w:hAnsi="Arial"/>
@@ -4416,7 +4416,7 @@
             <w:pPr>
               <w:spacing w:after="20" w:before="0"/>
             </w:pPr>
-            <w:hyperlink w:history="1" r:id="rIdyu4ug3pqfmd88b2sghnza">
+            <w:hyperlink w:history="1" r:id="rIdl601op5rih73wlsanlodu">
               <w:r>
                 <w:rPr>
                   <w:rFonts w:ascii="Arial" w:cs="Arial" w:eastAsia="Arial" w:hAnsi="Arial"/>
@@ -4449,7 +4449,7 @@
               <w:spacing w:after="10" w:before="0"/>
               <w:ind w:left="120"/>
             </w:pPr>
-            <w:hyperlink w:history="1" r:id="rIdcpf42li8uhmrcibcqy0bi">
+            <w:hyperlink w:history="1" r:id="rIdcslhbnhprlid1c1r7on5i">
               <w:r>
                 <w:rPr>
                   <w:rFonts w:ascii="Arial" w:cs="Arial" w:eastAsia="Arial" w:hAnsi="Arial"/>
@@ -4796,7 +4796,7 @@
             <w:pPr>
               <w:spacing w:after="20" w:before="0"/>
             </w:pPr>
-            <w:hyperlink w:history="1" r:id="rId2fnwkvl1eq61fy8c48vnt">
+            <w:hyperlink w:history="1" r:id="rIdygwjz8kxy4fycspw_ppv8">
               <w:r>
                 <w:rPr>
                   <w:rFonts w:ascii="Arial" w:cs="Arial" w:eastAsia="Arial" w:hAnsi="Arial"/>
@@ -4829,7 +4829,7 @@
               <w:spacing w:after="10" w:before="0"/>
               <w:ind w:left="120"/>
             </w:pPr>
-            <w:hyperlink w:history="1" r:id="rIdfpsfw08x9c95pypas53xn">
+            <w:hyperlink w:history="1" r:id="rIdvfpsf3cubdqhecddoscqs">
               <w:r>
                 <w:rPr>
                   <w:rFonts w:ascii="Arial" w:cs="Arial" w:eastAsia="Arial" w:hAnsi="Arial"/>
@@ -4874,7 +4874,7 @@
             <w:pPr>
               <w:spacing w:after="20" w:before="0"/>
             </w:pPr>
-            <w:hyperlink w:history="1" r:id="rIdwb4hl94dudxavvhbxpj6h">
+            <w:hyperlink w:history="1" r:id="rIdmb8mqhuk42jukmgfuvn34">
               <w:r>
                 <w:rPr>
                   <w:rFonts w:ascii="Arial" w:cs="Arial" w:eastAsia="Arial" w:hAnsi="Arial"/>
@@ -4907,7 +4907,7 @@
               <w:spacing w:after="10" w:before="0"/>
               <w:ind w:left="120"/>
             </w:pPr>
-            <w:hyperlink w:history="1" r:id="rIdotludogwazvvhkjc1iath">
+            <w:hyperlink w:history="1" r:id="rIdbcxf65nerksc9xtuxga15">
               <w:r>
                 <w:rPr>
                   <w:rFonts w:ascii="Arial" w:cs="Arial" w:eastAsia="Arial" w:hAnsi="Arial"/>
@@ -5254,7 +5254,7 @@
             <w:pPr>
               <w:spacing w:after="20" w:before="0"/>
             </w:pPr>
-            <w:hyperlink w:history="1" r:id="rIdttqhd2fmgmb8ao8gluyfq">
+            <w:hyperlink w:history="1" r:id="rIdlm55lf6smkzjpzazux4b_">
               <w:r>
                 <w:rPr>
                   <w:rFonts w:ascii="Arial" w:cs="Arial" w:eastAsia="Arial" w:hAnsi="Arial"/>
@@ -5287,7 +5287,7 @@
               <w:spacing w:after="10" w:before="0"/>
               <w:ind w:left="120"/>
             </w:pPr>
-            <w:hyperlink w:history="1" r:id="rId7squrfuo4ighw86ljldre">
+            <w:hyperlink w:history="1" r:id="rIdv3awfs0uy1zq1kodultyr">
               <w:r>
                 <w:rPr>
                   <w:rFonts w:ascii="Arial" w:cs="Arial" w:eastAsia="Arial" w:hAnsi="Arial"/>
@@ -5332,7 +5332,7 @@
             <w:pPr>
               <w:spacing w:after="20" w:before="0"/>
             </w:pPr>
-            <w:hyperlink w:history="1" r:id="rId0op-5bplgtv_zup4ljafw">
+            <w:hyperlink w:history="1" r:id="rIdhtw9dqxfjfqzz-0ya-yk5">
               <w:r>
                 <w:rPr>
                   <w:rFonts w:ascii="Arial" w:cs="Arial" w:eastAsia="Arial" w:hAnsi="Arial"/>
@@ -5365,7 +5365,7 @@
               <w:spacing w:after="10" w:before="0"/>
               <w:ind w:left="120"/>
             </w:pPr>
-            <w:hyperlink w:history="1" r:id="rIdd5-kt-_qz-_yjty7itzfr">
+            <w:hyperlink w:history="1" r:id="rIdk6to2ti-cp87iizxsz2qj">
               <w:r>
                 <w:rPr>
                   <w:rFonts w:ascii="Arial" w:cs="Arial" w:eastAsia="Arial" w:hAnsi="Arial"/>
@@ -5750,7 +5750,7 @@
             <w:pPr>
               <w:spacing w:after="20" w:before="0"/>
             </w:pPr>
-            <w:hyperlink w:history="1" r:id="rIdophsmrlb7htw6dxk3tp5s">
+            <w:hyperlink w:history="1" r:id="rId6v7btuknpdqudyzwsyfd2">
               <w:r>
                 <w:rPr>
                   <w:rFonts w:ascii="Arial" w:cs="Arial" w:eastAsia="Arial" w:hAnsi="Arial"/>
@@ -5783,7 +5783,7 @@
               <w:spacing w:after="10" w:before="0"/>
               <w:ind w:left="120"/>
             </w:pPr>
-            <w:hyperlink w:history="1" r:id="rIdk0sjpeeqrtpzoravzcuo_">
+            <w:hyperlink w:history="1" r:id="rId9suiscy-7id0n4whtbvzf">
               <w:r>
                 <w:rPr>
                   <w:rFonts w:ascii="Arial" w:cs="Arial" w:eastAsia="Arial" w:hAnsi="Arial"/>
@@ -5828,7 +5828,7 @@
             <w:pPr>
               <w:spacing w:after="20" w:before="0"/>
             </w:pPr>
-            <w:hyperlink w:history="1" r:id="rIdzpd9ywkrglzo8wgysge35">
+            <w:hyperlink w:history="1" r:id="rIdnzofit1hsbmooqwat_ico">
               <w:r>
                 <w:rPr>
                   <w:rFonts w:ascii="Arial" w:cs="Arial" w:eastAsia="Arial" w:hAnsi="Arial"/>
@@ -5861,7 +5861,7 @@
               <w:spacing w:after="10" w:before="0"/>
               <w:ind w:left="120"/>
             </w:pPr>
-            <w:hyperlink w:history="1" r:id="rIdegopogzkgo8gcwxucjj90">
+            <w:hyperlink w:history="1" r:id="rIdxabxa4cklwwmrappbsd-x">
               <w:r>
                 <w:rPr>
                   <w:rFonts w:ascii="Arial" w:cs="Arial" w:eastAsia="Arial" w:hAnsi="Arial"/>
@@ -7462,7 +7462,7 @@
             <w:pPr>
               <w:spacing w:after="20" w:before="0"/>
             </w:pPr>
-            <w:hyperlink w:history="1" r:id="rIdv4qi6regcmg002sirwoti">
+            <w:hyperlink w:history="1" r:id="rIdsmiaaansezhfvnnpzzzd6">
               <w:r>
                 <w:rPr>
                   <w:rFonts w:ascii="Arial" w:cs="Arial" w:eastAsia="Arial" w:hAnsi="Arial"/>
@@ -7495,7 +7495,7 @@
               <w:spacing w:after="10" w:before="0"/>
               <w:ind w:left="120"/>
             </w:pPr>
-            <w:hyperlink w:history="1" r:id="rIdqwyd5k_dec2_mvmutqx5x">
+            <w:hyperlink w:history="1" r:id="rIdo-udrmzbnwzwmebfyzpuc">
               <w:r>
                 <w:rPr>
                   <w:rFonts w:ascii="Arial" w:cs="Arial" w:eastAsia="Arial" w:hAnsi="Arial"/>
@@ -7540,7 +7540,7 @@
             <w:pPr>
               <w:spacing w:after="20" w:before="0"/>
             </w:pPr>
-            <w:hyperlink w:history="1" r:id="rId9k7ytaw_-xbiouy-fybar">
+            <w:hyperlink w:history="1" r:id="rIdgnvkr_yd9e7ygauyqyido">
               <w:r>
                 <w:rPr>
                   <w:rFonts w:ascii="Arial" w:cs="Arial" w:eastAsia="Arial" w:hAnsi="Arial"/>
@@ -7573,7 +7573,7 @@
               <w:spacing w:after="10" w:before="0"/>
               <w:ind w:left="120"/>
             </w:pPr>
-            <w:hyperlink w:history="1" r:id="rIdqthdtoz-cxwg_tnevpg-7">
+            <w:hyperlink w:history="1" r:id="rIdqrzqkkfgzuwlgol4is7gg">
               <w:r>
                 <w:rPr>
                   <w:rFonts w:ascii="Arial" w:cs="Arial" w:eastAsia="Arial" w:hAnsi="Arial"/>
@@ -7768,7 +7768,7 @@
             <w:pPr>
               <w:spacing w:after="20" w:before="0"/>
             </w:pPr>
-            <w:hyperlink w:history="1" r:id="rIdmqfxacm9ymcusij1c8ssi">
+            <w:hyperlink w:history="1" r:id="rIdpt_dizhevirhxlcxmbrng">
               <w:r>
                 <w:rPr>
                   <w:rFonts w:ascii="Arial" w:cs="Arial" w:eastAsia="Arial" w:hAnsi="Arial"/>
@@ -7801,7 +7801,7 @@
               <w:spacing w:after="10" w:before="0"/>
               <w:ind w:left="120"/>
             </w:pPr>
-            <w:hyperlink w:history="1" r:id="rIdtdzdne0pan_6vtvrhingc">
+            <w:hyperlink w:history="1" r:id="rIdbodqmqkt0thwxwinqipw1">
               <w:r>
                 <w:rPr>
                   <w:rFonts w:ascii="Arial" w:cs="Arial" w:eastAsia="Arial" w:hAnsi="Arial"/>
@@ -7846,7 +7846,7 @@
             <w:pPr>
               <w:spacing w:after="20" w:before="0"/>
             </w:pPr>
-            <w:hyperlink w:history="1" r:id="rIdgah1jdifn1udyihz2ki7z">
+            <w:hyperlink w:history="1" r:id="rIdqko2kykrvwd03qmuxdbjb">
               <w:r>
                 <w:rPr>
                   <w:rFonts w:ascii="Arial" w:cs="Arial" w:eastAsia="Arial" w:hAnsi="Arial"/>
@@ -7879,7 +7879,7 @@
               <w:spacing w:after="10" w:before="0"/>
               <w:ind w:left="120"/>
             </w:pPr>
-            <w:hyperlink w:history="1" r:id="rIdn0rs1e8mmpuwshzxxgowz">
+            <w:hyperlink w:history="1" r:id="rId6jvx6xnvoifxo-4mhsxg2">
               <w:r>
                 <w:rPr>
                   <w:rFonts w:ascii="Arial" w:cs="Arial" w:eastAsia="Arial" w:hAnsi="Arial"/>
@@ -8074,7 +8074,7 @@
             <w:pPr>
               <w:spacing w:after="20" w:before="0"/>
             </w:pPr>
-            <w:hyperlink w:history="1" r:id="rId9ro8bl7eakifeawfnisvk">
+            <w:hyperlink w:history="1" r:id="rIddsmganbmc5x8jthblyzio">
               <w:r>
                 <w:rPr>
                   <w:rFonts w:ascii="Arial" w:cs="Arial" w:eastAsia="Arial" w:hAnsi="Arial"/>
@@ -8107,7 +8107,7 @@
               <w:spacing w:after="10" w:before="0"/>
               <w:ind w:left="120"/>
             </w:pPr>
-            <w:hyperlink w:history="1" r:id="rIderqdcvkina8gfk0xvh7pw">
+            <w:hyperlink w:history="1" r:id="rId62otgssw9mhsenidv6qm0">
               <w:r>
                 <w:rPr>
                   <w:rFonts w:ascii="Arial" w:cs="Arial" w:eastAsia="Arial" w:hAnsi="Arial"/>
@@ -8152,7 +8152,7 @@
             <w:pPr>
               <w:spacing w:after="20" w:before="0"/>
             </w:pPr>
-            <w:hyperlink w:history="1" r:id="rIdlbcw9zfkny1_anrdsjc0a">
+            <w:hyperlink w:history="1" r:id="rIdltoaeb7wkp7kzuk0qpgaz">
               <w:r>
                 <w:rPr>
                   <w:rFonts w:ascii="Arial" w:cs="Arial" w:eastAsia="Arial" w:hAnsi="Arial"/>
@@ -8185,7 +8185,7 @@
               <w:spacing w:after="10" w:before="0"/>
               <w:ind w:left="120"/>
             </w:pPr>
-            <w:hyperlink w:history="1" r:id="rIdsvudafwhmy7mjhyvlftbi">
+            <w:hyperlink w:history="1" r:id="rIddbrvdotjwoj2mkso2scw7">
               <w:r>
                 <w:rPr>
                   <w:rFonts w:ascii="Arial" w:cs="Arial" w:eastAsia="Arial" w:hAnsi="Arial"/>
@@ -8380,7 +8380,7 @@
             <w:pPr>
               <w:spacing w:after="20" w:before="0"/>
             </w:pPr>
-            <w:hyperlink w:history="1" r:id="rIdjidhefjbjzvfcp_evfmha">
+            <w:hyperlink w:history="1" r:id="rIdgtpgx2kxgzrq6cs45xm3g">
               <w:r>
                 <w:rPr>
                   <w:rFonts w:ascii="Arial" w:cs="Arial" w:eastAsia="Arial" w:hAnsi="Arial"/>
@@ -8413,7 +8413,7 @@
               <w:spacing w:after="10" w:before="0"/>
               <w:ind w:left="120"/>
             </w:pPr>
-            <w:hyperlink w:history="1" r:id="rIdis46eane9dpyhstqymyqn">
+            <w:hyperlink w:history="1" r:id="rIddmlrcebyomv2tu2_z14cl">
               <w:r>
                 <w:rPr>
                   <w:rFonts w:ascii="Arial" w:cs="Arial" w:eastAsia="Arial" w:hAnsi="Arial"/>
@@ -8458,7 +8458,7 @@
             <w:pPr>
               <w:spacing w:after="20" w:before="0"/>
             </w:pPr>
-            <w:hyperlink w:history="1" r:id="rIdxcej7dhk9hcwdlqhenhf1">
+            <w:hyperlink w:history="1" r:id="rIdoarcrvsmi5afogkd8_o6l">
               <w:r>
                 <w:rPr>
                   <w:rFonts w:ascii="Arial" w:cs="Arial" w:eastAsia="Arial" w:hAnsi="Arial"/>
@@ -8491,7 +8491,7 @@
               <w:spacing w:after="10" w:before="0"/>
               <w:ind w:left="120"/>
             </w:pPr>
-            <w:hyperlink w:history="1" r:id="rIdlu97gbzegju-ghytp2iqt">
+            <w:hyperlink w:history="1" r:id="rIdzupjsjvuxydsydrqghl0z">
               <w:r>
                 <w:rPr>
                   <w:rFonts w:ascii="Arial" w:cs="Arial" w:eastAsia="Arial" w:hAnsi="Arial"/>
@@ -8686,7 +8686,7 @@
             <w:pPr>
               <w:spacing w:after="20" w:before="0"/>
             </w:pPr>
-            <w:hyperlink w:history="1" r:id="rIdrk7_2_x8314k_hsvdvyh-">
+            <w:hyperlink w:history="1" r:id="rIdcijk4au_7zsvglixnntqx">
               <w:r>
                 <w:rPr>
                   <w:rFonts w:ascii="Arial" w:cs="Arial" w:eastAsia="Arial" w:hAnsi="Arial"/>
@@ -8719,7 +8719,7 @@
               <w:spacing w:after="10" w:before="0"/>
               <w:ind w:left="120"/>
             </w:pPr>
-            <w:hyperlink w:history="1" r:id="rIdlxgvlvz7as3mgmpll6lrv">
+            <w:hyperlink w:history="1" r:id="rIdfqf1kkt8azi-b4h-urkni">
               <w:r>
                 <w:rPr>
                   <w:rFonts w:ascii="Arial" w:cs="Arial" w:eastAsia="Arial" w:hAnsi="Arial"/>
@@ -8764,7 +8764,7 @@
             <w:pPr>
               <w:spacing w:after="20" w:before="0"/>
             </w:pPr>
-            <w:hyperlink w:history="1" r:id="rIdkyos_gnt07sydbctvorc0">
+            <w:hyperlink w:history="1" r:id="rIdwqimipmz-gazafe78quhc">
               <w:r>
                 <w:rPr>
                   <w:rFonts w:ascii="Arial" w:cs="Arial" w:eastAsia="Arial" w:hAnsi="Arial"/>
@@ -8797,7 +8797,7 @@
               <w:spacing w:after="10" w:before="0"/>
               <w:ind w:left="120"/>
             </w:pPr>
-            <w:hyperlink w:history="1" r:id="rIdqfwjxysv3697lzxilfj25">
+            <w:hyperlink w:history="1" r:id="rIdiedchka-u_lyvyf7pmfkn">
               <w:r>
                 <w:rPr>
                   <w:rFonts w:ascii="Arial" w:cs="Arial" w:eastAsia="Arial" w:hAnsi="Arial"/>
@@ -10379,7 +10379,7 @@
             <w:pPr>
               <w:spacing w:after="20" w:before="0"/>
             </w:pPr>
-            <w:hyperlink w:history="1" r:id="rIdtwvxklbxttmkakjdwivgz">
+            <w:hyperlink w:history="1" r:id="rIdlj_rahopreprbmzpybdih">
               <w:r>
                 <w:rPr>
                   <w:rFonts w:ascii="Arial" w:cs="Arial" w:eastAsia="Arial" w:hAnsi="Arial"/>
@@ -10412,7 +10412,7 @@
               <w:spacing w:after="10" w:before="0"/>
               <w:ind w:left="120"/>
             </w:pPr>
-            <w:hyperlink w:history="1" r:id="rIdk3jhdfupcik6qezacm1kf">
+            <w:hyperlink w:history="1" r:id="rIdufji5rkra_teyxergui4a">
               <w:r>
                 <w:rPr>
                   <w:rFonts w:ascii="Arial" w:cs="Arial" w:eastAsia="Arial" w:hAnsi="Arial"/>
@@ -10457,7 +10457,7 @@
             <w:pPr>
               <w:spacing w:after="20" w:before="0"/>
             </w:pPr>
-            <w:hyperlink w:history="1" r:id="rIduvyaaa6a2cua4z6ccsvk7">
+            <w:hyperlink w:history="1" r:id="rIdjjuzlllm5cooyv9bens7_">
               <w:r>
                 <w:rPr>
                   <w:rFonts w:ascii="Arial" w:cs="Arial" w:eastAsia="Arial" w:hAnsi="Arial"/>
@@ -10490,7 +10490,7 @@
               <w:spacing w:after="10" w:before="0"/>
               <w:ind w:left="120"/>
             </w:pPr>
-            <w:hyperlink w:history="1" r:id="rIdkmlt7pcywbunrfqyv_qio">
+            <w:hyperlink w:history="1" r:id="rIdpavy-4h-ma8ww8m2l_oau">
               <w:r>
                 <w:rPr>
                   <w:rFonts w:ascii="Arial" w:cs="Arial" w:eastAsia="Arial" w:hAnsi="Arial"/>
@@ -10685,7 +10685,7 @@
             <w:pPr>
               <w:spacing w:after="20" w:before="0"/>
             </w:pPr>
-            <w:hyperlink w:history="1" r:id="rIdurrnvib3daodvvo6t3dde">
+            <w:hyperlink w:history="1" r:id="rId8tcx4fykuducuv5ahzptq">
               <w:r>
                 <w:rPr>
                   <w:rFonts w:ascii="Arial" w:cs="Arial" w:eastAsia="Arial" w:hAnsi="Arial"/>
@@ -10718,7 +10718,7 @@
               <w:spacing w:after="10" w:before="0"/>
               <w:ind w:left="120"/>
             </w:pPr>
-            <w:hyperlink w:history="1" r:id="rIduwpnka2n71ldysy4unvoh">
+            <w:hyperlink w:history="1" r:id="rIdzax0yfhrvhdnxp7sx4jhd">
               <w:r>
                 <w:rPr>
                   <w:rFonts w:ascii="Arial" w:cs="Arial" w:eastAsia="Arial" w:hAnsi="Arial"/>
@@ -10763,7 +10763,7 @@
             <w:pPr>
               <w:spacing w:after="20" w:before="0"/>
             </w:pPr>
-            <w:hyperlink w:history="1" r:id="rIdxibdqmm9-5d2jftq578wo">
+            <w:hyperlink w:history="1" r:id="rIdo7ipxujocwtga8jpkxmk5">
               <w:r>
                 <w:rPr>
                   <w:rFonts w:ascii="Arial" w:cs="Arial" w:eastAsia="Arial" w:hAnsi="Arial"/>
@@ -10796,7 +10796,7 @@
               <w:spacing w:after="10" w:before="0"/>
               <w:ind w:left="120"/>
             </w:pPr>
-            <w:hyperlink w:history="1" r:id="rIdmxvnprl78su7kdyduwn4s">
+            <w:hyperlink w:history="1" r:id="rIds3i2wj8brjuro_ifi6nxz">
               <w:r>
                 <w:rPr>
                   <w:rFonts w:ascii="Arial" w:cs="Arial" w:eastAsia="Arial" w:hAnsi="Arial"/>
@@ -10991,7 +10991,7 @@
             <w:pPr>
               <w:spacing w:after="20" w:before="0"/>
             </w:pPr>
-            <w:hyperlink w:history="1" r:id="rIdi4lg3nfqs2etxk1ph5hn8">
+            <w:hyperlink w:history="1" r:id="rIdnbazwb1h9rrvdzcvcprs1">
               <w:r>
                 <w:rPr>
                   <w:rFonts w:ascii="Arial" w:cs="Arial" w:eastAsia="Arial" w:hAnsi="Arial"/>
@@ -11024,7 +11024,7 @@
               <w:spacing w:after="10" w:before="0"/>
               <w:ind w:left="120"/>
             </w:pPr>
-            <w:hyperlink w:history="1" r:id="rId3s8evesgsw3yeceeamesw">
+            <w:hyperlink w:history="1" r:id="rIdtzmt-vxnow7mhgv07ypzf">
               <w:r>
                 <w:rPr>
                   <w:rFonts w:ascii="Arial" w:cs="Arial" w:eastAsia="Arial" w:hAnsi="Arial"/>
@@ -11069,7 +11069,7 @@
             <w:pPr>
               <w:spacing w:after="20" w:before="0"/>
             </w:pPr>
-            <w:hyperlink w:history="1" r:id="rIdvpm8pau0t54kw6uzx0i3w">
+            <w:hyperlink w:history="1" r:id="rIdljzb8cp_tfdzzcz44nn1d">
               <w:r>
                 <w:rPr>
                   <w:rFonts w:ascii="Arial" w:cs="Arial" w:eastAsia="Arial" w:hAnsi="Arial"/>
@@ -11102,7 +11102,7 @@
               <w:spacing w:after="10" w:before="0"/>
               <w:ind w:left="120"/>
             </w:pPr>
-            <w:hyperlink w:history="1" r:id="rIdsyxya6jcqe2ts392dd5k5">
+            <w:hyperlink w:history="1" r:id="rIdll68fmylcjzzy0wekp7at">
               <w:r>
                 <w:rPr>
                   <w:rFonts w:ascii="Arial" w:cs="Arial" w:eastAsia="Arial" w:hAnsi="Arial"/>
@@ -11297,7 +11297,7 @@
             <w:pPr>
               <w:spacing w:after="20" w:before="0"/>
             </w:pPr>
-            <w:hyperlink w:history="1" r:id="rIdfiyzh2kl22lm_mdip2dia">
+            <w:hyperlink w:history="1" r:id="rIdjddpkzwhxb6wai2rp7gvw">
               <w:r>
                 <w:rPr>
                   <w:rFonts w:ascii="Arial" w:cs="Arial" w:eastAsia="Arial" w:hAnsi="Arial"/>
@@ -11330,7 +11330,7 @@
               <w:spacing w:after="10" w:before="0"/>
               <w:ind w:left="120"/>
             </w:pPr>
-            <w:hyperlink w:history="1" r:id="rId0fpuqntga8tshbhzkrtyt">
+            <w:hyperlink w:history="1" r:id="rId9ql0tk-dmalizemnftd5w">
               <w:r>
                 <w:rPr>
                   <w:rFonts w:ascii="Arial" w:cs="Arial" w:eastAsia="Arial" w:hAnsi="Arial"/>
@@ -11375,7 +11375,7 @@
             <w:pPr>
               <w:spacing w:after="20" w:before="0"/>
             </w:pPr>
-            <w:hyperlink w:history="1" r:id="rIdnupz_kmgc4dc9yqkdubib">
+            <w:hyperlink w:history="1" r:id="rIdbps_h27sprd1dcg2-bzfr">
               <w:r>
                 <w:rPr>
                   <w:rFonts w:ascii="Arial" w:cs="Arial" w:eastAsia="Arial" w:hAnsi="Arial"/>
@@ -11408,7 +11408,7 @@
               <w:spacing w:after="10" w:before="0"/>
               <w:ind w:left="120"/>
             </w:pPr>
-            <w:hyperlink w:history="1" r:id="rIdmylnjfu1o3xcvascwbs-o">
+            <w:hyperlink w:history="1" r:id="rIdrqldgczgli0jjw-mlxvs4">
               <w:r>
                 <w:rPr>
                   <w:rFonts w:ascii="Arial" w:cs="Arial" w:eastAsia="Arial" w:hAnsi="Arial"/>
@@ -11603,7 +11603,7 @@
             <w:pPr>
               <w:spacing w:after="20" w:before="0"/>
             </w:pPr>
-            <w:hyperlink w:history="1" r:id="rId1y0g58-0t5jkkrl-v3ln1">
+            <w:hyperlink w:history="1" r:id="rIdrzodz4e9lvrzrwhbf4naf">
               <w:r>
                 <w:rPr>
                   <w:rFonts w:ascii="Arial" w:cs="Arial" w:eastAsia="Arial" w:hAnsi="Arial"/>
@@ -11636,7 +11636,7 @@
               <w:spacing w:after="10" w:before="0"/>
               <w:ind w:left="120"/>
             </w:pPr>
-            <w:hyperlink w:history="1" r:id="rIddow694cxmawb0fjo8sr47">
+            <w:hyperlink w:history="1" r:id="rIdpx70k-rd7wiul-ksbnqgv">
               <w:r>
                 <w:rPr>
                   <w:rFonts w:ascii="Arial" w:cs="Arial" w:eastAsia="Arial" w:hAnsi="Arial"/>
@@ -11681,7 +11681,7 @@
             <w:pPr>
               <w:spacing w:after="20" w:before="0"/>
             </w:pPr>
-            <w:hyperlink w:history="1" r:id="rIdyjsmdrkkjor7no4-89ofb">
+            <w:hyperlink w:history="1" r:id="rIdscs_vswuc9i8gjdvxiny0">
               <w:r>
                 <w:rPr>
                   <w:rFonts w:ascii="Arial" w:cs="Arial" w:eastAsia="Arial" w:hAnsi="Arial"/>
@@ -11714,7 +11714,7 @@
               <w:spacing w:after="10" w:before="0"/>
               <w:ind w:left="120"/>
             </w:pPr>
-            <w:hyperlink w:history="1" r:id="rId6oqxzzdps3e4cbyafwxp7">
+            <w:hyperlink w:history="1" r:id="rIdmlrp4al_aiowzhijfl3w9">
               <w:r>
                 <w:rPr>
                   <w:rFonts w:ascii="Arial" w:cs="Arial" w:eastAsia="Arial" w:hAnsi="Arial"/>
@@ -13201,7 +13201,7 @@
             <w:pPr>
               <w:spacing w:after="20" w:before="0"/>
             </w:pPr>
-            <w:hyperlink w:history="1" r:id="rId8lgnuddd0rym3fchqjlsq">
+            <w:hyperlink w:history="1" r:id="rId3vxhj9pwe51b6njwcgcvn">
               <w:r>
                 <w:rPr>
                   <w:rFonts w:ascii="Arial" w:cs="Arial" w:eastAsia="Arial" w:hAnsi="Arial"/>
@@ -13234,7 +13234,7 @@
               <w:spacing w:after="10" w:before="0"/>
               <w:ind w:left="120"/>
             </w:pPr>
-            <w:hyperlink w:history="1" r:id="rIdca3qlinh2qaxgigyonsw_">
+            <w:hyperlink w:history="1" r:id="rIdxz2ieytc9xp1jxsibsczn">
               <w:r>
                 <w:rPr>
                   <w:rFonts w:ascii="Arial" w:cs="Arial" w:eastAsia="Arial" w:hAnsi="Arial"/>
@@ -13279,7 +13279,7 @@
             <w:pPr>
               <w:spacing w:after="20" w:before="0"/>
             </w:pPr>
-            <w:hyperlink w:history="1" r:id="rIdpy0emexov0dhov3kaklhx">
+            <w:hyperlink w:history="1" r:id="rIdo8rgvcjnhn2pinitnjmqb">
               <w:r>
                 <w:rPr>
                   <w:rFonts w:ascii="Arial" w:cs="Arial" w:eastAsia="Arial" w:hAnsi="Arial"/>
@@ -13312,7 +13312,7 @@
               <w:spacing w:after="10" w:before="0"/>
               <w:ind w:left="120"/>
             </w:pPr>
-            <w:hyperlink w:history="1" r:id="rIdmsvtuucbv1lgmvvw9qkvx">
+            <w:hyperlink w:history="1" r:id="rIdlsmy0ofpmfacvihslrqcj">
               <w:r>
                 <w:rPr>
                   <w:rFonts w:ascii="Arial" w:cs="Arial" w:eastAsia="Arial" w:hAnsi="Arial"/>
@@ -13507,7 +13507,7 @@
             <w:pPr>
               <w:spacing w:after="20" w:before="0"/>
             </w:pPr>
-            <w:hyperlink w:history="1" r:id="rIdhgq4s3vbzmzdrwcjcmeaw">
+            <w:hyperlink w:history="1" r:id="rIdrh0xtuqqxyoe3u8ivtf60">
               <w:r>
                 <w:rPr>
                   <w:rFonts w:ascii="Arial" w:cs="Arial" w:eastAsia="Arial" w:hAnsi="Arial"/>
@@ -13540,7 +13540,7 @@
               <w:spacing w:after="10" w:before="0"/>
               <w:ind w:left="120"/>
             </w:pPr>
-            <w:hyperlink w:history="1" r:id="rIdh4et3qx7hleptoptymzc3">
+            <w:hyperlink w:history="1" r:id="rIdrfef3mwop5iwr-xjuzf66">
               <w:r>
                 <w:rPr>
                   <w:rFonts w:ascii="Arial" w:cs="Arial" w:eastAsia="Arial" w:hAnsi="Arial"/>
@@ -13585,7 +13585,7 @@
             <w:pPr>
               <w:spacing w:after="20" w:before="0"/>
             </w:pPr>
-            <w:hyperlink w:history="1" r:id="rIdpbh5rml195fit42beuawm">
+            <w:hyperlink w:history="1" r:id="rIdvh0jbsprbbk7uud9-xukk">
               <w:r>
                 <w:rPr>
                   <w:rFonts w:ascii="Arial" w:cs="Arial" w:eastAsia="Arial" w:hAnsi="Arial"/>
@@ -13618,7 +13618,7 @@
               <w:spacing w:after="10" w:before="0"/>
               <w:ind w:left="120"/>
             </w:pPr>
-            <w:hyperlink w:history="1" r:id="rIdcycoiqya9db7q5die9jbp">
+            <w:hyperlink w:history="1" r:id="rIds7v5c7_4mlbjwik7wzffc">
               <w:r>
                 <w:rPr>
                   <w:rFonts w:ascii="Arial" w:cs="Arial" w:eastAsia="Arial" w:hAnsi="Arial"/>
@@ -13813,7 +13813,7 @@
             <w:pPr>
               <w:spacing w:after="20" w:before="0"/>
             </w:pPr>
-            <w:hyperlink w:history="1" r:id="rIdjypiko_qkfyr8nrrwc8wx">
+            <w:hyperlink w:history="1" r:id="rIdspygaqyu9jxryq35ani9u">
               <w:r>
                 <w:rPr>
                   <w:rFonts w:ascii="Arial" w:cs="Arial" w:eastAsia="Arial" w:hAnsi="Arial"/>
@@ -13846,7 +13846,7 @@
               <w:spacing w:after="10" w:before="0"/>
               <w:ind w:left="120"/>
             </w:pPr>
-            <w:hyperlink w:history="1" r:id="rIdklh-xzne-l9n0cx881dz0">
+            <w:hyperlink w:history="1" r:id="rIdxlfjgq7-t485gjsx8c00a">
               <w:r>
                 <w:rPr>
                   <w:rFonts w:ascii="Arial" w:cs="Arial" w:eastAsia="Arial" w:hAnsi="Arial"/>
@@ -13891,7 +13891,7 @@
             <w:pPr>
               <w:spacing w:after="20" w:before="0"/>
             </w:pPr>
-            <w:hyperlink w:history="1" r:id="rId6q3rq4gcsggq6643qxynv">
+            <w:hyperlink w:history="1" r:id="rIds53sndz_hfzvd_smzzkkc">
               <w:r>
                 <w:rPr>
                   <w:rFonts w:ascii="Arial" w:cs="Arial" w:eastAsia="Arial" w:hAnsi="Arial"/>
@@ -13924,7 +13924,7 @@
               <w:spacing w:after="10" w:before="0"/>
               <w:ind w:left="120"/>
             </w:pPr>
-            <w:hyperlink w:history="1" r:id="rIdpuileeh3oqrabpln_nt2o">
+            <w:hyperlink w:history="1" r:id="rId3pcta6y0vmldjzu6pcp9z">
               <w:r>
                 <w:rPr>
                   <w:rFonts w:ascii="Arial" w:cs="Arial" w:eastAsia="Arial" w:hAnsi="Arial"/>
@@ -14119,7 +14119,7 @@
             <w:pPr>
               <w:spacing w:after="20" w:before="0"/>
             </w:pPr>
-            <w:hyperlink w:history="1" r:id="rId2mehze9js9zu2gwzb9bxl">
+            <w:hyperlink w:history="1" r:id="rIdsyv9hy_yrymflwsblzegs">
               <w:r>
                 <w:rPr>
                   <w:rFonts w:ascii="Arial" w:cs="Arial" w:eastAsia="Arial" w:hAnsi="Arial"/>
@@ -14152,7 +14152,7 @@
               <w:spacing w:after="10" w:before="0"/>
               <w:ind w:left="120"/>
             </w:pPr>
-            <w:hyperlink w:history="1" r:id="rId_eufkqu0j12bdwsqgkws3">
+            <w:hyperlink w:history="1" r:id="rIdr2ne2ugk_tobe6przspop">
               <w:r>
                 <w:rPr>
                   <w:rFonts w:ascii="Arial" w:cs="Arial" w:eastAsia="Arial" w:hAnsi="Arial"/>
@@ -14197,7 +14197,7 @@
             <w:pPr>
               <w:spacing w:after="20" w:before="0"/>
             </w:pPr>
-            <w:hyperlink w:history="1" r:id="rIdt_iu9hgi5esv4rcrbga4p">
+            <w:hyperlink w:history="1" r:id="rIdnsnhp7_0s3buigd9tb7mc">
               <w:r>
                 <w:rPr>
                   <w:rFonts w:ascii="Arial" w:cs="Arial" w:eastAsia="Arial" w:hAnsi="Arial"/>
@@ -14230,7 +14230,7 @@
               <w:spacing w:after="10" w:before="0"/>
               <w:ind w:left="120"/>
             </w:pPr>
-            <w:hyperlink w:history="1" r:id="rIdxsbfhoe9ye9p8uucqlvo5">
+            <w:hyperlink w:history="1" r:id="rIdj8kvejqauddq5axrmuimr">
               <w:r>
                 <w:rPr>
                   <w:rFonts w:ascii="Arial" w:cs="Arial" w:eastAsia="Arial" w:hAnsi="Arial"/>
@@ -14425,7 +14425,7 @@
             <w:pPr>
               <w:spacing w:after="20" w:before="0"/>
             </w:pPr>
-            <w:hyperlink w:history="1" r:id="rIdjnzu11a8kltfhsly4vnyf">
+            <w:hyperlink w:history="1" r:id="rIdlekm2d-vz2ceznptynodf">
               <w:r>
                 <w:rPr>
                   <w:rFonts w:ascii="Arial" w:cs="Arial" w:eastAsia="Arial" w:hAnsi="Arial"/>
@@ -14458,7 +14458,7 @@
               <w:spacing w:after="10" w:before="0"/>
               <w:ind w:left="120"/>
             </w:pPr>
-            <w:hyperlink w:history="1" r:id="rId8tqxropbakcxyphd3nyz7">
+            <w:hyperlink w:history="1" r:id="rIdc9ecbanmli2mliewklk02">
               <w:r>
                 <w:rPr>
                   <w:rFonts w:ascii="Arial" w:cs="Arial" w:eastAsia="Arial" w:hAnsi="Arial"/>
@@ -14503,7 +14503,7 @@
             <w:pPr>
               <w:spacing w:after="20" w:before="0"/>
             </w:pPr>
-            <w:hyperlink w:history="1" r:id="rIdnwps4vnvyx0tayt2v5ebj">
+            <w:hyperlink w:history="1" r:id="rIdmfskjvjvldmnot32p-ytd">
               <w:r>
                 <w:rPr>
                   <w:rFonts w:ascii="Arial" w:cs="Arial" w:eastAsia="Arial" w:hAnsi="Arial"/>
@@ -14536,7 +14536,7 @@
               <w:spacing w:after="10" w:before="0"/>
               <w:ind w:left="120"/>
             </w:pPr>
-            <w:hyperlink w:history="1" r:id="rIddqrbmzjwgg-ym678jc452">
+            <w:hyperlink w:history="1" r:id="rIdhijsk5v0s5saith4u4wbw">
               <w:r>
                 <w:rPr>
                   <w:rFonts w:ascii="Arial" w:cs="Arial" w:eastAsia="Arial" w:hAnsi="Arial"/>
@@ -16023,7 +16023,7 @@
             <w:pPr>
               <w:spacing w:after="20" w:before="0"/>
             </w:pPr>
-            <w:hyperlink w:history="1" r:id="rIddvlsm878_eajw3x-yunfh">
+            <w:hyperlink w:history="1" r:id="rIde1mbwgdodp6o5u8zpwjcw">
               <w:r>
                 <w:rPr>
                   <w:rFonts w:ascii="Arial" w:cs="Arial" w:eastAsia="Arial" w:hAnsi="Arial"/>
@@ -16056,7 +16056,7 @@
               <w:spacing w:after="10" w:before="0"/>
               <w:ind w:left="120"/>
             </w:pPr>
-            <w:hyperlink w:history="1" r:id="rIdvmiuupgvltg4nqc0caoy1">
+            <w:hyperlink w:history="1" r:id="rIdtx3jhjm3w56swbez8pybd">
               <w:r>
                 <w:rPr>
                   <w:rFonts w:ascii="Arial" w:cs="Arial" w:eastAsia="Arial" w:hAnsi="Arial"/>
@@ -16101,7 +16101,7 @@
             <w:pPr>
               <w:spacing w:after="20" w:before="0"/>
             </w:pPr>
-            <w:hyperlink w:history="1" r:id="rIduyt_rwnxqq-k5o7c1ort1">
+            <w:hyperlink w:history="1" r:id="rIdynspvdxserwksoyusgvha">
               <w:r>
                 <w:rPr>
                   <w:rFonts w:ascii="Arial" w:cs="Arial" w:eastAsia="Arial" w:hAnsi="Arial"/>
@@ -16134,7 +16134,7 @@
               <w:spacing w:after="10" w:before="0"/>
               <w:ind w:left="120"/>
             </w:pPr>
-            <w:hyperlink w:history="1" r:id="rIdclfja_v9antsphkr5xthh">
+            <w:hyperlink w:history="1" r:id="rIdzqbtjiroaddsjzqdpwear">
               <w:r>
                 <w:rPr>
                   <w:rFonts w:ascii="Arial" w:cs="Arial" w:eastAsia="Arial" w:hAnsi="Arial"/>
@@ -16329,7 +16329,7 @@
             <w:pPr>
               <w:spacing w:after="20" w:before="0"/>
             </w:pPr>
-            <w:hyperlink w:history="1" r:id="rIdslyaqvltjciqu2swpmub1">
+            <w:hyperlink w:history="1" r:id="rIdx4elksevpglh08jgcnm88">
               <w:r>
                 <w:rPr>
                   <w:rFonts w:ascii="Arial" w:cs="Arial" w:eastAsia="Arial" w:hAnsi="Arial"/>
@@ -16362,7 +16362,7 @@
               <w:spacing w:after="10" w:before="0"/>
               <w:ind w:left="120"/>
             </w:pPr>
-            <w:hyperlink w:history="1" r:id="rId2zbvmlsnk2ucbju6_cqfn">
+            <w:hyperlink w:history="1" r:id="rIddy0dcm2dtlfbuck70qxjf">
               <w:r>
                 <w:rPr>
                   <w:rFonts w:ascii="Arial" w:cs="Arial" w:eastAsia="Arial" w:hAnsi="Arial"/>
@@ -16407,7 +16407,7 @@
             <w:pPr>
               <w:spacing w:after="20" w:before="0"/>
             </w:pPr>
-            <w:hyperlink w:history="1" r:id="rIdr2mlj1vzzrwi9ck0osl8g">
+            <w:hyperlink w:history="1" r:id="rIdetu9hhooh17ij7ee3rsus">
               <w:r>
                 <w:rPr>
                   <w:rFonts w:ascii="Arial" w:cs="Arial" w:eastAsia="Arial" w:hAnsi="Arial"/>
@@ -16440,7 +16440,7 @@
               <w:spacing w:after="10" w:before="0"/>
               <w:ind w:left="120"/>
             </w:pPr>
-            <w:hyperlink w:history="1" r:id="rIdhzedmauh6xvsf-wd8nwxw">
+            <w:hyperlink w:history="1" r:id="rIdp_iyb1i8_a1-t1ur7sawc">
               <w:r>
                 <w:rPr>
                   <w:rFonts w:ascii="Arial" w:cs="Arial" w:eastAsia="Arial" w:hAnsi="Arial"/>
@@ -16635,7 +16635,7 @@
             <w:pPr>
               <w:spacing w:after="20" w:before="0"/>
             </w:pPr>
-            <w:hyperlink w:history="1" r:id="rIdkd8mn9fcpo9qwa8mlu5bj">
+            <w:hyperlink w:history="1" r:id="rIdxmzyuql02eyk5xhqiz26c">
               <w:r>
                 <w:rPr>
                   <w:rFonts w:ascii="Arial" w:cs="Arial" w:eastAsia="Arial" w:hAnsi="Arial"/>
@@ -16668,7 +16668,7 @@
               <w:spacing w:after="10" w:before="0"/>
               <w:ind w:left="120"/>
             </w:pPr>
-            <w:hyperlink w:history="1" r:id="rIdtbwsuwxerpm4_aumjj93h">
+            <w:hyperlink w:history="1" r:id="rId8acjzqrzylaxdb9lp50bc">
               <w:r>
                 <w:rPr>
                   <w:rFonts w:ascii="Arial" w:cs="Arial" w:eastAsia="Arial" w:hAnsi="Arial"/>
@@ -16713,7 +16713,7 @@
             <w:pPr>
               <w:spacing w:after="20" w:before="0"/>
             </w:pPr>
-            <w:hyperlink w:history="1" r:id="rIdh0shkidxhc5a9h5qaxa6d">
+            <w:hyperlink w:history="1" r:id="rIdc7ev9p71d0quledrfdzfu">
               <w:r>
                 <w:rPr>
                   <w:rFonts w:ascii="Arial" w:cs="Arial" w:eastAsia="Arial" w:hAnsi="Arial"/>
@@ -16746,7 +16746,7 @@
               <w:spacing w:after="10" w:before="0"/>
               <w:ind w:left="120"/>
             </w:pPr>
-            <w:hyperlink w:history="1" r:id="rIduq8jvi8s9h93kdp9ivmt1">
+            <w:hyperlink w:history="1" r:id="rIdk18jn4rhmlbpzjjtlout-">
               <w:r>
                 <w:rPr>
                   <w:rFonts w:ascii="Arial" w:cs="Arial" w:eastAsia="Arial" w:hAnsi="Arial"/>
@@ -16941,7 +16941,7 @@
             <w:pPr>
               <w:spacing w:after="20" w:before="0"/>
             </w:pPr>
-            <w:hyperlink w:history="1" r:id="rIdp7rrm9eut-z213kixgjcm">
+            <w:hyperlink w:history="1" r:id="rIdmpineq9fnohlgf9zzbfwv">
               <w:r>
                 <w:rPr>
                   <w:rFonts w:ascii="Arial" w:cs="Arial" w:eastAsia="Arial" w:hAnsi="Arial"/>
@@ -16974,7 +16974,7 @@
               <w:spacing w:after="10" w:before="0"/>
               <w:ind w:left="120"/>
             </w:pPr>
-            <w:hyperlink w:history="1" r:id="rIdztfq4dihmgtvhdg52dbgt">
+            <w:hyperlink w:history="1" r:id="rIdxrsaxe9w--ziickradgze">
               <w:r>
                 <w:rPr>
                   <w:rFonts w:ascii="Arial" w:cs="Arial" w:eastAsia="Arial" w:hAnsi="Arial"/>
@@ -17019,7 +17019,7 @@
             <w:pPr>
               <w:spacing w:after="20" w:before="0"/>
             </w:pPr>
-            <w:hyperlink w:history="1" r:id="rIdcsa_jkyf6m1hmzoycxzqy">
+            <w:hyperlink w:history="1" r:id="rIdlxphalnxedchopqwpwb0y">
               <w:r>
                 <w:rPr>
                   <w:rFonts w:ascii="Arial" w:cs="Arial" w:eastAsia="Arial" w:hAnsi="Arial"/>
@@ -17052,7 +17052,7 @@
               <w:spacing w:after="10" w:before="0"/>
               <w:ind w:left="120"/>
             </w:pPr>
-            <w:hyperlink w:history="1" r:id="rIdleljn228djvrl2xsa_el6">
+            <w:hyperlink w:history="1" r:id="rIdzpwkz75gbsj0g-ewimoi2">
               <w:r>
                 <w:rPr>
                   <w:rFonts w:ascii="Arial" w:cs="Arial" w:eastAsia="Arial" w:hAnsi="Arial"/>
@@ -17247,7 +17247,7 @@
             <w:pPr>
               <w:spacing w:after="20" w:before="0"/>
             </w:pPr>
-            <w:hyperlink w:history="1" r:id="rIddntx9jfovvxvaj4hfbvmx">
+            <w:hyperlink w:history="1" r:id="rIdx5vwmqyxeb8exqh_enolu">
               <w:r>
                 <w:rPr>
                   <w:rFonts w:ascii="Arial" w:cs="Arial" w:eastAsia="Arial" w:hAnsi="Arial"/>
@@ -17280,7 +17280,7 @@
               <w:spacing w:after="10" w:before="0"/>
               <w:ind w:left="120"/>
             </w:pPr>
-            <w:hyperlink w:history="1" r:id="rIdecgvhswvkkpmamcmdq4c1">
+            <w:hyperlink w:history="1" r:id="rIdcdqgaj_zzsicdbsyir83z">
               <w:r>
                 <w:rPr>
                   <w:rFonts w:ascii="Arial" w:cs="Arial" w:eastAsia="Arial" w:hAnsi="Arial"/>
@@ -17325,7 +17325,7 @@
             <w:pPr>
               <w:spacing w:after="20" w:before="0"/>
             </w:pPr>
-            <w:hyperlink w:history="1" r:id="rId4k1qh8alxqi1gvjcndnpr">
+            <w:hyperlink w:history="1" r:id="rIdadn_vejdulpo6tnlf1hpm">
               <w:r>
                 <w:rPr>
                   <w:rFonts w:ascii="Arial" w:cs="Arial" w:eastAsia="Arial" w:hAnsi="Arial"/>
@@ -17358,7 +17358,7 @@
               <w:spacing w:after="10" w:before="0"/>
               <w:ind w:left="120"/>
             </w:pPr>
-            <w:hyperlink w:history="1" r:id="rIdl3w0x012_mefbvhmd1lve">
+            <w:hyperlink w:history="1" r:id="rIdziwvvoiqxyc6jizfc7ztk">
               <w:r>
                 <w:rPr>
                   <w:rFonts w:ascii="Arial" w:cs="Arial" w:eastAsia="Arial" w:hAnsi="Arial"/>
@@ -18845,7 +18845,7 @@
             <w:pPr>
               <w:spacing w:after="20" w:before="0"/>
             </w:pPr>
-            <w:hyperlink w:history="1" r:id="rIdfshdvkytsaz6nb80lt941">
+            <w:hyperlink w:history="1" r:id="rIdiln-9pgdyd03i4c5ku48-">
               <w:r>
                 <w:rPr>
                   <w:rFonts w:ascii="Arial" w:cs="Arial" w:eastAsia="Arial" w:hAnsi="Arial"/>
@@ -18878,7 +18878,7 @@
               <w:spacing w:after="10" w:before="0"/>
               <w:ind w:left="120"/>
             </w:pPr>
-            <w:hyperlink w:history="1" r:id="rIdnalfax_zpe-oykklkfpsa">
+            <w:hyperlink w:history="1" r:id="rId9yt2krw-0ihbsxf3cvwum">
               <w:r>
                 <w:rPr>
                   <w:rFonts w:ascii="Arial" w:cs="Arial" w:eastAsia="Arial" w:hAnsi="Arial"/>
@@ -18923,7 +18923,7 @@
             <w:pPr>
               <w:spacing w:after="20" w:before="0"/>
             </w:pPr>
-            <w:hyperlink w:history="1" r:id="rIdolhhvmtbdv8kjyrk2ichb">
+            <w:hyperlink w:history="1" r:id="rIdkhotehvj1kdg4zc1txgbe">
               <w:r>
                 <w:rPr>
                   <w:rFonts w:ascii="Arial" w:cs="Arial" w:eastAsia="Arial" w:hAnsi="Arial"/>
@@ -18956,7 +18956,7 @@
               <w:spacing w:after="10" w:before="0"/>
               <w:ind w:left="120"/>
             </w:pPr>
-            <w:hyperlink w:history="1" r:id="rId1yjpv_cdmrqs4zx3fy9lc">
+            <w:hyperlink w:history="1" r:id="rIdc-erphhlqxzx-qx3jhxzf">
               <w:r>
                 <w:rPr>
                   <w:rFonts w:ascii="Arial" w:cs="Arial" w:eastAsia="Arial" w:hAnsi="Arial"/>
@@ -19151,7 +19151,7 @@
             <w:pPr>
               <w:spacing w:after="20" w:before="0"/>
             </w:pPr>
-            <w:hyperlink w:history="1" r:id="rId0opydnbjybfr084__t3hm">
+            <w:hyperlink w:history="1" r:id="rIdogrrunbasbrf_ulor7bfg">
               <w:r>
                 <w:rPr>
                   <w:rFonts w:ascii="Arial" w:cs="Arial" w:eastAsia="Arial" w:hAnsi="Arial"/>
@@ -19184,7 +19184,7 @@
               <w:spacing w:after="10" w:before="0"/>
               <w:ind w:left="120"/>
             </w:pPr>
-            <w:hyperlink w:history="1" r:id="rIdy284tayb2bxpf9ij78lmg">
+            <w:hyperlink w:history="1" r:id="rIdcc7l3myk80rvkg4bgpsl9">
               <w:r>
                 <w:rPr>
                   <w:rFonts w:ascii="Arial" w:cs="Arial" w:eastAsia="Arial" w:hAnsi="Arial"/>
@@ -19229,7 +19229,7 @@
             <w:pPr>
               <w:spacing w:after="20" w:before="0"/>
             </w:pPr>
-            <w:hyperlink w:history="1" r:id="rIdqbrxtl0h_z2u4kfwakkf4">
+            <w:hyperlink w:history="1" r:id="rIdbq-lphsthqao7o0-s7_r6">
               <w:r>
                 <w:rPr>
                   <w:rFonts w:ascii="Arial" w:cs="Arial" w:eastAsia="Arial" w:hAnsi="Arial"/>
@@ -19262,7 +19262,7 @@
               <w:spacing w:after="10" w:before="0"/>
               <w:ind w:left="120"/>
             </w:pPr>
-            <w:hyperlink w:history="1" r:id="rIdqzz2undcvsiv12ke1b9rj">
+            <w:hyperlink w:history="1" r:id="rId7qkyqy8yibfvxz4celzcj">
               <w:r>
                 <w:rPr>
                   <w:rFonts w:ascii="Arial" w:cs="Arial" w:eastAsia="Arial" w:hAnsi="Arial"/>
@@ -19457,7 +19457,7 @@
             <w:pPr>
               <w:spacing w:after="20" w:before="0"/>
             </w:pPr>
-            <w:hyperlink w:history="1" r:id="rIddd15nmsqcqzyytojgtgs-">
+            <w:hyperlink w:history="1" r:id="rIdathdvqfx1eqnk4zrac7dx">
               <w:r>
                 <w:rPr>
                   <w:rFonts w:ascii="Arial" w:cs="Arial" w:eastAsia="Arial" w:hAnsi="Arial"/>
@@ -19490,7 +19490,7 @@
               <w:spacing w:after="10" w:before="0"/>
               <w:ind w:left="120"/>
             </w:pPr>
-            <w:hyperlink w:history="1" r:id="rIdetxjrg83zambdukdisuq5">
+            <w:hyperlink w:history="1" r:id="rIdzfiqanuchv9l0atfc2ab4">
               <w:r>
                 <w:rPr>
                   <w:rFonts w:ascii="Arial" w:cs="Arial" w:eastAsia="Arial" w:hAnsi="Arial"/>
@@ -19535,7 +19535,7 @@
             <w:pPr>
               <w:spacing w:after="20" w:before="0"/>
             </w:pPr>
-            <w:hyperlink w:history="1" r:id="rId3l2_4rftocwxef96cmklg">
+            <w:hyperlink w:history="1" r:id="rIdhqaklwgti6vmrf2bfwjlp">
               <w:r>
                 <w:rPr>
                   <w:rFonts w:ascii="Arial" w:cs="Arial" w:eastAsia="Arial" w:hAnsi="Arial"/>
@@ -19568,7 +19568,7 @@
               <w:spacing w:after="10" w:before="0"/>
               <w:ind w:left="120"/>
             </w:pPr>
-            <w:hyperlink w:history="1" r:id="rIdnxy3n5b57vvon-ikhlmrz">
+            <w:hyperlink w:history="1" r:id="rIdmoq4utujwxkd1tpnx602v">
               <w:r>
                 <w:rPr>
                   <w:rFonts w:ascii="Arial" w:cs="Arial" w:eastAsia="Arial" w:hAnsi="Arial"/>
@@ -19763,7 +19763,7 @@
             <w:pPr>
               <w:spacing w:after="20" w:before="0"/>
             </w:pPr>
-            <w:hyperlink w:history="1" r:id="rIdxtcmnsxwcp7alocng5ws3">
+            <w:hyperlink w:history="1" r:id="rIdk4upt_1gd_8yp6hlglx2i">
               <w:r>
                 <w:rPr>
                   <w:rFonts w:ascii="Arial" w:cs="Arial" w:eastAsia="Arial" w:hAnsi="Arial"/>
@@ -19796,7 +19796,7 @@
               <w:spacing w:after="10" w:before="0"/>
               <w:ind w:left="120"/>
             </w:pPr>
-            <w:hyperlink w:history="1" r:id="rId9menftckqbne5alppww_k">
+            <w:hyperlink w:history="1" r:id="rIdq6i4duakrbltvh7mlljn5">
               <w:r>
                 <w:rPr>
                   <w:rFonts w:ascii="Arial" w:cs="Arial" w:eastAsia="Arial" w:hAnsi="Arial"/>
@@ -19841,7 +19841,7 @@
             <w:pPr>
               <w:spacing w:after="20" w:before="0"/>
             </w:pPr>
-            <w:hyperlink w:history="1" r:id="rIdeqy9b8jax6ushdn8gefne">
+            <w:hyperlink w:history="1" r:id="rId4_p434sk3_tti4q39gnd6">
               <w:r>
                 <w:rPr>
                   <w:rFonts w:ascii="Arial" w:cs="Arial" w:eastAsia="Arial" w:hAnsi="Arial"/>
@@ -19874,7 +19874,7 @@
               <w:spacing w:after="10" w:before="0"/>
               <w:ind w:left="120"/>
             </w:pPr>
-            <w:hyperlink w:history="1" r:id="rIdl_fchlws9_0n77hsycfaz">
+            <w:hyperlink w:history="1" r:id="rId8ujmhubac_avi4gndnhf-">
               <w:r>
                 <w:rPr>
                   <w:rFonts w:ascii="Arial" w:cs="Arial" w:eastAsia="Arial" w:hAnsi="Arial"/>
@@ -20069,7 +20069,7 @@
             <w:pPr>
               <w:spacing w:after="20" w:before="0"/>
             </w:pPr>
-            <w:hyperlink w:history="1" r:id="rIdz4nbcqbil7bvj6c9a-fyn">
+            <w:hyperlink w:history="1" r:id="rIdunf51tc928jqhw6fxtvy8">
               <w:r>
                 <w:rPr>
                   <w:rFonts w:ascii="Arial" w:cs="Arial" w:eastAsia="Arial" w:hAnsi="Arial"/>
@@ -20102,7 +20102,7 @@
               <w:spacing w:after="10" w:before="0"/>
               <w:ind w:left="120"/>
             </w:pPr>
-            <w:hyperlink w:history="1" r:id="rIdts4xbboa6nyfi-suacpr6">
+            <w:hyperlink w:history="1" r:id="rId06zxkneljbfnbrsikw0mh">
               <w:r>
                 <w:rPr>
                   <w:rFonts w:ascii="Arial" w:cs="Arial" w:eastAsia="Arial" w:hAnsi="Arial"/>
@@ -20147,7 +20147,7 @@
             <w:pPr>
               <w:spacing w:after="20" w:before="0"/>
             </w:pPr>
-            <w:hyperlink w:history="1" r:id="rIdnqlwgsdcyz4x4xmyxtrqk">
+            <w:hyperlink w:history="1" r:id="rIdx3os_cv66b37ubzetf_op">
               <w:r>
                 <w:rPr>
                   <w:rFonts w:ascii="Arial" w:cs="Arial" w:eastAsia="Arial" w:hAnsi="Arial"/>
@@ -20180,7 +20180,7 @@
               <w:spacing w:after="10" w:before="0"/>
               <w:ind w:left="120"/>
             </w:pPr>
-            <w:hyperlink w:history="1" r:id="rId_pnsvmbres6-1mmzqqqyw">
+            <w:hyperlink w:history="1" r:id="rIdis6ljvpxe9stuehg2cpyt">
               <w:r>
                 <w:rPr>
                   <w:rFonts w:ascii="Arial" w:cs="Arial" w:eastAsia="Arial" w:hAnsi="Arial"/>
@@ -21667,7 +21667,7 @@
             <w:pPr>
               <w:spacing w:after="20" w:before="0"/>
             </w:pPr>
-            <w:hyperlink w:history="1" r:id="rIdvaqu-rlyesdzmy8errgzl">
+            <w:hyperlink w:history="1" r:id="rIdmmzhngfx-oniqe80vsdyj">
               <w:r>
                 <w:rPr>
                   <w:rFonts w:ascii="Arial" w:cs="Arial" w:eastAsia="Arial" w:hAnsi="Arial"/>
@@ -21700,7 +21700,7 @@
               <w:spacing w:after="10" w:before="0"/>
               <w:ind w:left="120"/>
             </w:pPr>
-            <w:hyperlink w:history="1" r:id="rIdlngmugvhuj-jmagnz8wfs">
+            <w:hyperlink w:history="1" r:id="rIdwaiovsdfkopbc5se2ixda">
               <w:r>
                 <w:rPr>
                   <w:rFonts w:ascii="Arial" w:cs="Arial" w:eastAsia="Arial" w:hAnsi="Arial"/>
@@ -21745,7 +21745,7 @@
             <w:pPr>
               <w:spacing w:after="20" w:before="0"/>
             </w:pPr>
-            <w:hyperlink w:history="1" r:id="rIdxj3wtvkkmk08aigfo6rpi">
+            <w:hyperlink w:history="1" r:id="rIdth4o0rzm6qukvzcopjwfv">
               <w:r>
                 <w:rPr>
                   <w:rFonts w:ascii="Arial" w:cs="Arial" w:eastAsia="Arial" w:hAnsi="Arial"/>
@@ -21778,7 +21778,7 @@
               <w:spacing w:after="10" w:before="0"/>
               <w:ind w:left="120"/>
             </w:pPr>
-            <w:hyperlink w:history="1" r:id="rIdoeow9-kiit9aod8evn_i9">
+            <w:hyperlink w:history="1" r:id="rIdnxmegid8xyc9rvmcuppak">
               <w:r>
                 <w:rPr>
                   <w:rFonts w:ascii="Arial" w:cs="Arial" w:eastAsia="Arial" w:hAnsi="Arial"/>
@@ -21973,7 +21973,7 @@
             <w:pPr>
               <w:spacing w:after="20" w:before="0"/>
             </w:pPr>
-            <w:hyperlink w:history="1" r:id="rIdbi9hlk0y8kyzxgz1smiwe">
+            <w:hyperlink w:history="1" r:id="rIddg40eygjovbn2v3z-rymn">
               <w:r>
                 <w:rPr>
                   <w:rFonts w:ascii="Arial" w:cs="Arial" w:eastAsia="Arial" w:hAnsi="Arial"/>
@@ -22006,7 +22006,7 @@
               <w:spacing w:after="10" w:before="0"/>
               <w:ind w:left="120"/>
             </w:pPr>
-            <w:hyperlink w:history="1" r:id="rIdbaf8bdhq7l4e1qdgemzjd">
+            <w:hyperlink w:history="1" r:id="rIdwaelyflegisyfvt7c4coh">
               <w:r>
                 <w:rPr>
                   <w:rFonts w:ascii="Arial" w:cs="Arial" w:eastAsia="Arial" w:hAnsi="Arial"/>
@@ -22051,7 +22051,7 @@
             <w:pPr>
               <w:spacing w:after="20" w:before="0"/>
             </w:pPr>
-            <w:hyperlink w:history="1" r:id="rIdn-0dfogs_bxcdkwgqajif">
+            <w:hyperlink w:history="1" r:id="rIdnktyrpnkfogz8d3meeeer">
               <w:r>
                 <w:rPr>
                   <w:rFonts w:ascii="Arial" w:cs="Arial" w:eastAsia="Arial" w:hAnsi="Arial"/>
@@ -22084,7 +22084,7 @@
               <w:spacing w:after="10" w:before="0"/>
               <w:ind w:left="120"/>
             </w:pPr>
-            <w:hyperlink w:history="1" r:id="rIdplcnsfxlww9yy8bhyqtwu">
+            <w:hyperlink w:history="1" r:id="rIde3nkoxcdx8lvyfccacgms">
               <w:r>
                 <w:rPr>
                   <w:rFonts w:ascii="Arial" w:cs="Arial" w:eastAsia="Arial" w:hAnsi="Arial"/>
@@ -22279,7 +22279,7 @@
             <w:pPr>
               <w:spacing w:after="20" w:before="0"/>
             </w:pPr>
-            <w:hyperlink w:history="1" r:id="rIdmntyg_ksl3bxoezxd5kiy">
+            <w:hyperlink w:history="1" r:id="rIdqunncclqaqjjp-4s_vqo7">
               <w:r>
                 <w:rPr>
                   <w:rFonts w:ascii="Arial" w:cs="Arial" w:eastAsia="Arial" w:hAnsi="Arial"/>
@@ -22312,7 +22312,7 @@
               <w:spacing w:after="10" w:before="0"/>
               <w:ind w:left="120"/>
             </w:pPr>
-            <w:hyperlink w:history="1" r:id="rIdyaoq5bcira04wzd9vviro">
+            <w:hyperlink w:history="1" r:id="rIdr13ilsk0dwb13r4xag7zj">
               <w:r>
                 <w:rPr>
                   <w:rFonts w:ascii="Arial" w:cs="Arial" w:eastAsia="Arial" w:hAnsi="Arial"/>
@@ -22357,7 +22357,7 @@
             <w:pPr>
               <w:spacing w:after="20" w:before="0"/>
             </w:pPr>
-            <w:hyperlink w:history="1" r:id="rIdcfd8k3sabl2byg4t8rvod">
+            <w:hyperlink w:history="1" r:id="rIdb5gokjbqapwm9tbu0jiey">
               <w:r>
                 <w:rPr>
                   <w:rFonts w:ascii="Arial" w:cs="Arial" w:eastAsia="Arial" w:hAnsi="Arial"/>
@@ -22390,7 +22390,7 @@
               <w:spacing w:after="10" w:before="0"/>
               <w:ind w:left="120"/>
             </w:pPr>
-            <w:hyperlink w:history="1" r:id="rIdtjpkctsjxoi2bmpzknnws">
+            <w:hyperlink w:history="1" r:id="rIdhl9cy8e8fte1l9rlnsslo">
               <w:r>
                 <w:rPr>
                   <w:rFonts w:ascii="Arial" w:cs="Arial" w:eastAsia="Arial" w:hAnsi="Arial"/>
@@ -22585,7 +22585,7 @@
             <w:pPr>
               <w:spacing w:after="20" w:before="0"/>
             </w:pPr>
-            <w:hyperlink w:history="1" r:id="rIdjnjq7ur45cpdxewdr5r2_">
+            <w:hyperlink w:history="1" r:id="rIdk4komwyxowcd4wxzovn2a">
               <w:r>
                 <w:rPr>
                   <w:rFonts w:ascii="Arial" w:cs="Arial" w:eastAsia="Arial" w:hAnsi="Arial"/>
@@ -22618,7 +22618,7 @@
               <w:spacing w:after="10" w:before="0"/>
               <w:ind w:left="120"/>
             </w:pPr>
-            <w:hyperlink w:history="1" r:id="rIdo9nzchgbtf25zbtzb9e7d">
+            <w:hyperlink w:history="1" r:id="rIdbbod12euw84tsjahfvhiy">
               <w:r>
                 <w:rPr>
                   <w:rFonts w:ascii="Arial" w:cs="Arial" w:eastAsia="Arial" w:hAnsi="Arial"/>
@@ -22663,7 +22663,7 @@
             <w:pPr>
               <w:spacing w:after="20" w:before="0"/>
             </w:pPr>
-            <w:hyperlink w:history="1" r:id="rIdwbyibaeodgqffhczmtwng">
+            <w:hyperlink w:history="1" r:id="rIdjjm5hwnntdvh9tearunxf">
               <w:r>
                 <w:rPr>
                   <w:rFonts w:ascii="Arial" w:cs="Arial" w:eastAsia="Arial" w:hAnsi="Arial"/>
@@ -22696,7 +22696,7 @@
               <w:spacing w:after="10" w:before="0"/>
               <w:ind w:left="120"/>
             </w:pPr>
-            <w:hyperlink w:history="1" r:id="rIdgkpxmxewkoty-yrzung7m">
+            <w:hyperlink w:history="1" r:id="rIdmumzybjpv1d4meezv45sm">
               <w:r>
                 <w:rPr>
                   <w:rFonts w:ascii="Arial" w:cs="Arial" w:eastAsia="Arial" w:hAnsi="Arial"/>
@@ -22891,7 +22891,7 @@
             <w:pPr>
               <w:spacing w:after="20" w:before="0"/>
             </w:pPr>
-            <w:hyperlink w:history="1" r:id="rIda5rbob2ribu_f2f6n0vbx">
+            <w:hyperlink w:history="1" r:id="rIdf-b_yukjgl9kesufawf3v">
               <w:r>
                 <w:rPr>
                   <w:rFonts w:ascii="Arial" w:cs="Arial" w:eastAsia="Arial" w:hAnsi="Arial"/>
@@ -22924,7 +22924,7 @@
               <w:spacing w:after="10" w:before="0"/>
               <w:ind w:left="120"/>
             </w:pPr>
-            <w:hyperlink w:history="1" r:id="rIdcjqeod564mn-6h_xgp9nc">
+            <w:hyperlink w:history="1" r:id="rIdww5b_ks_jw2dgzbk_go5l">
               <w:r>
                 <w:rPr>
                   <w:rFonts w:ascii="Arial" w:cs="Arial" w:eastAsia="Arial" w:hAnsi="Arial"/>
@@ -22969,7 +22969,7 @@
             <w:pPr>
               <w:spacing w:after="20" w:before="0"/>
             </w:pPr>
-            <w:hyperlink w:history="1" r:id="rIdpca5ansgunx_ugaecmvoo">
+            <w:hyperlink w:history="1" r:id="rIdb_kcm-quxqmsugvno149d">
               <w:r>
                 <w:rPr>
                   <w:rFonts w:ascii="Arial" w:cs="Arial" w:eastAsia="Arial" w:hAnsi="Arial"/>
@@ -23002,7 +23002,7 @@
               <w:spacing w:after="10" w:before="0"/>
               <w:ind w:left="120"/>
             </w:pPr>
-            <w:hyperlink w:history="1" r:id="rIdaq2rs7o2ncs_wcwjmsork">
+            <w:hyperlink w:history="1" r:id="rIdyxylr_teouuavl2lcx8ho">
               <w:r>
                 <w:rPr>
                   <w:rFonts w:ascii="Arial" w:cs="Arial" w:eastAsia="Arial" w:hAnsi="Arial"/>
@@ -24489,7 +24489,7 @@
             <w:pPr>
               <w:spacing w:after="20" w:before="0"/>
             </w:pPr>
-            <w:hyperlink w:history="1" r:id="rId4eer8ay5zqaoropwpsmji">
+            <w:hyperlink w:history="1" r:id="rIdq8whl4jx3ybq_hcutgv2e">
               <w:r>
                 <w:rPr>
                   <w:rFonts w:ascii="Arial" w:cs="Arial" w:eastAsia="Arial" w:hAnsi="Arial"/>
@@ -24522,7 +24522,7 @@
               <w:spacing w:after="10" w:before="0"/>
               <w:ind w:left="120"/>
             </w:pPr>
-            <w:hyperlink w:history="1" r:id="rIdrvwllhcrwyhak_feoi6gy">
+            <w:hyperlink w:history="1" r:id="rIdcoju8ckp19baxuzm6dg_r">
               <w:r>
                 <w:rPr>
                   <w:rFonts w:ascii="Arial" w:cs="Arial" w:eastAsia="Arial" w:hAnsi="Arial"/>
@@ -24567,7 +24567,7 @@
             <w:pPr>
               <w:spacing w:after="20" w:before="0"/>
             </w:pPr>
-            <w:hyperlink w:history="1" r:id="rId784qdeqv39hurhps3ieyg">
+            <w:hyperlink w:history="1" r:id="rIdugujip-vjgbsjes0h3zsi">
               <w:r>
                 <w:rPr>
                   <w:rFonts w:ascii="Arial" w:cs="Arial" w:eastAsia="Arial" w:hAnsi="Arial"/>
@@ -24600,7 +24600,7 @@
               <w:spacing w:after="10" w:before="0"/>
               <w:ind w:left="120"/>
             </w:pPr>
-            <w:hyperlink w:history="1" r:id="rIdpq2uygbxqxlomwawcywjs">
+            <w:hyperlink w:history="1" r:id="rIdieemfb9gh3wk7ywj2kly6">
               <w:r>
                 <w:rPr>
                   <w:rFonts w:ascii="Arial" w:cs="Arial" w:eastAsia="Arial" w:hAnsi="Arial"/>
@@ -24795,7 +24795,7 @@
             <w:pPr>
               <w:spacing w:after="20" w:before="0"/>
             </w:pPr>
-            <w:hyperlink w:history="1" r:id="rIddq9kqsevzdvem3dth2_gu">
+            <w:hyperlink w:history="1" r:id="rIdwsfhpdimlvy9ud8do6nzo">
               <w:r>
                 <w:rPr>
                   <w:rFonts w:ascii="Arial" w:cs="Arial" w:eastAsia="Arial" w:hAnsi="Arial"/>
@@ -24828,7 +24828,7 @@
               <w:spacing w:after="10" w:before="0"/>
               <w:ind w:left="120"/>
             </w:pPr>
-            <w:hyperlink w:history="1" r:id="rIduany393m19ap6i0r1sp4z">
+            <w:hyperlink w:history="1" r:id="rId6qqvbpim9gd1mxjt4ji-n">
               <w:r>
                 <w:rPr>
                   <w:rFonts w:ascii="Arial" w:cs="Arial" w:eastAsia="Arial" w:hAnsi="Arial"/>
@@ -24873,7 +24873,7 @@
             <w:pPr>
               <w:spacing w:after="20" w:before="0"/>
             </w:pPr>
-            <w:hyperlink w:history="1" r:id="rIdku5_kgcgl8co6frixezku">
+            <w:hyperlink w:history="1" r:id="rIdfx5qaxvcqppovvk9l2mnf">
               <w:r>
                 <w:rPr>
                   <w:rFonts w:ascii="Arial" w:cs="Arial" w:eastAsia="Arial" w:hAnsi="Arial"/>
@@ -24906,7 +24906,7 @@
               <w:spacing w:after="10" w:before="0"/>
               <w:ind w:left="120"/>
             </w:pPr>
-            <w:hyperlink w:history="1" r:id="rIdjkqmqhdmfrqf_zuu2p3mq">
+            <w:hyperlink w:history="1" r:id="rIdzk1_8nxe5bck5llupo87j">
               <w:r>
                 <w:rPr>
                   <w:rFonts w:ascii="Arial" w:cs="Arial" w:eastAsia="Arial" w:hAnsi="Arial"/>
@@ -25101,7 +25101,7 @@
             <w:pPr>
               <w:spacing w:after="20" w:before="0"/>
             </w:pPr>
-            <w:hyperlink w:history="1" r:id="rId5trxnhwfqqqkogyhpc3pe">
+            <w:hyperlink w:history="1" r:id="rIdu_wzhek-ubwg65x_ady2k">
               <w:r>
                 <w:rPr>
                   <w:rFonts w:ascii="Arial" w:cs="Arial" w:eastAsia="Arial" w:hAnsi="Arial"/>
@@ -25134,7 +25134,7 @@
               <w:spacing w:after="10" w:before="0"/>
               <w:ind w:left="120"/>
             </w:pPr>
-            <w:hyperlink w:history="1" r:id="rIdribnqjovzqcmerqxky-fc">
+            <w:hyperlink w:history="1" r:id="rIdeaj-hduh8fwmrbhiiafsx">
               <w:r>
                 <w:rPr>
                   <w:rFonts w:ascii="Arial" w:cs="Arial" w:eastAsia="Arial" w:hAnsi="Arial"/>
@@ -25179,7 +25179,7 @@
             <w:pPr>
               <w:spacing w:after="20" w:before="0"/>
             </w:pPr>
-            <w:hyperlink w:history="1" r:id="rIdtfnlfh4m2vsm_uszr2qkt">
+            <w:hyperlink w:history="1" r:id="rIdwzfrx8581hahafykezr3g">
               <w:r>
                 <w:rPr>
                   <w:rFonts w:ascii="Arial" w:cs="Arial" w:eastAsia="Arial" w:hAnsi="Arial"/>
@@ -25212,7 +25212,7 @@
               <w:spacing w:after="10" w:before="0"/>
               <w:ind w:left="120"/>
             </w:pPr>
-            <w:hyperlink w:history="1" r:id="rIddzmibp0nab8usgsnjhv2r">
+            <w:hyperlink w:history="1" r:id="rIdfegg3tj7fx4elycxerl-w">
               <w:r>
                 <w:rPr>
                   <w:rFonts w:ascii="Arial" w:cs="Arial" w:eastAsia="Arial" w:hAnsi="Arial"/>
@@ -25407,7 +25407,7 @@
             <w:pPr>
               <w:spacing w:after="20" w:before="0"/>
             </w:pPr>
-            <w:hyperlink w:history="1" r:id="rIdd36qawqyduh_zgbqaltc5">
+            <w:hyperlink w:history="1" r:id="rIdjsxtvx6xsxeyvltk1pkj1">
               <w:r>
                 <w:rPr>
                   <w:rFonts w:ascii="Arial" w:cs="Arial" w:eastAsia="Arial" w:hAnsi="Arial"/>
@@ -25440,7 +25440,7 @@
               <w:spacing w:after="10" w:before="0"/>
               <w:ind w:left="120"/>
             </w:pPr>
-            <w:hyperlink w:history="1" r:id="rId_kd-dzhif9uicw8orxx15">
+            <w:hyperlink w:history="1" r:id="rId_pr7ohzqyxjtshlmcwhx9">
               <w:r>
                 <w:rPr>
                   <w:rFonts w:ascii="Arial" w:cs="Arial" w:eastAsia="Arial" w:hAnsi="Arial"/>
@@ -25485,7 +25485,7 @@
             <w:pPr>
               <w:spacing w:after="20" w:before="0"/>
             </w:pPr>
-            <w:hyperlink w:history="1" r:id="rIdzwnxt0z7fzuhx5pa2azov">
+            <w:hyperlink w:history="1" r:id="rIdikleyllovht2vhipgbalz">
               <w:r>
                 <w:rPr>
                   <w:rFonts w:ascii="Arial" w:cs="Arial" w:eastAsia="Arial" w:hAnsi="Arial"/>
@@ -25518,7 +25518,7 @@
               <w:spacing w:after="10" w:before="0"/>
               <w:ind w:left="120"/>
             </w:pPr>
-            <w:hyperlink w:history="1" r:id="rIdy8kdymsgx9blciz0ceuxi">
+            <w:hyperlink w:history="1" r:id="rIdz7ux9wr3uqbggaziwhe3n">
               <w:r>
                 <w:rPr>
                   <w:rFonts w:ascii="Arial" w:cs="Arial" w:eastAsia="Arial" w:hAnsi="Arial"/>
@@ -25713,7 +25713,7 @@
             <w:pPr>
               <w:spacing w:after="20" w:before="0"/>
             </w:pPr>
-            <w:hyperlink w:history="1" r:id="rId_imj3mqikcpxi2yt1-cfc">
+            <w:hyperlink w:history="1" r:id="rIdoa5ecvf9vdqf_6n8ni8rf">
               <w:r>
                 <w:rPr>
                   <w:rFonts w:ascii="Arial" w:cs="Arial" w:eastAsia="Arial" w:hAnsi="Arial"/>
@@ -25746,7 +25746,7 @@
               <w:spacing w:after="10" w:before="0"/>
               <w:ind w:left="120"/>
             </w:pPr>
-            <w:hyperlink w:history="1" r:id="rIdq-ankvmkyrqlrini6atrm">
+            <w:hyperlink w:history="1" r:id="rIdhbe9rnqnfj5ti5-oorciy">
               <w:r>
                 <w:rPr>
                   <w:rFonts w:ascii="Arial" w:cs="Arial" w:eastAsia="Arial" w:hAnsi="Arial"/>
@@ -25791,7 +25791,7 @@
             <w:pPr>
               <w:spacing w:after="20" w:before="0"/>
             </w:pPr>
-            <w:hyperlink w:history="1" r:id="rIdimi4crblg5f_axuoup7nm">
+            <w:hyperlink w:history="1" r:id="rIdndkrm3l1lj2sgbbvflhyr">
               <w:r>
                 <w:rPr>
                   <w:rFonts w:ascii="Arial" w:cs="Arial" w:eastAsia="Arial" w:hAnsi="Arial"/>
@@ -25824,7 +25824,7 @@
               <w:spacing w:after="10" w:before="0"/>
               <w:ind w:left="120"/>
             </w:pPr>
-            <w:hyperlink w:history="1" r:id="rId2rst0m4sk-_nnbm0wvtla">
+            <w:hyperlink w:history="1" r:id="rIdduumcsjupvm_1qlwus5um">
               <w:r>
                 <w:rPr>
                   <w:rFonts w:ascii="Arial" w:cs="Arial" w:eastAsia="Arial" w:hAnsi="Arial"/>
@@ -27311,7 +27311,7 @@
             <w:pPr>
               <w:spacing w:after="20" w:before="0"/>
             </w:pPr>
-            <w:hyperlink w:history="1" r:id="rIdqbo-gvx-gafuriigbhprf">
+            <w:hyperlink w:history="1" r:id="rId6gezv_uftscixc6jvlbum">
               <w:r>
                 <w:rPr>
                   <w:rFonts w:ascii="Arial" w:cs="Arial" w:eastAsia="Arial" w:hAnsi="Arial"/>
@@ -27344,7 +27344,7 @@
               <w:spacing w:after="10" w:before="0"/>
               <w:ind w:left="120"/>
             </w:pPr>
-            <w:hyperlink w:history="1" r:id="rIdkquxwawbd5tbey1syvomi">
+            <w:hyperlink w:history="1" r:id="rId8vcflb3xojqjomxsokbke">
               <w:r>
                 <w:rPr>
                   <w:rFonts w:ascii="Arial" w:cs="Arial" w:eastAsia="Arial" w:hAnsi="Arial"/>
@@ -27389,7 +27389,7 @@
             <w:pPr>
               <w:spacing w:after="20" w:before="0"/>
             </w:pPr>
-            <w:hyperlink w:history="1" r:id="rIdwxk3lasjen-4n1tssivy7">
+            <w:hyperlink w:history="1" r:id="rId4ba4-zn8gwa7a2p0pvfho">
               <w:r>
                 <w:rPr>
                   <w:rFonts w:ascii="Arial" w:cs="Arial" w:eastAsia="Arial" w:hAnsi="Arial"/>
@@ -27422,7 +27422,7 @@
               <w:spacing w:after="10" w:before="0"/>
               <w:ind w:left="120"/>
             </w:pPr>
-            <w:hyperlink w:history="1" r:id="rIdlnx2xcqixkrmugtzhzplc">
+            <w:hyperlink w:history="1" r:id="rIddrbnptfkccodwc_kzfv_c">
               <w:r>
                 <w:rPr>
                   <w:rFonts w:ascii="Arial" w:cs="Arial" w:eastAsia="Arial" w:hAnsi="Arial"/>
@@ -27617,7 +27617,7 @@
             <w:pPr>
               <w:spacing w:after="20" w:before="0"/>
             </w:pPr>
-            <w:hyperlink w:history="1" r:id="rIdavmc5_dykoqrhputezxgo">
+            <w:hyperlink w:history="1" r:id="rIdmnqoe3rnbvqvrux6go_f3">
               <w:r>
                 <w:rPr>
                   <w:rFonts w:ascii="Arial" w:cs="Arial" w:eastAsia="Arial" w:hAnsi="Arial"/>
@@ -27650,7 +27650,7 @@
               <w:spacing w:after="10" w:before="0"/>
               <w:ind w:left="120"/>
             </w:pPr>
-            <w:hyperlink w:history="1" r:id="rIdmsrklzqkmwq0d8turjibf">
+            <w:hyperlink w:history="1" r:id="rIdgzvg22dbb2s4tfbfenuz3">
               <w:r>
                 <w:rPr>
                   <w:rFonts w:ascii="Arial" w:cs="Arial" w:eastAsia="Arial" w:hAnsi="Arial"/>
@@ -27695,7 +27695,7 @@
             <w:pPr>
               <w:spacing w:after="20" w:before="0"/>
             </w:pPr>
-            <w:hyperlink w:history="1" r:id="rIds7sq-fygrykl-exjnpvlf">
+            <w:hyperlink w:history="1" r:id="rId-6al2s_9to3b5jkss6bhv">
               <w:r>
                 <w:rPr>
                   <w:rFonts w:ascii="Arial" w:cs="Arial" w:eastAsia="Arial" w:hAnsi="Arial"/>
@@ -27728,7 +27728,7 @@
               <w:spacing w:after="10" w:before="0"/>
               <w:ind w:left="120"/>
             </w:pPr>
-            <w:hyperlink w:history="1" r:id="rIdcbtn4cw2zeriblofksmyw">
+            <w:hyperlink w:history="1" r:id="rId3abqysy9ohyehgt9we6ze">
               <w:r>
                 <w:rPr>
                   <w:rFonts w:ascii="Arial" w:cs="Arial" w:eastAsia="Arial" w:hAnsi="Arial"/>
@@ -27923,7 +27923,7 @@
             <w:pPr>
               <w:spacing w:after="20" w:before="0"/>
             </w:pPr>
-            <w:hyperlink w:history="1" r:id="rIda2z5tts_shhiabagrg7fb">
+            <w:hyperlink w:history="1" r:id="rIdevwcshwblawgl4btkdcgz">
               <w:r>
                 <w:rPr>
                   <w:rFonts w:ascii="Arial" w:cs="Arial" w:eastAsia="Arial" w:hAnsi="Arial"/>
@@ -27956,7 +27956,7 @@
               <w:spacing w:after="10" w:before="0"/>
               <w:ind w:left="120"/>
             </w:pPr>
-            <w:hyperlink w:history="1" r:id="rIdappekxku1whdjrpjgrv_o">
+            <w:hyperlink w:history="1" r:id="rIdgsjxsce0fupqbfuy0hsqt">
               <w:r>
                 <w:rPr>
                   <w:rFonts w:ascii="Arial" w:cs="Arial" w:eastAsia="Arial" w:hAnsi="Arial"/>
@@ -28001,7 +28001,7 @@
             <w:pPr>
               <w:spacing w:after="20" w:before="0"/>
             </w:pPr>
-            <w:hyperlink w:history="1" r:id="rIdmkptb4jbhbv1ujwcmb-or">
+            <w:hyperlink w:history="1" r:id="rIddsjjbp95eb9by0a4kch_4">
               <w:r>
                 <w:rPr>
                   <w:rFonts w:ascii="Arial" w:cs="Arial" w:eastAsia="Arial" w:hAnsi="Arial"/>
@@ -28034,7 +28034,7 @@
               <w:spacing w:after="10" w:before="0"/>
               <w:ind w:left="120"/>
             </w:pPr>
-            <w:hyperlink w:history="1" r:id="rIdj16d77if4ayuud03fgtok">
+            <w:hyperlink w:history="1" r:id="rIdke5qmek5tgt3deo38xw1e">
               <w:r>
                 <w:rPr>
                   <w:rFonts w:ascii="Arial" w:cs="Arial" w:eastAsia="Arial" w:hAnsi="Arial"/>
@@ -28229,7 +28229,7 @@
             <w:pPr>
               <w:spacing w:after="20" w:before="0"/>
             </w:pPr>
-            <w:hyperlink w:history="1" r:id="rIdseellci9nwby1vvtbffjw">
+            <w:hyperlink w:history="1" r:id="rIdo51ddvg2s3duj5-_cvdkr">
               <w:r>
                 <w:rPr>
                   <w:rFonts w:ascii="Arial" w:cs="Arial" w:eastAsia="Arial" w:hAnsi="Arial"/>
@@ -28262,7 +28262,7 @@
               <w:spacing w:after="10" w:before="0"/>
               <w:ind w:left="120"/>
             </w:pPr>
-            <w:hyperlink w:history="1" r:id="rIdpkc3ebqh_vdmq_chkcfxa">
+            <w:hyperlink w:history="1" r:id="rIdr5eqqlyn6siqytp9weq4x">
               <w:r>
                 <w:rPr>
                   <w:rFonts w:ascii="Arial" w:cs="Arial" w:eastAsia="Arial" w:hAnsi="Arial"/>
@@ -28307,7 +28307,7 @@
             <w:pPr>
               <w:spacing w:after="20" w:before="0"/>
             </w:pPr>
-            <w:hyperlink w:history="1" r:id="rIdsdubaoiytddbkbfsd4znp">
+            <w:hyperlink w:history="1" r:id="rIdgcesbxy6ttcg23fhlurd2">
               <w:r>
                 <w:rPr>
                   <w:rFonts w:ascii="Arial" w:cs="Arial" w:eastAsia="Arial" w:hAnsi="Arial"/>
@@ -28340,7 +28340,7 @@
               <w:spacing w:after="10" w:before="0"/>
               <w:ind w:left="120"/>
             </w:pPr>
-            <w:hyperlink w:history="1" r:id="rIdnc4xv7inm8m-v06jwujd6">
+            <w:hyperlink w:history="1" r:id="rIdgiygwbw_z91huvmyusbxe">
               <w:r>
                 <w:rPr>
                   <w:rFonts w:ascii="Arial" w:cs="Arial" w:eastAsia="Arial" w:hAnsi="Arial"/>
@@ -28535,7 +28535,7 @@
             <w:pPr>
               <w:spacing w:after="20" w:before="0"/>
             </w:pPr>
-            <w:hyperlink w:history="1" r:id="rIdv7y9qagujgrnrcys1dj5q">
+            <w:hyperlink w:history="1" r:id="rId5fitlaic4e_vu9zh_ayqm">
               <w:r>
                 <w:rPr>
                   <w:rFonts w:ascii="Arial" w:cs="Arial" w:eastAsia="Arial" w:hAnsi="Arial"/>
@@ -28568,7 +28568,7 @@
               <w:spacing w:after="10" w:before="0"/>
               <w:ind w:left="120"/>
             </w:pPr>
-            <w:hyperlink w:history="1" r:id="rIdv0j0wluergl9bxupueos2">
+            <w:hyperlink w:history="1" r:id="rIdtjkdyzp_fnk2uwwthorzm">
               <w:r>
                 <w:rPr>
                   <w:rFonts w:ascii="Arial" w:cs="Arial" w:eastAsia="Arial" w:hAnsi="Arial"/>
@@ -28613,7 +28613,7 @@
             <w:pPr>
               <w:spacing w:after="20" w:before="0"/>
             </w:pPr>
-            <w:hyperlink w:history="1" r:id="rId1nnlb723lhlsem2tdugrh">
+            <w:hyperlink w:history="1" r:id="rIdhbwokbzsztc59ziau4ir8">
               <w:r>
                 <w:rPr>
                   <w:rFonts w:ascii="Arial" w:cs="Arial" w:eastAsia="Arial" w:hAnsi="Arial"/>
@@ -28646,7 +28646,7 @@
               <w:spacing w:after="10" w:before="0"/>
               <w:ind w:left="120"/>
             </w:pPr>
-            <w:hyperlink w:history="1" r:id="rIdcvgvig0dcdr0fnbbkjd4f">
+            <w:hyperlink w:history="1" r:id="rIdoo1wkczy6jsr50n83-iqs">
               <w:r>
                 <w:rPr>
                   <w:rFonts w:ascii="Arial" w:cs="Arial" w:eastAsia="Arial" w:hAnsi="Arial"/>
@@ -30133,7 +30133,7 @@
             <w:pPr>
               <w:spacing w:after="20" w:before="0"/>
             </w:pPr>
-            <w:hyperlink w:history="1" r:id="rId-tevqmxw-h3haoaobjh4e">
+            <w:hyperlink w:history="1" r:id="rIdomu0x_wa9-0zp1m69boyp">
               <w:r>
                 <w:rPr>
                   <w:rFonts w:ascii="Arial" w:cs="Arial" w:eastAsia="Arial" w:hAnsi="Arial"/>
@@ -30166,7 +30166,7 @@
               <w:spacing w:after="10" w:before="0"/>
               <w:ind w:left="120"/>
             </w:pPr>
-            <w:hyperlink w:history="1" r:id="rIdbrgrwrrvjtzsdhwqpjzuc">
+            <w:hyperlink w:history="1" r:id="rId5l_aigs4cvztfygckhrp3">
               <w:r>
                 <w:rPr>
                   <w:rFonts w:ascii="Arial" w:cs="Arial" w:eastAsia="Arial" w:hAnsi="Arial"/>
@@ -30211,7 +30211,7 @@
             <w:pPr>
               <w:spacing w:after="20" w:before="0"/>
             </w:pPr>
-            <w:hyperlink w:history="1" r:id="rIdrfoaex7rrtv6oloaxtyoi">
+            <w:hyperlink w:history="1" r:id="rIdfi505rzzutafrxk8ebl6j">
               <w:r>
                 <w:rPr>
                   <w:rFonts w:ascii="Arial" w:cs="Arial" w:eastAsia="Arial" w:hAnsi="Arial"/>
@@ -30244,7 +30244,7 @@
               <w:spacing w:after="10" w:before="0"/>
               <w:ind w:left="120"/>
             </w:pPr>
-            <w:hyperlink w:history="1" r:id="rIdcid9oawerulbowpm2szqi">
+            <w:hyperlink w:history="1" r:id="rId9kswlfqnvdqiuomz8_vsi">
               <w:r>
                 <w:rPr>
                   <w:rFonts w:ascii="Arial" w:cs="Arial" w:eastAsia="Arial" w:hAnsi="Arial"/>
@@ -30439,7 +30439,7 @@
             <w:pPr>
               <w:spacing w:after="20" w:before="0"/>
             </w:pPr>
-            <w:hyperlink w:history="1" r:id="rId-iveegybkiaocxvlpxg0h">
+            <w:hyperlink w:history="1" r:id="rIdjmodcfedeewssws7frovk">
               <w:r>
                 <w:rPr>
                   <w:rFonts w:ascii="Arial" w:cs="Arial" w:eastAsia="Arial" w:hAnsi="Arial"/>
@@ -30472,7 +30472,7 @@
               <w:spacing w:after="10" w:before="0"/>
               <w:ind w:left="120"/>
             </w:pPr>
-            <w:hyperlink w:history="1" r:id="rIdz_qotqo1z0qaduigf4w2z">
+            <w:hyperlink w:history="1" r:id="rId4day3ypbuf54vh9qfugio">
               <w:r>
                 <w:rPr>
                   <w:rFonts w:ascii="Arial" w:cs="Arial" w:eastAsia="Arial" w:hAnsi="Arial"/>
@@ -30517,7 +30517,7 @@
             <w:pPr>
               <w:spacing w:after="20" w:before="0"/>
             </w:pPr>
-            <w:hyperlink w:history="1" r:id="rIdye3ilji_ldmef7px_f2gl">
+            <w:hyperlink w:history="1" r:id="rIdj6gidg_kx9bnfuukgjyaw">
               <w:r>
                 <w:rPr>
                   <w:rFonts w:ascii="Arial" w:cs="Arial" w:eastAsia="Arial" w:hAnsi="Arial"/>
@@ -30550,7 +30550,7 @@
               <w:spacing w:after="10" w:before="0"/>
               <w:ind w:left="120"/>
             </w:pPr>
-            <w:hyperlink w:history="1" r:id="rIdaeljjrbm84ptvorlvj2sj">
+            <w:hyperlink w:history="1" r:id="rId8s2utfsymfmb3x47sfvgc">
               <w:r>
                 <w:rPr>
                   <w:rFonts w:ascii="Arial" w:cs="Arial" w:eastAsia="Arial" w:hAnsi="Arial"/>
@@ -30745,7 +30745,7 @@
             <w:pPr>
               <w:spacing w:after="20" w:before="0"/>
             </w:pPr>
-            <w:hyperlink w:history="1" r:id="rIdj10bop4m3ugosetbgneig">
+            <w:hyperlink w:history="1" r:id="rIdmwn7ikgojpr3kr6wa1yr-">
               <w:r>
                 <w:rPr>
                   <w:rFonts w:ascii="Arial" w:cs="Arial" w:eastAsia="Arial" w:hAnsi="Arial"/>
@@ -30778,7 +30778,7 @@
               <w:spacing w:after="10" w:before="0"/>
               <w:ind w:left="120"/>
             </w:pPr>
-            <w:hyperlink w:history="1" r:id="rId9uvcuqiwhznapz0czsh3g">
+            <w:hyperlink w:history="1" r:id="rIdloo5rf-ieiqfp1x3vqn0z">
               <w:r>
                 <w:rPr>
                   <w:rFonts w:ascii="Arial" w:cs="Arial" w:eastAsia="Arial" w:hAnsi="Arial"/>
@@ -30823,7 +30823,7 @@
             <w:pPr>
               <w:spacing w:after="20" w:before="0"/>
             </w:pPr>
-            <w:hyperlink w:history="1" r:id="rIdfzdbhkhj-ba1i3lyoyinn">
+            <w:hyperlink w:history="1" r:id="rIda0s7520u3cbl28v5jqudw">
               <w:r>
                 <w:rPr>
                   <w:rFonts w:ascii="Arial" w:cs="Arial" w:eastAsia="Arial" w:hAnsi="Arial"/>
@@ -30856,7 +30856,7 @@
               <w:spacing w:after="10" w:before="0"/>
               <w:ind w:left="120"/>
             </w:pPr>
-            <w:hyperlink w:history="1" r:id="rIdmxovkng7ks4lkwpgrp8a0">
+            <w:hyperlink w:history="1" r:id="rIdyjqbabti0zeb-bu1oc4ep">
               <w:r>
                 <w:rPr>
                   <w:rFonts w:ascii="Arial" w:cs="Arial" w:eastAsia="Arial" w:hAnsi="Arial"/>
@@ -31051,7 +31051,7 @@
             <w:pPr>
               <w:spacing w:after="20" w:before="0"/>
             </w:pPr>
-            <w:hyperlink w:history="1" r:id="rIdgps1whjdlk4ikny02j3ri">
+            <w:hyperlink w:history="1" r:id="rIda3xbzww5aqii61pcaxwlg">
               <w:r>
                 <w:rPr>
                   <w:rFonts w:ascii="Arial" w:cs="Arial" w:eastAsia="Arial" w:hAnsi="Arial"/>
@@ -31084,7 +31084,7 @@
               <w:spacing w:after="10" w:before="0"/>
               <w:ind w:left="120"/>
             </w:pPr>
-            <w:hyperlink w:history="1" r:id="rIdlhbr1cdhzfj4afqvzwbhk">
+            <w:hyperlink w:history="1" r:id="rIdldamly_zjou5adqrcywtu">
               <w:r>
                 <w:rPr>
                   <w:rFonts w:ascii="Arial" w:cs="Arial" w:eastAsia="Arial" w:hAnsi="Arial"/>
@@ -31129,7 +31129,7 @@
             <w:pPr>
               <w:spacing w:after="20" w:before="0"/>
             </w:pPr>
-            <w:hyperlink w:history="1" r:id="rIduhsykkf2yrjb8tehpurfn">
+            <w:hyperlink w:history="1" r:id="rIdiyv4jxlravxefsvidh8sg">
               <w:r>
                 <w:rPr>
                   <w:rFonts w:ascii="Arial" w:cs="Arial" w:eastAsia="Arial" w:hAnsi="Arial"/>
@@ -31162,7 +31162,7 @@
               <w:spacing w:after="10" w:before="0"/>
               <w:ind w:left="120"/>
             </w:pPr>
-            <w:hyperlink w:history="1" r:id="rId78-g3z4kxfr9zeavmeoma">
+            <w:hyperlink w:history="1" r:id="rIdtzozdnjb2xgyx1h6_s5hy">
               <w:r>
                 <w:rPr>
                   <w:rFonts w:ascii="Arial" w:cs="Arial" w:eastAsia="Arial" w:hAnsi="Arial"/>
@@ -31357,7 +31357,7 @@
             <w:pPr>
               <w:spacing w:after="20" w:before="0"/>
             </w:pPr>
-            <w:hyperlink w:history="1" r:id="rIdv9tr0z47w_ovmfx4nurtu">
+            <w:hyperlink w:history="1" r:id="rIdd4cljtpb48q8yisclm6qh">
               <w:r>
                 <w:rPr>
                   <w:rFonts w:ascii="Arial" w:cs="Arial" w:eastAsia="Arial" w:hAnsi="Arial"/>
@@ -31390,7 +31390,7 @@
               <w:spacing w:after="10" w:before="0"/>
               <w:ind w:left="120"/>
             </w:pPr>
-            <w:hyperlink w:history="1" r:id="rIdx4dyq6svkxvstejebgku0">
+            <w:hyperlink w:history="1" r:id="rIdu8rw_h_ws5eggz1mr1sgt">
               <w:r>
                 <w:rPr>
                   <w:rFonts w:ascii="Arial" w:cs="Arial" w:eastAsia="Arial" w:hAnsi="Arial"/>
@@ -31435,7 +31435,7 @@
             <w:pPr>
               <w:spacing w:after="20" w:before="0"/>
             </w:pPr>
-            <w:hyperlink w:history="1" r:id="rIdez2kxku1tjdk_rykopxt2">
+            <w:hyperlink w:history="1" r:id="rIdie087k8zspqxpo10neqxj">
               <w:r>
                 <w:rPr>
                   <w:rFonts w:ascii="Arial" w:cs="Arial" w:eastAsia="Arial" w:hAnsi="Arial"/>
@@ -31468,7 +31468,7 @@
               <w:spacing w:after="10" w:before="0"/>
               <w:ind w:left="120"/>
             </w:pPr>
-            <w:hyperlink w:history="1" r:id="rId_k79a32iiz3xqm78w9s4n">
+            <w:hyperlink w:history="1" r:id="rIdqx4mddjnm06akxoohc29l">
               <w:r>
                 <w:rPr>
                   <w:rFonts w:ascii="Arial" w:cs="Arial" w:eastAsia="Arial" w:hAnsi="Arial"/>
@@ -32955,7 +32955,7 @@
             <w:pPr>
               <w:spacing w:after="20" w:before="0"/>
             </w:pPr>
-            <w:hyperlink w:history="1" r:id="rIdz1rt0lpwmso-uptxjajiu">
+            <w:hyperlink w:history="1" r:id="rIdhxuosyf2af8zxp_17bvai">
               <w:r>
                 <w:rPr>
                   <w:rFonts w:ascii="Arial" w:cs="Arial" w:eastAsia="Arial" w:hAnsi="Arial"/>
@@ -32988,7 +32988,7 @@
               <w:spacing w:after="10" w:before="0"/>
               <w:ind w:left="120"/>
             </w:pPr>
-            <w:hyperlink w:history="1" r:id="rId8r6-nyqitehuldz7ssf3a">
+            <w:hyperlink w:history="1" r:id="rIdz7mpw9uizajthfvgrrosd">
               <w:r>
                 <w:rPr>
                   <w:rFonts w:ascii="Arial" w:cs="Arial" w:eastAsia="Arial" w:hAnsi="Arial"/>
@@ -33033,7 +33033,7 @@
             <w:pPr>
               <w:spacing w:after="20" w:before="0"/>
             </w:pPr>
-            <w:hyperlink w:history="1" r:id="rIdih73gl1cgmcqhkaxmvlmb">
+            <w:hyperlink w:history="1" r:id="rIdzx7jvgf0owkoayfvrcfle">
               <w:r>
                 <w:rPr>
                   <w:rFonts w:ascii="Arial" w:cs="Arial" w:eastAsia="Arial" w:hAnsi="Arial"/>
@@ -33066,7 +33066,7 @@
               <w:spacing w:after="10" w:before="0"/>
               <w:ind w:left="120"/>
             </w:pPr>
-            <w:hyperlink w:history="1" r:id="rIdqegdeo1zmj1vrmlyr9cph">
+            <w:hyperlink w:history="1" r:id="rIdovujiw1mpv2e8suo10x3k">
               <w:r>
                 <w:rPr>
                   <w:rFonts w:ascii="Arial" w:cs="Arial" w:eastAsia="Arial" w:hAnsi="Arial"/>
@@ -33261,7 +33261,7 @@
             <w:pPr>
               <w:spacing w:after="20" w:before="0"/>
             </w:pPr>
-            <w:hyperlink w:history="1" r:id="rId1u1h1ww1tzbzh0b9wojcc">
+            <w:hyperlink w:history="1" r:id="rIdyhww_sygix0etthaharcf">
               <w:r>
                 <w:rPr>
                   <w:rFonts w:ascii="Arial" w:cs="Arial" w:eastAsia="Arial" w:hAnsi="Arial"/>
@@ -33294,7 +33294,7 @@
               <w:spacing w:after="10" w:before="0"/>
               <w:ind w:left="120"/>
             </w:pPr>
-            <w:hyperlink w:history="1" r:id="rIdmzlvkexyxz00qtgzjsoz-">
+            <w:hyperlink w:history="1" r:id="rIdz9lfjzkc_ajnx8j5foab1">
               <w:r>
                 <w:rPr>
                   <w:rFonts w:ascii="Arial" w:cs="Arial" w:eastAsia="Arial" w:hAnsi="Arial"/>
@@ -33339,7 +33339,7 @@
             <w:pPr>
               <w:spacing w:after="20" w:before="0"/>
             </w:pPr>
-            <w:hyperlink w:history="1" r:id="rIdsrbrtg4yczygdxsvuxxhj">
+            <w:hyperlink w:history="1" r:id="rIdcuhzuzpxeyfr3jucsqby-">
               <w:r>
                 <w:rPr>
                   <w:rFonts w:ascii="Arial" w:cs="Arial" w:eastAsia="Arial" w:hAnsi="Arial"/>
@@ -33372,7 +33372,7 @@
               <w:spacing w:after="10" w:before="0"/>
               <w:ind w:left="120"/>
             </w:pPr>
-            <w:hyperlink w:history="1" r:id="rIdfi2p-tyxkpwdfhcdftjl_">
+            <w:hyperlink w:history="1" r:id="rIddc7rpc3jyymec0axr0pv1">
               <w:r>
                 <w:rPr>
                   <w:rFonts w:ascii="Arial" w:cs="Arial" w:eastAsia="Arial" w:hAnsi="Arial"/>
@@ -33567,7 +33567,7 @@
             <w:pPr>
               <w:spacing w:after="20" w:before="0"/>
             </w:pPr>
-            <w:hyperlink w:history="1" r:id="rId6tim9-svrxonbvsuxx4_s">
+            <w:hyperlink w:history="1" r:id="rIduuhmqsjrhqxu1ltstaera">
               <w:r>
                 <w:rPr>
                   <w:rFonts w:ascii="Arial" w:cs="Arial" w:eastAsia="Arial" w:hAnsi="Arial"/>
@@ -33600,7 +33600,7 @@
               <w:spacing w:after="10" w:before="0"/>
               <w:ind w:left="120"/>
             </w:pPr>
-            <w:hyperlink w:history="1" r:id="rId2cp93sc9i9g41wgfbz8cq">
+            <w:hyperlink w:history="1" r:id="rIdaxwlgcp07u8ssw5g_nfdo">
               <w:r>
                 <w:rPr>
                   <w:rFonts w:ascii="Arial" w:cs="Arial" w:eastAsia="Arial" w:hAnsi="Arial"/>
@@ -33645,7 +33645,7 @@
             <w:pPr>
               <w:spacing w:after="20" w:before="0"/>
             </w:pPr>
-            <w:hyperlink w:history="1" r:id="rId8j9bv8hkdy5en2ufcimi-">
+            <w:hyperlink w:history="1" r:id="rId6pt2tuon7df93wlthpbov">
               <w:r>
                 <w:rPr>
                   <w:rFonts w:ascii="Arial" w:cs="Arial" w:eastAsia="Arial" w:hAnsi="Arial"/>
@@ -33678,7 +33678,7 @@
               <w:spacing w:after="10" w:before="0"/>
               <w:ind w:left="120"/>
             </w:pPr>
-            <w:hyperlink w:history="1" r:id="rIdprk-u7-81vrdbr_4o0kkv">
+            <w:hyperlink w:history="1" r:id="rId2vskqtmkq6njeegokfx6z">
               <w:r>
                 <w:rPr>
                   <w:rFonts w:ascii="Arial" w:cs="Arial" w:eastAsia="Arial" w:hAnsi="Arial"/>
@@ -33873,7 +33873,7 @@
             <w:pPr>
               <w:spacing w:after="20" w:before="0"/>
             </w:pPr>
-            <w:hyperlink w:history="1" r:id="rIdltcydig8bxfkwtq96-oqb">
+            <w:hyperlink w:history="1" r:id="rIdlbsvtk5lhkr2is7s3hrhr">
               <w:r>
                 <w:rPr>
                   <w:rFonts w:ascii="Arial" w:cs="Arial" w:eastAsia="Arial" w:hAnsi="Arial"/>
@@ -33906,7 +33906,7 @@
               <w:spacing w:after="10" w:before="0"/>
               <w:ind w:left="120"/>
             </w:pPr>
-            <w:hyperlink w:history="1" r:id="rIdsh75dnmoawzmedvmrvr4r">
+            <w:hyperlink w:history="1" r:id="rIdbr_mzcegmbewqtz3vt0no">
               <w:r>
                 <w:rPr>
                   <w:rFonts w:ascii="Arial" w:cs="Arial" w:eastAsia="Arial" w:hAnsi="Arial"/>
@@ -33951,7 +33951,7 @@
             <w:pPr>
               <w:spacing w:after="20" w:before="0"/>
             </w:pPr>
-            <w:hyperlink w:history="1" r:id="rIdvsngb_gx8tawwfmkdawje">
+            <w:hyperlink w:history="1" r:id="rIdxbmjoiyyjftnrmshrsgsm">
               <w:r>
                 <w:rPr>
                   <w:rFonts w:ascii="Arial" w:cs="Arial" w:eastAsia="Arial" w:hAnsi="Arial"/>
@@ -33984,7 +33984,7 @@
               <w:spacing w:after="10" w:before="0"/>
               <w:ind w:left="120"/>
             </w:pPr>
-            <w:hyperlink w:history="1" r:id="rIdk7fv4r_rdf00e4vp-_z5m">
+            <w:hyperlink w:history="1" r:id="rIdlfc-_srq6hzwv01kwgx5f">
               <w:r>
                 <w:rPr>
                   <w:rFonts w:ascii="Arial" w:cs="Arial" w:eastAsia="Arial" w:hAnsi="Arial"/>
@@ -34179,7 +34179,7 @@
             <w:pPr>
               <w:spacing w:after="20" w:before="0"/>
             </w:pPr>
-            <w:hyperlink w:history="1" r:id="rIdopwmwfyfxkmfwsfxx8yiw">
+            <w:hyperlink w:history="1" r:id="rIdim4hsyafmtwgbgvhpacir">
               <w:r>
                 <w:rPr>
                   <w:rFonts w:ascii="Arial" w:cs="Arial" w:eastAsia="Arial" w:hAnsi="Arial"/>
@@ -34212,7 +34212,7 @@
               <w:spacing w:after="10" w:before="0"/>
               <w:ind w:left="120"/>
             </w:pPr>
-            <w:hyperlink w:history="1" r:id="rIddiolqhzqnzf9ler57zl4t">
+            <w:hyperlink w:history="1" r:id="rIdxhzaba91g6bks0_itz0v6">
               <w:r>
                 <w:rPr>
                   <w:rFonts w:ascii="Arial" w:cs="Arial" w:eastAsia="Arial" w:hAnsi="Arial"/>
@@ -34257,7 +34257,7 @@
             <w:pPr>
               <w:spacing w:after="20" w:before="0"/>
             </w:pPr>
-            <w:hyperlink w:history="1" r:id="rIdyxblkx8pzrd7b0_lafiok">
+            <w:hyperlink w:history="1" r:id="rIdwmzj93hjian-u2cuacglr">
               <w:r>
                 <w:rPr>
                   <w:rFonts w:ascii="Arial" w:cs="Arial" w:eastAsia="Arial" w:hAnsi="Arial"/>
@@ -34290,7 +34290,7 @@
               <w:spacing w:after="10" w:before="0"/>
               <w:ind w:left="120"/>
             </w:pPr>
-            <w:hyperlink w:history="1" r:id="rIdwj6o5ias6v4ztuivqdgi5">
+            <w:hyperlink w:history="1" r:id="rIdksjklitihq7yegcch3k-q">
               <w:r>
                 <w:rPr>
                   <w:rFonts w:ascii="Arial" w:cs="Arial" w:eastAsia="Arial" w:hAnsi="Arial"/>
@@ -35777,7 +35777,7 @@
             <w:pPr>
               <w:spacing w:after="20" w:before="0"/>
             </w:pPr>
-            <w:hyperlink w:history="1" r:id="rIdz-opkrjyej50mjyyasjpk">
+            <w:hyperlink w:history="1" r:id="rIdesrmm5sa4dapyzdulro3x">
               <w:r>
                 <w:rPr>
                   <w:rFonts w:ascii="Arial" w:cs="Arial" w:eastAsia="Arial" w:hAnsi="Arial"/>
@@ -35810,7 +35810,7 @@
               <w:spacing w:after="10" w:before="0"/>
               <w:ind w:left="120"/>
             </w:pPr>
-            <w:hyperlink w:history="1" r:id="rIdv9tu9yby9hspm6yczvh0u">
+            <w:hyperlink w:history="1" r:id="rIdo3qqijfluoielrrluxrfo">
               <w:r>
                 <w:rPr>
                   <w:rFonts w:ascii="Arial" w:cs="Arial" w:eastAsia="Arial" w:hAnsi="Arial"/>
@@ -35855,7 +35855,7 @@
             <w:pPr>
               <w:spacing w:after="20" w:before="0"/>
             </w:pPr>
-            <w:hyperlink w:history="1" r:id="rIdjwgkap3rikradlgtufxom">
+            <w:hyperlink w:history="1" r:id="rIdbm2g1dye4g7nzs05xa5lf">
               <w:r>
                 <w:rPr>
                   <w:rFonts w:ascii="Arial" w:cs="Arial" w:eastAsia="Arial" w:hAnsi="Arial"/>
@@ -35888,7 +35888,7 @@
               <w:spacing w:after="10" w:before="0"/>
               <w:ind w:left="120"/>
             </w:pPr>
-            <w:hyperlink w:history="1" r:id="rId7rynlzwiss7fxjtb0ndwt">
+            <w:hyperlink w:history="1" r:id="rIdxiagjaek735zlxm-yodog">
               <w:r>
                 <w:rPr>
                   <w:rFonts w:ascii="Arial" w:cs="Arial" w:eastAsia="Arial" w:hAnsi="Arial"/>
@@ -36083,7 +36083,7 @@
             <w:pPr>
               <w:spacing w:after="20" w:before="0"/>
             </w:pPr>
-            <w:hyperlink w:history="1" r:id="rIdz9voiujlewwvjnfbjxmfu">
+            <w:hyperlink w:history="1" r:id="rIddzybnhmbq79-my5daziny">
               <w:r>
                 <w:rPr>
                   <w:rFonts w:ascii="Arial" w:cs="Arial" w:eastAsia="Arial" w:hAnsi="Arial"/>
@@ -36116,7 +36116,7 @@
               <w:spacing w:after="10" w:before="0"/>
               <w:ind w:left="120"/>
             </w:pPr>
-            <w:hyperlink w:history="1" r:id="rIdzx0_hnc-nt5xjb87azzpa">
+            <w:hyperlink w:history="1" r:id="rId_rev1g9kv9ebf_0mqaouk">
               <w:r>
                 <w:rPr>
                   <w:rFonts w:ascii="Arial" w:cs="Arial" w:eastAsia="Arial" w:hAnsi="Arial"/>
@@ -36161,7 +36161,7 @@
             <w:pPr>
               <w:spacing w:after="20" w:before="0"/>
             </w:pPr>
-            <w:hyperlink w:history="1" r:id="rIdp9zwvh0qzkbo9qzstup2r">
+            <w:hyperlink w:history="1" r:id="rIdc-2rsphwinqc-qd4ds8ha">
               <w:r>
                 <w:rPr>
                   <w:rFonts w:ascii="Arial" w:cs="Arial" w:eastAsia="Arial" w:hAnsi="Arial"/>
@@ -36194,7 +36194,7 @@
               <w:spacing w:after="10" w:before="0"/>
               <w:ind w:left="120"/>
             </w:pPr>
-            <w:hyperlink w:history="1" r:id="rIdnrejyf7kbwqges4qzu-cy">
+            <w:hyperlink w:history="1" r:id="rIdwzgj7de88v0llhyljgult">
               <w:r>
                 <w:rPr>
                   <w:rFonts w:ascii="Arial" w:cs="Arial" w:eastAsia="Arial" w:hAnsi="Arial"/>
@@ -36389,7 +36389,7 @@
             <w:pPr>
               <w:spacing w:after="20" w:before="0"/>
             </w:pPr>
-            <w:hyperlink w:history="1" r:id="rId-2wph-zg5dq9waujxhyxz">
+            <w:hyperlink w:history="1" r:id="rIdp3lopzst4olt031l8uia2">
               <w:r>
                 <w:rPr>
                   <w:rFonts w:ascii="Arial" w:cs="Arial" w:eastAsia="Arial" w:hAnsi="Arial"/>
@@ -36422,7 +36422,7 @@
               <w:spacing w:after="10" w:before="0"/>
               <w:ind w:left="120"/>
             </w:pPr>
-            <w:hyperlink w:history="1" r:id="rIdcm3v3f0ljioqfkdghvc8u">
+            <w:hyperlink w:history="1" r:id="rIdytmanhrvcdmv0qshsbnw0">
               <w:r>
                 <w:rPr>
                   <w:rFonts w:ascii="Arial" w:cs="Arial" w:eastAsia="Arial" w:hAnsi="Arial"/>
@@ -36467,7 +36467,7 @@
             <w:pPr>
               <w:spacing w:after="20" w:before="0"/>
             </w:pPr>
-            <w:hyperlink w:history="1" r:id="rId9uaski0js0jnldpfdsv3u">
+            <w:hyperlink w:history="1" r:id="rIdtaqufjthsorz_ukli3uid">
               <w:r>
                 <w:rPr>
                   <w:rFonts w:ascii="Arial" w:cs="Arial" w:eastAsia="Arial" w:hAnsi="Arial"/>
@@ -36500,7 +36500,7 @@
               <w:spacing w:after="10" w:before="0"/>
               <w:ind w:left="120"/>
             </w:pPr>
-            <w:hyperlink w:history="1" r:id="rIduxqceor7fwcbzse4mzzxf">
+            <w:hyperlink w:history="1" r:id="rIdox3cn5waso5izafl09t4w">
               <w:r>
                 <w:rPr>
                   <w:rFonts w:ascii="Arial" w:cs="Arial" w:eastAsia="Arial" w:hAnsi="Arial"/>
@@ -36695,7 +36695,7 @@
             <w:pPr>
               <w:spacing w:after="20" w:before="0"/>
             </w:pPr>
-            <w:hyperlink w:history="1" r:id="rIdmnwlf1tpbchk4ruvajt5u">
+            <w:hyperlink w:history="1" r:id="rIdeyjymfnx1hjgdfnlwsaqk">
               <w:r>
                 <w:rPr>
                   <w:rFonts w:ascii="Arial" w:cs="Arial" w:eastAsia="Arial" w:hAnsi="Arial"/>
@@ -36728,7 +36728,7 @@
               <w:spacing w:after="10" w:before="0"/>
               <w:ind w:left="120"/>
             </w:pPr>
-            <w:hyperlink w:history="1" r:id="rIdpeonlcfn3ps9avmmlrbuz">
+            <w:hyperlink w:history="1" r:id="rIdtyjjmpqqmwlyvjyibu0f-">
               <w:r>
                 <w:rPr>
                   <w:rFonts w:ascii="Arial" w:cs="Arial" w:eastAsia="Arial" w:hAnsi="Arial"/>
@@ -36773,7 +36773,7 @@
             <w:pPr>
               <w:spacing w:after="20" w:before="0"/>
             </w:pPr>
-            <w:hyperlink w:history="1" r:id="rIdz8ao3ao3pgtrx-oktvoa0">
+            <w:hyperlink w:history="1" r:id="rIdjyfa57jwomc1cg7bvbysc">
               <w:r>
                 <w:rPr>
                   <w:rFonts w:ascii="Arial" w:cs="Arial" w:eastAsia="Arial" w:hAnsi="Arial"/>
@@ -36806,7 +36806,7 @@
               <w:spacing w:after="10" w:before="0"/>
               <w:ind w:left="120"/>
             </w:pPr>
-            <w:hyperlink w:history="1" r:id="rIdibwzr_p0f2nphzq5cqpkw">
+            <w:hyperlink w:history="1" r:id="rIdc15xtkhithcqayietf9w0">
               <w:r>
                 <w:rPr>
                   <w:rFonts w:ascii="Arial" w:cs="Arial" w:eastAsia="Arial" w:hAnsi="Arial"/>
@@ -37001,7 +37001,7 @@
             <w:pPr>
               <w:spacing w:after="20" w:before="0"/>
             </w:pPr>
-            <w:hyperlink w:history="1" r:id="rIdbl73qhs3ktocfaainztvy">
+            <w:hyperlink w:history="1" r:id="rIdntcacespzwkfilhjogqf6">
               <w:r>
                 <w:rPr>
                   <w:rFonts w:ascii="Arial" w:cs="Arial" w:eastAsia="Arial" w:hAnsi="Arial"/>
@@ -37034,7 +37034,7 @@
               <w:spacing w:after="10" w:before="0"/>
               <w:ind w:left="120"/>
             </w:pPr>
-            <w:hyperlink w:history="1" r:id="rIdeya6o2vsmkwl4ymwgs5wz">
+            <w:hyperlink w:history="1" r:id="rIdezavwcqu6yqofi1gsapk7">
               <w:r>
                 <w:rPr>
                   <w:rFonts w:ascii="Arial" w:cs="Arial" w:eastAsia="Arial" w:hAnsi="Arial"/>
@@ -37079,7 +37079,7 @@
             <w:pPr>
               <w:spacing w:after="20" w:before="0"/>
             </w:pPr>
-            <w:hyperlink w:history="1" r:id="rIdtycm-nmeww1oae4byknzg">
+            <w:hyperlink w:history="1" r:id="rIdbc-vc51cdbqbopefhn9my">
               <w:r>
                 <w:rPr>
                   <w:rFonts w:ascii="Arial" w:cs="Arial" w:eastAsia="Arial" w:hAnsi="Arial"/>
@@ -37112,7 +37112,7 @@
               <w:spacing w:after="10" w:before="0"/>
               <w:ind w:left="120"/>
             </w:pPr>
-            <w:hyperlink w:history="1" r:id="rIdxqpvnocs8opfjybdodobk">
+            <w:hyperlink w:history="1" r:id="rIdehsisl8etib_hjj-_imbe">
               <w:r>
                 <w:rPr>
                   <w:rFonts w:ascii="Arial" w:cs="Arial" w:eastAsia="Arial" w:hAnsi="Arial"/>

--- a/data/outputs/v2/Physics/SS2.1_Properties_of_Waves/Physics_Properties_of_Waves_CBE_LessonSequence.docx
+++ b/data/outputs/v2/Physics/SS2.1_Properties_of_Waves/Physics_Properties_of_Waves_CBE_LessonSequence.docx
@@ -3880,7 +3880,7 @@
             <w:pPr>
               <w:spacing w:after="20" w:before="0"/>
             </w:pPr>
-            <w:hyperlink w:history="1" r:id="rId_iyghwgmipxkrzasmajjs">
+            <w:hyperlink w:history="1" r:id="rIdpqoshvt3iy1vaodt64ri3">
               <w:r>
                 <w:rPr>
                   <w:rFonts w:ascii="Arial" w:cs="Arial" w:eastAsia="Arial" w:hAnsi="Arial"/>
@@ -3913,7 +3913,7 @@
               <w:spacing w:after="10" w:before="0"/>
               <w:ind w:left="120"/>
             </w:pPr>
-            <w:hyperlink w:history="1" r:id="rIdmfakdr2u15xluxrm0j83g">
+            <w:hyperlink w:history="1" r:id="rIdmjbf0nh21ygf1s7k1nyq7">
               <w:r>
                 <w:rPr>
                   <w:rFonts w:ascii="Arial" w:cs="Arial" w:eastAsia="Arial" w:hAnsi="Arial"/>
@@ -3958,7 +3958,7 @@
             <w:pPr>
               <w:spacing w:after="20" w:before="0"/>
             </w:pPr>
-            <w:hyperlink w:history="1" r:id="rIdenbqimhqmugutzeizgby6">
+            <w:hyperlink w:history="1" r:id="rIdqcstzlm-gqc_xsyxrql_i">
               <w:r>
                 <w:rPr>
                   <w:rFonts w:ascii="Arial" w:cs="Arial" w:eastAsia="Arial" w:hAnsi="Arial"/>
@@ -3991,7 +3991,7 @@
               <w:spacing w:after="10" w:before="0"/>
               <w:ind w:left="120"/>
             </w:pPr>
-            <w:hyperlink w:history="1" r:id="rIdr6dfgnr1mei4n35dr6w5d">
+            <w:hyperlink w:history="1" r:id="rId8jcedrdv_b9ma27vjobl1">
               <w:r>
                 <w:rPr>
                   <w:rFonts w:ascii="Arial" w:cs="Arial" w:eastAsia="Arial" w:hAnsi="Arial"/>
@@ -4338,7 +4338,7 @@
             <w:pPr>
               <w:spacing w:after="20" w:before="0"/>
             </w:pPr>
-            <w:hyperlink w:history="1" r:id="rIdjndgn4dcvbyk6cqkdir1f">
+            <w:hyperlink w:history="1" r:id="rIdriukiqzngdarmdkbai5zc">
               <w:r>
                 <w:rPr>
                   <w:rFonts w:ascii="Arial" w:cs="Arial" w:eastAsia="Arial" w:hAnsi="Arial"/>
@@ -4371,7 +4371,7 @@
               <w:spacing w:after="10" w:before="0"/>
               <w:ind w:left="120"/>
             </w:pPr>
-            <w:hyperlink w:history="1" r:id="rId2jczg3bmssbfcc2gkoyl3">
+            <w:hyperlink w:history="1" r:id="rIdgoqyj0sc5tncbrrutkcki">
               <w:r>
                 <w:rPr>
                   <w:rFonts w:ascii="Arial" w:cs="Arial" w:eastAsia="Arial" w:hAnsi="Arial"/>
@@ -4416,7 +4416,7 @@
             <w:pPr>
               <w:spacing w:after="20" w:before="0"/>
             </w:pPr>
-            <w:hyperlink w:history="1" r:id="rIdl601op5rih73wlsanlodu">
+            <w:hyperlink w:history="1" r:id="rId2c-3ietklqdqzrhnf5qb_">
               <w:r>
                 <w:rPr>
                   <w:rFonts w:ascii="Arial" w:cs="Arial" w:eastAsia="Arial" w:hAnsi="Arial"/>
@@ -4449,7 +4449,7 @@
               <w:spacing w:after="10" w:before="0"/>
               <w:ind w:left="120"/>
             </w:pPr>
-            <w:hyperlink w:history="1" r:id="rIdcslhbnhprlid1c1r7on5i">
+            <w:hyperlink w:history="1" r:id="rIduwqn7w6vrr4zkpnlgimb2">
               <w:r>
                 <w:rPr>
                   <w:rFonts w:ascii="Arial" w:cs="Arial" w:eastAsia="Arial" w:hAnsi="Arial"/>
@@ -4796,7 +4796,7 @@
             <w:pPr>
               <w:spacing w:after="20" w:before="0"/>
             </w:pPr>
-            <w:hyperlink w:history="1" r:id="rIdygwjz8kxy4fycspw_ppv8">
+            <w:hyperlink w:history="1" r:id="rIdbln7gy-omp1rgjpyxdvun">
               <w:r>
                 <w:rPr>
                   <w:rFonts w:ascii="Arial" w:cs="Arial" w:eastAsia="Arial" w:hAnsi="Arial"/>
@@ -4829,7 +4829,7 @@
               <w:spacing w:after="10" w:before="0"/>
               <w:ind w:left="120"/>
             </w:pPr>
-            <w:hyperlink w:history="1" r:id="rIdvfpsf3cubdqhecddoscqs">
+            <w:hyperlink w:history="1" r:id="rIdlsti2rtzgvoqtwmpayuby">
               <w:r>
                 <w:rPr>
                   <w:rFonts w:ascii="Arial" w:cs="Arial" w:eastAsia="Arial" w:hAnsi="Arial"/>
@@ -4874,7 +4874,7 @@
             <w:pPr>
               <w:spacing w:after="20" w:before="0"/>
             </w:pPr>
-            <w:hyperlink w:history="1" r:id="rIdmb8mqhuk42jukmgfuvn34">
+            <w:hyperlink w:history="1" r:id="rIdqi4iubqkmbakepkjrejqt">
               <w:r>
                 <w:rPr>
                   <w:rFonts w:ascii="Arial" w:cs="Arial" w:eastAsia="Arial" w:hAnsi="Arial"/>
@@ -4907,7 +4907,7 @@
               <w:spacing w:after="10" w:before="0"/>
               <w:ind w:left="120"/>
             </w:pPr>
-            <w:hyperlink w:history="1" r:id="rIdbcxf65nerksc9xtuxga15">
+            <w:hyperlink w:history="1" r:id="rIdhabn4hdi9wa8lssgebadj">
               <w:r>
                 <w:rPr>
                   <w:rFonts w:ascii="Arial" w:cs="Arial" w:eastAsia="Arial" w:hAnsi="Arial"/>
@@ -5254,7 +5254,7 @@
             <w:pPr>
               <w:spacing w:after="20" w:before="0"/>
             </w:pPr>
-            <w:hyperlink w:history="1" r:id="rIdlm55lf6smkzjpzazux4b_">
+            <w:hyperlink w:history="1" r:id="rIdph-sdacurvedjmzm3q-2q">
               <w:r>
                 <w:rPr>
                   <w:rFonts w:ascii="Arial" w:cs="Arial" w:eastAsia="Arial" w:hAnsi="Arial"/>
@@ -5287,7 +5287,7 @@
               <w:spacing w:after="10" w:before="0"/>
               <w:ind w:left="120"/>
             </w:pPr>
-            <w:hyperlink w:history="1" r:id="rIdv3awfs0uy1zq1kodultyr">
+            <w:hyperlink w:history="1" r:id="rIdunp0swk90tu4um1u_w4yi">
               <w:r>
                 <w:rPr>
                   <w:rFonts w:ascii="Arial" w:cs="Arial" w:eastAsia="Arial" w:hAnsi="Arial"/>
@@ -5332,7 +5332,7 @@
             <w:pPr>
               <w:spacing w:after="20" w:before="0"/>
             </w:pPr>
-            <w:hyperlink w:history="1" r:id="rIdhtw9dqxfjfqzz-0ya-yk5">
+            <w:hyperlink w:history="1" r:id="rIdvn0eqw7jkelsvuq8gxb-z">
               <w:r>
                 <w:rPr>
                   <w:rFonts w:ascii="Arial" w:cs="Arial" w:eastAsia="Arial" w:hAnsi="Arial"/>
@@ -5365,7 +5365,7 @@
               <w:spacing w:after="10" w:before="0"/>
               <w:ind w:left="120"/>
             </w:pPr>
-            <w:hyperlink w:history="1" r:id="rIdk6to2ti-cp87iizxsz2qj">
+            <w:hyperlink w:history="1" r:id="rIdnc15b3_bhx_mqp1igcesw">
               <w:r>
                 <w:rPr>
                   <w:rFonts w:ascii="Arial" w:cs="Arial" w:eastAsia="Arial" w:hAnsi="Arial"/>
@@ -5750,7 +5750,7 @@
             <w:pPr>
               <w:spacing w:after="20" w:before="0"/>
             </w:pPr>
-            <w:hyperlink w:history="1" r:id="rId6v7btuknpdqudyzwsyfd2">
+            <w:hyperlink w:history="1" r:id="rIdzuk-ldikcrubneabh802s">
               <w:r>
                 <w:rPr>
                   <w:rFonts w:ascii="Arial" w:cs="Arial" w:eastAsia="Arial" w:hAnsi="Arial"/>
@@ -5783,7 +5783,7 @@
               <w:spacing w:after="10" w:before="0"/>
               <w:ind w:left="120"/>
             </w:pPr>
-            <w:hyperlink w:history="1" r:id="rId9suiscy-7id0n4whtbvzf">
+            <w:hyperlink w:history="1" r:id="rIdk7pzf5_6g32umb_i02u8a">
               <w:r>
                 <w:rPr>
                   <w:rFonts w:ascii="Arial" w:cs="Arial" w:eastAsia="Arial" w:hAnsi="Arial"/>
@@ -5828,7 +5828,7 @@
             <w:pPr>
               <w:spacing w:after="20" w:before="0"/>
             </w:pPr>
-            <w:hyperlink w:history="1" r:id="rIdnzofit1hsbmooqwat_ico">
+            <w:hyperlink w:history="1" r:id="rIdqnhgl9enf_a2br6zpjrbu">
               <w:r>
                 <w:rPr>
                   <w:rFonts w:ascii="Arial" w:cs="Arial" w:eastAsia="Arial" w:hAnsi="Arial"/>
@@ -5861,7 +5861,7 @@
               <w:spacing w:after="10" w:before="0"/>
               <w:ind w:left="120"/>
             </w:pPr>
-            <w:hyperlink w:history="1" r:id="rIdxabxa4cklwwmrappbsd-x">
+            <w:hyperlink w:history="1" r:id="rId6nxsbttiobmlsg1dg84ss">
               <w:r>
                 <w:rPr>
                   <w:rFonts w:ascii="Arial" w:cs="Arial" w:eastAsia="Arial" w:hAnsi="Arial"/>
@@ -7462,7 +7462,7 @@
             <w:pPr>
               <w:spacing w:after="20" w:before="0"/>
             </w:pPr>
-            <w:hyperlink w:history="1" r:id="rIdsmiaaansezhfvnnpzzzd6">
+            <w:hyperlink w:history="1" r:id="rIdcjualvtvemk7pelnftad9">
               <w:r>
                 <w:rPr>
                   <w:rFonts w:ascii="Arial" w:cs="Arial" w:eastAsia="Arial" w:hAnsi="Arial"/>
@@ -7495,7 +7495,7 @@
               <w:spacing w:after="10" w:before="0"/>
               <w:ind w:left="120"/>
             </w:pPr>
-            <w:hyperlink w:history="1" r:id="rIdo-udrmzbnwzwmebfyzpuc">
+            <w:hyperlink w:history="1" r:id="rIdm6xzsxvdx217eku2c0usa">
               <w:r>
                 <w:rPr>
                   <w:rFonts w:ascii="Arial" w:cs="Arial" w:eastAsia="Arial" w:hAnsi="Arial"/>
@@ -7540,7 +7540,7 @@
             <w:pPr>
               <w:spacing w:after="20" w:before="0"/>
             </w:pPr>
-            <w:hyperlink w:history="1" r:id="rIdgnvkr_yd9e7ygauyqyido">
+            <w:hyperlink w:history="1" r:id="rIdiiy2-v9zvnxyc-2kytxqc">
               <w:r>
                 <w:rPr>
                   <w:rFonts w:ascii="Arial" w:cs="Arial" w:eastAsia="Arial" w:hAnsi="Arial"/>
@@ -7573,7 +7573,7 @@
               <w:spacing w:after="10" w:before="0"/>
               <w:ind w:left="120"/>
             </w:pPr>
-            <w:hyperlink w:history="1" r:id="rIdqrzqkkfgzuwlgol4is7gg">
+            <w:hyperlink w:history="1" r:id="rId-sugo8j0actyn1dkmjsjv">
               <w:r>
                 <w:rPr>
                   <w:rFonts w:ascii="Arial" w:cs="Arial" w:eastAsia="Arial" w:hAnsi="Arial"/>
@@ -7768,7 +7768,7 @@
             <w:pPr>
               <w:spacing w:after="20" w:before="0"/>
             </w:pPr>
-            <w:hyperlink w:history="1" r:id="rIdpt_dizhevirhxlcxmbrng">
+            <w:hyperlink w:history="1" r:id="rIdcntbbzsptbsqvahnxbssn">
               <w:r>
                 <w:rPr>
                   <w:rFonts w:ascii="Arial" w:cs="Arial" w:eastAsia="Arial" w:hAnsi="Arial"/>
@@ -7801,7 +7801,7 @@
               <w:spacing w:after="10" w:before="0"/>
               <w:ind w:left="120"/>
             </w:pPr>
-            <w:hyperlink w:history="1" r:id="rIdbodqmqkt0thwxwinqipw1">
+            <w:hyperlink w:history="1" r:id="rIdmgev-ma62qitqmjfb86cd">
               <w:r>
                 <w:rPr>
                   <w:rFonts w:ascii="Arial" w:cs="Arial" w:eastAsia="Arial" w:hAnsi="Arial"/>
@@ -7846,7 +7846,7 @@
             <w:pPr>
               <w:spacing w:after="20" w:before="0"/>
             </w:pPr>
-            <w:hyperlink w:history="1" r:id="rIdqko2kykrvwd03qmuxdbjb">
+            <w:hyperlink w:history="1" r:id="rIdp4liz9hdeknjgj40dgbqf">
               <w:r>
                 <w:rPr>
                   <w:rFonts w:ascii="Arial" w:cs="Arial" w:eastAsia="Arial" w:hAnsi="Arial"/>
@@ -7879,7 +7879,7 @@
               <w:spacing w:after="10" w:before="0"/>
               <w:ind w:left="120"/>
             </w:pPr>
-            <w:hyperlink w:history="1" r:id="rId6jvx6xnvoifxo-4mhsxg2">
+            <w:hyperlink w:history="1" r:id="rIdynx_9forlgvrrfhzo634m">
               <w:r>
                 <w:rPr>
                   <w:rFonts w:ascii="Arial" w:cs="Arial" w:eastAsia="Arial" w:hAnsi="Arial"/>
@@ -8074,7 +8074,7 @@
             <w:pPr>
               <w:spacing w:after="20" w:before="0"/>
             </w:pPr>
-            <w:hyperlink w:history="1" r:id="rIddsmganbmc5x8jthblyzio">
+            <w:hyperlink w:history="1" r:id="rIdud7ref3gvxzthjxezrzjm">
               <w:r>
                 <w:rPr>
                   <w:rFonts w:ascii="Arial" w:cs="Arial" w:eastAsia="Arial" w:hAnsi="Arial"/>
@@ -8107,7 +8107,7 @@
               <w:spacing w:after="10" w:before="0"/>
               <w:ind w:left="120"/>
             </w:pPr>
-            <w:hyperlink w:history="1" r:id="rId62otgssw9mhsenidv6qm0">
+            <w:hyperlink w:history="1" r:id="rId0uwl7_sl-o3kfpz6m6yr3">
               <w:r>
                 <w:rPr>
                   <w:rFonts w:ascii="Arial" w:cs="Arial" w:eastAsia="Arial" w:hAnsi="Arial"/>
@@ -8152,7 +8152,7 @@
             <w:pPr>
               <w:spacing w:after="20" w:before="0"/>
             </w:pPr>
-            <w:hyperlink w:history="1" r:id="rIdltoaeb7wkp7kzuk0qpgaz">
+            <w:hyperlink w:history="1" r:id="rIdinbac6eofv78bxdui2wag">
               <w:r>
                 <w:rPr>
                   <w:rFonts w:ascii="Arial" w:cs="Arial" w:eastAsia="Arial" w:hAnsi="Arial"/>
@@ -8185,7 +8185,7 @@
               <w:spacing w:after="10" w:before="0"/>
               <w:ind w:left="120"/>
             </w:pPr>
-            <w:hyperlink w:history="1" r:id="rIddbrvdotjwoj2mkso2scw7">
+            <w:hyperlink w:history="1" r:id="rIdutranq2whooe6hbuw91cw">
               <w:r>
                 <w:rPr>
                   <w:rFonts w:ascii="Arial" w:cs="Arial" w:eastAsia="Arial" w:hAnsi="Arial"/>
@@ -8380,7 +8380,7 @@
             <w:pPr>
               <w:spacing w:after="20" w:before="0"/>
             </w:pPr>
-            <w:hyperlink w:history="1" r:id="rIdgtpgx2kxgzrq6cs45xm3g">
+            <w:hyperlink w:history="1" r:id="rIdzvy9hspol27yksdzhamm7">
               <w:r>
                 <w:rPr>
                   <w:rFonts w:ascii="Arial" w:cs="Arial" w:eastAsia="Arial" w:hAnsi="Arial"/>
@@ -8413,7 +8413,7 @@
               <w:spacing w:after="10" w:before="0"/>
               <w:ind w:left="120"/>
             </w:pPr>
-            <w:hyperlink w:history="1" r:id="rIddmlrcebyomv2tu2_z14cl">
+            <w:hyperlink w:history="1" r:id="rId75scwzvgtwmufyqnmdti0">
               <w:r>
                 <w:rPr>
                   <w:rFonts w:ascii="Arial" w:cs="Arial" w:eastAsia="Arial" w:hAnsi="Arial"/>
@@ -8458,7 +8458,7 @@
             <w:pPr>
               <w:spacing w:after="20" w:before="0"/>
             </w:pPr>
-            <w:hyperlink w:history="1" r:id="rIdoarcrvsmi5afogkd8_o6l">
+            <w:hyperlink w:history="1" r:id="rIdmk3_9xmrfenzpvochcqhd">
               <w:r>
                 <w:rPr>
                   <w:rFonts w:ascii="Arial" w:cs="Arial" w:eastAsia="Arial" w:hAnsi="Arial"/>
@@ -8491,7 +8491,7 @@
               <w:spacing w:after="10" w:before="0"/>
               <w:ind w:left="120"/>
             </w:pPr>
-            <w:hyperlink w:history="1" r:id="rIdzupjsjvuxydsydrqghl0z">
+            <w:hyperlink w:history="1" r:id="rIdvbqb2s-bu2xwjrbzpm9op">
               <w:r>
                 <w:rPr>
                   <w:rFonts w:ascii="Arial" w:cs="Arial" w:eastAsia="Arial" w:hAnsi="Arial"/>
@@ -8686,7 +8686,7 @@
             <w:pPr>
               <w:spacing w:after="20" w:before="0"/>
             </w:pPr>
-            <w:hyperlink w:history="1" r:id="rIdcijk4au_7zsvglixnntqx">
+            <w:hyperlink w:history="1" r:id="rIdun4pytwov3gngef5cssfc">
               <w:r>
                 <w:rPr>
                   <w:rFonts w:ascii="Arial" w:cs="Arial" w:eastAsia="Arial" w:hAnsi="Arial"/>
@@ -8719,7 +8719,7 @@
               <w:spacing w:after="10" w:before="0"/>
               <w:ind w:left="120"/>
             </w:pPr>
-            <w:hyperlink w:history="1" r:id="rIdfqf1kkt8azi-b4h-urkni">
+            <w:hyperlink w:history="1" r:id="rIdffqzvq_wn1wxygpjnyccu">
               <w:r>
                 <w:rPr>
                   <w:rFonts w:ascii="Arial" w:cs="Arial" w:eastAsia="Arial" w:hAnsi="Arial"/>
@@ -8764,7 +8764,7 @@
             <w:pPr>
               <w:spacing w:after="20" w:before="0"/>
             </w:pPr>
-            <w:hyperlink w:history="1" r:id="rIdwqimipmz-gazafe78quhc">
+            <w:hyperlink w:history="1" r:id="rIdfj7jv_g9unedufs95az6v">
               <w:r>
                 <w:rPr>
                   <w:rFonts w:ascii="Arial" w:cs="Arial" w:eastAsia="Arial" w:hAnsi="Arial"/>
@@ -8797,7 +8797,7 @@
               <w:spacing w:after="10" w:before="0"/>
               <w:ind w:left="120"/>
             </w:pPr>
-            <w:hyperlink w:history="1" r:id="rIdiedchka-u_lyvyf7pmfkn">
+            <w:hyperlink w:history="1" r:id="rId3c4tafmhd6qlezvnslk_q">
               <w:r>
                 <w:rPr>
                   <w:rFonts w:ascii="Arial" w:cs="Arial" w:eastAsia="Arial" w:hAnsi="Arial"/>
@@ -10379,7 +10379,7 @@
             <w:pPr>
               <w:spacing w:after="20" w:before="0"/>
             </w:pPr>
-            <w:hyperlink w:history="1" r:id="rIdlj_rahopreprbmzpybdih">
+            <w:hyperlink w:history="1" r:id="rIdd-db37ulrlaekjttykmao">
               <w:r>
                 <w:rPr>
                   <w:rFonts w:ascii="Arial" w:cs="Arial" w:eastAsia="Arial" w:hAnsi="Arial"/>
@@ -10412,7 +10412,7 @@
               <w:spacing w:after="10" w:before="0"/>
               <w:ind w:left="120"/>
             </w:pPr>
-            <w:hyperlink w:history="1" r:id="rIdufji5rkra_teyxergui4a">
+            <w:hyperlink w:history="1" r:id="rIduituyoszhxahlbpaoyzzv">
               <w:r>
                 <w:rPr>
                   <w:rFonts w:ascii="Arial" w:cs="Arial" w:eastAsia="Arial" w:hAnsi="Arial"/>
@@ -10457,7 +10457,7 @@
             <w:pPr>
               <w:spacing w:after="20" w:before="0"/>
             </w:pPr>
-            <w:hyperlink w:history="1" r:id="rIdjjuzlllm5cooyv9bens7_">
+            <w:hyperlink w:history="1" r:id="rIdyexwkne49q-oogkhlpuhs">
               <w:r>
                 <w:rPr>
                   <w:rFonts w:ascii="Arial" w:cs="Arial" w:eastAsia="Arial" w:hAnsi="Arial"/>
@@ -10490,7 +10490,7 @@
               <w:spacing w:after="10" w:before="0"/>
               <w:ind w:left="120"/>
             </w:pPr>
-            <w:hyperlink w:history="1" r:id="rIdpavy-4h-ma8ww8m2l_oau">
+            <w:hyperlink w:history="1" r:id="rIdz5_x1sk9ge8k37d4cim9i">
               <w:r>
                 <w:rPr>
                   <w:rFonts w:ascii="Arial" w:cs="Arial" w:eastAsia="Arial" w:hAnsi="Arial"/>
@@ -10685,7 +10685,7 @@
             <w:pPr>
               <w:spacing w:after="20" w:before="0"/>
             </w:pPr>
-            <w:hyperlink w:history="1" r:id="rId8tcx4fykuducuv5ahzptq">
+            <w:hyperlink w:history="1" r:id="rId75zwl1ref5nwqkn0u059v">
               <w:r>
                 <w:rPr>
                   <w:rFonts w:ascii="Arial" w:cs="Arial" w:eastAsia="Arial" w:hAnsi="Arial"/>
@@ -10718,7 +10718,7 @@
               <w:spacing w:after="10" w:before="0"/>
               <w:ind w:left="120"/>
             </w:pPr>
-            <w:hyperlink w:history="1" r:id="rIdzax0yfhrvhdnxp7sx4jhd">
+            <w:hyperlink w:history="1" r:id="rIditvb8novxyq8dizrsvyln">
               <w:r>
                 <w:rPr>
                   <w:rFonts w:ascii="Arial" w:cs="Arial" w:eastAsia="Arial" w:hAnsi="Arial"/>
@@ -10763,7 +10763,7 @@
             <w:pPr>
               <w:spacing w:after="20" w:before="0"/>
             </w:pPr>
-            <w:hyperlink w:history="1" r:id="rIdo7ipxujocwtga8jpkxmk5">
+            <w:hyperlink w:history="1" r:id="rIdgcbned-1vmvu1vp54y7l_">
               <w:r>
                 <w:rPr>
                   <w:rFonts w:ascii="Arial" w:cs="Arial" w:eastAsia="Arial" w:hAnsi="Arial"/>
@@ -10796,7 +10796,7 @@
               <w:spacing w:after="10" w:before="0"/>
               <w:ind w:left="120"/>
             </w:pPr>
-            <w:hyperlink w:history="1" r:id="rIds3i2wj8brjuro_ifi6nxz">
+            <w:hyperlink w:history="1" r:id="rId_4t7spxwdjnnq0mziqpx-">
               <w:r>
                 <w:rPr>
                   <w:rFonts w:ascii="Arial" w:cs="Arial" w:eastAsia="Arial" w:hAnsi="Arial"/>
@@ -10991,7 +10991,7 @@
             <w:pPr>
               <w:spacing w:after="20" w:before="0"/>
             </w:pPr>
-            <w:hyperlink w:history="1" r:id="rIdnbazwb1h9rrvdzcvcprs1">
+            <w:hyperlink w:history="1" r:id="rIdb-ss1j3_12jmt93n3u9ko">
               <w:r>
                 <w:rPr>
                   <w:rFonts w:ascii="Arial" w:cs="Arial" w:eastAsia="Arial" w:hAnsi="Arial"/>
@@ -11024,7 +11024,7 @@
               <w:spacing w:after="10" w:before="0"/>
               <w:ind w:left="120"/>
             </w:pPr>
-            <w:hyperlink w:history="1" r:id="rIdtzmt-vxnow7mhgv07ypzf">
+            <w:hyperlink w:history="1" r:id="rId3wmlywoin443d9htilj1m">
               <w:r>
                 <w:rPr>
                   <w:rFonts w:ascii="Arial" w:cs="Arial" w:eastAsia="Arial" w:hAnsi="Arial"/>
@@ -11069,7 +11069,7 @@
             <w:pPr>
               <w:spacing w:after="20" w:before="0"/>
             </w:pPr>
-            <w:hyperlink w:history="1" r:id="rIdljzb8cp_tfdzzcz44nn1d">
+            <w:hyperlink w:history="1" r:id="rIdkjxsmgqglhfil0-rotpkm">
               <w:r>
                 <w:rPr>
                   <w:rFonts w:ascii="Arial" w:cs="Arial" w:eastAsia="Arial" w:hAnsi="Arial"/>
@@ -11102,7 +11102,7 @@
               <w:spacing w:after="10" w:before="0"/>
               <w:ind w:left="120"/>
             </w:pPr>
-            <w:hyperlink w:history="1" r:id="rIdll68fmylcjzzy0wekp7at">
+            <w:hyperlink w:history="1" r:id="rIduskvk5dn298nak3ruthbj">
               <w:r>
                 <w:rPr>
                   <w:rFonts w:ascii="Arial" w:cs="Arial" w:eastAsia="Arial" w:hAnsi="Arial"/>
@@ -11297,7 +11297,7 @@
             <w:pPr>
               <w:spacing w:after="20" w:before="0"/>
             </w:pPr>
-            <w:hyperlink w:history="1" r:id="rIdjddpkzwhxb6wai2rp7gvw">
+            <w:hyperlink w:history="1" r:id="rIdwrbz7zpctdnlfrqpg4shy">
               <w:r>
                 <w:rPr>
                   <w:rFonts w:ascii="Arial" w:cs="Arial" w:eastAsia="Arial" w:hAnsi="Arial"/>
@@ -11330,7 +11330,7 @@
               <w:spacing w:after="10" w:before="0"/>
               <w:ind w:left="120"/>
             </w:pPr>
-            <w:hyperlink w:history="1" r:id="rId9ql0tk-dmalizemnftd5w">
+            <w:hyperlink w:history="1" r:id="rId02je8jayvlznnnvtzgeoo">
               <w:r>
                 <w:rPr>
                   <w:rFonts w:ascii="Arial" w:cs="Arial" w:eastAsia="Arial" w:hAnsi="Arial"/>
@@ -11375,7 +11375,7 @@
             <w:pPr>
               <w:spacing w:after="20" w:before="0"/>
             </w:pPr>
-            <w:hyperlink w:history="1" r:id="rIdbps_h27sprd1dcg2-bzfr">
+            <w:hyperlink w:history="1" r:id="rIdzrba1atrrglxoeajxujtm">
               <w:r>
                 <w:rPr>
                   <w:rFonts w:ascii="Arial" w:cs="Arial" w:eastAsia="Arial" w:hAnsi="Arial"/>
@@ -11408,7 +11408,7 @@
               <w:spacing w:after="10" w:before="0"/>
               <w:ind w:left="120"/>
             </w:pPr>
-            <w:hyperlink w:history="1" r:id="rIdrqldgczgli0jjw-mlxvs4">
+            <w:hyperlink w:history="1" r:id="rIdkb9p_o7kkqfh1p2mu8vmj">
               <w:r>
                 <w:rPr>
                   <w:rFonts w:ascii="Arial" w:cs="Arial" w:eastAsia="Arial" w:hAnsi="Arial"/>
@@ -11603,7 +11603,7 @@
             <w:pPr>
               <w:spacing w:after="20" w:before="0"/>
             </w:pPr>
-            <w:hyperlink w:history="1" r:id="rIdrzodz4e9lvrzrwhbf4naf">
+            <w:hyperlink w:history="1" r:id="rIdcrzdis1jumv1jhmftfbmg">
               <w:r>
                 <w:rPr>
                   <w:rFonts w:ascii="Arial" w:cs="Arial" w:eastAsia="Arial" w:hAnsi="Arial"/>
@@ -11636,7 +11636,7 @@
               <w:spacing w:after="10" w:before="0"/>
               <w:ind w:left="120"/>
             </w:pPr>
-            <w:hyperlink w:history="1" r:id="rIdpx70k-rd7wiul-ksbnqgv">
+            <w:hyperlink w:history="1" r:id="rIdtl_iyxkqwrothidm6yuew">
               <w:r>
                 <w:rPr>
                   <w:rFonts w:ascii="Arial" w:cs="Arial" w:eastAsia="Arial" w:hAnsi="Arial"/>
@@ -11681,7 +11681,7 @@
             <w:pPr>
               <w:spacing w:after="20" w:before="0"/>
             </w:pPr>
-            <w:hyperlink w:history="1" r:id="rIdscs_vswuc9i8gjdvxiny0">
+            <w:hyperlink w:history="1" r:id="rIdfkwu81_7tuixwwwzmw560">
               <w:r>
                 <w:rPr>
                   <w:rFonts w:ascii="Arial" w:cs="Arial" w:eastAsia="Arial" w:hAnsi="Arial"/>
@@ -11714,7 +11714,7 @@
               <w:spacing w:after="10" w:before="0"/>
               <w:ind w:left="120"/>
             </w:pPr>
-            <w:hyperlink w:history="1" r:id="rIdmlrp4al_aiowzhijfl3w9">
+            <w:hyperlink w:history="1" r:id="rId_qu1vnmqg5dmdwc0pmmvr">
               <w:r>
                 <w:rPr>
                   <w:rFonts w:ascii="Arial" w:cs="Arial" w:eastAsia="Arial" w:hAnsi="Arial"/>
@@ -13201,7 +13201,7 @@
             <w:pPr>
               <w:spacing w:after="20" w:before="0"/>
             </w:pPr>
-            <w:hyperlink w:history="1" r:id="rId3vxhj9pwe51b6njwcgcvn">
+            <w:hyperlink w:history="1" r:id="rIdivwvmu572gei_krh6oa8p">
               <w:r>
                 <w:rPr>
                   <w:rFonts w:ascii="Arial" w:cs="Arial" w:eastAsia="Arial" w:hAnsi="Arial"/>
@@ -13234,7 +13234,7 @@
               <w:spacing w:after="10" w:before="0"/>
               <w:ind w:left="120"/>
             </w:pPr>
-            <w:hyperlink w:history="1" r:id="rIdxz2ieytc9xp1jxsibsczn">
+            <w:hyperlink w:history="1" r:id="rIdpnuagvcfyen3gxxhkxjur">
               <w:r>
                 <w:rPr>
                   <w:rFonts w:ascii="Arial" w:cs="Arial" w:eastAsia="Arial" w:hAnsi="Arial"/>
@@ -13279,7 +13279,7 @@
             <w:pPr>
               <w:spacing w:after="20" w:before="0"/>
             </w:pPr>
-            <w:hyperlink w:history="1" r:id="rIdo8rgvcjnhn2pinitnjmqb">
+            <w:hyperlink w:history="1" r:id="rIdea97zheeqlhghal5y0hkb">
               <w:r>
                 <w:rPr>
                   <w:rFonts w:ascii="Arial" w:cs="Arial" w:eastAsia="Arial" w:hAnsi="Arial"/>
@@ -13312,7 +13312,7 @@
               <w:spacing w:after="10" w:before="0"/>
               <w:ind w:left="120"/>
             </w:pPr>
-            <w:hyperlink w:history="1" r:id="rIdlsmy0ofpmfacvihslrqcj">
+            <w:hyperlink w:history="1" r:id="rIdpe1pkas5kg_xitwgf2rxq">
               <w:r>
                 <w:rPr>
                   <w:rFonts w:ascii="Arial" w:cs="Arial" w:eastAsia="Arial" w:hAnsi="Arial"/>
@@ -13507,7 +13507,7 @@
             <w:pPr>
               <w:spacing w:after="20" w:before="0"/>
             </w:pPr>
-            <w:hyperlink w:history="1" r:id="rIdrh0xtuqqxyoe3u8ivtf60">
+            <w:hyperlink w:history="1" r:id="rIdvqxhfeas-wvddyfunya2p">
               <w:r>
                 <w:rPr>
                   <w:rFonts w:ascii="Arial" w:cs="Arial" w:eastAsia="Arial" w:hAnsi="Arial"/>
@@ -13540,7 +13540,7 @@
               <w:spacing w:after="10" w:before="0"/>
               <w:ind w:left="120"/>
             </w:pPr>
-            <w:hyperlink w:history="1" r:id="rIdrfef3mwop5iwr-xjuzf66">
+            <w:hyperlink w:history="1" r:id="rIdhc6ouet2lriijstrh6rv8">
               <w:r>
                 <w:rPr>
                   <w:rFonts w:ascii="Arial" w:cs="Arial" w:eastAsia="Arial" w:hAnsi="Arial"/>
@@ -13585,7 +13585,7 @@
             <w:pPr>
               <w:spacing w:after="20" w:before="0"/>
             </w:pPr>
-            <w:hyperlink w:history="1" r:id="rIdvh0jbsprbbk7uud9-xukk">
+            <w:hyperlink w:history="1" r:id="rIdxd0fkxu6hcujgzdw5fhjr">
               <w:r>
                 <w:rPr>
                   <w:rFonts w:ascii="Arial" w:cs="Arial" w:eastAsia="Arial" w:hAnsi="Arial"/>
@@ -13618,7 +13618,7 @@
               <w:spacing w:after="10" w:before="0"/>
               <w:ind w:left="120"/>
             </w:pPr>
-            <w:hyperlink w:history="1" r:id="rIds7v5c7_4mlbjwik7wzffc">
+            <w:hyperlink w:history="1" r:id="rIdtzoejutpgqxagtulwa_go">
               <w:r>
                 <w:rPr>
                   <w:rFonts w:ascii="Arial" w:cs="Arial" w:eastAsia="Arial" w:hAnsi="Arial"/>
@@ -13813,7 +13813,7 @@
             <w:pPr>
               <w:spacing w:after="20" w:before="0"/>
             </w:pPr>
-            <w:hyperlink w:history="1" r:id="rIdspygaqyu9jxryq35ani9u">
+            <w:hyperlink w:history="1" r:id="rId34pscfr8etqgq2sxurgaa">
               <w:r>
                 <w:rPr>
                   <w:rFonts w:ascii="Arial" w:cs="Arial" w:eastAsia="Arial" w:hAnsi="Arial"/>
@@ -13846,7 +13846,7 @@
               <w:spacing w:after="10" w:before="0"/>
               <w:ind w:left="120"/>
             </w:pPr>
-            <w:hyperlink w:history="1" r:id="rIdxlfjgq7-t485gjsx8c00a">
+            <w:hyperlink w:history="1" r:id="rIdqn0cvgcdiz1b6n3cpgc0r">
               <w:r>
                 <w:rPr>
                   <w:rFonts w:ascii="Arial" w:cs="Arial" w:eastAsia="Arial" w:hAnsi="Arial"/>
@@ -13891,7 +13891,7 @@
             <w:pPr>
               <w:spacing w:after="20" w:before="0"/>
             </w:pPr>
-            <w:hyperlink w:history="1" r:id="rIds53sndz_hfzvd_smzzkkc">
+            <w:hyperlink w:history="1" r:id="rId9civmnrzqzueaqfjxixeg">
               <w:r>
                 <w:rPr>
                   <w:rFonts w:ascii="Arial" w:cs="Arial" w:eastAsia="Arial" w:hAnsi="Arial"/>
@@ -13924,7 +13924,7 @@
               <w:spacing w:after="10" w:before="0"/>
               <w:ind w:left="120"/>
             </w:pPr>
-            <w:hyperlink w:history="1" r:id="rId3pcta6y0vmldjzu6pcp9z">
+            <w:hyperlink w:history="1" r:id="rIddizupqunu18yonl20vo0x">
               <w:r>
                 <w:rPr>
                   <w:rFonts w:ascii="Arial" w:cs="Arial" w:eastAsia="Arial" w:hAnsi="Arial"/>
@@ -14119,7 +14119,7 @@
             <w:pPr>
               <w:spacing w:after="20" w:before="0"/>
             </w:pPr>
-            <w:hyperlink w:history="1" r:id="rIdsyv9hy_yrymflwsblzegs">
+            <w:hyperlink w:history="1" r:id="rIdjbx11deatlu5k-h_bkrzu">
               <w:r>
                 <w:rPr>
                   <w:rFonts w:ascii="Arial" w:cs="Arial" w:eastAsia="Arial" w:hAnsi="Arial"/>
@@ -14152,7 +14152,7 @@
               <w:spacing w:after="10" w:before="0"/>
               <w:ind w:left="120"/>
             </w:pPr>
-            <w:hyperlink w:history="1" r:id="rIdr2ne2ugk_tobe6przspop">
+            <w:hyperlink w:history="1" r:id="rIdp2eubtfhwe4inkohwoy0h">
               <w:r>
                 <w:rPr>
                   <w:rFonts w:ascii="Arial" w:cs="Arial" w:eastAsia="Arial" w:hAnsi="Arial"/>
@@ -14197,7 +14197,7 @@
             <w:pPr>
               <w:spacing w:after="20" w:before="0"/>
             </w:pPr>
-            <w:hyperlink w:history="1" r:id="rIdnsnhp7_0s3buigd9tb7mc">
+            <w:hyperlink w:history="1" r:id="rIddtn71d424m1f98fmrgajl">
               <w:r>
                 <w:rPr>
                   <w:rFonts w:ascii="Arial" w:cs="Arial" w:eastAsia="Arial" w:hAnsi="Arial"/>
@@ -14230,7 +14230,7 @@
               <w:spacing w:after="10" w:before="0"/>
               <w:ind w:left="120"/>
             </w:pPr>
-            <w:hyperlink w:history="1" r:id="rIdj8kvejqauddq5axrmuimr">
+            <w:hyperlink w:history="1" r:id="rIdaukxbazaac6aqe4mkg5lt">
               <w:r>
                 <w:rPr>
                   <w:rFonts w:ascii="Arial" w:cs="Arial" w:eastAsia="Arial" w:hAnsi="Arial"/>
@@ -14425,7 +14425,7 @@
             <w:pPr>
               <w:spacing w:after="20" w:before="0"/>
             </w:pPr>
-            <w:hyperlink w:history="1" r:id="rIdlekm2d-vz2ceznptynodf">
+            <w:hyperlink w:history="1" r:id="rId9v_xrhkq-zgbekzkkfvwb">
               <w:r>
                 <w:rPr>
                   <w:rFonts w:ascii="Arial" w:cs="Arial" w:eastAsia="Arial" w:hAnsi="Arial"/>
@@ -14458,7 +14458,7 @@
               <w:spacing w:after="10" w:before="0"/>
               <w:ind w:left="120"/>
             </w:pPr>
-            <w:hyperlink w:history="1" r:id="rIdc9ecbanmli2mliewklk02">
+            <w:hyperlink w:history="1" r:id="rIdezmtnvzw0fb9buoewdyu4">
               <w:r>
                 <w:rPr>
                   <w:rFonts w:ascii="Arial" w:cs="Arial" w:eastAsia="Arial" w:hAnsi="Arial"/>
@@ -14503,7 +14503,7 @@
             <w:pPr>
               <w:spacing w:after="20" w:before="0"/>
             </w:pPr>
-            <w:hyperlink w:history="1" r:id="rIdmfskjvjvldmnot32p-ytd">
+            <w:hyperlink w:history="1" r:id="rIdtq_fqgufklvvmohzolk_u">
               <w:r>
                 <w:rPr>
                   <w:rFonts w:ascii="Arial" w:cs="Arial" w:eastAsia="Arial" w:hAnsi="Arial"/>
@@ -14536,7 +14536,7 @@
               <w:spacing w:after="10" w:before="0"/>
               <w:ind w:left="120"/>
             </w:pPr>
-            <w:hyperlink w:history="1" r:id="rIdhijsk5v0s5saith4u4wbw">
+            <w:hyperlink w:history="1" r:id="rIdb7uzeoy3qid6_rpomh9eo">
               <w:r>
                 <w:rPr>
                   <w:rFonts w:ascii="Arial" w:cs="Arial" w:eastAsia="Arial" w:hAnsi="Arial"/>
@@ -16023,7 +16023,7 @@
             <w:pPr>
               <w:spacing w:after="20" w:before="0"/>
             </w:pPr>
-            <w:hyperlink w:history="1" r:id="rIde1mbwgdodp6o5u8zpwjcw">
+            <w:hyperlink w:history="1" r:id="rIdl1rmhrjy-z-s7jlkpxvsi">
               <w:r>
                 <w:rPr>
                   <w:rFonts w:ascii="Arial" w:cs="Arial" w:eastAsia="Arial" w:hAnsi="Arial"/>
@@ -16056,7 +16056,7 @@
               <w:spacing w:after="10" w:before="0"/>
               <w:ind w:left="120"/>
             </w:pPr>
-            <w:hyperlink w:history="1" r:id="rIdtx3jhjm3w56swbez8pybd">
+            <w:hyperlink w:history="1" r:id="rIdcrehbghglbzfqpoihbe1o">
               <w:r>
                 <w:rPr>
                   <w:rFonts w:ascii="Arial" w:cs="Arial" w:eastAsia="Arial" w:hAnsi="Arial"/>
@@ -16101,7 +16101,7 @@
             <w:pPr>
               <w:spacing w:after="20" w:before="0"/>
             </w:pPr>
-            <w:hyperlink w:history="1" r:id="rIdynspvdxserwksoyusgvha">
+            <w:hyperlink w:history="1" r:id="rIdjwofqf4onfrfxesfvrpzu">
               <w:r>
                 <w:rPr>
                   <w:rFonts w:ascii="Arial" w:cs="Arial" w:eastAsia="Arial" w:hAnsi="Arial"/>
@@ -16134,7 +16134,7 @@
               <w:spacing w:after="10" w:before="0"/>
               <w:ind w:left="120"/>
             </w:pPr>
-            <w:hyperlink w:history="1" r:id="rIdzqbtjiroaddsjzqdpwear">
+            <w:hyperlink w:history="1" r:id="rIdbuycaani56lkppuao82ik">
               <w:r>
                 <w:rPr>
                   <w:rFonts w:ascii="Arial" w:cs="Arial" w:eastAsia="Arial" w:hAnsi="Arial"/>
@@ -16329,7 +16329,7 @@
             <w:pPr>
               <w:spacing w:after="20" w:before="0"/>
             </w:pPr>
-            <w:hyperlink w:history="1" r:id="rIdx4elksevpglh08jgcnm88">
+            <w:hyperlink w:history="1" r:id="rIdukj0_4hxjbh2soqw4jytk">
               <w:r>
                 <w:rPr>
                   <w:rFonts w:ascii="Arial" w:cs="Arial" w:eastAsia="Arial" w:hAnsi="Arial"/>
@@ -16362,7 +16362,7 @@
               <w:spacing w:after="10" w:before="0"/>
               <w:ind w:left="120"/>
             </w:pPr>
-            <w:hyperlink w:history="1" r:id="rIddy0dcm2dtlfbuck70qxjf">
+            <w:hyperlink w:history="1" r:id="rIdqhbupckymf93f43tu0hpn">
               <w:r>
                 <w:rPr>
                   <w:rFonts w:ascii="Arial" w:cs="Arial" w:eastAsia="Arial" w:hAnsi="Arial"/>
@@ -16407,7 +16407,7 @@
             <w:pPr>
               <w:spacing w:after="20" w:before="0"/>
             </w:pPr>
-            <w:hyperlink w:history="1" r:id="rIdetu9hhooh17ij7ee3rsus">
+            <w:hyperlink w:history="1" r:id="rIdc7_pwrxh_vs73yafwvkz3">
               <w:r>
                 <w:rPr>
                   <w:rFonts w:ascii="Arial" w:cs="Arial" w:eastAsia="Arial" w:hAnsi="Arial"/>
@@ -16440,7 +16440,7 @@
               <w:spacing w:after="10" w:before="0"/>
               <w:ind w:left="120"/>
             </w:pPr>
-            <w:hyperlink w:history="1" r:id="rIdp_iyb1i8_a1-t1ur7sawc">
+            <w:hyperlink w:history="1" r:id="rIdpt9jktviyxlrjuuzwpsi4">
               <w:r>
                 <w:rPr>
                   <w:rFonts w:ascii="Arial" w:cs="Arial" w:eastAsia="Arial" w:hAnsi="Arial"/>
@@ -16635,7 +16635,7 @@
             <w:pPr>
               <w:spacing w:after="20" w:before="0"/>
             </w:pPr>
-            <w:hyperlink w:history="1" r:id="rIdxmzyuql02eyk5xhqiz26c">
+            <w:hyperlink w:history="1" r:id="rIdqhfjria34dhzbzxvcptht">
               <w:r>
                 <w:rPr>
                   <w:rFonts w:ascii="Arial" w:cs="Arial" w:eastAsia="Arial" w:hAnsi="Arial"/>
@@ -16668,7 +16668,7 @@
               <w:spacing w:after="10" w:before="0"/>
               <w:ind w:left="120"/>
             </w:pPr>
-            <w:hyperlink w:history="1" r:id="rId8acjzqrzylaxdb9lp50bc">
+            <w:hyperlink w:history="1" r:id="rIdbvghfpdapi3gsy6rsqrli">
               <w:r>
                 <w:rPr>
                   <w:rFonts w:ascii="Arial" w:cs="Arial" w:eastAsia="Arial" w:hAnsi="Arial"/>
@@ -16713,7 +16713,7 @@
             <w:pPr>
               <w:spacing w:after="20" w:before="0"/>
             </w:pPr>
-            <w:hyperlink w:history="1" r:id="rIdc7ev9p71d0quledrfdzfu">
+            <w:hyperlink w:history="1" r:id="rIdwjsjkqnmv5asud2y4h0lt">
               <w:r>
                 <w:rPr>
                   <w:rFonts w:ascii="Arial" w:cs="Arial" w:eastAsia="Arial" w:hAnsi="Arial"/>
@@ -16746,7 +16746,7 @@
               <w:spacing w:after="10" w:before="0"/>
               <w:ind w:left="120"/>
             </w:pPr>
-            <w:hyperlink w:history="1" r:id="rIdk18jn4rhmlbpzjjtlout-">
+            <w:hyperlink w:history="1" r:id="rIdoq6cla9k8q3bwb2lebb-x">
               <w:r>
                 <w:rPr>
                   <w:rFonts w:ascii="Arial" w:cs="Arial" w:eastAsia="Arial" w:hAnsi="Arial"/>
@@ -16941,7 +16941,7 @@
             <w:pPr>
               <w:spacing w:after="20" w:before="0"/>
             </w:pPr>
-            <w:hyperlink w:history="1" r:id="rIdmpineq9fnohlgf9zzbfwv">
+            <w:hyperlink w:history="1" r:id="rId5mdxqu7tjq092arbvkp1g">
               <w:r>
                 <w:rPr>
                   <w:rFonts w:ascii="Arial" w:cs="Arial" w:eastAsia="Arial" w:hAnsi="Arial"/>
@@ -16974,7 +16974,7 @@
               <w:spacing w:after="10" w:before="0"/>
               <w:ind w:left="120"/>
             </w:pPr>
-            <w:hyperlink w:history="1" r:id="rIdxrsaxe9w--ziickradgze">
+            <w:hyperlink w:history="1" r:id="rIdjnvoqjs28dp3aan5ekza1">
               <w:r>
                 <w:rPr>
                   <w:rFonts w:ascii="Arial" w:cs="Arial" w:eastAsia="Arial" w:hAnsi="Arial"/>
@@ -17019,7 +17019,7 @@
             <w:pPr>
               <w:spacing w:after="20" w:before="0"/>
             </w:pPr>
-            <w:hyperlink w:history="1" r:id="rIdlxphalnxedchopqwpwb0y">
+            <w:hyperlink w:history="1" r:id="rIdzy2s1rxc2blhibfs7c5cf">
               <w:r>
                 <w:rPr>
                   <w:rFonts w:ascii="Arial" w:cs="Arial" w:eastAsia="Arial" w:hAnsi="Arial"/>
@@ -17052,7 +17052,7 @@
               <w:spacing w:after="10" w:before="0"/>
               <w:ind w:left="120"/>
             </w:pPr>
-            <w:hyperlink w:history="1" r:id="rIdzpwkz75gbsj0g-ewimoi2">
+            <w:hyperlink w:history="1" r:id="rId09zo5_jybjcdpjsw4nkzc">
               <w:r>
                 <w:rPr>
                   <w:rFonts w:ascii="Arial" w:cs="Arial" w:eastAsia="Arial" w:hAnsi="Arial"/>
@@ -17247,7 +17247,7 @@
             <w:pPr>
               <w:spacing w:after="20" w:before="0"/>
             </w:pPr>
-            <w:hyperlink w:history="1" r:id="rIdx5vwmqyxeb8exqh_enolu">
+            <w:hyperlink w:history="1" r:id="rId4dqqyylpyozceeo3yd6oh">
               <w:r>
                 <w:rPr>
                   <w:rFonts w:ascii="Arial" w:cs="Arial" w:eastAsia="Arial" w:hAnsi="Arial"/>
@@ -17280,7 +17280,7 @@
               <w:spacing w:after="10" w:before="0"/>
               <w:ind w:left="120"/>
             </w:pPr>
-            <w:hyperlink w:history="1" r:id="rIdcdqgaj_zzsicdbsyir83z">
+            <w:hyperlink w:history="1" r:id="rIdl_fqdhf8e3nwbazlguvzk">
               <w:r>
                 <w:rPr>
                   <w:rFonts w:ascii="Arial" w:cs="Arial" w:eastAsia="Arial" w:hAnsi="Arial"/>
@@ -17325,7 +17325,7 @@
             <w:pPr>
               <w:spacing w:after="20" w:before="0"/>
             </w:pPr>
-            <w:hyperlink w:history="1" r:id="rIdadn_vejdulpo6tnlf1hpm">
+            <w:hyperlink w:history="1" r:id="rIdet6dtm_tntsxenm1inqyb">
               <w:r>
                 <w:rPr>
                   <w:rFonts w:ascii="Arial" w:cs="Arial" w:eastAsia="Arial" w:hAnsi="Arial"/>
@@ -17358,7 +17358,7 @@
               <w:spacing w:after="10" w:before="0"/>
               <w:ind w:left="120"/>
             </w:pPr>
-            <w:hyperlink w:history="1" r:id="rIdziwvvoiqxyc6jizfc7ztk">
+            <w:hyperlink w:history="1" r:id="rIdlx-ho9yvu7lv971kd_jet">
               <w:r>
                 <w:rPr>
                   <w:rFonts w:ascii="Arial" w:cs="Arial" w:eastAsia="Arial" w:hAnsi="Arial"/>
@@ -18845,7 +18845,7 @@
             <w:pPr>
               <w:spacing w:after="20" w:before="0"/>
             </w:pPr>
-            <w:hyperlink w:history="1" r:id="rIdiln-9pgdyd03i4c5ku48-">
+            <w:hyperlink w:history="1" r:id="rIdoh3yf4hexil3o2yuy-faf">
               <w:r>
                 <w:rPr>
                   <w:rFonts w:ascii="Arial" w:cs="Arial" w:eastAsia="Arial" w:hAnsi="Arial"/>
@@ -18878,7 +18878,7 @@
               <w:spacing w:after="10" w:before="0"/>
               <w:ind w:left="120"/>
             </w:pPr>
-            <w:hyperlink w:history="1" r:id="rId9yt2krw-0ihbsxf3cvwum">
+            <w:hyperlink w:history="1" r:id="rIdu6yuna7ba6ftbwrt-zfrx">
               <w:r>
                 <w:rPr>
                   <w:rFonts w:ascii="Arial" w:cs="Arial" w:eastAsia="Arial" w:hAnsi="Arial"/>
@@ -18923,7 +18923,7 @@
             <w:pPr>
               <w:spacing w:after="20" w:before="0"/>
             </w:pPr>
-            <w:hyperlink w:history="1" r:id="rIdkhotehvj1kdg4zc1txgbe">
+            <w:hyperlink w:history="1" r:id="rIdhq0_kz_uukbdm3xh9hhxn">
               <w:r>
                 <w:rPr>
                   <w:rFonts w:ascii="Arial" w:cs="Arial" w:eastAsia="Arial" w:hAnsi="Arial"/>
@@ -18956,7 +18956,7 @@
               <w:spacing w:after="10" w:before="0"/>
               <w:ind w:left="120"/>
             </w:pPr>
-            <w:hyperlink w:history="1" r:id="rIdc-erphhlqxzx-qx3jhxzf">
+            <w:hyperlink w:history="1" r:id="rIdb8njty7n5hejknrvc9eyx">
               <w:r>
                 <w:rPr>
                   <w:rFonts w:ascii="Arial" w:cs="Arial" w:eastAsia="Arial" w:hAnsi="Arial"/>
@@ -19151,7 +19151,7 @@
             <w:pPr>
               <w:spacing w:after="20" w:before="0"/>
             </w:pPr>
-            <w:hyperlink w:history="1" r:id="rIdogrrunbasbrf_ulor7bfg">
+            <w:hyperlink w:history="1" r:id="rId1iopgopz4vyf8vf8knc_b">
               <w:r>
                 <w:rPr>
                   <w:rFonts w:ascii="Arial" w:cs="Arial" w:eastAsia="Arial" w:hAnsi="Arial"/>
@@ -19184,7 +19184,7 @@
               <w:spacing w:after="10" w:before="0"/>
               <w:ind w:left="120"/>
             </w:pPr>
-            <w:hyperlink w:history="1" r:id="rIdcc7l3myk80rvkg4bgpsl9">
+            <w:hyperlink w:history="1" r:id="rIddlpd4i1wnqwfebczugs5y">
               <w:r>
                 <w:rPr>
                   <w:rFonts w:ascii="Arial" w:cs="Arial" w:eastAsia="Arial" w:hAnsi="Arial"/>
@@ -19229,7 +19229,7 @@
             <w:pPr>
               <w:spacing w:after="20" w:before="0"/>
             </w:pPr>
-            <w:hyperlink w:history="1" r:id="rIdbq-lphsthqao7o0-s7_r6">
+            <w:hyperlink w:history="1" r:id="rIdnqqtmlb5wxscno63lrg1w">
               <w:r>
                 <w:rPr>
                   <w:rFonts w:ascii="Arial" w:cs="Arial" w:eastAsia="Arial" w:hAnsi="Arial"/>
@@ -19262,7 +19262,7 @@
               <w:spacing w:after="10" w:before="0"/>
               <w:ind w:left="120"/>
             </w:pPr>
-            <w:hyperlink w:history="1" r:id="rId7qkyqy8yibfvxz4celzcj">
+            <w:hyperlink w:history="1" r:id="rId_4412cscbkf6ohloscmqn">
               <w:r>
                 <w:rPr>
                   <w:rFonts w:ascii="Arial" w:cs="Arial" w:eastAsia="Arial" w:hAnsi="Arial"/>
@@ -19457,7 +19457,7 @@
             <w:pPr>
               <w:spacing w:after="20" w:before="0"/>
             </w:pPr>
-            <w:hyperlink w:history="1" r:id="rIdathdvqfx1eqnk4zrac7dx">
+            <w:hyperlink w:history="1" r:id="rIds7oiwgxwg1sg594mf_oze">
               <w:r>
                 <w:rPr>
                   <w:rFonts w:ascii="Arial" w:cs="Arial" w:eastAsia="Arial" w:hAnsi="Arial"/>
@@ -19490,7 +19490,7 @@
               <w:spacing w:after="10" w:before="0"/>
               <w:ind w:left="120"/>
             </w:pPr>
-            <w:hyperlink w:history="1" r:id="rIdzfiqanuchv9l0atfc2ab4">
+            <w:hyperlink w:history="1" r:id="rIdz1xbok23o2gbefjbhifxp">
               <w:r>
                 <w:rPr>
                   <w:rFonts w:ascii="Arial" w:cs="Arial" w:eastAsia="Arial" w:hAnsi="Arial"/>
@@ -19535,7 +19535,7 @@
             <w:pPr>
               <w:spacing w:after="20" w:before="0"/>
             </w:pPr>
-            <w:hyperlink w:history="1" r:id="rIdhqaklwgti6vmrf2bfwjlp">
+            <w:hyperlink w:history="1" r:id="rIdpz43qhfhpes4skdimclu2">
               <w:r>
                 <w:rPr>
                   <w:rFonts w:ascii="Arial" w:cs="Arial" w:eastAsia="Arial" w:hAnsi="Arial"/>
@@ -19568,7 +19568,7 @@
               <w:spacing w:after="10" w:before="0"/>
               <w:ind w:left="120"/>
             </w:pPr>
-            <w:hyperlink w:history="1" r:id="rIdmoq4utujwxkd1tpnx602v">
+            <w:hyperlink w:history="1" r:id="rId_sxygexpl_0ql7nt-9319">
               <w:r>
                 <w:rPr>
                   <w:rFonts w:ascii="Arial" w:cs="Arial" w:eastAsia="Arial" w:hAnsi="Arial"/>
@@ -19763,7 +19763,7 @@
             <w:pPr>
               <w:spacing w:after="20" w:before="0"/>
             </w:pPr>
-            <w:hyperlink w:history="1" r:id="rIdk4upt_1gd_8yp6hlglx2i">
+            <w:hyperlink w:history="1" r:id="rIdf2aeeiapc5utj3lilkat0">
               <w:r>
                 <w:rPr>
                   <w:rFonts w:ascii="Arial" w:cs="Arial" w:eastAsia="Arial" w:hAnsi="Arial"/>
@@ -19796,7 +19796,7 @@
               <w:spacing w:after="10" w:before="0"/>
               <w:ind w:left="120"/>
             </w:pPr>
-            <w:hyperlink w:history="1" r:id="rIdq6i4duakrbltvh7mlljn5">
+            <w:hyperlink w:history="1" r:id="rIdynp2zurrjeghbw56327uv">
               <w:r>
                 <w:rPr>
                   <w:rFonts w:ascii="Arial" w:cs="Arial" w:eastAsia="Arial" w:hAnsi="Arial"/>
@@ -19841,7 +19841,7 @@
             <w:pPr>
               <w:spacing w:after="20" w:before="0"/>
             </w:pPr>
-            <w:hyperlink w:history="1" r:id="rId4_p434sk3_tti4q39gnd6">
+            <w:hyperlink w:history="1" r:id="rIdixc3h5kwt2h9xa6bue8db">
               <w:r>
                 <w:rPr>
                   <w:rFonts w:ascii="Arial" w:cs="Arial" w:eastAsia="Arial" w:hAnsi="Arial"/>
@@ -19874,7 +19874,7 @@
               <w:spacing w:after="10" w:before="0"/>
               <w:ind w:left="120"/>
             </w:pPr>
-            <w:hyperlink w:history="1" r:id="rId8ujmhubac_avi4gndnhf-">
+            <w:hyperlink w:history="1" r:id="rIdyqwi4ir6y4ovu21xk276l">
               <w:r>
                 <w:rPr>
                   <w:rFonts w:ascii="Arial" w:cs="Arial" w:eastAsia="Arial" w:hAnsi="Arial"/>
@@ -20069,7 +20069,7 @@
             <w:pPr>
               <w:spacing w:after="20" w:before="0"/>
             </w:pPr>
-            <w:hyperlink w:history="1" r:id="rIdunf51tc928jqhw6fxtvy8">
+            <w:hyperlink w:history="1" r:id="rIdpmj8qtmh2csnuvnt8f3rq">
               <w:r>
                 <w:rPr>
                   <w:rFonts w:ascii="Arial" w:cs="Arial" w:eastAsia="Arial" w:hAnsi="Arial"/>
@@ -20102,7 +20102,7 @@
               <w:spacing w:after="10" w:before="0"/>
               <w:ind w:left="120"/>
             </w:pPr>
-            <w:hyperlink w:history="1" r:id="rId06zxkneljbfnbrsikw0mh">
+            <w:hyperlink w:history="1" r:id="rId3cnyr4gelus-wj9nkbjz-">
               <w:r>
                 <w:rPr>
                   <w:rFonts w:ascii="Arial" w:cs="Arial" w:eastAsia="Arial" w:hAnsi="Arial"/>
@@ -20147,7 +20147,7 @@
             <w:pPr>
               <w:spacing w:after="20" w:before="0"/>
             </w:pPr>
-            <w:hyperlink w:history="1" r:id="rIdx3os_cv66b37ubzetf_op">
+            <w:hyperlink w:history="1" r:id="rIdk5rd3czh7uw06191jbwpq">
               <w:r>
                 <w:rPr>
                   <w:rFonts w:ascii="Arial" w:cs="Arial" w:eastAsia="Arial" w:hAnsi="Arial"/>
@@ -20180,7 +20180,7 @@
               <w:spacing w:after="10" w:before="0"/>
               <w:ind w:left="120"/>
             </w:pPr>
-            <w:hyperlink w:history="1" r:id="rIdis6ljvpxe9stuehg2cpyt">
+            <w:hyperlink w:history="1" r:id="rIdh7nbkaaaltxconbeknfzr">
               <w:r>
                 <w:rPr>
                   <w:rFonts w:ascii="Arial" w:cs="Arial" w:eastAsia="Arial" w:hAnsi="Arial"/>
@@ -21667,7 +21667,7 @@
             <w:pPr>
               <w:spacing w:after="20" w:before="0"/>
             </w:pPr>
-            <w:hyperlink w:history="1" r:id="rIdmmzhngfx-oniqe80vsdyj">
+            <w:hyperlink w:history="1" r:id="rIdefd8vdnfecc4i_kqir6-y">
               <w:r>
                 <w:rPr>
                   <w:rFonts w:ascii="Arial" w:cs="Arial" w:eastAsia="Arial" w:hAnsi="Arial"/>
@@ -21700,7 +21700,7 @@
               <w:spacing w:after="10" w:before="0"/>
               <w:ind w:left="120"/>
             </w:pPr>
-            <w:hyperlink w:history="1" r:id="rIdwaiovsdfkopbc5se2ixda">
+            <w:hyperlink w:history="1" r:id="rIdtglsxs6ysilpyyizoqgfq">
               <w:r>
                 <w:rPr>
                   <w:rFonts w:ascii="Arial" w:cs="Arial" w:eastAsia="Arial" w:hAnsi="Arial"/>
@@ -21745,7 +21745,7 @@
             <w:pPr>
               <w:spacing w:after="20" w:before="0"/>
             </w:pPr>
-            <w:hyperlink w:history="1" r:id="rIdth4o0rzm6qukvzcopjwfv">
+            <w:hyperlink w:history="1" r:id="rId0el2adhiak304hsembpbe">
               <w:r>
                 <w:rPr>
                   <w:rFonts w:ascii="Arial" w:cs="Arial" w:eastAsia="Arial" w:hAnsi="Arial"/>
@@ -21778,7 +21778,7 @@
               <w:spacing w:after="10" w:before="0"/>
               <w:ind w:left="120"/>
             </w:pPr>
-            <w:hyperlink w:history="1" r:id="rIdnxmegid8xyc9rvmcuppak">
+            <w:hyperlink w:history="1" r:id="rIdhei9_dsdfsqn3szsc_cnp">
               <w:r>
                 <w:rPr>
                   <w:rFonts w:ascii="Arial" w:cs="Arial" w:eastAsia="Arial" w:hAnsi="Arial"/>
@@ -21973,7 +21973,7 @@
             <w:pPr>
               <w:spacing w:after="20" w:before="0"/>
             </w:pPr>
-            <w:hyperlink w:history="1" r:id="rIddg40eygjovbn2v3z-rymn">
+            <w:hyperlink w:history="1" r:id="rIdz1g-0idbol4bo3wzo6q80">
               <w:r>
                 <w:rPr>
                   <w:rFonts w:ascii="Arial" w:cs="Arial" w:eastAsia="Arial" w:hAnsi="Arial"/>
@@ -22006,7 +22006,7 @@
               <w:spacing w:after="10" w:before="0"/>
               <w:ind w:left="120"/>
             </w:pPr>
-            <w:hyperlink w:history="1" r:id="rIdwaelyflegisyfvt7c4coh">
+            <w:hyperlink w:history="1" r:id="rIdhtkte79kvih7sc09ji0rn">
               <w:r>
                 <w:rPr>
                   <w:rFonts w:ascii="Arial" w:cs="Arial" w:eastAsia="Arial" w:hAnsi="Arial"/>
@@ -22051,7 +22051,7 @@
             <w:pPr>
               <w:spacing w:after="20" w:before="0"/>
             </w:pPr>
-            <w:hyperlink w:history="1" r:id="rIdnktyrpnkfogz8d3meeeer">
+            <w:hyperlink w:history="1" r:id="rIdns8yg9fyi91vycoeshyzd">
               <w:r>
                 <w:rPr>
                   <w:rFonts w:ascii="Arial" w:cs="Arial" w:eastAsia="Arial" w:hAnsi="Arial"/>
@@ -22084,7 +22084,7 @@
               <w:spacing w:after="10" w:before="0"/>
               <w:ind w:left="120"/>
             </w:pPr>
-            <w:hyperlink w:history="1" r:id="rIde3nkoxcdx8lvyfccacgms">
+            <w:hyperlink w:history="1" r:id="rIdzhlrisk-etjpc1lhyeog2">
               <w:r>
                 <w:rPr>
                   <w:rFonts w:ascii="Arial" w:cs="Arial" w:eastAsia="Arial" w:hAnsi="Arial"/>
@@ -22279,7 +22279,7 @@
             <w:pPr>
               <w:spacing w:after="20" w:before="0"/>
             </w:pPr>
-            <w:hyperlink w:history="1" r:id="rIdqunncclqaqjjp-4s_vqo7">
+            <w:hyperlink w:history="1" r:id="rIdquta2k9r5ytsfzvjowtk0">
               <w:r>
                 <w:rPr>
                   <w:rFonts w:ascii="Arial" w:cs="Arial" w:eastAsia="Arial" w:hAnsi="Arial"/>
@@ -22312,7 +22312,7 @@
               <w:spacing w:after="10" w:before="0"/>
               <w:ind w:left="120"/>
             </w:pPr>
-            <w:hyperlink w:history="1" r:id="rIdr13ilsk0dwb13r4xag7zj">
+            <w:hyperlink w:history="1" r:id="rIdhdksidh6xx4gde7doel20">
               <w:r>
                 <w:rPr>
                   <w:rFonts w:ascii="Arial" w:cs="Arial" w:eastAsia="Arial" w:hAnsi="Arial"/>
@@ -22357,7 +22357,7 @@
             <w:pPr>
               <w:spacing w:after="20" w:before="0"/>
             </w:pPr>
-            <w:hyperlink w:history="1" r:id="rIdb5gokjbqapwm9tbu0jiey">
+            <w:hyperlink w:history="1" r:id="rIdlptzkjph5_noxjtpwlqcx">
               <w:r>
                 <w:rPr>
                   <w:rFonts w:ascii="Arial" w:cs="Arial" w:eastAsia="Arial" w:hAnsi="Arial"/>
@@ -22390,7 +22390,7 @@
               <w:spacing w:after="10" w:before="0"/>
               <w:ind w:left="120"/>
             </w:pPr>
-            <w:hyperlink w:history="1" r:id="rIdhl9cy8e8fte1l9rlnsslo">
+            <w:hyperlink w:history="1" r:id="rIdbxh3awkgmfvkejxng4xfs">
               <w:r>
                 <w:rPr>
                   <w:rFonts w:ascii="Arial" w:cs="Arial" w:eastAsia="Arial" w:hAnsi="Arial"/>
@@ -22585,7 +22585,7 @@
             <w:pPr>
               <w:spacing w:after="20" w:before="0"/>
             </w:pPr>
-            <w:hyperlink w:history="1" r:id="rIdk4komwyxowcd4wxzovn2a">
+            <w:hyperlink w:history="1" r:id="rId_4b91idv3hmvxcka3obli">
               <w:r>
                 <w:rPr>
                   <w:rFonts w:ascii="Arial" w:cs="Arial" w:eastAsia="Arial" w:hAnsi="Arial"/>
@@ -22618,7 +22618,7 @@
               <w:spacing w:after="10" w:before="0"/>
               <w:ind w:left="120"/>
             </w:pPr>
-            <w:hyperlink w:history="1" r:id="rIdbbod12euw84tsjahfvhiy">
+            <w:hyperlink w:history="1" r:id="rId1el-yfwpnt-2vthlbuljw">
               <w:r>
                 <w:rPr>
                   <w:rFonts w:ascii="Arial" w:cs="Arial" w:eastAsia="Arial" w:hAnsi="Arial"/>
@@ -22663,7 +22663,7 @@
             <w:pPr>
               <w:spacing w:after="20" w:before="0"/>
             </w:pPr>
-            <w:hyperlink w:history="1" r:id="rIdjjm5hwnntdvh9tearunxf">
+            <w:hyperlink w:history="1" r:id="rIdbpefil1y9_irctfrz2qhw">
               <w:r>
                 <w:rPr>
                   <w:rFonts w:ascii="Arial" w:cs="Arial" w:eastAsia="Arial" w:hAnsi="Arial"/>
@@ -22696,7 +22696,7 @@
               <w:spacing w:after="10" w:before="0"/>
               <w:ind w:left="120"/>
             </w:pPr>
-            <w:hyperlink w:history="1" r:id="rIdmumzybjpv1d4meezv45sm">
+            <w:hyperlink w:history="1" r:id="rIdf8eac_31sfiq5ge4x4sfb">
               <w:r>
                 <w:rPr>
                   <w:rFonts w:ascii="Arial" w:cs="Arial" w:eastAsia="Arial" w:hAnsi="Arial"/>
@@ -22891,7 +22891,7 @@
             <w:pPr>
               <w:spacing w:after="20" w:before="0"/>
             </w:pPr>
-            <w:hyperlink w:history="1" r:id="rIdf-b_yukjgl9kesufawf3v">
+            <w:hyperlink w:history="1" r:id="rIdjxmkthkmspmwvgarkkrlw">
               <w:r>
                 <w:rPr>
                   <w:rFonts w:ascii="Arial" w:cs="Arial" w:eastAsia="Arial" w:hAnsi="Arial"/>
@@ -22924,7 +22924,7 @@
               <w:spacing w:after="10" w:before="0"/>
               <w:ind w:left="120"/>
             </w:pPr>
-            <w:hyperlink w:history="1" r:id="rIdww5b_ks_jw2dgzbk_go5l">
+            <w:hyperlink w:history="1" r:id="rIdt9bnwltwrom9hcho7unad">
               <w:r>
                 <w:rPr>
                   <w:rFonts w:ascii="Arial" w:cs="Arial" w:eastAsia="Arial" w:hAnsi="Arial"/>
@@ -22969,7 +22969,7 @@
             <w:pPr>
               <w:spacing w:after="20" w:before="0"/>
             </w:pPr>
-            <w:hyperlink w:history="1" r:id="rIdb_kcm-quxqmsugvno149d">
+            <w:hyperlink w:history="1" r:id="rIdyhi1myqeta4zcescvbcus">
               <w:r>
                 <w:rPr>
                   <w:rFonts w:ascii="Arial" w:cs="Arial" w:eastAsia="Arial" w:hAnsi="Arial"/>
@@ -23002,7 +23002,7 @@
               <w:spacing w:after="10" w:before="0"/>
               <w:ind w:left="120"/>
             </w:pPr>
-            <w:hyperlink w:history="1" r:id="rIdyxylr_teouuavl2lcx8ho">
+            <w:hyperlink w:history="1" r:id="rIdnotllzfw2xhathpf_a2dj">
               <w:r>
                 <w:rPr>
                   <w:rFonts w:ascii="Arial" w:cs="Arial" w:eastAsia="Arial" w:hAnsi="Arial"/>
@@ -24489,7 +24489,7 @@
             <w:pPr>
               <w:spacing w:after="20" w:before="0"/>
             </w:pPr>
-            <w:hyperlink w:history="1" r:id="rIdq8whl4jx3ybq_hcutgv2e">
+            <w:hyperlink w:history="1" r:id="rIdw_axlw89fniugffpprvy8">
               <w:r>
                 <w:rPr>
                   <w:rFonts w:ascii="Arial" w:cs="Arial" w:eastAsia="Arial" w:hAnsi="Arial"/>
@@ -24522,7 +24522,7 @@
               <w:spacing w:after="10" w:before="0"/>
               <w:ind w:left="120"/>
             </w:pPr>
-            <w:hyperlink w:history="1" r:id="rIdcoju8ckp19baxuzm6dg_r">
+            <w:hyperlink w:history="1" r:id="rIdauxlsfc5xcxbfk1vuw0nc">
               <w:r>
                 <w:rPr>
                   <w:rFonts w:ascii="Arial" w:cs="Arial" w:eastAsia="Arial" w:hAnsi="Arial"/>
@@ -24567,7 +24567,7 @@
             <w:pPr>
               <w:spacing w:after="20" w:before="0"/>
             </w:pPr>
-            <w:hyperlink w:history="1" r:id="rIdugujip-vjgbsjes0h3zsi">
+            <w:hyperlink w:history="1" r:id="rIdasm_syanahmrvwe7mlmsq">
               <w:r>
                 <w:rPr>
                   <w:rFonts w:ascii="Arial" w:cs="Arial" w:eastAsia="Arial" w:hAnsi="Arial"/>
@@ -24600,7 +24600,7 @@
               <w:spacing w:after="10" w:before="0"/>
               <w:ind w:left="120"/>
             </w:pPr>
-            <w:hyperlink w:history="1" r:id="rIdieemfb9gh3wk7ywj2kly6">
+            <w:hyperlink w:history="1" r:id="rIdd2tgufnf0wgfduxgnbae7">
               <w:r>
                 <w:rPr>
                   <w:rFonts w:ascii="Arial" w:cs="Arial" w:eastAsia="Arial" w:hAnsi="Arial"/>
@@ -24795,7 +24795,7 @@
             <w:pPr>
               <w:spacing w:after="20" w:before="0"/>
             </w:pPr>
-            <w:hyperlink w:history="1" r:id="rIdwsfhpdimlvy9ud8do6nzo">
+            <w:hyperlink w:history="1" r:id="rIdnpfisso0zzar9h0apvbgt">
               <w:r>
                 <w:rPr>
                   <w:rFonts w:ascii="Arial" w:cs="Arial" w:eastAsia="Arial" w:hAnsi="Arial"/>
@@ -24828,7 +24828,7 @@
               <w:spacing w:after="10" w:before="0"/>
               <w:ind w:left="120"/>
             </w:pPr>
-            <w:hyperlink w:history="1" r:id="rId6qqvbpim9gd1mxjt4ji-n">
+            <w:hyperlink w:history="1" r:id="rIdl3hkqmoxidlj_hypoauzp">
               <w:r>
                 <w:rPr>
                   <w:rFonts w:ascii="Arial" w:cs="Arial" w:eastAsia="Arial" w:hAnsi="Arial"/>
@@ -24873,7 +24873,7 @@
             <w:pPr>
               <w:spacing w:after="20" w:before="0"/>
             </w:pPr>
-            <w:hyperlink w:history="1" r:id="rIdfx5qaxvcqppovvk9l2mnf">
+            <w:hyperlink w:history="1" r:id="rId6s9cnuod9-2oueburyh0n">
               <w:r>
                 <w:rPr>
                   <w:rFonts w:ascii="Arial" w:cs="Arial" w:eastAsia="Arial" w:hAnsi="Arial"/>
@@ -24906,7 +24906,7 @@
               <w:spacing w:after="10" w:before="0"/>
               <w:ind w:left="120"/>
             </w:pPr>
-            <w:hyperlink w:history="1" r:id="rIdzk1_8nxe5bck5llupo87j">
+            <w:hyperlink w:history="1" r:id="rIdyp03w786lxxkzrluzxhpi">
               <w:r>
                 <w:rPr>
                   <w:rFonts w:ascii="Arial" w:cs="Arial" w:eastAsia="Arial" w:hAnsi="Arial"/>
@@ -25101,7 +25101,7 @@
             <w:pPr>
               <w:spacing w:after="20" w:before="0"/>
             </w:pPr>
-            <w:hyperlink w:history="1" r:id="rIdu_wzhek-ubwg65x_ady2k">
+            <w:hyperlink w:history="1" r:id="rId3gubx1rchqckmzvxkwis3">
               <w:r>
                 <w:rPr>
                   <w:rFonts w:ascii="Arial" w:cs="Arial" w:eastAsia="Arial" w:hAnsi="Arial"/>
@@ -25134,7 +25134,7 @@
               <w:spacing w:after="10" w:before="0"/>
               <w:ind w:left="120"/>
             </w:pPr>
-            <w:hyperlink w:history="1" r:id="rIdeaj-hduh8fwmrbhiiafsx">
+            <w:hyperlink w:history="1" r:id="rIdjas25x3nvzi7lugekxkbl">
               <w:r>
                 <w:rPr>
                   <w:rFonts w:ascii="Arial" w:cs="Arial" w:eastAsia="Arial" w:hAnsi="Arial"/>
@@ -25179,7 +25179,7 @@
             <w:pPr>
               <w:spacing w:after="20" w:before="0"/>
             </w:pPr>
-            <w:hyperlink w:history="1" r:id="rIdwzfrx8581hahafykezr3g">
+            <w:hyperlink w:history="1" r:id="rId00b1car9v84ruk8-gvmeo">
               <w:r>
                 <w:rPr>
                   <w:rFonts w:ascii="Arial" w:cs="Arial" w:eastAsia="Arial" w:hAnsi="Arial"/>
@@ -25212,7 +25212,7 @@
               <w:spacing w:after="10" w:before="0"/>
               <w:ind w:left="120"/>
             </w:pPr>
-            <w:hyperlink w:history="1" r:id="rIdfegg3tj7fx4elycxerl-w">
+            <w:hyperlink w:history="1" r:id="rIdymxfzgk3lmo0nimjnqj1l">
               <w:r>
                 <w:rPr>
                   <w:rFonts w:ascii="Arial" w:cs="Arial" w:eastAsia="Arial" w:hAnsi="Arial"/>
@@ -25407,7 +25407,7 @@
             <w:pPr>
               <w:spacing w:after="20" w:before="0"/>
             </w:pPr>
-            <w:hyperlink w:history="1" r:id="rIdjsxtvx6xsxeyvltk1pkj1">
+            <w:hyperlink w:history="1" r:id="rIdbsvlkti41l9qnnhbv5hcg">
               <w:r>
                 <w:rPr>
                   <w:rFonts w:ascii="Arial" w:cs="Arial" w:eastAsia="Arial" w:hAnsi="Arial"/>
@@ -25440,7 +25440,7 @@
               <w:spacing w:after="10" w:before="0"/>
               <w:ind w:left="120"/>
             </w:pPr>
-            <w:hyperlink w:history="1" r:id="rId_pr7ohzqyxjtshlmcwhx9">
+            <w:hyperlink w:history="1" r:id="rIdpj98elnnp9llynm_ao8m8">
               <w:r>
                 <w:rPr>
                   <w:rFonts w:ascii="Arial" w:cs="Arial" w:eastAsia="Arial" w:hAnsi="Arial"/>
@@ -25485,7 +25485,7 @@
             <w:pPr>
               <w:spacing w:after="20" w:before="0"/>
             </w:pPr>
-            <w:hyperlink w:history="1" r:id="rIdikleyllovht2vhipgbalz">
+            <w:hyperlink w:history="1" r:id="rIddadx-iwkjgz2dlpx1e5do">
               <w:r>
                 <w:rPr>
                   <w:rFonts w:ascii="Arial" w:cs="Arial" w:eastAsia="Arial" w:hAnsi="Arial"/>
@@ -25518,7 +25518,7 @@
               <w:spacing w:after="10" w:before="0"/>
               <w:ind w:left="120"/>
             </w:pPr>
-            <w:hyperlink w:history="1" r:id="rIdz7ux9wr3uqbggaziwhe3n">
+            <w:hyperlink w:history="1" r:id="rIdk1wmilrbvarhywkszh3an">
               <w:r>
                 <w:rPr>
                   <w:rFonts w:ascii="Arial" w:cs="Arial" w:eastAsia="Arial" w:hAnsi="Arial"/>
@@ -25713,7 +25713,7 @@
             <w:pPr>
               <w:spacing w:after="20" w:before="0"/>
             </w:pPr>
-            <w:hyperlink w:history="1" r:id="rIdoa5ecvf9vdqf_6n8ni8rf">
+            <w:hyperlink w:history="1" r:id="rId7cjlrctjuu1jjhogfej3s">
               <w:r>
                 <w:rPr>
                   <w:rFonts w:ascii="Arial" w:cs="Arial" w:eastAsia="Arial" w:hAnsi="Arial"/>
@@ -25746,7 +25746,7 @@
               <w:spacing w:after="10" w:before="0"/>
               <w:ind w:left="120"/>
             </w:pPr>
-            <w:hyperlink w:history="1" r:id="rIdhbe9rnqnfj5ti5-oorciy">
+            <w:hyperlink w:history="1" r:id="rIdz0frvvixcvom25f5lmttc">
               <w:r>
                 <w:rPr>
                   <w:rFonts w:ascii="Arial" w:cs="Arial" w:eastAsia="Arial" w:hAnsi="Arial"/>
@@ -25791,7 +25791,7 @@
             <w:pPr>
               <w:spacing w:after="20" w:before="0"/>
             </w:pPr>
-            <w:hyperlink w:history="1" r:id="rIdndkrm3l1lj2sgbbvflhyr">
+            <w:hyperlink w:history="1" r:id="rIdtzyuzip9jjnq3hflxhprc">
               <w:r>
                 <w:rPr>
                   <w:rFonts w:ascii="Arial" w:cs="Arial" w:eastAsia="Arial" w:hAnsi="Arial"/>
@@ -25824,7 +25824,7 @@
               <w:spacing w:after="10" w:before="0"/>
               <w:ind w:left="120"/>
             </w:pPr>
-            <w:hyperlink w:history="1" r:id="rIdduumcsjupvm_1qlwus5um">
+            <w:hyperlink w:history="1" r:id="rIdulu3ouzhxyqretj61z9eh">
               <w:r>
                 <w:rPr>
                   <w:rFonts w:ascii="Arial" w:cs="Arial" w:eastAsia="Arial" w:hAnsi="Arial"/>
@@ -27311,7 +27311,7 @@
             <w:pPr>
               <w:spacing w:after="20" w:before="0"/>
             </w:pPr>
-            <w:hyperlink w:history="1" r:id="rId6gezv_uftscixc6jvlbum">
+            <w:hyperlink w:history="1" r:id="rIdslmts8rbzn61cgp0cvq75">
               <w:r>
                 <w:rPr>
                   <w:rFonts w:ascii="Arial" w:cs="Arial" w:eastAsia="Arial" w:hAnsi="Arial"/>
@@ -27344,7 +27344,7 @@
               <w:spacing w:after="10" w:before="0"/>
               <w:ind w:left="120"/>
             </w:pPr>
-            <w:hyperlink w:history="1" r:id="rId8vcflb3xojqjomxsokbke">
+            <w:hyperlink w:history="1" r:id="rIdv4_3vxkobuftf7wy2bgzx">
               <w:r>
                 <w:rPr>
                   <w:rFonts w:ascii="Arial" w:cs="Arial" w:eastAsia="Arial" w:hAnsi="Arial"/>
@@ -27389,7 +27389,7 @@
             <w:pPr>
               <w:spacing w:after="20" w:before="0"/>
             </w:pPr>
-            <w:hyperlink w:history="1" r:id="rId4ba4-zn8gwa7a2p0pvfho">
+            <w:hyperlink w:history="1" r:id="rIda44sjtdnufnec7mt--vzf">
               <w:r>
                 <w:rPr>
                   <w:rFonts w:ascii="Arial" w:cs="Arial" w:eastAsia="Arial" w:hAnsi="Arial"/>
@@ -27422,7 +27422,7 @@
               <w:spacing w:after="10" w:before="0"/>
               <w:ind w:left="120"/>
             </w:pPr>
-            <w:hyperlink w:history="1" r:id="rIddrbnptfkccodwc_kzfv_c">
+            <w:hyperlink w:history="1" r:id="rIdw3ikj7qrwci6wt6acboyd">
               <w:r>
                 <w:rPr>
                   <w:rFonts w:ascii="Arial" w:cs="Arial" w:eastAsia="Arial" w:hAnsi="Arial"/>
@@ -27617,7 +27617,7 @@
             <w:pPr>
               <w:spacing w:after="20" w:before="0"/>
             </w:pPr>
-            <w:hyperlink w:history="1" r:id="rIdmnqoe3rnbvqvrux6go_f3">
+            <w:hyperlink w:history="1" r:id="rId7ucwk2jmhj8_i6gev5ukl">
               <w:r>
                 <w:rPr>
                   <w:rFonts w:ascii="Arial" w:cs="Arial" w:eastAsia="Arial" w:hAnsi="Arial"/>
@@ -27650,7 +27650,7 @@
               <w:spacing w:after="10" w:before="0"/>
               <w:ind w:left="120"/>
             </w:pPr>
-            <w:hyperlink w:history="1" r:id="rIdgzvg22dbb2s4tfbfenuz3">
+            <w:hyperlink w:history="1" r:id="rIdezaq7icoeitfikproag4n">
               <w:r>
                 <w:rPr>
                   <w:rFonts w:ascii="Arial" w:cs="Arial" w:eastAsia="Arial" w:hAnsi="Arial"/>
@@ -27695,7 +27695,7 @@
             <w:pPr>
               <w:spacing w:after="20" w:before="0"/>
             </w:pPr>
-            <w:hyperlink w:history="1" r:id="rId-6al2s_9to3b5jkss6bhv">
+            <w:hyperlink w:history="1" r:id="rIdxrr34wz25ewgliyux84v5">
               <w:r>
                 <w:rPr>
                   <w:rFonts w:ascii="Arial" w:cs="Arial" w:eastAsia="Arial" w:hAnsi="Arial"/>
@@ -27728,7 +27728,7 @@
               <w:spacing w:after="10" w:before="0"/>
               <w:ind w:left="120"/>
             </w:pPr>
-            <w:hyperlink w:history="1" r:id="rId3abqysy9ohyehgt9we6ze">
+            <w:hyperlink w:history="1" r:id="rIdd5c_ap4-yvxrousknynrp">
               <w:r>
                 <w:rPr>
                   <w:rFonts w:ascii="Arial" w:cs="Arial" w:eastAsia="Arial" w:hAnsi="Arial"/>
@@ -27923,7 +27923,7 @@
             <w:pPr>
               <w:spacing w:after="20" w:before="0"/>
             </w:pPr>
-            <w:hyperlink w:history="1" r:id="rIdevwcshwblawgl4btkdcgz">
+            <w:hyperlink w:history="1" r:id="rIdz1bpzleyp4dxtd7z4xcjp">
               <w:r>
                 <w:rPr>
                   <w:rFonts w:ascii="Arial" w:cs="Arial" w:eastAsia="Arial" w:hAnsi="Arial"/>
@@ -27956,7 +27956,7 @@
               <w:spacing w:after="10" w:before="0"/>
               <w:ind w:left="120"/>
             </w:pPr>
-            <w:hyperlink w:history="1" r:id="rIdgsjxsce0fupqbfuy0hsqt">
+            <w:hyperlink w:history="1" r:id="rId_s3unnsttx6lvfzcb6lwd">
               <w:r>
                 <w:rPr>
                   <w:rFonts w:ascii="Arial" w:cs="Arial" w:eastAsia="Arial" w:hAnsi="Arial"/>
@@ -28001,7 +28001,7 @@
             <w:pPr>
               <w:spacing w:after="20" w:before="0"/>
             </w:pPr>
-            <w:hyperlink w:history="1" r:id="rIddsjjbp95eb9by0a4kch_4">
+            <w:hyperlink w:history="1" r:id="rIdocizndujdneqnsv2yxv9a">
               <w:r>
                 <w:rPr>
                   <w:rFonts w:ascii="Arial" w:cs="Arial" w:eastAsia="Arial" w:hAnsi="Arial"/>
@@ -28034,7 +28034,7 @@
               <w:spacing w:after="10" w:before="0"/>
               <w:ind w:left="120"/>
             </w:pPr>
-            <w:hyperlink w:history="1" r:id="rIdke5qmek5tgt3deo38xw1e">
+            <w:hyperlink w:history="1" r:id="rIdjzz2zfh1j53rdmnpnjrox">
               <w:r>
                 <w:rPr>
                   <w:rFonts w:ascii="Arial" w:cs="Arial" w:eastAsia="Arial" w:hAnsi="Arial"/>
@@ -28229,7 +28229,7 @@
             <w:pPr>
               <w:spacing w:after="20" w:before="0"/>
             </w:pPr>
-            <w:hyperlink w:history="1" r:id="rIdo51ddvg2s3duj5-_cvdkr">
+            <w:hyperlink w:history="1" r:id="rIdurm_rdvr6ipj6ly_1zpxw">
               <w:r>
                 <w:rPr>
                   <w:rFonts w:ascii="Arial" w:cs="Arial" w:eastAsia="Arial" w:hAnsi="Arial"/>
@@ -28262,7 +28262,7 @@
               <w:spacing w:after="10" w:before="0"/>
               <w:ind w:left="120"/>
             </w:pPr>
-            <w:hyperlink w:history="1" r:id="rIdr5eqqlyn6siqytp9weq4x">
+            <w:hyperlink w:history="1" r:id="rIdiybtmxbcegzcg0meagc0t">
               <w:r>
                 <w:rPr>
                   <w:rFonts w:ascii="Arial" w:cs="Arial" w:eastAsia="Arial" w:hAnsi="Arial"/>
@@ -28307,7 +28307,7 @@
             <w:pPr>
               <w:spacing w:after="20" w:before="0"/>
             </w:pPr>
-            <w:hyperlink w:history="1" r:id="rIdgcesbxy6ttcg23fhlurd2">
+            <w:hyperlink w:history="1" r:id="rId_n1evzy0dlmwj5jwywjtf">
               <w:r>
                 <w:rPr>
                   <w:rFonts w:ascii="Arial" w:cs="Arial" w:eastAsia="Arial" w:hAnsi="Arial"/>
@@ -28340,7 +28340,7 @@
               <w:spacing w:after="10" w:before="0"/>
               <w:ind w:left="120"/>
             </w:pPr>
-            <w:hyperlink w:history="1" r:id="rIdgiygwbw_z91huvmyusbxe">
+            <w:hyperlink w:history="1" r:id="rIdsmufubimyvmnh_bhpxese">
               <w:r>
                 <w:rPr>
                   <w:rFonts w:ascii="Arial" w:cs="Arial" w:eastAsia="Arial" w:hAnsi="Arial"/>
@@ -28535,7 +28535,7 @@
             <w:pPr>
               <w:spacing w:after="20" w:before="0"/>
             </w:pPr>
-            <w:hyperlink w:history="1" r:id="rId5fitlaic4e_vu9zh_ayqm">
+            <w:hyperlink w:history="1" r:id="rId5lhttzrytyonzg2vlh1u6">
               <w:r>
                 <w:rPr>
                   <w:rFonts w:ascii="Arial" w:cs="Arial" w:eastAsia="Arial" w:hAnsi="Arial"/>
@@ -28568,7 +28568,7 @@
               <w:spacing w:after="10" w:before="0"/>
               <w:ind w:left="120"/>
             </w:pPr>
-            <w:hyperlink w:history="1" r:id="rIdtjkdyzp_fnk2uwwthorzm">
+            <w:hyperlink w:history="1" r:id="rIdgy0-zriozorpv08eo7wtt">
               <w:r>
                 <w:rPr>
                   <w:rFonts w:ascii="Arial" w:cs="Arial" w:eastAsia="Arial" w:hAnsi="Arial"/>
@@ -28613,7 +28613,7 @@
             <w:pPr>
               <w:spacing w:after="20" w:before="0"/>
             </w:pPr>
-            <w:hyperlink w:history="1" r:id="rIdhbwokbzsztc59ziau4ir8">
+            <w:hyperlink w:history="1" r:id="rIdpcnrh-sv4odfgp3lm2nkb">
               <w:r>
                 <w:rPr>
                   <w:rFonts w:ascii="Arial" w:cs="Arial" w:eastAsia="Arial" w:hAnsi="Arial"/>
@@ -28646,7 +28646,7 @@
               <w:spacing w:after="10" w:before="0"/>
               <w:ind w:left="120"/>
             </w:pPr>
-            <w:hyperlink w:history="1" r:id="rIdoo1wkczy6jsr50n83-iqs">
+            <w:hyperlink w:history="1" r:id="rIdzhxc6lc_m4rn9vdirnkuv">
               <w:r>
                 <w:rPr>
                   <w:rFonts w:ascii="Arial" w:cs="Arial" w:eastAsia="Arial" w:hAnsi="Arial"/>
@@ -30133,7 +30133,7 @@
             <w:pPr>
               <w:spacing w:after="20" w:before="0"/>
             </w:pPr>
-            <w:hyperlink w:history="1" r:id="rIdomu0x_wa9-0zp1m69boyp">
+            <w:hyperlink w:history="1" r:id="rIduci6wuge8sdzurf4p39px">
               <w:r>
                 <w:rPr>
                   <w:rFonts w:ascii="Arial" w:cs="Arial" w:eastAsia="Arial" w:hAnsi="Arial"/>
@@ -30166,7 +30166,7 @@
               <w:spacing w:after="10" w:before="0"/>
               <w:ind w:left="120"/>
             </w:pPr>
-            <w:hyperlink w:history="1" r:id="rId5l_aigs4cvztfygckhrp3">
+            <w:hyperlink w:history="1" r:id="rIdj8nbhthjf2koac1ed36ab">
               <w:r>
                 <w:rPr>
                   <w:rFonts w:ascii="Arial" w:cs="Arial" w:eastAsia="Arial" w:hAnsi="Arial"/>
@@ -30211,7 +30211,7 @@
             <w:pPr>
               <w:spacing w:after="20" w:before="0"/>
             </w:pPr>
-            <w:hyperlink w:history="1" r:id="rIdfi505rzzutafrxk8ebl6j">
+            <w:hyperlink w:history="1" r:id="rIdnyguv1ktktstue-7y4-xx">
               <w:r>
                 <w:rPr>
                   <w:rFonts w:ascii="Arial" w:cs="Arial" w:eastAsia="Arial" w:hAnsi="Arial"/>
@@ -30244,7 +30244,7 @@
               <w:spacing w:after="10" w:before="0"/>
               <w:ind w:left="120"/>
             </w:pPr>
-            <w:hyperlink w:history="1" r:id="rId9kswlfqnvdqiuomz8_vsi">
+            <w:hyperlink w:history="1" r:id="rId-xx9lrlsllu0hq1yiglsa">
               <w:r>
                 <w:rPr>
                   <w:rFonts w:ascii="Arial" w:cs="Arial" w:eastAsia="Arial" w:hAnsi="Arial"/>
@@ -30439,7 +30439,7 @@
             <w:pPr>
               <w:spacing w:after="20" w:before="0"/>
             </w:pPr>
-            <w:hyperlink w:history="1" r:id="rIdjmodcfedeewssws7frovk">
+            <w:hyperlink w:history="1" r:id="rIdsq70og3j435yvx9pfk3kf">
               <w:r>
                 <w:rPr>
                   <w:rFonts w:ascii="Arial" w:cs="Arial" w:eastAsia="Arial" w:hAnsi="Arial"/>
@@ -30472,7 +30472,7 @@
               <w:spacing w:after="10" w:before="0"/>
               <w:ind w:left="120"/>
             </w:pPr>
-            <w:hyperlink w:history="1" r:id="rId4day3ypbuf54vh9qfugio">
+            <w:hyperlink w:history="1" r:id="rId-u-_cyvam_vs8o2ybunpa">
               <w:r>
                 <w:rPr>
                   <w:rFonts w:ascii="Arial" w:cs="Arial" w:eastAsia="Arial" w:hAnsi="Arial"/>
@@ -30517,7 +30517,7 @@
             <w:pPr>
               <w:spacing w:after="20" w:before="0"/>
             </w:pPr>
-            <w:hyperlink w:history="1" r:id="rIdj6gidg_kx9bnfuukgjyaw">
+            <w:hyperlink w:history="1" r:id="rIdlonpmevib5ciqium4gti0">
               <w:r>
                 <w:rPr>
                   <w:rFonts w:ascii="Arial" w:cs="Arial" w:eastAsia="Arial" w:hAnsi="Arial"/>
@@ -30550,7 +30550,7 @@
               <w:spacing w:after="10" w:before="0"/>
               <w:ind w:left="120"/>
             </w:pPr>
-            <w:hyperlink w:history="1" r:id="rId8s2utfsymfmb3x47sfvgc">
+            <w:hyperlink w:history="1" r:id="rIdfcmc9gruwlkokks5p3vj7">
               <w:r>
                 <w:rPr>
                   <w:rFonts w:ascii="Arial" w:cs="Arial" w:eastAsia="Arial" w:hAnsi="Arial"/>
@@ -30745,7 +30745,7 @@
             <w:pPr>
               <w:spacing w:after="20" w:before="0"/>
             </w:pPr>
-            <w:hyperlink w:history="1" r:id="rIdmwn7ikgojpr3kr6wa1yr-">
+            <w:hyperlink w:history="1" r:id="rId1t1i5h9opooskkuw7xoqh">
               <w:r>
                 <w:rPr>
                   <w:rFonts w:ascii="Arial" w:cs="Arial" w:eastAsia="Arial" w:hAnsi="Arial"/>
@@ -30778,7 +30778,7 @@
               <w:spacing w:after="10" w:before="0"/>
               <w:ind w:left="120"/>
             </w:pPr>
-            <w:hyperlink w:history="1" r:id="rIdloo5rf-ieiqfp1x3vqn0z">
+            <w:hyperlink w:history="1" r:id="rIdewo0vpk3ebz9l23xpxyy9">
               <w:r>
                 <w:rPr>
                   <w:rFonts w:ascii="Arial" w:cs="Arial" w:eastAsia="Arial" w:hAnsi="Arial"/>
@@ -30823,7 +30823,7 @@
             <w:pPr>
               <w:spacing w:after="20" w:before="0"/>
             </w:pPr>
-            <w:hyperlink w:history="1" r:id="rIda0s7520u3cbl28v5jqudw">
+            <w:hyperlink w:history="1" r:id="rId4od_rlq9icsfnl4w0g2wk">
               <w:r>
                 <w:rPr>
                   <w:rFonts w:ascii="Arial" w:cs="Arial" w:eastAsia="Arial" w:hAnsi="Arial"/>
@@ -30856,7 +30856,7 @@
               <w:spacing w:after="10" w:before="0"/>
               <w:ind w:left="120"/>
             </w:pPr>
-            <w:hyperlink w:history="1" r:id="rIdyjqbabti0zeb-bu1oc4ep">
+            <w:hyperlink w:history="1" r:id="rId3ejpul6zb5uqgosxjvbmn">
               <w:r>
                 <w:rPr>
                   <w:rFonts w:ascii="Arial" w:cs="Arial" w:eastAsia="Arial" w:hAnsi="Arial"/>
@@ -31051,7 +31051,7 @@
             <w:pPr>
               <w:spacing w:after="20" w:before="0"/>
             </w:pPr>
-            <w:hyperlink w:history="1" r:id="rIda3xbzww5aqii61pcaxwlg">
+            <w:hyperlink w:history="1" r:id="rId9ykiwzzavnctl0iyfodm4">
               <w:r>
                 <w:rPr>
                   <w:rFonts w:ascii="Arial" w:cs="Arial" w:eastAsia="Arial" w:hAnsi="Arial"/>
@@ -31084,7 +31084,7 @@
               <w:spacing w:after="10" w:before="0"/>
               <w:ind w:left="120"/>
             </w:pPr>
-            <w:hyperlink w:history="1" r:id="rIdldamly_zjou5adqrcywtu">
+            <w:hyperlink w:history="1" r:id="rIddbami1538jtxyhxwinwhh">
               <w:r>
                 <w:rPr>
                   <w:rFonts w:ascii="Arial" w:cs="Arial" w:eastAsia="Arial" w:hAnsi="Arial"/>
@@ -31129,7 +31129,7 @@
             <w:pPr>
               <w:spacing w:after="20" w:before="0"/>
             </w:pPr>
-            <w:hyperlink w:history="1" r:id="rIdiyv4jxlravxefsvidh8sg">
+            <w:hyperlink w:history="1" r:id="rIdlxchjhfl-tva8iartzzzb">
               <w:r>
                 <w:rPr>
                   <w:rFonts w:ascii="Arial" w:cs="Arial" w:eastAsia="Arial" w:hAnsi="Arial"/>
@@ -31162,7 +31162,7 @@
               <w:spacing w:after="10" w:before="0"/>
               <w:ind w:left="120"/>
             </w:pPr>
-            <w:hyperlink w:history="1" r:id="rIdtzozdnjb2xgyx1h6_s5hy">
+            <w:hyperlink w:history="1" r:id="rIdq_scrbukum_odvk2x8ygg">
               <w:r>
                 <w:rPr>
                   <w:rFonts w:ascii="Arial" w:cs="Arial" w:eastAsia="Arial" w:hAnsi="Arial"/>
@@ -31357,7 +31357,7 @@
             <w:pPr>
               <w:spacing w:after="20" w:before="0"/>
             </w:pPr>
-            <w:hyperlink w:history="1" r:id="rIdd4cljtpb48q8yisclm6qh">
+            <w:hyperlink w:history="1" r:id="rIdkxg88em6vtbgvicwmlffp">
               <w:r>
                 <w:rPr>
                   <w:rFonts w:ascii="Arial" w:cs="Arial" w:eastAsia="Arial" w:hAnsi="Arial"/>
@@ -31390,7 +31390,7 @@
               <w:spacing w:after="10" w:before="0"/>
               <w:ind w:left="120"/>
             </w:pPr>
-            <w:hyperlink w:history="1" r:id="rIdu8rw_h_ws5eggz1mr1sgt">
+            <w:hyperlink w:history="1" r:id="rIddvtew8mp5at49ii2amk8l">
               <w:r>
                 <w:rPr>
                   <w:rFonts w:ascii="Arial" w:cs="Arial" w:eastAsia="Arial" w:hAnsi="Arial"/>
@@ -31435,7 +31435,7 @@
             <w:pPr>
               <w:spacing w:after="20" w:before="0"/>
             </w:pPr>
-            <w:hyperlink w:history="1" r:id="rIdie087k8zspqxpo10neqxj">
+            <w:hyperlink w:history="1" r:id="rIdd3pijricqbg01gw9b2i6y">
               <w:r>
                 <w:rPr>
                   <w:rFonts w:ascii="Arial" w:cs="Arial" w:eastAsia="Arial" w:hAnsi="Arial"/>
@@ -31468,7 +31468,7 @@
               <w:spacing w:after="10" w:before="0"/>
               <w:ind w:left="120"/>
             </w:pPr>
-            <w:hyperlink w:history="1" r:id="rIdqx4mddjnm06akxoohc29l">
+            <w:hyperlink w:history="1" r:id="rIdaow0h4pyoivljwu3hy11b">
               <w:r>
                 <w:rPr>
                   <w:rFonts w:ascii="Arial" w:cs="Arial" w:eastAsia="Arial" w:hAnsi="Arial"/>
@@ -32955,7 +32955,7 @@
             <w:pPr>
               <w:spacing w:after="20" w:before="0"/>
             </w:pPr>
-            <w:hyperlink w:history="1" r:id="rIdhxuosyf2af8zxp_17bvai">
+            <w:hyperlink w:history="1" r:id="rId0bzoiqlxrehjkqvi7kl5g">
               <w:r>
                 <w:rPr>
                   <w:rFonts w:ascii="Arial" w:cs="Arial" w:eastAsia="Arial" w:hAnsi="Arial"/>
@@ -32988,7 +32988,7 @@
               <w:spacing w:after="10" w:before="0"/>
               <w:ind w:left="120"/>
             </w:pPr>
-            <w:hyperlink w:history="1" r:id="rIdz7mpw9uizajthfvgrrosd">
+            <w:hyperlink w:history="1" r:id="rIdt3gag4mg_t8efytbjkjsf">
               <w:r>
                 <w:rPr>
                   <w:rFonts w:ascii="Arial" w:cs="Arial" w:eastAsia="Arial" w:hAnsi="Arial"/>
@@ -33033,7 +33033,7 @@
             <w:pPr>
               <w:spacing w:after="20" w:before="0"/>
             </w:pPr>
-            <w:hyperlink w:history="1" r:id="rIdzx7jvgf0owkoayfvrcfle">
+            <w:hyperlink w:history="1" r:id="rIdeyvdc224ju8mnnchp_ur-">
               <w:r>
                 <w:rPr>
                   <w:rFonts w:ascii="Arial" w:cs="Arial" w:eastAsia="Arial" w:hAnsi="Arial"/>
@@ -33066,7 +33066,7 @@
               <w:spacing w:after="10" w:before="0"/>
               <w:ind w:left="120"/>
             </w:pPr>
-            <w:hyperlink w:history="1" r:id="rIdovujiw1mpv2e8suo10x3k">
+            <w:hyperlink w:history="1" r:id="rIdfh-djyc2wfy4g4enn-jni">
               <w:r>
                 <w:rPr>
                   <w:rFonts w:ascii="Arial" w:cs="Arial" w:eastAsia="Arial" w:hAnsi="Arial"/>
@@ -33261,7 +33261,7 @@
             <w:pPr>
               <w:spacing w:after="20" w:before="0"/>
             </w:pPr>
-            <w:hyperlink w:history="1" r:id="rIdyhww_sygix0etthaharcf">
+            <w:hyperlink w:history="1" r:id="rIdzxa4xqw19tpktsbarpexw">
               <w:r>
                 <w:rPr>
                   <w:rFonts w:ascii="Arial" w:cs="Arial" w:eastAsia="Arial" w:hAnsi="Arial"/>
@@ -33294,7 +33294,7 @@
               <w:spacing w:after="10" w:before="0"/>
               <w:ind w:left="120"/>
             </w:pPr>
-            <w:hyperlink w:history="1" r:id="rIdz9lfjzkc_ajnx8j5foab1">
+            <w:hyperlink w:history="1" r:id="rIdrvcsv3apnmbs1mkuo4ubd">
               <w:r>
                 <w:rPr>
                   <w:rFonts w:ascii="Arial" w:cs="Arial" w:eastAsia="Arial" w:hAnsi="Arial"/>
@@ -33339,7 +33339,7 @@
             <w:pPr>
               <w:spacing w:after="20" w:before="0"/>
             </w:pPr>
-            <w:hyperlink w:history="1" r:id="rIdcuhzuzpxeyfr3jucsqby-">
+            <w:hyperlink w:history="1" r:id="rIdhrwgrl7f5dywthtjcmuyd">
               <w:r>
                 <w:rPr>
                   <w:rFonts w:ascii="Arial" w:cs="Arial" w:eastAsia="Arial" w:hAnsi="Arial"/>
@@ -33372,7 +33372,7 @@
               <w:spacing w:after="10" w:before="0"/>
               <w:ind w:left="120"/>
             </w:pPr>
-            <w:hyperlink w:history="1" r:id="rIddc7rpc3jyymec0axr0pv1">
+            <w:hyperlink w:history="1" r:id="rIdpm5gadeqesesz1bfnkjjo">
               <w:r>
                 <w:rPr>
                   <w:rFonts w:ascii="Arial" w:cs="Arial" w:eastAsia="Arial" w:hAnsi="Arial"/>
@@ -33567,7 +33567,7 @@
             <w:pPr>
               <w:spacing w:after="20" w:before="0"/>
             </w:pPr>
-            <w:hyperlink w:history="1" r:id="rIduuhmqsjrhqxu1ltstaera">
+            <w:hyperlink w:history="1" r:id="rIdw_icmhpemmgjgmpe4z1jt">
               <w:r>
                 <w:rPr>
                   <w:rFonts w:ascii="Arial" w:cs="Arial" w:eastAsia="Arial" w:hAnsi="Arial"/>
@@ -33600,7 +33600,7 @@
               <w:spacing w:after="10" w:before="0"/>
               <w:ind w:left="120"/>
             </w:pPr>
-            <w:hyperlink w:history="1" r:id="rIdaxwlgcp07u8ssw5g_nfdo">
+            <w:hyperlink w:history="1" r:id="rId7mgykpd3za3cbfinu45vh">
               <w:r>
                 <w:rPr>
                   <w:rFonts w:ascii="Arial" w:cs="Arial" w:eastAsia="Arial" w:hAnsi="Arial"/>
@@ -33645,7 +33645,7 @@
             <w:pPr>
               <w:spacing w:after="20" w:before="0"/>
             </w:pPr>
-            <w:hyperlink w:history="1" r:id="rId6pt2tuon7df93wlthpbov">
+            <w:hyperlink w:history="1" r:id="rIdptstd7xwiknivmnjvos_h">
               <w:r>
                 <w:rPr>
                   <w:rFonts w:ascii="Arial" w:cs="Arial" w:eastAsia="Arial" w:hAnsi="Arial"/>
@@ -33678,7 +33678,7 @@
               <w:spacing w:after="10" w:before="0"/>
               <w:ind w:left="120"/>
             </w:pPr>
-            <w:hyperlink w:history="1" r:id="rId2vskqtmkq6njeegokfx6z">
+            <w:hyperlink w:history="1" r:id="rIdvmuzidgacvqdf0gu7i3tw">
               <w:r>
                 <w:rPr>
                   <w:rFonts w:ascii="Arial" w:cs="Arial" w:eastAsia="Arial" w:hAnsi="Arial"/>
@@ -33873,7 +33873,7 @@
             <w:pPr>
               <w:spacing w:after="20" w:before="0"/>
             </w:pPr>
-            <w:hyperlink w:history="1" r:id="rIdlbsvtk5lhkr2is7s3hrhr">
+            <w:hyperlink w:history="1" r:id="rIdng7_niqforl89jy7qz4p5">
               <w:r>
                 <w:rPr>
                   <w:rFonts w:ascii="Arial" w:cs="Arial" w:eastAsia="Arial" w:hAnsi="Arial"/>
@@ -33906,7 +33906,7 @@
               <w:spacing w:after="10" w:before="0"/>
               <w:ind w:left="120"/>
             </w:pPr>
-            <w:hyperlink w:history="1" r:id="rIdbr_mzcegmbewqtz3vt0no">
+            <w:hyperlink w:history="1" r:id="rIda-cfhupulsxn15yygv_ur">
               <w:r>
                 <w:rPr>
                   <w:rFonts w:ascii="Arial" w:cs="Arial" w:eastAsia="Arial" w:hAnsi="Arial"/>
@@ -33951,7 +33951,7 @@
             <w:pPr>
               <w:spacing w:after="20" w:before="0"/>
             </w:pPr>
-            <w:hyperlink w:history="1" r:id="rIdxbmjoiyyjftnrmshrsgsm">
+            <w:hyperlink w:history="1" r:id="rIdxawiwskusidhsbjcqgxqo">
               <w:r>
                 <w:rPr>
                   <w:rFonts w:ascii="Arial" w:cs="Arial" w:eastAsia="Arial" w:hAnsi="Arial"/>
@@ -33984,7 +33984,7 @@
               <w:spacing w:after="10" w:before="0"/>
               <w:ind w:left="120"/>
             </w:pPr>
-            <w:hyperlink w:history="1" r:id="rIdlfc-_srq6hzwv01kwgx5f">
+            <w:hyperlink w:history="1" r:id="rIdhxy9fwihl_v2psyjll4g0">
               <w:r>
                 <w:rPr>
                   <w:rFonts w:ascii="Arial" w:cs="Arial" w:eastAsia="Arial" w:hAnsi="Arial"/>
@@ -34179,7 +34179,7 @@
             <w:pPr>
               <w:spacing w:after="20" w:before="0"/>
             </w:pPr>
-            <w:hyperlink w:history="1" r:id="rIdim4hsyafmtwgbgvhpacir">
+            <w:hyperlink w:history="1" r:id="rId1xoy1vojrxc6b3w4anibb">
               <w:r>
                 <w:rPr>
                   <w:rFonts w:ascii="Arial" w:cs="Arial" w:eastAsia="Arial" w:hAnsi="Arial"/>
@@ -34212,7 +34212,7 @@
               <w:spacing w:after="10" w:before="0"/>
               <w:ind w:left="120"/>
             </w:pPr>
-            <w:hyperlink w:history="1" r:id="rIdxhzaba91g6bks0_itz0v6">
+            <w:hyperlink w:history="1" r:id="rIdznjfsmvtnecndpi-jvxqx">
               <w:r>
                 <w:rPr>
                   <w:rFonts w:ascii="Arial" w:cs="Arial" w:eastAsia="Arial" w:hAnsi="Arial"/>
@@ -34257,7 +34257,7 @@
             <w:pPr>
               <w:spacing w:after="20" w:before="0"/>
             </w:pPr>
-            <w:hyperlink w:history="1" r:id="rIdwmzj93hjian-u2cuacglr">
+            <w:hyperlink w:history="1" r:id="rIdrswfc2ptfdemo6nihoqlt">
               <w:r>
                 <w:rPr>
                   <w:rFonts w:ascii="Arial" w:cs="Arial" w:eastAsia="Arial" w:hAnsi="Arial"/>
@@ -34290,7 +34290,7 @@
               <w:spacing w:after="10" w:before="0"/>
               <w:ind w:left="120"/>
             </w:pPr>
-            <w:hyperlink w:history="1" r:id="rIdksjklitihq7yegcch3k-q">
+            <w:hyperlink w:history="1" r:id="rId4w0cmsqduuymstpsdfqhd">
               <w:r>
                 <w:rPr>
                   <w:rFonts w:ascii="Arial" w:cs="Arial" w:eastAsia="Arial" w:hAnsi="Arial"/>
@@ -35777,7 +35777,7 @@
             <w:pPr>
               <w:spacing w:after="20" w:before="0"/>
             </w:pPr>
-            <w:hyperlink w:history="1" r:id="rIdesrmm5sa4dapyzdulro3x">
+            <w:hyperlink w:history="1" r:id="rId4i-bwfsenep-o3waqgdi0">
               <w:r>
                 <w:rPr>
                   <w:rFonts w:ascii="Arial" w:cs="Arial" w:eastAsia="Arial" w:hAnsi="Arial"/>
@@ -35810,7 +35810,7 @@
               <w:spacing w:after="10" w:before="0"/>
               <w:ind w:left="120"/>
             </w:pPr>
-            <w:hyperlink w:history="1" r:id="rIdo3qqijfluoielrrluxrfo">
+            <w:hyperlink w:history="1" r:id="rId1u5cyaa826jt6prbfsld3">
               <w:r>
                 <w:rPr>
                   <w:rFonts w:ascii="Arial" w:cs="Arial" w:eastAsia="Arial" w:hAnsi="Arial"/>
@@ -35855,7 +35855,7 @@
             <w:pPr>
               <w:spacing w:after="20" w:before="0"/>
             </w:pPr>
-            <w:hyperlink w:history="1" r:id="rIdbm2g1dye4g7nzs05xa5lf">
+            <w:hyperlink w:history="1" r:id="rId1h7pnbgc_leqmdyrm9ng4">
               <w:r>
                 <w:rPr>
                   <w:rFonts w:ascii="Arial" w:cs="Arial" w:eastAsia="Arial" w:hAnsi="Arial"/>
@@ -35888,7 +35888,7 @@
               <w:spacing w:after="10" w:before="0"/>
               <w:ind w:left="120"/>
             </w:pPr>
-            <w:hyperlink w:history="1" r:id="rIdxiagjaek735zlxm-yodog">
+            <w:hyperlink w:history="1" r:id="rIdshft1_wmf58_aga0w_yhr">
               <w:r>
                 <w:rPr>
                   <w:rFonts w:ascii="Arial" w:cs="Arial" w:eastAsia="Arial" w:hAnsi="Arial"/>
@@ -36083,7 +36083,7 @@
             <w:pPr>
               <w:spacing w:after="20" w:before="0"/>
             </w:pPr>
-            <w:hyperlink w:history="1" r:id="rIddzybnhmbq79-my5daziny">
+            <w:hyperlink w:history="1" r:id="rIdsbczy85b4raf1215i2vvt">
               <w:r>
                 <w:rPr>
                   <w:rFonts w:ascii="Arial" w:cs="Arial" w:eastAsia="Arial" w:hAnsi="Arial"/>
@@ -36116,7 +36116,7 @@
               <w:spacing w:after="10" w:before="0"/>
               <w:ind w:left="120"/>
             </w:pPr>
-            <w:hyperlink w:history="1" r:id="rId_rev1g9kv9ebf_0mqaouk">
+            <w:hyperlink w:history="1" r:id="rIdduko_cv3hjctarvvocehe">
               <w:r>
                 <w:rPr>
                   <w:rFonts w:ascii="Arial" w:cs="Arial" w:eastAsia="Arial" w:hAnsi="Arial"/>
@@ -36161,7 +36161,7 @@
             <w:pPr>
               <w:spacing w:after="20" w:before="0"/>
             </w:pPr>
-            <w:hyperlink w:history="1" r:id="rIdc-2rsphwinqc-qd4ds8ha">
+            <w:hyperlink w:history="1" r:id="rIdjb6kwuogb303na5yvjxch">
               <w:r>
                 <w:rPr>
                   <w:rFonts w:ascii="Arial" w:cs="Arial" w:eastAsia="Arial" w:hAnsi="Arial"/>
@@ -36194,7 +36194,7 @@
               <w:spacing w:after="10" w:before="0"/>
               <w:ind w:left="120"/>
             </w:pPr>
-            <w:hyperlink w:history="1" r:id="rIdwzgj7de88v0llhyljgult">
+            <w:hyperlink w:history="1" r:id="rIdttqputgmybo5ewce6uclw">
               <w:r>
                 <w:rPr>
                   <w:rFonts w:ascii="Arial" w:cs="Arial" w:eastAsia="Arial" w:hAnsi="Arial"/>
@@ -36389,7 +36389,7 @@
             <w:pPr>
               <w:spacing w:after="20" w:before="0"/>
             </w:pPr>
-            <w:hyperlink w:history="1" r:id="rIdp3lopzst4olt031l8uia2">
+            <w:hyperlink w:history="1" r:id="rId0syfinei2u9l9ugyv30dz">
               <w:r>
                 <w:rPr>
                   <w:rFonts w:ascii="Arial" w:cs="Arial" w:eastAsia="Arial" w:hAnsi="Arial"/>
@@ -36422,7 +36422,7 @@
               <w:spacing w:after="10" w:before="0"/>
               <w:ind w:left="120"/>
             </w:pPr>
-            <w:hyperlink w:history="1" r:id="rIdytmanhrvcdmv0qshsbnw0">
+            <w:hyperlink w:history="1" r:id="rIdc2b0le74ffrpi5reg3fcc">
               <w:r>
                 <w:rPr>
                   <w:rFonts w:ascii="Arial" w:cs="Arial" w:eastAsia="Arial" w:hAnsi="Arial"/>
@@ -36467,7 +36467,7 @@
             <w:pPr>
               <w:spacing w:after="20" w:before="0"/>
             </w:pPr>
-            <w:hyperlink w:history="1" r:id="rIdtaqufjthsorz_ukli3uid">
+            <w:hyperlink w:history="1" r:id="rId5j1em8eod-3j8he9c8dbk">
               <w:r>
                 <w:rPr>
                   <w:rFonts w:ascii="Arial" w:cs="Arial" w:eastAsia="Arial" w:hAnsi="Arial"/>
@@ -36500,7 +36500,7 @@
               <w:spacing w:after="10" w:before="0"/>
               <w:ind w:left="120"/>
             </w:pPr>
-            <w:hyperlink w:history="1" r:id="rIdox3cn5waso5izafl09t4w">
+            <w:hyperlink w:history="1" r:id="rIdtbp5i9bdhgqozjvssildc">
               <w:r>
                 <w:rPr>
                   <w:rFonts w:ascii="Arial" w:cs="Arial" w:eastAsia="Arial" w:hAnsi="Arial"/>
@@ -36695,7 +36695,7 @@
             <w:pPr>
               <w:spacing w:after="20" w:before="0"/>
             </w:pPr>
-            <w:hyperlink w:history="1" r:id="rIdeyjymfnx1hjgdfnlwsaqk">
+            <w:hyperlink w:history="1" r:id="rId6k8wjc66ikj71nmeczpt6">
               <w:r>
                 <w:rPr>
                   <w:rFonts w:ascii="Arial" w:cs="Arial" w:eastAsia="Arial" w:hAnsi="Arial"/>
@@ -36728,7 +36728,7 @@
               <w:spacing w:after="10" w:before="0"/>
               <w:ind w:left="120"/>
             </w:pPr>
-            <w:hyperlink w:history="1" r:id="rIdtyjjmpqqmwlyvjyibu0f-">
+            <w:hyperlink w:history="1" r:id="rId3none-515z-9lv9qukotn">
               <w:r>
                 <w:rPr>
                   <w:rFonts w:ascii="Arial" w:cs="Arial" w:eastAsia="Arial" w:hAnsi="Arial"/>
@@ -36773,7 +36773,7 @@
             <w:pPr>
               <w:spacing w:after="20" w:before="0"/>
             </w:pPr>
-            <w:hyperlink w:history="1" r:id="rIdjyfa57jwomc1cg7bvbysc">
+            <w:hyperlink w:history="1" r:id="rIdzmcyhfziv7anp3b-qknut">
               <w:r>
                 <w:rPr>
                   <w:rFonts w:ascii="Arial" w:cs="Arial" w:eastAsia="Arial" w:hAnsi="Arial"/>
@@ -36806,7 +36806,7 @@
               <w:spacing w:after="10" w:before="0"/>
               <w:ind w:left="120"/>
             </w:pPr>
-            <w:hyperlink w:history="1" r:id="rIdc15xtkhithcqayietf9w0">
+            <w:hyperlink w:history="1" r:id="rIdzeqawbew7gfw1bebxybbs">
               <w:r>
                 <w:rPr>
                   <w:rFonts w:ascii="Arial" w:cs="Arial" w:eastAsia="Arial" w:hAnsi="Arial"/>
@@ -37001,7 +37001,7 @@
             <w:pPr>
               <w:spacing w:after="20" w:before="0"/>
             </w:pPr>
-            <w:hyperlink w:history="1" r:id="rIdntcacespzwkfilhjogqf6">
+            <w:hyperlink w:history="1" r:id="rIdcj5_kqcezsa2hrbmzqdfc">
               <w:r>
                 <w:rPr>
                   <w:rFonts w:ascii="Arial" w:cs="Arial" w:eastAsia="Arial" w:hAnsi="Arial"/>
@@ -37034,7 +37034,7 @@
               <w:spacing w:after="10" w:before="0"/>
               <w:ind w:left="120"/>
             </w:pPr>
-            <w:hyperlink w:history="1" r:id="rIdezavwcqu6yqofi1gsapk7">
+            <w:hyperlink w:history="1" r:id="rIdfjhn_iksacnzojbzagivp">
               <w:r>
                 <w:rPr>
                   <w:rFonts w:ascii="Arial" w:cs="Arial" w:eastAsia="Arial" w:hAnsi="Arial"/>
@@ -37079,7 +37079,7 @@
             <w:pPr>
               <w:spacing w:after="20" w:before="0"/>
             </w:pPr>
-            <w:hyperlink w:history="1" r:id="rIdbc-vc51cdbqbopefhn9my">
+            <w:hyperlink w:history="1" r:id="rIdrluu4hezuc79v0o0_3tkl">
               <w:r>
                 <w:rPr>
                   <w:rFonts w:ascii="Arial" w:cs="Arial" w:eastAsia="Arial" w:hAnsi="Arial"/>
@@ -37112,7 +37112,7 @@
               <w:spacing w:after="10" w:before="0"/>
               <w:ind w:left="120"/>
             </w:pPr>
-            <w:hyperlink w:history="1" r:id="rIdehsisl8etib_hjj-_imbe">
+            <w:hyperlink w:history="1" r:id="rIdkuwwfqz2iwwi-ivu9jbti">
               <w:r>
                 <w:rPr>
                   <w:rFonts w:ascii="Arial" w:cs="Arial" w:eastAsia="Arial" w:hAnsi="Arial"/>

--- a/data/outputs/v2/Physics/SS2.1_Properties_of_Waves/Physics_Properties_of_Waves_CBE_LessonSequence.docx
+++ b/data/outputs/v2/Physics/SS2.1_Properties_of_Waves/Physics_Properties_of_Waves_CBE_LessonSequence.docx
@@ -3880,7 +3880,7 @@
             <w:pPr>
               <w:spacing w:after="20" w:before="0"/>
             </w:pPr>
-            <w:hyperlink w:history="1" r:id="rIdpqoshvt3iy1vaodt64ri3">
+            <w:hyperlink w:history="1" r:id="rIdzje27xrv29cmkeqrcqrn6">
               <w:r>
                 <w:rPr>
                   <w:rFonts w:ascii="Arial" w:cs="Arial" w:eastAsia="Arial" w:hAnsi="Arial"/>
@@ -3913,7 +3913,7 @@
               <w:spacing w:after="10" w:before="0"/>
               <w:ind w:left="120"/>
             </w:pPr>
-            <w:hyperlink w:history="1" r:id="rIdmjbf0nh21ygf1s7k1nyq7">
+            <w:hyperlink w:history="1" r:id="rIdp6q4e_0dtijupey_qebfj">
               <w:r>
                 <w:rPr>
                   <w:rFonts w:ascii="Arial" w:cs="Arial" w:eastAsia="Arial" w:hAnsi="Arial"/>
@@ -3958,7 +3958,7 @@
             <w:pPr>
               <w:spacing w:after="20" w:before="0"/>
             </w:pPr>
-            <w:hyperlink w:history="1" r:id="rIdqcstzlm-gqc_xsyxrql_i">
+            <w:hyperlink w:history="1" r:id="rIdbc5cukddinnk0jgmaqbno">
               <w:r>
                 <w:rPr>
                   <w:rFonts w:ascii="Arial" w:cs="Arial" w:eastAsia="Arial" w:hAnsi="Arial"/>
@@ -3991,7 +3991,7 @@
               <w:spacing w:after="10" w:before="0"/>
               <w:ind w:left="120"/>
             </w:pPr>
-            <w:hyperlink w:history="1" r:id="rId8jcedrdv_b9ma27vjobl1">
+            <w:hyperlink w:history="1" r:id="rId7a30tasacxv-xbwqmrm0w">
               <w:r>
                 <w:rPr>
                   <w:rFonts w:ascii="Arial" w:cs="Arial" w:eastAsia="Arial" w:hAnsi="Arial"/>
@@ -4338,7 +4338,7 @@
             <w:pPr>
               <w:spacing w:after="20" w:before="0"/>
             </w:pPr>
-            <w:hyperlink w:history="1" r:id="rIdriukiqzngdarmdkbai5zc">
+            <w:hyperlink w:history="1" r:id="rIdmkgqszhto0urdqz8dfhuo">
               <w:r>
                 <w:rPr>
                   <w:rFonts w:ascii="Arial" w:cs="Arial" w:eastAsia="Arial" w:hAnsi="Arial"/>
@@ -4371,7 +4371,7 @@
               <w:spacing w:after="10" w:before="0"/>
               <w:ind w:left="120"/>
             </w:pPr>
-            <w:hyperlink w:history="1" r:id="rIdgoqyj0sc5tncbrrutkcki">
+            <w:hyperlink w:history="1" r:id="rIddrhz5ubos8vuf3bcff994">
               <w:r>
                 <w:rPr>
                   <w:rFonts w:ascii="Arial" w:cs="Arial" w:eastAsia="Arial" w:hAnsi="Arial"/>
@@ -4416,7 +4416,7 @@
             <w:pPr>
               <w:spacing w:after="20" w:before="0"/>
             </w:pPr>
-            <w:hyperlink w:history="1" r:id="rId2c-3ietklqdqzrhnf5qb_">
+            <w:hyperlink w:history="1" r:id="rId5el3yflui9-gfv70wkvzy">
               <w:r>
                 <w:rPr>
                   <w:rFonts w:ascii="Arial" w:cs="Arial" w:eastAsia="Arial" w:hAnsi="Arial"/>
@@ -4449,7 +4449,7 @@
               <w:spacing w:after="10" w:before="0"/>
               <w:ind w:left="120"/>
             </w:pPr>
-            <w:hyperlink w:history="1" r:id="rIduwqn7w6vrr4zkpnlgimb2">
+            <w:hyperlink w:history="1" r:id="rIdgk-oy0inf64el2l3zsof6">
               <w:r>
                 <w:rPr>
                   <w:rFonts w:ascii="Arial" w:cs="Arial" w:eastAsia="Arial" w:hAnsi="Arial"/>
@@ -4796,7 +4796,7 @@
             <w:pPr>
               <w:spacing w:after="20" w:before="0"/>
             </w:pPr>
-            <w:hyperlink w:history="1" r:id="rIdbln7gy-omp1rgjpyxdvun">
+            <w:hyperlink w:history="1" r:id="rIdihefhadtmdgogqeyaag1p">
               <w:r>
                 <w:rPr>
                   <w:rFonts w:ascii="Arial" w:cs="Arial" w:eastAsia="Arial" w:hAnsi="Arial"/>
@@ -4829,7 +4829,7 @@
               <w:spacing w:after="10" w:before="0"/>
               <w:ind w:left="120"/>
             </w:pPr>
-            <w:hyperlink w:history="1" r:id="rIdlsti2rtzgvoqtwmpayuby">
+            <w:hyperlink w:history="1" r:id="rIdpayxqt5ncnhjwfhvjiyfi">
               <w:r>
                 <w:rPr>
                   <w:rFonts w:ascii="Arial" w:cs="Arial" w:eastAsia="Arial" w:hAnsi="Arial"/>
@@ -4874,7 +4874,7 @@
             <w:pPr>
               <w:spacing w:after="20" w:before="0"/>
             </w:pPr>
-            <w:hyperlink w:history="1" r:id="rIdqi4iubqkmbakepkjrejqt">
+            <w:hyperlink w:history="1" r:id="rIdi8ev9e2frxj-lvc-byamx">
               <w:r>
                 <w:rPr>
                   <w:rFonts w:ascii="Arial" w:cs="Arial" w:eastAsia="Arial" w:hAnsi="Arial"/>
@@ -4907,7 +4907,7 @@
               <w:spacing w:after="10" w:before="0"/>
               <w:ind w:left="120"/>
             </w:pPr>
-            <w:hyperlink w:history="1" r:id="rIdhabn4hdi9wa8lssgebadj">
+            <w:hyperlink w:history="1" r:id="rIdewuogbrtbiosxwx3qdokw">
               <w:r>
                 <w:rPr>
                   <w:rFonts w:ascii="Arial" w:cs="Arial" w:eastAsia="Arial" w:hAnsi="Arial"/>
@@ -5254,7 +5254,7 @@
             <w:pPr>
               <w:spacing w:after="20" w:before="0"/>
             </w:pPr>
-            <w:hyperlink w:history="1" r:id="rIdph-sdacurvedjmzm3q-2q">
+            <w:hyperlink w:history="1" r:id="rIdpg8qlzvmyn0in1pmxbsg1">
               <w:r>
                 <w:rPr>
                   <w:rFonts w:ascii="Arial" w:cs="Arial" w:eastAsia="Arial" w:hAnsi="Arial"/>
@@ -5287,7 +5287,7 @@
               <w:spacing w:after="10" w:before="0"/>
               <w:ind w:left="120"/>
             </w:pPr>
-            <w:hyperlink w:history="1" r:id="rIdunp0swk90tu4um1u_w4yi">
+            <w:hyperlink w:history="1" r:id="rId31ak0dtxcvt9bjn1bxhoh">
               <w:r>
                 <w:rPr>
                   <w:rFonts w:ascii="Arial" w:cs="Arial" w:eastAsia="Arial" w:hAnsi="Arial"/>
@@ -5332,7 +5332,7 @@
             <w:pPr>
               <w:spacing w:after="20" w:before="0"/>
             </w:pPr>
-            <w:hyperlink w:history="1" r:id="rIdvn0eqw7jkelsvuq8gxb-z">
+            <w:hyperlink w:history="1" r:id="rId56muvm5cihlbzzqs6b0kz">
               <w:r>
                 <w:rPr>
                   <w:rFonts w:ascii="Arial" w:cs="Arial" w:eastAsia="Arial" w:hAnsi="Arial"/>
@@ -5365,7 +5365,7 @@
               <w:spacing w:after="10" w:before="0"/>
               <w:ind w:left="120"/>
             </w:pPr>
-            <w:hyperlink w:history="1" r:id="rIdnc15b3_bhx_mqp1igcesw">
+            <w:hyperlink w:history="1" r:id="rId6nmztxdh0hcvbfhvrf6k3">
               <w:r>
                 <w:rPr>
                   <w:rFonts w:ascii="Arial" w:cs="Arial" w:eastAsia="Arial" w:hAnsi="Arial"/>
@@ -5750,7 +5750,7 @@
             <w:pPr>
               <w:spacing w:after="20" w:before="0"/>
             </w:pPr>
-            <w:hyperlink w:history="1" r:id="rIdzuk-ldikcrubneabh802s">
+            <w:hyperlink w:history="1" r:id="rIdxvbfraa-jbm1pgoyvuyfs">
               <w:r>
                 <w:rPr>
                   <w:rFonts w:ascii="Arial" w:cs="Arial" w:eastAsia="Arial" w:hAnsi="Arial"/>
@@ -5783,7 +5783,7 @@
               <w:spacing w:after="10" w:before="0"/>
               <w:ind w:left="120"/>
             </w:pPr>
-            <w:hyperlink w:history="1" r:id="rIdk7pzf5_6g32umb_i02u8a">
+            <w:hyperlink w:history="1" r:id="rIdbxxzedrjih_5jmqf4hgu9">
               <w:r>
                 <w:rPr>
                   <w:rFonts w:ascii="Arial" w:cs="Arial" w:eastAsia="Arial" w:hAnsi="Arial"/>
@@ -5828,7 +5828,7 @@
             <w:pPr>
               <w:spacing w:after="20" w:before="0"/>
             </w:pPr>
-            <w:hyperlink w:history="1" r:id="rIdqnhgl9enf_a2br6zpjrbu">
+            <w:hyperlink w:history="1" r:id="rIdn45_l_2jmkgyltyg4m8nc">
               <w:r>
                 <w:rPr>
                   <w:rFonts w:ascii="Arial" w:cs="Arial" w:eastAsia="Arial" w:hAnsi="Arial"/>
@@ -5861,7 +5861,7 @@
               <w:spacing w:after="10" w:before="0"/>
               <w:ind w:left="120"/>
             </w:pPr>
-            <w:hyperlink w:history="1" r:id="rId6nxsbttiobmlsg1dg84ss">
+            <w:hyperlink w:history="1" r:id="rIdwl8etlhb8iths_dmpjzs9">
               <w:r>
                 <w:rPr>
                   <w:rFonts w:ascii="Arial" w:cs="Arial" w:eastAsia="Arial" w:hAnsi="Arial"/>
@@ -7462,7 +7462,7 @@
             <w:pPr>
               <w:spacing w:after="20" w:before="0"/>
             </w:pPr>
-            <w:hyperlink w:history="1" r:id="rIdcjualvtvemk7pelnftad9">
+            <w:hyperlink w:history="1" r:id="rIda0w7z3pak4wtkxcelwegw">
               <w:r>
                 <w:rPr>
                   <w:rFonts w:ascii="Arial" w:cs="Arial" w:eastAsia="Arial" w:hAnsi="Arial"/>
@@ -7495,7 +7495,7 @@
               <w:spacing w:after="10" w:before="0"/>
               <w:ind w:left="120"/>
             </w:pPr>
-            <w:hyperlink w:history="1" r:id="rIdm6xzsxvdx217eku2c0usa">
+            <w:hyperlink w:history="1" r:id="rIdgvciav-ph6xuiqrnqmghj">
               <w:r>
                 <w:rPr>
                   <w:rFonts w:ascii="Arial" w:cs="Arial" w:eastAsia="Arial" w:hAnsi="Arial"/>
@@ -7540,7 +7540,7 @@
             <w:pPr>
               <w:spacing w:after="20" w:before="0"/>
             </w:pPr>
-            <w:hyperlink w:history="1" r:id="rIdiiy2-v9zvnxyc-2kytxqc">
+            <w:hyperlink w:history="1" r:id="rId1-uijhz1iyhfx_k8edfv6">
               <w:r>
                 <w:rPr>
                   <w:rFonts w:ascii="Arial" w:cs="Arial" w:eastAsia="Arial" w:hAnsi="Arial"/>
@@ -7573,7 +7573,7 @@
               <w:spacing w:after="10" w:before="0"/>
               <w:ind w:left="120"/>
             </w:pPr>
-            <w:hyperlink w:history="1" r:id="rId-sugo8j0actyn1dkmjsjv">
+            <w:hyperlink w:history="1" r:id="rIdrs8hcjxz7ldxent2qgrgo">
               <w:r>
                 <w:rPr>
                   <w:rFonts w:ascii="Arial" w:cs="Arial" w:eastAsia="Arial" w:hAnsi="Arial"/>
@@ -7768,7 +7768,7 @@
             <w:pPr>
               <w:spacing w:after="20" w:before="0"/>
             </w:pPr>
-            <w:hyperlink w:history="1" r:id="rIdcntbbzsptbsqvahnxbssn">
+            <w:hyperlink w:history="1" r:id="rIdh24mjgz108ngipdnwddfk">
               <w:r>
                 <w:rPr>
                   <w:rFonts w:ascii="Arial" w:cs="Arial" w:eastAsia="Arial" w:hAnsi="Arial"/>
@@ -7801,7 +7801,7 @@
               <w:spacing w:after="10" w:before="0"/>
               <w:ind w:left="120"/>
             </w:pPr>
-            <w:hyperlink w:history="1" r:id="rIdmgev-ma62qitqmjfb86cd">
+            <w:hyperlink w:history="1" r:id="rIdgcdbue12n37ptczqk30yg">
               <w:r>
                 <w:rPr>
                   <w:rFonts w:ascii="Arial" w:cs="Arial" w:eastAsia="Arial" w:hAnsi="Arial"/>
@@ -7846,7 +7846,7 @@
             <w:pPr>
               <w:spacing w:after="20" w:before="0"/>
             </w:pPr>
-            <w:hyperlink w:history="1" r:id="rIdp4liz9hdeknjgj40dgbqf">
+            <w:hyperlink w:history="1" r:id="rIdyai8tfhbiv_5in8x6un7y">
               <w:r>
                 <w:rPr>
                   <w:rFonts w:ascii="Arial" w:cs="Arial" w:eastAsia="Arial" w:hAnsi="Arial"/>
@@ -7879,7 +7879,7 @@
               <w:spacing w:after="10" w:before="0"/>
               <w:ind w:left="120"/>
             </w:pPr>
-            <w:hyperlink w:history="1" r:id="rIdynx_9forlgvrrfhzo634m">
+            <w:hyperlink w:history="1" r:id="rId4uwfy6slgkvuz8p5utcb6">
               <w:r>
                 <w:rPr>
                   <w:rFonts w:ascii="Arial" w:cs="Arial" w:eastAsia="Arial" w:hAnsi="Arial"/>
@@ -8074,7 +8074,7 @@
             <w:pPr>
               <w:spacing w:after="20" w:before="0"/>
             </w:pPr>
-            <w:hyperlink w:history="1" r:id="rIdud7ref3gvxzthjxezrzjm">
+            <w:hyperlink w:history="1" r:id="rIdimzeb0z52gug-de5hh9fh">
               <w:r>
                 <w:rPr>
                   <w:rFonts w:ascii="Arial" w:cs="Arial" w:eastAsia="Arial" w:hAnsi="Arial"/>
@@ -8107,7 +8107,7 @@
               <w:spacing w:after="10" w:before="0"/>
               <w:ind w:left="120"/>
             </w:pPr>
-            <w:hyperlink w:history="1" r:id="rId0uwl7_sl-o3kfpz6m6yr3">
+            <w:hyperlink w:history="1" r:id="rIdvk9rxhfjc3ugtgevwvowr">
               <w:r>
                 <w:rPr>
                   <w:rFonts w:ascii="Arial" w:cs="Arial" w:eastAsia="Arial" w:hAnsi="Arial"/>
@@ -8152,7 +8152,7 @@
             <w:pPr>
               <w:spacing w:after="20" w:before="0"/>
             </w:pPr>
-            <w:hyperlink w:history="1" r:id="rIdinbac6eofv78bxdui2wag">
+            <w:hyperlink w:history="1" r:id="rId0nx87wdtapipghs7rqi1a">
               <w:r>
                 <w:rPr>
                   <w:rFonts w:ascii="Arial" w:cs="Arial" w:eastAsia="Arial" w:hAnsi="Arial"/>
@@ -8185,7 +8185,7 @@
               <w:spacing w:after="10" w:before="0"/>
               <w:ind w:left="120"/>
             </w:pPr>
-            <w:hyperlink w:history="1" r:id="rIdutranq2whooe6hbuw91cw">
+            <w:hyperlink w:history="1" r:id="rIdlt5mm47hb9xshxhjunxgv">
               <w:r>
                 <w:rPr>
                   <w:rFonts w:ascii="Arial" w:cs="Arial" w:eastAsia="Arial" w:hAnsi="Arial"/>
@@ -8380,7 +8380,7 @@
             <w:pPr>
               <w:spacing w:after="20" w:before="0"/>
             </w:pPr>
-            <w:hyperlink w:history="1" r:id="rIdzvy9hspol27yksdzhamm7">
+            <w:hyperlink w:history="1" r:id="rIdt9_qgclaix-spaa1ztw-x">
               <w:r>
                 <w:rPr>
                   <w:rFonts w:ascii="Arial" w:cs="Arial" w:eastAsia="Arial" w:hAnsi="Arial"/>
@@ -8413,7 +8413,7 @@
               <w:spacing w:after="10" w:before="0"/>
               <w:ind w:left="120"/>
             </w:pPr>
-            <w:hyperlink w:history="1" r:id="rId75scwzvgtwmufyqnmdti0">
+            <w:hyperlink w:history="1" r:id="rIdfarzp15hzs-_mvy6jbcxc">
               <w:r>
                 <w:rPr>
                   <w:rFonts w:ascii="Arial" w:cs="Arial" w:eastAsia="Arial" w:hAnsi="Arial"/>
@@ -8458,7 +8458,7 @@
             <w:pPr>
               <w:spacing w:after="20" w:before="0"/>
             </w:pPr>
-            <w:hyperlink w:history="1" r:id="rIdmk3_9xmrfenzpvochcqhd">
+            <w:hyperlink w:history="1" r:id="rIdt_f8co58ktumjd9-z7-ld">
               <w:r>
                 <w:rPr>
                   <w:rFonts w:ascii="Arial" w:cs="Arial" w:eastAsia="Arial" w:hAnsi="Arial"/>
@@ -8491,7 +8491,7 @@
               <w:spacing w:after="10" w:before="0"/>
               <w:ind w:left="120"/>
             </w:pPr>
-            <w:hyperlink w:history="1" r:id="rIdvbqb2s-bu2xwjrbzpm9op">
+            <w:hyperlink w:history="1" r:id="rId2qvbojpicxmieusqv7jon">
               <w:r>
                 <w:rPr>
                   <w:rFonts w:ascii="Arial" w:cs="Arial" w:eastAsia="Arial" w:hAnsi="Arial"/>
@@ -8686,7 +8686,7 @@
             <w:pPr>
               <w:spacing w:after="20" w:before="0"/>
             </w:pPr>
-            <w:hyperlink w:history="1" r:id="rIdun4pytwov3gngef5cssfc">
+            <w:hyperlink w:history="1" r:id="rIdvqhmdzfwzapydbny1szst">
               <w:r>
                 <w:rPr>
                   <w:rFonts w:ascii="Arial" w:cs="Arial" w:eastAsia="Arial" w:hAnsi="Arial"/>
@@ -8719,7 +8719,7 @@
               <w:spacing w:after="10" w:before="0"/>
               <w:ind w:left="120"/>
             </w:pPr>
-            <w:hyperlink w:history="1" r:id="rIdffqzvq_wn1wxygpjnyccu">
+            <w:hyperlink w:history="1" r:id="rIdphrd81adrmgbxmd26w3-p">
               <w:r>
                 <w:rPr>
                   <w:rFonts w:ascii="Arial" w:cs="Arial" w:eastAsia="Arial" w:hAnsi="Arial"/>
@@ -8764,7 +8764,7 @@
             <w:pPr>
               <w:spacing w:after="20" w:before="0"/>
             </w:pPr>
-            <w:hyperlink w:history="1" r:id="rIdfj7jv_g9unedufs95az6v">
+            <w:hyperlink w:history="1" r:id="rId-8e-1ubsjkc-znn3udedo">
               <w:r>
                 <w:rPr>
                   <w:rFonts w:ascii="Arial" w:cs="Arial" w:eastAsia="Arial" w:hAnsi="Arial"/>
@@ -8797,7 +8797,7 @@
               <w:spacing w:after="10" w:before="0"/>
               <w:ind w:left="120"/>
             </w:pPr>
-            <w:hyperlink w:history="1" r:id="rId3c4tafmhd6qlezvnslk_q">
+            <w:hyperlink w:history="1" r:id="rId4ddcrvm9xjt4be_-kgf4l">
               <w:r>
                 <w:rPr>
                   <w:rFonts w:ascii="Arial" w:cs="Arial" w:eastAsia="Arial" w:hAnsi="Arial"/>
@@ -10379,7 +10379,7 @@
             <w:pPr>
               <w:spacing w:after="20" w:before="0"/>
             </w:pPr>
-            <w:hyperlink w:history="1" r:id="rIdd-db37ulrlaekjttykmao">
+            <w:hyperlink w:history="1" r:id="rId-dh-ykh-nzoykvyat0kwe">
               <w:r>
                 <w:rPr>
                   <w:rFonts w:ascii="Arial" w:cs="Arial" w:eastAsia="Arial" w:hAnsi="Arial"/>
@@ -10412,7 +10412,7 @@
               <w:spacing w:after="10" w:before="0"/>
               <w:ind w:left="120"/>
             </w:pPr>
-            <w:hyperlink w:history="1" r:id="rIduituyoszhxahlbpaoyzzv">
+            <w:hyperlink w:history="1" r:id="rId3zowvp52ogf8wx2zg9tdc">
               <w:r>
                 <w:rPr>
                   <w:rFonts w:ascii="Arial" w:cs="Arial" w:eastAsia="Arial" w:hAnsi="Arial"/>
@@ -10457,7 +10457,7 @@
             <w:pPr>
               <w:spacing w:after="20" w:before="0"/>
             </w:pPr>
-            <w:hyperlink w:history="1" r:id="rIdyexwkne49q-oogkhlpuhs">
+            <w:hyperlink w:history="1" r:id="rIdza37uzboreep6a5gdiano">
               <w:r>
                 <w:rPr>
                   <w:rFonts w:ascii="Arial" w:cs="Arial" w:eastAsia="Arial" w:hAnsi="Arial"/>
@@ -10490,7 +10490,7 @@
               <w:spacing w:after="10" w:before="0"/>
               <w:ind w:left="120"/>
             </w:pPr>
-            <w:hyperlink w:history="1" r:id="rIdz5_x1sk9ge8k37d4cim9i">
+            <w:hyperlink w:history="1" r:id="rIdumopyfpbmwrczac8ejuie">
               <w:r>
                 <w:rPr>
                   <w:rFonts w:ascii="Arial" w:cs="Arial" w:eastAsia="Arial" w:hAnsi="Arial"/>
@@ -10685,7 +10685,7 @@
             <w:pPr>
               <w:spacing w:after="20" w:before="0"/>
             </w:pPr>
-            <w:hyperlink w:history="1" r:id="rId75zwl1ref5nwqkn0u059v">
+            <w:hyperlink w:history="1" r:id="rIdqxja1hypt9lp9ecorm94v">
               <w:r>
                 <w:rPr>
                   <w:rFonts w:ascii="Arial" w:cs="Arial" w:eastAsia="Arial" w:hAnsi="Arial"/>
@@ -10718,7 +10718,7 @@
               <w:spacing w:after="10" w:before="0"/>
               <w:ind w:left="120"/>
             </w:pPr>
-            <w:hyperlink w:history="1" r:id="rIditvb8novxyq8dizrsvyln">
+            <w:hyperlink w:history="1" r:id="rIdcfwn_5leua3muwqjum3k1">
               <w:r>
                 <w:rPr>
                   <w:rFonts w:ascii="Arial" w:cs="Arial" w:eastAsia="Arial" w:hAnsi="Arial"/>
@@ -10763,7 +10763,7 @@
             <w:pPr>
               <w:spacing w:after="20" w:before="0"/>
             </w:pPr>
-            <w:hyperlink w:history="1" r:id="rIdgcbned-1vmvu1vp54y7l_">
+            <w:hyperlink w:history="1" r:id="rIdofrhdcro_y3q1eycppiv3">
               <w:r>
                 <w:rPr>
                   <w:rFonts w:ascii="Arial" w:cs="Arial" w:eastAsia="Arial" w:hAnsi="Arial"/>
@@ -10796,7 +10796,7 @@
               <w:spacing w:after="10" w:before="0"/>
               <w:ind w:left="120"/>
             </w:pPr>
-            <w:hyperlink w:history="1" r:id="rId_4t7spxwdjnnq0mziqpx-">
+            <w:hyperlink w:history="1" r:id="rIdr2t4sr6qiezzs34cfgomq">
               <w:r>
                 <w:rPr>
                   <w:rFonts w:ascii="Arial" w:cs="Arial" w:eastAsia="Arial" w:hAnsi="Arial"/>
@@ -10991,7 +10991,7 @@
             <w:pPr>
               <w:spacing w:after="20" w:before="0"/>
             </w:pPr>
-            <w:hyperlink w:history="1" r:id="rIdb-ss1j3_12jmt93n3u9ko">
+            <w:hyperlink w:history="1" r:id="rIdcdfgifuj366f9gowc5mzw">
               <w:r>
                 <w:rPr>
                   <w:rFonts w:ascii="Arial" w:cs="Arial" w:eastAsia="Arial" w:hAnsi="Arial"/>
@@ -11024,7 +11024,7 @@
               <w:spacing w:after="10" w:before="0"/>
               <w:ind w:left="120"/>
             </w:pPr>
-            <w:hyperlink w:history="1" r:id="rId3wmlywoin443d9htilj1m">
+            <w:hyperlink w:history="1" r:id="rIdkfjuf9xilep2mirb1sdrf">
               <w:r>
                 <w:rPr>
                   <w:rFonts w:ascii="Arial" w:cs="Arial" w:eastAsia="Arial" w:hAnsi="Arial"/>
@@ -11069,7 +11069,7 @@
             <w:pPr>
               <w:spacing w:after="20" w:before="0"/>
             </w:pPr>
-            <w:hyperlink w:history="1" r:id="rIdkjxsmgqglhfil0-rotpkm">
+            <w:hyperlink w:history="1" r:id="rId6uhvrkknekr-rjc15g-3f">
               <w:r>
                 <w:rPr>
                   <w:rFonts w:ascii="Arial" w:cs="Arial" w:eastAsia="Arial" w:hAnsi="Arial"/>
@@ -11102,7 +11102,7 @@
               <w:spacing w:after="10" w:before="0"/>
               <w:ind w:left="120"/>
             </w:pPr>
-            <w:hyperlink w:history="1" r:id="rIduskvk5dn298nak3ruthbj">
+            <w:hyperlink w:history="1" r:id="rIdznxmc6ys82p-dkvcsji_n">
               <w:r>
                 <w:rPr>
                   <w:rFonts w:ascii="Arial" w:cs="Arial" w:eastAsia="Arial" w:hAnsi="Arial"/>
@@ -11297,7 +11297,7 @@
             <w:pPr>
               <w:spacing w:after="20" w:before="0"/>
             </w:pPr>
-            <w:hyperlink w:history="1" r:id="rIdwrbz7zpctdnlfrqpg4shy">
+            <w:hyperlink w:history="1" r:id="rIdgiqlafx8bf_hu9w5jv7yi">
               <w:r>
                 <w:rPr>
                   <w:rFonts w:ascii="Arial" w:cs="Arial" w:eastAsia="Arial" w:hAnsi="Arial"/>
@@ -11330,7 +11330,7 @@
               <w:spacing w:after="10" w:before="0"/>
               <w:ind w:left="120"/>
             </w:pPr>
-            <w:hyperlink w:history="1" r:id="rId02je8jayvlznnnvtzgeoo">
+            <w:hyperlink w:history="1" r:id="rIdqyx2wffsfwedtkg3ylu7f">
               <w:r>
                 <w:rPr>
                   <w:rFonts w:ascii="Arial" w:cs="Arial" w:eastAsia="Arial" w:hAnsi="Arial"/>
@@ -11375,7 +11375,7 @@
             <w:pPr>
               <w:spacing w:after="20" w:before="0"/>
             </w:pPr>
-            <w:hyperlink w:history="1" r:id="rIdzrba1atrrglxoeajxujtm">
+            <w:hyperlink w:history="1" r:id="rId6y1ptjlmaf5pbwvmhi2yh">
               <w:r>
                 <w:rPr>
                   <w:rFonts w:ascii="Arial" w:cs="Arial" w:eastAsia="Arial" w:hAnsi="Arial"/>
@@ -11408,7 +11408,7 @@
               <w:spacing w:after="10" w:before="0"/>
               <w:ind w:left="120"/>
             </w:pPr>
-            <w:hyperlink w:history="1" r:id="rIdkb9p_o7kkqfh1p2mu8vmj">
+            <w:hyperlink w:history="1" r:id="rId8j95vu36a37wi7nygm5zz">
               <w:r>
                 <w:rPr>
                   <w:rFonts w:ascii="Arial" w:cs="Arial" w:eastAsia="Arial" w:hAnsi="Arial"/>
@@ -11603,7 +11603,7 @@
             <w:pPr>
               <w:spacing w:after="20" w:before="0"/>
             </w:pPr>
-            <w:hyperlink w:history="1" r:id="rIdcrzdis1jumv1jhmftfbmg">
+            <w:hyperlink w:history="1" r:id="rIdxad4kyqhfsrdeafupxiud">
               <w:r>
                 <w:rPr>
                   <w:rFonts w:ascii="Arial" w:cs="Arial" w:eastAsia="Arial" w:hAnsi="Arial"/>
@@ -11636,7 +11636,7 @@
               <w:spacing w:after="10" w:before="0"/>
               <w:ind w:left="120"/>
             </w:pPr>
-            <w:hyperlink w:history="1" r:id="rIdtl_iyxkqwrothidm6yuew">
+            <w:hyperlink w:history="1" r:id="rIdn_atsqwxelvvifuqrtg1u">
               <w:r>
                 <w:rPr>
                   <w:rFonts w:ascii="Arial" w:cs="Arial" w:eastAsia="Arial" w:hAnsi="Arial"/>
@@ -11681,7 +11681,7 @@
             <w:pPr>
               <w:spacing w:after="20" w:before="0"/>
             </w:pPr>
-            <w:hyperlink w:history="1" r:id="rIdfkwu81_7tuixwwwzmw560">
+            <w:hyperlink w:history="1" r:id="rId2zhi5gtdzdoynmz4k1uhi">
               <w:r>
                 <w:rPr>
                   <w:rFonts w:ascii="Arial" w:cs="Arial" w:eastAsia="Arial" w:hAnsi="Arial"/>
@@ -11714,7 +11714,7 @@
               <w:spacing w:after="10" w:before="0"/>
               <w:ind w:left="120"/>
             </w:pPr>
-            <w:hyperlink w:history="1" r:id="rId_qu1vnmqg5dmdwc0pmmvr">
+            <w:hyperlink w:history="1" r:id="rIdupbdrfojoy442ct2xlvv1">
               <w:r>
                 <w:rPr>
                   <w:rFonts w:ascii="Arial" w:cs="Arial" w:eastAsia="Arial" w:hAnsi="Arial"/>
@@ -13201,7 +13201,7 @@
             <w:pPr>
               <w:spacing w:after="20" w:before="0"/>
             </w:pPr>
-            <w:hyperlink w:history="1" r:id="rIdivwvmu572gei_krh6oa8p">
+            <w:hyperlink w:history="1" r:id="rIdwulahmnyriifrpmmchqda">
               <w:r>
                 <w:rPr>
                   <w:rFonts w:ascii="Arial" w:cs="Arial" w:eastAsia="Arial" w:hAnsi="Arial"/>
@@ -13234,7 +13234,7 @@
               <w:spacing w:after="10" w:before="0"/>
               <w:ind w:left="120"/>
             </w:pPr>
-            <w:hyperlink w:history="1" r:id="rIdpnuagvcfyen3gxxhkxjur">
+            <w:hyperlink w:history="1" r:id="rIdlqastpqtkrpdsonr6txoc">
               <w:r>
                 <w:rPr>
                   <w:rFonts w:ascii="Arial" w:cs="Arial" w:eastAsia="Arial" w:hAnsi="Arial"/>
@@ -13279,7 +13279,7 @@
             <w:pPr>
               <w:spacing w:after="20" w:before="0"/>
             </w:pPr>
-            <w:hyperlink w:history="1" r:id="rIdea97zheeqlhghal5y0hkb">
+            <w:hyperlink w:history="1" r:id="rIdin62kydfmtr7glscxhjqy">
               <w:r>
                 <w:rPr>
                   <w:rFonts w:ascii="Arial" w:cs="Arial" w:eastAsia="Arial" w:hAnsi="Arial"/>
@@ -13312,7 +13312,7 @@
               <w:spacing w:after="10" w:before="0"/>
               <w:ind w:left="120"/>
             </w:pPr>
-            <w:hyperlink w:history="1" r:id="rIdpe1pkas5kg_xitwgf2rxq">
+            <w:hyperlink w:history="1" r:id="rIdyi3m1mrcxp2miwvva0a8v">
               <w:r>
                 <w:rPr>
                   <w:rFonts w:ascii="Arial" w:cs="Arial" w:eastAsia="Arial" w:hAnsi="Arial"/>
@@ -13507,7 +13507,7 @@
             <w:pPr>
               <w:spacing w:after="20" w:before="0"/>
             </w:pPr>
-            <w:hyperlink w:history="1" r:id="rIdvqxhfeas-wvddyfunya2p">
+            <w:hyperlink w:history="1" r:id="rIdr-uitisdomtp0bkbgdckv">
               <w:r>
                 <w:rPr>
                   <w:rFonts w:ascii="Arial" w:cs="Arial" w:eastAsia="Arial" w:hAnsi="Arial"/>
@@ -13540,7 +13540,7 @@
               <w:spacing w:after="10" w:before="0"/>
               <w:ind w:left="120"/>
             </w:pPr>
-            <w:hyperlink w:history="1" r:id="rIdhc6ouet2lriijstrh6rv8">
+            <w:hyperlink w:history="1" r:id="rId4r_q4lyjtxxfnvudqfdg_">
               <w:r>
                 <w:rPr>
                   <w:rFonts w:ascii="Arial" w:cs="Arial" w:eastAsia="Arial" w:hAnsi="Arial"/>
@@ -13585,7 +13585,7 @@
             <w:pPr>
               <w:spacing w:after="20" w:before="0"/>
             </w:pPr>
-            <w:hyperlink w:history="1" r:id="rIdxd0fkxu6hcujgzdw5fhjr">
+            <w:hyperlink w:history="1" r:id="rIdtwe-jefhiqtehcr6k1x6s">
               <w:r>
                 <w:rPr>
                   <w:rFonts w:ascii="Arial" w:cs="Arial" w:eastAsia="Arial" w:hAnsi="Arial"/>
@@ -13618,7 +13618,7 @@
               <w:spacing w:after="10" w:before="0"/>
               <w:ind w:left="120"/>
             </w:pPr>
-            <w:hyperlink w:history="1" r:id="rIdtzoejutpgqxagtulwa_go">
+            <w:hyperlink w:history="1" r:id="rIdp6w__zwp1_e4w_g4epmwb">
               <w:r>
                 <w:rPr>
                   <w:rFonts w:ascii="Arial" w:cs="Arial" w:eastAsia="Arial" w:hAnsi="Arial"/>
@@ -13813,7 +13813,7 @@
             <w:pPr>
               <w:spacing w:after="20" w:before="0"/>
             </w:pPr>
-            <w:hyperlink w:history="1" r:id="rId34pscfr8etqgq2sxurgaa">
+            <w:hyperlink w:history="1" r:id="rIddwzbr6xmetm8_z9dfbda5">
               <w:r>
                 <w:rPr>
                   <w:rFonts w:ascii="Arial" w:cs="Arial" w:eastAsia="Arial" w:hAnsi="Arial"/>
@@ -13846,7 +13846,7 @@
               <w:spacing w:after="10" w:before="0"/>
               <w:ind w:left="120"/>
             </w:pPr>
-            <w:hyperlink w:history="1" r:id="rIdqn0cvgcdiz1b6n3cpgc0r">
+            <w:hyperlink w:history="1" r:id="rIdgcl_ectwli3bnk8z8vg7r">
               <w:r>
                 <w:rPr>
                   <w:rFonts w:ascii="Arial" w:cs="Arial" w:eastAsia="Arial" w:hAnsi="Arial"/>
@@ -13891,7 +13891,7 @@
             <w:pPr>
               <w:spacing w:after="20" w:before="0"/>
             </w:pPr>
-            <w:hyperlink w:history="1" r:id="rId9civmnrzqzueaqfjxixeg">
+            <w:hyperlink w:history="1" r:id="rIdig-rdpmmtbcxkdr9_cqn0">
               <w:r>
                 <w:rPr>
                   <w:rFonts w:ascii="Arial" w:cs="Arial" w:eastAsia="Arial" w:hAnsi="Arial"/>
@@ -13924,7 +13924,7 @@
               <w:spacing w:after="10" w:before="0"/>
               <w:ind w:left="120"/>
             </w:pPr>
-            <w:hyperlink w:history="1" r:id="rIddizupqunu18yonl20vo0x">
+            <w:hyperlink w:history="1" r:id="rIdiie6zkjdmtqxjsij5sino">
               <w:r>
                 <w:rPr>
                   <w:rFonts w:ascii="Arial" w:cs="Arial" w:eastAsia="Arial" w:hAnsi="Arial"/>
@@ -14119,7 +14119,7 @@
             <w:pPr>
               <w:spacing w:after="20" w:before="0"/>
             </w:pPr>
-            <w:hyperlink w:history="1" r:id="rIdjbx11deatlu5k-h_bkrzu">
+            <w:hyperlink w:history="1" r:id="rId4zjmgnjxikthlgcuki58w">
               <w:r>
                 <w:rPr>
                   <w:rFonts w:ascii="Arial" w:cs="Arial" w:eastAsia="Arial" w:hAnsi="Arial"/>
@@ -14152,7 +14152,7 @@
               <w:spacing w:after="10" w:before="0"/>
               <w:ind w:left="120"/>
             </w:pPr>
-            <w:hyperlink w:history="1" r:id="rIdp2eubtfhwe4inkohwoy0h">
+            <w:hyperlink w:history="1" r:id="rId83gtax9w49zueslliwdyr">
               <w:r>
                 <w:rPr>
                   <w:rFonts w:ascii="Arial" w:cs="Arial" w:eastAsia="Arial" w:hAnsi="Arial"/>
@@ -14197,7 +14197,7 @@
             <w:pPr>
               <w:spacing w:after="20" w:before="0"/>
             </w:pPr>
-            <w:hyperlink w:history="1" r:id="rIddtn71d424m1f98fmrgajl">
+            <w:hyperlink w:history="1" r:id="rIdectbtlz-8rrmll7q5kuha">
               <w:r>
                 <w:rPr>
                   <w:rFonts w:ascii="Arial" w:cs="Arial" w:eastAsia="Arial" w:hAnsi="Arial"/>
@@ -14230,7 +14230,7 @@
               <w:spacing w:after="10" w:before="0"/>
               <w:ind w:left="120"/>
             </w:pPr>
-            <w:hyperlink w:history="1" r:id="rIdaukxbazaac6aqe4mkg5lt">
+            <w:hyperlink w:history="1" r:id="rIde2tfanc3yvghex6j55tdc">
               <w:r>
                 <w:rPr>
                   <w:rFonts w:ascii="Arial" w:cs="Arial" w:eastAsia="Arial" w:hAnsi="Arial"/>
@@ -14425,7 +14425,7 @@
             <w:pPr>
               <w:spacing w:after="20" w:before="0"/>
             </w:pPr>
-            <w:hyperlink w:history="1" r:id="rId9v_xrhkq-zgbekzkkfvwb">
+            <w:hyperlink w:history="1" r:id="rIdozmfkhqlu-k3liwxhghxc">
               <w:r>
                 <w:rPr>
                   <w:rFonts w:ascii="Arial" w:cs="Arial" w:eastAsia="Arial" w:hAnsi="Arial"/>
@@ -14458,7 +14458,7 @@
               <w:spacing w:after="10" w:before="0"/>
               <w:ind w:left="120"/>
             </w:pPr>
-            <w:hyperlink w:history="1" r:id="rIdezmtnvzw0fb9buoewdyu4">
+            <w:hyperlink w:history="1" r:id="rIdqe7bz8bfige6mqiiyq-zu">
               <w:r>
                 <w:rPr>
                   <w:rFonts w:ascii="Arial" w:cs="Arial" w:eastAsia="Arial" w:hAnsi="Arial"/>
@@ -14503,7 +14503,7 @@
             <w:pPr>
               <w:spacing w:after="20" w:before="0"/>
             </w:pPr>
-            <w:hyperlink w:history="1" r:id="rIdtq_fqgufklvvmohzolk_u">
+            <w:hyperlink w:history="1" r:id="rIdjqeipvfuamsiehbiks2oz">
               <w:r>
                 <w:rPr>
                   <w:rFonts w:ascii="Arial" w:cs="Arial" w:eastAsia="Arial" w:hAnsi="Arial"/>
@@ -14536,7 +14536,7 @@
               <w:spacing w:after="10" w:before="0"/>
               <w:ind w:left="120"/>
             </w:pPr>
-            <w:hyperlink w:history="1" r:id="rIdb7uzeoy3qid6_rpomh9eo">
+            <w:hyperlink w:history="1" r:id="rIdubuzvvp2pyy5hyvxi9mk1">
               <w:r>
                 <w:rPr>
                   <w:rFonts w:ascii="Arial" w:cs="Arial" w:eastAsia="Arial" w:hAnsi="Arial"/>
@@ -16023,7 +16023,7 @@
             <w:pPr>
               <w:spacing w:after="20" w:before="0"/>
             </w:pPr>
-            <w:hyperlink w:history="1" r:id="rIdl1rmhrjy-z-s7jlkpxvsi">
+            <w:hyperlink w:history="1" r:id="rIdjjx1yb1vmkivzhjo2xlu_">
               <w:r>
                 <w:rPr>
                   <w:rFonts w:ascii="Arial" w:cs="Arial" w:eastAsia="Arial" w:hAnsi="Arial"/>
@@ -16056,7 +16056,7 @@
               <w:spacing w:after="10" w:before="0"/>
               <w:ind w:left="120"/>
             </w:pPr>
-            <w:hyperlink w:history="1" r:id="rIdcrehbghglbzfqpoihbe1o">
+            <w:hyperlink w:history="1" r:id="rIdrrnmijyytwavz7bxm7tu-">
               <w:r>
                 <w:rPr>
                   <w:rFonts w:ascii="Arial" w:cs="Arial" w:eastAsia="Arial" w:hAnsi="Arial"/>
@@ -16101,7 +16101,7 @@
             <w:pPr>
               <w:spacing w:after="20" w:before="0"/>
             </w:pPr>
-            <w:hyperlink w:history="1" r:id="rIdjwofqf4onfrfxesfvrpzu">
+            <w:hyperlink w:history="1" r:id="rIdcjtqlm8orz2dhzmwqr6iy">
               <w:r>
                 <w:rPr>
                   <w:rFonts w:ascii="Arial" w:cs="Arial" w:eastAsia="Arial" w:hAnsi="Arial"/>
@@ -16134,7 +16134,7 @@
               <w:spacing w:after="10" w:before="0"/>
               <w:ind w:left="120"/>
             </w:pPr>
-            <w:hyperlink w:history="1" r:id="rIdbuycaani56lkppuao82ik">
+            <w:hyperlink w:history="1" r:id="rIdj5rb1i8mydum47dxtvo5c">
               <w:r>
                 <w:rPr>
                   <w:rFonts w:ascii="Arial" w:cs="Arial" w:eastAsia="Arial" w:hAnsi="Arial"/>
@@ -16329,7 +16329,7 @@
             <w:pPr>
               <w:spacing w:after="20" w:before="0"/>
             </w:pPr>
-            <w:hyperlink w:history="1" r:id="rIdukj0_4hxjbh2soqw4jytk">
+            <w:hyperlink w:history="1" r:id="rIdraay28pnxt9hupajtgw01">
               <w:r>
                 <w:rPr>
                   <w:rFonts w:ascii="Arial" w:cs="Arial" w:eastAsia="Arial" w:hAnsi="Arial"/>
@@ -16362,7 +16362,7 @@
               <w:spacing w:after="10" w:before="0"/>
               <w:ind w:left="120"/>
             </w:pPr>
-            <w:hyperlink w:history="1" r:id="rIdqhbupckymf93f43tu0hpn">
+            <w:hyperlink w:history="1" r:id="rIdfhulaaamej4drnwpngs_h">
               <w:r>
                 <w:rPr>
                   <w:rFonts w:ascii="Arial" w:cs="Arial" w:eastAsia="Arial" w:hAnsi="Arial"/>
@@ -16407,7 +16407,7 @@
             <w:pPr>
               <w:spacing w:after="20" w:before="0"/>
             </w:pPr>
-            <w:hyperlink w:history="1" r:id="rIdc7_pwrxh_vs73yafwvkz3">
+            <w:hyperlink w:history="1" r:id="rIdy0l75cpvv6wlpakykqn9m">
               <w:r>
                 <w:rPr>
                   <w:rFonts w:ascii="Arial" w:cs="Arial" w:eastAsia="Arial" w:hAnsi="Arial"/>
@@ -16440,7 +16440,7 @@
               <w:spacing w:after="10" w:before="0"/>
               <w:ind w:left="120"/>
             </w:pPr>
-            <w:hyperlink w:history="1" r:id="rIdpt9jktviyxlrjuuzwpsi4">
+            <w:hyperlink w:history="1" r:id="rIdsrx04jm9yi9bmwkbabnkv">
               <w:r>
                 <w:rPr>
                   <w:rFonts w:ascii="Arial" w:cs="Arial" w:eastAsia="Arial" w:hAnsi="Arial"/>
@@ -16635,7 +16635,7 @@
             <w:pPr>
               <w:spacing w:after="20" w:before="0"/>
             </w:pPr>
-            <w:hyperlink w:history="1" r:id="rIdqhfjria34dhzbzxvcptht">
+            <w:hyperlink w:history="1" r:id="rIdahq_s9g58zdb3p_pdxnjc">
               <w:r>
                 <w:rPr>
                   <w:rFonts w:ascii="Arial" w:cs="Arial" w:eastAsia="Arial" w:hAnsi="Arial"/>
@@ -16668,7 +16668,7 @@
               <w:spacing w:after="10" w:before="0"/>
               <w:ind w:left="120"/>
             </w:pPr>
-            <w:hyperlink w:history="1" r:id="rIdbvghfpdapi3gsy6rsqrli">
+            <w:hyperlink w:history="1" r:id="rIdjt6m-o50bftvuzfsonp3h">
               <w:r>
                 <w:rPr>
                   <w:rFonts w:ascii="Arial" w:cs="Arial" w:eastAsia="Arial" w:hAnsi="Arial"/>
@@ -16713,7 +16713,7 @@
             <w:pPr>
               <w:spacing w:after="20" w:before="0"/>
             </w:pPr>
-            <w:hyperlink w:history="1" r:id="rIdwjsjkqnmv5asud2y4h0lt">
+            <w:hyperlink w:history="1" r:id="rId3bpb6tuszncvwb5gvkrk6">
               <w:r>
                 <w:rPr>
                   <w:rFonts w:ascii="Arial" w:cs="Arial" w:eastAsia="Arial" w:hAnsi="Arial"/>
@@ -16746,7 +16746,7 @@
               <w:spacing w:after="10" w:before="0"/>
               <w:ind w:left="120"/>
             </w:pPr>
-            <w:hyperlink w:history="1" r:id="rIdoq6cla9k8q3bwb2lebb-x">
+            <w:hyperlink w:history="1" r:id="rIdfa0befffiofenkjh7rbhx">
               <w:r>
                 <w:rPr>
                   <w:rFonts w:ascii="Arial" w:cs="Arial" w:eastAsia="Arial" w:hAnsi="Arial"/>
@@ -16941,7 +16941,7 @@
             <w:pPr>
               <w:spacing w:after="20" w:before="0"/>
             </w:pPr>
-            <w:hyperlink w:history="1" r:id="rId5mdxqu7tjq092arbvkp1g">
+            <w:hyperlink w:history="1" r:id="rIdm9hp1l4qobtjf6fbn_l4w">
               <w:r>
                 <w:rPr>
                   <w:rFonts w:ascii="Arial" w:cs="Arial" w:eastAsia="Arial" w:hAnsi="Arial"/>
@@ -16974,7 +16974,7 @@
               <w:spacing w:after="10" w:before="0"/>
               <w:ind w:left="120"/>
             </w:pPr>
-            <w:hyperlink w:history="1" r:id="rIdjnvoqjs28dp3aan5ekza1">
+            <w:hyperlink w:history="1" r:id="rIdkpt-vjybnbcygbwzc7gtd">
               <w:r>
                 <w:rPr>
                   <w:rFonts w:ascii="Arial" w:cs="Arial" w:eastAsia="Arial" w:hAnsi="Arial"/>
@@ -17019,7 +17019,7 @@
             <w:pPr>
               <w:spacing w:after="20" w:before="0"/>
             </w:pPr>
-            <w:hyperlink w:history="1" r:id="rIdzy2s1rxc2blhibfs7c5cf">
+            <w:hyperlink w:history="1" r:id="rIdaqexkyjfpio2zlnhnameu">
               <w:r>
                 <w:rPr>
                   <w:rFonts w:ascii="Arial" w:cs="Arial" w:eastAsia="Arial" w:hAnsi="Arial"/>
@@ -17052,7 +17052,7 @@
               <w:spacing w:after="10" w:before="0"/>
               <w:ind w:left="120"/>
             </w:pPr>
-            <w:hyperlink w:history="1" r:id="rId09zo5_jybjcdpjsw4nkzc">
+            <w:hyperlink w:history="1" r:id="rIdslgazvst1450xt105lhwy">
               <w:r>
                 <w:rPr>
                   <w:rFonts w:ascii="Arial" w:cs="Arial" w:eastAsia="Arial" w:hAnsi="Arial"/>
@@ -17247,7 +17247,7 @@
             <w:pPr>
               <w:spacing w:after="20" w:before="0"/>
             </w:pPr>
-            <w:hyperlink w:history="1" r:id="rId4dqqyylpyozceeo3yd6oh">
+            <w:hyperlink w:history="1" r:id="rIdrfthljhql99p44zyebmux">
               <w:r>
                 <w:rPr>
                   <w:rFonts w:ascii="Arial" w:cs="Arial" w:eastAsia="Arial" w:hAnsi="Arial"/>
@@ -17280,7 +17280,7 @@
               <w:spacing w:after="10" w:before="0"/>
               <w:ind w:left="120"/>
             </w:pPr>
-            <w:hyperlink w:history="1" r:id="rIdl_fqdhf8e3nwbazlguvzk">
+            <w:hyperlink w:history="1" r:id="rIdz-tiexvn4hvupijlx-eja">
               <w:r>
                 <w:rPr>
                   <w:rFonts w:ascii="Arial" w:cs="Arial" w:eastAsia="Arial" w:hAnsi="Arial"/>
@@ -17325,7 +17325,7 @@
             <w:pPr>
               <w:spacing w:after="20" w:before="0"/>
             </w:pPr>
-            <w:hyperlink w:history="1" r:id="rIdet6dtm_tntsxenm1inqyb">
+            <w:hyperlink w:history="1" r:id="rIdog0mtj53y4xcwsbex6p2q">
               <w:r>
                 <w:rPr>
                   <w:rFonts w:ascii="Arial" w:cs="Arial" w:eastAsia="Arial" w:hAnsi="Arial"/>
@@ -17358,7 +17358,7 @@
               <w:spacing w:after="10" w:before="0"/>
               <w:ind w:left="120"/>
             </w:pPr>
-            <w:hyperlink w:history="1" r:id="rIdlx-ho9yvu7lv971kd_jet">
+            <w:hyperlink w:history="1" r:id="rIdoqpsw1jre4wo_gyq1iuix">
               <w:r>
                 <w:rPr>
                   <w:rFonts w:ascii="Arial" w:cs="Arial" w:eastAsia="Arial" w:hAnsi="Arial"/>
@@ -18845,7 +18845,7 @@
             <w:pPr>
               <w:spacing w:after="20" w:before="0"/>
             </w:pPr>
-            <w:hyperlink w:history="1" r:id="rIdoh3yf4hexil3o2yuy-faf">
+            <w:hyperlink w:history="1" r:id="rIddimkuaudnuhexlkb0auru">
               <w:r>
                 <w:rPr>
                   <w:rFonts w:ascii="Arial" w:cs="Arial" w:eastAsia="Arial" w:hAnsi="Arial"/>
@@ -18878,7 +18878,7 @@
               <w:spacing w:after="10" w:before="0"/>
               <w:ind w:left="120"/>
             </w:pPr>
-            <w:hyperlink w:history="1" r:id="rIdu6yuna7ba6ftbwrt-zfrx">
+            <w:hyperlink w:history="1" r:id="rIdt1zvnkbxex0snp7t5ar_1">
               <w:r>
                 <w:rPr>
                   <w:rFonts w:ascii="Arial" w:cs="Arial" w:eastAsia="Arial" w:hAnsi="Arial"/>
@@ -18923,7 +18923,7 @@
             <w:pPr>
               <w:spacing w:after="20" w:before="0"/>
             </w:pPr>
-            <w:hyperlink w:history="1" r:id="rIdhq0_kz_uukbdm3xh9hhxn">
+            <w:hyperlink w:history="1" r:id="rId8qqsrm5ovsxe1otrszkae">
               <w:r>
                 <w:rPr>
                   <w:rFonts w:ascii="Arial" w:cs="Arial" w:eastAsia="Arial" w:hAnsi="Arial"/>
@@ -18956,7 +18956,7 @@
               <w:spacing w:after="10" w:before="0"/>
               <w:ind w:left="120"/>
             </w:pPr>
-            <w:hyperlink w:history="1" r:id="rIdb8njty7n5hejknrvc9eyx">
+            <w:hyperlink w:history="1" r:id="rIdu2njbfft9u9i26rjl-ctq">
               <w:r>
                 <w:rPr>
                   <w:rFonts w:ascii="Arial" w:cs="Arial" w:eastAsia="Arial" w:hAnsi="Arial"/>
@@ -19151,7 +19151,7 @@
             <w:pPr>
               <w:spacing w:after="20" w:before="0"/>
             </w:pPr>
-            <w:hyperlink w:history="1" r:id="rId1iopgopz4vyf8vf8knc_b">
+            <w:hyperlink w:history="1" r:id="rIddhocv2o9eeatuepyajj8g">
               <w:r>
                 <w:rPr>
                   <w:rFonts w:ascii="Arial" w:cs="Arial" w:eastAsia="Arial" w:hAnsi="Arial"/>
@@ -19184,7 +19184,7 @@
               <w:spacing w:after="10" w:before="0"/>
               <w:ind w:left="120"/>
             </w:pPr>
-            <w:hyperlink w:history="1" r:id="rIddlpd4i1wnqwfebczugs5y">
+            <w:hyperlink w:history="1" r:id="rIdxsuep9hijryswkyeqru9o">
               <w:r>
                 <w:rPr>
                   <w:rFonts w:ascii="Arial" w:cs="Arial" w:eastAsia="Arial" w:hAnsi="Arial"/>
@@ -19229,7 +19229,7 @@
             <w:pPr>
               <w:spacing w:after="20" w:before="0"/>
             </w:pPr>
-            <w:hyperlink w:history="1" r:id="rIdnqqtmlb5wxscno63lrg1w">
+            <w:hyperlink w:history="1" r:id="rIdkzyk7lnqqfm65gt-q8snv">
               <w:r>
                 <w:rPr>
                   <w:rFonts w:ascii="Arial" w:cs="Arial" w:eastAsia="Arial" w:hAnsi="Arial"/>
@@ -19262,7 +19262,7 @@
               <w:spacing w:after="10" w:before="0"/>
               <w:ind w:left="120"/>
             </w:pPr>
-            <w:hyperlink w:history="1" r:id="rId_4412cscbkf6ohloscmqn">
+            <w:hyperlink w:history="1" r:id="rIdrgiqi0kgz0cy2mg8s4st-">
               <w:r>
                 <w:rPr>
                   <w:rFonts w:ascii="Arial" w:cs="Arial" w:eastAsia="Arial" w:hAnsi="Arial"/>
@@ -19457,7 +19457,7 @@
             <w:pPr>
               <w:spacing w:after="20" w:before="0"/>
             </w:pPr>
-            <w:hyperlink w:history="1" r:id="rIds7oiwgxwg1sg594mf_oze">
+            <w:hyperlink w:history="1" r:id="rIdmgps3k5qxrvdrpe6uatmo">
               <w:r>
                 <w:rPr>
                   <w:rFonts w:ascii="Arial" w:cs="Arial" w:eastAsia="Arial" w:hAnsi="Arial"/>
@@ -19490,7 +19490,7 @@
               <w:spacing w:after="10" w:before="0"/>
               <w:ind w:left="120"/>
             </w:pPr>
-            <w:hyperlink w:history="1" r:id="rIdz1xbok23o2gbefjbhifxp">
+            <w:hyperlink w:history="1" r:id="rIdosij69nepevcuwka7ajuq">
               <w:r>
                 <w:rPr>
                   <w:rFonts w:ascii="Arial" w:cs="Arial" w:eastAsia="Arial" w:hAnsi="Arial"/>
@@ -19535,7 +19535,7 @@
             <w:pPr>
               <w:spacing w:after="20" w:before="0"/>
             </w:pPr>
-            <w:hyperlink w:history="1" r:id="rIdpz43qhfhpes4skdimclu2">
+            <w:hyperlink w:history="1" r:id="rIdqb1uco5zwdayf_ezfgprq">
               <w:r>
                 <w:rPr>
                   <w:rFonts w:ascii="Arial" w:cs="Arial" w:eastAsia="Arial" w:hAnsi="Arial"/>
@@ -19568,7 +19568,7 @@
               <w:spacing w:after="10" w:before="0"/>
               <w:ind w:left="120"/>
             </w:pPr>
-            <w:hyperlink w:history="1" r:id="rId_sxygexpl_0ql7nt-9319">
+            <w:hyperlink w:history="1" r:id="rIdtr6uqqxtthxyq1jpzrjof">
               <w:r>
                 <w:rPr>
                   <w:rFonts w:ascii="Arial" w:cs="Arial" w:eastAsia="Arial" w:hAnsi="Arial"/>
@@ -19763,7 +19763,7 @@
             <w:pPr>
               <w:spacing w:after="20" w:before="0"/>
             </w:pPr>
-            <w:hyperlink w:history="1" r:id="rIdf2aeeiapc5utj3lilkat0">
+            <w:hyperlink w:history="1" r:id="rIdcahwit1hhaexaoajplkd8">
               <w:r>
                 <w:rPr>
                   <w:rFonts w:ascii="Arial" w:cs="Arial" w:eastAsia="Arial" w:hAnsi="Arial"/>
@@ -19796,7 +19796,7 @@
               <w:spacing w:after="10" w:before="0"/>
               <w:ind w:left="120"/>
             </w:pPr>
-            <w:hyperlink w:history="1" r:id="rIdynp2zurrjeghbw56327uv">
+            <w:hyperlink w:history="1" r:id="rIdk3g93fnicgjz58wx2hmvt">
               <w:r>
                 <w:rPr>
                   <w:rFonts w:ascii="Arial" w:cs="Arial" w:eastAsia="Arial" w:hAnsi="Arial"/>
@@ -19841,7 +19841,7 @@
             <w:pPr>
               <w:spacing w:after="20" w:before="0"/>
             </w:pPr>
-            <w:hyperlink w:history="1" r:id="rIdixc3h5kwt2h9xa6bue8db">
+            <w:hyperlink w:history="1" r:id="rIdnrv7opncein0buqzrg_pl">
               <w:r>
                 <w:rPr>
                   <w:rFonts w:ascii="Arial" w:cs="Arial" w:eastAsia="Arial" w:hAnsi="Arial"/>
@@ -19874,7 +19874,7 @@
               <w:spacing w:after="10" w:before="0"/>
               <w:ind w:left="120"/>
             </w:pPr>
-            <w:hyperlink w:history="1" r:id="rIdyqwi4ir6y4ovu21xk276l">
+            <w:hyperlink w:history="1" r:id="rId6sj5o82jxg37vs0e8oxwl">
               <w:r>
                 <w:rPr>
                   <w:rFonts w:ascii="Arial" w:cs="Arial" w:eastAsia="Arial" w:hAnsi="Arial"/>
@@ -20069,7 +20069,7 @@
             <w:pPr>
               <w:spacing w:after="20" w:before="0"/>
             </w:pPr>
-            <w:hyperlink w:history="1" r:id="rIdpmj8qtmh2csnuvnt8f3rq">
+            <w:hyperlink w:history="1" r:id="rIdwypnewosjagj0wcxoamze">
               <w:r>
                 <w:rPr>
                   <w:rFonts w:ascii="Arial" w:cs="Arial" w:eastAsia="Arial" w:hAnsi="Arial"/>
@@ -20102,7 +20102,7 @@
               <w:spacing w:after="10" w:before="0"/>
               <w:ind w:left="120"/>
             </w:pPr>
-            <w:hyperlink w:history="1" r:id="rId3cnyr4gelus-wj9nkbjz-">
+            <w:hyperlink w:history="1" r:id="rIdenby3t5stvwxnvyzny-i_">
               <w:r>
                 <w:rPr>
                   <w:rFonts w:ascii="Arial" w:cs="Arial" w:eastAsia="Arial" w:hAnsi="Arial"/>
@@ -20147,7 +20147,7 @@
             <w:pPr>
               <w:spacing w:after="20" w:before="0"/>
             </w:pPr>
-            <w:hyperlink w:history="1" r:id="rIdk5rd3czh7uw06191jbwpq">
+            <w:hyperlink w:history="1" r:id="rIdclo8li_uebzx7wjfs-st-">
               <w:r>
                 <w:rPr>
                   <w:rFonts w:ascii="Arial" w:cs="Arial" w:eastAsia="Arial" w:hAnsi="Arial"/>
@@ -20180,7 +20180,7 @@
               <w:spacing w:after="10" w:before="0"/>
               <w:ind w:left="120"/>
             </w:pPr>
-            <w:hyperlink w:history="1" r:id="rIdh7nbkaaaltxconbeknfzr">
+            <w:hyperlink w:history="1" r:id="rId0_mkzstwzo8vgiyh-khtq">
               <w:r>
                 <w:rPr>
                   <w:rFonts w:ascii="Arial" w:cs="Arial" w:eastAsia="Arial" w:hAnsi="Arial"/>
@@ -21667,7 +21667,7 @@
             <w:pPr>
               <w:spacing w:after="20" w:before="0"/>
             </w:pPr>
-            <w:hyperlink w:history="1" r:id="rIdefd8vdnfecc4i_kqir6-y">
+            <w:hyperlink w:history="1" r:id="rIdn2ycb6osrvldaelkjbtiu">
               <w:r>
                 <w:rPr>
                   <w:rFonts w:ascii="Arial" w:cs="Arial" w:eastAsia="Arial" w:hAnsi="Arial"/>
@@ -21700,7 +21700,7 @@
               <w:spacing w:after="10" w:before="0"/>
               <w:ind w:left="120"/>
             </w:pPr>
-            <w:hyperlink w:history="1" r:id="rIdtglsxs6ysilpyyizoqgfq">
+            <w:hyperlink w:history="1" r:id="rIdnp3ahvb7roigt4zjnyqsw">
               <w:r>
                 <w:rPr>
                   <w:rFonts w:ascii="Arial" w:cs="Arial" w:eastAsia="Arial" w:hAnsi="Arial"/>
@@ -21745,7 +21745,7 @@
             <w:pPr>
               <w:spacing w:after="20" w:before="0"/>
             </w:pPr>
-            <w:hyperlink w:history="1" r:id="rId0el2adhiak304hsembpbe">
+            <w:hyperlink w:history="1" r:id="rIdjm0kqzp9vbfuqujjqghsf">
               <w:r>
                 <w:rPr>
                   <w:rFonts w:ascii="Arial" w:cs="Arial" w:eastAsia="Arial" w:hAnsi="Arial"/>
@@ -21778,7 +21778,7 @@
               <w:spacing w:after="10" w:before="0"/>
               <w:ind w:left="120"/>
             </w:pPr>
-            <w:hyperlink w:history="1" r:id="rIdhei9_dsdfsqn3szsc_cnp">
+            <w:hyperlink w:history="1" r:id="rIdd3isco3aw2iq-0_w5zaq_">
               <w:r>
                 <w:rPr>
                   <w:rFonts w:ascii="Arial" w:cs="Arial" w:eastAsia="Arial" w:hAnsi="Arial"/>
@@ -21973,7 +21973,7 @@
             <w:pPr>
               <w:spacing w:after="20" w:before="0"/>
             </w:pPr>
-            <w:hyperlink w:history="1" r:id="rIdz1g-0idbol4bo3wzo6q80">
+            <w:hyperlink w:history="1" r:id="rIdbm584cqxgprirl60pqaex">
               <w:r>
                 <w:rPr>
                   <w:rFonts w:ascii="Arial" w:cs="Arial" w:eastAsia="Arial" w:hAnsi="Arial"/>
@@ -22006,7 +22006,7 @@
               <w:spacing w:after="10" w:before="0"/>
               <w:ind w:left="120"/>
             </w:pPr>
-            <w:hyperlink w:history="1" r:id="rIdhtkte79kvih7sc09ji0rn">
+            <w:hyperlink w:history="1" r:id="rIdtsnz52pkhb7hyxummoaow">
               <w:r>
                 <w:rPr>
                   <w:rFonts w:ascii="Arial" w:cs="Arial" w:eastAsia="Arial" w:hAnsi="Arial"/>
@@ -22051,7 +22051,7 @@
             <w:pPr>
               <w:spacing w:after="20" w:before="0"/>
             </w:pPr>
-            <w:hyperlink w:history="1" r:id="rIdns8yg9fyi91vycoeshyzd">
+            <w:hyperlink w:history="1" r:id="rIdctjl_63jraiaf7bl1trhs">
               <w:r>
                 <w:rPr>
                   <w:rFonts w:ascii="Arial" w:cs="Arial" w:eastAsia="Arial" w:hAnsi="Arial"/>
@@ -22084,7 +22084,7 @@
               <w:spacing w:after="10" w:before="0"/>
               <w:ind w:left="120"/>
             </w:pPr>
-            <w:hyperlink w:history="1" r:id="rIdzhlrisk-etjpc1lhyeog2">
+            <w:hyperlink w:history="1" r:id="rIdkc1ew6mtn70mqrsmxxhid">
               <w:r>
                 <w:rPr>
                   <w:rFonts w:ascii="Arial" w:cs="Arial" w:eastAsia="Arial" w:hAnsi="Arial"/>
@@ -22279,7 +22279,7 @@
             <w:pPr>
               <w:spacing w:after="20" w:before="0"/>
             </w:pPr>
-            <w:hyperlink w:history="1" r:id="rIdquta2k9r5ytsfzvjowtk0">
+            <w:hyperlink w:history="1" r:id="rIdliphjtj2eokmmdeh_dbpx">
               <w:r>
                 <w:rPr>
                   <w:rFonts w:ascii="Arial" w:cs="Arial" w:eastAsia="Arial" w:hAnsi="Arial"/>
@@ -22312,7 +22312,7 @@
               <w:spacing w:after="10" w:before="0"/>
               <w:ind w:left="120"/>
             </w:pPr>
-            <w:hyperlink w:history="1" r:id="rIdhdksidh6xx4gde7doel20">
+            <w:hyperlink w:history="1" r:id="rIdav7qf9r5vjf2ee6h-d_tx">
               <w:r>
                 <w:rPr>
                   <w:rFonts w:ascii="Arial" w:cs="Arial" w:eastAsia="Arial" w:hAnsi="Arial"/>
@@ -22357,7 +22357,7 @@
             <w:pPr>
               <w:spacing w:after="20" w:before="0"/>
             </w:pPr>
-            <w:hyperlink w:history="1" r:id="rIdlptzkjph5_noxjtpwlqcx">
+            <w:hyperlink w:history="1" r:id="rIdl15_twvnqm5-blqhpzgek">
               <w:r>
                 <w:rPr>
                   <w:rFonts w:ascii="Arial" w:cs="Arial" w:eastAsia="Arial" w:hAnsi="Arial"/>
@@ -22390,7 +22390,7 @@
               <w:spacing w:after="10" w:before="0"/>
               <w:ind w:left="120"/>
             </w:pPr>
-            <w:hyperlink w:history="1" r:id="rIdbxh3awkgmfvkejxng4xfs">
+            <w:hyperlink w:history="1" r:id="rId6mptn8lytuiepjivl5ab0">
               <w:r>
                 <w:rPr>
                   <w:rFonts w:ascii="Arial" w:cs="Arial" w:eastAsia="Arial" w:hAnsi="Arial"/>
@@ -22585,7 +22585,7 @@
             <w:pPr>
               <w:spacing w:after="20" w:before="0"/>
             </w:pPr>
-            <w:hyperlink w:history="1" r:id="rId_4b91idv3hmvxcka3obli">
+            <w:hyperlink w:history="1" r:id="rId47m4a2no6p15ltelcbzdo">
               <w:r>
                 <w:rPr>
                   <w:rFonts w:ascii="Arial" w:cs="Arial" w:eastAsia="Arial" w:hAnsi="Arial"/>
@@ -22618,7 +22618,7 @@
               <w:spacing w:after="10" w:before="0"/>
               <w:ind w:left="120"/>
             </w:pPr>
-            <w:hyperlink w:history="1" r:id="rId1el-yfwpnt-2vthlbuljw">
+            <w:hyperlink w:history="1" r:id="rId50uspnp-1efxmn0tv0vyk">
               <w:r>
                 <w:rPr>
                   <w:rFonts w:ascii="Arial" w:cs="Arial" w:eastAsia="Arial" w:hAnsi="Arial"/>
@@ -22663,7 +22663,7 @@
             <w:pPr>
               <w:spacing w:after="20" w:before="0"/>
             </w:pPr>
-            <w:hyperlink w:history="1" r:id="rIdbpefil1y9_irctfrz2qhw">
+            <w:hyperlink w:history="1" r:id="rId58bpxx0jzkwp8r8dpojs0">
               <w:r>
                 <w:rPr>
                   <w:rFonts w:ascii="Arial" w:cs="Arial" w:eastAsia="Arial" w:hAnsi="Arial"/>
@@ -22696,7 +22696,7 @@
               <w:spacing w:after="10" w:before="0"/>
               <w:ind w:left="120"/>
             </w:pPr>
-            <w:hyperlink w:history="1" r:id="rIdf8eac_31sfiq5ge4x4sfb">
+            <w:hyperlink w:history="1" r:id="rIdjjwkg4olkppvz6vledxmt">
               <w:r>
                 <w:rPr>
                   <w:rFonts w:ascii="Arial" w:cs="Arial" w:eastAsia="Arial" w:hAnsi="Arial"/>
@@ -22891,7 +22891,7 @@
             <w:pPr>
               <w:spacing w:after="20" w:before="0"/>
             </w:pPr>
-            <w:hyperlink w:history="1" r:id="rIdjxmkthkmspmwvgarkkrlw">
+            <w:hyperlink w:history="1" r:id="rIdmwksaewc-jkjxgc3yfw3f">
               <w:r>
                 <w:rPr>
                   <w:rFonts w:ascii="Arial" w:cs="Arial" w:eastAsia="Arial" w:hAnsi="Arial"/>
@@ -22924,7 +22924,7 @@
               <w:spacing w:after="10" w:before="0"/>
               <w:ind w:left="120"/>
             </w:pPr>
-            <w:hyperlink w:history="1" r:id="rIdt9bnwltwrom9hcho7unad">
+            <w:hyperlink w:history="1" r:id="rIdy4sltradqqipauy0rafqo">
               <w:r>
                 <w:rPr>
                   <w:rFonts w:ascii="Arial" w:cs="Arial" w:eastAsia="Arial" w:hAnsi="Arial"/>
@@ -22969,7 +22969,7 @@
             <w:pPr>
               <w:spacing w:after="20" w:before="0"/>
             </w:pPr>
-            <w:hyperlink w:history="1" r:id="rIdyhi1myqeta4zcescvbcus">
+            <w:hyperlink w:history="1" r:id="rIdf_2_vuh2rkfxsuss4uysk">
               <w:r>
                 <w:rPr>
                   <w:rFonts w:ascii="Arial" w:cs="Arial" w:eastAsia="Arial" w:hAnsi="Arial"/>
@@ -23002,7 +23002,7 @@
               <w:spacing w:after="10" w:before="0"/>
               <w:ind w:left="120"/>
             </w:pPr>
-            <w:hyperlink w:history="1" r:id="rIdnotllzfw2xhathpf_a2dj">
+            <w:hyperlink w:history="1" r:id="rIdwlv_vm-rvqdi_4_dcvfco">
               <w:r>
                 <w:rPr>
                   <w:rFonts w:ascii="Arial" w:cs="Arial" w:eastAsia="Arial" w:hAnsi="Arial"/>
@@ -24489,7 +24489,7 @@
             <w:pPr>
               <w:spacing w:after="20" w:before="0"/>
             </w:pPr>
-            <w:hyperlink w:history="1" r:id="rIdw_axlw89fniugffpprvy8">
+            <w:hyperlink w:history="1" r:id="rIdcxnfkvltrjqfeovfx93aw">
               <w:r>
                 <w:rPr>
                   <w:rFonts w:ascii="Arial" w:cs="Arial" w:eastAsia="Arial" w:hAnsi="Arial"/>
@@ -24522,7 +24522,7 @@
               <w:spacing w:after="10" w:before="0"/>
               <w:ind w:left="120"/>
             </w:pPr>
-            <w:hyperlink w:history="1" r:id="rIdauxlsfc5xcxbfk1vuw0nc">
+            <w:hyperlink w:history="1" r:id="rId4uwvx91yoqnko3b0_gzho">
               <w:r>
                 <w:rPr>
                   <w:rFonts w:ascii="Arial" w:cs="Arial" w:eastAsia="Arial" w:hAnsi="Arial"/>
@@ -24567,7 +24567,7 @@
             <w:pPr>
               <w:spacing w:after="20" w:before="0"/>
             </w:pPr>
-            <w:hyperlink w:history="1" r:id="rIdasm_syanahmrvwe7mlmsq">
+            <w:hyperlink w:history="1" r:id="rIdujl4nqsmaoa3xm_vlzzau">
               <w:r>
                 <w:rPr>
                   <w:rFonts w:ascii="Arial" w:cs="Arial" w:eastAsia="Arial" w:hAnsi="Arial"/>
@@ -24600,7 +24600,7 @@
               <w:spacing w:after="10" w:before="0"/>
               <w:ind w:left="120"/>
             </w:pPr>
-            <w:hyperlink w:history="1" r:id="rIdd2tgufnf0wgfduxgnbae7">
+            <w:hyperlink w:history="1" r:id="rIde42ig7utsmmppp4he1zk1">
               <w:r>
                 <w:rPr>
                   <w:rFonts w:ascii="Arial" w:cs="Arial" w:eastAsia="Arial" w:hAnsi="Arial"/>
@@ -24795,7 +24795,7 @@
             <w:pPr>
               <w:spacing w:after="20" w:before="0"/>
             </w:pPr>
-            <w:hyperlink w:history="1" r:id="rIdnpfisso0zzar9h0apvbgt">
+            <w:hyperlink w:history="1" r:id="rIdb_1eexurucixrzhhljt3l">
               <w:r>
                 <w:rPr>
                   <w:rFonts w:ascii="Arial" w:cs="Arial" w:eastAsia="Arial" w:hAnsi="Arial"/>
@@ -24828,7 +24828,7 @@
               <w:spacing w:after="10" w:before="0"/>
               <w:ind w:left="120"/>
             </w:pPr>
-            <w:hyperlink w:history="1" r:id="rIdl3hkqmoxidlj_hypoauzp">
+            <w:hyperlink w:history="1" r:id="rIdf4wb3olwcmxx1bdkymql_">
               <w:r>
                 <w:rPr>
                   <w:rFonts w:ascii="Arial" w:cs="Arial" w:eastAsia="Arial" w:hAnsi="Arial"/>
@@ -24873,7 +24873,7 @@
             <w:pPr>
               <w:spacing w:after="20" w:before="0"/>
             </w:pPr>
-            <w:hyperlink w:history="1" r:id="rId6s9cnuod9-2oueburyh0n">
+            <w:hyperlink w:history="1" r:id="rIdzdnnfykcxlwtz8fgqpuxa">
               <w:r>
                 <w:rPr>
                   <w:rFonts w:ascii="Arial" w:cs="Arial" w:eastAsia="Arial" w:hAnsi="Arial"/>
@@ -24906,7 +24906,7 @@
               <w:spacing w:after="10" w:before="0"/>
               <w:ind w:left="120"/>
             </w:pPr>
-            <w:hyperlink w:history="1" r:id="rIdyp03w786lxxkzrluzxhpi">
+            <w:hyperlink w:history="1" r:id="rIdxoe1_czlgt44nhxebo3vj">
               <w:r>
                 <w:rPr>
                   <w:rFonts w:ascii="Arial" w:cs="Arial" w:eastAsia="Arial" w:hAnsi="Arial"/>
@@ -25101,7 +25101,7 @@
             <w:pPr>
               <w:spacing w:after="20" w:before="0"/>
             </w:pPr>
-            <w:hyperlink w:history="1" r:id="rId3gubx1rchqckmzvxkwis3">
+            <w:hyperlink w:history="1" r:id="rIdx0siknqgikysqoysrcn4a">
               <w:r>
                 <w:rPr>
                   <w:rFonts w:ascii="Arial" w:cs="Arial" w:eastAsia="Arial" w:hAnsi="Arial"/>
@@ -25134,7 +25134,7 @@
               <w:spacing w:after="10" w:before="0"/>
               <w:ind w:left="120"/>
             </w:pPr>
-            <w:hyperlink w:history="1" r:id="rIdjas25x3nvzi7lugekxkbl">
+            <w:hyperlink w:history="1" r:id="rIdlj5ordzmd7f71y7obn-s9">
               <w:r>
                 <w:rPr>
                   <w:rFonts w:ascii="Arial" w:cs="Arial" w:eastAsia="Arial" w:hAnsi="Arial"/>
@@ -25179,7 +25179,7 @@
             <w:pPr>
               <w:spacing w:after="20" w:before="0"/>
             </w:pPr>
-            <w:hyperlink w:history="1" r:id="rId00b1car9v84ruk8-gvmeo">
+            <w:hyperlink w:history="1" r:id="rIddluri6nk5kyx_m5ekuvhw">
               <w:r>
                 <w:rPr>
                   <w:rFonts w:ascii="Arial" w:cs="Arial" w:eastAsia="Arial" w:hAnsi="Arial"/>
@@ -25212,7 +25212,7 @@
               <w:spacing w:after="10" w:before="0"/>
               <w:ind w:left="120"/>
             </w:pPr>
-            <w:hyperlink w:history="1" r:id="rIdymxfzgk3lmo0nimjnqj1l">
+            <w:hyperlink w:history="1" r:id="rIdg4x0qkw3oeaokfh-bf_qf">
               <w:r>
                 <w:rPr>
                   <w:rFonts w:ascii="Arial" w:cs="Arial" w:eastAsia="Arial" w:hAnsi="Arial"/>
@@ -25407,7 +25407,7 @@
             <w:pPr>
               <w:spacing w:after="20" w:before="0"/>
             </w:pPr>
-            <w:hyperlink w:history="1" r:id="rIdbsvlkti41l9qnnhbv5hcg">
+            <w:hyperlink w:history="1" r:id="rIdjn6pzfbiqty1u7loc6tj3">
               <w:r>
                 <w:rPr>
                   <w:rFonts w:ascii="Arial" w:cs="Arial" w:eastAsia="Arial" w:hAnsi="Arial"/>
@@ -25440,7 +25440,7 @@
               <w:spacing w:after="10" w:before="0"/>
               <w:ind w:left="120"/>
             </w:pPr>
-            <w:hyperlink w:history="1" r:id="rIdpj98elnnp9llynm_ao8m8">
+            <w:hyperlink w:history="1" r:id="rId5rwbnw2k4-fofkx8dqvq5">
               <w:r>
                 <w:rPr>
                   <w:rFonts w:ascii="Arial" w:cs="Arial" w:eastAsia="Arial" w:hAnsi="Arial"/>
@@ -25485,7 +25485,7 @@
             <w:pPr>
               <w:spacing w:after="20" w:before="0"/>
             </w:pPr>
-            <w:hyperlink w:history="1" r:id="rIddadx-iwkjgz2dlpx1e5do">
+            <w:hyperlink w:history="1" r:id="rIdg0up7cdmpwxzbzh-belgy">
               <w:r>
                 <w:rPr>
                   <w:rFonts w:ascii="Arial" w:cs="Arial" w:eastAsia="Arial" w:hAnsi="Arial"/>
@@ -25518,7 +25518,7 @@
               <w:spacing w:after="10" w:before="0"/>
               <w:ind w:left="120"/>
             </w:pPr>
-            <w:hyperlink w:history="1" r:id="rIdk1wmilrbvarhywkszh3an">
+            <w:hyperlink w:history="1" r:id="rId96lactangso2qwgrg8hf9">
               <w:r>
                 <w:rPr>
                   <w:rFonts w:ascii="Arial" w:cs="Arial" w:eastAsia="Arial" w:hAnsi="Arial"/>
@@ -25713,7 +25713,7 @@
             <w:pPr>
               <w:spacing w:after="20" w:before="0"/>
             </w:pPr>
-            <w:hyperlink w:history="1" r:id="rId7cjlrctjuu1jjhogfej3s">
+            <w:hyperlink w:history="1" r:id="rIdmqcmuhs5gl-jzrthk-nln">
               <w:r>
                 <w:rPr>
                   <w:rFonts w:ascii="Arial" w:cs="Arial" w:eastAsia="Arial" w:hAnsi="Arial"/>
@@ -25746,7 +25746,7 @@
               <w:spacing w:after="10" w:before="0"/>
               <w:ind w:left="120"/>
             </w:pPr>
-            <w:hyperlink w:history="1" r:id="rIdz0frvvixcvom25f5lmttc">
+            <w:hyperlink w:history="1" r:id="rIdegboaizmdq-x7z4zrsfpc">
               <w:r>
                 <w:rPr>
                   <w:rFonts w:ascii="Arial" w:cs="Arial" w:eastAsia="Arial" w:hAnsi="Arial"/>
@@ -25791,7 +25791,7 @@
             <w:pPr>
               <w:spacing w:after="20" w:before="0"/>
             </w:pPr>
-            <w:hyperlink w:history="1" r:id="rIdtzyuzip9jjnq3hflxhprc">
+            <w:hyperlink w:history="1" r:id="rIdjwewkvczmzkcpt6jd-f8t">
               <w:r>
                 <w:rPr>
                   <w:rFonts w:ascii="Arial" w:cs="Arial" w:eastAsia="Arial" w:hAnsi="Arial"/>
@@ -25824,7 +25824,7 @@
               <w:spacing w:after="10" w:before="0"/>
               <w:ind w:left="120"/>
             </w:pPr>
-            <w:hyperlink w:history="1" r:id="rIdulu3ouzhxyqretj61z9eh">
+            <w:hyperlink w:history="1" r:id="rIdjumm9fr-mcptq2pmaz970">
               <w:r>
                 <w:rPr>
                   <w:rFonts w:ascii="Arial" w:cs="Arial" w:eastAsia="Arial" w:hAnsi="Arial"/>
@@ -27311,7 +27311,7 @@
             <w:pPr>
               <w:spacing w:after="20" w:before="0"/>
             </w:pPr>
-            <w:hyperlink w:history="1" r:id="rIdslmts8rbzn61cgp0cvq75">
+            <w:hyperlink w:history="1" r:id="rIdcoqouizxdrdzhhqvxavip">
               <w:r>
                 <w:rPr>
                   <w:rFonts w:ascii="Arial" w:cs="Arial" w:eastAsia="Arial" w:hAnsi="Arial"/>
@@ -27344,7 +27344,7 @@
               <w:spacing w:after="10" w:before="0"/>
               <w:ind w:left="120"/>
             </w:pPr>
-            <w:hyperlink w:history="1" r:id="rIdv4_3vxkobuftf7wy2bgzx">
+            <w:hyperlink w:history="1" r:id="rIdyncnbrujb4n37c8wenen2">
               <w:r>
                 <w:rPr>
                   <w:rFonts w:ascii="Arial" w:cs="Arial" w:eastAsia="Arial" w:hAnsi="Arial"/>
@@ -27389,7 +27389,7 @@
             <w:pPr>
               <w:spacing w:after="20" w:before="0"/>
             </w:pPr>
-            <w:hyperlink w:history="1" r:id="rIda44sjtdnufnec7mt--vzf">
+            <w:hyperlink w:history="1" r:id="rIddj3rpjjsnzdaqjzwpolrg">
               <w:r>
                 <w:rPr>
                   <w:rFonts w:ascii="Arial" w:cs="Arial" w:eastAsia="Arial" w:hAnsi="Arial"/>
@@ -27422,7 +27422,7 @@
               <w:spacing w:after="10" w:before="0"/>
               <w:ind w:left="120"/>
             </w:pPr>
-            <w:hyperlink w:history="1" r:id="rIdw3ikj7qrwci6wt6acboyd">
+            <w:hyperlink w:history="1" r:id="rIdbjfoe_hcykkdbitegjrjc">
               <w:r>
                 <w:rPr>
                   <w:rFonts w:ascii="Arial" w:cs="Arial" w:eastAsia="Arial" w:hAnsi="Arial"/>
@@ -27617,7 +27617,7 @@
             <w:pPr>
               <w:spacing w:after="20" w:before="0"/>
             </w:pPr>
-            <w:hyperlink w:history="1" r:id="rId7ucwk2jmhj8_i6gev5ukl">
+            <w:hyperlink w:history="1" r:id="rIdzgamjflbverfvem0p69jf">
               <w:r>
                 <w:rPr>
                   <w:rFonts w:ascii="Arial" w:cs="Arial" w:eastAsia="Arial" w:hAnsi="Arial"/>
@@ -27650,7 +27650,7 @@
               <w:spacing w:after="10" w:before="0"/>
               <w:ind w:left="120"/>
             </w:pPr>
-            <w:hyperlink w:history="1" r:id="rIdezaq7icoeitfikproag4n">
+            <w:hyperlink w:history="1" r:id="rIdx5kxpuxgbhj3rqclpxqve">
               <w:r>
                 <w:rPr>
                   <w:rFonts w:ascii="Arial" w:cs="Arial" w:eastAsia="Arial" w:hAnsi="Arial"/>
@@ -27695,7 +27695,7 @@
             <w:pPr>
               <w:spacing w:after="20" w:before="0"/>
             </w:pPr>
-            <w:hyperlink w:history="1" r:id="rIdxrr34wz25ewgliyux84v5">
+            <w:hyperlink w:history="1" r:id="rIdcxwyftvu2q1mjeokim_r-">
               <w:r>
                 <w:rPr>
                   <w:rFonts w:ascii="Arial" w:cs="Arial" w:eastAsia="Arial" w:hAnsi="Arial"/>
@@ -27728,7 +27728,7 @@
               <w:spacing w:after="10" w:before="0"/>
               <w:ind w:left="120"/>
             </w:pPr>
-            <w:hyperlink w:history="1" r:id="rIdd5c_ap4-yvxrousknynrp">
+            <w:hyperlink w:history="1" r:id="rIdrh5h05eoidtsrxibzomjo">
               <w:r>
                 <w:rPr>
                   <w:rFonts w:ascii="Arial" w:cs="Arial" w:eastAsia="Arial" w:hAnsi="Arial"/>
@@ -27923,7 +27923,7 @@
             <w:pPr>
               <w:spacing w:after="20" w:before="0"/>
             </w:pPr>
-            <w:hyperlink w:history="1" r:id="rIdz1bpzleyp4dxtd7z4xcjp">
+            <w:hyperlink w:history="1" r:id="rIdc6irhhaz3ogmhzurs3eo-">
               <w:r>
                 <w:rPr>
                   <w:rFonts w:ascii="Arial" w:cs="Arial" w:eastAsia="Arial" w:hAnsi="Arial"/>
@@ -27956,7 +27956,7 @@
               <w:spacing w:after="10" w:before="0"/>
               <w:ind w:left="120"/>
             </w:pPr>
-            <w:hyperlink w:history="1" r:id="rId_s3unnsttx6lvfzcb6lwd">
+            <w:hyperlink w:history="1" r:id="rIdhhulsjqk_fnj9k-myoqq6">
               <w:r>
                 <w:rPr>
                   <w:rFonts w:ascii="Arial" w:cs="Arial" w:eastAsia="Arial" w:hAnsi="Arial"/>
@@ -28001,7 +28001,7 @@
             <w:pPr>
               <w:spacing w:after="20" w:before="0"/>
             </w:pPr>
-            <w:hyperlink w:history="1" r:id="rIdocizndujdneqnsv2yxv9a">
+            <w:hyperlink w:history="1" r:id="rId8cthgeqg7xes2inhmqt3q">
               <w:r>
                 <w:rPr>
                   <w:rFonts w:ascii="Arial" w:cs="Arial" w:eastAsia="Arial" w:hAnsi="Arial"/>
@@ -28034,7 +28034,7 @@
               <w:spacing w:after="10" w:before="0"/>
               <w:ind w:left="120"/>
             </w:pPr>
-            <w:hyperlink w:history="1" r:id="rIdjzz2zfh1j53rdmnpnjrox">
+            <w:hyperlink w:history="1" r:id="rIdi6rcemsjlvybukgntfnct">
               <w:r>
                 <w:rPr>
                   <w:rFonts w:ascii="Arial" w:cs="Arial" w:eastAsia="Arial" w:hAnsi="Arial"/>
@@ -28229,7 +28229,7 @@
             <w:pPr>
               <w:spacing w:after="20" w:before="0"/>
             </w:pPr>
-            <w:hyperlink w:history="1" r:id="rIdurm_rdvr6ipj6ly_1zpxw">
+            <w:hyperlink w:history="1" r:id="rIdbztwhg-gmt6wid5jekx9o">
               <w:r>
                 <w:rPr>
                   <w:rFonts w:ascii="Arial" w:cs="Arial" w:eastAsia="Arial" w:hAnsi="Arial"/>
@@ -28262,7 +28262,7 @@
               <w:spacing w:after="10" w:before="0"/>
               <w:ind w:left="120"/>
             </w:pPr>
-            <w:hyperlink w:history="1" r:id="rIdiybtmxbcegzcg0meagc0t">
+            <w:hyperlink w:history="1" r:id="rIdnawwe8yb5nptqod1bcae_">
               <w:r>
                 <w:rPr>
                   <w:rFonts w:ascii="Arial" w:cs="Arial" w:eastAsia="Arial" w:hAnsi="Arial"/>
@@ -28307,7 +28307,7 @@
             <w:pPr>
               <w:spacing w:after="20" w:before="0"/>
             </w:pPr>
-            <w:hyperlink w:history="1" r:id="rId_n1evzy0dlmwj5jwywjtf">
+            <w:hyperlink w:history="1" r:id="rIdfqkqtl_u2go490efxyjyq">
               <w:r>
                 <w:rPr>
                   <w:rFonts w:ascii="Arial" w:cs="Arial" w:eastAsia="Arial" w:hAnsi="Arial"/>
@@ -28340,7 +28340,7 @@
               <w:spacing w:after="10" w:before="0"/>
               <w:ind w:left="120"/>
             </w:pPr>
-            <w:hyperlink w:history="1" r:id="rIdsmufubimyvmnh_bhpxese">
+            <w:hyperlink w:history="1" r:id="rId8nugfxrsizi2valv8khh4">
               <w:r>
                 <w:rPr>
                   <w:rFonts w:ascii="Arial" w:cs="Arial" w:eastAsia="Arial" w:hAnsi="Arial"/>
@@ -28535,7 +28535,7 @@
             <w:pPr>
               <w:spacing w:after="20" w:before="0"/>
             </w:pPr>
-            <w:hyperlink w:history="1" r:id="rId5lhttzrytyonzg2vlh1u6">
+            <w:hyperlink w:history="1" r:id="rId3qskng2p-kmbb-c_ujxst">
               <w:r>
                 <w:rPr>
                   <w:rFonts w:ascii="Arial" w:cs="Arial" w:eastAsia="Arial" w:hAnsi="Arial"/>
@@ -28568,7 +28568,7 @@
               <w:spacing w:after="10" w:before="0"/>
               <w:ind w:left="120"/>
             </w:pPr>
-            <w:hyperlink w:history="1" r:id="rIdgy0-zriozorpv08eo7wtt">
+            <w:hyperlink w:history="1" r:id="rIdwxm5yv-cioh7ardymtzfp">
               <w:r>
                 <w:rPr>
                   <w:rFonts w:ascii="Arial" w:cs="Arial" w:eastAsia="Arial" w:hAnsi="Arial"/>
@@ -28613,7 +28613,7 @@
             <w:pPr>
               <w:spacing w:after="20" w:before="0"/>
             </w:pPr>
-            <w:hyperlink w:history="1" r:id="rIdpcnrh-sv4odfgp3lm2nkb">
+            <w:hyperlink w:history="1" r:id="rIdg8j-33opf8w79zmmpg9xn">
               <w:r>
                 <w:rPr>
                   <w:rFonts w:ascii="Arial" w:cs="Arial" w:eastAsia="Arial" w:hAnsi="Arial"/>
@@ -28646,7 +28646,7 @@
               <w:spacing w:after="10" w:before="0"/>
               <w:ind w:left="120"/>
             </w:pPr>
-            <w:hyperlink w:history="1" r:id="rIdzhxc6lc_m4rn9vdirnkuv">
+            <w:hyperlink w:history="1" r:id="rId5fbmzcs5gwmcx0puwclgx">
               <w:r>
                 <w:rPr>
                   <w:rFonts w:ascii="Arial" w:cs="Arial" w:eastAsia="Arial" w:hAnsi="Arial"/>
@@ -30133,7 +30133,7 @@
             <w:pPr>
               <w:spacing w:after="20" w:before="0"/>
             </w:pPr>
-            <w:hyperlink w:history="1" r:id="rIduci6wuge8sdzurf4p39px">
+            <w:hyperlink w:history="1" r:id="rIddqej-xjealj_abdu_dpax">
               <w:r>
                 <w:rPr>
                   <w:rFonts w:ascii="Arial" w:cs="Arial" w:eastAsia="Arial" w:hAnsi="Arial"/>
@@ -30166,7 +30166,7 @@
               <w:spacing w:after="10" w:before="0"/>
               <w:ind w:left="120"/>
             </w:pPr>
-            <w:hyperlink w:history="1" r:id="rIdj8nbhthjf2koac1ed36ab">
+            <w:hyperlink w:history="1" r:id="rIdveiuzhbzy3defwq7inccp">
               <w:r>
                 <w:rPr>
                   <w:rFonts w:ascii="Arial" w:cs="Arial" w:eastAsia="Arial" w:hAnsi="Arial"/>
@@ -30211,7 +30211,7 @@
             <w:pPr>
               <w:spacing w:after="20" w:before="0"/>
             </w:pPr>
-            <w:hyperlink w:history="1" r:id="rIdnyguv1ktktstue-7y4-xx">
+            <w:hyperlink w:history="1" r:id="rIdwk8edyfa4we7-ffbnzuyz">
               <w:r>
                 <w:rPr>
                   <w:rFonts w:ascii="Arial" w:cs="Arial" w:eastAsia="Arial" w:hAnsi="Arial"/>
@@ -30244,7 +30244,7 @@
               <w:spacing w:after="10" w:before="0"/>
               <w:ind w:left="120"/>
             </w:pPr>
-            <w:hyperlink w:history="1" r:id="rId-xx9lrlsllu0hq1yiglsa">
+            <w:hyperlink w:history="1" r:id="rId0hito62cnrk4tfndwq0vo">
               <w:r>
                 <w:rPr>
                   <w:rFonts w:ascii="Arial" w:cs="Arial" w:eastAsia="Arial" w:hAnsi="Arial"/>
@@ -30439,7 +30439,7 @@
             <w:pPr>
               <w:spacing w:after="20" w:before="0"/>
             </w:pPr>
-            <w:hyperlink w:history="1" r:id="rIdsq70og3j435yvx9pfk3kf">
+            <w:hyperlink w:history="1" r:id="rIddlwivuevvxmp_q-cijofa">
               <w:r>
                 <w:rPr>
                   <w:rFonts w:ascii="Arial" w:cs="Arial" w:eastAsia="Arial" w:hAnsi="Arial"/>
@@ -30472,7 +30472,7 @@
               <w:spacing w:after="10" w:before="0"/>
               <w:ind w:left="120"/>
             </w:pPr>
-            <w:hyperlink w:history="1" r:id="rId-u-_cyvam_vs8o2ybunpa">
+            <w:hyperlink w:history="1" r:id="rIdrbyfnwukj-gpqvida8ex7">
               <w:r>
                 <w:rPr>
                   <w:rFonts w:ascii="Arial" w:cs="Arial" w:eastAsia="Arial" w:hAnsi="Arial"/>
@@ -30517,7 +30517,7 @@
             <w:pPr>
               <w:spacing w:after="20" w:before="0"/>
             </w:pPr>
-            <w:hyperlink w:history="1" r:id="rIdlonpmevib5ciqium4gti0">
+            <w:hyperlink w:history="1" r:id="rId-jrf8zjizzmdb6tnxiuh-">
               <w:r>
                 <w:rPr>
                   <w:rFonts w:ascii="Arial" w:cs="Arial" w:eastAsia="Arial" w:hAnsi="Arial"/>
@@ -30550,7 +30550,7 @@
               <w:spacing w:after="10" w:before="0"/>
               <w:ind w:left="120"/>
             </w:pPr>
-            <w:hyperlink w:history="1" r:id="rIdfcmc9gruwlkokks5p3vj7">
+            <w:hyperlink w:history="1" r:id="rId7945j6hj8vvgjeuef6v3t">
               <w:r>
                 <w:rPr>
                   <w:rFonts w:ascii="Arial" w:cs="Arial" w:eastAsia="Arial" w:hAnsi="Arial"/>
@@ -30745,7 +30745,7 @@
             <w:pPr>
               <w:spacing w:after="20" w:before="0"/>
             </w:pPr>
-            <w:hyperlink w:history="1" r:id="rId1t1i5h9opooskkuw7xoqh">
+            <w:hyperlink w:history="1" r:id="rIdpelcpf9yhczibhydt5pcp">
               <w:r>
                 <w:rPr>
                   <w:rFonts w:ascii="Arial" w:cs="Arial" w:eastAsia="Arial" w:hAnsi="Arial"/>
@@ -30778,7 +30778,7 @@
               <w:spacing w:after="10" w:before="0"/>
               <w:ind w:left="120"/>
             </w:pPr>
-            <w:hyperlink w:history="1" r:id="rIdewo0vpk3ebz9l23xpxyy9">
+            <w:hyperlink w:history="1" r:id="rIdb9ttciegmf0cymvnlrx_l">
               <w:r>
                 <w:rPr>
                   <w:rFonts w:ascii="Arial" w:cs="Arial" w:eastAsia="Arial" w:hAnsi="Arial"/>
@@ -30823,7 +30823,7 @@
             <w:pPr>
               <w:spacing w:after="20" w:before="0"/>
             </w:pPr>
-            <w:hyperlink w:history="1" r:id="rId4od_rlq9icsfnl4w0g2wk">
+            <w:hyperlink w:history="1" r:id="rIdglpo3qwvzp0emmxocxppg">
               <w:r>
                 <w:rPr>
                   <w:rFonts w:ascii="Arial" w:cs="Arial" w:eastAsia="Arial" w:hAnsi="Arial"/>
@@ -30856,7 +30856,7 @@
               <w:spacing w:after="10" w:before="0"/>
               <w:ind w:left="120"/>
             </w:pPr>
-            <w:hyperlink w:history="1" r:id="rId3ejpul6zb5uqgosxjvbmn">
+            <w:hyperlink w:history="1" r:id="rIdwttdtj5qoss_vv3hevc1f">
               <w:r>
                 <w:rPr>
                   <w:rFonts w:ascii="Arial" w:cs="Arial" w:eastAsia="Arial" w:hAnsi="Arial"/>
@@ -31051,7 +31051,7 @@
             <w:pPr>
               <w:spacing w:after="20" w:before="0"/>
             </w:pPr>
-            <w:hyperlink w:history="1" r:id="rId9ykiwzzavnctl0iyfodm4">
+            <w:hyperlink w:history="1" r:id="rId12ijbwrmxmrgzqyxmuqvv">
               <w:r>
                 <w:rPr>
                   <w:rFonts w:ascii="Arial" w:cs="Arial" w:eastAsia="Arial" w:hAnsi="Arial"/>
@@ -31084,7 +31084,7 @@
               <w:spacing w:after="10" w:before="0"/>
               <w:ind w:left="120"/>
             </w:pPr>
-            <w:hyperlink w:history="1" r:id="rIddbami1538jtxyhxwinwhh">
+            <w:hyperlink w:history="1" r:id="rIdmsyhk1nkaechrnpaagncl">
               <w:r>
                 <w:rPr>
                   <w:rFonts w:ascii="Arial" w:cs="Arial" w:eastAsia="Arial" w:hAnsi="Arial"/>
@@ -31129,7 +31129,7 @@
             <w:pPr>
               <w:spacing w:after="20" w:before="0"/>
             </w:pPr>
-            <w:hyperlink w:history="1" r:id="rIdlxchjhfl-tva8iartzzzb">
+            <w:hyperlink w:history="1" r:id="rIdmnowlp8sutf-xtwxuypp4">
               <w:r>
                 <w:rPr>
                   <w:rFonts w:ascii="Arial" w:cs="Arial" w:eastAsia="Arial" w:hAnsi="Arial"/>
@@ -31162,7 +31162,7 @@
               <w:spacing w:after="10" w:before="0"/>
               <w:ind w:left="120"/>
             </w:pPr>
-            <w:hyperlink w:history="1" r:id="rIdq_scrbukum_odvk2x8ygg">
+            <w:hyperlink w:history="1" r:id="rIdnn4pfvacv0kfxpdkjqxiv">
               <w:r>
                 <w:rPr>
                   <w:rFonts w:ascii="Arial" w:cs="Arial" w:eastAsia="Arial" w:hAnsi="Arial"/>
@@ -31357,7 +31357,7 @@
             <w:pPr>
               <w:spacing w:after="20" w:before="0"/>
             </w:pPr>
-            <w:hyperlink w:history="1" r:id="rIdkxg88em6vtbgvicwmlffp">
+            <w:hyperlink w:history="1" r:id="rIdn8ib3dk7fs2qerzzogl_g">
               <w:r>
                 <w:rPr>
                   <w:rFonts w:ascii="Arial" w:cs="Arial" w:eastAsia="Arial" w:hAnsi="Arial"/>
@@ -31390,7 +31390,7 @@
               <w:spacing w:after="10" w:before="0"/>
               <w:ind w:left="120"/>
             </w:pPr>
-            <w:hyperlink w:history="1" r:id="rIddvtew8mp5at49ii2amk8l">
+            <w:hyperlink w:history="1" r:id="rId1ky8u5scjg9xndyphnzlw">
               <w:r>
                 <w:rPr>
                   <w:rFonts w:ascii="Arial" w:cs="Arial" w:eastAsia="Arial" w:hAnsi="Arial"/>
@@ -31435,7 +31435,7 @@
             <w:pPr>
               <w:spacing w:after="20" w:before="0"/>
             </w:pPr>
-            <w:hyperlink w:history="1" r:id="rIdd3pijricqbg01gw9b2i6y">
+            <w:hyperlink w:history="1" r:id="rIdcwkzuoysybpw004phttll">
               <w:r>
                 <w:rPr>
                   <w:rFonts w:ascii="Arial" w:cs="Arial" w:eastAsia="Arial" w:hAnsi="Arial"/>
@@ -31468,7 +31468,7 @@
               <w:spacing w:after="10" w:before="0"/>
               <w:ind w:left="120"/>
             </w:pPr>
-            <w:hyperlink w:history="1" r:id="rIdaow0h4pyoivljwu3hy11b">
+            <w:hyperlink w:history="1" r:id="rIddyfmwlhhi3qbs1nedmpcd">
               <w:r>
                 <w:rPr>
                   <w:rFonts w:ascii="Arial" w:cs="Arial" w:eastAsia="Arial" w:hAnsi="Arial"/>
@@ -32955,7 +32955,7 @@
             <w:pPr>
               <w:spacing w:after="20" w:before="0"/>
             </w:pPr>
-            <w:hyperlink w:history="1" r:id="rId0bzoiqlxrehjkqvi7kl5g">
+            <w:hyperlink w:history="1" r:id="rIddrqnvxwgqijgseefyf9ni">
               <w:r>
                 <w:rPr>
                   <w:rFonts w:ascii="Arial" w:cs="Arial" w:eastAsia="Arial" w:hAnsi="Arial"/>
@@ -32988,7 +32988,7 @@
               <w:spacing w:after="10" w:before="0"/>
               <w:ind w:left="120"/>
             </w:pPr>
-            <w:hyperlink w:history="1" r:id="rIdt3gag4mg_t8efytbjkjsf">
+            <w:hyperlink w:history="1" r:id="rIdnyzvqgbdjnx1of57c1ipp">
               <w:r>
                 <w:rPr>
                   <w:rFonts w:ascii="Arial" w:cs="Arial" w:eastAsia="Arial" w:hAnsi="Arial"/>
@@ -33033,7 +33033,7 @@
             <w:pPr>
               <w:spacing w:after="20" w:before="0"/>
             </w:pPr>
-            <w:hyperlink w:history="1" r:id="rIdeyvdc224ju8mnnchp_ur-">
+            <w:hyperlink w:history="1" r:id="rIdybpxrmqzk015pznb--7ch">
               <w:r>
                 <w:rPr>
                   <w:rFonts w:ascii="Arial" w:cs="Arial" w:eastAsia="Arial" w:hAnsi="Arial"/>
@@ -33066,7 +33066,7 @@
               <w:spacing w:after="10" w:before="0"/>
               <w:ind w:left="120"/>
             </w:pPr>
-            <w:hyperlink w:history="1" r:id="rIdfh-djyc2wfy4g4enn-jni">
+            <w:hyperlink w:history="1" r:id="rIdxjrgvqk_wdol0com_aymh">
               <w:r>
                 <w:rPr>
                   <w:rFonts w:ascii="Arial" w:cs="Arial" w:eastAsia="Arial" w:hAnsi="Arial"/>
@@ -33261,7 +33261,7 @@
             <w:pPr>
               <w:spacing w:after="20" w:before="0"/>
             </w:pPr>
-            <w:hyperlink w:history="1" r:id="rIdzxa4xqw19tpktsbarpexw">
+            <w:hyperlink w:history="1" r:id="rIdtx0gdnrigmvmngnb3j7gt">
               <w:r>
                 <w:rPr>
                   <w:rFonts w:ascii="Arial" w:cs="Arial" w:eastAsia="Arial" w:hAnsi="Arial"/>
@@ -33294,7 +33294,7 @@
               <w:spacing w:after="10" w:before="0"/>
               <w:ind w:left="120"/>
             </w:pPr>
-            <w:hyperlink w:history="1" r:id="rIdrvcsv3apnmbs1mkuo4ubd">
+            <w:hyperlink w:history="1" r:id="rIdhkwoyddtunmnxmq9ukutp">
               <w:r>
                 <w:rPr>
                   <w:rFonts w:ascii="Arial" w:cs="Arial" w:eastAsia="Arial" w:hAnsi="Arial"/>
@@ -33339,7 +33339,7 @@
             <w:pPr>
               <w:spacing w:after="20" w:before="0"/>
             </w:pPr>
-            <w:hyperlink w:history="1" r:id="rIdhrwgrl7f5dywthtjcmuyd">
+            <w:hyperlink w:history="1" r:id="rIdeveyyjiotfeclojebisym">
               <w:r>
                 <w:rPr>
                   <w:rFonts w:ascii="Arial" w:cs="Arial" w:eastAsia="Arial" w:hAnsi="Arial"/>
@@ -33372,7 +33372,7 @@
               <w:spacing w:after="10" w:before="0"/>
               <w:ind w:left="120"/>
             </w:pPr>
-            <w:hyperlink w:history="1" r:id="rIdpm5gadeqesesz1bfnkjjo">
+            <w:hyperlink w:history="1" r:id="rIda2cu95_lg6uxjne6eadxo">
               <w:r>
                 <w:rPr>
                   <w:rFonts w:ascii="Arial" w:cs="Arial" w:eastAsia="Arial" w:hAnsi="Arial"/>
@@ -33567,7 +33567,7 @@
             <w:pPr>
               <w:spacing w:after="20" w:before="0"/>
             </w:pPr>
-            <w:hyperlink w:history="1" r:id="rIdw_icmhpemmgjgmpe4z1jt">
+            <w:hyperlink w:history="1" r:id="rId2lnqbfpfpht1fxbhql6s3">
               <w:r>
                 <w:rPr>
                   <w:rFonts w:ascii="Arial" w:cs="Arial" w:eastAsia="Arial" w:hAnsi="Arial"/>
@@ -33600,7 +33600,7 @@
               <w:spacing w:after="10" w:before="0"/>
               <w:ind w:left="120"/>
             </w:pPr>
-            <w:hyperlink w:history="1" r:id="rId7mgykpd3za3cbfinu45vh">
+            <w:hyperlink w:history="1" r:id="rIdt0qoh3kwqbyf16hhl_9nz">
               <w:r>
                 <w:rPr>
                   <w:rFonts w:ascii="Arial" w:cs="Arial" w:eastAsia="Arial" w:hAnsi="Arial"/>
@@ -33645,7 +33645,7 @@
             <w:pPr>
               <w:spacing w:after="20" w:before="0"/>
             </w:pPr>
-            <w:hyperlink w:history="1" r:id="rIdptstd7xwiknivmnjvos_h">
+            <w:hyperlink w:history="1" r:id="rId6h2pqgcfarg30kkwcfmsa">
               <w:r>
                 <w:rPr>
                   <w:rFonts w:ascii="Arial" w:cs="Arial" w:eastAsia="Arial" w:hAnsi="Arial"/>
@@ -33678,7 +33678,7 @@
               <w:spacing w:after="10" w:before="0"/>
               <w:ind w:left="120"/>
             </w:pPr>
-            <w:hyperlink w:history="1" r:id="rIdvmuzidgacvqdf0gu7i3tw">
+            <w:hyperlink w:history="1" r:id="rIdpbsjpafozogbmda-g7gku">
               <w:r>
                 <w:rPr>
                   <w:rFonts w:ascii="Arial" w:cs="Arial" w:eastAsia="Arial" w:hAnsi="Arial"/>
@@ -33873,7 +33873,7 @@
             <w:pPr>
               <w:spacing w:after="20" w:before="0"/>
             </w:pPr>
-            <w:hyperlink w:history="1" r:id="rIdng7_niqforl89jy7qz4p5">
+            <w:hyperlink w:history="1" r:id="rId-wt84n9qyvxg14o2o25vs">
               <w:r>
                 <w:rPr>
                   <w:rFonts w:ascii="Arial" w:cs="Arial" w:eastAsia="Arial" w:hAnsi="Arial"/>
@@ -33906,7 +33906,7 @@
               <w:spacing w:after="10" w:before="0"/>
               <w:ind w:left="120"/>
             </w:pPr>
-            <w:hyperlink w:history="1" r:id="rIda-cfhupulsxn15yygv_ur">
+            <w:hyperlink w:history="1" r:id="rIdvpgavyhn5zk0ncojmmo6r">
               <w:r>
                 <w:rPr>
                   <w:rFonts w:ascii="Arial" w:cs="Arial" w:eastAsia="Arial" w:hAnsi="Arial"/>
@@ -33951,7 +33951,7 @@
             <w:pPr>
               <w:spacing w:after="20" w:before="0"/>
             </w:pPr>
-            <w:hyperlink w:history="1" r:id="rIdxawiwskusidhsbjcqgxqo">
+            <w:hyperlink w:history="1" r:id="rId63b2h1lhamla5o88tbj6q">
               <w:r>
                 <w:rPr>
                   <w:rFonts w:ascii="Arial" w:cs="Arial" w:eastAsia="Arial" w:hAnsi="Arial"/>
@@ -33984,7 +33984,7 @@
               <w:spacing w:after="10" w:before="0"/>
               <w:ind w:left="120"/>
             </w:pPr>
-            <w:hyperlink w:history="1" r:id="rIdhxy9fwihl_v2psyjll4g0">
+            <w:hyperlink w:history="1" r:id="rId2lpgo8q5n_av_blev0sqp">
               <w:r>
                 <w:rPr>
                   <w:rFonts w:ascii="Arial" w:cs="Arial" w:eastAsia="Arial" w:hAnsi="Arial"/>
@@ -34179,7 +34179,7 @@
             <w:pPr>
               <w:spacing w:after="20" w:before="0"/>
             </w:pPr>
-            <w:hyperlink w:history="1" r:id="rId1xoy1vojrxc6b3w4anibb">
+            <w:hyperlink w:history="1" r:id="rIdafw04b4m0qe_mwirc2j0g">
               <w:r>
                 <w:rPr>
                   <w:rFonts w:ascii="Arial" w:cs="Arial" w:eastAsia="Arial" w:hAnsi="Arial"/>
@@ -34212,7 +34212,7 @@
               <w:spacing w:after="10" w:before="0"/>
               <w:ind w:left="120"/>
             </w:pPr>
-            <w:hyperlink w:history="1" r:id="rIdznjfsmvtnecndpi-jvxqx">
+            <w:hyperlink w:history="1" r:id="rIduynejhhur4_7fv10dyejz">
               <w:r>
                 <w:rPr>
                   <w:rFonts w:ascii="Arial" w:cs="Arial" w:eastAsia="Arial" w:hAnsi="Arial"/>
@@ -34257,7 +34257,7 @@
             <w:pPr>
               <w:spacing w:after="20" w:before="0"/>
             </w:pPr>
-            <w:hyperlink w:history="1" r:id="rIdrswfc2ptfdemo6nihoqlt">
+            <w:hyperlink w:history="1" r:id="rIdlqcwk3llkg05motrzy80v">
               <w:r>
                 <w:rPr>
                   <w:rFonts w:ascii="Arial" w:cs="Arial" w:eastAsia="Arial" w:hAnsi="Arial"/>
@@ -34290,7 +34290,7 @@
               <w:spacing w:after="10" w:before="0"/>
               <w:ind w:left="120"/>
             </w:pPr>
-            <w:hyperlink w:history="1" r:id="rId4w0cmsqduuymstpsdfqhd">
+            <w:hyperlink w:history="1" r:id="rIda6lbjq_7e5061bp7vhrkf">
               <w:r>
                 <w:rPr>
                   <w:rFonts w:ascii="Arial" w:cs="Arial" w:eastAsia="Arial" w:hAnsi="Arial"/>
@@ -35777,7 +35777,7 @@
             <w:pPr>
               <w:spacing w:after="20" w:before="0"/>
             </w:pPr>
-            <w:hyperlink w:history="1" r:id="rId4i-bwfsenep-o3waqgdi0">
+            <w:hyperlink w:history="1" r:id="rIdpt9vb52zbjpj2wkevsm3b">
               <w:r>
                 <w:rPr>
                   <w:rFonts w:ascii="Arial" w:cs="Arial" w:eastAsia="Arial" w:hAnsi="Arial"/>
@@ -35810,7 +35810,7 @@
               <w:spacing w:after="10" w:before="0"/>
               <w:ind w:left="120"/>
             </w:pPr>
-            <w:hyperlink w:history="1" r:id="rId1u5cyaa826jt6prbfsld3">
+            <w:hyperlink w:history="1" r:id="rIdeincmiqf93ndtfrvmc-ge">
               <w:r>
                 <w:rPr>
                   <w:rFonts w:ascii="Arial" w:cs="Arial" w:eastAsia="Arial" w:hAnsi="Arial"/>
@@ -35855,7 +35855,7 @@
             <w:pPr>
               <w:spacing w:after="20" w:before="0"/>
             </w:pPr>
-            <w:hyperlink w:history="1" r:id="rId1h7pnbgc_leqmdyrm9ng4">
+            <w:hyperlink w:history="1" r:id="rId5xej-kfusp7yaylh4er47">
               <w:r>
                 <w:rPr>
                   <w:rFonts w:ascii="Arial" w:cs="Arial" w:eastAsia="Arial" w:hAnsi="Arial"/>
@@ -35888,7 +35888,7 @@
               <w:spacing w:after="10" w:before="0"/>
               <w:ind w:left="120"/>
             </w:pPr>
-            <w:hyperlink w:history="1" r:id="rIdshft1_wmf58_aga0w_yhr">
+            <w:hyperlink w:history="1" r:id="rIducg_fb6hoxfznsujt43ur">
               <w:r>
                 <w:rPr>
                   <w:rFonts w:ascii="Arial" w:cs="Arial" w:eastAsia="Arial" w:hAnsi="Arial"/>
@@ -36083,7 +36083,7 @@
             <w:pPr>
               <w:spacing w:after="20" w:before="0"/>
             </w:pPr>
-            <w:hyperlink w:history="1" r:id="rIdsbczy85b4raf1215i2vvt">
+            <w:hyperlink w:history="1" r:id="rIddezog-vlcer4r1zkto9ov">
               <w:r>
                 <w:rPr>
                   <w:rFonts w:ascii="Arial" w:cs="Arial" w:eastAsia="Arial" w:hAnsi="Arial"/>
@@ -36116,7 +36116,7 @@
               <w:spacing w:after="10" w:before="0"/>
               <w:ind w:left="120"/>
             </w:pPr>
-            <w:hyperlink w:history="1" r:id="rIdduko_cv3hjctarvvocehe">
+            <w:hyperlink w:history="1" r:id="rIdimia_yy-pdqu7y-ozhjob">
               <w:r>
                 <w:rPr>
                   <w:rFonts w:ascii="Arial" w:cs="Arial" w:eastAsia="Arial" w:hAnsi="Arial"/>
@@ -36161,7 +36161,7 @@
             <w:pPr>
               <w:spacing w:after="20" w:before="0"/>
             </w:pPr>
-            <w:hyperlink w:history="1" r:id="rIdjb6kwuogb303na5yvjxch">
+            <w:hyperlink w:history="1" r:id="rId4mp31otwxs0wd88d07eas">
               <w:r>
                 <w:rPr>
                   <w:rFonts w:ascii="Arial" w:cs="Arial" w:eastAsia="Arial" w:hAnsi="Arial"/>
@@ -36194,7 +36194,7 @@
               <w:spacing w:after="10" w:before="0"/>
               <w:ind w:left="120"/>
             </w:pPr>
-            <w:hyperlink w:history="1" r:id="rIdttqputgmybo5ewce6uclw">
+            <w:hyperlink w:history="1" r:id="rIdlcbkewquobfak6uzybhbv">
               <w:r>
                 <w:rPr>
                   <w:rFonts w:ascii="Arial" w:cs="Arial" w:eastAsia="Arial" w:hAnsi="Arial"/>
@@ -36389,7 +36389,7 @@
             <w:pPr>
               <w:spacing w:after="20" w:before="0"/>
             </w:pPr>
-            <w:hyperlink w:history="1" r:id="rId0syfinei2u9l9ugyv30dz">
+            <w:hyperlink w:history="1" r:id="rIdajpfrssx7pnhscuwnupzn">
               <w:r>
                 <w:rPr>
                   <w:rFonts w:ascii="Arial" w:cs="Arial" w:eastAsia="Arial" w:hAnsi="Arial"/>
@@ -36422,7 +36422,7 @@
               <w:spacing w:after="10" w:before="0"/>
               <w:ind w:left="120"/>
             </w:pPr>
-            <w:hyperlink w:history="1" r:id="rIdc2b0le74ffrpi5reg3fcc">
+            <w:hyperlink w:history="1" r:id="rIdi2rltzak1bnbzuvgjau3y">
               <w:r>
                 <w:rPr>
                   <w:rFonts w:ascii="Arial" w:cs="Arial" w:eastAsia="Arial" w:hAnsi="Arial"/>
@@ -36467,7 +36467,7 @@
             <w:pPr>
               <w:spacing w:after="20" w:before="0"/>
             </w:pPr>
-            <w:hyperlink w:history="1" r:id="rId5j1em8eod-3j8he9c8dbk">
+            <w:hyperlink w:history="1" r:id="rIdemj38qwl8xxkzgxkdgp7f">
               <w:r>
                 <w:rPr>
                   <w:rFonts w:ascii="Arial" w:cs="Arial" w:eastAsia="Arial" w:hAnsi="Arial"/>
@@ -36500,7 +36500,7 @@
               <w:spacing w:after="10" w:before="0"/>
               <w:ind w:left="120"/>
             </w:pPr>
-            <w:hyperlink w:history="1" r:id="rIdtbp5i9bdhgqozjvssildc">
+            <w:hyperlink w:history="1" r:id="rIdck3nrzl-kyfwhfc5c1zao">
               <w:r>
                 <w:rPr>
                   <w:rFonts w:ascii="Arial" w:cs="Arial" w:eastAsia="Arial" w:hAnsi="Arial"/>
@@ -36695,7 +36695,7 @@
             <w:pPr>
               <w:spacing w:after="20" w:before="0"/>
             </w:pPr>
-            <w:hyperlink w:history="1" r:id="rId6k8wjc66ikj71nmeczpt6">
+            <w:hyperlink w:history="1" r:id="rIdmoegfrwkd9s1g7x13gxux">
               <w:r>
                 <w:rPr>
                   <w:rFonts w:ascii="Arial" w:cs="Arial" w:eastAsia="Arial" w:hAnsi="Arial"/>
@@ -36728,7 +36728,7 @@
               <w:spacing w:after="10" w:before="0"/>
               <w:ind w:left="120"/>
             </w:pPr>
-            <w:hyperlink w:history="1" r:id="rId3none-515z-9lv9qukotn">
+            <w:hyperlink w:history="1" r:id="rId1plfmkicfcp5g7_evtviw">
               <w:r>
                 <w:rPr>
                   <w:rFonts w:ascii="Arial" w:cs="Arial" w:eastAsia="Arial" w:hAnsi="Arial"/>
@@ -36773,7 +36773,7 @@
             <w:pPr>
               <w:spacing w:after="20" w:before="0"/>
             </w:pPr>
-            <w:hyperlink w:history="1" r:id="rIdzmcyhfziv7anp3b-qknut">
+            <w:hyperlink w:history="1" r:id="rIdjbauxwguzrlvtpd1vmdy1">
               <w:r>
                 <w:rPr>
                   <w:rFonts w:ascii="Arial" w:cs="Arial" w:eastAsia="Arial" w:hAnsi="Arial"/>
@@ -36806,7 +36806,7 @@
               <w:spacing w:after="10" w:before="0"/>
               <w:ind w:left="120"/>
             </w:pPr>
-            <w:hyperlink w:history="1" r:id="rIdzeqawbew7gfw1bebxybbs">
+            <w:hyperlink w:history="1" r:id="rIdlm3amplxr1kixekmw5gps">
               <w:r>
                 <w:rPr>
                   <w:rFonts w:ascii="Arial" w:cs="Arial" w:eastAsia="Arial" w:hAnsi="Arial"/>
@@ -37001,7 +37001,7 @@
             <w:pPr>
               <w:spacing w:after="20" w:before="0"/>
             </w:pPr>
-            <w:hyperlink w:history="1" r:id="rIdcj5_kqcezsa2hrbmzqdfc">
+            <w:hyperlink w:history="1" r:id="rIddpdraoh1yn6lnht01rhsk">
               <w:r>
                 <w:rPr>
                   <w:rFonts w:ascii="Arial" w:cs="Arial" w:eastAsia="Arial" w:hAnsi="Arial"/>
@@ -37034,7 +37034,7 @@
               <w:spacing w:after="10" w:before="0"/>
               <w:ind w:left="120"/>
             </w:pPr>
-            <w:hyperlink w:history="1" r:id="rIdfjhn_iksacnzojbzagivp">
+            <w:hyperlink w:history="1" r:id="rIdiscd1e0deuxz84bzkc1k3">
               <w:r>
                 <w:rPr>
                   <w:rFonts w:ascii="Arial" w:cs="Arial" w:eastAsia="Arial" w:hAnsi="Arial"/>
@@ -37079,7 +37079,7 @@
             <w:pPr>
               <w:spacing w:after="20" w:before="0"/>
             </w:pPr>
-            <w:hyperlink w:history="1" r:id="rIdrluu4hezuc79v0o0_3tkl">
+            <w:hyperlink w:history="1" r:id="rId4hetfnkqmhvydtwrusrer">
               <w:r>
                 <w:rPr>
                   <w:rFonts w:ascii="Arial" w:cs="Arial" w:eastAsia="Arial" w:hAnsi="Arial"/>
@@ -37112,7 +37112,7 @@
               <w:spacing w:after="10" w:before="0"/>
               <w:ind w:left="120"/>
             </w:pPr>
-            <w:hyperlink w:history="1" r:id="rIdkuwwfqz2iwwi-ivu9jbti">
+            <w:hyperlink w:history="1" r:id="rIdal1wknih0p09s_4x_m4bc">
               <w:r>
                 <w:rPr>
                   <w:rFonts w:ascii="Arial" w:cs="Arial" w:eastAsia="Arial" w:hAnsi="Arial"/>
